--- a/Rahil_S385218/Week_2/WEEK-2.docx
+++ b/Rahil_S385218/Week_2/WEEK-2.docx
@@ -4,7 +4,13 @@
   <w:body>
     <w:p>
       <w:r>
-        <w:t>Total (2:</w:t>
+        <w:t>Total (</w:t>
+      </w:r>
+      <w:r>
+        <w:t>4</w:t>
+      </w:r>
+      <w:r>
+        <w:t>:</w:t>
       </w:r>
       <w:r>
         <w:t>3</w:t>
@@ -104,7 +110,19 @@
         <w:t xml:space="preserve"> (7:00)</w:t>
       </w:r>
     </w:p>
-    <w:p/>
+    <w:p>
+      <w:hyperlink r:id="rId11" w:history="1">
+        <w:r>
+          <w:rPr>
+            <w:rStyle w:val="Hyperlink"/>
+          </w:rPr>
+          <w:t>https://www.linkedin.com/learning/visio-2021-essential-training-office-2021-ltsc</w:t>
+        </w:r>
+      </w:hyperlink>
+      <w:r>
+        <w:t xml:space="preserve"> (2:00)</w:t>
+      </w:r>
+    </w:p>
     <w:p/>
     <w:sectPr>
       <w:pgSz w:w="11906" w:h="16838"/>

--- a/Rahil_S385218/Week_2/WEEK-2.docx
+++ b/Rahil_S385218/Week_2/WEEK-2.docx
@@ -3,19 +3,75 @@
 <w:document xmlns:wpc="http://schemas.microsoft.com/office/word/2010/wordprocessingCanvas" xmlns:cx="http://schemas.microsoft.com/office/drawing/2014/chartex" xmlns:cx1="http://schemas.microsoft.com/office/drawing/2015/9/8/chartex" xmlns:cx2="http://schemas.microsoft.com/office/drawing/2015/10/21/chartex" xmlns:cx3="http://schemas.microsoft.com/office/drawing/2016/5/9/chartex" xmlns:cx4="http://schemas.microsoft.com/office/drawing/2016/5/10/chartex" xmlns:cx5="http://schemas.microsoft.com/office/drawing/2016/5/11/chartex" xmlns:cx6="http://schemas.microsoft.com/office/drawing/2016/5/12/chartex" xmlns:cx7="http://schemas.microsoft.com/office/drawing/2016/5/13/chartex" xmlns:cx8="http://schemas.microsoft.com/office/drawing/2016/5/14/chartex" xmlns:mc="http://schemas.openxmlformats.org/markup-compatibility/2006" xmlns:m="http://schemas.openxmlformats.org/officeDocument/2006/math" xmlns:aink="http://schemas.microsoft.com/office/drawing/2016/ink" xmlns:am3d="http://schemas.microsoft.com/office/drawing/2017/model3d" xmlns:oel="http://schemas.microsoft.com/office/2019/extlst" xmlns:r="http://schemas.openxmlformats.org/officeDocument/2006/relationships" xmlns:wp14="http://schemas.microsoft.com/office/word/2010/wordprocessingDrawing" xmlns:wp="http://schemas.openxmlformats.org/drawingml/2006/wordprocessingDrawing" xmlns:wpg="http://schemas.microsoft.com/office/word/2010/wordprocessingGroup" xmlns:wpi="http://schemas.microsoft.com/office/word/2010/wordprocessingInk" xmlns:wps="http://schemas.microsoft.com/office/word/2010/wordprocessingShape" xmlns:o="urn:schemas-microsoft-com:office:office" xmlns:v="urn:schemas-microsoft-com:vml" xmlns:w10="urn:schemas-microsoft-com:office:word" xmlns:w="http://schemas.openxmlformats.org/wordprocessingml/2006/main" xmlns:w14="http://schemas.microsoft.com/office/word/2010/wordml" xmlns:w15="http://schemas.microsoft.com/office/word/2012/wordml" xmlns:w16cei="http://schemas.microsoft.com/office/word/2026/wordml/cei" xmlns:w16cex="http://schemas.microsoft.com/office/word/2018/wordml/cex" xmlns:w16cid="http://schemas.microsoft.com/office/word/2016/wordml/cid" xmlns:w16="http://schemas.microsoft.com/office/word/2018/wordml" xmlns:w16sdtdh="http://schemas.microsoft.com/office/word/2020/wordml/sdtdatahash" xmlns:w16sdtfl="http://schemas.microsoft.com/office/word/2024/wordml/sdtformatlock" xmlns:w16se="http://schemas.microsoft.com/office/word/2015/wordml/symex" xmlns:w16du="http://schemas.microsoft.com/office/word/2023/wordml/word16du" xmlns:wne="http://schemas.microsoft.com/office/word/2006/wordml" mc:Ignorable="w14 w15 w16se w16cid w16 w16cex w16sdtdh w16sdtfl w16du wp14">
   <w:body>
     <w:p>
-      <w:r>
-        <w:t>Total (</w:t>
-      </w:r>
-      <w:r>
+      <w:pPr>
+        <w:rPr>
+          <w:b/>
+          <w:bCs/>
+          <w:sz w:val="32"/>
+          <w:szCs w:val="32"/>
+        </w:rPr>
+      </w:pPr>
+      <w:r>
+        <w:rPr>
+          <w:b/>
+          <w:bCs/>
+          <w:sz w:val="32"/>
+          <w:szCs w:val="32"/>
+        </w:rPr>
+        <w:t xml:space="preserve">Total </w:t>
+      </w:r>
+      <w:r>
+        <w:rPr>
+          <w:b/>
+          <w:bCs/>
+          <w:sz w:val="32"/>
+          <w:szCs w:val="32"/>
+        </w:rPr>
+        <w:t xml:space="preserve">Videos Watched </w:t>
+      </w:r>
+      <w:r>
+        <w:rPr>
+          <w:b/>
+          <w:bCs/>
+          <w:sz w:val="32"/>
+          <w:szCs w:val="32"/>
+        </w:rPr>
+        <w:t>(</w:t>
+      </w:r>
+      <w:r>
+        <w:rPr>
+          <w:b/>
+          <w:bCs/>
+          <w:sz w:val="32"/>
+          <w:szCs w:val="32"/>
+        </w:rPr>
         <w:t>4</w:t>
       </w:r>
       <w:r>
+        <w:rPr>
+          <w:b/>
+          <w:bCs/>
+          <w:sz w:val="32"/>
+          <w:szCs w:val="32"/>
+        </w:rPr>
         <w:t>:</w:t>
       </w:r>
       <w:r>
+        <w:rPr>
+          <w:b/>
+          <w:bCs/>
+          <w:sz w:val="32"/>
+          <w:szCs w:val="32"/>
+        </w:rPr>
         <w:t>3</w:t>
       </w:r>
       <w:r>
+        <w:rPr>
+          <w:b/>
+          <w:bCs/>
+          <w:sz w:val="32"/>
+          <w:szCs w:val="32"/>
+        </w:rPr>
         <w:t>0)</w:t>
       </w:r>
     </w:p>
@@ -124,6 +180,7866 @@
       </w:r>
     </w:p>
     <w:p/>
+    <w:p>
+      <w:pPr>
+        <w:rPr>
+          <w:b/>
+          <w:bCs/>
+          <w:sz w:val="32"/>
+          <w:szCs w:val="32"/>
+        </w:rPr>
+      </w:pPr>
+      <w:r>
+        <w:rPr>
+          <w:b/>
+          <w:bCs/>
+          <w:sz w:val="32"/>
+          <w:szCs w:val="32"/>
+        </w:rPr>
+        <w:t>BA Interview Questions</w:t>
+      </w:r>
+    </w:p>
+    <w:p>
+      <w:pPr>
+        <w:pStyle w:val="p1"/>
+        <w:spacing w:after="240"/>
+        <w:rPr>
+          <w:rFonts w:asciiTheme="minorHAnsi" w:hAnsiTheme="minorHAnsi"/>
+          <w:sz w:val="28"/>
+          <w:szCs w:val="28"/>
+        </w:rPr>
+      </w:pPr>
+      <w:r>
+        <w:rPr>
+          <w:rFonts w:asciiTheme="minorHAnsi" w:hAnsiTheme="minorHAnsi"/>
+          <w:b/>
+          <w:bCs/>
+          <w:sz w:val="28"/>
+          <w:szCs w:val="28"/>
+        </w:rPr>
+        <w:t>Part A — Behavioural Questions</w:t>
+      </w:r>
+    </w:p>
+    <w:p>
+      <w:pPr>
+        <w:pStyle w:val="p2"/>
+        <w:jc w:val="both"/>
+        <w:rPr>
+          <w:rFonts w:asciiTheme="minorHAnsi" w:hAnsiTheme="minorHAnsi"/>
+          <w:sz w:val="24"/>
+          <w:szCs w:val="24"/>
+        </w:rPr>
+      </w:pPr>
+      <w:r>
+        <w:rPr>
+          <w:rStyle w:val="s1"/>
+          <w:rFonts w:asciiTheme="minorHAnsi" w:hAnsiTheme="minorHAnsi"/>
+          <w:b/>
+          <w:bCs/>
+          <w:sz w:val="24"/>
+          <w:szCs w:val="24"/>
+        </w:rPr>
+        <w:t xml:space="preserve">1. </w:t>
+      </w:r>
+      <w:r>
+        <w:rPr>
+          <w:rFonts w:asciiTheme="minorHAnsi" w:hAnsiTheme="minorHAnsi"/>
+          <w:b/>
+          <w:bCs/>
+          <w:sz w:val="24"/>
+          <w:szCs w:val="24"/>
+        </w:rPr>
+        <w:t>Tell me about a business analysis project you have worked on.</w:t>
+      </w:r>
+    </w:p>
+    <w:p>
+      <w:pPr>
+        <w:pStyle w:val="p3"/>
+        <w:jc w:val="both"/>
+        <w:rPr>
+          <w:rFonts w:asciiTheme="minorHAnsi" w:hAnsiTheme="minorHAnsi"/>
+          <w:sz w:val="24"/>
+          <w:szCs w:val="24"/>
+        </w:rPr>
+      </w:pPr>
+      <w:r>
+        <w:rPr>
+          <w:rStyle w:val="s2"/>
+          <w:rFonts w:asciiTheme="minorHAnsi" w:hAnsiTheme="minorHAnsi"/>
+          <w:sz w:val="24"/>
+          <w:szCs w:val="24"/>
+        </w:rPr>
+        <w:t xml:space="preserve">• </w:t>
+      </w:r>
+      <w:r>
+        <w:rPr>
+          <w:rFonts w:asciiTheme="minorHAnsi" w:hAnsiTheme="minorHAnsi"/>
+          <w:sz w:val="24"/>
+          <w:szCs w:val="24"/>
+        </w:rPr>
+        <w:t xml:space="preserve">This is usually the </w:t>
+      </w:r>
+      <w:r>
+        <w:rPr>
+          <w:rFonts w:asciiTheme="minorHAnsi" w:hAnsiTheme="minorHAnsi"/>
+          <w:sz w:val="24"/>
+          <w:szCs w:val="24"/>
+        </w:rPr>
+        <w:t>opener,</w:t>
+      </w:r>
+      <w:r>
+        <w:rPr>
+          <w:rFonts w:asciiTheme="minorHAnsi" w:hAnsiTheme="minorHAnsi"/>
+          <w:sz w:val="24"/>
+          <w:szCs w:val="24"/>
+        </w:rPr>
+        <w:t xml:space="preserve"> and it is where candidates overclaim. Do not</w:t>
+      </w:r>
+      <w:r>
+        <w:rPr>
+          <w:rFonts w:asciiTheme="minorHAnsi" w:hAnsiTheme="minorHAnsi"/>
+          <w:sz w:val="24"/>
+          <w:szCs w:val="24"/>
+        </w:rPr>
+        <w:t xml:space="preserve"> </w:t>
+      </w:r>
+      <w:r>
+        <w:rPr>
+          <w:rFonts w:asciiTheme="minorHAnsi" w:hAnsiTheme="minorHAnsi"/>
+          <w:sz w:val="24"/>
+          <w:szCs w:val="24"/>
+        </w:rPr>
+        <w:t>Be upfront that your titles were technical — Software Trainee and Intern Engineer — and that the business</w:t>
+      </w:r>
+      <w:r>
+        <w:rPr>
+          <w:rFonts w:asciiTheme="minorHAnsi" w:hAnsiTheme="minorHAnsi"/>
+          <w:sz w:val="24"/>
+          <w:szCs w:val="24"/>
+        </w:rPr>
+        <w:t xml:space="preserve"> </w:t>
+      </w:r>
+      <w:r>
+        <w:rPr>
+          <w:rFonts w:asciiTheme="minorHAnsi" w:hAnsiTheme="minorHAnsi"/>
+          <w:sz w:val="24"/>
+          <w:szCs w:val="24"/>
+        </w:rPr>
+        <w:t>analysis work sat inside those roles.</w:t>
+      </w:r>
+    </w:p>
+    <w:p>
+      <w:pPr>
+        <w:pStyle w:val="p3"/>
+        <w:jc w:val="both"/>
+        <w:rPr>
+          <w:rFonts w:asciiTheme="minorHAnsi" w:hAnsiTheme="minorHAnsi"/>
+          <w:sz w:val="24"/>
+          <w:szCs w:val="24"/>
+        </w:rPr>
+      </w:pPr>
+      <w:r>
+        <w:rPr>
+          <w:rStyle w:val="s2"/>
+          <w:rFonts w:asciiTheme="minorHAnsi" w:hAnsiTheme="minorHAnsi"/>
+          <w:sz w:val="24"/>
+          <w:szCs w:val="24"/>
+        </w:rPr>
+        <w:t xml:space="preserve">• </w:t>
+      </w:r>
+      <w:r>
+        <w:rPr>
+          <w:rFonts w:asciiTheme="minorHAnsi" w:hAnsiTheme="minorHAnsi"/>
+          <w:sz w:val="24"/>
+          <w:szCs w:val="24"/>
+        </w:rPr>
+        <w:t xml:space="preserve">Then be specific about what that </w:t>
+      </w:r>
+      <w:r>
+        <w:rPr>
+          <w:rFonts w:asciiTheme="minorHAnsi" w:hAnsiTheme="minorHAnsi"/>
+          <w:sz w:val="24"/>
+          <w:szCs w:val="24"/>
+        </w:rPr>
+        <w:t>involved</w:t>
+      </w:r>
+      <w:r>
+        <w:rPr>
+          <w:rFonts w:asciiTheme="minorHAnsi" w:hAnsiTheme="minorHAnsi"/>
+          <w:sz w:val="24"/>
+          <w:szCs w:val="24"/>
+        </w:rPr>
+        <w:t>: writing functional specifications, mapping user journeys,</w:t>
+      </w:r>
+      <w:r>
+        <w:rPr>
+          <w:rFonts w:asciiTheme="minorHAnsi" w:hAnsiTheme="minorHAnsi"/>
+          <w:sz w:val="24"/>
+          <w:szCs w:val="24"/>
+        </w:rPr>
+        <w:t xml:space="preserve"> </w:t>
+      </w:r>
+      <w:r>
+        <w:rPr>
+          <w:rFonts w:asciiTheme="minorHAnsi" w:hAnsiTheme="minorHAnsi"/>
+          <w:sz w:val="24"/>
+          <w:szCs w:val="24"/>
+        </w:rPr>
+        <w:t>documenting user stories and acceptance criteria, coordinating testing, reporting progress to stakeholders.</w:t>
+      </w:r>
+    </w:p>
+    <w:p>
+      <w:pPr>
+        <w:pStyle w:val="p3"/>
+        <w:jc w:val="both"/>
+        <w:rPr>
+          <w:rFonts w:asciiTheme="minorHAnsi" w:hAnsiTheme="minorHAnsi"/>
+          <w:sz w:val="24"/>
+          <w:szCs w:val="24"/>
+        </w:rPr>
+      </w:pPr>
+      <w:r>
+        <w:rPr>
+          <w:rStyle w:val="s2"/>
+          <w:rFonts w:asciiTheme="minorHAnsi" w:hAnsiTheme="minorHAnsi"/>
+          <w:sz w:val="24"/>
+          <w:szCs w:val="24"/>
+        </w:rPr>
+        <w:t xml:space="preserve">• </w:t>
+      </w:r>
+      <w:r>
+        <w:rPr>
+          <w:rFonts w:asciiTheme="minorHAnsi" w:hAnsiTheme="minorHAnsi"/>
+          <w:sz w:val="24"/>
+          <w:szCs w:val="24"/>
+        </w:rPr>
+        <w:t>Close by saying you are seeking a role where that becomes the core of the job rather than a side activity.</w:t>
+      </w:r>
+    </w:p>
+    <w:p>
+      <w:pPr>
+        <w:pStyle w:val="p4"/>
+        <w:jc w:val="both"/>
+        <w:rPr>
+          <w:rFonts w:asciiTheme="minorHAnsi" w:hAnsiTheme="minorHAnsi"/>
+          <w:sz w:val="24"/>
+          <w:szCs w:val="24"/>
+        </w:rPr>
+      </w:pPr>
+      <w:r>
+        <w:rPr>
+          <w:rFonts w:asciiTheme="minorHAnsi" w:hAnsiTheme="minorHAnsi"/>
+          <w:i/>
+          <w:iCs/>
+          <w:sz w:val="24"/>
+          <w:szCs w:val="24"/>
+        </w:rPr>
+        <w:t>This framing is credible and survives follow-up questions. An inflated version will not.</w:t>
+      </w:r>
+    </w:p>
+    <w:p>
+      <w:pPr>
+        <w:pStyle w:val="p2"/>
+        <w:spacing w:before="240"/>
+        <w:jc w:val="both"/>
+        <w:rPr>
+          <w:rFonts w:asciiTheme="minorHAnsi" w:hAnsiTheme="minorHAnsi"/>
+          <w:sz w:val="24"/>
+          <w:szCs w:val="24"/>
+        </w:rPr>
+      </w:pPr>
+      <w:r>
+        <w:rPr>
+          <w:rStyle w:val="s1"/>
+          <w:rFonts w:asciiTheme="minorHAnsi" w:hAnsiTheme="minorHAnsi"/>
+          <w:b/>
+          <w:bCs/>
+          <w:sz w:val="24"/>
+          <w:szCs w:val="24"/>
+        </w:rPr>
+        <w:t xml:space="preserve">2. </w:t>
+      </w:r>
+      <w:r>
+        <w:rPr>
+          <w:rFonts w:asciiTheme="minorHAnsi" w:hAnsiTheme="minorHAnsi"/>
+          <w:b/>
+          <w:bCs/>
+          <w:sz w:val="24"/>
+          <w:szCs w:val="24"/>
+        </w:rPr>
+        <w:t>Tell me about a time you had to gather requirements from someone who was not sure what they wanted.</w:t>
+      </w:r>
+    </w:p>
+    <w:p>
+      <w:pPr>
+        <w:pStyle w:val="p3"/>
+        <w:jc w:val="both"/>
+        <w:rPr>
+          <w:rFonts w:asciiTheme="minorHAnsi" w:hAnsiTheme="minorHAnsi"/>
+          <w:sz w:val="24"/>
+          <w:szCs w:val="24"/>
+        </w:rPr>
+      </w:pPr>
+      <w:r>
+        <w:rPr>
+          <w:rStyle w:val="s2"/>
+          <w:rFonts w:asciiTheme="minorHAnsi" w:hAnsiTheme="minorHAnsi"/>
+          <w:sz w:val="24"/>
+          <w:szCs w:val="24"/>
+        </w:rPr>
+        <w:t xml:space="preserve">• </w:t>
+      </w:r>
+      <w:r>
+        <w:rPr>
+          <w:rStyle w:val="s3"/>
+          <w:rFonts w:asciiTheme="minorHAnsi" w:hAnsiTheme="minorHAnsi"/>
+          <w:b/>
+          <w:bCs/>
+          <w:sz w:val="24"/>
+          <w:szCs w:val="24"/>
+        </w:rPr>
+        <w:t xml:space="preserve">Situation: </w:t>
+      </w:r>
+      <w:r>
+        <w:rPr>
+          <w:rFonts w:asciiTheme="minorHAnsi" w:hAnsiTheme="minorHAnsi"/>
+          <w:sz w:val="24"/>
+          <w:szCs w:val="24"/>
+        </w:rPr>
+        <w:t>Amivir Infotech — the brief for the hotel booking site was essentially "something like Booking.com",</w:t>
+      </w:r>
+      <w:r>
+        <w:rPr>
+          <w:rFonts w:asciiTheme="minorHAnsi" w:hAnsiTheme="minorHAnsi"/>
+          <w:sz w:val="24"/>
+          <w:szCs w:val="24"/>
+        </w:rPr>
+        <w:t xml:space="preserve"> </w:t>
+      </w:r>
+      <w:r>
+        <w:rPr>
+          <w:rFonts w:asciiTheme="minorHAnsi" w:hAnsiTheme="minorHAnsi"/>
+          <w:sz w:val="24"/>
+          <w:szCs w:val="24"/>
+        </w:rPr>
+        <w:t>with no detail behind it.</w:t>
+      </w:r>
+    </w:p>
+    <w:p>
+      <w:pPr>
+        <w:pStyle w:val="p3"/>
+        <w:jc w:val="both"/>
+        <w:rPr>
+          <w:rFonts w:asciiTheme="minorHAnsi" w:hAnsiTheme="minorHAnsi"/>
+          <w:sz w:val="24"/>
+          <w:szCs w:val="24"/>
+        </w:rPr>
+      </w:pPr>
+      <w:r>
+        <w:rPr>
+          <w:rStyle w:val="s2"/>
+          <w:rFonts w:asciiTheme="minorHAnsi" w:hAnsiTheme="minorHAnsi"/>
+          <w:sz w:val="24"/>
+          <w:szCs w:val="24"/>
+        </w:rPr>
+        <w:t xml:space="preserve">• </w:t>
+      </w:r>
+      <w:r>
+        <w:rPr>
+          <w:rStyle w:val="s3"/>
+          <w:rFonts w:asciiTheme="minorHAnsi" w:hAnsiTheme="minorHAnsi"/>
+          <w:b/>
+          <w:bCs/>
+          <w:sz w:val="24"/>
+          <w:szCs w:val="24"/>
+        </w:rPr>
+        <w:t xml:space="preserve">Action: </w:t>
+      </w:r>
+      <w:r>
+        <w:rPr>
+          <w:rFonts w:asciiTheme="minorHAnsi" w:hAnsiTheme="minorHAnsi"/>
+          <w:sz w:val="24"/>
+          <w:szCs w:val="24"/>
+        </w:rPr>
+        <w:t>You benchmarked comparable platforms, built a concrete list of candidate features, and presented it as</w:t>
+      </w:r>
+      <w:r>
+        <w:rPr>
+          <w:rFonts w:asciiTheme="minorHAnsi" w:hAnsiTheme="minorHAnsi"/>
+          <w:sz w:val="24"/>
+          <w:szCs w:val="24"/>
+        </w:rPr>
+        <w:t xml:space="preserve"> </w:t>
+      </w:r>
+      <w:r>
+        <w:rPr>
+          <w:rFonts w:asciiTheme="minorHAnsi" w:hAnsiTheme="minorHAnsi"/>
+          <w:sz w:val="24"/>
+          <w:szCs w:val="24"/>
+        </w:rPr>
+        <w:t>options for the team to react to rather than asking open-ended questions. You then mapped the search, booking</w:t>
+      </w:r>
+      <w:r>
+        <w:rPr>
+          <w:rFonts w:asciiTheme="minorHAnsi" w:hAnsiTheme="minorHAnsi"/>
+          <w:sz w:val="24"/>
+          <w:szCs w:val="24"/>
+        </w:rPr>
+        <w:t xml:space="preserve"> </w:t>
+      </w:r>
+      <w:r>
+        <w:rPr>
+          <w:rFonts w:asciiTheme="minorHAnsi" w:hAnsiTheme="minorHAnsi"/>
+          <w:sz w:val="24"/>
+          <w:szCs w:val="24"/>
+        </w:rPr>
+        <w:t>and reservation journeys to confirm the scope.</w:t>
+      </w:r>
+    </w:p>
+    <w:p>
+      <w:pPr>
+        <w:pStyle w:val="p3"/>
+        <w:jc w:val="both"/>
+        <w:rPr>
+          <w:rFonts w:asciiTheme="minorHAnsi" w:hAnsiTheme="minorHAnsi"/>
+          <w:sz w:val="24"/>
+          <w:szCs w:val="24"/>
+        </w:rPr>
+      </w:pPr>
+      <w:r>
+        <w:rPr>
+          <w:rStyle w:val="s2"/>
+          <w:rFonts w:asciiTheme="minorHAnsi" w:hAnsiTheme="minorHAnsi"/>
+          <w:sz w:val="24"/>
+          <w:szCs w:val="24"/>
+        </w:rPr>
+        <w:t xml:space="preserve">• </w:t>
+      </w:r>
+      <w:r>
+        <w:rPr>
+          <w:rStyle w:val="s3"/>
+          <w:rFonts w:asciiTheme="minorHAnsi" w:hAnsiTheme="minorHAnsi"/>
+          <w:b/>
+          <w:bCs/>
+          <w:sz w:val="24"/>
+          <w:szCs w:val="24"/>
+        </w:rPr>
+        <w:t xml:space="preserve">Result: </w:t>
+      </w:r>
+      <w:r>
+        <w:rPr>
+          <w:rFonts w:asciiTheme="minorHAnsi" w:hAnsiTheme="minorHAnsi"/>
+          <w:sz w:val="24"/>
+          <w:szCs w:val="24"/>
+        </w:rPr>
+        <w:t>An agreed feature set before build started, which avoided rework later.</w:t>
+      </w:r>
+    </w:p>
+    <w:p>
+      <w:pPr>
+        <w:pStyle w:val="p3"/>
+        <w:spacing w:after="240"/>
+        <w:jc w:val="both"/>
+        <w:rPr>
+          <w:rFonts w:asciiTheme="minorHAnsi" w:hAnsiTheme="minorHAnsi"/>
+          <w:sz w:val="24"/>
+          <w:szCs w:val="24"/>
+        </w:rPr>
+      </w:pPr>
+      <w:r>
+        <w:rPr>
+          <w:rStyle w:val="s2"/>
+          <w:rFonts w:asciiTheme="minorHAnsi" w:hAnsiTheme="minorHAnsi"/>
+          <w:sz w:val="24"/>
+          <w:szCs w:val="24"/>
+        </w:rPr>
+        <w:t xml:space="preserve">• </w:t>
+      </w:r>
+      <w:r>
+        <w:rPr>
+          <w:rStyle w:val="s3"/>
+          <w:rFonts w:asciiTheme="minorHAnsi" w:hAnsiTheme="minorHAnsi"/>
+          <w:b/>
+          <w:bCs/>
+          <w:sz w:val="24"/>
+          <w:szCs w:val="24"/>
+        </w:rPr>
+        <w:t xml:space="preserve">Point to land: </w:t>
+      </w:r>
+      <w:r>
+        <w:rPr>
+          <w:rFonts w:asciiTheme="minorHAnsi" w:hAnsiTheme="minorHAnsi"/>
+          <w:sz w:val="24"/>
+          <w:szCs w:val="24"/>
+        </w:rPr>
+        <w:t>When people cannot articulate what they want, you show them something to react to. Reaction is</w:t>
+      </w:r>
+      <w:r>
+        <w:rPr>
+          <w:rFonts w:asciiTheme="minorHAnsi" w:hAnsiTheme="minorHAnsi"/>
+          <w:sz w:val="24"/>
+          <w:szCs w:val="24"/>
+        </w:rPr>
+        <w:t xml:space="preserve"> </w:t>
+      </w:r>
+      <w:r>
+        <w:rPr>
+          <w:rFonts w:asciiTheme="minorHAnsi" w:hAnsiTheme="minorHAnsi"/>
+          <w:sz w:val="24"/>
+          <w:szCs w:val="24"/>
+        </w:rPr>
+        <w:t>easier than invention.</w:t>
+      </w:r>
+    </w:p>
+    <w:p>
+      <w:pPr>
+        <w:pStyle w:val="p2"/>
+        <w:jc w:val="both"/>
+        <w:rPr>
+          <w:rFonts w:asciiTheme="minorHAnsi" w:hAnsiTheme="minorHAnsi"/>
+          <w:sz w:val="24"/>
+          <w:szCs w:val="24"/>
+        </w:rPr>
+      </w:pPr>
+      <w:r>
+        <w:rPr>
+          <w:rStyle w:val="s1"/>
+          <w:rFonts w:asciiTheme="minorHAnsi" w:hAnsiTheme="minorHAnsi"/>
+          <w:b/>
+          <w:bCs/>
+          <w:sz w:val="24"/>
+          <w:szCs w:val="24"/>
+        </w:rPr>
+        <w:t xml:space="preserve">3. </w:t>
+      </w:r>
+      <w:r>
+        <w:rPr>
+          <w:rFonts w:asciiTheme="minorHAnsi" w:hAnsiTheme="minorHAnsi"/>
+          <w:b/>
+          <w:bCs/>
+          <w:sz w:val="24"/>
+          <w:szCs w:val="24"/>
+        </w:rPr>
+        <w:t>Describe a situation where two stakeholders wanted conflicting things. How did you handle it?</w:t>
+      </w:r>
+    </w:p>
+    <w:p>
+      <w:pPr>
+        <w:pStyle w:val="p3"/>
+        <w:jc w:val="both"/>
+        <w:rPr>
+          <w:rFonts w:asciiTheme="minorHAnsi" w:hAnsiTheme="minorHAnsi"/>
+          <w:sz w:val="24"/>
+          <w:szCs w:val="24"/>
+        </w:rPr>
+      </w:pPr>
+      <w:r>
+        <w:rPr>
+          <w:rStyle w:val="s2"/>
+          <w:rFonts w:asciiTheme="minorHAnsi" w:hAnsiTheme="minorHAnsi"/>
+          <w:sz w:val="24"/>
+          <w:szCs w:val="24"/>
+        </w:rPr>
+        <w:lastRenderedPageBreak/>
+        <w:t xml:space="preserve">• </w:t>
+      </w:r>
+      <w:r>
+        <w:rPr>
+          <w:rStyle w:val="s3"/>
+          <w:rFonts w:asciiTheme="minorHAnsi" w:hAnsiTheme="minorHAnsi"/>
+          <w:b/>
+          <w:bCs/>
+          <w:sz w:val="24"/>
+          <w:szCs w:val="24"/>
+        </w:rPr>
+        <w:t xml:space="preserve">Situation: </w:t>
+      </w:r>
+      <w:r>
+        <w:rPr>
+          <w:rFonts w:asciiTheme="minorHAnsi" w:hAnsiTheme="minorHAnsi"/>
+          <w:sz w:val="24"/>
+          <w:szCs w:val="24"/>
+        </w:rPr>
+        <w:t>Spider Communication — the real estate platform, where delivery effort and timeline pressure pulled</w:t>
+      </w:r>
+      <w:r>
+        <w:rPr>
+          <w:rFonts w:asciiTheme="minorHAnsi" w:hAnsiTheme="minorHAnsi"/>
+          <w:sz w:val="24"/>
+          <w:szCs w:val="24"/>
+        </w:rPr>
+        <w:t xml:space="preserve"> </w:t>
+      </w:r>
+      <w:r>
+        <w:rPr>
+          <w:rFonts w:asciiTheme="minorHAnsi" w:hAnsiTheme="minorHAnsi"/>
+          <w:sz w:val="24"/>
+          <w:szCs w:val="24"/>
+        </w:rPr>
+        <w:t>against the desire for richer analytics and price-estimation features.</w:t>
+      </w:r>
+    </w:p>
+    <w:p>
+      <w:pPr>
+        <w:pStyle w:val="p3"/>
+        <w:jc w:val="both"/>
+        <w:rPr>
+          <w:rFonts w:asciiTheme="minorHAnsi" w:hAnsiTheme="minorHAnsi"/>
+          <w:sz w:val="24"/>
+          <w:szCs w:val="24"/>
+        </w:rPr>
+      </w:pPr>
+      <w:r>
+        <w:rPr>
+          <w:rStyle w:val="s2"/>
+          <w:rFonts w:asciiTheme="minorHAnsi" w:hAnsiTheme="minorHAnsi"/>
+          <w:sz w:val="24"/>
+          <w:szCs w:val="24"/>
+        </w:rPr>
+        <w:t xml:space="preserve">• </w:t>
+      </w:r>
+      <w:r>
+        <w:rPr>
+          <w:rStyle w:val="s3"/>
+          <w:rFonts w:asciiTheme="minorHAnsi" w:hAnsiTheme="minorHAnsi"/>
+          <w:b/>
+          <w:bCs/>
+          <w:sz w:val="24"/>
+          <w:szCs w:val="24"/>
+        </w:rPr>
+        <w:t xml:space="preserve">Action: </w:t>
+      </w:r>
+      <w:r>
+        <w:rPr>
+          <w:rFonts w:asciiTheme="minorHAnsi" w:hAnsiTheme="minorHAnsi"/>
+          <w:sz w:val="24"/>
+          <w:szCs w:val="24"/>
+        </w:rPr>
+        <w:t>You spoke to each side separately to understand the reason behind the position, not just the position</w:t>
+      </w:r>
+      <w:r>
+        <w:rPr>
+          <w:rFonts w:asciiTheme="minorHAnsi" w:hAnsiTheme="minorHAnsi"/>
+          <w:sz w:val="24"/>
+          <w:szCs w:val="24"/>
+        </w:rPr>
+        <w:t xml:space="preserve"> </w:t>
+      </w:r>
+      <w:r>
+        <w:rPr>
+          <w:rFonts w:asciiTheme="minorHAnsi" w:hAnsiTheme="minorHAnsi"/>
+          <w:sz w:val="24"/>
+          <w:szCs w:val="24"/>
+        </w:rPr>
+        <w:t>itself. You documented both sets of needs, framed it to the team as a prioritisation question rather than a</w:t>
+      </w:r>
+      <w:r>
+        <w:rPr>
+          <w:rFonts w:asciiTheme="minorHAnsi" w:hAnsiTheme="minorHAnsi"/>
+          <w:sz w:val="24"/>
+          <w:szCs w:val="24"/>
+        </w:rPr>
+        <w:t xml:space="preserve"> </w:t>
+      </w:r>
+      <w:r>
+        <w:rPr>
+          <w:rFonts w:asciiTheme="minorHAnsi" w:hAnsiTheme="minorHAnsi"/>
+          <w:sz w:val="24"/>
+          <w:szCs w:val="24"/>
+        </w:rPr>
+        <w:t>disagreement, and proposed a phased approach — core listing functionality first, analytics in the following sprint.</w:t>
+      </w:r>
+    </w:p>
+    <w:p>
+      <w:pPr>
+        <w:pStyle w:val="p3"/>
+        <w:jc w:val="both"/>
+        <w:rPr>
+          <w:rFonts w:asciiTheme="minorHAnsi" w:hAnsiTheme="minorHAnsi"/>
+          <w:sz w:val="24"/>
+          <w:szCs w:val="24"/>
+        </w:rPr>
+      </w:pPr>
+      <w:r>
+        <w:rPr>
+          <w:rStyle w:val="s2"/>
+          <w:rFonts w:asciiTheme="minorHAnsi" w:hAnsiTheme="minorHAnsi"/>
+          <w:sz w:val="24"/>
+          <w:szCs w:val="24"/>
+        </w:rPr>
+        <w:t xml:space="preserve">• </w:t>
+      </w:r>
+      <w:r>
+        <w:rPr>
+          <w:rStyle w:val="s3"/>
+          <w:rFonts w:asciiTheme="minorHAnsi" w:hAnsiTheme="minorHAnsi"/>
+          <w:b/>
+          <w:bCs/>
+          <w:sz w:val="24"/>
+          <w:szCs w:val="24"/>
+        </w:rPr>
+        <w:t xml:space="preserve">Result: </w:t>
+      </w:r>
+      <w:r>
+        <w:rPr>
+          <w:rFonts w:asciiTheme="minorHAnsi" w:hAnsiTheme="minorHAnsi"/>
+          <w:sz w:val="24"/>
+          <w:szCs w:val="24"/>
+        </w:rPr>
+        <w:t>An agreed sequence where each side got their non-negotiables.</w:t>
+      </w:r>
+    </w:p>
+    <w:p>
+      <w:pPr>
+        <w:pStyle w:val="p3"/>
+        <w:spacing w:after="240"/>
+        <w:jc w:val="both"/>
+        <w:rPr>
+          <w:rFonts w:asciiTheme="minorHAnsi" w:hAnsiTheme="minorHAnsi"/>
+          <w:sz w:val="24"/>
+          <w:szCs w:val="24"/>
+        </w:rPr>
+      </w:pPr>
+      <w:r>
+        <w:rPr>
+          <w:rStyle w:val="s2"/>
+          <w:rFonts w:asciiTheme="minorHAnsi" w:hAnsiTheme="minorHAnsi"/>
+          <w:sz w:val="24"/>
+          <w:szCs w:val="24"/>
+        </w:rPr>
+        <w:t xml:space="preserve">• </w:t>
+      </w:r>
+      <w:r>
+        <w:rPr>
+          <w:rStyle w:val="s3"/>
+          <w:rFonts w:asciiTheme="minorHAnsi" w:hAnsiTheme="minorHAnsi"/>
+          <w:b/>
+          <w:bCs/>
+          <w:sz w:val="24"/>
+          <w:szCs w:val="24"/>
+        </w:rPr>
+        <w:t xml:space="preserve">Point to land: </w:t>
+      </w:r>
+      <w:r>
+        <w:rPr>
+          <w:rFonts w:asciiTheme="minorHAnsi" w:hAnsiTheme="minorHAnsi"/>
+          <w:sz w:val="24"/>
+          <w:szCs w:val="24"/>
+        </w:rPr>
+        <w:t>Separate stated positions from underlying interests. Conflicts usually dissolve once you find the</w:t>
+      </w:r>
+      <w:r>
+        <w:rPr>
+          <w:rFonts w:asciiTheme="minorHAnsi" w:hAnsiTheme="minorHAnsi"/>
+          <w:sz w:val="24"/>
+          <w:szCs w:val="24"/>
+        </w:rPr>
+        <w:t xml:space="preserve"> </w:t>
+      </w:r>
+      <w:r>
+        <w:rPr>
+          <w:rFonts w:asciiTheme="minorHAnsi" w:hAnsiTheme="minorHAnsi"/>
+          <w:sz w:val="24"/>
+          <w:szCs w:val="24"/>
+        </w:rPr>
+        <w:t>reason behind each ask.</w:t>
+      </w:r>
+    </w:p>
+    <w:p>
+      <w:pPr>
+        <w:pStyle w:val="p2"/>
+        <w:jc w:val="both"/>
+        <w:rPr>
+          <w:rFonts w:asciiTheme="minorHAnsi" w:hAnsiTheme="minorHAnsi"/>
+          <w:sz w:val="24"/>
+          <w:szCs w:val="24"/>
+        </w:rPr>
+      </w:pPr>
+      <w:r>
+        <w:rPr>
+          <w:rStyle w:val="s1"/>
+          <w:rFonts w:asciiTheme="minorHAnsi" w:hAnsiTheme="minorHAnsi"/>
+          <w:b/>
+          <w:bCs/>
+          <w:sz w:val="24"/>
+          <w:szCs w:val="24"/>
+        </w:rPr>
+        <w:t xml:space="preserve">4. </w:t>
+      </w:r>
+      <w:r>
+        <w:rPr>
+          <w:rFonts w:asciiTheme="minorHAnsi" w:hAnsiTheme="minorHAnsi"/>
+          <w:b/>
+          <w:bCs/>
+          <w:sz w:val="24"/>
+          <w:szCs w:val="24"/>
+        </w:rPr>
+        <w:t>Give an example of when you had to explain something technical to a non-technical audience.</w:t>
+      </w:r>
+    </w:p>
+    <w:p>
+      <w:pPr>
+        <w:pStyle w:val="p3"/>
+        <w:jc w:val="both"/>
+        <w:rPr>
+          <w:rFonts w:asciiTheme="minorHAnsi" w:hAnsiTheme="minorHAnsi"/>
+          <w:sz w:val="24"/>
+          <w:szCs w:val="24"/>
+        </w:rPr>
+      </w:pPr>
+      <w:r>
+        <w:rPr>
+          <w:rStyle w:val="s2"/>
+          <w:rFonts w:asciiTheme="minorHAnsi" w:hAnsiTheme="minorHAnsi"/>
+          <w:sz w:val="24"/>
+          <w:szCs w:val="24"/>
+        </w:rPr>
+        <w:t xml:space="preserve">• </w:t>
+      </w:r>
+      <w:r>
+        <w:rPr>
+          <w:rStyle w:val="s3"/>
+          <w:rFonts w:asciiTheme="minorHAnsi" w:hAnsiTheme="minorHAnsi"/>
+          <w:b/>
+          <w:bCs/>
+          <w:sz w:val="24"/>
+          <w:szCs w:val="24"/>
+        </w:rPr>
+        <w:t xml:space="preserve">Situation: </w:t>
+      </w:r>
+      <w:r>
+        <w:rPr>
+          <w:rFonts w:asciiTheme="minorHAnsi" w:hAnsiTheme="minorHAnsi"/>
+          <w:sz w:val="24"/>
+          <w:szCs w:val="24"/>
+        </w:rPr>
+        <w:t>ViitorCloud — explaining the predictive analytics model outputs to team members without a data</w:t>
+      </w:r>
+      <w:r>
+        <w:rPr>
+          <w:rFonts w:asciiTheme="minorHAnsi" w:hAnsiTheme="minorHAnsi"/>
+          <w:sz w:val="24"/>
+          <w:szCs w:val="24"/>
+        </w:rPr>
+        <w:t xml:space="preserve"> </w:t>
+      </w:r>
+      <w:r>
+        <w:rPr>
+          <w:rFonts w:asciiTheme="minorHAnsi" w:hAnsiTheme="minorHAnsi"/>
+          <w:sz w:val="24"/>
+          <w:szCs w:val="24"/>
+        </w:rPr>
+        <w:t>background.</w:t>
+      </w:r>
+    </w:p>
+    <w:p>
+      <w:pPr>
+        <w:pStyle w:val="p3"/>
+        <w:jc w:val="both"/>
+        <w:rPr>
+          <w:rFonts w:asciiTheme="minorHAnsi" w:hAnsiTheme="minorHAnsi"/>
+          <w:sz w:val="24"/>
+          <w:szCs w:val="24"/>
+        </w:rPr>
+      </w:pPr>
+      <w:r>
+        <w:rPr>
+          <w:rStyle w:val="s2"/>
+          <w:rFonts w:asciiTheme="minorHAnsi" w:hAnsiTheme="minorHAnsi"/>
+          <w:sz w:val="24"/>
+          <w:szCs w:val="24"/>
+        </w:rPr>
+        <w:t xml:space="preserve">• </w:t>
+      </w:r>
+      <w:r>
+        <w:rPr>
+          <w:rStyle w:val="s3"/>
+          <w:rFonts w:asciiTheme="minorHAnsi" w:hAnsiTheme="minorHAnsi"/>
+          <w:b/>
+          <w:bCs/>
+          <w:sz w:val="24"/>
+          <w:szCs w:val="24"/>
+        </w:rPr>
+        <w:t xml:space="preserve">Action: </w:t>
+      </w:r>
+      <w:r>
+        <w:rPr>
+          <w:rFonts w:asciiTheme="minorHAnsi" w:hAnsiTheme="minorHAnsi"/>
+          <w:sz w:val="24"/>
+          <w:szCs w:val="24"/>
+        </w:rPr>
+        <w:t>You dropped the accuracy and precision jargon and translated it into consequences: roughly how many</w:t>
+      </w:r>
+      <w:r>
+        <w:rPr>
+          <w:rFonts w:asciiTheme="minorHAnsi" w:hAnsiTheme="minorHAnsi"/>
+          <w:sz w:val="24"/>
+          <w:szCs w:val="24"/>
+        </w:rPr>
+        <w:t xml:space="preserve"> </w:t>
+      </w:r>
+      <w:r>
+        <w:rPr>
+          <w:rFonts w:asciiTheme="minorHAnsi" w:hAnsiTheme="minorHAnsi"/>
+          <w:sz w:val="24"/>
+          <w:szCs w:val="24"/>
+        </w:rPr>
+        <w:t>predictions out of a hundred were right, and the situations where the model was least reliable. You led with the</w:t>
+      </w:r>
+      <w:r>
+        <w:rPr>
+          <w:rFonts w:asciiTheme="minorHAnsi" w:hAnsiTheme="minorHAnsi"/>
+          <w:sz w:val="24"/>
+          <w:szCs w:val="24"/>
+        </w:rPr>
+        <w:t xml:space="preserve"> </w:t>
+      </w:r>
+      <w:r>
+        <w:rPr>
+          <w:rFonts w:asciiTheme="minorHAnsi" w:hAnsiTheme="minorHAnsi"/>
+          <w:sz w:val="24"/>
+          <w:szCs w:val="24"/>
+        </w:rPr>
+        <w:t xml:space="preserve">decision the audience </w:t>
+      </w:r>
+      <w:r>
+        <w:rPr>
+          <w:rFonts w:asciiTheme="minorHAnsi" w:hAnsiTheme="minorHAnsi"/>
+          <w:sz w:val="24"/>
+          <w:szCs w:val="24"/>
+        </w:rPr>
+        <w:t>needed</w:t>
+      </w:r>
+      <w:r>
+        <w:rPr>
+          <w:rFonts w:asciiTheme="minorHAnsi" w:hAnsiTheme="minorHAnsi"/>
+          <w:sz w:val="24"/>
+          <w:szCs w:val="24"/>
+        </w:rPr>
+        <w:t xml:space="preserve"> to make, then offered the technical detail underneath for anyone who</w:t>
+      </w:r>
+      <w:r>
+        <w:rPr>
+          <w:rFonts w:asciiTheme="minorHAnsi" w:hAnsiTheme="minorHAnsi"/>
+          <w:sz w:val="24"/>
+          <w:szCs w:val="24"/>
+        </w:rPr>
+        <w:t xml:space="preserve"> </w:t>
+      </w:r>
+      <w:r>
+        <w:rPr>
+          <w:rFonts w:asciiTheme="minorHAnsi" w:hAnsiTheme="minorHAnsi"/>
+          <w:sz w:val="24"/>
+          <w:szCs w:val="24"/>
+        </w:rPr>
+        <w:t>wanted it.</w:t>
+      </w:r>
+    </w:p>
+    <w:p>
+      <w:pPr>
+        <w:pStyle w:val="p3"/>
+        <w:jc w:val="both"/>
+        <w:rPr>
+          <w:rFonts w:asciiTheme="minorHAnsi" w:hAnsiTheme="minorHAnsi"/>
+          <w:sz w:val="24"/>
+          <w:szCs w:val="24"/>
+        </w:rPr>
+      </w:pPr>
+      <w:r>
+        <w:rPr>
+          <w:rStyle w:val="s2"/>
+          <w:rFonts w:asciiTheme="minorHAnsi" w:hAnsiTheme="minorHAnsi"/>
+          <w:sz w:val="24"/>
+          <w:szCs w:val="24"/>
+        </w:rPr>
+        <w:t xml:space="preserve">• </w:t>
+      </w:r>
+      <w:r>
+        <w:rPr>
+          <w:rStyle w:val="s3"/>
+          <w:rFonts w:asciiTheme="minorHAnsi" w:hAnsiTheme="minorHAnsi"/>
+          <w:b/>
+          <w:bCs/>
+          <w:sz w:val="24"/>
+          <w:szCs w:val="24"/>
+        </w:rPr>
+        <w:t xml:space="preserve">Result: </w:t>
+      </w:r>
+      <w:r>
+        <w:rPr>
+          <w:rFonts w:asciiTheme="minorHAnsi" w:hAnsiTheme="minorHAnsi"/>
+          <w:sz w:val="24"/>
+          <w:szCs w:val="24"/>
+        </w:rPr>
+        <w:t>The team could judge whether the model was good enough for their purpose rather than taking a</w:t>
+      </w:r>
+      <w:r>
+        <w:rPr>
+          <w:rFonts w:asciiTheme="minorHAnsi" w:hAnsiTheme="minorHAnsi"/>
+          <w:sz w:val="24"/>
+          <w:szCs w:val="24"/>
+        </w:rPr>
+        <w:t xml:space="preserve"> </w:t>
+      </w:r>
+      <w:r>
+        <w:rPr>
+          <w:rFonts w:asciiTheme="minorHAnsi" w:hAnsiTheme="minorHAnsi"/>
+          <w:sz w:val="24"/>
+          <w:szCs w:val="24"/>
+        </w:rPr>
+        <w:t>number on trust.</w:t>
+      </w:r>
+    </w:p>
+    <w:p>
+      <w:pPr>
+        <w:pStyle w:val="p3"/>
+        <w:spacing w:after="240"/>
+        <w:jc w:val="both"/>
+        <w:rPr>
+          <w:rFonts w:asciiTheme="minorHAnsi" w:hAnsiTheme="minorHAnsi"/>
+          <w:sz w:val="24"/>
+          <w:szCs w:val="24"/>
+        </w:rPr>
+      </w:pPr>
+      <w:r>
+        <w:rPr>
+          <w:rStyle w:val="s2"/>
+          <w:rFonts w:asciiTheme="minorHAnsi" w:hAnsiTheme="minorHAnsi"/>
+          <w:sz w:val="24"/>
+          <w:szCs w:val="24"/>
+        </w:rPr>
+        <w:t xml:space="preserve">• </w:t>
+      </w:r>
+      <w:r>
+        <w:rPr>
+          <w:rStyle w:val="s3"/>
+          <w:rFonts w:asciiTheme="minorHAnsi" w:hAnsiTheme="minorHAnsi"/>
+          <w:b/>
+          <w:bCs/>
+          <w:sz w:val="24"/>
+          <w:szCs w:val="24"/>
+        </w:rPr>
+        <w:t xml:space="preserve">Point to land: </w:t>
+      </w:r>
+      <w:r>
+        <w:rPr>
+          <w:rFonts w:asciiTheme="minorHAnsi" w:hAnsiTheme="minorHAnsi"/>
+          <w:sz w:val="24"/>
+          <w:szCs w:val="24"/>
+        </w:rPr>
+        <w:t>Translation is not simplification. You keep the meaning and change the frame.</w:t>
+      </w:r>
+    </w:p>
+    <w:p>
+      <w:pPr>
+        <w:pStyle w:val="p3"/>
+        <w:jc w:val="both"/>
+        <w:rPr>
+          <w:rFonts w:asciiTheme="minorHAnsi" w:hAnsiTheme="minorHAnsi"/>
+          <w:sz w:val="24"/>
+          <w:szCs w:val="24"/>
+        </w:rPr>
+      </w:pPr>
+      <w:r>
+        <w:rPr>
+          <w:rStyle w:val="s5"/>
+          <w:rFonts w:asciiTheme="minorHAnsi" w:hAnsiTheme="minorHAnsi"/>
+          <w:b/>
+          <w:bCs/>
+          <w:sz w:val="24"/>
+          <w:szCs w:val="24"/>
+        </w:rPr>
+        <w:t xml:space="preserve">5. </w:t>
+      </w:r>
+      <w:r>
+        <w:rPr>
+          <w:rStyle w:val="s6"/>
+          <w:rFonts w:asciiTheme="minorHAnsi" w:hAnsiTheme="minorHAnsi"/>
+          <w:b/>
+          <w:bCs/>
+          <w:sz w:val="24"/>
+          <w:szCs w:val="24"/>
+        </w:rPr>
+        <w:t>Tell me about a time you identified a problem nobody else had noticed.</w:t>
+      </w:r>
+    </w:p>
+    <w:p>
+      <w:pPr>
+        <w:pStyle w:val="p3"/>
+        <w:jc w:val="both"/>
+        <w:rPr>
+          <w:rFonts w:asciiTheme="minorHAnsi" w:hAnsiTheme="minorHAnsi"/>
+          <w:sz w:val="24"/>
+          <w:szCs w:val="24"/>
+        </w:rPr>
+      </w:pPr>
+      <w:r>
+        <w:rPr>
+          <w:rStyle w:val="s2"/>
+          <w:rFonts w:asciiTheme="minorHAnsi" w:hAnsiTheme="minorHAnsi"/>
+          <w:sz w:val="24"/>
+          <w:szCs w:val="24"/>
+        </w:rPr>
+        <w:t xml:space="preserve">• </w:t>
+      </w:r>
+      <w:r>
+        <w:rPr>
+          <w:rStyle w:val="s3"/>
+          <w:rFonts w:asciiTheme="minorHAnsi" w:hAnsiTheme="minorHAnsi"/>
+          <w:b/>
+          <w:bCs/>
+          <w:sz w:val="24"/>
+          <w:szCs w:val="24"/>
+        </w:rPr>
+        <w:t xml:space="preserve">Situation: </w:t>
+      </w:r>
+      <w:r>
+        <w:rPr>
+          <w:rFonts w:asciiTheme="minorHAnsi" w:hAnsiTheme="minorHAnsi"/>
+          <w:sz w:val="24"/>
+          <w:szCs w:val="24"/>
+        </w:rPr>
+        <w:t>Spider Communication — during data preparation on the property datasets you found inconsistent</w:t>
+      </w:r>
+      <w:r>
+        <w:rPr>
+          <w:rFonts w:asciiTheme="minorHAnsi" w:hAnsiTheme="minorHAnsi"/>
+          <w:sz w:val="24"/>
+          <w:szCs w:val="24"/>
+        </w:rPr>
+        <w:t xml:space="preserve"> </w:t>
+      </w:r>
+      <w:r>
+        <w:rPr>
+          <w:rFonts w:asciiTheme="minorHAnsi" w:hAnsiTheme="minorHAnsi"/>
+          <w:sz w:val="24"/>
+          <w:szCs w:val="24"/>
+        </w:rPr>
+        <w:t>and missing values that would have skewed the price estimation outputs.</w:t>
+      </w:r>
+    </w:p>
+    <w:p>
+      <w:pPr>
+        <w:pStyle w:val="p3"/>
+        <w:jc w:val="both"/>
+        <w:rPr>
+          <w:rFonts w:asciiTheme="minorHAnsi" w:hAnsiTheme="minorHAnsi"/>
+          <w:sz w:val="24"/>
+          <w:szCs w:val="24"/>
+        </w:rPr>
+      </w:pPr>
+      <w:r>
+        <w:rPr>
+          <w:rStyle w:val="s2"/>
+          <w:rFonts w:asciiTheme="minorHAnsi" w:hAnsiTheme="minorHAnsi"/>
+          <w:sz w:val="24"/>
+          <w:szCs w:val="24"/>
+        </w:rPr>
+        <w:t xml:space="preserve">• </w:t>
+      </w:r>
+      <w:r>
+        <w:rPr>
+          <w:rStyle w:val="s3"/>
+          <w:rFonts w:asciiTheme="minorHAnsi" w:hAnsiTheme="minorHAnsi"/>
+          <w:b/>
+          <w:bCs/>
+          <w:sz w:val="24"/>
+          <w:szCs w:val="24"/>
+        </w:rPr>
+        <w:t xml:space="preserve">Action: </w:t>
+      </w:r>
+      <w:r>
+        <w:rPr>
+          <w:rFonts w:asciiTheme="minorHAnsi" w:hAnsiTheme="minorHAnsi"/>
+          <w:sz w:val="24"/>
+          <w:szCs w:val="24"/>
+        </w:rPr>
+        <w:t>You quantified how many records were affected before raising it, took it to the senior developer early,</w:t>
+      </w:r>
+      <w:r>
+        <w:rPr>
+          <w:rFonts w:asciiTheme="minorHAnsi" w:hAnsiTheme="minorHAnsi"/>
+          <w:sz w:val="24"/>
+          <w:szCs w:val="24"/>
+        </w:rPr>
+        <w:t xml:space="preserve"> </w:t>
+      </w:r>
+      <w:r>
+        <w:rPr>
+          <w:rFonts w:asciiTheme="minorHAnsi" w:hAnsiTheme="minorHAnsi"/>
+          <w:sz w:val="24"/>
+          <w:szCs w:val="24"/>
+        </w:rPr>
+        <w:t>and proposed cleaning rules which you then documented so the handling was consistent.</w:t>
+      </w:r>
+    </w:p>
+    <w:p>
+      <w:pPr>
+        <w:pStyle w:val="p3"/>
+        <w:jc w:val="both"/>
+        <w:rPr>
+          <w:rFonts w:asciiTheme="minorHAnsi" w:hAnsiTheme="minorHAnsi"/>
+          <w:sz w:val="24"/>
+          <w:szCs w:val="24"/>
+        </w:rPr>
+      </w:pPr>
+      <w:r>
+        <w:rPr>
+          <w:rStyle w:val="s2"/>
+          <w:rFonts w:asciiTheme="minorHAnsi" w:hAnsiTheme="minorHAnsi"/>
+          <w:sz w:val="24"/>
+          <w:szCs w:val="24"/>
+        </w:rPr>
+        <w:t xml:space="preserve">• </w:t>
+      </w:r>
+      <w:r>
+        <w:rPr>
+          <w:rStyle w:val="s3"/>
+          <w:rFonts w:asciiTheme="minorHAnsi" w:hAnsiTheme="minorHAnsi"/>
+          <w:b/>
+          <w:bCs/>
+          <w:sz w:val="24"/>
+          <w:szCs w:val="24"/>
+        </w:rPr>
+        <w:t xml:space="preserve">Result: </w:t>
+      </w:r>
+      <w:r>
+        <w:rPr>
+          <w:rFonts w:asciiTheme="minorHAnsi" w:hAnsiTheme="minorHAnsi"/>
+          <w:sz w:val="24"/>
+          <w:szCs w:val="24"/>
+        </w:rPr>
+        <w:t>Misleading outputs were prevented before they reached anyone making decisions on them.</w:t>
+      </w:r>
+    </w:p>
+    <w:p>
+      <w:pPr>
+        <w:pStyle w:val="p3"/>
+        <w:spacing w:after="240"/>
+        <w:jc w:val="both"/>
+        <w:rPr>
+          <w:rFonts w:asciiTheme="minorHAnsi" w:hAnsiTheme="minorHAnsi"/>
+          <w:sz w:val="24"/>
+          <w:szCs w:val="24"/>
+        </w:rPr>
+      </w:pPr>
+      <w:r>
+        <w:rPr>
+          <w:rStyle w:val="s2"/>
+          <w:rFonts w:asciiTheme="minorHAnsi" w:hAnsiTheme="minorHAnsi"/>
+          <w:sz w:val="24"/>
+          <w:szCs w:val="24"/>
+        </w:rPr>
+        <w:t xml:space="preserve">• </w:t>
+      </w:r>
+      <w:r>
+        <w:rPr>
+          <w:rStyle w:val="s3"/>
+          <w:rFonts w:asciiTheme="minorHAnsi" w:hAnsiTheme="minorHAnsi"/>
+          <w:b/>
+          <w:bCs/>
+          <w:sz w:val="24"/>
+          <w:szCs w:val="24"/>
+        </w:rPr>
+        <w:t xml:space="preserve">Point to land: </w:t>
+      </w:r>
+      <w:r>
+        <w:rPr>
+          <w:rFonts w:asciiTheme="minorHAnsi" w:hAnsiTheme="minorHAnsi"/>
+          <w:sz w:val="24"/>
+          <w:szCs w:val="24"/>
+        </w:rPr>
+        <w:t>Quantify the impact before you escalate. "Some records look wrong" gets ignored; "eleven percent of records are missing a suburb value, which skews the estimate" gets acted on.</w:t>
+      </w:r>
+    </w:p>
+    <w:p>
+      <w:pPr>
+        <w:pStyle w:val="p2"/>
+        <w:jc w:val="both"/>
+        <w:rPr>
+          <w:rFonts w:asciiTheme="minorHAnsi" w:hAnsiTheme="minorHAnsi"/>
+          <w:sz w:val="24"/>
+          <w:szCs w:val="24"/>
+        </w:rPr>
+      </w:pPr>
+      <w:r>
+        <w:rPr>
+          <w:rStyle w:val="s1"/>
+          <w:rFonts w:asciiTheme="minorHAnsi" w:hAnsiTheme="minorHAnsi"/>
+          <w:b/>
+          <w:bCs/>
+          <w:sz w:val="24"/>
+          <w:szCs w:val="24"/>
+        </w:rPr>
+        <w:t xml:space="preserve">6. </w:t>
+      </w:r>
+      <w:r>
+        <w:rPr>
+          <w:rFonts w:asciiTheme="minorHAnsi" w:hAnsiTheme="minorHAnsi"/>
+          <w:b/>
+          <w:bCs/>
+          <w:sz w:val="24"/>
+          <w:szCs w:val="24"/>
+        </w:rPr>
+        <w:t>Describe a project where requirements changed mid-way. What did you do?</w:t>
+      </w:r>
+    </w:p>
+    <w:p>
+      <w:pPr>
+        <w:pStyle w:val="p3"/>
+        <w:jc w:val="both"/>
+        <w:rPr>
+          <w:rFonts w:asciiTheme="minorHAnsi" w:hAnsiTheme="minorHAnsi"/>
+          <w:sz w:val="24"/>
+          <w:szCs w:val="24"/>
+        </w:rPr>
+      </w:pPr>
+      <w:r>
+        <w:rPr>
+          <w:rStyle w:val="s2"/>
+          <w:rFonts w:asciiTheme="minorHAnsi" w:hAnsiTheme="minorHAnsi"/>
+          <w:sz w:val="24"/>
+          <w:szCs w:val="24"/>
+        </w:rPr>
+        <w:t xml:space="preserve">• </w:t>
+      </w:r>
+      <w:r>
+        <w:rPr>
+          <w:rStyle w:val="s3"/>
+          <w:rFonts w:asciiTheme="minorHAnsi" w:hAnsiTheme="minorHAnsi"/>
+          <w:b/>
+          <w:bCs/>
+          <w:sz w:val="24"/>
+          <w:szCs w:val="24"/>
+        </w:rPr>
+        <w:t xml:space="preserve">Situation: </w:t>
+      </w:r>
+      <w:r>
+        <w:rPr>
+          <w:rFonts w:asciiTheme="minorHAnsi" w:hAnsiTheme="minorHAnsi"/>
+          <w:sz w:val="24"/>
+          <w:szCs w:val="24"/>
+        </w:rPr>
+        <w:t>Spider Communication, mid-sprint scope change on the real estate platform.</w:t>
+      </w:r>
+    </w:p>
+    <w:p>
+      <w:pPr>
+        <w:pStyle w:val="p3"/>
+        <w:jc w:val="both"/>
+        <w:rPr>
+          <w:rFonts w:asciiTheme="minorHAnsi" w:hAnsiTheme="minorHAnsi"/>
+          <w:sz w:val="24"/>
+          <w:szCs w:val="24"/>
+        </w:rPr>
+      </w:pPr>
+      <w:r>
+        <w:rPr>
+          <w:rStyle w:val="s2"/>
+          <w:rFonts w:asciiTheme="minorHAnsi" w:hAnsiTheme="minorHAnsi"/>
+          <w:sz w:val="24"/>
+          <w:szCs w:val="24"/>
+        </w:rPr>
+        <w:t xml:space="preserve">• </w:t>
+      </w:r>
+      <w:r>
+        <w:rPr>
+          <w:rStyle w:val="s3"/>
+          <w:rFonts w:asciiTheme="minorHAnsi" w:hAnsiTheme="minorHAnsi"/>
+          <w:b/>
+          <w:bCs/>
+          <w:sz w:val="24"/>
+          <w:szCs w:val="24"/>
+        </w:rPr>
+        <w:t xml:space="preserve">Action: </w:t>
+      </w:r>
+      <w:r>
+        <w:rPr>
+          <w:rFonts w:asciiTheme="minorHAnsi" w:hAnsiTheme="minorHAnsi"/>
+          <w:sz w:val="24"/>
+          <w:szCs w:val="24"/>
+        </w:rPr>
+        <w:t>You assessed the impact on scope, timeline and dependencies rather than just absorbing it. You updated</w:t>
+      </w:r>
+      <w:r>
+        <w:rPr>
+          <w:rFonts w:asciiTheme="minorHAnsi" w:hAnsiTheme="minorHAnsi"/>
+          <w:sz w:val="24"/>
+          <w:szCs w:val="24"/>
+        </w:rPr>
+        <w:t xml:space="preserve"> </w:t>
+      </w:r>
+      <w:r>
+        <w:rPr>
+          <w:rFonts w:asciiTheme="minorHAnsi" w:hAnsiTheme="minorHAnsi"/>
+          <w:sz w:val="24"/>
+          <w:szCs w:val="24"/>
+        </w:rPr>
+        <w:t>the affected user stories and acceptance criteria, re-prioritised with the team, and made visible what would slip</w:t>
+      </w:r>
+      <w:r>
+        <w:rPr>
+          <w:rFonts w:asciiTheme="minorHAnsi" w:hAnsiTheme="minorHAnsi"/>
+          <w:sz w:val="24"/>
+          <w:szCs w:val="24"/>
+        </w:rPr>
+        <w:t xml:space="preserve"> </w:t>
+      </w:r>
+      <w:r>
+        <w:rPr>
+          <w:rFonts w:asciiTheme="minorHAnsi" w:hAnsiTheme="minorHAnsi"/>
+          <w:sz w:val="24"/>
+          <w:szCs w:val="24"/>
+        </w:rPr>
+        <w:t>as a result.</w:t>
+      </w:r>
+    </w:p>
+    <w:p>
+      <w:pPr>
+        <w:pStyle w:val="p3"/>
+        <w:jc w:val="both"/>
+        <w:rPr>
+          <w:rFonts w:asciiTheme="minorHAnsi" w:hAnsiTheme="minorHAnsi"/>
+          <w:sz w:val="24"/>
+          <w:szCs w:val="24"/>
+        </w:rPr>
+      </w:pPr>
+      <w:r>
+        <w:rPr>
+          <w:rStyle w:val="s2"/>
+          <w:rFonts w:asciiTheme="minorHAnsi" w:hAnsiTheme="minorHAnsi"/>
+          <w:sz w:val="24"/>
+          <w:szCs w:val="24"/>
+        </w:rPr>
+        <w:t xml:space="preserve">• </w:t>
+      </w:r>
+      <w:r>
+        <w:rPr>
+          <w:rStyle w:val="s3"/>
+          <w:rFonts w:asciiTheme="minorHAnsi" w:hAnsiTheme="minorHAnsi"/>
+          <w:b/>
+          <w:bCs/>
+          <w:sz w:val="24"/>
+          <w:szCs w:val="24"/>
+        </w:rPr>
+        <w:t xml:space="preserve">Result: </w:t>
+      </w:r>
+      <w:r>
+        <w:rPr>
+          <w:rFonts w:asciiTheme="minorHAnsi" w:hAnsiTheme="minorHAnsi"/>
+          <w:sz w:val="24"/>
+          <w:szCs w:val="24"/>
+        </w:rPr>
+        <w:t>The change was accommodated with an explicit trade-off instead of silent slippage.</w:t>
+      </w:r>
+    </w:p>
+    <w:p>
+      <w:pPr>
+        <w:pStyle w:val="p3"/>
+        <w:spacing w:after="240"/>
+        <w:jc w:val="both"/>
+        <w:rPr>
+          <w:rFonts w:asciiTheme="minorHAnsi" w:hAnsiTheme="minorHAnsi"/>
+          <w:sz w:val="24"/>
+          <w:szCs w:val="24"/>
+        </w:rPr>
+      </w:pPr>
+      <w:r>
+        <w:rPr>
+          <w:rStyle w:val="s2"/>
+          <w:rFonts w:asciiTheme="minorHAnsi" w:hAnsiTheme="minorHAnsi"/>
+          <w:sz w:val="24"/>
+          <w:szCs w:val="24"/>
+        </w:rPr>
+        <w:t xml:space="preserve">• </w:t>
+      </w:r>
+      <w:r>
+        <w:rPr>
+          <w:rStyle w:val="s3"/>
+          <w:rFonts w:asciiTheme="minorHAnsi" w:hAnsiTheme="minorHAnsi"/>
+          <w:b/>
+          <w:bCs/>
+          <w:sz w:val="24"/>
+          <w:szCs w:val="24"/>
+        </w:rPr>
+        <w:t xml:space="preserve">Point to land: </w:t>
+      </w:r>
+      <w:r>
+        <w:rPr>
+          <w:rFonts w:asciiTheme="minorHAnsi" w:hAnsiTheme="minorHAnsi"/>
+          <w:sz w:val="24"/>
+          <w:szCs w:val="24"/>
+        </w:rPr>
+        <w:t>Change is normal. Undocumented change is the problem.</w:t>
+      </w:r>
+    </w:p>
+    <w:p>
+      <w:pPr>
+        <w:pStyle w:val="p2"/>
+        <w:jc w:val="both"/>
+        <w:rPr>
+          <w:rFonts w:asciiTheme="minorHAnsi" w:hAnsiTheme="minorHAnsi"/>
+          <w:sz w:val="24"/>
+          <w:szCs w:val="24"/>
+        </w:rPr>
+      </w:pPr>
+      <w:r>
+        <w:rPr>
+          <w:rStyle w:val="s1"/>
+          <w:rFonts w:asciiTheme="minorHAnsi" w:hAnsiTheme="minorHAnsi"/>
+          <w:b/>
+          <w:bCs/>
+          <w:sz w:val="24"/>
+          <w:szCs w:val="24"/>
+        </w:rPr>
+        <w:t xml:space="preserve">7. </w:t>
+      </w:r>
+      <w:r>
+        <w:rPr>
+          <w:rFonts w:asciiTheme="minorHAnsi" w:hAnsiTheme="minorHAnsi"/>
+          <w:b/>
+          <w:bCs/>
+          <w:sz w:val="24"/>
+          <w:szCs w:val="24"/>
+        </w:rPr>
+        <w:t>Tell me about a time you disagreed with a developer or a senior colleague.</w:t>
+      </w:r>
+    </w:p>
+    <w:p>
+      <w:pPr>
+        <w:pStyle w:val="p3"/>
+        <w:jc w:val="both"/>
+        <w:rPr>
+          <w:rFonts w:asciiTheme="minorHAnsi" w:hAnsiTheme="minorHAnsi"/>
+          <w:sz w:val="24"/>
+          <w:szCs w:val="24"/>
+        </w:rPr>
+      </w:pPr>
+      <w:r>
+        <w:rPr>
+          <w:rStyle w:val="s2"/>
+          <w:rFonts w:asciiTheme="minorHAnsi" w:hAnsiTheme="minorHAnsi"/>
+          <w:sz w:val="24"/>
+          <w:szCs w:val="24"/>
+        </w:rPr>
+        <w:lastRenderedPageBreak/>
+        <w:t xml:space="preserve">• </w:t>
+      </w:r>
+      <w:r>
+        <w:rPr>
+          <w:rFonts w:asciiTheme="minorHAnsi" w:hAnsiTheme="minorHAnsi"/>
+          <w:sz w:val="24"/>
+          <w:szCs w:val="24"/>
+        </w:rPr>
+        <w:t>Do not say you have never disagreed. It reads as inexperience or as avoidance, not as harmony.</w:t>
+      </w:r>
+    </w:p>
+    <w:p>
+      <w:pPr>
+        <w:pStyle w:val="p3"/>
+        <w:jc w:val="both"/>
+        <w:rPr>
+          <w:rFonts w:asciiTheme="minorHAnsi" w:hAnsiTheme="minorHAnsi"/>
+          <w:sz w:val="24"/>
+          <w:szCs w:val="24"/>
+        </w:rPr>
+      </w:pPr>
+      <w:r>
+        <w:rPr>
+          <w:rStyle w:val="s2"/>
+          <w:rFonts w:asciiTheme="minorHAnsi" w:hAnsiTheme="minorHAnsi"/>
+          <w:sz w:val="24"/>
+          <w:szCs w:val="24"/>
+        </w:rPr>
+        <w:t xml:space="preserve">• </w:t>
+      </w:r>
+      <w:r>
+        <w:rPr>
+          <w:rFonts w:asciiTheme="minorHAnsi" w:hAnsiTheme="minorHAnsi"/>
+          <w:sz w:val="24"/>
+          <w:szCs w:val="24"/>
+        </w:rPr>
+        <w:t>Pick a real, modest example — a feature you believed did not meet the documented requirement, or a testing</w:t>
+      </w:r>
+      <w:r>
+        <w:rPr>
+          <w:rFonts w:asciiTheme="minorHAnsi" w:hAnsiTheme="minorHAnsi"/>
+          <w:sz w:val="24"/>
+          <w:szCs w:val="24"/>
+        </w:rPr>
+        <w:t xml:space="preserve"> </w:t>
+      </w:r>
+      <w:r>
+        <w:rPr>
+          <w:rFonts w:asciiTheme="minorHAnsi" w:hAnsiTheme="minorHAnsi"/>
+          <w:sz w:val="24"/>
+          <w:szCs w:val="24"/>
+        </w:rPr>
+        <w:t>approach you thought would miss defects.</w:t>
+      </w:r>
+    </w:p>
+    <w:p>
+      <w:pPr>
+        <w:pStyle w:val="p3"/>
+        <w:jc w:val="both"/>
+        <w:rPr>
+          <w:rFonts w:asciiTheme="minorHAnsi" w:hAnsiTheme="minorHAnsi"/>
+          <w:sz w:val="24"/>
+          <w:szCs w:val="24"/>
+        </w:rPr>
+      </w:pPr>
+      <w:r>
+        <w:rPr>
+          <w:rStyle w:val="s2"/>
+          <w:rFonts w:asciiTheme="minorHAnsi" w:hAnsiTheme="minorHAnsi"/>
+          <w:sz w:val="24"/>
+          <w:szCs w:val="24"/>
+        </w:rPr>
+        <w:t xml:space="preserve">• </w:t>
+      </w:r>
+      <w:r>
+        <w:rPr>
+          <w:rStyle w:val="s3"/>
+          <w:rFonts w:asciiTheme="minorHAnsi" w:hAnsiTheme="minorHAnsi"/>
+          <w:b/>
+          <w:bCs/>
+          <w:sz w:val="24"/>
+          <w:szCs w:val="24"/>
+        </w:rPr>
+        <w:t xml:space="preserve">Action to describe: </w:t>
+      </w:r>
+      <w:r>
+        <w:rPr>
+          <w:rFonts w:asciiTheme="minorHAnsi" w:hAnsiTheme="minorHAnsi"/>
+          <w:sz w:val="24"/>
+          <w:szCs w:val="24"/>
+        </w:rPr>
+        <w:t>You asked questions first to confirm you had understood their reasoning. You brought</w:t>
+      </w:r>
+      <w:r>
+        <w:rPr>
+          <w:rFonts w:asciiTheme="minorHAnsi" w:hAnsiTheme="minorHAnsi"/>
+          <w:sz w:val="24"/>
+          <w:szCs w:val="24"/>
+        </w:rPr>
+        <w:t xml:space="preserve"> </w:t>
+      </w:r>
+      <w:r>
+        <w:rPr>
+          <w:rFonts w:asciiTheme="minorHAnsi" w:hAnsiTheme="minorHAnsi"/>
+          <w:sz w:val="24"/>
+          <w:szCs w:val="24"/>
+        </w:rPr>
+        <w:t>evidence — the written requirement, or the test results — rather than opinion. You put the trade-off to the</w:t>
+      </w:r>
+      <w:r>
+        <w:rPr>
+          <w:rFonts w:asciiTheme="minorHAnsi" w:hAnsiTheme="minorHAnsi"/>
+          <w:sz w:val="24"/>
+          <w:szCs w:val="24"/>
+        </w:rPr>
+        <w:t xml:space="preserve"> </w:t>
+      </w:r>
+      <w:r>
+        <w:rPr>
+          <w:rFonts w:asciiTheme="minorHAnsi" w:hAnsiTheme="minorHAnsi"/>
+          <w:sz w:val="24"/>
+          <w:szCs w:val="24"/>
+        </w:rPr>
+        <w:t>decision-maker where it mattered.</w:t>
+      </w:r>
+    </w:p>
+    <w:p>
+      <w:pPr>
+        <w:pStyle w:val="p3"/>
+        <w:jc w:val="both"/>
+        <w:rPr>
+          <w:rFonts w:asciiTheme="minorHAnsi" w:hAnsiTheme="minorHAnsi"/>
+          <w:sz w:val="24"/>
+          <w:szCs w:val="24"/>
+        </w:rPr>
+      </w:pPr>
+      <w:r>
+        <w:rPr>
+          <w:rStyle w:val="s2"/>
+          <w:rFonts w:asciiTheme="minorHAnsi" w:hAnsiTheme="minorHAnsi"/>
+          <w:sz w:val="24"/>
+          <w:szCs w:val="24"/>
+        </w:rPr>
+        <w:t xml:space="preserve">• </w:t>
+      </w:r>
+      <w:r>
+        <w:rPr>
+          <w:rStyle w:val="s3"/>
+          <w:rFonts w:asciiTheme="minorHAnsi" w:hAnsiTheme="minorHAnsi"/>
+          <w:b/>
+          <w:bCs/>
+          <w:sz w:val="24"/>
+          <w:szCs w:val="24"/>
+        </w:rPr>
+        <w:t xml:space="preserve">Result: </w:t>
+      </w:r>
+      <w:r>
+        <w:rPr>
+          <w:rFonts w:asciiTheme="minorHAnsi" w:hAnsiTheme="minorHAnsi"/>
+          <w:sz w:val="24"/>
+          <w:szCs w:val="24"/>
+        </w:rPr>
+        <w:t xml:space="preserve">Either the approach changed, or the decision went the other </w:t>
+      </w:r>
+      <w:r>
+        <w:rPr>
+          <w:rFonts w:asciiTheme="minorHAnsi" w:hAnsiTheme="minorHAnsi"/>
+          <w:sz w:val="24"/>
+          <w:szCs w:val="24"/>
+        </w:rPr>
+        <w:t>way,</w:t>
+      </w:r>
+      <w:r>
+        <w:rPr>
+          <w:rFonts w:asciiTheme="minorHAnsi" w:hAnsiTheme="minorHAnsi"/>
+          <w:sz w:val="24"/>
+          <w:szCs w:val="24"/>
+        </w:rPr>
+        <w:t xml:space="preserve"> and you committed to it fully. Both are</w:t>
+      </w:r>
+      <w:r>
+        <w:rPr>
+          <w:rFonts w:asciiTheme="minorHAnsi" w:hAnsiTheme="minorHAnsi"/>
+          <w:sz w:val="24"/>
+          <w:szCs w:val="24"/>
+        </w:rPr>
+        <w:t xml:space="preserve"> </w:t>
+      </w:r>
+      <w:r>
+        <w:rPr>
+          <w:rFonts w:asciiTheme="minorHAnsi" w:hAnsiTheme="minorHAnsi"/>
+          <w:sz w:val="24"/>
+          <w:szCs w:val="24"/>
+        </w:rPr>
+        <w:t>good answers.</w:t>
+      </w:r>
+    </w:p>
+    <w:p>
+      <w:pPr>
+        <w:pStyle w:val="p3"/>
+        <w:jc w:val="both"/>
+        <w:rPr>
+          <w:rFonts w:asciiTheme="minorHAnsi" w:hAnsiTheme="minorHAnsi"/>
+          <w:sz w:val="24"/>
+          <w:szCs w:val="24"/>
+        </w:rPr>
+      </w:pPr>
+      <w:r>
+        <w:rPr>
+          <w:rStyle w:val="s2"/>
+          <w:rFonts w:asciiTheme="minorHAnsi" w:hAnsiTheme="minorHAnsi"/>
+          <w:sz w:val="24"/>
+          <w:szCs w:val="24"/>
+        </w:rPr>
+        <w:t xml:space="preserve">• </w:t>
+      </w:r>
+      <w:r>
+        <w:rPr>
+          <w:rStyle w:val="s3"/>
+          <w:rFonts w:asciiTheme="minorHAnsi" w:hAnsiTheme="minorHAnsi"/>
+          <w:b/>
+          <w:bCs/>
+          <w:sz w:val="24"/>
+          <w:szCs w:val="24"/>
+        </w:rPr>
+        <w:t xml:space="preserve">Point to land: </w:t>
+      </w:r>
+      <w:r>
+        <w:rPr>
+          <w:rFonts w:asciiTheme="minorHAnsi" w:hAnsiTheme="minorHAnsi"/>
+          <w:sz w:val="24"/>
+          <w:szCs w:val="24"/>
+        </w:rPr>
+        <w:t>Disagree with evidence, commit once the decision is made.</w:t>
+      </w:r>
+    </w:p>
+    <w:p>
+      <w:pPr>
+        <w:pStyle w:val="p2"/>
+        <w:spacing w:before="240"/>
+        <w:jc w:val="both"/>
+        <w:rPr>
+          <w:rFonts w:asciiTheme="minorHAnsi" w:hAnsiTheme="minorHAnsi"/>
+          <w:sz w:val="24"/>
+          <w:szCs w:val="24"/>
+        </w:rPr>
+      </w:pPr>
+      <w:r>
+        <w:rPr>
+          <w:rStyle w:val="s1"/>
+          <w:rFonts w:asciiTheme="minorHAnsi" w:hAnsiTheme="minorHAnsi"/>
+          <w:b/>
+          <w:bCs/>
+          <w:sz w:val="24"/>
+          <w:szCs w:val="24"/>
+        </w:rPr>
+        <w:t xml:space="preserve">8. </w:t>
+      </w:r>
+      <w:r>
+        <w:rPr>
+          <w:rFonts w:asciiTheme="minorHAnsi" w:hAnsiTheme="minorHAnsi"/>
+          <w:b/>
+          <w:bCs/>
+          <w:sz w:val="24"/>
+          <w:szCs w:val="24"/>
+        </w:rPr>
+        <w:t>Give an example of managing competing deadlines or priorities.</w:t>
+      </w:r>
+    </w:p>
+    <w:p>
+      <w:pPr>
+        <w:pStyle w:val="p3"/>
+        <w:jc w:val="both"/>
+        <w:rPr>
+          <w:rFonts w:asciiTheme="minorHAnsi" w:hAnsiTheme="minorHAnsi"/>
+          <w:sz w:val="24"/>
+          <w:szCs w:val="24"/>
+        </w:rPr>
+      </w:pPr>
+      <w:r>
+        <w:rPr>
+          <w:rStyle w:val="s2"/>
+          <w:rFonts w:asciiTheme="minorHAnsi" w:hAnsiTheme="minorHAnsi"/>
+          <w:sz w:val="24"/>
+          <w:szCs w:val="24"/>
+        </w:rPr>
+        <w:t xml:space="preserve">• </w:t>
+      </w:r>
+      <w:r>
+        <w:rPr>
+          <w:rStyle w:val="s3"/>
+          <w:rFonts w:asciiTheme="minorHAnsi" w:hAnsiTheme="minorHAnsi"/>
+          <w:b/>
+          <w:bCs/>
+          <w:sz w:val="24"/>
+          <w:szCs w:val="24"/>
+        </w:rPr>
+        <w:t xml:space="preserve">Situation: </w:t>
+      </w:r>
+      <w:r>
+        <w:rPr>
+          <w:rFonts w:asciiTheme="minorHAnsi" w:hAnsiTheme="minorHAnsi"/>
+          <w:sz w:val="24"/>
+          <w:szCs w:val="24"/>
+        </w:rPr>
+        <w:t>Your Masters coursework overlapping with internship delivery commitments, or multiple modules due</w:t>
+      </w:r>
+      <w:r>
+        <w:rPr>
+          <w:rFonts w:asciiTheme="minorHAnsi" w:hAnsiTheme="minorHAnsi"/>
+          <w:sz w:val="24"/>
+          <w:szCs w:val="24"/>
+        </w:rPr>
+        <w:t xml:space="preserve"> </w:t>
+      </w:r>
+      <w:r>
+        <w:rPr>
+          <w:rFonts w:asciiTheme="minorHAnsi" w:hAnsiTheme="minorHAnsi"/>
+          <w:sz w:val="24"/>
+          <w:szCs w:val="24"/>
+        </w:rPr>
+        <w:t>within one sprint.</w:t>
+      </w:r>
+    </w:p>
+    <w:p>
+      <w:pPr>
+        <w:pStyle w:val="p3"/>
+        <w:jc w:val="both"/>
+        <w:rPr>
+          <w:rFonts w:asciiTheme="minorHAnsi" w:hAnsiTheme="minorHAnsi"/>
+          <w:sz w:val="24"/>
+          <w:szCs w:val="24"/>
+        </w:rPr>
+      </w:pPr>
+      <w:r>
+        <w:rPr>
+          <w:rStyle w:val="s2"/>
+          <w:rFonts w:asciiTheme="minorHAnsi" w:hAnsiTheme="minorHAnsi"/>
+          <w:sz w:val="24"/>
+          <w:szCs w:val="24"/>
+        </w:rPr>
+        <w:t xml:space="preserve">• </w:t>
+      </w:r>
+      <w:r>
+        <w:rPr>
+          <w:rStyle w:val="s3"/>
+          <w:rFonts w:asciiTheme="minorHAnsi" w:hAnsiTheme="minorHAnsi"/>
+          <w:b/>
+          <w:bCs/>
+          <w:sz w:val="24"/>
+          <w:szCs w:val="24"/>
+        </w:rPr>
+        <w:t xml:space="preserve">Action: </w:t>
+      </w:r>
+      <w:r>
+        <w:rPr>
+          <w:rFonts w:asciiTheme="minorHAnsi" w:hAnsiTheme="minorHAnsi"/>
+          <w:sz w:val="24"/>
+          <w:szCs w:val="24"/>
+        </w:rPr>
+        <w:t>You listed everything outstanding, separated genuine deadlines from assumed ones, checked which</w:t>
+      </w:r>
+      <w:r>
+        <w:rPr>
+          <w:rFonts w:asciiTheme="minorHAnsi" w:hAnsiTheme="minorHAnsi"/>
+          <w:sz w:val="24"/>
+          <w:szCs w:val="24"/>
+        </w:rPr>
+        <w:t xml:space="preserve"> </w:t>
+      </w:r>
+      <w:r>
+        <w:rPr>
+          <w:rFonts w:asciiTheme="minorHAnsi" w:hAnsiTheme="minorHAnsi"/>
+          <w:sz w:val="24"/>
+          <w:szCs w:val="24"/>
+        </w:rPr>
+        <w:t>items other people were dependent on, and raised the conflict with your supervisor early rather than close to the</w:t>
+      </w:r>
+      <w:r>
+        <w:rPr>
+          <w:rFonts w:asciiTheme="minorHAnsi" w:hAnsiTheme="minorHAnsi"/>
+          <w:sz w:val="24"/>
+          <w:szCs w:val="24"/>
+        </w:rPr>
+        <w:t xml:space="preserve"> </w:t>
+      </w:r>
+      <w:r>
+        <w:rPr>
+          <w:rFonts w:asciiTheme="minorHAnsi" w:hAnsiTheme="minorHAnsi"/>
+          <w:sz w:val="24"/>
+          <w:szCs w:val="24"/>
+        </w:rPr>
+        <w:t>due date.</w:t>
+      </w:r>
+    </w:p>
+    <w:p>
+      <w:pPr>
+        <w:pStyle w:val="p3"/>
+        <w:jc w:val="both"/>
+        <w:rPr>
+          <w:rFonts w:asciiTheme="minorHAnsi" w:hAnsiTheme="minorHAnsi"/>
+          <w:sz w:val="24"/>
+          <w:szCs w:val="24"/>
+        </w:rPr>
+      </w:pPr>
+      <w:r>
+        <w:rPr>
+          <w:rStyle w:val="s2"/>
+          <w:rFonts w:asciiTheme="minorHAnsi" w:hAnsiTheme="minorHAnsi"/>
+          <w:sz w:val="24"/>
+          <w:szCs w:val="24"/>
+        </w:rPr>
+        <w:t xml:space="preserve">• </w:t>
+      </w:r>
+      <w:r>
+        <w:rPr>
+          <w:rStyle w:val="s3"/>
+          <w:rFonts w:asciiTheme="minorHAnsi" w:hAnsiTheme="minorHAnsi"/>
+          <w:b/>
+          <w:bCs/>
+          <w:sz w:val="24"/>
+          <w:szCs w:val="24"/>
+        </w:rPr>
+        <w:t xml:space="preserve">Result: </w:t>
+      </w:r>
+      <w:r>
+        <w:rPr>
+          <w:rFonts w:asciiTheme="minorHAnsi" w:hAnsiTheme="minorHAnsi"/>
+          <w:sz w:val="24"/>
+          <w:szCs w:val="24"/>
+        </w:rPr>
+        <w:t>Both delivered, or the lower-priority item was consciously rescheduled rather than quietly dropped.</w:t>
+      </w:r>
+    </w:p>
+    <w:p>
+      <w:pPr>
+        <w:pStyle w:val="p3"/>
+        <w:spacing w:after="240"/>
+        <w:jc w:val="both"/>
+        <w:rPr>
+          <w:rFonts w:asciiTheme="minorHAnsi" w:hAnsiTheme="minorHAnsi"/>
+          <w:sz w:val="24"/>
+          <w:szCs w:val="24"/>
+        </w:rPr>
+      </w:pPr>
+      <w:r>
+        <w:rPr>
+          <w:rStyle w:val="s2"/>
+          <w:rFonts w:asciiTheme="minorHAnsi" w:hAnsiTheme="minorHAnsi"/>
+          <w:sz w:val="24"/>
+          <w:szCs w:val="24"/>
+        </w:rPr>
+        <w:t xml:space="preserve">• </w:t>
+      </w:r>
+      <w:r>
+        <w:rPr>
+          <w:rStyle w:val="s3"/>
+          <w:rFonts w:asciiTheme="minorHAnsi" w:hAnsiTheme="minorHAnsi"/>
+          <w:b/>
+          <w:bCs/>
+          <w:sz w:val="24"/>
+          <w:szCs w:val="24"/>
+        </w:rPr>
+        <w:t xml:space="preserve">Point to land: </w:t>
+      </w:r>
+      <w:r>
+        <w:rPr>
+          <w:rFonts w:asciiTheme="minorHAnsi" w:hAnsiTheme="minorHAnsi"/>
+          <w:sz w:val="24"/>
+          <w:szCs w:val="24"/>
+        </w:rPr>
+        <w:t>Escalating early is a skill. Panels are listening for whether you flag problems or hide them.</w:t>
+      </w:r>
+    </w:p>
+    <w:p>
+      <w:pPr>
+        <w:pStyle w:val="p2"/>
+        <w:jc w:val="both"/>
+        <w:rPr>
+          <w:rFonts w:asciiTheme="minorHAnsi" w:hAnsiTheme="minorHAnsi"/>
+          <w:sz w:val="24"/>
+          <w:szCs w:val="24"/>
+        </w:rPr>
+      </w:pPr>
+      <w:r>
+        <w:rPr>
+          <w:rStyle w:val="s1"/>
+          <w:rFonts w:asciiTheme="minorHAnsi" w:hAnsiTheme="minorHAnsi"/>
+          <w:b/>
+          <w:bCs/>
+          <w:sz w:val="24"/>
+          <w:szCs w:val="24"/>
+        </w:rPr>
+        <w:t xml:space="preserve">9. </w:t>
+      </w:r>
+      <w:r>
+        <w:rPr>
+          <w:rFonts w:asciiTheme="minorHAnsi" w:hAnsiTheme="minorHAnsi"/>
+          <w:b/>
+          <w:bCs/>
+          <w:sz w:val="24"/>
+          <w:szCs w:val="24"/>
+        </w:rPr>
+        <w:t>Tell me about a mistake you made in your analysis or documentation.</w:t>
+      </w:r>
+    </w:p>
+    <w:p>
+      <w:pPr>
+        <w:pStyle w:val="p3"/>
+        <w:jc w:val="both"/>
+        <w:rPr>
+          <w:rFonts w:asciiTheme="minorHAnsi" w:hAnsiTheme="minorHAnsi"/>
+          <w:sz w:val="24"/>
+          <w:szCs w:val="24"/>
+        </w:rPr>
+      </w:pPr>
+      <w:r>
+        <w:rPr>
+          <w:rStyle w:val="s2"/>
+          <w:rFonts w:asciiTheme="minorHAnsi" w:hAnsiTheme="minorHAnsi"/>
+          <w:sz w:val="24"/>
+          <w:szCs w:val="24"/>
+        </w:rPr>
+        <w:t xml:space="preserve">• </w:t>
+      </w:r>
+      <w:r>
+        <w:rPr>
+          <w:rFonts w:asciiTheme="minorHAnsi" w:hAnsiTheme="minorHAnsi"/>
+          <w:sz w:val="24"/>
+          <w:szCs w:val="24"/>
+        </w:rPr>
+        <w:t>Choose something real and modest — an acceptance criterion written ambiguously that a developer interpreted</w:t>
+      </w:r>
+      <w:r>
+        <w:rPr>
+          <w:rFonts w:asciiTheme="minorHAnsi" w:hAnsiTheme="minorHAnsi"/>
+          <w:sz w:val="24"/>
+          <w:szCs w:val="24"/>
+        </w:rPr>
+        <w:t xml:space="preserve"> </w:t>
+      </w:r>
+      <w:r>
+        <w:rPr>
+          <w:rFonts w:asciiTheme="minorHAnsi" w:hAnsiTheme="minorHAnsi"/>
+          <w:sz w:val="24"/>
+          <w:szCs w:val="24"/>
+        </w:rPr>
+        <w:t>differently, or a defect that got past your testing.</w:t>
+      </w:r>
+    </w:p>
+    <w:p>
+      <w:pPr>
+        <w:pStyle w:val="p3"/>
+        <w:jc w:val="both"/>
+        <w:rPr>
+          <w:rFonts w:asciiTheme="minorHAnsi" w:hAnsiTheme="minorHAnsi"/>
+          <w:sz w:val="24"/>
+          <w:szCs w:val="24"/>
+        </w:rPr>
+      </w:pPr>
+      <w:r>
+        <w:rPr>
+          <w:rStyle w:val="s2"/>
+          <w:rFonts w:asciiTheme="minorHAnsi" w:hAnsiTheme="minorHAnsi"/>
+          <w:sz w:val="24"/>
+          <w:szCs w:val="24"/>
+        </w:rPr>
+        <w:t xml:space="preserve">• </w:t>
+      </w:r>
+      <w:r>
+        <w:rPr>
+          <w:rStyle w:val="s3"/>
+          <w:rFonts w:asciiTheme="minorHAnsi" w:hAnsiTheme="minorHAnsi"/>
+          <w:b/>
+          <w:bCs/>
+          <w:sz w:val="24"/>
+          <w:szCs w:val="24"/>
+        </w:rPr>
+        <w:t xml:space="preserve">Action to describe: </w:t>
+      </w:r>
+      <w:r>
+        <w:rPr>
+          <w:rFonts w:asciiTheme="minorHAnsi" w:hAnsiTheme="minorHAnsi"/>
+          <w:sz w:val="24"/>
+          <w:szCs w:val="24"/>
+        </w:rPr>
+        <w:t>You raised it yourself as soon as you spotted it rather than waiting to be found out. You</w:t>
+      </w:r>
+      <w:r>
+        <w:rPr>
+          <w:rFonts w:asciiTheme="minorHAnsi" w:hAnsiTheme="minorHAnsi"/>
+          <w:sz w:val="24"/>
+          <w:szCs w:val="24"/>
+        </w:rPr>
+        <w:t xml:space="preserve"> </w:t>
+      </w:r>
+      <w:r>
+        <w:rPr>
+          <w:rFonts w:asciiTheme="minorHAnsi" w:hAnsiTheme="minorHAnsi"/>
+          <w:sz w:val="24"/>
+          <w:szCs w:val="24"/>
+        </w:rPr>
+        <w:t>corrected it, and then changed how you worked — for example, having acceptance criteria reviewed by a</w:t>
+      </w:r>
+      <w:r>
+        <w:rPr>
+          <w:rFonts w:asciiTheme="minorHAnsi" w:hAnsiTheme="minorHAnsi"/>
+          <w:sz w:val="24"/>
+          <w:szCs w:val="24"/>
+        </w:rPr>
+        <w:t xml:space="preserve"> </w:t>
+      </w:r>
+      <w:r>
+        <w:rPr>
+          <w:rFonts w:asciiTheme="minorHAnsi" w:hAnsiTheme="minorHAnsi"/>
+          <w:sz w:val="24"/>
+          <w:szCs w:val="24"/>
+        </w:rPr>
+        <w:t>developer before the sprint started.</w:t>
+      </w:r>
+    </w:p>
+    <w:p>
+      <w:pPr>
+        <w:pStyle w:val="p3"/>
+        <w:spacing w:after="240"/>
+        <w:jc w:val="both"/>
+        <w:rPr>
+          <w:rFonts w:asciiTheme="minorHAnsi" w:hAnsiTheme="minorHAnsi"/>
+          <w:sz w:val="24"/>
+          <w:szCs w:val="24"/>
+        </w:rPr>
+      </w:pPr>
+      <w:r>
+        <w:rPr>
+          <w:rStyle w:val="s2"/>
+          <w:rFonts w:asciiTheme="minorHAnsi" w:hAnsiTheme="minorHAnsi"/>
+          <w:sz w:val="24"/>
+          <w:szCs w:val="24"/>
+        </w:rPr>
+        <w:t xml:space="preserve">• </w:t>
+      </w:r>
+      <w:r>
+        <w:rPr>
+          <w:rStyle w:val="s3"/>
+          <w:rFonts w:asciiTheme="minorHAnsi" w:hAnsiTheme="minorHAnsi"/>
+          <w:b/>
+          <w:bCs/>
+          <w:sz w:val="24"/>
+          <w:szCs w:val="24"/>
+        </w:rPr>
+        <w:t xml:space="preserve">Point to land: </w:t>
+      </w:r>
+      <w:r>
+        <w:rPr>
+          <w:rFonts w:asciiTheme="minorHAnsi" w:hAnsiTheme="minorHAnsi"/>
+          <w:sz w:val="24"/>
+          <w:szCs w:val="24"/>
+        </w:rPr>
+        <w:t>The prevention step is what is being scored, not the mistake. An answer without a change in</w:t>
+      </w:r>
+      <w:r>
+        <w:rPr>
+          <w:rFonts w:asciiTheme="minorHAnsi" w:hAnsiTheme="minorHAnsi"/>
+          <w:sz w:val="24"/>
+          <w:szCs w:val="24"/>
+        </w:rPr>
+        <w:t xml:space="preserve"> </w:t>
+      </w:r>
+      <w:r>
+        <w:rPr>
+          <w:rFonts w:asciiTheme="minorHAnsi" w:hAnsiTheme="minorHAnsi"/>
+          <w:sz w:val="24"/>
+          <w:szCs w:val="24"/>
+        </w:rPr>
+        <w:t>practice is only half an answer.</w:t>
+      </w:r>
+    </w:p>
+    <w:p>
+      <w:pPr>
+        <w:pStyle w:val="p2"/>
+        <w:jc w:val="both"/>
+        <w:rPr>
+          <w:rFonts w:asciiTheme="minorHAnsi" w:hAnsiTheme="minorHAnsi"/>
+          <w:sz w:val="24"/>
+          <w:szCs w:val="24"/>
+        </w:rPr>
+      </w:pPr>
+      <w:r>
+        <w:rPr>
+          <w:rStyle w:val="s1"/>
+          <w:rFonts w:asciiTheme="minorHAnsi" w:hAnsiTheme="minorHAnsi"/>
+          <w:b/>
+          <w:bCs/>
+          <w:color w:val="000000" w:themeColor="text1"/>
+          <w:sz w:val="24"/>
+          <w:szCs w:val="24"/>
+        </w:rPr>
+        <w:t>10</w:t>
+      </w:r>
+      <w:r>
+        <w:rPr>
+          <w:rStyle w:val="s1"/>
+          <w:rFonts w:asciiTheme="minorHAnsi" w:hAnsiTheme="minorHAnsi"/>
+          <w:b/>
+          <w:bCs/>
+          <w:sz w:val="24"/>
+          <w:szCs w:val="24"/>
+        </w:rPr>
+        <w:t xml:space="preserve">. </w:t>
+      </w:r>
+      <w:r>
+        <w:rPr>
+          <w:rFonts w:asciiTheme="minorHAnsi" w:hAnsiTheme="minorHAnsi"/>
+          <w:b/>
+          <w:bCs/>
+          <w:sz w:val="24"/>
+          <w:szCs w:val="24"/>
+        </w:rPr>
+        <w:t>Tell me about a time you had to influence a decision without formal authority.</w:t>
+      </w:r>
+    </w:p>
+    <w:p>
+      <w:pPr>
+        <w:pStyle w:val="p3"/>
+        <w:jc w:val="both"/>
+        <w:rPr>
+          <w:rFonts w:asciiTheme="minorHAnsi" w:hAnsiTheme="minorHAnsi"/>
+          <w:sz w:val="24"/>
+          <w:szCs w:val="24"/>
+        </w:rPr>
+      </w:pPr>
+      <w:r>
+        <w:rPr>
+          <w:rStyle w:val="s2"/>
+          <w:rFonts w:asciiTheme="minorHAnsi" w:hAnsiTheme="minorHAnsi"/>
+          <w:sz w:val="24"/>
+          <w:szCs w:val="24"/>
+        </w:rPr>
+        <w:t xml:space="preserve">• </w:t>
+      </w:r>
+      <w:r>
+        <w:rPr>
+          <w:rStyle w:val="s3"/>
+          <w:rFonts w:asciiTheme="minorHAnsi" w:hAnsiTheme="minorHAnsi"/>
+          <w:b/>
+          <w:bCs/>
+          <w:sz w:val="24"/>
+          <w:szCs w:val="24"/>
+        </w:rPr>
+        <w:t xml:space="preserve">Situation: </w:t>
+      </w:r>
+      <w:r>
+        <w:rPr>
+          <w:rFonts w:asciiTheme="minorHAnsi" w:hAnsiTheme="minorHAnsi"/>
+          <w:sz w:val="24"/>
+          <w:szCs w:val="24"/>
+        </w:rPr>
+        <w:t>Your Voice Student Network at CDU — you represent students but hold no decision-making power</w:t>
+      </w:r>
+      <w:r>
+        <w:rPr>
+          <w:rFonts w:asciiTheme="minorHAnsi" w:hAnsiTheme="minorHAnsi"/>
+          <w:sz w:val="24"/>
+          <w:szCs w:val="24"/>
+        </w:rPr>
+        <w:t xml:space="preserve"> </w:t>
+      </w:r>
+      <w:r>
+        <w:rPr>
+          <w:rFonts w:asciiTheme="minorHAnsi" w:hAnsiTheme="minorHAnsi"/>
+          <w:sz w:val="24"/>
+          <w:szCs w:val="24"/>
+        </w:rPr>
+        <w:t>over the university.</w:t>
+      </w:r>
+    </w:p>
+    <w:p>
+      <w:pPr>
+        <w:pStyle w:val="p3"/>
+        <w:jc w:val="both"/>
+        <w:rPr>
+          <w:rFonts w:asciiTheme="minorHAnsi" w:hAnsiTheme="minorHAnsi"/>
+          <w:sz w:val="24"/>
+          <w:szCs w:val="24"/>
+        </w:rPr>
+      </w:pPr>
+      <w:r>
+        <w:rPr>
+          <w:rStyle w:val="s2"/>
+          <w:rFonts w:asciiTheme="minorHAnsi" w:hAnsiTheme="minorHAnsi"/>
+          <w:sz w:val="24"/>
+          <w:szCs w:val="24"/>
+        </w:rPr>
+        <w:t xml:space="preserve">• </w:t>
+      </w:r>
+      <w:r>
+        <w:rPr>
+          <w:rStyle w:val="s3"/>
+          <w:rFonts w:asciiTheme="minorHAnsi" w:hAnsiTheme="minorHAnsi"/>
+          <w:b/>
+          <w:bCs/>
+          <w:sz w:val="24"/>
+          <w:szCs w:val="24"/>
+        </w:rPr>
+        <w:t xml:space="preserve">Action: </w:t>
+      </w:r>
+      <w:r>
+        <w:rPr>
+          <w:rFonts w:asciiTheme="minorHAnsi" w:hAnsiTheme="minorHAnsi"/>
+          <w:sz w:val="24"/>
+          <w:szCs w:val="24"/>
+        </w:rPr>
+        <w:t>You gathered feedback from a range of students rather than relying on one loud anecdote, grouped it</w:t>
+      </w:r>
+      <w:r>
+        <w:rPr>
+          <w:rFonts w:asciiTheme="minorHAnsi" w:hAnsiTheme="minorHAnsi"/>
+          <w:sz w:val="24"/>
+          <w:szCs w:val="24"/>
+        </w:rPr>
+        <w:t xml:space="preserve"> </w:t>
+      </w:r>
+      <w:r>
+        <w:rPr>
+          <w:rFonts w:asciiTheme="minorHAnsi" w:hAnsiTheme="minorHAnsi"/>
+          <w:sz w:val="24"/>
+          <w:szCs w:val="24"/>
+        </w:rPr>
+        <w:t>into themes so the pattern was visible, and presented it with suggested improvements attached rather than</w:t>
+      </w:r>
+      <w:r>
+        <w:rPr>
+          <w:rFonts w:asciiTheme="minorHAnsi" w:hAnsiTheme="minorHAnsi"/>
+          <w:sz w:val="24"/>
+          <w:szCs w:val="24"/>
+        </w:rPr>
+        <w:t xml:space="preserve"> </w:t>
+      </w:r>
+      <w:r>
+        <w:rPr>
+          <w:rFonts w:asciiTheme="minorHAnsi" w:hAnsiTheme="minorHAnsi"/>
+          <w:sz w:val="24"/>
+          <w:szCs w:val="24"/>
+        </w:rPr>
+        <w:t>complaints alone.</w:t>
+      </w:r>
+    </w:p>
+    <w:p>
+      <w:pPr>
+        <w:pStyle w:val="p3"/>
+        <w:jc w:val="both"/>
+        <w:rPr>
+          <w:rFonts w:asciiTheme="minorHAnsi" w:hAnsiTheme="minorHAnsi"/>
+          <w:sz w:val="24"/>
+          <w:szCs w:val="24"/>
+        </w:rPr>
+      </w:pPr>
+      <w:r>
+        <w:rPr>
+          <w:rStyle w:val="s2"/>
+          <w:rFonts w:asciiTheme="minorHAnsi" w:hAnsiTheme="minorHAnsi"/>
+          <w:sz w:val="24"/>
+          <w:szCs w:val="24"/>
+        </w:rPr>
+        <w:t xml:space="preserve">• </w:t>
+      </w:r>
+      <w:r>
+        <w:rPr>
+          <w:rStyle w:val="s3"/>
+          <w:rFonts w:asciiTheme="minorHAnsi" w:hAnsiTheme="minorHAnsi"/>
+          <w:b/>
+          <w:bCs/>
+          <w:sz w:val="24"/>
+          <w:szCs w:val="24"/>
+        </w:rPr>
+        <w:t xml:space="preserve">Result: </w:t>
+      </w:r>
+      <w:r>
+        <w:rPr>
+          <w:rFonts w:asciiTheme="minorHAnsi" w:hAnsiTheme="minorHAnsi"/>
+          <w:sz w:val="24"/>
+          <w:szCs w:val="24"/>
+        </w:rPr>
+        <w:t>Student feedback fed into university initiatives.</w:t>
+      </w:r>
+    </w:p>
+    <w:p>
+      <w:pPr>
+        <w:pStyle w:val="p3"/>
+        <w:spacing w:after="240"/>
+        <w:jc w:val="both"/>
+        <w:rPr>
+          <w:rFonts w:asciiTheme="minorHAnsi" w:hAnsiTheme="minorHAnsi"/>
+          <w:sz w:val="24"/>
+          <w:szCs w:val="24"/>
+        </w:rPr>
+      </w:pPr>
+      <w:r>
+        <w:rPr>
+          <w:rStyle w:val="s2"/>
+          <w:rFonts w:asciiTheme="minorHAnsi" w:hAnsiTheme="minorHAnsi"/>
+          <w:sz w:val="24"/>
+          <w:szCs w:val="24"/>
+        </w:rPr>
+        <w:t xml:space="preserve">• </w:t>
+      </w:r>
+      <w:r>
+        <w:rPr>
+          <w:rStyle w:val="s3"/>
+          <w:rFonts w:asciiTheme="minorHAnsi" w:hAnsiTheme="minorHAnsi"/>
+          <w:b/>
+          <w:bCs/>
+          <w:sz w:val="24"/>
+          <w:szCs w:val="24"/>
+        </w:rPr>
+        <w:t xml:space="preserve">Point to land: </w:t>
+      </w:r>
+      <w:r>
+        <w:rPr>
+          <w:rFonts w:asciiTheme="minorHAnsi" w:hAnsiTheme="minorHAnsi"/>
+          <w:sz w:val="24"/>
+          <w:szCs w:val="24"/>
+        </w:rPr>
+        <w:t>Evidence plus a proposed solution beats a complaint. This is exactly the influence model a BA</w:t>
+      </w:r>
+      <w:r>
+        <w:rPr>
+          <w:rFonts w:asciiTheme="minorHAnsi" w:hAnsiTheme="minorHAnsi"/>
+          <w:sz w:val="24"/>
+          <w:szCs w:val="24"/>
+        </w:rPr>
+        <w:t xml:space="preserve"> </w:t>
+      </w:r>
+      <w:r>
+        <w:rPr>
+          <w:rFonts w:asciiTheme="minorHAnsi" w:hAnsiTheme="minorHAnsi"/>
+          <w:sz w:val="24"/>
+          <w:szCs w:val="24"/>
+        </w:rPr>
+        <w:t>operates under.</w:t>
+      </w:r>
+    </w:p>
+    <w:p>
+      <w:pPr>
+        <w:pStyle w:val="p2"/>
+        <w:jc w:val="both"/>
+        <w:rPr>
+          <w:rFonts w:asciiTheme="minorHAnsi" w:hAnsiTheme="minorHAnsi"/>
+          <w:sz w:val="24"/>
+          <w:szCs w:val="24"/>
+        </w:rPr>
+      </w:pPr>
+      <w:r>
+        <w:rPr>
+          <w:rStyle w:val="s1"/>
+          <w:rFonts w:asciiTheme="minorHAnsi" w:hAnsiTheme="minorHAnsi"/>
+          <w:b/>
+          <w:bCs/>
+          <w:sz w:val="24"/>
+          <w:szCs w:val="24"/>
+        </w:rPr>
+        <w:t xml:space="preserve">11. </w:t>
+      </w:r>
+      <w:r>
+        <w:rPr>
+          <w:rFonts w:asciiTheme="minorHAnsi" w:hAnsiTheme="minorHAnsi"/>
+          <w:b/>
+          <w:bCs/>
+          <w:sz w:val="24"/>
+          <w:szCs w:val="24"/>
+        </w:rPr>
+        <w:t>Describe how you have contributed to team culture or supported someone else’s success.</w:t>
+      </w:r>
+    </w:p>
+    <w:p>
+      <w:pPr>
+        <w:pStyle w:val="p3"/>
+        <w:jc w:val="both"/>
+        <w:rPr>
+          <w:rFonts w:asciiTheme="minorHAnsi" w:hAnsiTheme="minorHAnsi"/>
+          <w:sz w:val="24"/>
+          <w:szCs w:val="24"/>
+        </w:rPr>
+      </w:pPr>
+      <w:r>
+        <w:rPr>
+          <w:rStyle w:val="s2"/>
+          <w:rFonts w:asciiTheme="minorHAnsi" w:hAnsiTheme="minorHAnsi"/>
+          <w:sz w:val="24"/>
+          <w:szCs w:val="24"/>
+        </w:rPr>
+        <w:t xml:space="preserve">• </w:t>
+      </w:r>
+      <w:r>
+        <w:rPr>
+          <w:rStyle w:val="s3"/>
+          <w:rFonts w:asciiTheme="minorHAnsi" w:hAnsiTheme="minorHAnsi"/>
+          <w:b/>
+          <w:bCs/>
+          <w:sz w:val="24"/>
+          <w:szCs w:val="24"/>
+        </w:rPr>
+        <w:t xml:space="preserve">Situation: </w:t>
+      </w:r>
+      <w:r>
+        <w:rPr>
+          <w:rFonts w:asciiTheme="minorHAnsi" w:hAnsiTheme="minorHAnsi"/>
+          <w:sz w:val="24"/>
+          <w:szCs w:val="24"/>
+        </w:rPr>
+        <w:t>Better Together Committee at CDU.</w:t>
+      </w:r>
+    </w:p>
+    <w:p>
+      <w:pPr>
+        <w:pStyle w:val="p3"/>
+        <w:jc w:val="both"/>
+        <w:rPr>
+          <w:rFonts w:asciiTheme="minorHAnsi" w:hAnsiTheme="minorHAnsi"/>
+          <w:sz w:val="24"/>
+          <w:szCs w:val="24"/>
+        </w:rPr>
+      </w:pPr>
+      <w:r>
+        <w:rPr>
+          <w:rStyle w:val="s2"/>
+          <w:rFonts w:asciiTheme="minorHAnsi" w:hAnsiTheme="minorHAnsi"/>
+          <w:sz w:val="24"/>
+          <w:szCs w:val="24"/>
+        </w:rPr>
+        <w:t xml:space="preserve">• </w:t>
+      </w:r>
+      <w:r>
+        <w:rPr>
+          <w:rStyle w:val="s3"/>
+          <w:rFonts w:asciiTheme="minorHAnsi" w:hAnsiTheme="minorHAnsi"/>
+          <w:b/>
+          <w:bCs/>
+          <w:sz w:val="24"/>
+          <w:szCs w:val="24"/>
+        </w:rPr>
+        <w:t xml:space="preserve">Action: </w:t>
+      </w:r>
+      <w:r>
+        <w:rPr>
+          <w:rFonts w:asciiTheme="minorHAnsi" w:hAnsiTheme="minorHAnsi"/>
+          <w:sz w:val="24"/>
+          <w:szCs w:val="24"/>
+        </w:rPr>
+        <w:t>You helped plan and deliver initiatives aimed at a respectful and inclusive campus culture, working across</w:t>
+      </w:r>
+      <w:r>
+        <w:rPr>
+          <w:rFonts w:asciiTheme="minorHAnsi" w:hAnsiTheme="minorHAnsi"/>
+          <w:sz w:val="24"/>
+          <w:szCs w:val="24"/>
+        </w:rPr>
+        <w:t xml:space="preserve"> </w:t>
+      </w:r>
+      <w:r>
+        <w:rPr>
+          <w:rFonts w:asciiTheme="minorHAnsi" w:hAnsiTheme="minorHAnsi"/>
+          <w:sz w:val="24"/>
+          <w:szCs w:val="24"/>
+        </w:rPr>
+        <w:t>student and staff groups, and made a point of drawing in quieter voices.</w:t>
+      </w:r>
+    </w:p>
+    <w:p>
+      <w:pPr>
+        <w:pStyle w:val="p3"/>
+        <w:jc w:val="both"/>
+        <w:rPr>
+          <w:rFonts w:asciiTheme="minorHAnsi" w:hAnsiTheme="minorHAnsi"/>
+          <w:sz w:val="24"/>
+          <w:szCs w:val="24"/>
+        </w:rPr>
+      </w:pPr>
+      <w:r>
+        <w:rPr>
+          <w:rStyle w:val="s2"/>
+          <w:rFonts w:asciiTheme="minorHAnsi" w:hAnsiTheme="minorHAnsi"/>
+          <w:sz w:val="24"/>
+          <w:szCs w:val="24"/>
+        </w:rPr>
+        <w:lastRenderedPageBreak/>
+        <w:t xml:space="preserve">• </w:t>
+      </w:r>
+      <w:r>
+        <w:rPr>
+          <w:rStyle w:val="s3"/>
+          <w:rFonts w:asciiTheme="minorHAnsi" w:hAnsiTheme="minorHAnsi"/>
+          <w:b/>
+          <w:bCs/>
+          <w:sz w:val="24"/>
+          <w:szCs w:val="24"/>
+        </w:rPr>
+        <w:t xml:space="preserve">Point to land: </w:t>
+      </w:r>
+      <w:r>
+        <w:rPr>
+          <w:rFonts w:asciiTheme="minorHAnsi" w:hAnsiTheme="minorHAnsi"/>
+          <w:sz w:val="24"/>
+          <w:szCs w:val="24"/>
+        </w:rPr>
+        <w:t>Connect this explicitly to the values statement of the agency you are applying to. NT Government</w:t>
+      </w:r>
+      <w:r>
+        <w:rPr>
+          <w:rFonts w:asciiTheme="minorHAnsi" w:hAnsiTheme="minorHAnsi"/>
+          <w:sz w:val="24"/>
+          <w:szCs w:val="24"/>
+        </w:rPr>
+        <w:t xml:space="preserve"> </w:t>
+      </w:r>
+      <w:r>
+        <w:rPr>
+          <w:rFonts w:asciiTheme="minorHAnsi" w:hAnsiTheme="minorHAnsi"/>
+          <w:sz w:val="24"/>
+          <w:szCs w:val="24"/>
+        </w:rPr>
+        <w:t>roles score against values, and this is your strongest material for that.</w:t>
+      </w:r>
+    </w:p>
+    <w:p>
+      <w:pPr>
+        <w:pStyle w:val="p3"/>
+        <w:jc w:val="both"/>
+        <w:rPr>
+          <w:rFonts w:asciiTheme="minorHAnsi" w:hAnsiTheme="minorHAnsi"/>
+          <w:sz w:val="24"/>
+          <w:szCs w:val="24"/>
+        </w:rPr>
+      </w:pPr>
+    </w:p>
+    <w:p>
+      <w:pPr>
+        <w:pStyle w:val="p1"/>
+        <w:spacing w:after="240"/>
+        <w:jc w:val="both"/>
+        <w:rPr>
+          <w:rFonts w:asciiTheme="minorHAnsi" w:hAnsiTheme="minorHAnsi"/>
+          <w:sz w:val="28"/>
+          <w:szCs w:val="28"/>
+        </w:rPr>
+      </w:pPr>
+      <w:r>
+        <w:rPr>
+          <w:rFonts w:asciiTheme="minorHAnsi" w:hAnsiTheme="minorHAnsi"/>
+          <w:b/>
+          <w:bCs/>
+          <w:sz w:val="28"/>
+          <w:szCs w:val="28"/>
+        </w:rPr>
+        <w:t>Part B — Technical Questions</w:t>
+      </w:r>
+    </w:p>
+    <w:p>
+      <w:pPr>
+        <w:pStyle w:val="p2"/>
+        <w:jc w:val="both"/>
+        <w:rPr>
+          <w:rFonts w:asciiTheme="minorHAnsi" w:hAnsiTheme="minorHAnsi"/>
+          <w:sz w:val="24"/>
+          <w:szCs w:val="24"/>
+        </w:rPr>
+      </w:pPr>
+      <w:r>
+        <w:rPr>
+          <w:rStyle w:val="s1"/>
+          <w:rFonts w:asciiTheme="minorHAnsi" w:hAnsiTheme="minorHAnsi"/>
+          <w:b/>
+          <w:bCs/>
+          <w:sz w:val="24"/>
+          <w:szCs w:val="24"/>
+        </w:rPr>
+        <w:t xml:space="preserve">1. </w:t>
+      </w:r>
+      <w:r>
+        <w:rPr>
+          <w:rFonts w:asciiTheme="minorHAnsi" w:hAnsiTheme="minorHAnsi"/>
+          <w:b/>
+          <w:bCs/>
+          <w:sz w:val="24"/>
+          <w:szCs w:val="24"/>
+        </w:rPr>
+        <w:t>What is the difference between a functional and a non-functional requirement?</w:t>
+      </w:r>
+    </w:p>
+    <w:p>
+      <w:pPr>
+        <w:pStyle w:val="p3"/>
+        <w:jc w:val="both"/>
+        <w:rPr>
+          <w:rFonts w:asciiTheme="minorHAnsi" w:hAnsiTheme="minorHAnsi"/>
+          <w:sz w:val="24"/>
+          <w:szCs w:val="24"/>
+        </w:rPr>
+      </w:pPr>
+      <w:r>
+        <w:rPr>
+          <w:rStyle w:val="s2"/>
+          <w:rFonts w:asciiTheme="minorHAnsi" w:hAnsiTheme="minorHAnsi"/>
+          <w:sz w:val="24"/>
+          <w:szCs w:val="24"/>
+        </w:rPr>
+        <w:t xml:space="preserve">• </w:t>
+      </w:r>
+      <w:r>
+        <w:rPr>
+          <w:rStyle w:val="s3"/>
+          <w:rFonts w:asciiTheme="minorHAnsi" w:hAnsiTheme="minorHAnsi"/>
+          <w:b/>
+          <w:bCs/>
+          <w:sz w:val="24"/>
+          <w:szCs w:val="24"/>
+        </w:rPr>
+        <w:t xml:space="preserve">Functional: </w:t>
+      </w:r>
+      <w:r>
+        <w:rPr>
+          <w:rFonts w:asciiTheme="minorHAnsi" w:hAnsiTheme="minorHAnsi"/>
+          <w:sz w:val="24"/>
+          <w:szCs w:val="24"/>
+        </w:rPr>
+        <w:t>what the system does. "A user can reserve a room for selected dates."</w:t>
+      </w:r>
+    </w:p>
+    <w:p>
+      <w:pPr>
+        <w:pStyle w:val="p3"/>
+        <w:jc w:val="both"/>
+        <w:rPr>
+          <w:rFonts w:asciiTheme="minorHAnsi" w:hAnsiTheme="minorHAnsi"/>
+          <w:sz w:val="24"/>
+          <w:szCs w:val="24"/>
+        </w:rPr>
+      </w:pPr>
+      <w:r>
+        <w:rPr>
+          <w:rStyle w:val="s2"/>
+          <w:rFonts w:asciiTheme="minorHAnsi" w:hAnsiTheme="minorHAnsi"/>
+          <w:sz w:val="24"/>
+          <w:szCs w:val="24"/>
+        </w:rPr>
+        <w:t xml:space="preserve">• </w:t>
+      </w:r>
+      <w:r>
+        <w:rPr>
+          <w:rStyle w:val="s3"/>
+          <w:rFonts w:asciiTheme="minorHAnsi" w:hAnsiTheme="minorHAnsi"/>
+          <w:b/>
+          <w:bCs/>
+          <w:sz w:val="24"/>
+          <w:szCs w:val="24"/>
+        </w:rPr>
+        <w:t xml:space="preserve">Non-functional: </w:t>
+      </w:r>
+      <w:r>
+        <w:rPr>
+          <w:rFonts w:asciiTheme="minorHAnsi" w:hAnsiTheme="minorHAnsi"/>
+          <w:sz w:val="24"/>
+          <w:szCs w:val="24"/>
+        </w:rPr>
+        <w:t>how well it does it — performance, availability, security, accessibility, usability, scalability.</w:t>
+      </w:r>
+      <w:r>
+        <w:rPr>
+          <w:rFonts w:asciiTheme="minorHAnsi" w:hAnsiTheme="minorHAnsi"/>
+          <w:sz w:val="24"/>
+          <w:szCs w:val="24"/>
+        </w:rPr>
+        <w:t xml:space="preserve"> </w:t>
+      </w:r>
+      <w:r>
+        <w:rPr>
+          <w:rFonts w:asciiTheme="minorHAnsi" w:hAnsiTheme="minorHAnsi"/>
+          <w:sz w:val="24"/>
+          <w:szCs w:val="24"/>
+        </w:rPr>
+        <w:t>"Search results return within two seconds under normal load." "The service meets WCAG 2.1 AA."</w:t>
+      </w:r>
+    </w:p>
+    <w:p>
+      <w:pPr>
+        <w:pStyle w:val="p3"/>
+        <w:spacing w:after="240"/>
+        <w:jc w:val="both"/>
+        <w:rPr>
+          <w:rFonts w:asciiTheme="minorHAnsi" w:hAnsiTheme="minorHAnsi"/>
+          <w:sz w:val="24"/>
+          <w:szCs w:val="24"/>
+        </w:rPr>
+      </w:pPr>
+      <w:r>
+        <w:rPr>
+          <w:rStyle w:val="s2"/>
+          <w:rFonts w:asciiTheme="minorHAnsi" w:hAnsiTheme="minorHAnsi"/>
+          <w:sz w:val="24"/>
+          <w:szCs w:val="24"/>
+        </w:rPr>
+        <w:t xml:space="preserve">• </w:t>
+      </w:r>
+      <w:r>
+        <w:rPr>
+          <w:rFonts w:asciiTheme="minorHAnsi" w:hAnsiTheme="minorHAnsi"/>
+          <w:sz w:val="24"/>
+          <w:szCs w:val="24"/>
+        </w:rPr>
+        <w:t>Add that non-functional requirements are the ones most often left unwritten, and that this is what tends to sink a</w:t>
+      </w:r>
+      <w:r>
+        <w:rPr>
+          <w:rFonts w:asciiTheme="minorHAnsi" w:hAnsiTheme="minorHAnsi"/>
+          <w:sz w:val="24"/>
+          <w:szCs w:val="24"/>
+        </w:rPr>
+        <w:t xml:space="preserve"> </w:t>
+      </w:r>
+      <w:r>
+        <w:rPr>
+          <w:rFonts w:asciiTheme="minorHAnsi" w:hAnsiTheme="minorHAnsi"/>
+          <w:sz w:val="24"/>
+          <w:szCs w:val="24"/>
+        </w:rPr>
+        <w:t>project late — the system does everything it was asked to do, but too slowly, or inaccessibly.</w:t>
+      </w:r>
+    </w:p>
+    <w:p>
+      <w:pPr>
+        <w:pStyle w:val="p2"/>
+        <w:jc w:val="both"/>
+        <w:rPr>
+          <w:rFonts w:asciiTheme="minorHAnsi" w:hAnsiTheme="minorHAnsi"/>
+          <w:sz w:val="24"/>
+          <w:szCs w:val="24"/>
+        </w:rPr>
+      </w:pPr>
+      <w:r>
+        <w:rPr>
+          <w:rStyle w:val="s1"/>
+          <w:rFonts w:asciiTheme="minorHAnsi" w:hAnsiTheme="minorHAnsi"/>
+          <w:b/>
+          <w:bCs/>
+          <w:sz w:val="24"/>
+          <w:szCs w:val="24"/>
+        </w:rPr>
+        <w:t xml:space="preserve">2. </w:t>
+      </w:r>
+      <w:r>
+        <w:rPr>
+          <w:rFonts w:asciiTheme="minorHAnsi" w:hAnsiTheme="minorHAnsi"/>
+          <w:b/>
+          <w:bCs/>
+          <w:sz w:val="24"/>
+          <w:szCs w:val="24"/>
+        </w:rPr>
+        <w:t>How do you elicit requirements? Name several techniques and when you would use each.</w:t>
+      </w:r>
+    </w:p>
+    <w:p>
+      <w:pPr>
+        <w:pStyle w:val="p3"/>
+        <w:jc w:val="both"/>
+        <w:rPr>
+          <w:rFonts w:asciiTheme="minorHAnsi" w:hAnsiTheme="minorHAnsi"/>
+          <w:sz w:val="24"/>
+          <w:szCs w:val="24"/>
+        </w:rPr>
+      </w:pPr>
+      <w:r>
+        <w:rPr>
+          <w:rStyle w:val="s2"/>
+          <w:rFonts w:asciiTheme="minorHAnsi" w:hAnsiTheme="minorHAnsi"/>
+          <w:sz w:val="24"/>
+          <w:szCs w:val="24"/>
+        </w:rPr>
+        <w:t xml:space="preserve">• </w:t>
+      </w:r>
+      <w:r>
+        <w:rPr>
+          <w:rStyle w:val="s3"/>
+          <w:rFonts w:asciiTheme="minorHAnsi" w:hAnsiTheme="minorHAnsi"/>
+          <w:b/>
+          <w:bCs/>
+          <w:sz w:val="24"/>
+          <w:szCs w:val="24"/>
+        </w:rPr>
+        <w:t xml:space="preserve">Interviews: </w:t>
+      </w:r>
+      <w:r>
+        <w:rPr>
+          <w:rFonts w:asciiTheme="minorHAnsi" w:hAnsiTheme="minorHAnsi"/>
+          <w:sz w:val="24"/>
+          <w:szCs w:val="24"/>
+        </w:rPr>
+        <w:t>depth and individual perspective; good for sensitive topics or senior stakeholders.</w:t>
+      </w:r>
+    </w:p>
+    <w:p>
+      <w:pPr>
+        <w:pStyle w:val="p3"/>
+        <w:jc w:val="both"/>
+        <w:rPr>
+          <w:rFonts w:asciiTheme="minorHAnsi" w:hAnsiTheme="minorHAnsi"/>
+          <w:sz w:val="24"/>
+          <w:szCs w:val="24"/>
+        </w:rPr>
+      </w:pPr>
+      <w:r>
+        <w:rPr>
+          <w:rStyle w:val="s2"/>
+          <w:rFonts w:asciiTheme="minorHAnsi" w:hAnsiTheme="minorHAnsi"/>
+          <w:sz w:val="24"/>
+          <w:szCs w:val="24"/>
+        </w:rPr>
+        <w:t xml:space="preserve">• </w:t>
+      </w:r>
+      <w:r>
+        <w:rPr>
+          <w:rStyle w:val="s3"/>
+          <w:rFonts w:asciiTheme="minorHAnsi" w:hAnsiTheme="minorHAnsi"/>
+          <w:b/>
+          <w:bCs/>
+          <w:sz w:val="24"/>
+          <w:szCs w:val="24"/>
+        </w:rPr>
+        <w:t xml:space="preserve">Workshops: </w:t>
+      </w:r>
+      <w:r>
+        <w:rPr>
+          <w:rFonts w:asciiTheme="minorHAnsi" w:hAnsiTheme="minorHAnsi"/>
+          <w:sz w:val="24"/>
+          <w:szCs w:val="24"/>
+        </w:rPr>
+        <w:t>build consensus quickly and resolve conflicts in the room; expensive in people’s time.</w:t>
+      </w:r>
+    </w:p>
+    <w:p>
+      <w:pPr>
+        <w:pStyle w:val="p3"/>
+        <w:jc w:val="both"/>
+        <w:rPr>
+          <w:rFonts w:asciiTheme="minorHAnsi" w:hAnsiTheme="minorHAnsi"/>
+          <w:sz w:val="24"/>
+          <w:szCs w:val="24"/>
+        </w:rPr>
+      </w:pPr>
+      <w:r>
+        <w:rPr>
+          <w:rStyle w:val="s2"/>
+          <w:rFonts w:asciiTheme="minorHAnsi" w:hAnsiTheme="minorHAnsi"/>
+          <w:sz w:val="24"/>
+          <w:szCs w:val="24"/>
+        </w:rPr>
+        <w:t xml:space="preserve">• </w:t>
+      </w:r>
+      <w:r>
+        <w:rPr>
+          <w:rStyle w:val="s3"/>
+          <w:rFonts w:asciiTheme="minorHAnsi" w:hAnsiTheme="minorHAnsi"/>
+          <w:b/>
+          <w:bCs/>
+          <w:sz w:val="24"/>
+          <w:szCs w:val="24"/>
+        </w:rPr>
+        <w:t xml:space="preserve">Document analysis: </w:t>
+      </w:r>
+      <w:r>
+        <w:rPr>
+          <w:rFonts w:asciiTheme="minorHAnsi" w:hAnsiTheme="minorHAnsi"/>
+          <w:sz w:val="24"/>
+          <w:szCs w:val="24"/>
+        </w:rPr>
+        <w:t>existing forms, policies, procedures and legislation; usually the best starting point in</w:t>
+      </w:r>
+      <w:r>
+        <w:rPr>
+          <w:rFonts w:asciiTheme="minorHAnsi" w:hAnsiTheme="minorHAnsi"/>
+          <w:sz w:val="24"/>
+          <w:szCs w:val="24"/>
+        </w:rPr>
+        <w:t xml:space="preserve"> </w:t>
+      </w:r>
+      <w:r>
+        <w:rPr>
+          <w:rFonts w:asciiTheme="minorHAnsi" w:hAnsiTheme="minorHAnsi"/>
+          <w:sz w:val="24"/>
+          <w:szCs w:val="24"/>
+        </w:rPr>
+        <w:t>government.</w:t>
+      </w:r>
+    </w:p>
+    <w:p>
+      <w:pPr>
+        <w:pStyle w:val="p3"/>
+        <w:jc w:val="both"/>
+        <w:rPr>
+          <w:rFonts w:asciiTheme="minorHAnsi" w:hAnsiTheme="minorHAnsi"/>
+          <w:sz w:val="24"/>
+          <w:szCs w:val="24"/>
+        </w:rPr>
+      </w:pPr>
+      <w:r>
+        <w:rPr>
+          <w:rStyle w:val="s2"/>
+          <w:rFonts w:asciiTheme="minorHAnsi" w:hAnsiTheme="minorHAnsi"/>
+          <w:sz w:val="24"/>
+          <w:szCs w:val="24"/>
+        </w:rPr>
+        <w:t xml:space="preserve">• </w:t>
+      </w:r>
+      <w:r>
+        <w:rPr>
+          <w:rStyle w:val="s3"/>
+          <w:rFonts w:asciiTheme="minorHAnsi" w:hAnsiTheme="minorHAnsi"/>
+          <w:b/>
+          <w:bCs/>
+          <w:sz w:val="24"/>
+          <w:szCs w:val="24"/>
+        </w:rPr>
+        <w:t xml:space="preserve">Observation or job </w:t>
+      </w:r>
+      <w:r>
+        <w:rPr>
+          <w:rStyle w:val="s3"/>
+          <w:rFonts w:asciiTheme="minorHAnsi" w:hAnsiTheme="minorHAnsi"/>
+          <w:b/>
+          <w:bCs/>
+          <w:sz w:val="24"/>
+          <w:szCs w:val="24"/>
+        </w:rPr>
+        <w:t>shadowing</w:t>
+      </w:r>
+      <w:r>
+        <w:rPr>
+          <w:rStyle w:val="s3"/>
+          <w:rFonts w:asciiTheme="minorHAnsi" w:hAnsiTheme="minorHAnsi"/>
+          <w:b/>
+          <w:bCs/>
+          <w:sz w:val="24"/>
+          <w:szCs w:val="24"/>
+        </w:rPr>
+        <w:t xml:space="preserve"> </w:t>
+      </w:r>
+      <w:r>
+        <w:rPr>
+          <w:rFonts w:asciiTheme="minorHAnsi" w:hAnsiTheme="minorHAnsi"/>
+          <w:sz w:val="24"/>
+          <w:szCs w:val="24"/>
+        </w:rPr>
+        <w:t xml:space="preserve">reveals the gap between what people say they do and what they </w:t>
+      </w:r>
+      <w:r>
+        <w:rPr>
+          <w:rFonts w:asciiTheme="minorHAnsi" w:hAnsiTheme="minorHAnsi"/>
+          <w:sz w:val="24"/>
+          <w:szCs w:val="24"/>
+        </w:rPr>
+        <w:t>do</w:t>
+      </w:r>
+      <w:r>
+        <w:rPr>
+          <w:rFonts w:asciiTheme="minorHAnsi" w:hAnsiTheme="minorHAnsi"/>
+          <w:sz w:val="24"/>
+          <w:szCs w:val="24"/>
+        </w:rPr>
+        <w:t>,</w:t>
+      </w:r>
+      <w:r>
+        <w:rPr>
+          <w:rFonts w:asciiTheme="minorHAnsi" w:hAnsiTheme="minorHAnsi"/>
+          <w:sz w:val="24"/>
+          <w:szCs w:val="24"/>
+        </w:rPr>
+        <w:t xml:space="preserve"> </w:t>
+      </w:r>
+      <w:r>
+        <w:rPr>
+          <w:rFonts w:asciiTheme="minorHAnsi" w:hAnsiTheme="minorHAnsi"/>
+          <w:sz w:val="24"/>
+          <w:szCs w:val="24"/>
+        </w:rPr>
+        <w:t>including workarounds.</w:t>
+      </w:r>
+    </w:p>
+    <w:p>
+      <w:pPr>
+        <w:pStyle w:val="p3"/>
+        <w:jc w:val="both"/>
+        <w:rPr>
+          <w:rFonts w:asciiTheme="minorHAnsi" w:hAnsiTheme="minorHAnsi"/>
+          <w:sz w:val="24"/>
+          <w:szCs w:val="24"/>
+        </w:rPr>
+      </w:pPr>
+      <w:r>
+        <w:rPr>
+          <w:rStyle w:val="s2"/>
+          <w:rFonts w:asciiTheme="minorHAnsi" w:hAnsiTheme="minorHAnsi"/>
+          <w:sz w:val="24"/>
+          <w:szCs w:val="24"/>
+        </w:rPr>
+        <w:t xml:space="preserve">• </w:t>
+      </w:r>
+      <w:r>
+        <w:rPr>
+          <w:rStyle w:val="s3"/>
+          <w:rFonts w:asciiTheme="minorHAnsi" w:hAnsiTheme="minorHAnsi"/>
+          <w:b/>
+          <w:bCs/>
+          <w:sz w:val="24"/>
+          <w:szCs w:val="24"/>
+        </w:rPr>
+        <w:t xml:space="preserve">Surveys: </w:t>
+      </w:r>
+      <w:r>
+        <w:rPr>
+          <w:rFonts w:asciiTheme="minorHAnsi" w:hAnsiTheme="minorHAnsi"/>
+          <w:sz w:val="24"/>
+          <w:szCs w:val="24"/>
+        </w:rPr>
+        <w:t>large or geographically dispersed groups where you need breadth over depth.</w:t>
+      </w:r>
+    </w:p>
+    <w:p>
+      <w:pPr>
+        <w:pStyle w:val="p3"/>
+        <w:jc w:val="both"/>
+        <w:rPr>
+          <w:rFonts w:asciiTheme="minorHAnsi" w:hAnsiTheme="minorHAnsi"/>
+          <w:sz w:val="24"/>
+          <w:szCs w:val="24"/>
+        </w:rPr>
+      </w:pPr>
+      <w:r>
+        <w:rPr>
+          <w:rStyle w:val="s2"/>
+          <w:rFonts w:asciiTheme="minorHAnsi" w:hAnsiTheme="minorHAnsi"/>
+          <w:sz w:val="24"/>
+          <w:szCs w:val="24"/>
+        </w:rPr>
+        <w:t xml:space="preserve">• </w:t>
+      </w:r>
+      <w:r>
+        <w:rPr>
+          <w:rStyle w:val="s3"/>
+          <w:rFonts w:asciiTheme="minorHAnsi" w:hAnsiTheme="minorHAnsi"/>
+          <w:b/>
+          <w:bCs/>
+          <w:sz w:val="24"/>
+          <w:szCs w:val="24"/>
+        </w:rPr>
+        <w:t xml:space="preserve">Prototyping and wireframes: </w:t>
+      </w:r>
+      <w:r>
+        <w:rPr>
+          <w:rFonts w:asciiTheme="minorHAnsi" w:hAnsiTheme="minorHAnsi"/>
+          <w:sz w:val="24"/>
+          <w:szCs w:val="24"/>
+        </w:rPr>
+        <w:t>for stakeholders who cannot articulate a need until they see something concrete.</w:t>
+      </w:r>
+      <w:r>
+        <w:rPr>
+          <w:rFonts w:asciiTheme="minorHAnsi" w:hAnsiTheme="minorHAnsi"/>
+          <w:sz w:val="24"/>
+          <w:szCs w:val="24"/>
+        </w:rPr>
+        <w:t xml:space="preserve"> </w:t>
+      </w:r>
+      <w:r>
+        <w:rPr>
+          <w:rFonts w:asciiTheme="minorHAnsi" w:hAnsiTheme="minorHAnsi"/>
+          <w:sz w:val="24"/>
+          <w:szCs w:val="24"/>
+        </w:rPr>
+        <w:t>Say that the choice depends on how many stakeholders there are, how dispersed they are, and how well</w:t>
+      </w:r>
+      <w:r>
+        <w:rPr>
+          <w:rFonts w:asciiTheme="minorHAnsi" w:hAnsiTheme="minorHAnsi"/>
+          <w:sz w:val="24"/>
+          <w:szCs w:val="24"/>
+        </w:rPr>
+        <w:t xml:space="preserve"> </w:t>
+      </w:r>
+      <w:r>
+        <w:rPr>
+          <w:rFonts w:asciiTheme="minorHAnsi" w:hAnsiTheme="minorHAnsi"/>
+          <w:sz w:val="24"/>
+          <w:szCs w:val="24"/>
+        </w:rPr>
+        <w:t>understood the domain already is.</w:t>
+      </w:r>
+    </w:p>
+    <w:p>
+      <w:pPr>
+        <w:pStyle w:val="p2"/>
+        <w:spacing w:before="240"/>
+        <w:jc w:val="both"/>
+        <w:rPr>
+          <w:rFonts w:asciiTheme="minorHAnsi" w:hAnsiTheme="minorHAnsi"/>
+          <w:sz w:val="24"/>
+          <w:szCs w:val="24"/>
+        </w:rPr>
+      </w:pPr>
+      <w:r>
+        <w:rPr>
+          <w:rStyle w:val="s1"/>
+          <w:rFonts w:asciiTheme="minorHAnsi" w:hAnsiTheme="minorHAnsi"/>
+          <w:b/>
+          <w:bCs/>
+          <w:sz w:val="24"/>
+          <w:szCs w:val="24"/>
+        </w:rPr>
+        <w:t xml:space="preserve">3. </w:t>
+      </w:r>
+      <w:r>
+        <w:rPr>
+          <w:rFonts w:asciiTheme="minorHAnsi" w:hAnsiTheme="minorHAnsi"/>
+          <w:b/>
+          <w:bCs/>
+          <w:sz w:val="24"/>
+          <w:szCs w:val="24"/>
+        </w:rPr>
+        <w:t>What goes into a BRD versus an FRD?</w:t>
+      </w:r>
+    </w:p>
+    <w:p>
+      <w:pPr>
+        <w:pStyle w:val="p3"/>
+        <w:jc w:val="both"/>
+        <w:rPr>
+          <w:rFonts w:asciiTheme="minorHAnsi" w:hAnsiTheme="minorHAnsi"/>
+          <w:sz w:val="24"/>
+          <w:szCs w:val="24"/>
+        </w:rPr>
+      </w:pPr>
+      <w:r>
+        <w:rPr>
+          <w:rStyle w:val="s2"/>
+          <w:rFonts w:asciiTheme="minorHAnsi" w:hAnsiTheme="minorHAnsi"/>
+          <w:sz w:val="24"/>
+          <w:szCs w:val="24"/>
+        </w:rPr>
+        <w:t xml:space="preserve">• </w:t>
+      </w:r>
+      <w:r>
+        <w:rPr>
+          <w:rStyle w:val="s3"/>
+          <w:rFonts w:asciiTheme="minorHAnsi" w:hAnsiTheme="minorHAnsi"/>
+          <w:b/>
+          <w:bCs/>
+          <w:sz w:val="24"/>
+          <w:szCs w:val="24"/>
+        </w:rPr>
+        <w:t xml:space="preserve">BRD (Business Requirements Document): </w:t>
+      </w:r>
+      <w:r>
+        <w:rPr>
+          <w:rFonts w:asciiTheme="minorHAnsi" w:hAnsiTheme="minorHAnsi"/>
+          <w:sz w:val="24"/>
+          <w:szCs w:val="24"/>
+        </w:rPr>
+        <w:t>the why. Business objectives, scope and out-of-scope, stakeholders,</w:t>
+      </w:r>
+      <w:r>
+        <w:rPr>
+          <w:rFonts w:asciiTheme="minorHAnsi" w:hAnsiTheme="minorHAnsi"/>
+          <w:sz w:val="24"/>
+          <w:szCs w:val="24"/>
+        </w:rPr>
+        <w:t xml:space="preserve"> </w:t>
+      </w:r>
+      <w:r>
+        <w:rPr>
+          <w:rFonts w:asciiTheme="minorHAnsi" w:hAnsiTheme="minorHAnsi"/>
+          <w:sz w:val="24"/>
+          <w:szCs w:val="24"/>
+        </w:rPr>
+        <w:t>current problems, success measures, high-level needs. Audience is the sponsor and business owners.</w:t>
+      </w:r>
+    </w:p>
+    <w:p>
+      <w:pPr>
+        <w:pStyle w:val="p3"/>
+        <w:jc w:val="both"/>
+        <w:rPr>
+          <w:rFonts w:asciiTheme="minorHAnsi" w:hAnsiTheme="minorHAnsi"/>
+          <w:sz w:val="24"/>
+          <w:szCs w:val="24"/>
+        </w:rPr>
+      </w:pPr>
+      <w:r>
+        <w:rPr>
+          <w:rStyle w:val="s2"/>
+          <w:rFonts w:asciiTheme="minorHAnsi" w:hAnsiTheme="minorHAnsi"/>
+          <w:sz w:val="24"/>
+          <w:szCs w:val="24"/>
+        </w:rPr>
+        <w:t xml:space="preserve">• </w:t>
+      </w:r>
+      <w:r>
+        <w:rPr>
+          <w:rStyle w:val="s3"/>
+          <w:rFonts w:asciiTheme="minorHAnsi" w:hAnsiTheme="minorHAnsi"/>
+          <w:b/>
+          <w:bCs/>
+          <w:sz w:val="24"/>
+          <w:szCs w:val="24"/>
+        </w:rPr>
+        <w:t>FRD (Functional Requirements Document):</w:t>
+      </w:r>
+      <w:r>
+        <w:rPr>
+          <w:rFonts w:asciiTheme="minorHAnsi" w:hAnsiTheme="minorHAnsi"/>
+          <w:sz w:val="24"/>
+          <w:szCs w:val="24"/>
+        </w:rPr>
+        <w:t xml:space="preserve"> Detailed system behaviour, business rules, data</w:t>
+      </w:r>
+      <w:r>
+        <w:rPr>
+          <w:rFonts w:asciiTheme="minorHAnsi" w:hAnsiTheme="minorHAnsi"/>
+          <w:sz w:val="24"/>
+          <w:szCs w:val="24"/>
+        </w:rPr>
+        <w:t xml:space="preserve"> </w:t>
+      </w:r>
+      <w:r>
+        <w:rPr>
+          <w:rFonts w:asciiTheme="minorHAnsi" w:hAnsiTheme="minorHAnsi"/>
+          <w:sz w:val="24"/>
+          <w:szCs w:val="24"/>
+        </w:rPr>
+        <w:t>requirements, interfaces, error handling. Audience is developers and testers.</w:t>
+      </w:r>
+    </w:p>
+    <w:p>
+      <w:pPr>
+        <w:pStyle w:val="p3"/>
+        <w:jc w:val="both"/>
+        <w:rPr>
+          <w:rFonts w:asciiTheme="minorHAnsi" w:hAnsiTheme="minorHAnsi"/>
+          <w:sz w:val="24"/>
+          <w:szCs w:val="24"/>
+        </w:rPr>
+      </w:pPr>
+      <w:r>
+        <w:rPr>
+          <w:rStyle w:val="s2"/>
+          <w:rFonts w:asciiTheme="minorHAnsi" w:hAnsiTheme="minorHAnsi"/>
+          <w:sz w:val="24"/>
+          <w:szCs w:val="24"/>
+        </w:rPr>
+        <w:t xml:space="preserve">• </w:t>
+      </w:r>
+      <w:r>
+        <w:rPr>
+          <w:rFonts w:asciiTheme="minorHAnsi" w:hAnsiTheme="minorHAnsi"/>
+          <w:sz w:val="24"/>
+          <w:szCs w:val="24"/>
+        </w:rPr>
+        <w:t>The BRD comes first and every item in the FRD should trace back to something in it.</w:t>
+      </w:r>
+    </w:p>
+    <w:p>
+      <w:pPr>
+        <w:pStyle w:val="p3"/>
+        <w:jc w:val="both"/>
+        <w:rPr>
+          <w:rFonts w:asciiTheme="minorHAnsi" w:hAnsiTheme="minorHAnsi"/>
+          <w:sz w:val="24"/>
+          <w:szCs w:val="24"/>
+        </w:rPr>
+      </w:pPr>
+      <w:r>
+        <w:rPr>
+          <w:rStyle w:val="s2"/>
+          <w:rFonts w:asciiTheme="minorHAnsi" w:hAnsiTheme="minorHAnsi"/>
+          <w:sz w:val="24"/>
+          <w:szCs w:val="24"/>
+        </w:rPr>
+        <w:t xml:space="preserve">• </w:t>
+      </w:r>
+      <w:r>
+        <w:rPr>
+          <w:rFonts w:asciiTheme="minorHAnsi" w:hAnsiTheme="minorHAnsi"/>
+          <w:sz w:val="24"/>
+          <w:szCs w:val="24"/>
+        </w:rPr>
+        <w:t>Worth adding that many organisations now merge these or use a product backlog instead — showing you know</w:t>
+      </w:r>
+      <w:r>
+        <w:rPr>
+          <w:rFonts w:asciiTheme="minorHAnsi" w:hAnsiTheme="minorHAnsi"/>
+          <w:sz w:val="24"/>
+          <w:szCs w:val="24"/>
+        </w:rPr>
+        <w:t xml:space="preserve"> </w:t>
+      </w:r>
+      <w:r>
+        <w:rPr>
+          <w:rFonts w:asciiTheme="minorHAnsi" w:hAnsiTheme="minorHAnsi"/>
+          <w:sz w:val="24"/>
+          <w:szCs w:val="24"/>
+        </w:rPr>
+        <w:t>the artefact is a means, not the goal.</w:t>
+      </w:r>
+    </w:p>
+    <w:p>
+      <w:pPr>
+        <w:pStyle w:val="p2"/>
+        <w:spacing w:before="240"/>
+        <w:jc w:val="both"/>
+        <w:rPr>
+          <w:rFonts w:asciiTheme="minorHAnsi" w:hAnsiTheme="minorHAnsi"/>
+          <w:sz w:val="24"/>
+          <w:szCs w:val="24"/>
+        </w:rPr>
+      </w:pPr>
+      <w:r>
+        <w:rPr>
+          <w:rStyle w:val="s1"/>
+          <w:rFonts w:asciiTheme="minorHAnsi" w:hAnsiTheme="minorHAnsi"/>
+          <w:b/>
+          <w:bCs/>
+          <w:sz w:val="24"/>
+          <w:szCs w:val="24"/>
+        </w:rPr>
+        <w:t xml:space="preserve">4. </w:t>
+      </w:r>
+      <w:r>
+        <w:rPr>
+          <w:rFonts w:asciiTheme="minorHAnsi" w:hAnsiTheme="minorHAnsi"/>
+          <w:b/>
+          <w:bCs/>
+          <w:sz w:val="24"/>
+          <w:szCs w:val="24"/>
+        </w:rPr>
+        <w:t>Write a user story for a feature, with acceptance criteria.</w:t>
+      </w:r>
+    </w:p>
+    <w:p>
+      <w:pPr>
+        <w:pStyle w:val="p3"/>
+        <w:jc w:val="both"/>
+        <w:rPr>
+          <w:rFonts w:asciiTheme="minorHAnsi" w:hAnsiTheme="minorHAnsi"/>
+          <w:sz w:val="24"/>
+          <w:szCs w:val="24"/>
+        </w:rPr>
+      </w:pPr>
+      <w:r>
+        <w:rPr>
+          <w:rStyle w:val="s2"/>
+          <w:rFonts w:asciiTheme="minorHAnsi" w:hAnsiTheme="minorHAnsi"/>
+          <w:sz w:val="24"/>
+          <w:szCs w:val="24"/>
+        </w:rPr>
+        <w:t xml:space="preserve">• </w:t>
+      </w:r>
+      <w:r>
+        <w:rPr>
+          <w:rStyle w:val="s3"/>
+          <w:rFonts w:asciiTheme="minorHAnsi" w:hAnsiTheme="minorHAnsi"/>
+          <w:b/>
+          <w:bCs/>
+          <w:sz w:val="24"/>
+          <w:szCs w:val="24"/>
+        </w:rPr>
+        <w:t xml:space="preserve">Format: </w:t>
+      </w:r>
+      <w:r>
+        <w:rPr>
+          <w:rFonts w:asciiTheme="minorHAnsi" w:hAnsiTheme="minorHAnsi"/>
+          <w:sz w:val="24"/>
+          <w:szCs w:val="24"/>
+        </w:rPr>
+        <w:t>As a [role], I want [goal], so that [benefit].</w:t>
+      </w:r>
+    </w:p>
+    <w:p>
+      <w:pPr>
+        <w:pStyle w:val="p3"/>
+        <w:jc w:val="both"/>
+        <w:rPr>
+          <w:rFonts w:asciiTheme="minorHAnsi" w:hAnsiTheme="minorHAnsi"/>
+          <w:sz w:val="24"/>
+          <w:szCs w:val="24"/>
+        </w:rPr>
+      </w:pPr>
+      <w:r>
+        <w:rPr>
+          <w:rStyle w:val="s2"/>
+          <w:rFonts w:asciiTheme="minorHAnsi" w:hAnsiTheme="minorHAnsi"/>
+          <w:sz w:val="24"/>
+          <w:szCs w:val="24"/>
+        </w:rPr>
+        <w:t xml:space="preserve">• </w:t>
+      </w:r>
+      <w:r>
+        <w:rPr>
+          <w:rFonts w:asciiTheme="minorHAnsi" w:hAnsiTheme="minorHAnsi"/>
+          <w:sz w:val="24"/>
+          <w:szCs w:val="24"/>
+        </w:rPr>
+        <w:t>Example: As a prospective tenant, I want to filter listings by suburb and maximum weekly rent, so that I can</w:t>
+      </w:r>
+      <w:r>
+        <w:rPr>
+          <w:rFonts w:asciiTheme="minorHAnsi" w:hAnsiTheme="minorHAnsi"/>
+          <w:sz w:val="24"/>
+          <w:szCs w:val="24"/>
+        </w:rPr>
+        <w:t xml:space="preserve"> </w:t>
+      </w:r>
+      <w:r>
+        <w:rPr>
+          <w:rFonts w:asciiTheme="minorHAnsi" w:hAnsiTheme="minorHAnsi"/>
+          <w:sz w:val="24"/>
+          <w:szCs w:val="24"/>
+        </w:rPr>
+        <w:t>shortlist properties within my budget quickly.</w:t>
+      </w:r>
+    </w:p>
+    <w:p>
+      <w:pPr>
+        <w:pStyle w:val="p3"/>
+        <w:jc w:val="both"/>
+        <w:rPr>
+          <w:rFonts w:asciiTheme="minorHAnsi" w:hAnsiTheme="minorHAnsi"/>
+          <w:sz w:val="24"/>
+          <w:szCs w:val="24"/>
+        </w:rPr>
+      </w:pPr>
+      <w:r>
+        <w:rPr>
+          <w:rStyle w:val="s2"/>
+          <w:rFonts w:asciiTheme="minorHAnsi" w:hAnsiTheme="minorHAnsi"/>
+          <w:sz w:val="24"/>
+          <w:szCs w:val="24"/>
+        </w:rPr>
+        <w:t xml:space="preserve">• </w:t>
+      </w:r>
+      <w:r>
+        <w:rPr>
+          <w:rFonts w:asciiTheme="minorHAnsi" w:hAnsiTheme="minorHAnsi"/>
+          <w:sz w:val="24"/>
+          <w:szCs w:val="24"/>
+        </w:rPr>
+        <w:t>Acceptance criteria in Given / When / Then form: Given I am on the search page, when I set suburb to Darwin</w:t>
+      </w:r>
+      <w:r>
+        <w:rPr>
+          <w:rFonts w:asciiTheme="minorHAnsi" w:hAnsiTheme="minorHAnsi"/>
+          <w:sz w:val="24"/>
+          <w:szCs w:val="24"/>
+        </w:rPr>
+        <w:t xml:space="preserve"> </w:t>
+      </w:r>
+      <w:r>
+        <w:rPr>
+          <w:rFonts w:asciiTheme="minorHAnsi" w:hAnsiTheme="minorHAnsi"/>
+          <w:sz w:val="24"/>
+          <w:szCs w:val="24"/>
+        </w:rPr>
+        <w:t>City and maximum rent to $600 per week, then only listings matching both filters are displayed. Given no listings</w:t>
+      </w:r>
+      <w:r>
+        <w:rPr>
+          <w:rFonts w:asciiTheme="minorHAnsi" w:hAnsiTheme="minorHAnsi"/>
+          <w:sz w:val="24"/>
+          <w:szCs w:val="24"/>
+        </w:rPr>
+        <w:t xml:space="preserve"> </w:t>
+      </w:r>
+      <w:r>
+        <w:rPr>
+          <w:rFonts w:asciiTheme="minorHAnsi" w:hAnsiTheme="minorHAnsi"/>
+          <w:sz w:val="24"/>
+          <w:szCs w:val="24"/>
+        </w:rPr>
+        <w:t>match, when the search runs, then a no-results message is shown with suggested adjustments.</w:t>
+      </w:r>
+    </w:p>
+    <w:p>
+      <w:pPr>
+        <w:pStyle w:val="p3"/>
+        <w:jc w:val="both"/>
+        <w:rPr>
+          <w:rFonts w:asciiTheme="minorHAnsi" w:hAnsiTheme="minorHAnsi"/>
+          <w:sz w:val="24"/>
+          <w:szCs w:val="24"/>
+        </w:rPr>
+      </w:pPr>
+      <w:r>
+        <w:rPr>
+          <w:rStyle w:val="s2"/>
+          <w:rFonts w:asciiTheme="minorHAnsi" w:hAnsiTheme="minorHAnsi"/>
+          <w:sz w:val="24"/>
+          <w:szCs w:val="24"/>
+        </w:rPr>
+        <w:lastRenderedPageBreak/>
+        <w:t xml:space="preserve">• </w:t>
+      </w:r>
+      <w:r>
+        <w:rPr>
+          <w:rFonts w:asciiTheme="minorHAnsi" w:hAnsiTheme="minorHAnsi"/>
+          <w:sz w:val="24"/>
+          <w:szCs w:val="24"/>
+        </w:rPr>
+        <w:t>Good criteria are testable and binary — a tester can only mark them pass or fail, with no judgement required.</w:t>
+      </w:r>
+    </w:p>
+    <w:p>
+      <w:pPr>
+        <w:pStyle w:val="p2"/>
+        <w:spacing w:before="240"/>
+        <w:jc w:val="both"/>
+        <w:rPr>
+          <w:rFonts w:asciiTheme="minorHAnsi" w:hAnsiTheme="minorHAnsi"/>
+          <w:sz w:val="24"/>
+          <w:szCs w:val="24"/>
+        </w:rPr>
+      </w:pPr>
+      <w:r>
+        <w:rPr>
+          <w:rStyle w:val="s1"/>
+          <w:rFonts w:asciiTheme="minorHAnsi" w:hAnsiTheme="minorHAnsi"/>
+          <w:b/>
+          <w:bCs/>
+          <w:sz w:val="24"/>
+          <w:szCs w:val="24"/>
+        </w:rPr>
+        <w:t xml:space="preserve">5. </w:t>
+      </w:r>
+      <w:r>
+        <w:rPr>
+          <w:rFonts w:asciiTheme="minorHAnsi" w:hAnsiTheme="minorHAnsi"/>
+          <w:b/>
+          <w:bCs/>
+          <w:sz w:val="24"/>
+          <w:szCs w:val="24"/>
+        </w:rPr>
+        <w:t>How do you prioritise when the business says everything is urgent?</w:t>
+      </w:r>
+    </w:p>
+    <w:p>
+      <w:pPr>
+        <w:pStyle w:val="p3"/>
+        <w:jc w:val="both"/>
+        <w:rPr>
+          <w:rFonts w:asciiTheme="minorHAnsi" w:hAnsiTheme="minorHAnsi"/>
+          <w:sz w:val="24"/>
+          <w:szCs w:val="24"/>
+        </w:rPr>
+      </w:pPr>
+      <w:r>
+        <w:rPr>
+          <w:rStyle w:val="s2"/>
+          <w:rFonts w:asciiTheme="minorHAnsi" w:hAnsiTheme="minorHAnsi"/>
+          <w:sz w:val="24"/>
+          <w:szCs w:val="24"/>
+        </w:rPr>
+        <w:t xml:space="preserve">• </w:t>
+      </w:r>
+      <w:proofErr w:type="spellStart"/>
+      <w:r>
+        <w:rPr>
+          <w:rStyle w:val="s3"/>
+          <w:rFonts w:asciiTheme="minorHAnsi" w:hAnsiTheme="minorHAnsi"/>
+          <w:b/>
+          <w:bCs/>
+          <w:sz w:val="24"/>
+          <w:szCs w:val="24"/>
+        </w:rPr>
+        <w:t>MoSCoW</w:t>
+      </w:r>
+      <w:proofErr w:type="spellEnd"/>
+      <w:r>
+        <w:rPr>
+          <w:rStyle w:val="s3"/>
+          <w:rFonts w:asciiTheme="minorHAnsi" w:hAnsiTheme="minorHAnsi"/>
+          <w:b/>
+          <w:bCs/>
+          <w:sz w:val="24"/>
+          <w:szCs w:val="24"/>
+        </w:rPr>
+        <w:t xml:space="preserve">: </w:t>
+      </w:r>
+      <w:r>
+        <w:rPr>
+          <w:rFonts w:asciiTheme="minorHAnsi" w:hAnsiTheme="minorHAnsi"/>
+          <w:sz w:val="24"/>
+          <w:szCs w:val="24"/>
+        </w:rPr>
+        <w:t xml:space="preserve">Must have, </w:t>
+      </w:r>
+      <w:r>
+        <w:rPr>
+          <w:rFonts w:asciiTheme="minorHAnsi" w:hAnsiTheme="minorHAnsi"/>
+          <w:sz w:val="24"/>
+          <w:szCs w:val="24"/>
+        </w:rPr>
+        <w:t>should</w:t>
+      </w:r>
+      <w:r>
+        <w:rPr>
+          <w:rFonts w:asciiTheme="minorHAnsi" w:hAnsiTheme="minorHAnsi"/>
+          <w:sz w:val="24"/>
+          <w:szCs w:val="24"/>
+        </w:rPr>
+        <w:t xml:space="preserve"> have, </w:t>
+      </w:r>
+      <w:proofErr w:type="gramStart"/>
+      <w:r>
+        <w:rPr>
+          <w:rFonts w:asciiTheme="minorHAnsi" w:hAnsiTheme="minorHAnsi"/>
+          <w:sz w:val="24"/>
+          <w:szCs w:val="24"/>
+        </w:rPr>
+        <w:t>Could</w:t>
+      </w:r>
+      <w:proofErr w:type="gramEnd"/>
+      <w:r>
+        <w:rPr>
+          <w:rFonts w:asciiTheme="minorHAnsi" w:hAnsiTheme="minorHAnsi"/>
+          <w:sz w:val="24"/>
+          <w:szCs w:val="24"/>
+        </w:rPr>
+        <w:t xml:space="preserve"> have, Won’t have this time. The "this time" matters — it is a deferral,</w:t>
+      </w:r>
+      <w:r>
+        <w:rPr>
+          <w:rFonts w:asciiTheme="minorHAnsi" w:hAnsiTheme="minorHAnsi"/>
+          <w:sz w:val="24"/>
+          <w:szCs w:val="24"/>
+        </w:rPr>
+        <w:t xml:space="preserve"> </w:t>
+      </w:r>
+      <w:r>
+        <w:rPr>
+          <w:rFonts w:asciiTheme="minorHAnsi" w:hAnsiTheme="minorHAnsi"/>
+          <w:sz w:val="24"/>
+          <w:szCs w:val="24"/>
+        </w:rPr>
+        <w:t>not a rejection, which makes the conversation easier.</w:t>
+      </w:r>
+      <w:r>
+        <w:rPr>
+          <w:rStyle w:val="s2"/>
+          <w:rFonts w:asciiTheme="minorHAnsi" w:hAnsiTheme="minorHAnsi"/>
+          <w:sz w:val="24"/>
+          <w:szCs w:val="24"/>
+        </w:rPr>
+        <w:t xml:space="preserve">• </w:t>
+      </w:r>
+      <w:r>
+        <w:rPr>
+          <w:rFonts w:asciiTheme="minorHAnsi" w:hAnsiTheme="minorHAnsi"/>
+          <w:sz w:val="24"/>
+          <w:szCs w:val="24"/>
+        </w:rPr>
+        <w:t>The test question for a Must: what happens if we go live without it? If the answer is anything other than "we</w:t>
+      </w:r>
+      <w:r>
+        <w:rPr>
+          <w:rFonts w:asciiTheme="minorHAnsi" w:hAnsiTheme="minorHAnsi"/>
+          <w:sz w:val="24"/>
+          <w:szCs w:val="24"/>
+        </w:rPr>
+        <w:t xml:space="preserve"> </w:t>
+      </w:r>
+      <w:r>
+        <w:rPr>
+          <w:rFonts w:asciiTheme="minorHAnsi" w:hAnsiTheme="minorHAnsi"/>
+          <w:sz w:val="24"/>
+          <w:szCs w:val="24"/>
+        </w:rPr>
+        <w:t>cannot go live" or "we breach an obligation", it is not a Must.</w:t>
+      </w:r>
+    </w:p>
+    <w:p>
+      <w:pPr>
+        <w:pStyle w:val="p3"/>
+        <w:jc w:val="both"/>
+        <w:rPr>
+          <w:rFonts w:asciiTheme="minorHAnsi" w:hAnsiTheme="minorHAnsi"/>
+          <w:sz w:val="24"/>
+          <w:szCs w:val="24"/>
+        </w:rPr>
+      </w:pPr>
+      <w:r>
+        <w:rPr>
+          <w:rStyle w:val="s2"/>
+          <w:rFonts w:asciiTheme="minorHAnsi" w:hAnsiTheme="minorHAnsi"/>
+          <w:sz w:val="24"/>
+          <w:szCs w:val="24"/>
+        </w:rPr>
+        <w:t xml:space="preserve">• </w:t>
+      </w:r>
+      <w:r>
+        <w:rPr>
+          <w:rFonts w:asciiTheme="minorHAnsi" w:hAnsiTheme="minorHAnsi"/>
+          <w:sz w:val="24"/>
+          <w:szCs w:val="24"/>
+        </w:rPr>
+        <w:t>Anchor decisions on business value, legislative or regulatory obligation, dependency order, and risk.</w:t>
+      </w:r>
+    </w:p>
+    <w:p>
+      <w:pPr>
+        <w:pStyle w:val="p3"/>
+        <w:jc w:val="both"/>
+        <w:rPr>
+          <w:rFonts w:asciiTheme="minorHAnsi" w:hAnsiTheme="minorHAnsi"/>
+          <w:sz w:val="24"/>
+          <w:szCs w:val="24"/>
+        </w:rPr>
+      </w:pPr>
+      <w:r>
+        <w:rPr>
+          <w:rStyle w:val="s2"/>
+          <w:rFonts w:asciiTheme="minorHAnsi" w:hAnsiTheme="minorHAnsi"/>
+          <w:sz w:val="24"/>
+          <w:szCs w:val="24"/>
+        </w:rPr>
+        <w:t xml:space="preserve">• </w:t>
+      </w:r>
+      <w:r>
+        <w:rPr>
+          <w:rFonts w:asciiTheme="minorHAnsi" w:hAnsiTheme="minorHAnsi"/>
+          <w:sz w:val="24"/>
+          <w:szCs w:val="24"/>
+        </w:rPr>
+        <w:t>Mention alternatives you know: value-versus-effort matrix, cost of delay, weighted scoring against agreed</w:t>
+      </w:r>
+      <w:r>
+        <w:rPr>
+          <w:rFonts w:asciiTheme="minorHAnsi" w:hAnsiTheme="minorHAnsi"/>
+          <w:sz w:val="24"/>
+          <w:szCs w:val="24"/>
+        </w:rPr>
+        <w:t xml:space="preserve"> </w:t>
+      </w:r>
+      <w:r>
+        <w:rPr>
+          <w:rFonts w:asciiTheme="minorHAnsi" w:hAnsiTheme="minorHAnsi"/>
+          <w:sz w:val="24"/>
+          <w:szCs w:val="24"/>
+        </w:rPr>
+        <w:t>criteria.</w:t>
+      </w:r>
+    </w:p>
+    <w:p>
+      <w:pPr>
+        <w:pStyle w:val="p2"/>
+        <w:jc w:val="both"/>
+        <w:rPr>
+          <w:rFonts w:asciiTheme="minorHAnsi" w:hAnsiTheme="minorHAnsi"/>
+          <w:sz w:val="24"/>
+          <w:szCs w:val="24"/>
+        </w:rPr>
+      </w:pPr>
+      <w:r>
+        <w:rPr>
+          <w:rStyle w:val="s1"/>
+          <w:rFonts w:asciiTheme="minorHAnsi" w:hAnsiTheme="minorHAnsi"/>
+          <w:b/>
+          <w:bCs/>
+          <w:sz w:val="24"/>
+          <w:szCs w:val="24"/>
+        </w:rPr>
+        <w:t xml:space="preserve">6. </w:t>
+      </w:r>
+      <w:r>
+        <w:rPr>
+          <w:rFonts w:asciiTheme="minorHAnsi" w:hAnsiTheme="minorHAnsi"/>
+          <w:b/>
+          <w:bCs/>
+          <w:sz w:val="24"/>
+          <w:szCs w:val="24"/>
+        </w:rPr>
+        <w:t>What is requirements traceability and why does it matter?</w:t>
+      </w:r>
+    </w:p>
+    <w:p>
+      <w:pPr>
+        <w:pStyle w:val="p3"/>
+        <w:jc w:val="both"/>
+        <w:rPr>
+          <w:rFonts w:asciiTheme="minorHAnsi" w:hAnsiTheme="minorHAnsi"/>
+          <w:sz w:val="24"/>
+          <w:szCs w:val="24"/>
+        </w:rPr>
+      </w:pPr>
+      <w:r>
+        <w:rPr>
+          <w:rStyle w:val="s2"/>
+          <w:rFonts w:asciiTheme="minorHAnsi" w:hAnsiTheme="minorHAnsi"/>
+          <w:sz w:val="24"/>
+          <w:szCs w:val="24"/>
+        </w:rPr>
+        <w:t xml:space="preserve">• </w:t>
+      </w:r>
+      <w:r>
+        <w:rPr>
+          <w:rFonts w:asciiTheme="minorHAnsi" w:hAnsiTheme="minorHAnsi"/>
+          <w:sz w:val="24"/>
+          <w:szCs w:val="24"/>
+        </w:rPr>
+        <w:t>Linking each requirement forward to design, build and test cases, and backward to the business objective that</w:t>
+      </w:r>
+    </w:p>
+    <w:p>
+      <w:pPr>
+        <w:pStyle w:val="p3"/>
+        <w:jc w:val="both"/>
+        <w:rPr>
+          <w:rFonts w:asciiTheme="minorHAnsi" w:hAnsiTheme="minorHAnsi"/>
+          <w:sz w:val="24"/>
+          <w:szCs w:val="24"/>
+        </w:rPr>
+      </w:pPr>
+      <w:r>
+        <w:rPr>
+          <w:rFonts w:asciiTheme="minorHAnsi" w:hAnsiTheme="minorHAnsi"/>
+          <w:sz w:val="24"/>
+          <w:szCs w:val="24"/>
+        </w:rPr>
+        <w:t>justified it.</w:t>
+      </w:r>
+    </w:p>
+    <w:p>
+      <w:pPr>
+        <w:pStyle w:val="p3"/>
+        <w:jc w:val="both"/>
+        <w:rPr>
+          <w:rFonts w:asciiTheme="minorHAnsi" w:hAnsiTheme="minorHAnsi"/>
+          <w:sz w:val="24"/>
+          <w:szCs w:val="24"/>
+        </w:rPr>
+      </w:pPr>
+      <w:r>
+        <w:rPr>
+          <w:rStyle w:val="s2"/>
+          <w:rFonts w:asciiTheme="minorHAnsi" w:hAnsiTheme="minorHAnsi"/>
+          <w:sz w:val="24"/>
+          <w:szCs w:val="24"/>
+        </w:rPr>
+        <w:t xml:space="preserve">• </w:t>
+      </w:r>
+      <w:r>
+        <w:rPr>
+          <w:rStyle w:val="s3"/>
+          <w:rFonts w:asciiTheme="minorHAnsi" w:hAnsiTheme="minorHAnsi"/>
+          <w:b/>
+          <w:bCs/>
+          <w:sz w:val="24"/>
+          <w:szCs w:val="24"/>
+        </w:rPr>
+        <w:t xml:space="preserve">Why it matters: </w:t>
+      </w:r>
+      <w:r>
+        <w:rPr>
+          <w:rFonts w:asciiTheme="minorHAnsi" w:hAnsiTheme="minorHAnsi"/>
+          <w:sz w:val="24"/>
+          <w:szCs w:val="24"/>
+        </w:rPr>
+        <w:t>it proves test coverage, it lets you do impact analysis when something changes, and it</w:t>
+      </w:r>
+    </w:p>
+    <w:p>
+      <w:pPr>
+        <w:pStyle w:val="p3"/>
+        <w:jc w:val="both"/>
+        <w:rPr>
+          <w:rFonts w:asciiTheme="minorHAnsi" w:hAnsiTheme="minorHAnsi"/>
+          <w:sz w:val="24"/>
+          <w:szCs w:val="24"/>
+        </w:rPr>
+      </w:pPr>
+      <w:r>
+        <w:rPr>
+          <w:rFonts w:asciiTheme="minorHAnsi" w:hAnsiTheme="minorHAnsi"/>
+          <w:sz w:val="24"/>
+          <w:szCs w:val="24"/>
+        </w:rPr>
+        <w:t>demonstrates that scope was delivered — which matters a great deal in government, where projects are audited.</w:t>
+      </w:r>
+    </w:p>
+    <w:p>
+      <w:pPr>
+        <w:pStyle w:val="p3"/>
+        <w:jc w:val="both"/>
+        <w:rPr>
+          <w:rFonts w:asciiTheme="minorHAnsi" w:hAnsiTheme="minorHAnsi"/>
+          <w:sz w:val="24"/>
+          <w:szCs w:val="24"/>
+        </w:rPr>
+      </w:pPr>
+      <w:r>
+        <w:rPr>
+          <w:rStyle w:val="s2"/>
+          <w:rFonts w:asciiTheme="minorHAnsi" w:hAnsiTheme="minorHAnsi"/>
+          <w:sz w:val="24"/>
+          <w:szCs w:val="24"/>
+        </w:rPr>
+        <w:t xml:space="preserve">• </w:t>
+      </w:r>
+      <w:r>
+        <w:rPr>
+          <w:rFonts w:asciiTheme="minorHAnsi" w:hAnsiTheme="minorHAnsi"/>
+          <w:sz w:val="24"/>
+          <w:szCs w:val="24"/>
+        </w:rPr>
+        <w:t>Practically this is a traceability matrix, or requirement links in Jira.</w:t>
+      </w:r>
+    </w:p>
+    <w:p>
+      <w:pPr>
+        <w:pStyle w:val="p2"/>
+        <w:jc w:val="both"/>
+        <w:rPr>
+          <w:rFonts w:asciiTheme="minorHAnsi" w:hAnsiTheme="minorHAnsi"/>
+          <w:sz w:val="24"/>
+          <w:szCs w:val="24"/>
+        </w:rPr>
+      </w:pPr>
+      <w:r>
+        <w:rPr>
+          <w:rStyle w:val="s1"/>
+          <w:rFonts w:asciiTheme="minorHAnsi" w:hAnsiTheme="minorHAnsi"/>
+          <w:b/>
+          <w:bCs/>
+          <w:sz w:val="24"/>
+          <w:szCs w:val="24"/>
+        </w:rPr>
+        <w:t xml:space="preserve">7. </w:t>
+      </w:r>
+      <w:r>
+        <w:rPr>
+          <w:rFonts w:asciiTheme="minorHAnsi" w:hAnsiTheme="minorHAnsi"/>
+          <w:b/>
+          <w:bCs/>
+          <w:sz w:val="24"/>
+          <w:szCs w:val="24"/>
+        </w:rPr>
+        <w:t>Walk me through how you would map an as-is process and identify improvements.</w:t>
+      </w:r>
+    </w:p>
+    <w:p>
+      <w:pPr>
+        <w:pStyle w:val="p3"/>
+        <w:jc w:val="both"/>
+        <w:rPr>
+          <w:rFonts w:asciiTheme="minorHAnsi" w:hAnsiTheme="minorHAnsi"/>
+          <w:sz w:val="24"/>
+          <w:szCs w:val="24"/>
+        </w:rPr>
+      </w:pPr>
+      <w:r>
+        <w:rPr>
+          <w:rStyle w:val="s2"/>
+          <w:rFonts w:asciiTheme="minorHAnsi" w:hAnsiTheme="minorHAnsi"/>
+          <w:sz w:val="24"/>
+          <w:szCs w:val="24"/>
+        </w:rPr>
+        <w:t xml:space="preserve">• </w:t>
+      </w:r>
+      <w:r>
+        <w:rPr>
+          <w:rFonts w:asciiTheme="minorHAnsi" w:hAnsiTheme="minorHAnsi"/>
+          <w:sz w:val="24"/>
+          <w:szCs w:val="24"/>
+        </w:rPr>
+        <w:t>Define the boundaries first — where the process starts and ends — and identify the actors and systems involved.</w:t>
+      </w:r>
+    </w:p>
+    <w:p>
+      <w:pPr>
+        <w:pStyle w:val="p3"/>
+        <w:jc w:val="both"/>
+        <w:rPr>
+          <w:rFonts w:asciiTheme="minorHAnsi" w:hAnsiTheme="minorHAnsi"/>
+          <w:sz w:val="24"/>
+          <w:szCs w:val="24"/>
+        </w:rPr>
+      </w:pPr>
+      <w:r>
+        <w:rPr>
+          <w:rStyle w:val="s2"/>
+          <w:rFonts w:asciiTheme="minorHAnsi" w:hAnsiTheme="minorHAnsi"/>
+          <w:sz w:val="24"/>
+          <w:szCs w:val="24"/>
+        </w:rPr>
+        <w:t xml:space="preserve">• </w:t>
+      </w:r>
+      <w:r>
+        <w:rPr>
+          <w:rFonts w:asciiTheme="minorHAnsi" w:hAnsiTheme="minorHAnsi"/>
+          <w:sz w:val="24"/>
+          <w:szCs w:val="24"/>
+        </w:rPr>
+        <w:t xml:space="preserve">Walk it end to end with the people who </w:t>
+      </w:r>
+      <w:proofErr w:type="gramStart"/>
+      <w:r>
+        <w:rPr>
+          <w:rFonts w:asciiTheme="minorHAnsi" w:hAnsiTheme="minorHAnsi"/>
+          <w:sz w:val="24"/>
+          <w:szCs w:val="24"/>
+        </w:rPr>
+        <w:t>actually perform</w:t>
+      </w:r>
+      <w:proofErr w:type="gramEnd"/>
+      <w:r>
+        <w:rPr>
+          <w:rFonts w:asciiTheme="minorHAnsi" w:hAnsiTheme="minorHAnsi"/>
+          <w:sz w:val="24"/>
+          <w:szCs w:val="24"/>
+        </w:rPr>
+        <w:t xml:space="preserve"> it, not only their manager. Capture steps, decision</w:t>
+      </w:r>
+    </w:p>
+    <w:p>
+      <w:pPr>
+        <w:pStyle w:val="p3"/>
+        <w:jc w:val="both"/>
+        <w:rPr>
+          <w:rFonts w:asciiTheme="minorHAnsi" w:hAnsiTheme="minorHAnsi"/>
+          <w:sz w:val="24"/>
+          <w:szCs w:val="24"/>
+        </w:rPr>
+      </w:pPr>
+      <w:r>
+        <w:rPr>
+          <w:rFonts w:asciiTheme="minorHAnsi" w:hAnsiTheme="minorHAnsi"/>
+          <w:sz w:val="24"/>
+          <w:szCs w:val="24"/>
+        </w:rPr>
+        <w:t>points, handoffs, systems touched, and how long each stage takes.</w:t>
+      </w:r>
+    </w:p>
+    <w:p>
+      <w:pPr>
+        <w:pStyle w:val="p3"/>
+        <w:jc w:val="both"/>
+        <w:rPr>
+          <w:rFonts w:asciiTheme="minorHAnsi" w:hAnsiTheme="minorHAnsi"/>
+          <w:sz w:val="24"/>
+          <w:szCs w:val="24"/>
+        </w:rPr>
+      </w:pPr>
+      <w:r>
+        <w:rPr>
+          <w:rStyle w:val="s2"/>
+          <w:rFonts w:asciiTheme="minorHAnsi" w:hAnsiTheme="minorHAnsi"/>
+          <w:sz w:val="24"/>
+          <w:szCs w:val="24"/>
+        </w:rPr>
+        <w:t xml:space="preserve">• </w:t>
+      </w:r>
+      <w:r>
+        <w:rPr>
+          <w:rFonts w:asciiTheme="minorHAnsi" w:hAnsiTheme="minorHAnsi"/>
+          <w:sz w:val="24"/>
+          <w:szCs w:val="24"/>
+        </w:rPr>
+        <w:t>Validate the map back with those people. Expect to be wrong the first time.</w:t>
+      </w:r>
+    </w:p>
+    <w:p>
+      <w:pPr>
+        <w:pStyle w:val="p3"/>
+        <w:jc w:val="both"/>
+        <w:rPr>
+          <w:rFonts w:asciiTheme="minorHAnsi" w:hAnsiTheme="minorHAnsi"/>
+          <w:sz w:val="24"/>
+          <w:szCs w:val="24"/>
+        </w:rPr>
+      </w:pPr>
+      <w:r>
+        <w:rPr>
+          <w:rStyle w:val="s2"/>
+          <w:rFonts w:asciiTheme="minorHAnsi" w:hAnsiTheme="minorHAnsi"/>
+          <w:sz w:val="24"/>
+          <w:szCs w:val="24"/>
+        </w:rPr>
+        <w:t xml:space="preserve">• </w:t>
+      </w:r>
+      <w:r>
+        <w:rPr>
+          <w:rStyle w:val="s3"/>
+          <w:rFonts w:asciiTheme="minorHAnsi" w:hAnsiTheme="minorHAnsi"/>
+          <w:b/>
+          <w:bCs/>
+          <w:sz w:val="24"/>
+          <w:szCs w:val="24"/>
+        </w:rPr>
+        <w:t xml:space="preserve">Then look for: </w:t>
+      </w:r>
+      <w:r>
+        <w:rPr>
+          <w:rFonts w:asciiTheme="minorHAnsi" w:hAnsiTheme="minorHAnsi"/>
+          <w:sz w:val="24"/>
+          <w:szCs w:val="24"/>
+        </w:rPr>
+        <w:t>delays and queues, rework loops, duplicate data entry, manual workarounds people have</w:t>
+      </w:r>
+    </w:p>
+    <w:p>
+      <w:pPr>
+        <w:pStyle w:val="p3"/>
+        <w:jc w:val="both"/>
+        <w:rPr>
+          <w:rFonts w:asciiTheme="minorHAnsi" w:hAnsiTheme="minorHAnsi"/>
+          <w:sz w:val="24"/>
+          <w:szCs w:val="24"/>
+        </w:rPr>
+      </w:pPr>
+      <w:r>
+        <w:rPr>
+          <w:rFonts w:asciiTheme="minorHAnsi" w:hAnsiTheme="minorHAnsi"/>
+          <w:sz w:val="24"/>
+          <w:szCs w:val="24"/>
+        </w:rPr>
+        <w:t>invented, approval bottlenecks, and steps nobody can justify.</w:t>
+      </w:r>
+    </w:p>
+    <w:p>
+      <w:pPr>
+        <w:pStyle w:val="p3"/>
+        <w:jc w:val="both"/>
+        <w:rPr>
+          <w:rFonts w:asciiTheme="minorHAnsi" w:hAnsiTheme="minorHAnsi"/>
+          <w:sz w:val="24"/>
+          <w:szCs w:val="24"/>
+        </w:rPr>
+      </w:pPr>
+      <w:r>
+        <w:rPr>
+          <w:rStyle w:val="s2"/>
+          <w:rFonts w:asciiTheme="minorHAnsi" w:hAnsiTheme="minorHAnsi"/>
+          <w:sz w:val="24"/>
+          <w:szCs w:val="24"/>
+        </w:rPr>
+        <w:t xml:space="preserve">• </w:t>
+      </w:r>
+      <w:r>
+        <w:rPr>
+          <w:rFonts w:asciiTheme="minorHAnsi" w:hAnsiTheme="minorHAnsi"/>
+          <w:sz w:val="24"/>
+          <w:szCs w:val="24"/>
+        </w:rPr>
+        <w:t>Quantify the problem before proposing a to-be state. "This approval takes eleven days, nine of which are</w:t>
+      </w:r>
+    </w:p>
+    <w:p>
+      <w:pPr>
+        <w:pStyle w:val="p3"/>
+        <w:jc w:val="both"/>
+        <w:rPr>
+          <w:rFonts w:asciiTheme="minorHAnsi" w:hAnsiTheme="minorHAnsi"/>
+          <w:sz w:val="24"/>
+          <w:szCs w:val="24"/>
+        </w:rPr>
+      </w:pPr>
+      <w:r>
+        <w:rPr>
+          <w:rFonts w:asciiTheme="minorHAnsi" w:hAnsiTheme="minorHAnsi"/>
+          <w:sz w:val="24"/>
+          <w:szCs w:val="24"/>
+        </w:rPr>
+        <w:t>waiting" is an argument. "The process is inefficient" is not.</w:t>
+      </w:r>
+    </w:p>
+    <w:p>
+      <w:pPr>
+        <w:pStyle w:val="p2"/>
+        <w:jc w:val="both"/>
+        <w:rPr>
+          <w:rFonts w:asciiTheme="minorHAnsi" w:hAnsiTheme="minorHAnsi"/>
+          <w:sz w:val="24"/>
+          <w:szCs w:val="24"/>
+        </w:rPr>
+      </w:pPr>
+      <w:r>
+        <w:rPr>
+          <w:rStyle w:val="s1"/>
+          <w:rFonts w:asciiTheme="minorHAnsi" w:hAnsiTheme="minorHAnsi"/>
+          <w:b/>
+          <w:bCs/>
+          <w:sz w:val="24"/>
+          <w:szCs w:val="24"/>
+        </w:rPr>
+        <w:t xml:space="preserve">8. </w:t>
+      </w:r>
+      <w:r>
+        <w:rPr>
+          <w:rFonts w:asciiTheme="minorHAnsi" w:hAnsiTheme="minorHAnsi"/>
+          <w:b/>
+          <w:bCs/>
+          <w:sz w:val="24"/>
+          <w:szCs w:val="24"/>
+        </w:rPr>
+        <w:t>What is the difference between a use case and a user story?</w:t>
+      </w:r>
+    </w:p>
+    <w:p>
+      <w:pPr>
+        <w:pStyle w:val="p3"/>
+        <w:jc w:val="both"/>
+        <w:rPr>
+          <w:rFonts w:asciiTheme="minorHAnsi" w:hAnsiTheme="minorHAnsi"/>
+          <w:sz w:val="24"/>
+          <w:szCs w:val="24"/>
+        </w:rPr>
+      </w:pPr>
+      <w:r>
+        <w:rPr>
+          <w:rStyle w:val="s2"/>
+          <w:rFonts w:asciiTheme="minorHAnsi" w:hAnsiTheme="minorHAnsi"/>
+          <w:sz w:val="24"/>
+          <w:szCs w:val="24"/>
+        </w:rPr>
+        <w:t xml:space="preserve">• </w:t>
+      </w:r>
+      <w:r>
+        <w:rPr>
+          <w:rStyle w:val="s3"/>
+          <w:rFonts w:asciiTheme="minorHAnsi" w:hAnsiTheme="minorHAnsi"/>
+          <w:b/>
+          <w:bCs/>
+          <w:sz w:val="24"/>
+          <w:szCs w:val="24"/>
+        </w:rPr>
+        <w:t xml:space="preserve">User story: </w:t>
+      </w:r>
+      <w:r>
+        <w:rPr>
+          <w:rFonts w:asciiTheme="minorHAnsi" w:hAnsiTheme="minorHAnsi"/>
+          <w:sz w:val="24"/>
+          <w:szCs w:val="24"/>
+        </w:rPr>
+        <w:t>a short placeholder for a conversation, one user goal, lives in a backlog, deliberately lightweight, agile</w:t>
+      </w:r>
+    </w:p>
+    <w:p>
+      <w:pPr>
+        <w:pStyle w:val="p3"/>
+        <w:jc w:val="both"/>
+        <w:rPr>
+          <w:rFonts w:asciiTheme="minorHAnsi" w:hAnsiTheme="minorHAnsi"/>
+          <w:sz w:val="24"/>
+          <w:szCs w:val="24"/>
+        </w:rPr>
+      </w:pPr>
+      <w:r>
+        <w:rPr>
+          <w:rFonts w:asciiTheme="minorHAnsi" w:hAnsiTheme="minorHAnsi"/>
+          <w:sz w:val="24"/>
+          <w:szCs w:val="24"/>
+        </w:rPr>
+        <w:t>context.</w:t>
+      </w:r>
+    </w:p>
+    <w:p>
+      <w:pPr>
+        <w:pStyle w:val="p3"/>
+        <w:jc w:val="both"/>
+        <w:rPr>
+          <w:rFonts w:asciiTheme="minorHAnsi" w:hAnsiTheme="minorHAnsi"/>
+          <w:sz w:val="24"/>
+          <w:szCs w:val="24"/>
+        </w:rPr>
+      </w:pPr>
+      <w:r>
+        <w:rPr>
+          <w:rStyle w:val="s2"/>
+          <w:rFonts w:asciiTheme="minorHAnsi" w:hAnsiTheme="minorHAnsi"/>
+          <w:sz w:val="24"/>
+          <w:szCs w:val="24"/>
+        </w:rPr>
+        <w:t xml:space="preserve">• </w:t>
+      </w:r>
+      <w:r>
+        <w:rPr>
+          <w:rStyle w:val="s3"/>
+          <w:rFonts w:asciiTheme="minorHAnsi" w:hAnsiTheme="minorHAnsi"/>
+          <w:b/>
+          <w:bCs/>
+          <w:sz w:val="24"/>
+          <w:szCs w:val="24"/>
+        </w:rPr>
+        <w:t xml:space="preserve">Use case: </w:t>
+      </w:r>
+      <w:r>
+        <w:rPr>
+          <w:rFonts w:asciiTheme="minorHAnsi" w:hAnsiTheme="minorHAnsi"/>
+          <w:sz w:val="24"/>
+          <w:szCs w:val="24"/>
+        </w:rPr>
+        <w:t>a fuller specification with actors, preconditions, main flow, alternate flows and exception flows. Better</w:t>
+      </w:r>
+    </w:p>
+    <w:p>
+      <w:pPr>
+        <w:pStyle w:val="p3"/>
+        <w:jc w:val="both"/>
+        <w:rPr>
+          <w:rFonts w:asciiTheme="minorHAnsi" w:hAnsiTheme="minorHAnsi"/>
+          <w:sz w:val="24"/>
+          <w:szCs w:val="24"/>
+        </w:rPr>
+      </w:pPr>
+      <w:r>
+        <w:rPr>
+          <w:rFonts w:asciiTheme="minorHAnsi" w:hAnsiTheme="minorHAnsi"/>
+          <w:sz w:val="24"/>
+          <w:szCs w:val="24"/>
+        </w:rPr>
+        <w:t>suited to complex, rule-heavy or highly regulated processes where the edge cases carry the risk.</w:t>
+      </w:r>
+    </w:p>
+    <w:p>
+      <w:pPr>
+        <w:pStyle w:val="p3"/>
+        <w:jc w:val="both"/>
+        <w:rPr>
+          <w:rFonts w:asciiTheme="minorHAnsi" w:hAnsiTheme="minorHAnsi"/>
+          <w:sz w:val="24"/>
+          <w:szCs w:val="24"/>
+        </w:rPr>
+      </w:pPr>
+      <w:r>
+        <w:rPr>
+          <w:rStyle w:val="s2"/>
+          <w:rFonts w:asciiTheme="minorHAnsi" w:hAnsiTheme="minorHAnsi"/>
+          <w:sz w:val="24"/>
+          <w:szCs w:val="24"/>
+        </w:rPr>
+        <w:t xml:space="preserve">• </w:t>
+      </w:r>
+      <w:r>
+        <w:rPr>
+          <w:rFonts w:asciiTheme="minorHAnsi" w:hAnsiTheme="minorHAnsi"/>
+          <w:sz w:val="24"/>
+          <w:szCs w:val="24"/>
+        </w:rPr>
+        <w:t>They are not mutually exclusive — a complex story often gets a use case written behind it.</w:t>
+      </w:r>
+    </w:p>
+    <w:p>
+      <w:pPr>
+        <w:pStyle w:val="p2"/>
+        <w:jc w:val="both"/>
+        <w:rPr>
+          <w:rFonts w:asciiTheme="minorHAnsi" w:hAnsiTheme="minorHAnsi"/>
+          <w:sz w:val="24"/>
+          <w:szCs w:val="24"/>
+        </w:rPr>
+      </w:pPr>
+      <w:r>
+        <w:rPr>
+          <w:rStyle w:val="s1"/>
+          <w:rFonts w:asciiTheme="minorHAnsi" w:hAnsiTheme="minorHAnsi"/>
+          <w:b/>
+          <w:bCs/>
+          <w:sz w:val="24"/>
+          <w:szCs w:val="24"/>
+        </w:rPr>
+        <w:t xml:space="preserve">9. </w:t>
+      </w:r>
+      <w:r>
+        <w:rPr>
+          <w:rFonts w:asciiTheme="minorHAnsi" w:hAnsiTheme="minorHAnsi"/>
+          <w:b/>
+          <w:bCs/>
+          <w:sz w:val="24"/>
+          <w:szCs w:val="24"/>
+        </w:rPr>
+        <w:t>Which diagram would you use to show a decision-heavy approval workflow, and why?</w:t>
+      </w:r>
+    </w:p>
+    <w:p>
+      <w:pPr>
+        <w:pStyle w:val="p3"/>
+        <w:jc w:val="both"/>
+        <w:rPr>
+          <w:rFonts w:asciiTheme="minorHAnsi" w:hAnsiTheme="minorHAnsi"/>
+          <w:sz w:val="24"/>
+          <w:szCs w:val="24"/>
+        </w:rPr>
+      </w:pPr>
+      <w:r>
+        <w:rPr>
+          <w:rStyle w:val="s2"/>
+          <w:rFonts w:asciiTheme="minorHAnsi" w:hAnsiTheme="minorHAnsi"/>
+          <w:sz w:val="24"/>
+          <w:szCs w:val="24"/>
+        </w:rPr>
+        <w:lastRenderedPageBreak/>
+        <w:t xml:space="preserve">• </w:t>
+      </w:r>
+      <w:r>
+        <w:rPr>
+          <w:rFonts w:asciiTheme="minorHAnsi" w:hAnsiTheme="minorHAnsi"/>
+          <w:sz w:val="24"/>
+          <w:szCs w:val="24"/>
+        </w:rPr>
+        <w:t xml:space="preserve">A BPMN process diagram with gateways for the decision points, and </w:t>
+      </w:r>
+      <w:proofErr w:type="spellStart"/>
+      <w:r>
+        <w:rPr>
+          <w:rFonts w:asciiTheme="minorHAnsi" w:hAnsiTheme="minorHAnsi"/>
+          <w:sz w:val="24"/>
+          <w:szCs w:val="24"/>
+        </w:rPr>
+        <w:t>swimlanes</w:t>
+      </w:r>
+      <w:proofErr w:type="spellEnd"/>
+      <w:r>
+        <w:rPr>
+          <w:rFonts w:asciiTheme="minorHAnsi" w:hAnsiTheme="minorHAnsi"/>
+          <w:sz w:val="24"/>
+          <w:szCs w:val="24"/>
+        </w:rPr>
+        <w:t xml:space="preserve"> for each approving role.</w:t>
+      </w:r>
+    </w:p>
+    <w:p>
+      <w:pPr>
+        <w:pStyle w:val="p3"/>
+        <w:jc w:val="both"/>
+        <w:rPr>
+          <w:rFonts w:asciiTheme="minorHAnsi" w:hAnsiTheme="minorHAnsi"/>
+          <w:sz w:val="24"/>
+          <w:szCs w:val="24"/>
+        </w:rPr>
+      </w:pPr>
+      <w:r>
+        <w:rPr>
+          <w:rStyle w:val="s2"/>
+          <w:rFonts w:asciiTheme="minorHAnsi" w:hAnsiTheme="minorHAnsi"/>
+          <w:sz w:val="24"/>
+          <w:szCs w:val="24"/>
+        </w:rPr>
+        <w:t xml:space="preserve">• </w:t>
+      </w:r>
+      <w:proofErr w:type="spellStart"/>
+      <w:r>
+        <w:rPr>
+          <w:rFonts w:asciiTheme="minorHAnsi" w:hAnsiTheme="minorHAnsi"/>
+          <w:sz w:val="24"/>
+          <w:szCs w:val="24"/>
+        </w:rPr>
+        <w:t>Swimlanes</w:t>
+      </w:r>
+      <w:proofErr w:type="spellEnd"/>
+      <w:r>
+        <w:rPr>
+          <w:rFonts w:asciiTheme="minorHAnsi" w:hAnsiTheme="minorHAnsi"/>
+          <w:sz w:val="24"/>
+          <w:szCs w:val="24"/>
+        </w:rPr>
+        <w:t xml:space="preserve"> are the reason: they make handoffs and accountability visible, which is normally the actual source of</w:t>
+      </w:r>
+    </w:p>
+    <w:p>
+      <w:pPr>
+        <w:pStyle w:val="p3"/>
+        <w:jc w:val="both"/>
+        <w:rPr>
+          <w:rFonts w:asciiTheme="minorHAnsi" w:hAnsiTheme="minorHAnsi"/>
+          <w:sz w:val="24"/>
+          <w:szCs w:val="24"/>
+        </w:rPr>
+      </w:pPr>
+      <w:r>
+        <w:rPr>
+          <w:rFonts w:asciiTheme="minorHAnsi" w:hAnsiTheme="minorHAnsi"/>
+          <w:sz w:val="24"/>
+          <w:szCs w:val="24"/>
+        </w:rPr>
+        <w:t>delay in an approval chain.</w:t>
+      </w:r>
+    </w:p>
+    <w:p>
+      <w:pPr>
+        <w:pStyle w:val="p3"/>
+        <w:jc w:val="both"/>
+        <w:rPr>
+          <w:rFonts w:asciiTheme="minorHAnsi" w:hAnsiTheme="minorHAnsi"/>
+          <w:sz w:val="24"/>
+          <w:szCs w:val="24"/>
+        </w:rPr>
+      </w:pPr>
+      <w:r>
+        <w:rPr>
+          <w:rStyle w:val="s2"/>
+          <w:rFonts w:asciiTheme="minorHAnsi" w:hAnsiTheme="minorHAnsi"/>
+          <w:sz w:val="24"/>
+          <w:szCs w:val="24"/>
+        </w:rPr>
+        <w:t xml:space="preserve">• </w:t>
+      </w:r>
+      <w:r>
+        <w:rPr>
+          <w:rFonts w:asciiTheme="minorHAnsi" w:hAnsiTheme="minorHAnsi"/>
+          <w:sz w:val="24"/>
+          <w:szCs w:val="24"/>
+        </w:rPr>
+        <w:t>If the rules are combinatorial — several conditions interacting — pair the diagram with a decision table, which</w:t>
+      </w:r>
+    </w:p>
+    <w:p>
+      <w:pPr>
+        <w:pStyle w:val="p3"/>
+        <w:jc w:val="both"/>
+        <w:rPr>
+          <w:rFonts w:asciiTheme="minorHAnsi" w:hAnsiTheme="minorHAnsi"/>
+          <w:sz w:val="24"/>
+          <w:szCs w:val="24"/>
+        </w:rPr>
+      </w:pPr>
+      <w:r>
+        <w:rPr>
+          <w:rFonts w:asciiTheme="minorHAnsi" w:hAnsiTheme="minorHAnsi"/>
+          <w:sz w:val="24"/>
+          <w:szCs w:val="24"/>
+        </w:rPr>
+        <w:t>handles that far more readably than nested branches.</w:t>
+      </w:r>
+    </w:p>
+    <w:p>
+      <w:pPr>
+        <w:pStyle w:val="p2"/>
+        <w:jc w:val="both"/>
+        <w:rPr>
+          <w:rFonts w:asciiTheme="minorHAnsi" w:hAnsiTheme="minorHAnsi"/>
+          <w:sz w:val="24"/>
+          <w:szCs w:val="24"/>
+        </w:rPr>
+      </w:pPr>
+      <w:r>
+        <w:rPr>
+          <w:rStyle w:val="s1"/>
+          <w:rFonts w:asciiTheme="minorHAnsi" w:hAnsiTheme="minorHAnsi"/>
+          <w:b/>
+          <w:bCs/>
+          <w:sz w:val="24"/>
+          <w:szCs w:val="24"/>
+        </w:rPr>
+        <w:t xml:space="preserve">10. </w:t>
+      </w:r>
+      <w:r>
+        <w:rPr>
+          <w:rFonts w:asciiTheme="minorHAnsi" w:hAnsiTheme="minorHAnsi"/>
+          <w:b/>
+          <w:bCs/>
+          <w:sz w:val="24"/>
+          <w:szCs w:val="24"/>
+        </w:rPr>
+        <w:t>How would you run a gap analysis for a service moving from paper to online?</w:t>
+      </w:r>
+    </w:p>
+    <w:p>
+      <w:pPr>
+        <w:pStyle w:val="p3"/>
+        <w:jc w:val="both"/>
+        <w:rPr>
+          <w:rFonts w:asciiTheme="minorHAnsi" w:hAnsiTheme="minorHAnsi"/>
+          <w:sz w:val="24"/>
+          <w:szCs w:val="24"/>
+        </w:rPr>
+      </w:pPr>
+      <w:r>
+        <w:rPr>
+          <w:rStyle w:val="s2"/>
+          <w:rFonts w:asciiTheme="minorHAnsi" w:hAnsiTheme="minorHAnsi"/>
+          <w:sz w:val="24"/>
+          <w:szCs w:val="24"/>
+        </w:rPr>
+        <w:t xml:space="preserve">• </w:t>
+      </w:r>
+      <w:r>
+        <w:rPr>
+          <w:rFonts w:asciiTheme="minorHAnsi" w:hAnsiTheme="minorHAnsi"/>
+          <w:sz w:val="24"/>
+          <w:szCs w:val="24"/>
+        </w:rPr>
+        <w:t>Document the current state: the forms, the steps, processing times, error and rejection rates, volumes.</w:t>
+      </w:r>
+    </w:p>
+    <w:p>
+      <w:pPr>
+        <w:pStyle w:val="p3"/>
+        <w:jc w:val="both"/>
+        <w:rPr>
+          <w:rFonts w:asciiTheme="minorHAnsi" w:hAnsiTheme="minorHAnsi"/>
+          <w:sz w:val="24"/>
+          <w:szCs w:val="24"/>
+        </w:rPr>
+      </w:pPr>
+      <w:r>
+        <w:rPr>
+          <w:rStyle w:val="s2"/>
+          <w:rFonts w:asciiTheme="minorHAnsi" w:hAnsiTheme="minorHAnsi"/>
+          <w:sz w:val="24"/>
+          <w:szCs w:val="24"/>
+        </w:rPr>
+        <w:t xml:space="preserve">• </w:t>
+      </w:r>
+      <w:r>
+        <w:rPr>
+          <w:rFonts w:asciiTheme="minorHAnsi" w:hAnsiTheme="minorHAnsi"/>
+          <w:sz w:val="24"/>
+          <w:szCs w:val="24"/>
+        </w:rPr>
+        <w:t>Define the target state and the objectives behind it — is this about cost, speed, accuracy, or reach?</w:t>
+      </w:r>
+    </w:p>
+    <w:p>
+      <w:pPr>
+        <w:pStyle w:val="p3"/>
+        <w:jc w:val="both"/>
+        <w:rPr>
+          <w:rFonts w:asciiTheme="minorHAnsi" w:hAnsiTheme="minorHAnsi"/>
+          <w:sz w:val="24"/>
+          <w:szCs w:val="24"/>
+        </w:rPr>
+      </w:pPr>
+      <w:r>
+        <w:rPr>
+          <w:rStyle w:val="s2"/>
+          <w:rFonts w:asciiTheme="minorHAnsi" w:hAnsiTheme="minorHAnsi"/>
+          <w:sz w:val="24"/>
+          <w:szCs w:val="24"/>
+        </w:rPr>
+        <w:t xml:space="preserve">• </w:t>
+      </w:r>
+      <w:r>
+        <w:rPr>
+          <w:rStyle w:val="s3"/>
+          <w:rFonts w:asciiTheme="minorHAnsi" w:hAnsiTheme="minorHAnsi"/>
+          <w:b/>
+          <w:bCs/>
+          <w:sz w:val="24"/>
+          <w:szCs w:val="24"/>
+        </w:rPr>
+        <w:t xml:space="preserve">Identify gaps across categories: </w:t>
+      </w:r>
+      <w:r>
+        <w:rPr>
+          <w:rFonts w:asciiTheme="minorHAnsi" w:hAnsiTheme="minorHAnsi"/>
+          <w:sz w:val="24"/>
+          <w:szCs w:val="24"/>
+        </w:rPr>
+        <w:t>process, technology, data, people and skills, and policy.</w:t>
+      </w:r>
+    </w:p>
+    <w:p>
+      <w:pPr>
+        <w:pStyle w:val="p3"/>
+        <w:jc w:val="both"/>
+        <w:rPr>
+          <w:rFonts w:asciiTheme="minorHAnsi" w:hAnsiTheme="minorHAnsi"/>
+          <w:sz w:val="24"/>
+          <w:szCs w:val="24"/>
+        </w:rPr>
+      </w:pPr>
+      <w:r>
+        <w:rPr>
+          <w:rStyle w:val="s2"/>
+          <w:rFonts w:asciiTheme="minorHAnsi" w:hAnsiTheme="minorHAnsi"/>
+          <w:sz w:val="24"/>
+          <w:szCs w:val="24"/>
+        </w:rPr>
+        <w:t xml:space="preserve">• </w:t>
+      </w:r>
+      <w:r>
+        <w:rPr>
+          <w:rFonts w:asciiTheme="minorHAnsi" w:hAnsiTheme="minorHAnsi"/>
+          <w:sz w:val="24"/>
+          <w:szCs w:val="24"/>
+        </w:rPr>
+        <w:t>Produce options with recommendations, not just a gap list.</w:t>
+      </w:r>
+    </w:p>
+    <w:p>
+      <w:pPr>
+        <w:pStyle w:val="p3"/>
+        <w:jc w:val="both"/>
+        <w:rPr>
+          <w:rFonts w:asciiTheme="minorHAnsi" w:hAnsiTheme="minorHAnsi"/>
+          <w:sz w:val="24"/>
+          <w:szCs w:val="24"/>
+        </w:rPr>
+      </w:pPr>
+      <w:r>
+        <w:rPr>
+          <w:rStyle w:val="s2"/>
+          <w:rFonts w:asciiTheme="minorHAnsi" w:hAnsiTheme="minorHAnsi"/>
+          <w:sz w:val="24"/>
+          <w:szCs w:val="24"/>
+        </w:rPr>
+        <w:t xml:space="preserve">• </w:t>
+      </w:r>
+      <w:r>
+        <w:rPr>
+          <w:rFonts w:asciiTheme="minorHAnsi" w:hAnsiTheme="minorHAnsi"/>
+          <w:sz w:val="24"/>
+          <w:szCs w:val="24"/>
+        </w:rPr>
+        <w:t>In a government context, explicitly include accessibility, digital exclusion, records management and identity</w:t>
+      </w:r>
+    </w:p>
+    <w:p>
+      <w:pPr>
+        <w:pStyle w:val="p3"/>
+        <w:jc w:val="both"/>
+        <w:rPr>
+          <w:rFonts w:asciiTheme="minorHAnsi" w:hAnsiTheme="minorHAnsi"/>
+          <w:sz w:val="24"/>
+          <w:szCs w:val="24"/>
+        </w:rPr>
+      </w:pPr>
+      <w:r>
+        <w:rPr>
+          <w:rFonts w:asciiTheme="minorHAnsi" w:hAnsiTheme="minorHAnsi"/>
+          <w:sz w:val="24"/>
+          <w:szCs w:val="24"/>
+        </w:rPr>
+        <w:t>verification — these are the gaps that get missed and then become the problem.</w:t>
+      </w:r>
+    </w:p>
+    <w:p>
+      <w:pPr>
+        <w:pStyle w:val="p2"/>
+        <w:jc w:val="both"/>
+        <w:rPr>
+          <w:rFonts w:asciiTheme="minorHAnsi" w:hAnsiTheme="minorHAnsi"/>
+          <w:sz w:val="24"/>
+          <w:szCs w:val="24"/>
+        </w:rPr>
+      </w:pPr>
+      <w:r>
+        <w:rPr>
+          <w:rStyle w:val="s1"/>
+          <w:rFonts w:asciiTheme="minorHAnsi" w:hAnsiTheme="minorHAnsi"/>
+          <w:b/>
+          <w:bCs/>
+          <w:sz w:val="24"/>
+          <w:szCs w:val="24"/>
+        </w:rPr>
+        <w:t xml:space="preserve">11. </w:t>
+      </w:r>
+      <w:r>
+        <w:rPr>
+          <w:rFonts w:asciiTheme="minorHAnsi" w:hAnsiTheme="minorHAnsi"/>
+          <w:b/>
+          <w:bCs/>
+          <w:sz w:val="24"/>
+          <w:szCs w:val="24"/>
+        </w:rPr>
+        <w:t>Write a SQL query to find [something].</w:t>
+      </w:r>
+    </w:p>
+    <w:p>
+      <w:pPr>
+        <w:pStyle w:val="p3"/>
+        <w:jc w:val="both"/>
+        <w:rPr>
+          <w:rFonts w:asciiTheme="minorHAnsi" w:hAnsiTheme="minorHAnsi"/>
+          <w:sz w:val="24"/>
+          <w:szCs w:val="24"/>
+        </w:rPr>
+      </w:pPr>
+      <w:r>
+        <w:rPr>
+          <w:rStyle w:val="s2"/>
+          <w:rFonts w:asciiTheme="minorHAnsi" w:hAnsiTheme="minorHAnsi"/>
+          <w:sz w:val="24"/>
+          <w:szCs w:val="24"/>
+        </w:rPr>
+        <w:t xml:space="preserve">• </w:t>
+      </w:r>
+      <w:r>
+        <w:rPr>
+          <w:rFonts w:asciiTheme="minorHAnsi" w:hAnsiTheme="minorHAnsi"/>
+          <w:sz w:val="24"/>
+          <w:szCs w:val="24"/>
+        </w:rPr>
+        <w:t>Expect joins, aggregation, and filtering. A representative answer — applications per suburb with more than ten in</w:t>
+      </w:r>
+    </w:p>
+    <w:p>
+      <w:pPr>
+        <w:pStyle w:val="p5"/>
+        <w:jc w:val="both"/>
+        <w:rPr>
+          <w:rFonts w:asciiTheme="minorHAnsi" w:hAnsiTheme="minorHAnsi"/>
+          <w:sz w:val="24"/>
+          <w:szCs w:val="24"/>
+        </w:rPr>
+      </w:pPr>
+      <w:r>
+        <w:rPr>
+          <w:rStyle w:val="s7"/>
+          <w:rFonts w:asciiTheme="minorHAnsi" w:hAnsiTheme="minorHAnsi"/>
+          <w:sz w:val="24"/>
+          <w:szCs w:val="24"/>
+        </w:rPr>
+        <w:t xml:space="preserve">the current </w:t>
+      </w:r>
+      <w:proofErr w:type="spellStart"/>
+      <w:r>
+        <w:rPr>
+          <w:rStyle w:val="s7"/>
+          <w:rFonts w:asciiTheme="minorHAnsi" w:hAnsiTheme="minorHAnsi"/>
+          <w:sz w:val="24"/>
+          <w:szCs w:val="24"/>
+        </w:rPr>
+        <w:t>quarter:</w:t>
+      </w:r>
+      <w:r>
+        <w:rPr>
+          <w:rFonts w:asciiTheme="minorHAnsi" w:hAnsiTheme="minorHAnsi"/>
+          <w:sz w:val="24"/>
+          <w:szCs w:val="24"/>
+        </w:rPr>
+        <w:t>SELECT</w:t>
+      </w:r>
+      <w:proofErr w:type="spellEnd"/>
+      <w:r>
+        <w:rPr>
+          <w:rFonts w:asciiTheme="minorHAnsi" w:hAnsiTheme="minorHAnsi"/>
+          <w:sz w:val="24"/>
+          <w:szCs w:val="24"/>
+        </w:rPr>
+        <w:t xml:space="preserve"> </w:t>
+      </w:r>
+      <w:proofErr w:type="spellStart"/>
+      <w:r>
+        <w:rPr>
+          <w:rFonts w:asciiTheme="minorHAnsi" w:hAnsiTheme="minorHAnsi"/>
+          <w:sz w:val="24"/>
+          <w:szCs w:val="24"/>
+        </w:rPr>
+        <w:t>s.suburb</w:t>
+      </w:r>
+      <w:proofErr w:type="spellEnd"/>
+      <w:r>
+        <w:rPr>
+          <w:rFonts w:asciiTheme="minorHAnsi" w:hAnsiTheme="minorHAnsi"/>
+          <w:sz w:val="24"/>
+          <w:szCs w:val="24"/>
+        </w:rPr>
+        <w:t xml:space="preserve">, COUNT(*) AS </w:t>
+      </w:r>
+      <w:proofErr w:type="spellStart"/>
+      <w:r>
+        <w:rPr>
+          <w:rFonts w:asciiTheme="minorHAnsi" w:hAnsiTheme="minorHAnsi"/>
+          <w:sz w:val="24"/>
+          <w:szCs w:val="24"/>
+        </w:rPr>
+        <w:t>application_count</w:t>
+      </w:r>
+      <w:proofErr w:type="spellEnd"/>
+    </w:p>
+    <w:p>
+      <w:pPr>
+        <w:pStyle w:val="p5"/>
+        <w:jc w:val="both"/>
+        <w:rPr>
+          <w:rFonts w:asciiTheme="minorHAnsi" w:hAnsiTheme="minorHAnsi"/>
+          <w:sz w:val="24"/>
+          <w:szCs w:val="24"/>
+        </w:rPr>
+      </w:pPr>
+      <w:r>
+        <w:rPr>
+          <w:rFonts w:asciiTheme="minorHAnsi" w:hAnsiTheme="minorHAnsi"/>
+          <w:sz w:val="24"/>
+          <w:szCs w:val="24"/>
+        </w:rPr>
+        <w:t>FROM applications a</w:t>
+      </w:r>
+    </w:p>
+    <w:p>
+      <w:pPr>
+        <w:pStyle w:val="p5"/>
+        <w:jc w:val="both"/>
+        <w:rPr>
+          <w:rFonts w:asciiTheme="minorHAnsi" w:hAnsiTheme="minorHAnsi"/>
+          <w:sz w:val="24"/>
+          <w:szCs w:val="24"/>
+        </w:rPr>
+      </w:pPr>
+      <w:r>
+        <w:rPr>
+          <w:rFonts w:asciiTheme="minorHAnsi" w:hAnsiTheme="minorHAnsi"/>
+          <w:sz w:val="24"/>
+          <w:szCs w:val="24"/>
+        </w:rPr>
+        <w:t xml:space="preserve">JOIN suburbs s ON </w:t>
+      </w:r>
+      <w:proofErr w:type="spellStart"/>
+      <w:r>
+        <w:rPr>
+          <w:rFonts w:asciiTheme="minorHAnsi" w:hAnsiTheme="minorHAnsi"/>
+          <w:sz w:val="24"/>
+          <w:szCs w:val="24"/>
+        </w:rPr>
+        <w:t>a.suburb_id</w:t>
+      </w:r>
+      <w:proofErr w:type="spellEnd"/>
+      <w:r>
+        <w:rPr>
+          <w:rFonts w:asciiTheme="minorHAnsi" w:hAnsiTheme="minorHAnsi"/>
+          <w:sz w:val="24"/>
+          <w:szCs w:val="24"/>
+        </w:rPr>
+        <w:t xml:space="preserve"> = s.id</w:t>
+      </w:r>
+    </w:p>
+    <w:p>
+      <w:pPr>
+        <w:pStyle w:val="p5"/>
+        <w:jc w:val="both"/>
+        <w:rPr>
+          <w:rFonts w:asciiTheme="minorHAnsi" w:hAnsiTheme="minorHAnsi"/>
+          <w:sz w:val="24"/>
+          <w:szCs w:val="24"/>
+        </w:rPr>
+      </w:pPr>
+      <w:r>
+        <w:rPr>
+          <w:rFonts w:asciiTheme="minorHAnsi" w:hAnsiTheme="minorHAnsi"/>
+          <w:sz w:val="24"/>
+          <w:szCs w:val="24"/>
+        </w:rPr>
+        <w:t xml:space="preserve">WHERE </w:t>
+      </w:r>
+      <w:proofErr w:type="spellStart"/>
+      <w:r>
+        <w:rPr>
+          <w:rFonts w:asciiTheme="minorHAnsi" w:hAnsiTheme="minorHAnsi"/>
+          <w:sz w:val="24"/>
+          <w:szCs w:val="24"/>
+        </w:rPr>
+        <w:t>a.submitted_date</w:t>
+      </w:r>
+      <w:proofErr w:type="spellEnd"/>
+      <w:r>
+        <w:rPr>
+          <w:rFonts w:asciiTheme="minorHAnsi" w:hAnsiTheme="minorHAnsi"/>
+          <w:sz w:val="24"/>
+          <w:szCs w:val="24"/>
+        </w:rPr>
+        <w:t xml:space="preserve"> &gt;= '2026-04-01'</w:t>
+      </w:r>
+    </w:p>
+    <w:p>
+      <w:pPr>
+        <w:pStyle w:val="p5"/>
+        <w:jc w:val="both"/>
+        <w:rPr>
+          <w:rFonts w:asciiTheme="minorHAnsi" w:hAnsiTheme="minorHAnsi"/>
+          <w:sz w:val="24"/>
+          <w:szCs w:val="24"/>
+        </w:rPr>
+      </w:pPr>
+      <w:r>
+        <w:rPr>
+          <w:rFonts w:asciiTheme="minorHAnsi" w:hAnsiTheme="minorHAnsi"/>
+          <w:sz w:val="24"/>
+          <w:szCs w:val="24"/>
+        </w:rPr>
+        <w:t xml:space="preserve">GROUP BY </w:t>
+      </w:r>
+      <w:proofErr w:type="spellStart"/>
+      <w:r>
+        <w:rPr>
+          <w:rFonts w:asciiTheme="minorHAnsi" w:hAnsiTheme="minorHAnsi"/>
+          <w:sz w:val="24"/>
+          <w:szCs w:val="24"/>
+        </w:rPr>
+        <w:t>s.suburb</w:t>
+      </w:r>
+      <w:proofErr w:type="spellEnd"/>
+    </w:p>
+    <w:p>
+      <w:pPr>
+        <w:pStyle w:val="p5"/>
+        <w:jc w:val="both"/>
+        <w:rPr>
+          <w:rFonts w:asciiTheme="minorHAnsi" w:hAnsiTheme="minorHAnsi"/>
+          <w:sz w:val="24"/>
+          <w:szCs w:val="24"/>
+        </w:rPr>
+      </w:pPr>
+      <w:r>
+        <w:rPr>
+          <w:rFonts w:asciiTheme="minorHAnsi" w:hAnsiTheme="minorHAnsi"/>
+          <w:sz w:val="24"/>
+          <w:szCs w:val="24"/>
+        </w:rPr>
+        <w:t>HAVING COUNT(*) &gt; 10</w:t>
+      </w:r>
+    </w:p>
+    <w:p>
+      <w:pPr>
+        <w:pStyle w:val="p5"/>
+        <w:jc w:val="both"/>
+        <w:rPr>
+          <w:rFonts w:asciiTheme="minorHAnsi" w:hAnsiTheme="minorHAnsi"/>
+          <w:sz w:val="24"/>
+          <w:szCs w:val="24"/>
+        </w:rPr>
+      </w:pPr>
+      <w:r>
+        <w:rPr>
+          <w:rFonts w:asciiTheme="minorHAnsi" w:hAnsiTheme="minorHAnsi"/>
+          <w:sz w:val="24"/>
+          <w:szCs w:val="24"/>
+        </w:rPr>
+        <w:t xml:space="preserve">ORDER BY </w:t>
+      </w:r>
+      <w:proofErr w:type="spellStart"/>
+      <w:r>
+        <w:rPr>
+          <w:rFonts w:asciiTheme="minorHAnsi" w:hAnsiTheme="minorHAnsi"/>
+          <w:sz w:val="24"/>
+          <w:szCs w:val="24"/>
+        </w:rPr>
+        <w:t>application_count</w:t>
+      </w:r>
+      <w:proofErr w:type="spellEnd"/>
+      <w:r>
+        <w:rPr>
+          <w:rFonts w:asciiTheme="minorHAnsi" w:hAnsiTheme="minorHAnsi"/>
+          <w:sz w:val="24"/>
+          <w:szCs w:val="24"/>
+        </w:rPr>
+        <w:t xml:space="preserve"> DESC;</w:t>
+      </w:r>
+    </w:p>
+    <w:p>
+      <w:pPr>
+        <w:pStyle w:val="p3"/>
+        <w:jc w:val="both"/>
+        <w:rPr>
+          <w:rFonts w:asciiTheme="minorHAnsi" w:hAnsiTheme="minorHAnsi"/>
+          <w:sz w:val="24"/>
+          <w:szCs w:val="24"/>
+        </w:rPr>
+      </w:pPr>
+      <w:r>
+        <w:rPr>
+          <w:rStyle w:val="s2"/>
+          <w:rFonts w:asciiTheme="minorHAnsi" w:hAnsiTheme="minorHAnsi"/>
+          <w:sz w:val="24"/>
+          <w:szCs w:val="24"/>
+        </w:rPr>
+        <w:t xml:space="preserve">• </w:t>
+      </w:r>
+      <w:r>
+        <w:rPr>
+          <w:rStyle w:val="s3"/>
+          <w:rFonts w:asciiTheme="minorHAnsi" w:hAnsiTheme="minorHAnsi"/>
+          <w:b/>
+          <w:bCs/>
+          <w:sz w:val="24"/>
+          <w:szCs w:val="24"/>
+        </w:rPr>
+        <w:t xml:space="preserve">The two distinctions they are testing: </w:t>
+      </w:r>
+      <w:r>
+        <w:rPr>
+          <w:rFonts w:asciiTheme="minorHAnsi" w:hAnsiTheme="minorHAnsi"/>
+          <w:sz w:val="24"/>
+          <w:szCs w:val="24"/>
+        </w:rPr>
+        <w:t>WHERE filters individual rows before grouping, HAVING filters the groups</w:t>
+      </w:r>
+    </w:p>
+    <w:p>
+      <w:pPr>
+        <w:pStyle w:val="p3"/>
+        <w:jc w:val="both"/>
+        <w:rPr>
+          <w:rFonts w:asciiTheme="minorHAnsi" w:hAnsiTheme="minorHAnsi"/>
+          <w:sz w:val="24"/>
+          <w:szCs w:val="24"/>
+        </w:rPr>
+      </w:pPr>
+      <w:r>
+        <w:rPr>
+          <w:rFonts w:asciiTheme="minorHAnsi" w:hAnsiTheme="minorHAnsi"/>
+          <w:sz w:val="24"/>
+          <w:szCs w:val="24"/>
+        </w:rPr>
+        <w:t>after aggregation. INNER JOIN returns only matching rows, LEFT JOIN keeps all rows from the left table with nulls</w:t>
+      </w:r>
+    </w:p>
+    <w:p>
+      <w:pPr>
+        <w:pStyle w:val="p3"/>
+        <w:jc w:val="both"/>
+        <w:rPr>
+          <w:rFonts w:asciiTheme="minorHAnsi" w:hAnsiTheme="minorHAnsi"/>
+          <w:sz w:val="24"/>
+          <w:szCs w:val="24"/>
+        </w:rPr>
+      </w:pPr>
+      <w:r>
+        <w:rPr>
+          <w:rFonts w:asciiTheme="minorHAnsi" w:hAnsiTheme="minorHAnsi"/>
+          <w:sz w:val="24"/>
+          <w:szCs w:val="24"/>
+        </w:rPr>
+        <w:t>where there is no match.</w:t>
+      </w:r>
+    </w:p>
+    <w:p>
+      <w:pPr>
+        <w:pStyle w:val="p2"/>
+        <w:jc w:val="both"/>
+        <w:rPr>
+          <w:rFonts w:asciiTheme="minorHAnsi" w:hAnsiTheme="minorHAnsi"/>
+          <w:sz w:val="24"/>
+          <w:szCs w:val="24"/>
+        </w:rPr>
+      </w:pPr>
+      <w:r>
+        <w:rPr>
+          <w:rStyle w:val="s1"/>
+          <w:rFonts w:asciiTheme="minorHAnsi" w:hAnsiTheme="minorHAnsi"/>
+          <w:b/>
+          <w:bCs/>
+          <w:sz w:val="24"/>
+          <w:szCs w:val="24"/>
+        </w:rPr>
+        <w:t xml:space="preserve">12. </w:t>
+      </w:r>
+      <w:r>
+        <w:rPr>
+          <w:rFonts w:asciiTheme="minorHAnsi" w:hAnsiTheme="minorHAnsi"/>
+          <w:b/>
+          <w:bCs/>
+          <w:sz w:val="24"/>
+          <w:szCs w:val="24"/>
+        </w:rPr>
+        <w:t>How would you validate that a dataset is fit for reporting?</w:t>
+      </w:r>
+    </w:p>
+    <w:p>
+      <w:pPr>
+        <w:pStyle w:val="p3"/>
+        <w:jc w:val="both"/>
+        <w:rPr>
+          <w:rFonts w:asciiTheme="minorHAnsi" w:hAnsiTheme="minorHAnsi"/>
+          <w:sz w:val="24"/>
+          <w:szCs w:val="24"/>
+        </w:rPr>
+      </w:pPr>
+      <w:r>
+        <w:rPr>
+          <w:rStyle w:val="s2"/>
+          <w:rFonts w:asciiTheme="minorHAnsi" w:hAnsiTheme="minorHAnsi"/>
+          <w:sz w:val="24"/>
+          <w:szCs w:val="24"/>
+        </w:rPr>
+        <w:t xml:space="preserve">• </w:t>
+      </w:r>
+      <w:r>
+        <w:rPr>
+          <w:rStyle w:val="s3"/>
+          <w:rFonts w:asciiTheme="minorHAnsi" w:hAnsiTheme="minorHAnsi"/>
+          <w:b/>
+          <w:bCs/>
+          <w:sz w:val="24"/>
+          <w:szCs w:val="24"/>
+        </w:rPr>
+        <w:t xml:space="preserve">Completeness: </w:t>
+      </w:r>
+      <w:r>
+        <w:rPr>
+          <w:rFonts w:asciiTheme="minorHAnsi" w:hAnsiTheme="minorHAnsi"/>
+          <w:sz w:val="24"/>
+          <w:szCs w:val="24"/>
+        </w:rPr>
+        <w:t>nulls or blanks in fields the report depends on.</w:t>
+      </w:r>
+    </w:p>
+    <w:p>
+      <w:pPr>
+        <w:pStyle w:val="p3"/>
+        <w:jc w:val="both"/>
+        <w:rPr>
+          <w:rFonts w:asciiTheme="minorHAnsi" w:hAnsiTheme="minorHAnsi"/>
+          <w:sz w:val="24"/>
+          <w:szCs w:val="24"/>
+        </w:rPr>
+      </w:pPr>
+      <w:r>
+        <w:rPr>
+          <w:rStyle w:val="s2"/>
+          <w:rFonts w:asciiTheme="minorHAnsi" w:hAnsiTheme="minorHAnsi"/>
+          <w:sz w:val="24"/>
+          <w:szCs w:val="24"/>
+        </w:rPr>
+        <w:t xml:space="preserve">• </w:t>
+      </w:r>
+      <w:r>
+        <w:rPr>
+          <w:rStyle w:val="s3"/>
+          <w:rFonts w:asciiTheme="minorHAnsi" w:hAnsiTheme="minorHAnsi"/>
+          <w:b/>
+          <w:bCs/>
+          <w:sz w:val="24"/>
+          <w:szCs w:val="24"/>
+        </w:rPr>
+        <w:t xml:space="preserve">Uniqueness: </w:t>
+      </w:r>
+      <w:r>
+        <w:rPr>
+          <w:rFonts w:asciiTheme="minorHAnsi" w:hAnsiTheme="minorHAnsi"/>
+          <w:sz w:val="24"/>
+          <w:szCs w:val="24"/>
+        </w:rPr>
+        <w:t>duplicate records or duplicate keys.</w:t>
+      </w:r>
+    </w:p>
+    <w:p>
+      <w:pPr>
+        <w:pStyle w:val="p3"/>
+        <w:jc w:val="both"/>
+        <w:rPr>
+          <w:rFonts w:asciiTheme="minorHAnsi" w:hAnsiTheme="minorHAnsi"/>
+          <w:sz w:val="24"/>
+          <w:szCs w:val="24"/>
+        </w:rPr>
+      </w:pPr>
+      <w:r>
+        <w:rPr>
+          <w:rStyle w:val="s2"/>
+          <w:rFonts w:asciiTheme="minorHAnsi" w:hAnsiTheme="minorHAnsi"/>
+          <w:sz w:val="24"/>
+          <w:szCs w:val="24"/>
+        </w:rPr>
+        <w:t xml:space="preserve">• </w:t>
+      </w:r>
+      <w:r>
+        <w:rPr>
+          <w:rStyle w:val="s3"/>
+          <w:rFonts w:asciiTheme="minorHAnsi" w:hAnsiTheme="minorHAnsi"/>
+          <w:b/>
+          <w:bCs/>
+          <w:sz w:val="24"/>
+          <w:szCs w:val="24"/>
+        </w:rPr>
+        <w:t xml:space="preserve">Validity: </w:t>
+      </w:r>
+      <w:r>
+        <w:rPr>
+          <w:rFonts w:asciiTheme="minorHAnsi" w:hAnsiTheme="minorHAnsi"/>
+          <w:sz w:val="24"/>
+          <w:szCs w:val="24"/>
+        </w:rPr>
+        <w:t>values within expected formats, ranges and allowed lists.</w:t>
+      </w:r>
+    </w:p>
+    <w:p>
+      <w:pPr>
+        <w:pStyle w:val="p3"/>
+        <w:jc w:val="both"/>
+        <w:rPr>
+          <w:rFonts w:asciiTheme="minorHAnsi" w:hAnsiTheme="minorHAnsi"/>
+          <w:sz w:val="24"/>
+          <w:szCs w:val="24"/>
+        </w:rPr>
+      </w:pPr>
+      <w:r>
+        <w:rPr>
+          <w:rStyle w:val="s2"/>
+          <w:rFonts w:asciiTheme="minorHAnsi" w:hAnsiTheme="minorHAnsi"/>
+          <w:sz w:val="24"/>
+          <w:szCs w:val="24"/>
+        </w:rPr>
+        <w:t xml:space="preserve">• </w:t>
+      </w:r>
+      <w:r>
+        <w:rPr>
+          <w:rStyle w:val="s3"/>
+          <w:rFonts w:asciiTheme="minorHAnsi" w:hAnsiTheme="minorHAnsi"/>
+          <w:b/>
+          <w:bCs/>
+          <w:sz w:val="24"/>
+          <w:szCs w:val="24"/>
+        </w:rPr>
+        <w:t xml:space="preserve">Consistency: </w:t>
+      </w:r>
+      <w:r>
+        <w:rPr>
+          <w:rFonts w:asciiTheme="minorHAnsi" w:hAnsiTheme="minorHAnsi"/>
+          <w:sz w:val="24"/>
+          <w:szCs w:val="24"/>
+        </w:rPr>
+        <w:t>fields agree with each other and with other systems.</w:t>
+      </w:r>
+    </w:p>
+    <w:p>
+      <w:pPr>
+        <w:pStyle w:val="p3"/>
+        <w:jc w:val="both"/>
+        <w:rPr>
+          <w:rFonts w:asciiTheme="minorHAnsi" w:hAnsiTheme="minorHAnsi"/>
+          <w:sz w:val="24"/>
+          <w:szCs w:val="24"/>
+        </w:rPr>
+      </w:pPr>
+      <w:r>
+        <w:rPr>
+          <w:rStyle w:val="s2"/>
+          <w:rFonts w:asciiTheme="minorHAnsi" w:hAnsiTheme="minorHAnsi"/>
+          <w:sz w:val="24"/>
+          <w:szCs w:val="24"/>
+        </w:rPr>
+        <w:t xml:space="preserve">• </w:t>
+      </w:r>
+      <w:r>
+        <w:rPr>
+          <w:rStyle w:val="s3"/>
+          <w:rFonts w:asciiTheme="minorHAnsi" w:hAnsiTheme="minorHAnsi"/>
+          <w:b/>
+          <w:bCs/>
+          <w:sz w:val="24"/>
+          <w:szCs w:val="24"/>
+        </w:rPr>
+        <w:t xml:space="preserve">Timeliness: </w:t>
+      </w:r>
+      <w:r>
+        <w:rPr>
+          <w:rFonts w:asciiTheme="minorHAnsi" w:hAnsiTheme="minorHAnsi"/>
+          <w:sz w:val="24"/>
+          <w:szCs w:val="24"/>
+        </w:rPr>
+        <w:t>how current the data is and how often it refreshes.</w:t>
+      </w:r>
+    </w:p>
+    <w:p>
+      <w:pPr>
+        <w:pStyle w:val="p3"/>
+        <w:jc w:val="both"/>
+        <w:rPr>
+          <w:rFonts w:asciiTheme="minorHAnsi" w:hAnsiTheme="minorHAnsi"/>
+          <w:sz w:val="24"/>
+          <w:szCs w:val="24"/>
+        </w:rPr>
+      </w:pPr>
+      <w:r>
+        <w:rPr>
+          <w:rStyle w:val="s2"/>
+          <w:rFonts w:asciiTheme="minorHAnsi" w:hAnsiTheme="minorHAnsi"/>
+          <w:sz w:val="24"/>
+          <w:szCs w:val="24"/>
+        </w:rPr>
+        <w:t xml:space="preserve">• </w:t>
+      </w:r>
+      <w:r>
+        <w:rPr>
+          <w:rStyle w:val="s3"/>
+          <w:rFonts w:asciiTheme="minorHAnsi" w:hAnsiTheme="minorHAnsi"/>
+          <w:b/>
+          <w:bCs/>
+          <w:sz w:val="24"/>
+          <w:szCs w:val="24"/>
+        </w:rPr>
+        <w:t xml:space="preserve">Accuracy: </w:t>
+      </w:r>
+      <w:r>
+        <w:rPr>
+          <w:rFonts w:asciiTheme="minorHAnsi" w:hAnsiTheme="minorHAnsi"/>
+          <w:sz w:val="24"/>
+          <w:szCs w:val="24"/>
+        </w:rPr>
+        <w:t>spot-check a sample against the source of truth.</w:t>
+      </w:r>
+    </w:p>
+    <w:p>
+      <w:pPr>
+        <w:pStyle w:val="p3"/>
+        <w:jc w:val="both"/>
+        <w:rPr>
+          <w:rFonts w:asciiTheme="minorHAnsi" w:hAnsiTheme="minorHAnsi"/>
+          <w:sz w:val="24"/>
+          <w:szCs w:val="24"/>
+        </w:rPr>
+      </w:pPr>
+      <w:r>
+        <w:rPr>
+          <w:rStyle w:val="s2"/>
+          <w:rFonts w:asciiTheme="minorHAnsi" w:hAnsiTheme="minorHAnsi"/>
+          <w:sz w:val="24"/>
+          <w:szCs w:val="24"/>
+        </w:rPr>
+        <w:t xml:space="preserve">• </w:t>
+      </w:r>
+      <w:r>
+        <w:rPr>
+          <w:rFonts w:asciiTheme="minorHAnsi" w:hAnsiTheme="minorHAnsi"/>
+          <w:sz w:val="24"/>
+          <w:szCs w:val="24"/>
+        </w:rPr>
+        <w:t>Then check the definitions. Two systems counting an "active client" differently is the failure that causes most</w:t>
+      </w:r>
+    </w:p>
+    <w:p>
+      <w:pPr>
+        <w:pStyle w:val="p3"/>
+        <w:jc w:val="both"/>
+        <w:rPr>
+          <w:rFonts w:asciiTheme="minorHAnsi" w:hAnsiTheme="minorHAnsi"/>
+          <w:sz w:val="24"/>
+          <w:szCs w:val="24"/>
+        </w:rPr>
+      </w:pPr>
+      <w:r>
+        <w:rPr>
+          <w:rFonts w:asciiTheme="minorHAnsi" w:hAnsiTheme="minorHAnsi"/>
+          <w:sz w:val="24"/>
+          <w:szCs w:val="24"/>
+        </w:rPr>
+        <w:t>reporting disputes, and no amount of data quality checking will surface it.</w:t>
+      </w:r>
+    </w:p>
+    <w:p>
+      <w:pPr>
+        <w:pStyle w:val="p2"/>
+        <w:jc w:val="both"/>
+        <w:rPr>
+          <w:rFonts w:asciiTheme="minorHAnsi" w:hAnsiTheme="minorHAnsi"/>
+          <w:sz w:val="24"/>
+          <w:szCs w:val="24"/>
+        </w:rPr>
+      </w:pPr>
+      <w:r>
+        <w:rPr>
+          <w:rStyle w:val="s1"/>
+          <w:rFonts w:asciiTheme="minorHAnsi" w:hAnsiTheme="minorHAnsi"/>
+          <w:b/>
+          <w:bCs/>
+          <w:sz w:val="24"/>
+          <w:szCs w:val="24"/>
+        </w:rPr>
+        <w:t xml:space="preserve">13. </w:t>
+      </w:r>
+      <w:r>
+        <w:rPr>
+          <w:rFonts w:asciiTheme="minorHAnsi" w:hAnsiTheme="minorHAnsi"/>
+          <w:b/>
+          <w:bCs/>
+          <w:sz w:val="24"/>
+          <w:szCs w:val="24"/>
+        </w:rPr>
+        <w:t>A report shows a 30% drop in applications. How do you investigate?</w:t>
+      </w:r>
+    </w:p>
+    <w:p>
+      <w:pPr>
+        <w:pStyle w:val="p3"/>
+        <w:jc w:val="both"/>
+        <w:rPr>
+          <w:rFonts w:asciiTheme="minorHAnsi" w:hAnsiTheme="minorHAnsi"/>
+          <w:sz w:val="24"/>
+          <w:szCs w:val="24"/>
+        </w:rPr>
+      </w:pPr>
+      <w:r>
+        <w:rPr>
+          <w:rStyle w:val="s2"/>
+          <w:rFonts w:asciiTheme="minorHAnsi" w:hAnsiTheme="minorHAnsi"/>
+          <w:sz w:val="24"/>
+          <w:szCs w:val="24"/>
+        </w:rPr>
+        <w:t xml:space="preserve">• </w:t>
+      </w:r>
+      <w:r>
+        <w:rPr>
+          <w:rFonts w:asciiTheme="minorHAnsi" w:hAnsiTheme="minorHAnsi"/>
+          <w:sz w:val="24"/>
+          <w:szCs w:val="24"/>
+        </w:rPr>
+        <w:t>First confirm the drop is real: check the report logic, date ranges, filters, and whether a data feed broke or a</w:t>
+      </w:r>
+    </w:p>
+    <w:p>
+      <w:pPr>
+        <w:pStyle w:val="p3"/>
+        <w:jc w:val="both"/>
+        <w:rPr>
+          <w:rFonts w:asciiTheme="minorHAnsi" w:hAnsiTheme="minorHAnsi"/>
+          <w:sz w:val="24"/>
+          <w:szCs w:val="24"/>
+        </w:rPr>
+      </w:pPr>
+      <w:r>
+        <w:rPr>
+          <w:rFonts w:asciiTheme="minorHAnsi" w:hAnsiTheme="minorHAnsi"/>
+          <w:sz w:val="24"/>
+          <w:szCs w:val="24"/>
+        </w:rPr>
+        <w:lastRenderedPageBreak/>
+        <w:t>source system changed. Measurement failure is more common than genuine collapse.</w:t>
+      </w:r>
+    </w:p>
+    <w:p>
+      <w:pPr>
+        <w:pStyle w:val="p3"/>
+        <w:jc w:val="both"/>
+        <w:rPr>
+          <w:rFonts w:asciiTheme="minorHAnsi" w:hAnsiTheme="minorHAnsi"/>
+          <w:sz w:val="24"/>
+          <w:szCs w:val="24"/>
+        </w:rPr>
+      </w:pPr>
+      <w:r>
+        <w:rPr>
+          <w:rStyle w:val="s2"/>
+          <w:rFonts w:asciiTheme="minorHAnsi" w:hAnsiTheme="minorHAnsi"/>
+          <w:sz w:val="24"/>
+          <w:szCs w:val="24"/>
+        </w:rPr>
+        <w:t xml:space="preserve">• </w:t>
+      </w:r>
+      <w:r>
+        <w:rPr>
+          <w:rFonts w:asciiTheme="minorHAnsi" w:hAnsiTheme="minorHAnsi"/>
+          <w:sz w:val="24"/>
+          <w:szCs w:val="24"/>
+        </w:rPr>
+        <w:t xml:space="preserve">Then segment — by channel, region, application type and </w:t>
+      </w:r>
+      <w:proofErr w:type="gramStart"/>
+      <w:r>
+        <w:rPr>
+          <w:rFonts w:asciiTheme="minorHAnsi" w:hAnsiTheme="minorHAnsi"/>
+          <w:sz w:val="24"/>
+          <w:szCs w:val="24"/>
+        </w:rPr>
+        <w:t>time period</w:t>
+      </w:r>
+      <w:proofErr w:type="gramEnd"/>
+      <w:r>
+        <w:rPr>
+          <w:rFonts w:asciiTheme="minorHAnsi" w:hAnsiTheme="minorHAnsi"/>
+          <w:sz w:val="24"/>
+          <w:szCs w:val="24"/>
+        </w:rPr>
+        <w:t>. A uniform drop across every segment</w:t>
+      </w:r>
+    </w:p>
+    <w:p>
+      <w:pPr>
+        <w:pStyle w:val="p3"/>
+        <w:jc w:val="both"/>
+        <w:rPr>
+          <w:rFonts w:asciiTheme="minorHAnsi" w:hAnsiTheme="minorHAnsi"/>
+          <w:sz w:val="24"/>
+          <w:szCs w:val="24"/>
+        </w:rPr>
+      </w:pPr>
+      <w:r>
+        <w:rPr>
+          <w:rFonts w:asciiTheme="minorHAnsi" w:hAnsiTheme="minorHAnsi"/>
+          <w:sz w:val="24"/>
+          <w:szCs w:val="24"/>
+        </w:rPr>
+        <w:t>points at a system or measurement issue. A concentrated drop points at a real cause.</w:t>
+      </w:r>
+    </w:p>
+    <w:p>
+      <w:pPr>
+        <w:pStyle w:val="p3"/>
+        <w:jc w:val="both"/>
+        <w:rPr>
+          <w:rFonts w:asciiTheme="minorHAnsi" w:hAnsiTheme="minorHAnsi"/>
+          <w:sz w:val="24"/>
+          <w:szCs w:val="24"/>
+        </w:rPr>
+      </w:pPr>
+      <w:r>
+        <w:rPr>
+          <w:rStyle w:val="s2"/>
+          <w:rFonts w:asciiTheme="minorHAnsi" w:hAnsiTheme="minorHAnsi"/>
+          <w:sz w:val="24"/>
+          <w:szCs w:val="24"/>
+        </w:rPr>
+        <w:t xml:space="preserve">• </w:t>
+      </w:r>
+      <w:r>
+        <w:rPr>
+          <w:rFonts w:asciiTheme="minorHAnsi" w:hAnsiTheme="minorHAnsi"/>
+          <w:sz w:val="24"/>
+          <w:szCs w:val="24"/>
+        </w:rPr>
+        <w:t>Correlate with known events: a policy or eligibility change, a form change, an outage, seasonality, a deadline that</w:t>
+      </w:r>
+    </w:p>
+    <w:p>
+      <w:pPr>
+        <w:pStyle w:val="p3"/>
+        <w:jc w:val="both"/>
+        <w:rPr>
+          <w:rFonts w:asciiTheme="minorHAnsi" w:hAnsiTheme="minorHAnsi"/>
+          <w:sz w:val="24"/>
+          <w:szCs w:val="24"/>
+        </w:rPr>
+      </w:pPr>
+      <w:r>
+        <w:rPr>
+          <w:rFonts w:asciiTheme="minorHAnsi" w:hAnsiTheme="minorHAnsi"/>
+          <w:sz w:val="24"/>
+          <w:szCs w:val="24"/>
+        </w:rPr>
+        <w:t>moved.</w:t>
+      </w:r>
+    </w:p>
+    <w:p>
+      <w:pPr>
+        <w:pStyle w:val="p3"/>
+        <w:jc w:val="both"/>
+        <w:rPr>
+          <w:rFonts w:asciiTheme="minorHAnsi" w:hAnsiTheme="minorHAnsi"/>
+          <w:sz w:val="24"/>
+          <w:szCs w:val="24"/>
+        </w:rPr>
+      </w:pPr>
+      <w:r>
+        <w:rPr>
+          <w:rStyle w:val="s2"/>
+          <w:rFonts w:asciiTheme="minorHAnsi" w:hAnsiTheme="minorHAnsi"/>
+          <w:sz w:val="24"/>
+          <w:szCs w:val="24"/>
+        </w:rPr>
+        <w:t xml:space="preserve">• </w:t>
+      </w:r>
+      <w:r>
+        <w:rPr>
+          <w:rFonts w:asciiTheme="minorHAnsi" w:hAnsiTheme="minorHAnsi"/>
+          <w:sz w:val="24"/>
+          <w:szCs w:val="24"/>
+        </w:rPr>
+        <w:t>Talk to frontline staff. They usually know already.</w:t>
+      </w:r>
+    </w:p>
+    <w:p>
+      <w:pPr>
+        <w:pStyle w:val="p3"/>
+        <w:jc w:val="both"/>
+        <w:rPr>
+          <w:rFonts w:asciiTheme="minorHAnsi" w:hAnsiTheme="minorHAnsi"/>
+          <w:sz w:val="24"/>
+          <w:szCs w:val="24"/>
+        </w:rPr>
+      </w:pPr>
+      <w:r>
+        <w:rPr>
+          <w:rStyle w:val="s2"/>
+          <w:rFonts w:asciiTheme="minorHAnsi" w:hAnsiTheme="minorHAnsi"/>
+          <w:sz w:val="24"/>
+          <w:szCs w:val="24"/>
+        </w:rPr>
+        <w:t xml:space="preserve">• </w:t>
+      </w:r>
+      <w:r>
+        <w:rPr>
+          <w:rFonts w:asciiTheme="minorHAnsi" w:hAnsiTheme="minorHAnsi"/>
+          <w:sz w:val="24"/>
+          <w:szCs w:val="24"/>
+        </w:rPr>
+        <w:t>Report with confidence levels — say what you have established, what you suspect, and what still needs testing.</w:t>
+      </w:r>
+    </w:p>
+    <w:p>
+      <w:pPr>
+        <w:pStyle w:val="p3"/>
+        <w:jc w:val="both"/>
+        <w:rPr>
+          <w:rFonts w:asciiTheme="minorHAnsi" w:hAnsiTheme="minorHAnsi"/>
+          <w:sz w:val="24"/>
+          <w:szCs w:val="24"/>
+        </w:rPr>
+      </w:pPr>
+      <w:r>
+        <w:rPr>
+          <w:rFonts w:asciiTheme="minorHAnsi" w:hAnsiTheme="minorHAnsi"/>
+          <w:sz w:val="24"/>
+          <w:szCs w:val="24"/>
+        </w:rPr>
+        <w:t>Do not present a guess as a finding.</w:t>
+      </w:r>
+    </w:p>
+    <w:p>
+      <w:pPr>
+        <w:pStyle w:val="p2"/>
+        <w:jc w:val="both"/>
+        <w:rPr>
+          <w:rFonts w:asciiTheme="minorHAnsi" w:hAnsiTheme="minorHAnsi"/>
+          <w:sz w:val="24"/>
+          <w:szCs w:val="24"/>
+        </w:rPr>
+      </w:pPr>
+      <w:r>
+        <w:rPr>
+          <w:rStyle w:val="s1"/>
+          <w:rFonts w:asciiTheme="minorHAnsi" w:hAnsiTheme="minorHAnsi"/>
+          <w:b/>
+          <w:bCs/>
+          <w:sz w:val="24"/>
+          <w:szCs w:val="24"/>
+        </w:rPr>
+        <w:t xml:space="preserve">14. </w:t>
+      </w:r>
+      <w:r>
+        <w:rPr>
+          <w:rFonts w:asciiTheme="minorHAnsi" w:hAnsiTheme="minorHAnsi"/>
+          <w:b/>
+          <w:bCs/>
+          <w:sz w:val="24"/>
+          <w:szCs w:val="24"/>
+        </w:rPr>
+        <w:t>Explain the difference between Agile and Waterfall, and when you would use each.</w:t>
+      </w:r>
+    </w:p>
+    <w:p>
+      <w:pPr>
+        <w:pStyle w:val="p3"/>
+        <w:jc w:val="both"/>
+        <w:rPr>
+          <w:rFonts w:asciiTheme="minorHAnsi" w:hAnsiTheme="minorHAnsi"/>
+          <w:sz w:val="24"/>
+          <w:szCs w:val="24"/>
+        </w:rPr>
+      </w:pPr>
+      <w:r>
+        <w:rPr>
+          <w:rStyle w:val="s2"/>
+          <w:rFonts w:asciiTheme="minorHAnsi" w:hAnsiTheme="minorHAnsi"/>
+          <w:sz w:val="24"/>
+          <w:szCs w:val="24"/>
+        </w:rPr>
+        <w:t xml:space="preserve">• </w:t>
+      </w:r>
+      <w:r>
+        <w:rPr>
+          <w:rStyle w:val="s3"/>
+          <w:rFonts w:asciiTheme="minorHAnsi" w:hAnsiTheme="minorHAnsi"/>
+          <w:b/>
+          <w:bCs/>
+          <w:sz w:val="24"/>
+          <w:szCs w:val="24"/>
+        </w:rPr>
+        <w:t xml:space="preserve">Waterfall: </w:t>
+      </w:r>
+      <w:r>
+        <w:rPr>
+          <w:rFonts w:asciiTheme="minorHAnsi" w:hAnsiTheme="minorHAnsi"/>
+          <w:sz w:val="24"/>
+          <w:szCs w:val="24"/>
+        </w:rPr>
+        <w:t>sequential phases with requirements fixed up front. Suits stable, well-understood scope, regulatory or</w:t>
+      </w:r>
+    </w:p>
+    <w:p>
+      <w:pPr>
+        <w:pStyle w:val="p3"/>
+        <w:jc w:val="both"/>
+        <w:rPr>
+          <w:rFonts w:asciiTheme="minorHAnsi" w:hAnsiTheme="minorHAnsi"/>
+          <w:sz w:val="24"/>
+          <w:szCs w:val="24"/>
+        </w:rPr>
+      </w:pPr>
+      <w:r>
+        <w:rPr>
+          <w:rFonts w:asciiTheme="minorHAnsi" w:hAnsiTheme="minorHAnsi"/>
+          <w:sz w:val="24"/>
+          <w:szCs w:val="24"/>
+        </w:rPr>
+        <w:t>safety-critical work, and fixed-price contracts.</w:t>
+      </w:r>
+    </w:p>
+    <w:p>
+      <w:pPr>
+        <w:pStyle w:val="p3"/>
+        <w:jc w:val="both"/>
+        <w:rPr>
+          <w:rFonts w:asciiTheme="minorHAnsi" w:hAnsiTheme="minorHAnsi"/>
+          <w:sz w:val="24"/>
+          <w:szCs w:val="24"/>
+        </w:rPr>
+      </w:pPr>
+      <w:r>
+        <w:rPr>
+          <w:rStyle w:val="s2"/>
+          <w:rFonts w:asciiTheme="minorHAnsi" w:hAnsiTheme="minorHAnsi"/>
+          <w:sz w:val="24"/>
+          <w:szCs w:val="24"/>
+        </w:rPr>
+        <w:t xml:space="preserve">• </w:t>
+      </w:r>
+      <w:r>
+        <w:rPr>
+          <w:rStyle w:val="s3"/>
+          <w:rFonts w:asciiTheme="minorHAnsi" w:hAnsiTheme="minorHAnsi"/>
+          <w:b/>
+          <w:bCs/>
+          <w:sz w:val="24"/>
+          <w:szCs w:val="24"/>
+        </w:rPr>
+        <w:t xml:space="preserve">Agile: </w:t>
+      </w:r>
+      <w:r>
+        <w:rPr>
+          <w:rFonts w:asciiTheme="minorHAnsi" w:hAnsiTheme="minorHAnsi"/>
+          <w:sz w:val="24"/>
+          <w:szCs w:val="24"/>
+        </w:rPr>
+        <w:t>iterative delivery with requirements evolving through feedback. Suits problems that are not fully</w:t>
+      </w:r>
+    </w:p>
+    <w:p>
+      <w:pPr>
+        <w:pStyle w:val="p3"/>
+        <w:jc w:val="both"/>
+        <w:rPr>
+          <w:rFonts w:asciiTheme="minorHAnsi" w:hAnsiTheme="minorHAnsi"/>
+          <w:sz w:val="24"/>
+          <w:szCs w:val="24"/>
+        </w:rPr>
+      </w:pPr>
+      <w:r>
+        <w:rPr>
+          <w:rFonts w:asciiTheme="minorHAnsi" w:hAnsiTheme="minorHAnsi"/>
+          <w:sz w:val="24"/>
+          <w:szCs w:val="24"/>
+        </w:rPr>
+        <w:t>understood at the start and where early user feedback changes the answer.</w:t>
+      </w:r>
+    </w:p>
+    <w:p>
+      <w:pPr>
+        <w:pStyle w:val="p3"/>
+        <w:jc w:val="both"/>
+        <w:rPr>
+          <w:rFonts w:asciiTheme="minorHAnsi" w:hAnsiTheme="minorHAnsi"/>
+          <w:sz w:val="24"/>
+          <w:szCs w:val="24"/>
+        </w:rPr>
+      </w:pPr>
+      <w:r>
+        <w:rPr>
+          <w:rStyle w:val="s2"/>
+          <w:rFonts w:asciiTheme="minorHAnsi" w:hAnsiTheme="minorHAnsi"/>
+          <w:sz w:val="24"/>
+          <w:szCs w:val="24"/>
+        </w:rPr>
+        <w:t xml:space="preserve">• </w:t>
+      </w:r>
+      <w:r>
+        <w:rPr>
+          <w:rFonts w:asciiTheme="minorHAnsi" w:hAnsiTheme="minorHAnsi"/>
+          <w:sz w:val="24"/>
+          <w:szCs w:val="24"/>
+        </w:rPr>
+        <w:t>Add that most government projects are hybrid in practice — agile delivery running inside a waterfall funding and</w:t>
+      </w:r>
+    </w:p>
+    <w:p>
+      <w:pPr>
+        <w:pStyle w:val="p3"/>
+        <w:jc w:val="both"/>
+        <w:rPr>
+          <w:rFonts w:asciiTheme="minorHAnsi" w:hAnsiTheme="minorHAnsi"/>
+          <w:sz w:val="24"/>
+          <w:szCs w:val="24"/>
+        </w:rPr>
+      </w:pPr>
+      <w:r>
+        <w:rPr>
+          <w:rFonts w:asciiTheme="minorHAnsi" w:hAnsiTheme="minorHAnsi"/>
+          <w:sz w:val="24"/>
+          <w:szCs w:val="24"/>
+        </w:rPr>
+        <w:t xml:space="preserve">governance shell. Saying this shows you understand how the environment </w:t>
+      </w:r>
+      <w:proofErr w:type="gramStart"/>
+      <w:r>
+        <w:rPr>
+          <w:rFonts w:asciiTheme="minorHAnsi" w:hAnsiTheme="minorHAnsi"/>
+          <w:sz w:val="24"/>
+          <w:szCs w:val="24"/>
+        </w:rPr>
+        <w:t>actually works</w:t>
+      </w:r>
+      <w:proofErr w:type="gramEnd"/>
+      <w:r>
+        <w:rPr>
+          <w:rFonts w:asciiTheme="minorHAnsi" w:hAnsiTheme="minorHAnsi"/>
+          <w:sz w:val="24"/>
+          <w:szCs w:val="24"/>
+        </w:rPr>
+        <w:t xml:space="preserve"> rather than reciting a</w:t>
+      </w:r>
+    </w:p>
+    <w:p>
+      <w:pPr>
+        <w:pStyle w:val="p3"/>
+        <w:jc w:val="both"/>
+        <w:rPr>
+          <w:rFonts w:asciiTheme="minorHAnsi" w:hAnsiTheme="minorHAnsi"/>
+          <w:sz w:val="24"/>
+          <w:szCs w:val="24"/>
+        </w:rPr>
+      </w:pPr>
+      <w:r>
+        <w:rPr>
+          <w:rFonts w:asciiTheme="minorHAnsi" w:hAnsiTheme="minorHAnsi"/>
+          <w:sz w:val="24"/>
+          <w:szCs w:val="24"/>
+        </w:rPr>
+        <w:t>textbook.</w:t>
+      </w:r>
+    </w:p>
+    <w:p>
+      <w:pPr>
+        <w:pStyle w:val="p2"/>
+        <w:jc w:val="both"/>
+        <w:rPr>
+          <w:rFonts w:asciiTheme="minorHAnsi" w:hAnsiTheme="minorHAnsi"/>
+          <w:sz w:val="24"/>
+          <w:szCs w:val="24"/>
+        </w:rPr>
+      </w:pPr>
+      <w:r>
+        <w:rPr>
+          <w:rStyle w:val="s1"/>
+          <w:rFonts w:asciiTheme="minorHAnsi" w:hAnsiTheme="minorHAnsi"/>
+          <w:b/>
+          <w:bCs/>
+          <w:sz w:val="24"/>
+          <w:szCs w:val="24"/>
+        </w:rPr>
+        <w:t xml:space="preserve">15. </w:t>
+      </w:r>
+      <w:r>
+        <w:rPr>
+          <w:rFonts w:asciiTheme="minorHAnsi" w:hAnsiTheme="minorHAnsi"/>
+          <w:b/>
+          <w:bCs/>
+          <w:sz w:val="24"/>
+          <w:szCs w:val="24"/>
+        </w:rPr>
+        <w:t xml:space="preserve">What does a business analyst </w:t>
+      </w:r>
+      <w:proofErr w:type="gramStart"/>
+      <w:r>
+        <w:rPr>
+          <w:rFonts w:asciiTheme="minorHAnsi" w:hAnsiTheme="minorHAnsi"/>
+          <w:b/>
+          <w:bCs/>
+          <w:sz w:val="24"/>
+          <w:szCs w:val="24"/>
+        </w:rPr>
+        <w:t>actually do</w:t>
+      </w:r>
+      <w:proofErr w:type="gramEnd"/>
+      <w:r>
+        <w:rPr>
+          <w:rFonts w:asciiTheme="minorHAnsi" w:hAnsiTheme="minorHAnsi"/>
+          <w:b/>
+          <w:bCs/>
+          <w:sz w:val="24"/>
+          <w:szCs w:val="24"/>
+        </w:rPr>
+        <w:t xml:space="preserve"> during a sprint?</w:t>
+      </w:r>
+    </w:p>
+    <w:p>
+      <w:pPr>
+        <w:pStyle w:val="p3"/>
+        <w:jc w:val="both"/>
+        <w:rPr>
+          <w:rFonts w:asciiTheme="minorHAnsi" w:hAnsiTheme="minorHAnsi"/>
+          <w:sz w:val="24"/>
+          <w:szCs w:val="24"/>
+        </w:rPr>
+      </w:pPr>
+      <w:r>
+        <w:rPr>
+          <w:rStyle w:val="s2"/>
+          <w:rFonts w:asciiTheme="minorHAnsi" w:hAnsiTheme="minorHAnsi"/>
+          <w:sz w:val="24"/>
+          <w:szCs w:val="24"/>
+        </w:rPr>
+        <w:t xml:space="preserve">• </w:t>
+      </w:r>
+      <w:r>
+        <w:rPr>
+          <w:rFonts w:asciiTheme="minorHAnsi" w:hAnsiTheme="minorHAnsi"/>
+          <w:sz w:val="24"/>
+          <w:szCs w:val="24"/>
+        </w:rPr>
+        <w:t>Works slightly ahead of the developers, refining upcoming stories so they are ready before the sprint that needs</w:t>
+      </w:r>
+    </w:p>
+    <w:p>
+      <w:pPr>
+        <w:pStyle w:val="p3"/>
+        <w:jc w:val="both"/>
+        <w:rPr>
+          <w:rFonts w:asciiTheme="minorHAnsi" w:hAnsiTheme="minorHAnsi"/>
+          <w:sz w:val="24"/>
+          <w:szCs w:val="24"/>
+        </w:rPr>
+      </w:pPr>
+      <w:r>
+        <w:rPr>
+          <w:rFonts w:asciiTheme="minorHAnsi" w:hAnsiTheme="minorHAnsi"/>
+          <w:sz w:val="24"/>
+          <w:szCs w:val="24"/>
+        </w:rPr>
+        <w:t>them.</w:t>
+      </w:r>
+    </w:p>
+    <w:p>
+      <w:pPr>
+        <w:pStyle w:val="p3"/>
+        <w:jc w:val="both"/>
+        <w:rPr>
+          <w:rFonts w:asciiTheme="minorHAnsi" w:hAnsiTheme="minorHAnsi"/>
+          <w:sz w:val="24"/>
+          <w:szCs w:val="24"/>
+        </w:rPr>
+      </w:pPr>
+      <w:r>
+        <w:rPr>
+          <w:rStyle w:val="s2"/>
+          <w:rFonts w:asciiTheme="minorHAnsi" w:hAnsiTheme="minorHAnsi"/>
+          <w:sz w:val="24"/>
+          <w:szCs w:val="24"/>
+        </w:rPr>
+        <w:t xml:space="preserve">• </w:t>
+      </w:r>
+      <w:r>
+        <w:rPr>
+          <w:rFonts w:asciiTheme="minorHAnsi" w:hAnsiTheme="minorHAnsi"/>
+          <w:sz w:val="24"/>
+          <w:szCs w:val="24"/>
+        </w:rPr>
+        <w:t>Writes and confirms acceptance criteria with both business and technical sides.</w:t>
+      </w:r>
+    </w:p>
+    <w:p>
+      <w:pPr>
+        <w:pStyle w:val="p3"/>
+        <w:jc w:val="both"/>
+        <w:rPr>
+          <w:rFonts w:asciiTheme="minorHAnsi" w:hAnsiTheme="minorHAnsi"/>
+          <w:sz w:val="24"/>
+          <w:szCs w:val="24"/>
+        </w:rPr>
+      </w:pPr>
+      <w:r>
+        <w:rPr>
+          <w:rStyle w:val="s2"/>
+          <w:rFonts w:asciiTheme="minorHAnsi" w:hAnsiTheme="minorHAnsi"/>
+          <w:sz w:val="24"/>
+          <w:szCs w:val="24"/>
+        </w:rPr>
+        <w:t xml:space="preserve">• </w:t>
+      </w:r>
+      <w:r>
+        <w:rPr>
+          <w:rFonts w:asciiTheme="minorHAnsi" w:hAnsiTheme="minorHAnsi"/>
+          <w:sz w:val="24"/>
+          <w:szCs w:val="24"/>
+        </w:rPr>
+        <w:t>Stays available during the sprint to answer questions and resolve ambiguity quickly — a blocked developer</w:t>
+      </w:r>
+    </w:p>
+    <w:p>
+      <w:pPr>
+        <w:pStyle w:val="p3"/>
+        <w:jc w:val="both"/>
+        <w:rPr>
+          <w:rFonts w:asciiTheme="minorHAnsi" w:hAnsiTheme="minorHAnsi"/>
+          <w:sz w:val="24"/>
+          <w:szCs w:val="24"/>
+        </w:rPr>
+      </w:pPr>
+      <w:r>
+        <w:rPr>
+          <w:rFonts w:asciiTheme="minorHAnsi" w:hAnsiTheme="minorHAnsi"/>
+          <w:sz w:val="24"/>
+          <w:szCs w:val="24"/>
+        </w:rPr>
+        <w:t>waiting on a decision is the most expensive thing in the room.</w:t>
+      </w:r>
+    </w:p>
+    <w:p>
+      <w:pPr>
+        <w:pStyle w:val="p3"/>
+        <w:jc w:val="both"/>
+        <w:rPr>
+          <w:rFonts w:asciiTheme="minorHAnsi" w:hAnsiTheme="minorHAnsi"/>
+          <w:sz w:val="24"/>
+          <w:szCs w:val="24"/>
+        </w:rPr>
+      </w:pPr>
+      <w:r>
+        <w:rPr>
+          <w:rStyle w:val="s2"/>
+          <w:rFonts w:asciiTheme="minorHAnsi" w:hAnsiTheme="minorHAnsi"/>
+          <w:sz w:val="24"/>
+          <w:szCs w:val="24"/>
+        </w:rPr>
+        <w:t xml:space="preserve">• </w:t>
+      </w:r>
+      <w:r>
+        <w:rPr>
+          <w:rFonts w:asciiTheme="minorHAnsi" w:hAnsiTheme="minorHAnsi"/>
+          <w:sz w:val="24"/>
+          <w:szCs w:val="24"/>
+        </w:rPr>
+        <w:t>Verifies delivered work against the acceptance criteria, supports the demo, and feeds what was learned back into</w:t>
+      </w:r>
+    </w:p>
+    <w:p>
+      <w:pPr>
+        <w:pStyle w:val="p3"/>
+        <w:jc w:val="both"/>
+        <w:rPr>
+          <w:rFonts w:asciiTheme="minorHAnsi" w:hAnsiTheme="minorHAnsi"/>
+          <w:sz w:val="24"/>
+          <w:szCs w:val="24"/>
+        </w:rPr>
+      </w:pPr>
+      <w:r>
+        <w:rPr>
+          <w:rFonts w:asciiTheme="minorHAnsi" w:hAnsiTheme="minorHAnsi"/>
+          <w:sz w:val="24"/>
+          <w:szCs w:val="24"/>
+        </w:rPr>
+        <w:t>the backlog.</w:t>
+      </w:r>
+    </w:p>
+    <w:p>
+      <w:pPr>
+        <w:pStyle w:val="p2"/>
+        <w:jc w:val="both"/>
+        <w:rPr>
+          <w:rFonts w:asciiTheme="minorHAnsi" w:hAnsiTheme="minorHAnsi"/>
+          <w:sz w:val="24"/>
+          <w:szCs w:val="24"/>
+        </w:rPr>
+      </w:pPr>
+      <w:r>
+        <w:rPr>
+          <w:rStyle w:val="s1"/>
+          <w:rFonts w:asciiTheme="minorHAnsi" w:hAnsiTheme="minorHAnsi"/>
+          <w:b/>
+          <w:bCs/>
+          <w:sz w:val="24"/>
+          <w:szCs w:val="24"/>
+        </w:rPr>
+        <w:t xml:space="preserve">16. </w:t>
+      </w:r>
+      <w:r>
+        <w:rPr>
+          <w:rFonts w:asciiTheme="minorHAnsi" w:hAnsiTheme="minorHAnsi"/>
+          <w:b/>
+          <w:bCs/>
+          <w:sz w:val="24"/>
+          <w:szCs w:val="24"/>
+        </w:rPr>
+        <w:t>What is the BA’s role in UAT, and how do you write a test case?</w:t>
+      </w:r>
+    </w:p>
+    <w:p>
+      <w:pPr>
+        <w:pStyle w:val="p3"/>
+        <w:jc w:val="both"/>
+        <w:rPr>
+          <w:rFonts w:asciiTheme="minorHAnsi" w:hAnsiTheme="minorHAnsi"/>
+          <w:sz w:val="24"/>
+          <w:szCs w:val="24"/>
+        </w:rPr>
+      </w:pPr>
+      <w:r>
+        <w:rPr>
+          <w:rStyle w:val="s2"/>
+          <w:rFonts w:asciiTheme="minorHAnsi" w:hAnsiTheme="minorHAnsi"/>
+          <w:sz w:val="24"/>
+          <w:szCs w:val="24"/>
+        </w:rPr>
+        <w:t xml:space="preserve">• </w:t>
+      </w:r>
+      <w:r>
+        <w:rPr>
+          <w:rFonts w:asciiTheme="minorHAnsi" w:hAnsiTheme="minorHAnsi"/>
+          <w:sz w:val="24"/>
+          <w:szCs w:val="24"/>
+        </w:rPr>
+        <w:t>Define test scope from the requirements, write scenarios traced to acceptance criteria, coordinate and support</w:t>
+      </w:r>
+    </w:p>
+    <w:p>
+      <w:pPr>
+        <w:pStyle w:val="p3"/>
+        <w:jc w:val="both"/>
+        <w:rPr>
+          <w:rFonts w:asciiTheme="minorHAnsi" w:hAnsiTheme="minorHAnsi"/>
+          <w:sz w:val="24"/>
+          <w:szCs w:val="24"/>
+        </w:rPr>
+      </w:pPr>
+      <w:r>
+        <w:rPr>
+          <w:rFonts w:asciiTheme="minorHAnsi" w:hAnsiTheme="minorHAnsi"/>
+          <w:sz w:val="24"/>
+          <w:szCs w:val="24"/>
+        </w:rPr>
+        <w:t>the business testers, triage and log defects, track them to closure, and contribute to the go or no-go decision.</w:t>
+      </w:r>
+      <w:r>
+        <w:rPr>
+          <w:rStyle w:val="s2"/>
+          <w:rFonts w:asciiTheme="minorHAnsi" w:hAnsiTheme="minorHAnsi"/>
+          <w:sz w:val="24"/>
+          <w:szCs w:val="24"/>
+        </w:rPr>
+        <w:t xml:space="preserve">• </w:t>
+      </w:r>
+      <w:r>
+        <w:rPr>
+          <w:rStyle w:val="s3"/>
+          <w:rFonts w:asciiTheme="minorHAnsi" w:hAnsiTheme="minorHAnsi"/>
+          <w:b/>
+          <w:bCs/>
+          <w:sz w:val="24"/>
+          <w:szCs w:val="24"/>
+        </w:rPr>
+        <w:t xml:space="preserve">Test case anatomy: </w:t>
+      </w:r>
+      <w:r>
+        <w:rPr>
+          <w:rFonts w:asciiTheme="minorHAnsi" w:hAnsiTheme="minorHAnsi"/>
+          <w:sz w:val="24"/>
+          <w:szCs w:val="24"/>
+        </w:rPr>
+        <w:t>ID, linked requirement, preconditions, test data, numbered steps, expected result, actual</w:t>
+      </w:r>
+    </w:p>
+    <w:p>
+      <w:pPr>
+        <w:pStyle w:val="p3"/>
+        <w:jc w:val="both"/>
+        <w:rPr>
+          <w:rFonts w:asciiTheme="minorHAnsi" w:hAnsiTheme="minorHAnsi"/>
+          <w:sz w:val="24"/>
+          <w:szCs w:val="24"/>
+        </w:rPr>
+      </w:pPr>
+      <w:r>
+        <w:rPr>
+          <w:rFonts w:asciiTheme="minorHAnsi" w:hAnsiTheme="minorHAnsi"/>
+          <w:sz w:val="24"/>
+          <w:szCs w:val="24"/>
+        </w:rPr>
+        <w:t>result, pass or fail status, and defect reference if failed.</w:t>
+      </w:r>
+    </w:p>
+    <w:p>
+      <w:pPr>
+        <w:pStyle w:val="p3"/>
+        <w:jc w:val="both"/>
+        <w:rPr>
+          <w:rFonts w:asciiTheme="minorHAnsi" w:hAnsiTheme="minorHAnsi"/>
+          <w:sz w:val="24"/>
+          <w:szCs w:val="24"/>
+        </w:rPr>
+      </w:pPr>
+      <w:r>
+        <w:rPr>
+          <w:rStyle w:val="s2"/>
+          <w:rFonts w:asciiTheme="minorHAnsi" w:hAnsiTheme="minorHAnsi"/>
+          <w:sz w:val="24"/>
+          <w:szCs w:val="24"/>
+        </w:rPr>
+        <w:t xml:space="preserve">• </w:t>
+      </w:r>
+      <w:r>
+        <w:rPr>
+          <w:rFonts w:asciiTheme="minorHAnsi" w:hAnsiTheme="minorHAnsi"/>
+          <w:sz w:val="24"/>
+          <w:szCs w:val="24"/>
+        </w:rPr>
+        <w:t>The expected result must be written before the test is run. Written afterwards, it just describes whatever the</w:t>
+      </w:r>
+    </w:p>
+    <w:p>
+      <w:pPr>
+        <w:pStyle w:val="p3"/>
+        <w:jc w:val="both"/>
+        <w:rPr>
+          <w:rFonts w:asciiTheme="minorHAnsi" w:hAnsiTheme="minorHAnsi"/>
+          <w:sz w:val="24"/>
+          <w:szCs w:val="24"/>
+        </w:rPr>
+      </w:pPr>
+      <w:r>
+        <w:rPr>
+          <w:rFonts w:asciiTheme="minorHAnsi" w:hAnsiTheme="minorHAnsi"/>
+          <w:sz w:val="24"/>
+          <w:szCs w:val="24"/>
+        </w:rPr>
+        <w:t>system did.</w:t>
+      </w:r>
+    </w:p>
+    <w:p>
+      <w:pPr>
+        <w:pStyle w:val="p2"/>
+        <w:jc w:val="both"/>
+        <w:rPr>
+          <w:rFonts w:asciiTheme="minorHAnsi" w:hAnsiTheme="minorHAnsi"/>
+          <w:sz w:val="24"/>
+          <w:szCs w:val="24"/>
+        </w:rPr>
+      </w:pPr>
+      <w:r>
+        <w:rPr>
+          <w:rStyle w:val="s1"/>
+          <w:rFonts w:asciiTheme="minorHAnsi" w:hAnsiTheme="minorHAnsi"/>
+          <w:b/>
+          <w:bCs/>
+          <w:sz w:val="24"/>
+          <w:szCs w:val="24"/>
+        </w:rPr>
+        <w:t xml:space="preserve">17. </w:t>
+      </w:r>
+      <w:r>
+        <w:rPr>
+          <w:rFonts w:asciiTheme="minorHAnsi" w:hAnsiTheme="minorHAnsi"/>
+          <w:b/>
+          <w:bCs/>
+          <w:sz w:val="24"/>
+          <w:szCs w:val="24"/>
+        </w:rPr>
+        <w:t>How do you handle scope creep?</w:t>
+      </w:r>
+    </w:p>
+    <w:p>
+      <w:pPr>
+        <w:pStyle w:val="p3"/>
+        <w:jc w:val="both"/>
+        <w:rPr>
+          <w:rFonts w:asciiTheme="minorHAnsi" w:hAnsiTheme="minorHAnsi"/>
+          <w:sz w:val="24"/>
+          <w:szCs w:val="24"/>
+        </w:rPr>
+      </w:pPr>
+      <w:r>
+        <w:rPr>
+          <w:rStyle w:val="s2"/>
+          <w:rFonts w:asciiTheme="minorHAnsi" w:hAnsiTheme="minorHAnsi"/>
+          <w:sz w:val="24"/>
+          <w:szCs w:val="24"/>
+        </w:rPr>
+        <w:lastRenderedPageBreak/>
+        <w:t xml:space="preserve">• </w:t>
+      </w:r>
+      <w:r>
+        <w:rPr>
+          <w:rFonts w:asciiTheme="minorHAnsi" w:hAnsiTheme="minorHAnsi"/>
+          <w:sz w:val="24"/>
+          <w:szCs w:val="24"/>
+        </w:rPr>
+        <w:t>Distinguish scope creep from legitimate change. Change that is assessed, costed and approved is normal project</w:t>
+      </w:r>
+    </w:p>
+    <w:p>
+      <w:pPr>
+        <w:pStyle w:val="p3"/>
+        <w:jc w:val="both"/>
+        <w:rPr>
+          <w:rFonts w:asciiTheme="minorHAnsi" w:hAnsiTheme="minorHAnsi"/>
+          <w:sz w:val="24"/>
+          <w:szCs w:val="24"/>
+        </w:rPr>
+      </w:pPr>
+      <w:r>
+        <w:rPr>
+          <w:rFonts w:asciiTheme="minorHAnsi" w:hAnsiTheme="minorHAnsi"/>
+          <w:sz w:val="24"/>
+          <w:szCs w:val="24"/>
+        </w:rPr>
+        <w:t>life. Creep is change that arrives unassessed.</w:t>
+      </w:r>
+    </w:p>
+    <w:p>
+      <w:pPr>
+        <w:pStyle w:val="p3"/>
+        <w:jc w:val="both"/>
+        <w:rPr>
+          <w:rFonts w:asciiTheme="minorHAnsi" w:hAnsiTheme="minorHAnsi"/>
+          <w:sz w:val="24"/>
+          <w:szCs w:val="24"/>
+        </w:rPr>
+      </w:pPr>
+      <w:r>
+        <w:rPr>
+          <w:rStyle w:val="s2"/>
+          <w:rFonts w:asciiTheme="minorHAnsi" w:hAnsiTheme="minorHAnsi"/>
+          <w:sz w:val="24"/>
+          <w:szCs w:val="24"/>
+        </w:rPr>
+        <w:t xml:space="preserve">• </w:t>
+      </w:r>
+      <w:r>
+        <w:rPr>
+          <w:rFonts w:asciiTheme="minorHAnsi" w:hAnsiTheme="minorHAnsi"/>
+          <w:sz w:val="24"/>
+          <w:szCs w:val="24"/>
+        </w:rPr>
+        <w:t>You need a baselined scope to detect creep at all — without one, every request looks reasonable.</w:t>
+      </w:r>
+    </w:p>
+    <w:p>
+      <w:pPr>
+        <w:pStyle w:val="p3"/>
+        <w:jc w:val="both"/>
+        <w:rPr>
+          <w:rFonts w:asciiTheme="minorHAnsi" w:hAnsiTheme="minorHAnsi"/>
+          <w:sz w:val="24"/>
+          <w:szCs w:val="24"/>
+        </w:rPr>
+      </w:pPr>
+      <w:r>
+        <w:rPr>
+          <w:rStyle w:val="s2"/>
+          <w:rFonts w:asciiTheme="minorHAnsi" w:hAnsiTheme="minorHAnsi"/>
+          <w:sz w:val="24"/>
+          <w:szCs w:val="24"/>
+        </w:rPr>
+        <w:t xml:space="preserve">• </w:t>
+      </w:r>
+      <w:r>
+        <w:rPr>
+          <w:rFonts w:asciiTheme="minorHAnsi" w:hAnsiTheme="minorHAnsi"/>
+          <w:sz w:val="24"/>
+          <w:szCs w:val="24"/>
+        </w:rPr>
+        <w:t>Log every request, assess the impact on time, cost, quality and dependencies, put it to the decision-maker, get a</w:t>
+      </w:r>
+    </w:p>
+    <w:p>
+      <w:pPr>
+        <w:pStyle w:val="p3"/>
+        <w:jc w:val="both"/>
+        <w:rPr>
+          <w:rFonts w:asciiTheme="minorHAnsi" w:hAnsiTheme="minorHAnsi"/>
+          <w:sz w:val="24"/>
+          <w:szCs w:val="24"/>
+        </w:rPr>
+      </w:pPr>
+      <w:r>
+        <w:rPr>
+          <w:rFonts w:asciiTheme="minorHAnsi" w:hAnsiTheme="minorHAnsi"/>
+          <w:sz w:val="24"/>
+          <w:szCs w:val="24"/>
+        </w:rPr>
+        <w:t xml:space="preserve">documented </w:t>
+      </w:r>
+      <w:proofErr w:type="gramStart"/>
+      <w:r>
+        <w:rPr>
+          <w:rFonts w:asciiTheme="minorHAnsi" w:hAnsiTheme="minorHAnsi"/>
+          <w:sz w:val="24"/>
+          <w:szCs w:val="24"/>
+        </w:rPr>
+        <w:t>decision, and</w:t>
+      </w:r>
+      <w:proofErr w:type="gramEnd"/>
+      <w:r>
+        <w:rPr>
+          <w:rFonts w:asciiTheme="minorHAnsi" w:hAnsiTheme="minorHAnsi"/>
+          <w:sz w:val="24"/>
+          <w:szCs w:val="24"/>
+        </w:rPr>
+        <w:t xml:space="preserve"> update the baseline if approved.</w:t>
+      </w:r>
+    </w:p>
+    <w:p>
+      <w:pPr>
+        <w:pStyle w:val="p3"/>
+        <w:jc w:val="both"/>
+        <w:rPr>
+          <w:rFonts w:asciiTheme="minorHAnsi" w:hAnsiTheme="minorHAnsi"/>
+          <w:sz w:val="24"/>
+          <w:szCs w:val="24"/>
+        </w:rPr>
+      </w:pPr>
+      <w:r>
+        <w:rPr>
+          <w:rStyle w:val="s2"/>
+          <w:rFonts w:asciiTheme="minorHAnsi" w:hAnsiTheme="minorHAnsi"/>
+          <w:sz w:val="24"/>
+          <w:szCs w:val="24"/>
+        </w:rPr>
+        <w:t xml:space="preserve">• </w:t>
+      </w:r>
+      <w:r>
+        <w:rPr>
+          <w:rFonts w:asciiTheme="minorHAnsi" w:hAnsiTheme="minorHAnsi"/>
+          <w:sz w:val="24"/>
+          <w:szCs w:val="24"/>
+        </w:rPr>
+        <w:t>Name the failure mode: the BA who quietly absorbs a series of small additions because each one individually</w:t>
+      </w:r>
+    </w:p>
+    <w:p>
+      <w:pPr>
+        <w:pStyle w:val="p3"/>
+        <w:jc w:val="both"/>
+        <w:rPr>
+          <w:rFonts w:asciiTheme="minorHAnsi" w:hAnsiTheme="minorHAnsi"/>
+          <w:sz w:val="24"/>
+          <w:szCs w:val="24"/>
+        </w:rPr>
+      </w:pPr>
+      <w:r>
+        <w:rPr>
+          <w:rFonts w:asciiTheme="minorHAnsi" w:hAnsiTheme="minorHAnsi"/>
+          <w:sz w:val="24"/>
+          <w:szCs w:val="24"/>
+        </w:rPr>
+        <w:t>seemed too minor to escalate.</w:t>
+      </w:r>
+    </w:p>
+    <w:p>
+      <w:pPr>
+        <w:pStyle w:val="p2"/>
+        <w:jc w:val="both"/>
+        <w:rPr>
+          <w:rFonts w:asciiTheme="minorHAnsi" w:hAnsiTheme="minorHAnsi"/>
+          <w:sz w:val="24"/>
+          <w:szCs w:val="24"/>
+        </w:rPr>
+      </w:pPr>
+      <w:r>
+        <w:rPr>
+          <w:rStyle w:val="s1"/>
+          <w:rFonts w:asciiTheme="minorHAnsi" w:hAnsiTheme="minorHAnsi"/>
+          <w:b/>
+          <w:bCs/>
+          <w:sz w:val="24"/>
+          <w:szCs w:val="24"/>
+        </w:rPr>
+        <w:t xml:space="preserve">18. </w:t>
+      </w:r>
+      <w:r>
+        <w:rPr>
+          <w:rFonts w:asciiTheme="minorHAnsi" w:hAnsiTheme="minorHAnsi"/>
+          <w:b/>
+          <w:bCs/>
+          <w:sz w:val="24"/>
+          <w:szCs w:val="24"/>
+        </w:rPr>
+        <w:t>How would you approach a project where the end users are in remote communities with limited</w:t>
+      </w:r>
+    </w:p>
+    <w:p>
+      <w:pPr>
+        <w:pStyle w:val="p2"/>
+        <w:jc w:val="both"/>
+        <w:rPr>
+          <w:rFonts w:asciiTheme="minorHAnsi" w:hAnsiTheme="minorHAnsi"/>
+          <w:sz w:val="24"/>
+          <w:szCs w:val="24"/>
+        </w:rPr>
+      </w:pPr>
+      <w:r>
+        <w:rPr>
+          <w:rFonts w:asciiTheme="minorHAnsi" w:hAnsiTheme="minorHAnsi"/>
+          <w:b/>
+          <w:bCs/>
+          <w:sz w:val="24"/>
+          <w:szCs w:val="24"/>
+        </w:rPr>
+        <w:t>connectivity?</w:t>
+      </w:r>
+    </w:p>
+    <w:p>
+      <w:pPr>
+        <w:pStyle w:val="p3"/>
+        <w:jc w:val="both"/>
+        <w:rPr>
+          <w:rFonts w:asciiTheme="minorHAnsi" w:hAnsiTheme="minorHAnsi"/>
+          <w:sz w:val="24"/>
+          <w:szCs w:val="24"/>
+        </w:rPr>
+      </w:pPr>
+      <w:r>
+        <w:rPr>
+          <w:rStyle w:val="s2"/>
+          <w:rFonts w:asciiTheme="minorHAnsi" w:hAnsiTheme="minorHAnsi"/>
+          <w:sz w:val="24"/>
+          <w:szCs w:val="24"/>
+        </w:rPr>
+        <w:t xml:space="preserve">• </w:t>
+      </w:r>
+      <w:r>
+        <w:rPr>
+          <w:rFonts w:asciiTheme="minorHAnsi" w:hAnsiTheme="minorHAnsi"/>
+          <w:sz w:val="24"/>
+          <w:szCs w:val="24"/>
+        </w:rPr>
+        <w:t>Start by rejecting the metropolitan assumption. Bandwidth, device availability and reliable power cannot be</w:t>
+      </w:r>
+    </w:p>
+    <w:p>
+      <w:pPr>
+        <w:pStyle w:val="p3"/>
+        <w:jc w:val="both"/>
+        <w:rPr>
+          <w:rFonts w:asciiTheme="minorHAnsi" w:hAnsiTheme="minorHAnsi"/>
+          <w:sz w:val="24"/>
+          <w:szCs w:val="24"/>
+        </w:rPr>
+      </w:pPr>
+      <w:r>
+        <w:rPr>
+          <w:rFonts w:asciiTheme="minorHAnsi" w:hAnsiTheme="minorHAnsi"/>
+          <w:sz w:val="24"/>
+          <w:szCs w:val="24"/>
+        </w:rPr>
+        <w:t>taken for granted.</w:t>
+      </w:r>
+    </w:p>
+    <w:p>
+      <w:pPr>
+        <w:pStyle w:val="p3"/>
+        <w:jc w:val="both"/>
+        <w:rPr>
+          <w:rFonts w:asciiTheme="minorHAnsi" w:hAnsiTheme="minorHAnsi"/>
+          <w:sz w:val="24"/>
+          <w:szCs w:val="24"/>
+        </w:rPr>
+      </w:pPr>
+      <w:r>
+        <w:rPr>
+          <w:rStyle w:val="s2"/>
+          <w:rFonts w:asciiTheme="minorHAnsi" w:hAnsiTheme="minorHAnsi"/>
+          <w:sz w:val="24"/>
+          <w:szCs w:val="24"/>
+        </w:rPr>
+        <w:t xml:space="preserve">• </w:t>
+      </w:r>
+      <w:r>
+        <w:rPr>
+          <w:rStyle w:val="s3"/>
+          <w:rFonts w:asciiTheme="minorHAnsi" w:hAnsiTheme="minorHAnsi"/>
+          <w:b/>
+          <w:bCs/>
+          <w:sz w:val="24"/>
+          <w:szCs w:val="24"/>
+        </w:rPr>
+        <w:t xml:space="preserve">Design implications: </w:t>
+      </w:r>
+      <w:r>
+        <w:rPr>
+          <w:rFonts w:asciiTheme="minorHAnsi" w:hAnsiTheme="minorHAnsi"/>
+          <w:sz w:val="24"/>
+          <w:szCs w:val="24"/>
+        </w:rPr>
+        <w:t>offline or low-bandwidth capability, mobile-first, SMS fallback, small page weight, tolerance</w:t>
+      </w:r>
+    </w:p>
+    <w:p>
+      <w:pPr>
+        <w:pStyle w:val="p3"/>
+        <w:jc w:val="both"/>
+        <w:rPr>
+          <w:rFonts w:asciiTheme="minorHAnsi" w:hAnsiTheme="minorHAnsi"/>
+          <w:sz w:val="24"/>
+          <w:szCs w:val="24"/>
+        </w:rPr>
+      </w:pPr>
+      <w:r>
+        <w:rPr>
+          <w:rFonts w:asciiTheme="minorHAnsi" w:hAnsiTheme="minorHAnsi"/>
+          <w:sz w:val="24"/>
+          <w:szCs w:val="24"/>
+        </w:rPr>
+        <w:t>for interrupted sessions, shared-device usage patterns.</w:t>
+      </w:r>
+    </w:p>
+    <w:p>
+      <w:pPr>
+        <w:pStyle w:val="p3"/>
+        <w:jc w:val="both"/>
+        <w:rPr>
+          <w:rFonts w:asciiTheme="minorHAnsi" w:hAnsiTheme="minorHAnsi"/>
+          <w:sz w:val="24"/>
+          <w:szCs w:val="24"/>
+        </w:rPr>
+      </w:pPr>
+      <w:r>
+        <w:rPr>
+          <w:rStyle w:val="s2"/>
+          <w:rFonts w:asciiTheme="minorHAnsi" w:hAnsiTheme="minorHAnsi"/>
+          <w:sz w:val="24"/>
+          <w:szCs w:val="24"/>
+        </w:rPr>
+        <w:t xml:space="preserve">• </w:t>
+      </w:r>
+      <w:r>
+        <w:rPr>
+          <w:rStyle w:val="s3"/>
+          <w:rFonts w:asciiTheme="minorHAnsi" w:hAnsiTheme="minorHAnsi"/>
+          <w:b/>
+          <w:bCs/>
+          <w:sz w:val="24"/>
+          <w:szCs w:val="24"/>
+        </w:rPr>
+        <w:t xml:space="preserve">Content implications: </w:t>
+      </w:r>
+      <w:r>
+        <w:rPr>
+          <w:rFonts w:asciiTheme="minorHAnsi" w:hAnsiTheme="minorHAnsi"/>
+          <w:sz w:val="24"/>
+          <w:szCs w:val="24"/>
+        </w:rPr>
+        <w:t>plain English, translation where appropriate, and design for varying literacy levels.</w:t>
+      </w:r>
+    </w:p>
+    <w:p>
+      <w:pPr>
+        <w:pStyle w:val="p3"/>
+        <w:jc w:val="both"/>
+        <w:rPr>
+          <w:rFonts w:asciiTheme="minorHAnsi" w:hAnsiTheme="minorHAnsi"/>
+          <w:sz w:val="24"/>
+          <w:szCs w:val="24"/>
+        </w:rPr>
+      </w:pPr>
+      <w:r>
+        <w:rPr>
+          <w:rStyle w:val="s2"/>
+          <w:rFonts w:asciiTheme="minorHAnsi" w:hAnsiTheme="minorHAnsi"/>
+          <w:sz w:val="24"/>
+          <w:szCs w:val="24"/>
+        </w:rPr>
+        <w:t xml:space="preserve">• </w:t>
+      </w:r>
+      <w:r>
+        <w:rPr>
+          <w:rFonts w:asciiTheme="minorHAnsi" w:hAnsiTheme="minorHAnsi"/>
+          <w:sz w:val="24"/>
+          <w:szCs w:val="24"/>
+        </w:rPr>
+        <w:t>Do the elicitation on country, with community involvement, rather than designing from an office in Darwin and</w:t>
+      </w:r>
+    </w:p>
+    <w:p>
+      <w:pPr>
+        <w:pStyle w:val="p3"/>
+        <w:jc w:val="both"/>
+        <w:rPr>
+          <w:rFonts w:asciiTheme="minorHAnsi" w:hAnsiTheme="minorHAnsi"/>
+          <w:sz w:val="24"/>
+          <w:szCs w:val="24"/>
+        </w:rPr>
+      </w:pPr>
+      <w:r>
+        <w:rPr>
+          <w:rFonts w:asciiTheme="minorHAnsi" w:hAnsiTheme="minorHAnsi"/>
+          <w:sz w:val="24"/>
+          <w:szCs w:val="24"/>
+        </w:rPr>
+        <w:t>validating afterwards.</w:t>
+      </w:r>
+    </w:p>
+    <w:p>
+      <w:pPr>
+        <w:pStyle w:val="p3"/>
+        <w:jc w:val="both"/>
+        <w:rPr>
+          <w:rFonts w:asciiTheme="minorHAnsi" w:hAnsiTheme="minorHAnsi"/>
+          <w:sz w:val="24"/>
+          <w:szCs w:val="24"/>
+        </w:rPr>
+      </w:pPr>
+      <w:r>
+        <w:rPr>
+          <w:rStyle w:val="s2"/>
+          <w:rFonts w:asciiTheme="minorHAnsi" w:hAnsiTheme="minorHAnsi"/>
+          <w:sz w:val="24"/>
+          <w:szCs w:val="24"/>
+        </w:rPr>
+        <w:t xml:space="preserve">• </w:t>
+      </w:r>
+      <w:r>
+        <w:rPr>
+          <w:rFonts w:asciiTheme="minorHAnsi" w:hAnsiTheme="minorHAnsi"/>
+          <w:sz w:val="24"/>
+          <w:szCs w:val="24"/>
+        </w:rPr>
+        <w:t xml:space="preserve">Retain assisted and in-person channels. Digital-only delivery in this context is exclusion, and that is </w:t>
+      </w:r>
+      <w:proofErr w:type="gramStart"/>
+      <w:r>
+        <w:rPr>
+          <w:rFonts w:asciiTheme="minorHAnsi" w:hAnsiTheme="minorHAnsi"/>
+          <w:sz w:val="24"/>
+          <w:szCs w:val="24"/>
+        </w:rPr>
+        <w:t>a defensible</w:t>
+      </w:r>
+      <w:proofErr w:type="gramEnd"/>
+    </w:p>
+    <w:p>
+      <w:pPr>
+        <w:pStyle w:val="p3"/>
+        <w:jc w:val="both"/>
+        <w:rPr>
+          <w:rFonts w:asciiTheme="minorHAnsi" w:hAnsiTheme="minorHAnsi"/>
+          <w:sz w:val="24"/>
+          <w:szCs w:val="24"/>
+        </w:rPr>
+      </w:pPr>
+      <w:r>
+        <w:rPr>
+          <w:rFonts w:asciiTheme="minorHAnsi" w:hAnsiTheme="minorHAnsi"/>
+          <w:sz w:val="24"/>
+          <w:szCs w:val="24"/>
+        </w:rPr>
+        <w:t>thing to say in a government interview.</w:t>
+      </w:r>
+    </w:p>
+    <w:p>
+      <w:pPr>
+        <w:pStyle w:val="p2"/>
+        <w:jc w:val="both"/>
+        <w:rPr>
+          <w:rFonts w:asciiTheme="minorHAnsi" w:hAnsiTheme="minorHAnsi"/>
+          <w:sz w:val="24"/>
+          <w:szCs w:val="24"/>
+        </w:rPr>
+      </w:pPr>
+      <w:r>
+        <w:rPr>
+          <w:rStyle w:val="s1"/>
+          <w:rFonts w:asciiTheme="minorHAnsi" w:hAnsiTheme="minorHAnsi"/>
+          <w:b/>
+          <w:bCs/>
+          <w:sz w:val="24"/>
+          <w:szCs w:val="24"/>
+        </w:rPr>
+        <w:t xml:space="preserve">19. </w:t>
+      </w:r>
+      <w:r>
+        <w:rPr>
+          <w:rFonts w:asciiTheme="minorHAnsi" w:hAnsiTheme="minorHAnsi"/>
+          <w:b/>
+          <w:bCs/>
+          <w:sz w:val="24"/>
+          <w:szCs w:val="24"/>
+        </w:rPr>
+        <w:t>What do you know about privacy and information-handling obligations in the public sector?</w:t>
+      </w:r>
+    </w:p>
+    <w:p>
+      <w:pPr>
+        <w:pStyle w:val="p3"/>
+        <w:jc w:val="both"/>
+        <w:rPr>
+          <w:rFonts w:asciiTheme="minorHAnsi" w:hAnsiTheme="minorHAnsi"/>
+          <w:sz w:val="24"/>
+          <w:szCs w:val="24"/>
+        </w:rPr>
+      </w:pPr>
+      <w:r>
+        <w:rPr>
+          <w:rStyle w:val="s2"/>
+          <w:rFonts w:asciiTheme="minorHAnsi" w:hAnsiTheme="minorHAnsi"/>
+          <w:sz w:val="24"/>
+          <w:szCs w:val="24"/>
+        </w:rPr>
+        <w:t xml:space="preserve">• </w:t>
+      </w:r>
+      <w:r>
+        <w:rPr>
+          <w:rFonts w:asciiTheme="minorHAnsi" w:hAnsiTheme="minorHAnsi"/>
+          <w:sz w:val="24"/>
+          <w:szCs w:val="24"/>
+        </w:rPr>
+        <w:t>For NT public sector organisations, the Information Act 2002 (NT) covers information privacy principles, public</w:t>
+      </w:r>
+    </w:p>
+    <w:p>
+      <w:pPr>
+        <w:pStyle w:val="p3"/>
+        <w:jc w:val="both"/>
+        <w:rPr>
+          <w:rFonts w:asciiTheme="minorHAnsi" w:hAnsiTheme="minorHAnsi"/>
+          <w:sz w:val="24"/>
+          <w:szCs w:val="24"/>
+        </w:rPr>
+      </w:pPr>
+      <w:r>
+        <w:rPr>
+          <w:rFonts w:asciiTheme="minorHAnsi" w:hAnsiTheme="minorHAnsi"/>
+          <w:sz w:val="24"/>
+          <w:szCs w:val="24"/>
+        </w:rPr>
+        <w:t>access to information and records management. Commonwealth agencies fall under the Privacy Act 1988 and the</w:t>
+      </w:r>
+    </w:p>
+    <w:p>
+      <w:pPr>
+        <w:pStyle w:val="p3"/>
+        <w:jc w:val="both"/>
+        <w:rPr>
+          <w:rFonts w:asciiTheme="minorHAnsi" w:hAnsiTheme="minorHAnsi"/>
+          <w:sz w:val="24"/>
+          <w:szCs w:val="24"/>
+        </w:rPr>
+      </w:pPr>
+      <w:r>
+        <w:rPr>
+          <w:rFonts w:asciiTheme="minorHAnsi" w:hAnsiTheme="minorHAnsi"/>
+          <w:sz w:val="24"/>
+          <w:szCs w:val="24"/>
+        </w:rPr>
+        <w:t>Australian Privacy Principles.</w:t>
+      </w:r>
+    </w:p>
+    <w:p>
+      <w:pPr>
+        <w:pStyle w:val="p3"/>
+        <w:jc w:val="both"/>
+        <w:rPr>
+          <w:rFonts w:asciiTheme="minorHAnsi" w:hAnsiTheme="minorHAnsi"/>
+          <w:sz w:val="24"/>
+          <w:szCs w:val="24"/>
+        </w:rPr>
+      </w:pPr>
+      <w:r>
+        <w:rPr>
+          <w:rStyle w:val="s2"/>
+          <w:rFonts w:asciiTheme="minorHAnsi" w:hAnsiTheme="minorHAnsi"/>
+          <w:sz w:val="24"/>
+          <w:szCs w:val="24"/>
+        </w:rPr>
+        <w:t xml:space="preserve">• </w:t>
+      </w:r>
+      <w:r>
+        <w:rPr>
+          <w:rStyle w:val="s3"/>
+          <w:rFonts w:asciiTheme="minorHAnsi" w:hAnsiTheme="minorHAnsi"/>
+          <w:b/>
+          <w:bCs/>
+          <w:sz w:val="24"/>
+          <w:szCs w:val="24"/>
+        </w:rPr>
+        <w:t xml:space="preserve">Practical implications for a BA: </w:t>
+      </w:r>
+      <w:r>
+        <w:rPr>
+          <w:rFonts w:asciiTheme="minorHAnsi" w:hAnsiTheme="minorHAnsi"/>
+          <w:sz w:val="24"/>
+          <w:szCs w:val="24"/>
+        </w:rPr>
+        <w:t>collect only what is needed for the stated purpose, be transparent about that</w:t>
+      </w:r>
+    </w:p>
+    <w:p>
+      <w:pPr>
+        <w:pStyle w:val="p3"/>
+        <w:jc w:val="both"/>
+        <w:rPr>
+          <w:rFonts w:asciiTheme="minorHAnsi" w:hAnsiTheme="minorHAnsi"/>
+          <w:sz w:val="24"/>
+          <w:szCs w:val="24"/>
+        </w:rPr>
+      </w:pPr>
+      <w:r>
+        <w:rPr>
+          <w:rFonts w:asciiTheme="minorHAnsi" w:hAnsiTheme="minorHAnsi"/>
+          <w:sz w:val="24"/>
+          <w:szCs w:val="24"/>
+        </w:rPr>
+        <w:t>purpose, restrict access by role, define retention and disposal, and consider whether a privacy impact assessment</w:t>
+      </w:r>
+    </w:p>
+    <w:p>
+      <w:pPr>
+        <w:pStyle w:val="p3"/>
+        <w:jc w:val="both"/>
+        <w:rPr>
+          <w:rFonts w:asciiTheme="minorHAnsi" w:hAnsiTheme="minorHAnsi"/>
+          <w:sz w:val="24"/>
+          <w:szCs w:val="24"/>
+        </w:rPr>
+      </w:pPr>
+      <w:r>
+        <w:rPr>
+          <w:rFonts w:asciiTheme="minorHAnsi" w:hAnsiTheme="minorHAnsi"/>
+          <w:sz w:val="24"/>
+          <w:szCs w:val="24"/>
+        </w:rPr>
+        <w:t>is required for a new collection of personal information.</w:t>
+      </w:r>
+    </w:p>
+    <w:p>
+      <w:pPr>
+        <w:pStyle w:val="p3"/>
+        <w:jc w:val="both"/>
+        <w:rPr>
+          <w:rFonts w:asciiTheme="minorHAnsi" w:hAnsiTheme="minorHAnsi"/>
+          <w:sz w:val="24"/>
+          <w:szCs w:val="24"/>
+        </w:rPr>
+      </w:pPr>
+      <w:r>
+        <w:rPr>
+          <w:rStyle w:val="s2"/>
+          <w:rFonts w:asciiTheme="minorHAnsi" w:hAnsiTheme="minorHAnsi"/>
+          <w:sz w:val="24"/>
+          <w:szCs w:val="24"/>
+        </w:rPr>
+        <w:t xml:space="preserve">• </w:t>
+      </w:r>
+      <w:r>
+        <w:rPr>
+          <w:rFonts w:asciiTheme="minorHAnsi" w:hAnsiTheme="minorHAnsi"/>
+          <w:sz w:val="24"/>
+          <w:szCs w:val="24"/>
+        </w:rPr>
+        <w:t>Data sharing between agencies needs an agreement and a lawful basis — it is not automatic.</w:t>
+      </w:r>
+    </w:p>
+    <w:p>
+      <w:pPr>
+        <w:pStyle w:val="p3"/>
+        <w:jc w:val="both"/>
+        <w:rPr>
+          <w:rFonts w:asciiTheme="minorHAnsi" w:hAnsiTheme="minorHAnsi"/>
+          <w:sz w:val="24"/>
+          <w:szCs w:val="24"/>
+        </w:rPr>
+      </w:pPr>
+      <w:r>
+        <w:rPr>
+          <w:rStyle w:val="s2"/>
+          <w:rFonts w:asciiTheme="minorHAnsi" w:hAnsiTheme="minorHAnsi"/>
+          <w:sz w:val="24"/>
+          <w:szCs w:val="24"/>
+        </w:rPr>
+        <w:t xml:space="preserve">• </w:t>
+      </w:r>
+      <w:r>
+        <w:rPr>
+          <w:rFonts w:asciiTheme="minorHAnsi" w:hAnsiTheme="minorHAnsi"/>
+          <w:sz w:val="24"/>
+          <w:szCs w:val="24"/>
+        </w:rPr>
+        <w:t>Say that you would confirm current obligations with the agency’s privacy officer rather than assuming. That</w:t>
+      </w:r>
+    </w:p>
+    <w:p>
+      <w:pPr>
+        <w:pStyle w:val="p3"/>
+        <w:jc w:val="both"/>
+        <w:rPr>
+          <w:rFonts w:asciiTheme="minorHAnsi" w:hAnsiTheme="minorHAnsi"/>
+          <w:sz w:val="24"/>
+          <w:szCs w:val="24"/>
+        </w:rPr>
+      </w:pPr>
+      <w:r>
+        <w:rPr>
+          <w:rFonts w:asciiTheme="minorHAnsi" w:hAnsiTheme="minorHAnsi"/>
+          <w:sz w:val="24"/>
+          <w:szCs w:val="24"/>
+        </w:rPr>
+        <w:t>answer is safer and more accurate than pretending to certainty.</w:t>
+      </w:r>
+    </w:p>
+    <w:p>
+      <w:pPr>
+        <w:pStyle w:val="p4"/>
+        <w:jc w:val="both"/>
+        <w:rPr>
+          <w:rFonts w:asciiTheme="minorHAnsi" w:hAnsiTheme="minorHAnsi"/>
+          <w:sz w:val="24"/>
+          <w:szCs w:val="24"/>
+        </w:rPr>
+      </w:pPr>
+      <w:r>
+        <w:rPr>
+          <w:rFonts w:asciiTheme="minorHAnsi" w:hAnsiTheme="minorHAnsi"/>
+          <w:i/>
+          <w:iCs/>
+          <w:sz w:val="24"/>
+          <w:szCs w:val="24"/>
+        </w:rPr>
+        <w:t>Verify the current legislation before your interview — this is the kind of detail that changes.</w:t>
+      </w:r>
+    </w:p>
+    <w:p>
+      <w:pPr>
+        <w:pStyle w:val="p2"/>
+        <w:jc w:val="both"/>
+        <w:rPr>
+          <w:rFonts w:asciiTheme="minorHAnsi" w:hAnsiTheme="minorHAnsi"/>
+          <w:sz w:val="24"/>
+          <w:szCs w:val="24"/>
+        </w:rPr>
+      </w:pPr>
+      <w:r>
+        <w:rPr>
+          <w:rStyle w:val="s1"/>
+          <w:rFonts w:asciiTheme="minorHAnsi" w:hAnsiTheme="minorHAnsi"/>
+          <w:b/>
+          <w:bCs/>
+          <w:sz w:val="24"/>
+          <w:szCs w:val="24"/>
+        </w:rPr>
+        <w:lastRenderedPageBreak/>
+        <w:t xml:space="preserve">20. </w:t>
+      </w:r>
+      <w:r>
+        <w:rPr>
+          <w:rFonts w:asciiTheme="minorHAnsi" w:hAnsiTheme="minorHAnsi"/>
+          <w:b/>
+          <w:bCs/>
+          <w:sz w:val="24"/>
+          <w:szCs w:val="24"/>
+        </w:rPr>
+        <w:t>How do you balance policy constraints against what users say they want?</w:t>
+      </w:r>
+    </w:p>
+    <w:p>
+      <w:pPr>
+        <w:pStyle w:val="p3"/>
+        <w:jc w:val="both"/>
+        <w:rPr>
+          <w:rFonts w:asciiTheme="minorHAnsi" w:hAnsiTheme="minorHAnsi"/>
+          <w:sz w:val="24"/>
+          <w:szCs w:val="24"/>
+        </w:rPr>
+      </w:pPr>
+      <w:r>
+        <w:rPr>
+          <w:rStyle w:val="s2"/>
+          <w:rFonts w:asciiTheme="minorHAnsi" w:hAnsiTheme="minorHAnsi"/>
+          <w:sz w:val="24"/>
+          <w:szCs w:val="24"/>
+        </w:rPr>
+        <w:t xml:space="preserve">• </w:t>
+      </w:r>
+      <w:r>
+        <w:rPr>
+          <w:rFonts w:asciiTheme="minorHAnsi" w:hAnsiTheme="minorHAnsi"/>
+          <w:sz w:val="24"/>
+          <w:szCs w:val="24"/>
+        </w:rPr>
+        <w:t>Policy and legislation are constraints, not preferences. You cannot user-research your way past a legislative</w:t>
+      </w:r>
+    </w:p>
+    <w:p>
+      <w:pPr>
+        <w:pStyle w:val="p3"/>
+        <w:jc w:val="both"/>
+        <w:rPr>
+          <w:rFonts w:asciiTheme="minorHAnsi" w:hAnsiTheme="minorHAnsi"/>
+          <w:sz w:val="24"/>
+          <w:szCs w:val="24"/>
+        </w:rPr>
+      </w:pPr>
+      <w:r>
+        <w:rPr>
+          <w:rFonts w:asciiTheme="minorHAnsi" w:hAnsiTheme="minorHAnsi"/>
+          <w:sz w:val="24"/>
+          <w:szCs w:val="24"/>
+        </w:rPr>
+        <w:t>requirement.</w:t>
+      </w:r>
+    </w:p>
+    <w:p>
+      <w:pPr>
+        <w:pStyle w:val="p3"/>
+        <w:jc w:val="both"/>
+        <w:rPr>
+          <w:rFonts w:asciiTheme="minorHAnsi" w:hAnsiTheme="minorHAnsi"/>
+          <w:sz w:val="24"/>
+          <w:szCs w:val="24"/>
+        </w:rPr>
+      </w:pPr>
+      <w:r>
+        <w:rPr>
+          <w:rStyle w:val="s2"/>
+          <w:rFonts w:asciiTheme="minorHAnsi" w:hAnsiTheme="minorHAnsi"/>
+          <w:sz w:val="24"/>
+          <w:szCs w:val="24"/>
+        </w:rPr>
+        <w:t xml:space="preserve">• </w:t>
+      </w:r>
+      <w:r>
+        <w:rPr>
+          <w:rFonts w:asciiTheme="minorHAnsi" w:hAnsiTheme="minorHAnsi"/>
+          <w:sz w:val="24"/>
+          <w:szCs w:val="24"/>
+        </w:rPr>
+        <w:t>Separate the genuinely immovable — legislated obligations — from the changeable, which is internal practice,</w:t>
+      </w:r>
+    </w:p>
+    <w:p>
+      <w:pPr>
+        <w:pStyle w:val="p3"/>
+        <w:jc w:val="both"/>
+        <w:rPr>
+          <w:rFonts w:asciiTheme="minorHAnsi" w:hAnsiTheme="minorHAnsi"/>
+          <w:sz w:val="24"/>
+          <w:szCs w:val="24"/>
+        </w:rPr>
+      </w:pPr>
+      <w:r>
+        <w:rPr>
+          <w:rFonts w:asciiTheme="minorHAnsi" w:hAnsiTheme="minorHAnsi"/>
+          <w:sz w:val="24"/>
+          <w:szCs w:val="24"/>
+        </w:rPr>
+        <w:t>interpretation and habit. A surprising amount of "we have to do it this way" turns out to be the second category.</w:t>
+      </w:r>
+    </w:p>
+    <w:p>
+      <w:pPr>
+        <w:pStyle w:val="p3"/>
+        <w:jc w:val="both"/>
+        <w:rPr>
+          <w:rFonts w:asciiTheme="minorHAnsi" w:hAnsiTheme="minorHAnsi"/>
+          <w:sz w:val="24"/>
+          <w:szCs w:val="24"/>
+        </w:rPr>
+      </w:pPr>
+      <w:r>
+        <w:rPr>
+          <w:rStyle w:val="s2"/>
+          <w:rFonts w:asciiTheme="minorHAnsi" w:hAnsiTheme="minorHAnsi"/>
+          <w:sz w:val="24"/>
+          <w:szCs w:val="24"/>
+        </w:rPr>
+        <w:t xml:space="preserve">• </w:t>
+      </w:r>
+      <w:r>
+        <w:rPr>
+          <w:rFonts w:asciiTheme="minorHAnsi" w:hAnsiTheme="minorHAnsi"/>
+          <w:sz w:val="24"/>
+          <w:szCs w:val="24"/>
+        </w:rPr>
+        <w:t>Deliver the best possible experience within the real constraint.</w:t>
+      </w:r>
+    </w:p>
+    <w:p>
+      <w:pPr>
+        <w:pStyle w:val="p3"/>
+        <w:jc w:val="both"/>
+        <w:rPr>
+          <w:rFonts w:asciiTheme="minorHAnsi" w:hAnsiTheme="minorHAnsi"/>
+          <w:sz w:val="24"/>
+          <w:szCs w:val="24"/>
+        </w:rPr>
+      </w:pPr>
+      <w:r>
+        <w:rPr>
+          <w:rStyle w:val="s2"/>
+          <w:rFonts w:asciiTheme="minorHAnsi" w:hAnsiTheme="minorHAnsi"/>
+          <w:sz w:val="24"/>
+          <w:szCs w:val="24"/>
+        </w:rPr>
+        <w:t xml:space="preserve">• </w:t>
+      </w:r>
+      <w:r>
+        <w:rPr>
+          <w:rFonts w:asciiTheme="minorHAnsi" w:hAnsiTheme="minorHAnsi"/>
+          <w:sz w:val="24"/>
+          <w:szCs w:val="24"/>
+        </w:rPr>
+        <w:t>Where policy is demonstrably causing user harm, document the evidence and feed it back to the policy owner.</w:t>
+      </w:r>
+    </w:p>
+    <w:p>
+      <w:pPr>
+        <w:pStyle w:val="p3"/>
+        <w:jc w:val="both"/>
+        <w:rPr>
+          <w:rFonts w:asciiTheme="minorHAnsi" w:hAnsiTheme="minorHAnsi"/>
+          <w:sz w:val="24"/>
+          <w:szCs w:val="24"/>
+        </w:rPr>
+      </w:pPr>
+      <w:r>
+        <w:rPr>
+          <w:rFonts w:asciiTheme="minorHAnsi" w:hAnsiTheme="minorHAnsi"/>
+          <w:sz w:val="24"/>
+          <w:szCs w:val="24"/>
+        </w:rPr>
+        <w:t>Improving the service and informing the policy are both part of the job.</w:t>
+      </w:r>
+    </w:p>
+    <w:p>
+      <w:pPr>
+        <w:pStyle w:val="p2"/>
+        <w:jc w:val="both"/>
+        <w:rPr>
+          <w:rFonts w:asciiTheme="minorHAnsi" w:hAnsiTheme="minorHAnsi"/>
+          <w:sz w:val="24"/>
+          <w:szCs w:val="24"/>
+        </w:rPr>
+      </w:pPr>
+      <w:r>
+        <w:rPr>
+          <w:rStyle w:val="s1"/>
+          <w:rFonts w:asciiTheme="minorHAnsi" w:hAnsiTheme="minorHAnsi"/>
+          <w:b/>
+          <w:bCs/>
+          <w:sz w:val="24"/>
+          <w:szCs w:val="24"/>
+        </w:rPr>
+        <w:t xml:space="preserve">21. </w:t>
+      </w:r>
+      <w:r>
+        <w:rPr>
+          <w:rFonts w:asciiTheme="minorHAnsi" w:hAnsiTheme="minorHAnsi"/>
+          <w:b/>
+          <w:bCs/>
+          <w:sz w:val="24"/>
+          <w:szCs w:val="24"/>
+        </w:rPr>
+        <w:t>How do you identify and manage stakeholders?</w:t>
+      </w:r>
+    </w:p>
+    <w:p>
+      <w:pPr>
+        <w:pStyle w:val="p3"/>
+        <w:jc w:val="both"/>
+        <w:rPr>
+          <w:rFonts w:asciiTheme="minorHAnsi" w:hAnsiTheme="minorHAnsi"/>
+          <w:sz w:val="24"/>
+          <w:szCs w:val="24"/>
+        </w:rPr>
+      </w:pPr>
+      <w:r>
+        <w:rPr>
+          <w:rStyle w:val="s2"/>
+          <w:rFonts w:asciiTheme="minorHAnsi" w:hAnsiTheme="minorHAnsi"/>
+          <w:sz w:val="24"/>
+          <w:szCs w:val="24"/>
+        </w:rPr>
+        <w:t xml:space="preserve">• </w:t>
+      </w:r>
+      <w:r>
+        <w:rPr>
+          <w:rFonts w:asciiTheme="minorHAnsi" w:hAnsiTheme="minorHAnsi"/>
+          <w:sz w:val="24"/>
+          <w:szCs w:val="24"/>
+        </w:rPr>
+        <w:t>Identify everyone affected by or able to affect the change — including the people who will operate the process,</w:t>
+      </w:r>
+    </w:p>
+    <w:p>
+      <w:pPr>
+        <w:pStyle w:val="p3"/>
+        <w:jc w:val="both"/>
+        <w:rPr>
+          <w:rFonts w:asciiTheme="minorHAnsi" w:hAnsiTheme="minorHAnsi"/>
+          <w:sz w:val="24"/>
+          <w:szCs w:val="24"/>
+        </w:rPr>
+      </w:pPr>
+      <w:r>
+        <w:rPr>
+          <w:rFonts w:asciiTheme="minorHAnsi" w:hAnsiTheme="minorHAnsi"/>
+          <w:sz w:val="24"/>
+          <w:szCs w:val="24"/>
+        </w:rPr>
+        <w:t>not just the people who sponsor it.</w:t>
+      </w:r>
+    </w:p>
+    <w:p>
+      <w:pPr>
+        <w:pStyle w:val="p3"/>
+        <w:jc w:val="both"/>
+        <w:rPr>
+          <w:rFonts w:asciiTheme="minorHAnsi" w:hAnsiTheme="minorHAnsi"/>
+          <w:sz w:val="24"/>
+          <w:szCs w:val="24"/>
+        </w:rPr>
+      </w:pPr>
+      <w:r>
+        <w:rPr>
+          <w:rStyle w:val="s2"/>
+          <w:rFonts w:asciiTheme="minorHAnsi" w:hAnsiTheme="minorHAnsi"/>
+          <w:sz w:val="24"/>
+          <w:szCs w:val="24"/>
+        </w:rPr>
+        <w:t xml:space="preserve">• </w:t>
+      </w:r>
+      <w:r>
+        <w:rPr>
+          <w:rFonts w:asciiTheme="minorHAnsi" w:hAnsiTheme="minorHAnsi"/>
+          <w:sz w:val="24"/>
+          <w:szCs w:val="24"/>
+        </w:rPr>
+        <w:t>Map them on influence against interest: manage closely, keep satisfied, keep informed, monitor. Engagement</w:t>
+      </w:r>
+    </w:p>
+    <w:p>
+      <w:pPr>
+        <w:pStyle w:val="p3"/>
+        <w:jc w:val="both"/>
+        <w:rPr>
+          <w:rFonts w:asciiTheme="minorHAnsi" w:hAnsiTheme="minorHAnsi"/>
+          <w:sz w:val="24"/>
+          <w:szCs w:val="24"/>
+        </w:rPr>
+      </w:pPr>
+      <w:r>
+        <w:rPr>
+          <w:rFonts w:asciiTheme="minorHAnsi" w:hAnsiTheme="minorHAnsi"/>
+          <w:sz w:val="24"/>
+          <w:szCs w:val="24"/>
+        </w:rPr>
+        <w:t>effort follows the quadrant.</w:t>
+      </w:r>
+      <w:r>
+        <w:rPr>
+          <w:rStyle w:val="s2"/>
+          <w:rFonts w:asciiTheme="minorHAnsi" w:hAnsiTheme="minorHAnsi"/>
+          <w:sz w:val="24"/>
+          <w:szCs w:val="24"/>
+        </w:rPr>
+        <w:t xml:space="preserve">• </w:t>
+      </w:r>
+      <w:r>
+        <w:rPr>
+          <w:rFonts w:asciiTheme="minorHAnsi" w:hAnsiTheme="minorHAnsi"/>
+          <w:sz w:val="24"/>
+          <w:szCs w:val="24"/>
+        </w:rPr>
+        <w:t>Use a RACI to make decision rights explicit — responsible, accountable, consulted, informed. Most project</w:t>
+      </w:r>
+    </w:p>
+    <w:p>
+      <w:pPr>
+        <w:pStyle w:val="p3"/>
+        <w:jc w:val="both"/>
+        <w:rPr>
+          <w:rFonts w:asciiTheme="minorHAnsi" w:hAnsiTheme="minorHAnsi"/>
+          <w:sz w:val="24"/>
+          <w:szCs w:val="24"/>
+        </w:rPr>
+      </w:pPr>
+      <w:r>
+        <w:rPr>
+          <w:rFonts w:asciiTheme="minorHAnsi" w:hAnsiTheme="minorHAnsi"/>
+          <w:sz w:val="24"/>
+          <w:szCs w:val="24"/>
+        </w:rPr>
+        <w:t>conflict comes from two people believing they are accountable for the same decision.</w:t>
+      </w:r>
+    </w:p>
+    <w:p>
+      <w:pPr>
+        <w:pStyle w:val="p3"/>
+        <w:jc w:val="both"/>
+        <w:rPr>
+          <w:rFonts w:asciiTheme="minorHAnsi" w:hAnsiTheme="minorHAnsi"/>
+          <w:sz w:val="24"/>
+          <w:szCs w:val="24"/>
+        </w:rPr>
+      </w:pPr>
+      <w:r>
+        <w:rPr>
+          <w:rStyle w:val="s2"/>
+          <w:rFonts w:asciiTheme="minorHAnsi" w:hAnsiTheme="minorHAnsi"/>
+          <w:sz w:val="24"/>
+          <w:szCs w:val="24"/>
+        </w:rPr>
+        <w:t xml:space="preserve">• </w:t>
+      </w:r>
+      <w:r>
+        <w:rPr>
+          <w:rFonts w:asciiTheme="minorHAnsi" w:hAnsiTheme="minorHAnsi"/>
+          <w:sz w:val="24"/>
+          <w:szCs w:val="24"/>
+        </w:rPr>
+        <w:t>Revisit it. Stakeholder positions shift as a project progresses.</w:t>
+      </w:r>
+    </w:p>
+    <w:p>
+      <w:pPr>
+        <w:pStyle w:val="p2"/>
+        <w:jc w:val="both"/>
+        <w:rPr>
+          <w:rFonts w:asciiTheme="minorHAnsi" w:hAnsiTheme="minorHAnsi"/>
+          <w:sz w:val="24"/>
+          <w:szCs w:val="24"/>
+        </w:rPr>
+      </w:pPr>
+      <w:r>
+        <w:rPr>
+          <w:rStyle w:val="s1"/>
+          <w:rFonts w:asciiTheme="minorHAnsi" w:hAnsiTheme="minorHAnsi"/>
+          <w:b/>
+          <w:bCs/>
+          <w:sz w:val="24"/>
+          <w:szCs w:val="24"/>
+        </w:rPr>
+        <w:t xml:space="preserve">22. </w:t>
+      </w:r>
+      <w:r>
+        <w:rPr>
+          <w:rFonts w:asciiTheme="minorHAnsi" w:hAnsiTheme="minorHAnsi"/>
+          <w:b/>
+          <w:bCs/>
+          <w:sz w:val="24"/>
+          <w:szCs w:val="24"/>
+        </w:rPr>
+        <w:t>What makes a good requirement?</w:t>
+      </w:r>
+    </w:p>
+    <w:p>
+      <w:pPr>
+        <w:pStyle w:val="p3"/>
+        <w:jc w:val="both"/>
+        <w:rPr>
+          <w:rFonts w:asciiTheme="minorHAnsi" w:hAnsiTheme="minorHAnsi"/>
+          <w:sz w:val="24"/>
+          <w:szCs w:val="24"/>
+        </w:rPr>
+      </w:pPr>
+      <w:r>
+        <w:rPr>
+          <w:rStyle w:val="s2"/>
+          <w:rFonts w:asciiTheme="minorHAnsi" w:hAnsiTheme="minorHAnsi"/>
+          <w:sz w:val="24"/>
+          <w:szCs w:val="24"/>
+        </w:rPr>
+        <w:t xml:space="preserve">• </w:t>
+      </w:r>
+      <w:r>
+        <w:rPr>
+          <w:rFonts w:asciiTheme="minorHAnsi" w:hAnsiTheme="minorHAnsi"/>
+          <w:sz w:val="24"/>
+          <w:szCs w:val="24"/>
+        </w:rPr>
+        <w:t>Unambiguous, testable, necessary, feasible, traceable, and atomic — one requirement per statement, so it can</w:t>
+      </w:r>
+    </w:p>
+    <w:p>
+      <w:pPr>
+        <w:pStyle w:val="p3"/>
+        <w:jc w:val="both"/>
+        <w:rPr>
+          <w:rFonts w:asciiTheme="minorHAnsi" w:hAnsiTheme="minorHAnsi"/>
+          <w:sz w:val="24"/>
+          <w:szCs w:val="24"/>
+        </w:rPr>
+      </w:pPr>
+      <w:r>
+        <w:rPr>
+          <w:rFonts w:asciiTheme="minorHAnsi" w:hAnsiTheme="minorHAnsi"/>
+          <w:sz w:val="24"/>
+          <w:szCs w:val="24"/>
+        </w:rPr>
+        <w:t>be individually approved and tested.</w:t>
+      </w:r>
+    </w:p>
+    <w:p>
+      <w:pPr>
+        <w:pStyle w:val="p3"/>
+        <w:jc w:val="both"/>
+        <w:rPr>
+          <w:rFonts w:asciiTheme="minorHAnsi" w:hAnsiTheme="minorHAnsi"/>
+          <w:sz w:val="24"/>
+          <w:szCs w:val="24"/>
+        </w:rPr>
+      </w:pPr>
+      <w:r>
+        <w:rPr>
+          <w:rStyle w:val="s2"/>
+          <w:rFonts w:asciiTheme="minorHAnsi" w:hAnsiTheme="minorHAnsi"/>
+          <w:sz w:val="24"/>
+          <w:szCs w:val="24"/>
+        </w:rPr>
+        <w:t xml:space="preserve">• </w:t>
+      </w:r>
+      <w:r>
+        <w:rPr>
+          <w:rFonts w:asciiTheme="minorHAnsi" w:hAnsiTheme="minorHAnsi"/>
+          <w:sz w:val="24"/>
+          <w:szCs w:val="24"/>
+        </w:rPr>
+        <w:t>Free of solution bias: state the need, not the implementation. "The user must be able to retrieve their application</w:t>
+      </w:r>
+    </w:p>
+    <w:p>
+      <w:pPr>
+        <w:pStyle w:val="p3"/>
+        <w:jc w:val="both"/>
+        <w:rPr>
+          <w:rFonts w:asciiTheme="minorHAnsi" w:hAnsiTheme="minorHAnsi"/>
+          <w:sz w:val="24"/>
+          <w:szCs w:val="24"/>
+        </w:rPr>
+      </w:pPr>
+      <w:r>
+        <w:rPr>
+          <w:rFonts w:asciiTheme="minorHAnsi" w:hAnsiTheme="minorHAnsi"/>
+          <w:sz w:val="24"/>
+          <w:szCs w:val="24"/>
+        </w:rPr>
+        <w:t>status" rather than "add a status button to the dashboard".</w:t>
+      </w:r>
+    </w:p>
+    <w:p>
+      <w:pPr>
+        <w:pStyle w:val="p3"/>
+        <w:jc w:val="both"/>
+        <w:rPr>
+          <w:rFonts w:asciiTheme="minorHAnsi" w:hAnsiTheme="minorHAnsi"/>
+          <w:sz w:val="24"/>
+          <w:szCs w:val="24"/>
+        </w:rPr>
+      </w:pPr>
+      <w:r>
+        <w:rPr>
+          <w:rStyle w:val="s2"/>
+          <w:rFonts w:asciiTheme="minorHAnsi" w:hAnsiTheme="minorHAnsi"/>
+          <w:sz w:val="24"/>
+          <w:szCs w:val="24"/>
+        </w:rPr>
+        <w:t xml:space="preserve">• </w:t>
+      </w:r>
+      <w:r>
+        <w:rPr>
+          <w:rStyle w:val="s3"/>
+          <w:rFonts w:asciiTheme="minorHAnsi" w:hAnsiTheme="minorHAnsi"/>
+          <w:b/>
+          <w:bCs/>
+          <w:sz w:val="24"/>
+          <w:szCs w:val="24"/>
+        </w:rPr>
+        <w:t xml:space="preserve">Warning words to hunt down: </w:t>
+      </w:r>
+      <w:r>
+        <w:rPr>
+          <w:rFonts w:asciiTheme="minorHAnsi" w:hAnsiTheme="minorHAnsi"/>
+          <w:sz w:val="24"/>
+          <w:szCs w:val="24"/>
+        </w:rPr>
+        <w:t>"user-friendly", "fast", "efficient", "as appropriate", "etc.". None of them can be</w:t>
+      </w:r>
+    </w:p>
+    <w:p>
+      <w:pPr>
+        <w:pStyle w:val="p3"/>
+        <w:jc w:val="both"/>
+        <w:rPr>
+          <w:rFonts w:asciiTheme="minorHAnsi" w:hAnsiTheme="minorHAnsi"/>
+          <w:sz w:val="24"/>
+          <w:szCs w:val="24"/>
+        </w:rPr>
+      </w:pPr>
+      <w:r>
+        <w:rPr>
+          <w:rFonts w:asciiTheme="minorHAnsi" w:hAnsiTheme="minorHAnsi"/>
+          <w:sz w:val="24"/>
+          <w:szCs w:val="24"/>
+        </w:rPr>
+        <w:t>tested, and each one is a disagreement waiting to surface at UAT.</w:t>
+      </w:r>
+    </w:p>
+    <w:p>
+      <w:pPr>
+        <w:jc w:val="both"/>
+        <w:rPr>
+          <w:b/>
+          <w:bCs/>
+          <w:sz w:val="28"/>
+          <w:szCs w:val="28"/>
+        </w:rPr>
+      </w:pPr>
+    </w:p>
     <w:sectPr>
       <w:pgSz w:w="11906" w:h="16838"/>
       <w:pgMar w:top="1440" w:right="1440" w:bottom="1440" w:left="1440" w:header="708" w:footer="708" w:gutter="0"/>
@@ -1086,6 +9002,149 @@
       <w:u w:val="single"/>
     </w:rPr>
   </w:style>
+  <w:style w:type="paragraph" w:customStyle="1" w:styleId="p1">
+    <w:name w:val="p1"/>
+    <w:basedOn w:val="Normal"/>
+    <w:rsid w:val="00D115E1"/>
+    <w:pPr>
+      <w:spacing w:after="0" w:line="240" w:lineRule="auto"/>
+    </w:pPr>
+    <w:rPr>
+      <w:rFonts w:ascii="Carlito" w:eastAsia="Times New Roman" w:hAnsi="Carlito" w:cs="Times New Roman"/>
+      <w:color w:val="193C66"/>
+      <w:kern w:val="0"/>
+      <w:sz w:val="20"/>
+      <w:szCs w:val="20"/>
+      <w:lang w:eastAsia="en-GB"/>
+      <w14:ligatures w14:val="none"/>
+    </w:rPr>
+  </w:style>
+  <w:style w:type="paragraph" w:customStyle="1" w:styleId="p2">
+    <w:name w:val="p2"/>
+    <w:basedOn w:val="Normal"/>
+    <w:rsid w:val="00D115E1"/>
+    <w:pPr>
+      <w:spacing w:after="0" w:line="240" w:lineRule="auto"/>
+    </w:pPr>
+    <w:rPr>
+      <w:rFonts w:ascii="Carlito" w:eastAsia="Times New Roman" w:hAnsi="Carlito" w:cs="Times New Roman"/>
+      <w:color w:val="1A1A1A"/>
+      <w:kern w:val="0"/>
+      <w:sz w:val="16"/>
+      <w:szCs w:val="16"/>
+      <w:lang w:eastAsia="en-GB"/>
+      <w14:ligatures w14:val="none"/>
+    </w:rPr>
+  </w:style>
+  <w:style w:type="paragraph" w:customStyle="1" w:styleId="p3">
+    <w:name w:val="p3"/>
+    <w:basedOn w:val="Normal"/>
+    <w:rsid w:val="00D115E1"/>
+    <w:pPr>
+      <w:spacing w:after="0" w:line="240" w:lineRule="auto"/>
+    </w:pPr>
+    <w:rPr>
+      <w:rFonts w:ascii="Helvetica" w:eastAsia="Times New Roman" w:hAnsi="Helvetica" w:cs="Times New Roman"/>
+      <w:color w:val="1A1A1A"/>
+      <w:kern w:val="0"/>
+      <w:sz w:val="15"/>
+      <w:szCs w:val="15"/>
+      <w:lang w:eastAsia="en-GB"/>
+      <w14:ligatures w14:val="none"/>
+    </w:rPr>
+  </w:style>
+  <w:style w:type="paragraph" w:customStyle="1" w:styleId="p4">
+    <w:name w:val="p4"/>
+    <w:basedOn w:val="Normal"/>
+    <w:rsid w:val="00D115E1"/>
+    <w:pPr>
+      <w:spacing w:after="0" w:line="240" w:lineRule="auto"/>
+    </w:pPr>
+    <w:rPr>
+      <w:rFonts w:ascii="Carlito" w:eastAsia="Times New Roman" w:hAnsi="Carlito" w:cs="Times New Roman"/>
+      <w:color w:val="434343"/>
+      <w:kern w:val="0"/>
+      <w:sz w:val="14"/>
+      <w:szCs w:val="14"/>
+      <w:lang w:eastAsia="en-GB"/>
+      <w14:ligatures w14:val="none"/>
+    </w:rPr>
+  </w:style>
+  <w:style w:type="paragraph" w:customStyle="1" w:styleId="p5">
+    <w:name w:val="p5"/>
+    <w:basedOn w:val="Normal"/>
+    <w:rsid w:val="00D115E1"/>
+    <w:pPr>
+      <w:spacing w:after="0" w:line="240" w:lineRule="auto"/>
+    </w:pPr>
+    <w:rPr>
+      <w:rFonts w:ascii="Helvetica" w:eastAsia="Times New Roman" w:hAnsi="Helvetica" w:cs="Times New Roman"/>
+      <w:color w:val="192951"/>
+      <w:kern w:val="0"/>
+      <w:sz w:val="14"/>
+      <w:szCs w:val="14"/>
+      <w:lang w:eastAsia="en-GB"/>
+      <w14:ligatures w14:val="none"/>
+    </w:rPr>
+  </w:style>
+  <w:style w:type="character" w:customStyle="1" w:styleId="s1">
+    <w:name w:val="s1"/>
+    <w:basedOn w:val="DefaultParagraphFont"/>
+    <w:rsid w:val="00D115E1"/>
+    <w:rPr>
+      <w:color w:val="193C66"/>
+    </w:rPr>
+  </w:style>
+  <w:style w:type="character" w:customStyle="1" w:styleId="s2">
+    <w:name w:val="s2"/>
+    <w:basedOn w:val="DefaultParagraphFont"/>
+    <w:rsid w:val="00D115E1"/>
+    <w:rPr>
+      <w:color w:val="000000"/>
+    </w:rPr>
+  </w:style>
+  <w:style w:type="character" w:customStyle="1" w:styleId="s3">
+    <w:name w:val="s3"/>
+    <w:basedOn w:val="DefaultParagraphFont"/>
+    <w:rsid w:val="00D115E1"/>
+    <w:rPr>
+      <w:rFonts w:ascii="Carlito" w:hAnsi="Carlito" w:hint="default"/>
+      <w:sz w:val="15"/>
+      <w:szCs w:val="15"/>
+    </w:rPr>
+  </w:style>
+  <w:style w:type="character" w:customStyle="1" w:styleId="s5">
+    <w:name w:val="s5"/>
+    <w:basedOn w:val="DefaultParagraphFont"/>
+    <w:rsid w:val="00D115E1"/>
+    <w:rPr>
+      <w:rFonts w:ascii="Carlito" w:hAnsi="Carlito" w:hint="default"/>
+      <w:color w:val="193C66"/>
+      <w:sz w:val="16"/>
+      <w:szCs w:val="16"/>
+    </w:rPr>
+  </w:style>
+  <w:style w:type="character" w:customStyle="1" w:styleId="s6">
+    <w:name w:val="s6"/>
+    <w:basedOn w:val="DefaultParagraphFont"/>
+    <w:rsid w:val="00D115E1"/>
+    <w:rPr>
+      <w:rFonts w:ascii="Carlito" w:hAnsi="Carlito" w:hint="default"/>
+      <w:sz w:val="16"/>
+      <w:szCs w:val="16"/>
+    </w:rPr>
+  </w:style>
+  <w:style w:type="character" w:customStyle="1" w:styleId="s7">
+    <w:name w:val="s7"/>
+    <w:basedOn w:val="DefaultParagraphFont"/>
+    <w:rsid w:val="00D115E1"/>
+    <w:rPr>
+      <w:rFonts w:ascii="Helvetica" w:hAnsi="Helvetica" w:hint="default"/>
+      <w:color w:val="1A1A1A"/>
+      <w:sz w:val="15"/>
+      <w:szCs w:val="15"/>
+    </w:rPr>
+  </w:style>
 </w:styles>
 </file>
 

--- a/Rahil_S385218/Week_2/WEEK-2.docx
+++ b/Rahil_S385218/Week_2/WEEK-2.docx
@@ -277,23 +277,7 @@
           <w:sz w:val="24"/>
           <w:szCs w:val="24"/>
         </w:rPr>
-        <w:t xml:space="preserve">This is usually the </w:t>
-      </w:r>
-      <w:r>
-        <w:rPr>
-          <w:rFonts w:asciiTheme="minorHAnsi" w:hAnsiTheme="minorHAnsi"/>
-          <w:sz w:val="24"/>
-          <w:szCs w:val="24"/>
-        </w:rPr>
-        <w:t>opener,</w:t>
-      </w:r>
-      <w:r>
-        <w:rPr>
-          <w:rFonts w:asciiTheme="minorHAnsi" w:hAnsiTheme="minorHAnsi"/>
-          <w:sz w:val="24"/>
-          <w:szCs w:val="24"/>
-        </w:rPr>
-        <w:t xml:space="preserve"> and it is where candidates overclaim. Do not</w:t>
+        <w:t>This is usually the opener, and it is where candidates overclaim. Do not</w:t>
       </w:r>
       <w:r>
         <w:rPr>
@@ -353,23 +337,7 @@
           <w:sz w:val="24"/>
           <w:szCs w:val="24"/>
         </w:rPr>
-        <w:t xml:space="preserve">Then be specific about what that </w:t>
-      </w:r>
-      <w:r>
-        <w:rPr>
-          <w:rFonts w:asciiTheme="minorHAnsi" w:hAnsiTheme="minorHAnsi"/>
-          <w:sz w:val="24"/>
-          <w:szCs w:val="24"/>
-        </w:rPr>
-        <w:t>involved</w:t>
-      </w:r>
-      <w:r>
-        <w:rPr>
-          <w:rFonts w:asciiTheme="minorHAnsi" w:hAnsiTheme="minorHAnsi"/>
-          <w:sz w:val="24"/>
-          <w:szCs w:val="24"/>
-        </w:rPr>
-        <w:t>: writing functional specifications, mapping user journeys,</w:t>
+        <w:t>Then be specific about what that involved: writing functional specifications, mapping user journeys,</w:t>
       </w:r>
       <w:r>
         <w:rPr>
@@ -3939,6 +3907,403 @@
         </w:rPr>
         <w:t xml:space="preserve"> have, </w:t>
       </w:r>
+      <w:r>
+        <w:rPr>
+          <w:rFonts w:asciiTheme="minorHAnsi" w:hAnsiTheme="minorHAnsi"/>
+          <w:sz w:val="24"/>
+          <w:szCs w:val="24"/>
+        </w:rPr>
+        <w:t>could</w:t>
+      </w:r>
+      <w:r>
+        <w:rPr>
+          <w:rFonts w:asciiTheme="minorHAnsi" w:hAnsiTheme="minorHAnsi"/>
+          <w:sz w:val="24"/>
+          <w:szCs w:val="24"/>
+        </w:rPr>
+        <w:t xml:space="preserve"> have, Won’t have this time. The "this time" matters — it is a deferral,</w:t>
+      </w:r>
+      <w:r>
+        <w:rPr>
+          <w:rFonts w:asciiTheme="minorHAnsi" w:hAnsiTheme="minorHAnsi"/>
+          <w:sz w:val="24"/>
+          <w:szCs w:val="24"/>
+        </w:rPr>
+        <w:t xml:space="preserve"> </w:t>
+      </w:r>
+      <w:r>
+        <w:rPr>
+          <w:rFonts w:asciiTheme="minorHAnsi" w:hAnsiTheme="minorHAnsi"/>
+          <w:sz w:val="24"/>
+          <w:szCs w:val="24"/>
+        </w:rPr>
+        <w:t>not a rejection, which makes the conversation easier.</w:t>
+      </w:r>
+    </w:p>
+    <w:p>
+      <w:pPr>
+        <w:pStyle w:val="p3"/>
+        <w:jc w:val="both"/>
+        <w:rPr>
+          <w:rFonts w:asciiTheme="minorHAnsi" w:hAnsiTheme="minorHAnsi"/>
+          <w:sz w:val="24"/>
+          <w:szCs w:val="24"/>
+        </w:rPr>
+      </w:pPr>
+      <w:r>
+        <w:rPr>
+          <w:rStyle w:val="s2"/>
+          <w:rFonts w:asciiTheme="minorHAnsi" w:hAnsiTheme="minorHAnsi"/>
+          <w:sz w:val="24"/>
+          <w:szCs w:val="24"/>
+        </w:rPr>
+        <w:t xml:space="preserve">• </w:t>
+      </w:r>
+      <w:r>
+        <w:rPr>
+          <w:rFonts w:asciiTheme="minorHAnsi" w:hAnsiTheme="minorHAnsi"/>
+          <w:sz w:val="24"/>
+          <w:szCs w:val="24"/>
+        </w:rPr>
+        <w:t>The test question for a Must: what happens if we go live without it? If the answer is anything other than "we</w:t>
+      </w:r>
+      <w:r>
+        <w:rPr>
+          <w:rFonts w:asciiTheme="minorHAnsi" w:hAnsiTheme="minorHAnsi"/>
+          <w:sz w:val="24"/>
+          <w:szCs w:val="24"/>
+        </w:rPr>
+        <w:t xml:space="preserve"> </w:t>
+      </w:r>
+      <w:r>
+        <w:rPr>
+          <w:rFonts w:asciiTheme="minorHAnsi" w:hAnsiTheme="minorHAnsi"/>
+          <w:sz w:val="24"/>
+          <w:szCs w:val="24"/>
+        </w:rPr>
+        <w:t>cannot go live" or "we breach an obligation", it is not a Must.</w:t>
+      </w:r>
+    </w:p>
+    <w:p>
+      <w:pPr>
+        <w:pStyle w:val="p3"/>
+        <w:jc w:val="both"/>
+        <w:rPr>
+          <w:rFonts w:asciiTheme="minorHAnsi" w:hAnsiTheme="minorHAnsi"/>
+          <w:sz w:val="24"/>
+          <w:szCs w:val="24"/>
+        </w:rPr>
+      </w:pPr>
+      <w:r>
+        <w:rPr>
+          <w:rStyle w:val="s2"/>
+          <w:rFonts w:asciiTheme="minorHAnsi" w:hAnsiTheme="minorHAnsi"/>
+          <w:sz w:val="24"/>
+          <w:szCs w:val="24"/>
+        </w:rPr>
+        <w:t xml:space="preserve">• </w:t>
+      </w:r>
+      <w:r>
+        <w:rPr>
+          <w:rFonts w:asciiTheme="minorHAnsi" w:hAnsiTheme="minorHAnsi"/>
+          <w:sz w:val="24"/>
+          <w:szCs w:val="24"/>
+        </w:rPr>
+        <w:t>Anchor decisions on business value, legislative or regulatory obligation, dependency order, and risk.</w:t>
+      </w:r>
+    </w:p>
+    <w:p>
+      <w:pPr>
+        <w:pStyle w:val="p3"/>
+        <w:jc w:val="both"/>
+        <w:rPr>
+          <w:rFonts w:asciiTheme="minorHAnsi" w:hAnsiTheme="minorHAnsi"/>
+          <w:sz w:val="24"/>
+          <w:szCs w:val="24"/>
+        </w:rPr>
+      </w:pPr>
+      <w:r>
+        <w:rPr>
+          <w:rStyle w:val="s2"/>
+          <w:rFonts w:asciiTheme="minorHAnsi" w:hAnsiTheme="minorHAnsi"/>
+          <w:sz w:val="24"/>
+          <w:szCs w:val="24"/>
+        </w:rPr>
+        <w:t xml:space="preserve">• </w:t>
+      </w:r>
+      <w:r>
+        <w:rPr>
+          <w:rFonts w:asciiTheme="minorHAnsi" w:hAnsiTheme="minorHAnsi"/>
+          <w:sz w:val="24"/>
+          <w:szCs w:val="24"/>
+        </w:rPr>
+        <w:t>Mention alternatives you know: value-versus-effort matrix, cost of delay, weighted scoring against agreed</w:t>
+      </w:r>
+      <w:r>
+        <w:rPr>
+          <w:rFonts w:asciiTheme="minorHAnsi" w:hAnsiTheme="minorHAnsi"/>
+          <w:sz w:val="24"/>
+          <w:szCs w:val="24"/>
+        </w:rPr>
+        <w:t xml:space="preserve"> </w:t>
+      </w:r>
+      <w:r>
+        <w:rPr>
+          <w:rFonts w:asciiTheme="minorHAnsi" w:hAnsiTheme="minorHAnsi"/>
+          <w:sz w:val="24"/>
+          <w:szCs w:val="24"/>
+        </w:rPr>
+        <w:t>criteria.</w:t>
+      </w:r>
+    </w:p>
+    <w:p>
+      <w:pPr>
+        <w:pStyle w:val="p2"/>
+        <w:spacing w:before="240"/>
+        <w:jc w:val="both"/>
+        <w:rPr>
+          <w:rFonts w:asciiTheme="minorHAnsi" w:hAnsiTheme="minorHAnsi"/>
+          <w:sz w:val="24"/>
+          <w:szCs w:val="24"/>
+        </w:rPr>
+      </w:pPr>
+      <w:r>
+        <w:rPr>
+          <w:rStyle w:val="s1"/>
+          <w:rFonts w:asciiTheme="minorHAnsi" w:hAnsiTheme="minorHAnsi"/>
+          <w:b/>
+          <w:bCs/>
+          <w:sz w:val="24"/>
+          <w:szCs w:val="24"/>
+        </w:rPr>
+        <w:t xml:space="preserve">6. </w:t>
+      </w:r>
+      <w:r>
+        <w:rPr>
+          <w:rFonts w:asciiTheme="minorHAnsi" w:hAnsiTheme="minorHAnsi"/>
+          <w:b/>
+          <w:bCs/>
+          <w:sz w:val="24"/>
+          <w:szCs w:val="24"/>
+        </w:rPr>
+        <w:t>What is requirements traceability and why does it matter?</w:t>
+      </w:r>
+    </w:p>
+    <w:p>
+      <w:pPr>
+        <w:pStyle w:val="p3"/>
+        <w:jc w:val="both"/>
+        <w:rPr>
+          <w:rFonts w:asciiTheme="minorHAnsi" w:hAnsiTheme="minorHAnsi"/>
+          <w:sz w:val="24"/>
+          <w:szCs w:val="24"/>
+        </w:rPr>
+      </w:pPr>
+      <w:r>
+        <w:rPr>
+          <w:rStyle w:val="s2"/>
+          <w:rFonts w:asciiTheme="minorHAnsi" w:hAnsiTheme="minorHAnsi"/>
+          <w:sz w:val="24"/>
+          <w:szCs w:val="24"/>
+        </w:rPr>
+        <w:t xml:space="preserve">• </w:t>
+      </w:r>
+      <w:r>
+        <w:rPr>
+          <w:rFonts w:asciiTheme="minorHAnsi" w:hAnsiTheme="minorHAnsi"/>
+          <w:sz w:val="24"/>
+          <w:szCs w:val="24"/>
+        </w:rPr>
+        <w:t>Linking each requirement forward to design, build and test cases, and backward to the business objective that</w:t>
+      </w:r>
+      <w:r>
+        <w:rPr>
+          <w:rFonts w:asciiTheme="minorHAnsi" w:hAnsiTheme="minorHAnsi"/>
+          <w:sz w:val="24"/>
+          <w:szCs w:val="24"/>
+        </w:rPr>
+        <w:t xml:space="preserve"> </w:t>
+      </w:r>
+      <w:r>
+        <w:rPr>
+          <w:rFonts w:asciiTheme="minorHAnsi" w:hAnsiTheme="minorHAnsi"/>
+          <w:sz w:val="24"/>
+          <w:szCs w:val="24"/>
+        </w:rPr>
+        <w:t>justified it.</w:t>
+      </w:r>
+    </w:p>
+    <w:p>
+      <w:pPr>
+        <w:pStyle w:val="p3"/>
+        <w:jc w:val="both"/>
+        <w:rPr>
+          <w:rFonts w:asciiTheme="minorHAnsi" w:hAnsiTheme="minorHAnsi"/>
+          <w:sz w:val="24"/>
+          <w:szCs w:val="24"/>
+        </w:rPr>
+      </w:pPr>
+      <w:r>
+        <w:rPr>
+          <w:rStyle w:val="s2"/>
+          <w:rFonts w:asciiTheme="minorHAnsi" w:hAnsiTheme="minorHAnsi"/>
+          <w:sz w:val="24"/>
+          <w:szCs w:val="24"/>
+        </w:rPr>
+        <w:t xml:space="preserve">• </w:t>
+      </w:r>
+      <w:r>
+        <w:rPr>
+          <w:rStyle w:val="s3"/>
+          <w:rFonts w:asciiTheme="minorHAnsi" w:hAnsiTheme="minorHAnsi"/>
+          <w:b/>
+          <w:bCs/>
+          <w:sz w:val="24"/>
+          <w:szCs w:val="24"/>
+        </w:rPr>
+        <w:t xml:space="preserve">Why it matters: </w:t>
+      </w:r>
+      <w:r>
+        <w:rPr>
+          <w:rFonts w:asciiTheme="minorHAnsi" w:hAnsiTheme="minorHAnsi"/>
+          <w:sz w:val="24"/>
+          <w:szCs w:val="24"/>
+        </w:rPr>
+        <w:t>it proves test coverage, it lets you do impact analysis when something changes, and it</w:t>
+      </w:r>
+      <w:r>
+        <w:rPr>
+          <w:rFonts w:asciiTheme="minorHAnsi" w:hAnsiTheme="minorHAnsi"/>
+          <w:sz w:val="24"/>
+          <w:szCs w:val="24"/>
+        </w:rPr>
+        <w:t xml:space="preserve"> </w:t>
+      </w:r>
+      <w:r>
+        <w:rPr>
+          <w:rFonts w:asciiTheme="minorHAnsi" w:hAnsiTheme="minorHAnsi"/>
+          <w:sz w:val="24"/>
+          <w:szCs w:val="24"/>
+        </w:rPr>
+        <w:t>demonstrates that scope was delivered — which matters a great deal in government, where projects are audited.</w:t>
+      </w:r>
+    </w:p>
+    <w:p>
+      <w:pPr>
+        <w:pStyle w:val="p3"/>
+        <w:jc w:val="both"/>
+        <w:rPr>
+          <w:rFonts w:asciiTheme="minorHAnsi" w:hAnsiTheme="minorHAnsi"/>
+          <w:sz w:val="24"/>
+          <w:szCs w:val="24"/>
+        </w:rPr>
+      </w:pPr>
+      <w:r>
+        <w:rPr>
+          <w:rStyle w:val="s2"/>
+          <w:rFonts w:asciiTheme="minorHAnsi" w:hAnsiTheme="minorHAnsi"/>
+          <w:sz w:val="24"/>
+          <w:szCs w:val="24"/>
+        </w:rPr>
+        <w:t xml:space="preserve">• </w:t>
+      </w:r>
+      <w:r>
+        <w:rPr>
+          <w:rFonts w:asciiTheme="minorHAnsi" w:hAnsiTheme="minorHAnsi"/>
+          <w:sz w:val="24"/>
+          <w:szCs w:val="24"/>
+        </w:rPr>
+        <w:t>Practically this is a traceability matrix, or requirement links in Jira.</w:t>
+      </w:r>
+    </w:p>
+    <w:p>
+      <w:pPr>
+        <w:pStyle w:val="p2"/>
+        <w:spacing w:before="240"/>
+        <w:jc w:val="both"/>
+        <w:rPr>
+          <w:rFonts w:asciiTheme="minorHAnsi" w:hAnsiTheme="minorHAnsi"/>
+          <w:sz w:val="24"/>
+          <w:szCs w:val="24"/>
+        </w:rPr>
+      </w:pPr>
+      <w:r>
+        <w:rPr>
+          <w:rStyle w:val="s1"/>
+          <w:rFonts w:asciiTheme="minorHAnsi" w:hAnsiTheme="minorHAnsi"/>
+          <w:b/>
+          <w:bCs/>
+          <w:sz w:val="24"/>
+          <w:szCs w:val="24"/>
+        </w:rPr>
+        <w:t xml:space="preserve">7. </w:t>
+      </w:r>
+      <w:r>
+        <w:rPr>
+          <w:rFonts w:asciiTheme="minorHAnsi" w:hAnsiTheme="minorHAnsi"/>
+          <w:b/>
+          <w:bCs/>
+          <w:sz w:val="24"/>
+          <w:szCs w:val="24"/>
+        </w:rPr>
+        <w:t>Walk me through how you would map an as-is process and identify improvements.</w:t>
+      </w:r>
+    </w:p>
+    <w:p>
+      <w:pPr>
+        <w:pStyle w:val="p3"/>
+        <w:jc w:val="both"/>
+        <w:rPr>
+          <w:rFonts w:asciiTheme="minorHAnsi" w:hAnsiTheme="minorHAnsi"/>
+          <w:sz w:val="24"/>
+          <w:szCs w:val="24"/>
+        </w:rPr>
+      </w:pPr>
+      <w:r>
+        <w:rPr>
+          <w:rStyle w:val="s2"/>
+          <w:rFonts w:asciiTheme="minorHAnsi" w:hAnsiTheme="minorHAnsi"/>
+          <w:sz w:val="24"/>
+          <w:szCs w:val="24"/>
+        </w:rPr>
+        <w:t xml:space="preserve">• </w:t>
+      </w:r>
+      <w:r>
+        <w:rPr>
+          <w:rFonts w:asciiTheme="minorHAnsi" w:hAnsiTheme="minorHAnsi"/>
+          <w:sz w:val="24"/>
+          <w:szCs w:val="24"/>
+        </w:rPr>
+        <w:t>Define the boundaries first — where the process starts and ends — and identify the actors and systems involved.</w:t>
+      </w:r>
+    </w:p>
+    <w:p>
+      <w:pPr>
+        <w:pStyle w:val="p3"/>
+        <w:jc w:val="both"/>
+        <w:rPr>
+          <w:rFonts w:asciiTheme="minorHAnsi" w:hAnsiTheme="minorHAnsi"/>
+          <w:sz w:val="24"/>
+          <w:szCs w:val="24"/>
+        </w:rPr>
+      </w:pPr>
+      <w:r>
+        <w:rPr>
+          <w:rStyle w:val="s2"/>
+          <w:rFonts w:asciiTheme="minorHAnsi" w:hAnsiTheme="minorHAnsi"/>
+          <w:sz w:val="24"/>
+          <w:szCs w:val="24"/>
+        </w:rPr>
+        <w:t xml:space="preserve">• </w:t>
+      </w:r>
+      <w:r>
+        <w:rPr>
+          <w:rFonts w:asciiTheme="minorHAnsi" w:hAnsiTheme="minorHAnsi"/>
+          <w:sz w:val="24"/>
+          <w:szCs w:val="24"/>
+        </w:rPr>
+        <w:t xml:space="preserve">Walk it end to end with the people who </w:t>
+      </w:r>
       <w:proofErr w:type="gramStart"/>
       <w:r>
         <w:rPr>
@@ -3946,7 +4311,7 @@
           <w:sz w:val="24"/>
           <w:szCs w:val="24"/>
         </w:rPr>
-        <w:t>Could</w:t>
+        <w:t>actually perform</w:t>
       </w:r>
       <w:proofErr w:type="gramEnd"/>
       <w:r>
@@ -3955,133 +4320,156 @@
           <w:sz w:val="24"/>
           <w:szCs w:val="24"/>
         </w:rPr>
-        <w:t xml:space="preserve"> have, Won’t have this time. The "this time" matters — it is a deferral,</w:t>
-      </w:r>
-      <w:r>
-        <w:rPr>
-          <w:rFonts w:asciiTheme="minorHAnsi" w:hAnsiTheme="minorHAnsi"/>
-          <w:sz w:val="24"/>
-          <w:szCs w:val="24"/>
-        </w:rPr>
-        <w:t xml:space="preserve"> </w:t>
-      </w:r>
-      <w:r>
-        <w:rPr>
-          <w:rFonts w:asciiTheme="minorHAnsi" w:hAnsiTheme="minorHAnsi"/>
-          <w:sz w:val="24"/>
-          <w:szCs w:val="24"/>
-        </w:rPr>
-        <w:t>not a rejection, which makes the conversation easier.</w:t>
-      </w:r>
-      <w:r>
-        <w:rPr>
-          <w:rStyle w:val="s2"/>
-          <w:rFonts w:asciiTheme="minorHAnsi" w:hAnsiTheme="minorHAnsi"/>
-          <w:sz w:val="24"/>
-          <w:szCs w:val="24"/>
-        </w:rPr>
-        <w:t xml:space="preserve">• </w:t>
-      </w:r>
-      <w:r>
-        <w:rPr>
-          <w:rFonts w:asciiTheme="minorHAnsi" w:hAnsiTheme="minorHAnsi"/>
-          <w:sz w:val="24"/>
-          <w:szCs w:val="24"/>
-        </w:rPr>
-        <w:t>The test question for a Must: what happens if we go live without it? If the answer is anything other than "we</w:t>
-      </w:r>
-      <w:r>
-        <w:rPr>
-          <w:rFonts w:asciiTheme="minorHAnsi" w:hAnsiTheme="minorHAnsi"/>
-          <w:sz w:val="24"/>
-          <w:szCs w:val="24"/>
-        </w:rPr>
-        <w:t xml:space="preserve"> </w:t>
-      </w:r>
-      <w:r>
-        <w:rPr>
-          <w:rFonts w:asciiTheme="minorHAnsi" w:hAnsiTheme="minorHAnsi"/>
-          <w:sz w:val="24"/>
-          <w:szCs w:val="24"/>
-        </w:rPr>
-        <w:t>cannot go live" or "we breach an obligation", it is not a Must.</w:t>
-      </w:r>
-    </w:p>
-    <w:p>
-      <w:pPr>
-        <w:pStyle w:val="p3"/>
-        <w:jc w:val="both"/>
-        <w:rPr>
-          <w:rFonts w:asciiTheme="minorHAnsi" w:hAnsiTheme="minorHAnsi"/>
-          <w:sz w:val="24"/>
-          <w:szCs w:val="24"/>
-        </w:rPr>
-      </w:pPr>
-      <w:r>
-        <w:rPr>
-          <w:rStyle w:val="s2"/>
-          <w:rFonts w:asciiTheme="minorHAnsi" w:hAnsiTheme="minorHAnsi"/>
-          <w:sz w:val="24"/>
-          <w:szCs w:val="24"/>
-        </w:rPr>
-        <w:t xml:space="preserve">• </w:t>
-      </w:r>
-      <w:r>
-        <w:rPr>
-          <w:rFonts w:asciiTheme="minorHAnsi" w:hAnsiTheme="minorHAnsi"/>
-          <w:sz w:val="24"/>
-          <w:szCs w:val="24"/>
-        </w:rPr>
-        <w:t>Anchor decisions on business value, legislative or regulatory obligation, dependency order, and risk.</w:t>
-      </w:r>
-    </w:p>
-    <w:p>
-      <w:pPr>
-        <w:pStyle w:val="p3"/>
-        <w:jc w:val="both"/>
-        <w:rPr>
-          <w:rFonts w:asciiTheme="minorHAnsi" w:hAnsiTheme="minorHAnsi"/>
-          <w:sz w:val="24"/>
-          <w:szCs w:val="24"/>
-        </w:rPr>
-      </w:pPr>
-      <w:r>
-        <w:rPr>
-          <w:rStyle w:val="s2"/>
-          <w:rFonts w:asciiTheme="minorHAnsi" w:hAnsiTheme="minorHAnsi"/>
-          <w:sz w:val="24"/>
-          <w:szCs w:val="24"/>
-        </w:rPr>
-        <w:t xml:space="preserve">• </w:t>
-      </w:r>
-      <w:r>
-        <w:rPr>
-          <w:rFonts w:asciiTheme="minorHAnsi" w:hAnsiTheme="minorHAnsi"/>
-          <w:sz w:val="24"/>
-          <w:szCs w:val="24"/>
-        </w:rPr>
-        <w:t>Mention alternatives you know: value-versus-effort matrix, cost of delay, weighted scoring against agreed</w:t>
-      </w:r>
-      <w:r>
-        <w:rPr>
-          <w:rFonts w:asciiTheme="minorHAnsi" w:hAnsiTheme="minorHAnsi"/>
-          <w:sz w:val="24"/>
-          <w:szCs w:val="24"/>
-        </w:rPr>
-        <w:t xml:space="preserve"> </w:t>
-      </w:r>
-      <w:r>
-        <w:rPr>
-          <w:rFonts w:asciiTheme="minorHAnsi" w:hAnsiTheme="minorHAnsi"/>
-          <w:sz w:val="24"/>
-          <w:szCs w:val="24"/>
-        </w:rPr>
-        <w:t>criteria.</w:t>
+        <w:t xml:space="preserve"> it, not only their manager. Capture steps, decision</w:t>
+      </w:r>
+      <w:r>
+        <w:rPr>
+          <w:rFonts w:asciiTheme="minorHAnsi" w:hAnsiTheme="minorHAnsi"/>
+          <w:sz w:val="24"/>
+          <w:szCs w:val="24"/>
+        </w:rPr>
+        <w:t xml:space="preserve"> </w:t>
+      </w:r>
+      <w:r>
+        <w:rPr>
+          <w:rFonts w:asciiTheme="minorHAnsi" w:hAnsiTheme="minorHAnsi"/>
+          <w:sz w:val="24"/>
+          <w:szCs w:val="24"/>
+        </w:rPr>
+        <w:t>points, handoffs, systems touched, and how long each stage takes.</w:t>
+      </w:r>
+    </w:p>
+    <w:p>
+      <w:pPr>
+        <w:pStyle w:val="p3"/>
+        <w:jc w:val="both"/>
+        <w:rPr>
+          <w:rFonts w:asciiTheme="minorHAnsi" w:hAnsiTheme="minorHAnsi"/>
+          <w:sz w:val="24"/>
+          <w:szCs w:val="24"/>
+        </w:rPr>
+      </w:pPr>
+      <w:r>
+        <w:rPr>
+          <w:rStyle w:val="s2"/>
+          <w:rFonts w:asciiTheme="minorHAnsi" w:hAnsiTheme="minorHAnsi"/>
+          <w:sz w:val="24"/>
+          <w:szCs w:val="24"/>
+        </w:rPr>
+        <w:t xml:space="preserve">• </w:t>
+      </w:r>
+      <w:r>
+        <w:rPr>
+          <w:rFonts w:asciiTheme="minorHAnsi" w:hAnsiTheme="minorHAnsi"/>
+          <w:sz w:val="24"/>
+          <w:szCs w:val="24"/>
+        </w:rPr>
+        <w:t>Validate the map back with those people. Expect to be wrong the first time.</w:t>
+      </w:r>
+    </w:p>
+    <w:p>
+      <w:pPr>
+        <w:pStyle w:val="p3"/>
+        <w:jc w:val="both"/>
+        <w:rPr>
+          <w:rFonts w:asciiTheme="minorHAnsi" w:hAnsiTheme="minorHAnsi"/>
+          <w:sz w:val="24"/>
+          <w:szCs w:val="24"/>
+        </w:rPr>
+      </w:pPr>
+      <w:r>
+        <w:rPr>
+          <w:rStyle w:val="s2"/>
+          <w:rFonts w:asciiTheme="minorHAnsi" w:hAnsiTheme="minorHAnsi"/>
+          <w:sz w:val="24"/>
+          <w:szCs w:val="24"/>
+        </w:rPr>
+        <w:t xml:space="preserve">• </w:t>
+      </w:r>
+      <w:r>
+        <w:rPr>
+          <w:rStyle w:val="s3"/>
+          <w:rFonts w:asciiTheme="minorHAnsi" w:hAnsiTheme="minorHAnsi"/>
+          <w:b/>
+          <w:bCs/>
+          <w:sz w:val="24"/>
+          <w:szCs w:val="24"/>
+        </w:rPr>
+        <w:t xml:space="preserve">Then look for: </w:t>
+      </w:r>
+      <w:r>
+        <w:rPr>
+          <w:rFonts w:asciiTheme="minorHAnsi" w:hAnsiTheme="minorHAnsi"/>
+          <w:sz w:val="24"/>
+          <w:szCs w:val="24"/>
+        </w:rPr>
+        <w:t>delays and queues, rework loops, duplicate data entry, manual workarounds people have</w:t>
+      </w:r>
+      <w:r>
+        <w:rPr>
+          <w:rFonts w:asciiTheme="minorHAnsi" w:hAnsiTheme="minorHAnsi"/>
+          <w:sz w:val="24"/>
+          <w:szCs w:val="24"/>
+        </w:rPr>
+        <w:t xml:space="preserve"> </w:t>
+      </w:r>
+      <w:r>
+        <w:rPr>
+          <w:rFonts w:asciiTheme="minorHAnsi" w:hAnsiTheme="minorHAnsi"/>
+          <w:sz w:val="24"/>
+          <w:szCs w:val="24"/>
+        </w:rPr>
+        <w:t>invented, approval bottlenecks, and steps nobody can justify.</w:t>
+      </w:r>
+    </w:p>
+    <w:p>
+      <w:pPr>
+        <w:pStyle w:val="p3"/>
+        <w:jc w:val="both"/>
+        <w:rPr>
+          <w:rFonts w:asciiTheme="minorHAnsi" w:hAnsiTheme="minorHAnsi"/>
+          <w:sz w:val="24"/>
+          <w:szCs w:val="24"/>
+        </w:rPr>
+      </w:pPr>
+      <w:r>
+        <w:rPr>
+          <w:rStyle w:val="s2"/>
+          <w:rFonts w:asciiTheme="minorHAnsi" w:hAnsiTheme="minorHAnsi"/>
+          <w:sz w:val="24"/>
+          <w:szCs w:val="24"/>
+        </w:rPr>
+        <w:t xml:space="preserve">• </w:t>
+      </w:r>
+      <w:r>
+        <w:rPr>
+          <w:rFonts w:asciiTheme="minorHAnsi" w:hAnsiTheme="minorHAnsi"/>
+          <w:sz w:val="24"/>
+          <w:szCs w:val="24"/>
+        </w:rPr>
+        <w:t>Quantify the problem before proposing a to-be state. "This approval takes eleven days, nine of which are</w:t>
+      </w:r>
+      <w:r>
+        <w:rPr>
+          <w:rFonts w:asciiTheme="minorHAnsi" w:hAnsiTheme="minorHAnsi"/>
+          <w:sz w:val="24"/>
+          <w:szCs w:val="24"/>
+        </w:rPr>
+        <w:t xml:space="preserve"> </w:t>
+      </w:r>
+      <w:r>
+        <w:rPr>
+          <w:rFonts w:asciiTheme="minorHAnsi" w:hAnsiTheme="minorHAnsi"/>
+          <w:sz w:val="24"/>
+          <w:szCs w:val="24"/>
+        </w:rPr>
+        <w:t>waiting" is an argument. "The process is inefficient" is not.</w:t>
       </w:r>
     </w:p>
     <w:p>
       <w:pPr>
         <w:pStyle w:val="p2"/>
+        <w:spacing w:before="240"/>
         <w:jc w:val="both"/>
         <w:rPr>
           <w:rFonts w:asciiTheme="minorHAnsi" w:hAnsiTheme="minorHAnsi"/>
@@ -4098,64 +4486,17 @@
           <w:sz w:val="24"/>
           <w:szCs w:val="24"/>
         </w:rPr>
-        <w:t xml:space="preserve">6. </w:t>
-      </w:r>
-      <w:r>
-        <w:rPr>
-          <w:rFonts w:asciiTheme="minorHAnsi" w:hAnsiTheme="minorHAnsi"/>
-          <w:b/>
-          <w:bCs/>
-          <w:sz w:val="24"/>
-          <w:szCs w:val="24"/>
-        </w:rPr>
-        <w:t>What is requirements traceability and why does it matter?</w:t>
-      </w:r>
-    </w:p>
-    <w:p>
-      <w:pPr>
-        <w:pStyle w:val="p3"/>
-        <w:jc w:val="both"/>
-        <w:rPr>
-          <w:rFonts w:asciiTheme="minorHAnsi" w:hAnsiTheme="minorHAnsi"/>
-          <w:sz w:val="24"/>
-          <w:szCs w:val="24"/>
-        </w:rPr>
-      </w:pPr>
-      <w:r>
-        <w:rPr>
-          <w:rStyle w:val="s2"/>
-          <w:rFonts w:asciiTheme="minorHAnsi" w:hAnsiTheme="minorHAnsi"/>
-          <w:sz w:val="24"/>
-          <w:szCs w:val="24"/>
-        </w:rPr>
-        <w:t xml:space="preserve">• </w:t>
-      </w:r>
-      <w:r>
-        <w:rPr>
-          <w:rFonts w:asciiTheme="minorHAnsi" w:hAnsiTheme="minorHAnsi"/>
-          <w:sz w:val="24"/>
-          <w:szCs w:val="24"/>
-        </w:rPr>
-        <w:t>Linking each requirement forward to design, build and test cases, and backward to the business objective that</w:t>
-      </w:r>
-    </w:p>
-    <w:p>
-      <w:pPr>
-        <w:pStyle w:val="p3"/>
-        <w:jc w:val="both"/>
-        <w:rPr>
-          <w:rFonts w:asciiTheme="minorHAnsi" w:hAnsiTheme="minorHAnsi"/>
-          <w:sz w:val="24"/>
-          <w:szCs w:val="24"/>
-        </w:rPr>
-      </w:pPr>
-      <w:r>
-        <w:rPr>
-          <w:rFonts w:asciiTheme="minorHAnsi" w:hAnsiTheme="minorHAnsi"/>
-          <w:sz w:val="24"/>
-          <w:szCs w:val="24"/>
-        </w:rPr>
-        <w:t>justified it.</w:t>
+        <w:t xml:space="preserve">8. </w:t>
+      </w:r>
+      <w:r>
+        <w:rPr>
+          <w:rFonts w:asciiTheme="minorHAnsi" w:hAnsiTheme="minorHAnsi"/>
+          <w:b/>
+          <w:bCs/>
+          <w:sz w:val="24"/>
+          <w:szCs w:val="24"/>
+        </w:rPr>
+        <w:t>What is the difference between a use case and a user story?</w:t>
       </w:r>
     </w:p>
     <w:p>
@@ -4186,67 +4527,120 @@
           <w:sz w:val="24"/>
           <w:szCs w:val="24"/>
         </w:rPr>
-        <w:t xml:space="preserve">Why it matters: </w:t>
-      </w:r>
-      <w:r>
-        <w:rPr>
-          <w:rFonts w:asciiTheme="minorHAnsi" w:hAnsiTheme="minorHAnsi"/>
-          <w:sz w:val="24"/>
-          <w:szCs w:val="24"/>
-        </w:rPr>
-        <w:t>it proves test coverage, it lets you do impact analysis when something changes, and it</w:t>
-      </w:r>
-    </w:p>
-    <w:p>
-      <w:pPr>
-        <w:pStyle w:val="p3"/>
-        <w:jc w:val="both"/>
-        <w:rPr>
-          <w:rFonts w:asciiTheme="minorHAnsi" w:hAnsiTheme="minorHAnsi"/>
-          <w:sz w:val="24"/>
-          <w:szCs w:val="24"/>
-        </w:rPr>
-      </w:pPr>
-      <w:r>
-        <w:rPr>
-          <w:rFonts w:asciiTheme="minorHAnsi" w:hAnsiTheme="minorHAnsi"/>
-          <w:sz w:val="24"/>
-          <w:szCs w:val="24"/>
-        </w:rPr>
-        <w:t>demonstrates that scope was delivered — which matters a great deal in government, where projects are audited.</w:t>
-      </w:r>
-    </w:p>
-    <w:p>
-      <w:pPr>
-        <w:pStyle w:val="p3"/>
-        <w:jc w:val="both"/>
-        <w:rPr>
-          <w:rFonts w:asciiTheme="minorHAnsi" w:hAnsiTheme="minorHAnsi"/>
-          <w:sz w:val="24"/>
-          <w:szCs w:val="24"/>
-        </w:rPr>
-      </w:pPr>
-      <w:r>
-        <w:rPr>
-          <w:rStyle w:val="s2"/>
-          <w:rFonts w:asciiTheme="minorHAnsi" w:hAnsiTheme="minorHAnsi"/>
-          <w:sz w:val="24"/>
-          <w:szCs w:val="24"/>
-        </w:rPr>
-        <w:t xml:space="preserve">• </w:t>
-      </w:r>
-      <w:r>
-        <w:rPr>
-          <w:rFonts w:asciiTheme="minorHAnsi" w:hAnsiTheme="minorHAnsi"/>
-          <w:sz w:val="24"/>
-          <w:szCs w:val="24"/>
-        </w:rPr>
-        <w:t>Practically this is a traceability matrix, or requirement links in Jira.</w:t>
+        <w:t xml:space="preserve">User story: </w:t>
+      </w:r>
+      <w:r>
+        <w:rPr>
+          <w:rFonts w:asciiTheme="minorHAnsi" w:hAnsiTheme="minorHAnsi"/>
+          <w:sz w:val="24"/>
+          <w:szCs w:val="24"/>
+        </w:rPr>
+        <w:t>a short placeholder for a conversation, one user goal, lives in a backlog, deliberately lightweight, agile</w:t>
+      </w:r>
+      <w:r>
+        <w:rPr>
+          <w:rFonts w:asciiTheme="minorHAnsi" w:hAnsiTheme="minorHAnsi"/>
+          <w:sz w:val="24"/>
+          <w:szCs w:val="24"/>
+        </w:rPr>
+        <w:t xml:space="preserve"> </w:t>
+      </w:r>
+      <w:r>
+        <w:rPr>
+          <w:rFonts w:asciiTheme="minorHAnsi" w:hAnsiTheme="minorHAnsi"/>
+          <w:sz w:val="24"/>
+          <w:szCs w:val="24"/>
+        </w:rPr>
+        <w:t>context.</w:t>
+      </w:r>
+    </w:p>
+    <w:p>
+      <w:pPr>
+        <w:pStyle w:val="p3"/>
+        <w:jc w:val="both"/>
+        <w:rPr>
+          <w:rFonts w:asciiTheme="minorHAnsi" w:hAnsiTheme="minorHAnsi"/>
+          <w:sz w:val="24"/>
+          <w:szCs w:val="24"/>
+        </w:rPr>
+      </w:pPr>
+      <w:r>
+        <w:rPr>
+          <w:rStyle w:val="s2"/>
+          <w:rFonts w:asciiTheme="minorHAnsi" w:hAnsiTheme="minorHAnsi"/>
+          <w:sz w:val="24"/>
+          <w:szCs w:val="24"/>
+        </w:rPr>
+        <w:t xml:space="preserve">• </w:t>
+      </w:r>
+      <w:r>
+        <w:rPr>
+          <w:rStyle w:val="s3"/>
+          <w:rFonts w:asciiTheme="minorHAnsi" w:hAnsiTheme="minorHAnsi"/>
+          <w:b/>
+          <w:bCs/>
+          <w:sz w:val="24"/>
+          <w:szCs w:val="24"/>
+        </w:rPr>
+        <w:t xml:space="preserve">Use case: </w:t>
+      </w:r>
+      <w:r>
+        <w:rPr>
+          <w:rFonts w:asciiTheme="minorHAnsi" w:hAnsiTheme="minorHAnsi"/>
+          <w:sz w:val="24"/>
+          <w:szCs w:val="24"/>
+        </w:rPr>
+        <w:t>a fuller specification with actors, preconditions, main flow, alternate flows and exception flows. Better</w:t>
+      </w:r>
+      <w:r>
+        <w:rPr>
+          <w:rFonts w:asciiTheme="minorHAnsi" w:hAnsiTheme="minorHAnsi"/>
+          <w:sz w:val="24"/>
+          <w:szCs w:val="24"/>
+        </w:rPr>
+        <w:t xml:space="preserve"> </w:t>
+      </w:r>
+      <w:r>
+        <w:rPr>
+          <w:rFonts w:asciiTheme="minorHAnsi" w:hAnsiTheme="minorHAnsi"/>
+          <w:sz w:val="24"/>
+          <w:szCs w:val="24"/>
+        </w:rPr>
+        <w:t>suited to complex, rule-heavy or highly regulated processes where the edge cases carry the risk.</w:t>
+      </w:r>
+    </w:p>
+    <w:p>
+      <w:pPr>
+        <w:pStyle w:val="p3"/>
+        <w:jc w:val="both"/>
+        <w:rPr>
+          <w:rFonts w:asciiTheme="minorHAnsi" w:hAnsiTheme="minorHAnsi"/>
+          <w:sz w:val="24"/>
+          <w:szCs w:val="24"/>
+        </w:rPr>
+      </w:pPr>
+      <w:r>
+        <w:rPr>
+          <w:rStyle w:val="s2"/>
+          <w:rFonts w:asciiTheme="minorHAnsi" w:hAnsiTheme="minorHAnsi"/>
+          <w:sz w:val="24"/>
+          <w:szCs w:val="24"/>
+        </w:rPr>
+        <w:t xml:space="preserve">• </w:t>
+      </w:r>
+      <w:r>
+        <w:rPr>
+          <w:rFonts w:asciiTheme="minorHAnsi" w:hAnsiTheme="minorHAnsi"/>
+          <w:sz w:val="24"/>
+          <w:szCs w:val="24"/>
+        </w:rPr>
+        <w:t>They are not mutually exclusive — a complex story often gets a use case written behind it.</w:t>
       </w:r>
     </w:p>
     <w:p>
       <w:pPr>
         <w:pStyle w:val="p2"/>
+        <w:spacing w:before="240"/>
         <w:jc w:val="both"/>
         <w:rPr>
           <w:rFonts w:asciiTheme="minorHAnsi" w:hAnsiTheme="minorHAnsi"/>
@@ -4263,73 +4657,919 @@
           <w:sz w:val="24"/>
           <w:szCs w:val="24"/>
         </w:rPr>
-        <w:t xml:space="preserve">7. </w:t>
-      </w:r>
-      <w:r>
-        <w:rPr>
-          <w:rFonts w:asciiTheme="minorHAnsi" w:hAnsiTheme="minorHAnsi"/>
-          <w:b/>
-          <w:bCs/>
-          <w:sz w:val="24"/>
-          <w:szCs w:val="24"/>
-        </w:rPr>
-        <w:t>Walk me through how you would map an as-is process and identify improvements.</w:t>
-      </w:r>
-    </w:p>
-    <w:p>
-      <w:pPr>
-        <w:pStyle w:val="p3"/>
-        <w:jc w:val="both"/>
-        <w:rPr>
-          <w:rFonts w:asciiTheme="minorHAnsi" w:hAnsiTheme="minorHAnsi"/>
-          <w:sz w:val="24"/>
-          <w:szCs w:val="24"/>
-        </w:rPr>
-      </w:pPr>
-      <w:r>
-        <w:rPr>
-          <w:rStyle w:val="s2"/>
-          <w:rFonts w:asciiTheme="minorHAnsi" w:hAnsiTheme="minorHAnsi"/>
-          <w:sz w:val="24"/>
-          <w:szCs w:val="24"/>
-        </w:rPr>
-        <w:t xml:space="preserve">• </w:t>
-      </w:r>
-      <w:r>
-        <w:rPr>
-          <w:rFonts w:asciiTheme="minorHAnsi" w:hAnsiTheme="minorHAnsi"/>
-          <w:sz w:val="24"/>
-          <w:szCs w:val="24"/>
-        </w:rPr>
-        <w:t>Define the boundaries first — where the process starts and ends — and identify the actors and systems involved.</w:t>
-      </w:r>
-    </w:p>
-    <w:p>
-      <w:pPr>
-        <w:pStyle w:val="p3"/>
-        <w:jc w:val="both"/>
-        <w:rPr>
-          <w:rFonts w:asciiTheme="minorHAnsi" w:hAnsiTheme="minorHAnsi"/>
-          <w:sz w:val="24"/>
-          <w:szCs w:val="24"/>
-        </w:rPr>
-      </w:pPr>
-      <w:r>
-        <w:rPr>
-          <w:rStyle w:val="s2"/>
-          <w:rFonts w:asciiTheme="minorHAnsi" w:hAnsiTheme="minorHAnsi"/>
-          <w:sz w:val="24"/>
-          <w:szCs w:val="24"/>
-        </w:rPr>
-        <w:t xml:space="preserve">• </w:t>
-      </w:r>
-      <w:r>
-        <w:rPr>
-          <w:rFonts w:asciiTheme="minorHAnsi" w:hAnsiTheme="minorHAnsi"/>
-          <w:sz w:val="24"/>
-          <w:szCs w:val="24"/>
-        </w:rPr>
-        <w:t xml:space="preserve">Walk it end to end with the people who </w:t>
+        <w:t xml:space="preserve">9. </w:t>
+      </w:r>
+      <w:r>
+        <w:rPr>
+          <w:rFonts w:asciiTheme="minorHAnsi" w:hAnsiTheme="minorHAnsi"/>
+          <w:b/>
+          <w:bCs/>
+          <w:sz w:val="24"/>
+          <w:szCs w:val="24"/>
+        </w:rPr>
+        <w:t>Which diagram would you use to show a decision-heavy approval workflow, and why?</w:t>
+      </w:r>
+    </w:p>
+    <w:p>
+      <w:pPr>
+        <w:pStyle w:val="p3"/>
+        <w:jc w:val="both"/>
+        <w:rPr>
+          <w:rFonts w:asciiTheme="minorHAnsi" w:hAnsiTheme="minorHAnsi"/>
+          <w:sz w:val="24"/>
+          <w:szCs w:val="24"/>
+        </w:rPr>
+      </w:pPr>
+      <w:r>
+        <w:rPr>
+          <w:rStyle w:val="s2"/>
+          <w:rFonts w:asciiTheme="minorHAnsi" w:hAnsiTheme="minorHAnsi"/>
+          <w:sz w:val="24"/>
+          <w:szCs w:val="24"/>
+        </w:rPr>
+        <w:t xml:space="preserve">• </w:t>
+      </w:r>
+      <w:r>
+        <w:rPr>
+          <w:rFonts w:asciiTheme="minorHAnsi" w:hAnsiTheme="minorHAnsi"/>
+          <w:sz w:val="24"/>
+          <w:szCs w:val="24"/>
+        </w:rPr>
+        <w:t>A BPMN process diagram with gateways for the decision points, and swimlanes for each approving role.</w:t>
+      </w:r>
+    </w:p>
+    <w:p>
+      <w:pPr>
+        <w:pStyle w:val="p3"/>
+        <w:jc w:val="both"/>
+        <w:rPr>
+          <w:rFonts w:asciiTheme="minorHAnsi" w:hAnsiTheme="minorHAnsi"/>
+          <w:sz w:val="24"/>
+          <w:szCs w:val="24"/>
+        </w:rPr>
+      </w:pPr>
+      <w:r>
+        <w:rPr>
+          <w:rStyle w:val="s2"/>
+          <w:rFonts w:asciiTheme="minorHAnsi" w:hAnsiTheme="minorHAnsi"/>
+          <w:sz w:val="24"/>
+          <w:szCs w:val="24"/>
+        </w:rPr>
+        <w:t xml:space="preserve">• </w:t>
+      </w:r>
+      <w:r>
+        <w:rPr>
+          <w:rFonts w:asciiTheme="minorHAnsi" w:hAnsiTheme="minorHAnsi"/>
+          <w:sz w:val="24"/>
+          <w:szCs w:val="24"/>
+        </w:rPr>
+        <w:t>Swimlanes are the reason: they make handoffs and accountability visible, which is normally the actual source of</w:t>
+      </w:r>
+    </w:p>
+    <w:p>
+      <w:pPr>
+        <w:pStyle w:val="p3"/>
+        <w:jc w:val="both"/>
+        <w:rPr>
+          <w:rFonts w:asciiTheme="minorHAnsi" w:hAnsiTheme="minorHAnsi"/>
+          <w:sz w:val="24"/>
+          <w:szCs w:val="24"/>
+        </w:rPr>
+      </w:pPr>
+      <w:r>
+        <w:rPr>
+          <w:rFonts w:asciiTheme="minorHAnsi" w:hAnsiTheme="minorHAnsi"/>
+          <w:sz w:val="24"/>
+          <w:szCs w:val="24"/>
+        </w:rPr>
+        <w:lastRenderedPageBreak/>
+        <w:t>delay in an approval chain.</w:t>
+      </w:r>
+    </w:p>
+    <w:p>
+      <w:pPr>
+        <w:pStyle w:val="p3"/>
+        <w:jc w:val="both"/>
+        <w:rPr>
+          <w:rFonts w:asciiTheme="minorHAnsi" w:hAnsiTheme="minorHAnsi"/>
+          <w:sz w:val="24"/>
+          <w:szCs w:val="24"/>
+        </w:rPr>
+      </w:pPr>
+      <w:r>
+        <w:rPr>
+          <w:rStyle w:val="s2"/>
+          <w:rFonts w:asciiTheme="minorHAnsi" w:hAnsiTheme="minorHAnsi"/>
+          <w:sz w:val="24"/>
+          <w:szCs w:val="24"/>
+        </w:rPr>
+        <w:t xml:space="preserve">• </w:t>
+      </w:r>
+      <w:r>
+        <w:rPr>
+          <w:rFonts w:asciiTheme="minorHAnsi" w:hAnsiTheme="minorHAnsi"/>
+          <w:sz w:val="24"/>
+          <w:szCs w:val="24"/>
+        </w:rPr>
+        <w:t>If the rules are combinatorial — several conditions interacting — pair the diagram with a decision table, which</w:t>
+      </w:r>
+      <w:r>
+        <w:rPr>
+          <w:rFonts w:asciiTheme="minorHAnsi" w:hAnsiTheme="minorHAnsi"/>
+          <w:sz w:val="24"/>
+          <w:szCs w:val="24"/>
+        </w:rPr>
+        <w:t xml:space="preserve"> </w:t>
+      </w:r>
+      <w:r>
+        <w:rPr>
+          <w:rFonts w:asciiTheme="minorHAnsi" w:hAnsiTheme="minorHAnsi"/>
+          <w:sz w:val="24"/>
+          <w:szCs w:val="24"/>
+        </w:rPr>
+        <w:t>handles that far more readably than nested branches.</w:t>
+      </w:r>
+    </w:p>
+    <w:p>
+      <w:pPr>
+        <w:pStyle w:val="p2"/>
+        <w:spacing w:before="240"/>
+        <w:jc w:val="both"/>
+        <w:rPr>
+          <w:rFonts w:asciiTheme="minorHAnsi" w:hAnsiTheme="minorHAnsi"/>
+          <w:sz w:val="24"/>
+          <w:szCs w:val="24"/>
+        </w:rPr>
+      </w:pPr>
+      <w:r>
+        <w:rPr>
+          <w:rStyle w:val="s1"/>
+          <w:rFonts w:asciiTheme="minorHAnsi" w:hAnsiTheme="minorHAnsi"/>
+          <w:b/>
+          <w:bCs/>
+          <w:sz w:val="24"/>
+          <w:szCs w:val="24"/>
+        </w:rPr>
+        <w:t xml:space="preserve">10. </w:t>
+      </w:r>
+      <w:r>
+        <w:rPr>
+          <w:rFonts w:asciiTheme="minorHAnsi" w:hAnsiTheme="minorHAnsi"/>
+          <w:b/>
+          <w:bCs/>
+          <w:sz w:val="24"/>
+          <w:szCs w:val="24"/>
+        </w:rPr>
+        <w:t>How would you run a gap analysis for a service moving from paper to online?</w:t>
+      </w:r>
+    </w:p>
+    <w:p>
+      <w:pPr>
+        <w:pStyle w:val="p3"/>
+        <w:jc w:val="both"/>
+        <w:rPr>
+          <w:rFonts w:asciiTheme="minorHAnsi" w:hAnsiTheme="minorHAnsi"/>
+          <w:sz w:val="24"/>
+          <w:szCs w:val="24"/>
+        </w:rPr>
+      </w:pPr>
+      <w:r>
+        <w:rPr>
+          <w:rStyle w:val="s2"/>
+          <w:rFonts w:asciiTheme="minorHAnsi" w:hAnsiTheme="minorHAnsi"/>
+          <w:sz w:val="24"/>
+          <w:szCs w:val="24"/>
+        </w:rPr>
+        <w:t xml:space="preserve">• </w:t>
+      </w:r>
+      <w:r>
+        <w:rPr>
+          <w:rFonts w:asciiTheme="minorHAnsi" w:hAnsiTheme="minorHAnsi"/>
+          <w:sz w:val="24"/>
+          <w:szCs w:val="24"/>
+        </w:rPr>
+        <w:t>Document the current state: the forms, the steps, processing times, error and rejection rates, volumes.</w:t>
+      </w:r>
+    </w:p>
+    <w:p>
+      <w:pPr>
+        <w:pStyle w:val="p3"/>
+        <w:jc w:val="both"/>
+        <w:rPr>
+          <w:rFonts w:asciiTheme="minorHAnsi" w:hAnsiTheme="minorHAnsi"/>
+          <w:sz w:val="24"/>
+          <w:szCs w:val="24"/>
+        </w:rPr>
+      </w:pPr>
+      <w:r>
+        <w:rPr>
+          <w:rStyle w:val="s2"/>
+          <w:rFonts w:asciiTheme="minorHAnsi" w:hAnsiTheme="minorHAnsi"/>
+          <w:sz w:val="24"/>
+          <w:szCs w:val="24"/>
+        </w:rPr>
+        <w:t xml:space="preserve">• </w:t>
+      </w:r>
+      <w:r>
+        <w:rPr>
+          <w:rFonts w:asciiTheme="minorHAnsi" w:hAnsiTheme="minorHAnsi"/>
+          <w:sz w:val="24"/>
+          <w:szCs w:val="24"/>
+        </w:rPr>
+        <w:t>Define the target state and the objectives behind it — is this about cost, speed, accuracy, or reach?</w:t>
+      </w:r>
+    </w:p>
+    <w:p>
+      <w:pPr>
+        <w:pStyle w:val="p3"/>
+        <w:jc w:val="both"/>
+        <w:rPr>
+          <w:rFonts w:asciiTheme="minorHAnsi" w:hAnsiTheme="minorHAnsi"/>
+          <w:sz w:val="24"/>
+          <w:szCs w:val="24"/>
+        </w:rPr>
+      </w:pPr>
+      <w:r>
+        <w:rPr>
+          <w:rStyle w:val="s2"/>
+          <w:rFonts w:asciiTheme="minorHAnsi" w:hAnsiTheme="minorHAnsi"/>
+          <w:sz w:val="24"/>
+          <w:szCs w:val="24"/>
+        </w:rPr>
+        <w:t xml:space="preserve">• </w:t>
+      </w:r>
+      <w:r>
+        <w:rPr>
+          <w:rStyle w:val="s3"/>
+          <w:rFonts w:asciiTheme="minorHAnsi" w:hAnsiTheme="minorHAnsi"/>
+          <w:b/>
+          <w:bCs/>
+          <w:sz w:val="24"/>
+          <w:szCs w:val="24"/>
+        </w:rPr>
+        <w:t xml:space="preserve">Identify gaps across categories: </w:t>
+      </w:r>
+      <w:r>
+        <w:rPr>
+          <w:rFonts w:asciiTheme="minorHAnsi" w:hAnsiTheme="minorHAnsi"/>
+          <w:sz w:val="24"/>
+          <w:szCs w:val="24"/>
+        </w:rPr>
+        <w:t>process, technology, data, people and skills, and policy.</w:t>
+      </w:r>
+    </w:p>
+    <w:p>
+      <w:pPr>
+        <w:pStyle w:val="p3"/>
+        <w:jc w:val="both"/>
+        <w:rPr>
+          <w:rFonts w:asciiTheme="minorHAnsi" w:hAnsiTheme="minorHAnsi"/>
+          <w:sz w:val="24"/>
+          <w:szCs w:val="24"/>
+        </w:rPr>
+      </w:pPr>
+      <w:r>
+        <w:rPr>
+          <w:rStyle w:val="s2"/>
+          <w:rFonts w:asciiTheme="minorHAnsi" w:hAnsiTheme="minorHAnsi"/>
+          <w:sz w:val="24"/>
+          <w:szCs w:val="24"/>
+        </w:rPr>
+        <w:t xml:space="preserve">• </w:t>
+      </w:r>
+      <w:r>
+        <w:rPr>
+          <w:rFonts w:asciiTheme="minorHAnsi" w:hAnsiTheme="minorHAnsi"/>
+          <w:sz w:val="24"/>
+          <w:szCs w:val="24"/>
+        </w:rPr>
+        <w:t>Produce options with recommendations, not just a gap list.</w:t>
+      </w:r>
+    </w:p>
+    <w:p>
+      <w:pPr>
+        <w:pStyle w:val="p3"/>
+        <w:jc w:val="both"/>
+        <w:rPr>
+          <w:rFonts w:asciiTheme="minorHAnsi" w:hAnsiTheme="minorHAnsi"/>
+          <w:sz w:val="24"/>
+          <w:szCs w:val="24"/>
+        </w:rPr>
+      </w:pPr>
+      <w:r>
+        <w:rPr>
+          <w:rStyle w:val="s2"/>
+          <w:rFonts w:asciiTheme="minorHAnsi" w:hAnsiTheme="minorHAnsi"/>
+          <w:sz w:val="24"/>
+          <w:szCs w:val="24"/>
+        </w:rPr>
+        <w:t xml:space="preserve">• </w:t>
+      </w:r>
+      <w:r>
+        <w:rPr>
+          <w:rFonts w:asciiTheme="minorHAnsi" w:hAnsiTheme="minorHAnsi"/>
+          <w:sz w:val="24"/>
+          <w:szCs w:val="24"/>
+        </w:rPr>
+        <w:t>In a government context, explicitly include accessibility, digital exclusion, records management and identity</w:t>
+      </w:r>
+      <w:r>
+        <w:rPr>
+          <w:rFonts w:asciiTheme="minorHAnsi" w:hAnsiTheme="minorHAnsi"/>
+          <w:sz w:val="24"/>
+          <w:szCs w:val="24"/>
+        </w:rPr>
+        <w:t xml:space="preserve"> </w:t>
+      </w:r>
+      <w:r>
+        <w:rPr>
+          <w:rFonts w:asciiTheme="minorHAnsi" w:hAnsiTheme="minorHAnsi"/>
+          <w:sz w:val="24"/>
+          <w:szCs w:val="24"/>
+        </w:rPr>
+        <w:t>verification — these are the gaps that get missed and then become the problem.</w:t>
+      </w:r>
+    </w:p>
+    <w:p>
+      <w:pPr>
+        <w:pStyle w:val="p2"/>
+        <w:spacing w:before="240"/>
+        <w:jc w:val="both"/>
+        <w:rPr>
+          <w:rFonts w:asciiTheme="minorHAnsi" w:hAnsiTheme="minorHAnsi"/>
+          <w:sz w:val="24"/>
+          <w:szCs w:val="24"/>
+        </w:rPr>
+      </w:pPr>
+      <w:r>
+        <w:rPr>
+          <w:rStyle w:val="s1"/>
+          <w:rFonts w:asciiTheme="minorHAnsi" w:hAnsiTheme="minorHAnsi"/>
+          <w:b/>
+          <w:bCs/>
+          <w:sz w:val="24"/>
+          <w:szCs w:val="24"/>
+        </w:rPr>
+        <w:t xml:space="preserve">11. </w:t>
+      </w:r>
+      <w:r>
+        <w:rPr>
+          <w:rFonts w:asciiTheme="minorHAnsi" w:hAnsiTheme="minorHAnsi"/>
+          <w:b/>
+          <w:bCs/>
+          <w:sz w:val="24"/>
+          <w:szCs w:val="24"/>
+        </w:rPr>
+        <w:t>Write a SQL query to find [something]</w:t>
+      </w:r>
+    </w:p>
+    <w:p>
+      <w:pPr>
+        <w:pStyle w:val="p3"/>
+        <w:jc w:val="both"/>
+        <w:rPr>
+          <w:rFonts w:asciiTheme="minorHAnsi" w:hAnsiTheme="minorHAnsi"/>
+          <w:sz w:val="24"/>
+          <w:szCs w:val="24"/>
+        </w:rPr>
+      </w:pPr>
+      <w:r>
+        <w:rPr>
+          <w:rStyle w:val="s2"/>
+          <w:rFonts w:asciiTheme="minorHAnsi" w:hAnsiTheme="minorHAnsi"/>
+          <w:sz w:val="24"/>
+          <w:szCs w:val="24"/>
+        </w:rPr>
+        <w:t xml:space="preserve">• </w:t>
+      </w:r>
+      <w:r>
+        <w:rPr>
+          <w:rFonts w:asciiTheme="minorHAnsi" w:hAnsiTheme="minorHAnsi"/>
+          <w:sz w:val="24"/>
+          <w:szCs w:val="24"/>
+        </w:rPr>
+        <w:t>Expect joins, aggregation, and filtering. A representative answer — applications per suburb with more than ten in</w:t>
+      </w:r>
+      <w:r>
+        <w:rPr>
+          <w:rFonts w:asciiTheme="minorHAnsi" w:hAnsiTheme="minorHAnsi"/>
+          <w:sz w:val="24"/>
+          <w:szCs w:val="24"/>
+        </w:rPr>
+        <w:t xml:space="preserve"> </w:t>
+      </w:r>
+      <w:r>
+        <w:rPr>
+          <w:rStyle w:val="s7"/>
+          <w:rFonts w:asciiTheme="minorHAnsi" w:hAnsiTheme="minorHAnsi"/>
+          <w:sz w:val="24"/>
+          <w:szCs w:val="24"/>
+        </w:rPr>
+        <w:t>the current quarter</w:t>
+      </w:r>
+      <w:r>
+        <w:rPr>
+          <w:rStyle w:val="s7"/>
+          <w:rFonts w:asciiTheme="minorHAnsi" w:hAnsiTheme="minorHAnsi"/>
+          <w:sz w:val="24"/>
+          <w:szCs w:val="24"/>
+        </w:rPr>
+        <w:t>.</w:t>
+      </w:r>
+    </w:p>
+    <w:p>
+      <w:pPr>
+        <w:pStyle w:val="p3"/>
+        <w:jc w:val="both"/>
+        <w:rPr>
+          <w:rFonts w:asciiTheme="minorHAnsi" w:hAnsiTheme="minorHAnsi"/>
+          <w:sz w:val="24"/>
+          <w:szCs w:val="24"/>
+        </w:rPr>
+      </w:pPr>
+      <w:r>
+        <w:rPr>
+          <w:rStyle w:val="s2"/>
+          <w:rFonts w:asciiTheme="minorHAnsi" w:hAnsiTheme="minorHAnsi"/>
+          <w:sz w:val="24"/>
+          <w:szCs w:val="24"/>
+        </w:rPr>
+        <w:t xml:space="preserve">• </w:t>
+      </w:r>
+      <w:r>
+        <w:rPr>
+          <w:rStyle w:val="s3"/>
+          <w:rFonts w:asciiTheme="minorHAnsi" w:hAnsiTheme="minorHAnsi"/>
+          <w:b/>
+          <w:bCs/>
+          <w:sz w:val="24"/>
+          <w:szCs w:val="24"/>
+        </w:rPr>
+        <w:t xml:space="preserve">The two distinctions they are testing: </w:t>
+      </w:r>
+      <w:r>
+        <w:rPr>
+          <w:rFonts w:asciiTheme="minorHAnsi" w:hAnsiTheme="minorHAnsi"/>
+          <w:sz w:val="24"/>
+          <w:szCs w:val="24"/>
+        </w:rPr>
+        <w:t>WHERE filters individual rows before grouping, HAVING filters the groups</w:t>
+      </w:r>
+      <w:r>
+        <w:rPr>
+          <w:rFonts w:asciiTheme="minorHAnsi" w:hAnsiTheme="minorHAnsi"/>
+          <w:sz w:val="24"/>
+          <w:szCs w:val="24"/>
+        </w:rPr>
+        <w:t xml:space="preserve"> </w:t>
+      </w:r>
+      <w:r>
+        <w:rPr>
+          <w:rFonts w:asciiTheme="minorHAnsi" w:hAnsiTheme="minorHAnsi"/>
+          <w:sz w:val="24"/>
+          <w:szCs w:val="24"/>
+        </w:rPr>
+        <w:t>after aggregation. INNER JOIN returns only matching rows, LEFT JOIN keeps all rows from the left table with nulls</w:t>
+      </w:r>
+      <w:r>
+        <w:rPr>
+          <w:rFonts w:asciiTheme="minorHAnsi" w:hAnsiTheme="minorHAnsi"/>
+          <w:sz w:val="24"/>
+          <w:szCs w:val="24"/>
+        </w:rPr>
+        <w:t xml:space="preserve"> </w:t>
+      </w:r>
+      <w:r>
+        <w:rPr>
+          <w:rFonts w:asciiTheme="minorHAnsi" w:hAnsiTheme="minorHAnsi"/>
+          <w:sz w:val="24"/>
+          <w:szCs w:val="24"/>
+        </w:rPr>
+        <w:t>where there is no match.</w:t>
+      </w:r>
+    </w:p>
+    <w:p>
+      <w:pPr>
+        <w:pStyle w:val="p2"/>
+        <w:spacing w:before="240"/>
+        <w:jc w:val="both"/>
+        <w:rPr>
+          <w:rFonts w:asciiTheme="minorHAnsi" w:hAnsiTheme="minorHAnsi"/>
+          <w:sz w:val="24"/>
+          <w:szCs w:val="24"/>
+        </w:rPr>
+      </w:pPr>
+      <w:r>
+        <w:rPr>
+          <w:rStyle w:val="s1"/>
+          <w:rFonts w:asciiTheme="minorHAnsi" w:hAnsiTheme="minorHAnsi"/>
+          <w:b/>
+          <w:bCs/>
+          <w:sz w:val="24"/>
+          <w:szCs w:val="24"/>
+        </w:rPr>
+        <w:t xml:space="preserve">12. </w:t>
+      </w:r>
+      <w:r>
+        <w:rPr>
+          <w:rFonts w:asciiTheme="minorHAnsi" w:hAnsiTheme="minorHAnsi"/>
+          <w:b/>
+          <w:bCs/>
+          <w:sz w:val="24"/>
+          <w:szCs w:val="24"/>
+        </w:rPr>
+        <w:t>How would you validate that a dataset is fit for reporting?</w:t>
+      </w:r>
+    </w:p>
+    <w:p>
+      <w:pPr>
+        <w:pStyle w:val="p3"/>
+        <w:jc w:val="both"/>
+        <w:rPr>
+          <w:rFonts w:asciiTheme="minorHAnsi" w:hAnsiTheme="minorHAnsi"/>
+          <w:sz w:val="24"/>
+          <w:szCs w:val="24"/>
+        </w:rPr>
+      </w:pPr>
+      <w:r>
+        <w:rPr>
+          <w:rStyle w:val="s2"/>
+          <w:rFonts w:asciiTheme="minorHAnsi" w:hAnsiTheme="minorHAnsi"/>
+          <w:sz w:val="24"/>
+          <w:szCs w:val="24"/>
+        </w:rPr>
+        <w:t xml:space="preserve">• </w:t>
+      </w:r>
+      <w:r>
+        <w:rPr>
+          <w:rStyle w:val="s3"/>
+          <w:rFonts w:asciiTheme="minorHAnsi" w:hAnsiTheme="minorHAnsi"/>
+          <w:b/>
+          <w:bCs/>
+          <w:sz w:val="24"/>
+          <w:szCs w:val="24"/>
+        </w:rPr>
+        <w:t xml:space="preserve">Completeness: </w:t>
+      </w:r>
+      <w:r>
+        <w:rPr>
+          <w:rFonts w:asciiTheme="minorHAnsi" w:hAnsiTheme="minorHAnsi"/>
+          <w:sz w:val="24"/>
+          <w:szCs w:val="24"/>
+        </w:rPr>
+        <w:t>nulls or blanks in fields the report depends on.</w:t>
+      </w:r>
+    </w:p>
+    <w:p>
+      <w:pPr>
+        <w:pStyle w:val="p3"/>
+        <w:jc w:val="both"/>
+        <w:rPr>
+          <w:rFonts w:asciiTheme="minorHAnsi" w:hAnsiTheme="minorHAnsi"/>
+          <w:sz w:val="24"/>
+          <w:szCs w:val="24"/>
+        </w:rPr>
+      </w:pPr>
+      <w:r>
+        <w:rPr>
+          <w:rStyle w:val="s2"/>
+          <w:rFonts w:asciiTheme="minorHAnsi" w:hAnsiTheme="minorHAnsi"/>
+          <w:sz w:val="24"/>
+          <w:szCs w:val="24"/>
+        </w:rPr>
+        <w:t xml:space="preserve">• </w:t>
+      </w:r>
+      <w:r>
+        <w:rPr>
+          <w:rStyle w:val="s3"/>
+          <w:rFonts w:asciiTheme="minorHAnsi" w:hAnsiTheme="minorHAnsi"/>
+          <w:b/>
+          <w:bCs/>
+          <w:sz w:val="24"/>
+          <w:szCs w:val="24"/>
+        </w:rPr>
+        <w:t xml:space="preserve">Uniqueness: </w:t>
+      </w:r>
+      <w:r>
+        <w:rPr>
+          <w:rFonts w:asciiTheme="minorHAnsi" w:hAnsiTheme="minorHAnsi"/>
+          <w:sz w:val="24"/>
+          <w:szCs w:val="24"/>
+        </w:rPr>
+        <w:t>duplicate records or duplicate keys.</w:t>
+      </w:r>
+    </w:p>
+    <w:p>
+      <w:pPr>
+        <w:pStyle w:val="p3"/>
+        <w:jc w:val="both"/>
+        <w:rPr>
+          <w:rFonts w:asciiTheme="minorHAnsi" w:hAnsiTheme="minorHAnsi"/>
+          <w:sz w:val="24"/>
+          <w:szCs w:val="24"/>
+        </w:rPr>
+      </w:pPr>
+      <w:r>
+        <w:rPr>
+          <w:rStyle w:val="s2"/>
+          <w:rFonts w:asciiTheme="minorHAnsi" w:hAnsiTheme="minorHAnsi"/>
+          <w:sz w:val="24"/>
+          <w:szCs w:val="24"/>
+        </w:rPr>
+        <w:t xml:space="preserve">• </w:t>
+      </w:r>
+      <w:r>
+        <w:rPr>
+          <w:rStyle w:val="s3"/>
+          <w:rFonts w:asciiTheme="minorHAnsi" w:hAnsiTheme="minorHAnsi"/>
+          <w:b/>
+          <w:bCs/>
+          <w:sz w:val="24"/>
+          <w:szCs w:val="24"/>
+        </w:rPr>
+        <w:t xml:space="preserve">Validity: </w:t>
+      </w:r>
+      <w:r>
+        <w:rPr>
+          <w:rFonts w:asciiTheme="minorHAnsi" w:hAnsiTheme="minorHAnsi"/>
+          <w:sz w:val="24"/>
+          <w:szCs w:val="24"/>
+        </w:rPr>
+        <w:t>values within expected formats, ranges and allowed lists.</w:t>
+      </w:r>
+    </w:p>
+    <w:p>
+      <w:pPr>
+        <w:pStyle w:val="p3"/>
+        <w:jc w:val="both"/>
+        <w:rPr>
+          <w:rFonts w:asciiTheme="minorHAnsi" w:hAnsiTheme="minorHAnsi"/>
+          <w:sz w:val="24"/>
+          <w:szCs w:val="24"/>
+        </w:rPr>
+      </w:pPr>
+      <w:r>
+        <w:rPr>
+          <w:rStyle w:val="s2"/>
+          <w:rFonts w:asciiTheme="minorHAnsi" w:hAnsiTheme="minorHAnsi"/>
+          <w:sz w:val="24"/>
+          <w:szCs w:val="24"/>
+        </w:rPr>
+        <w:t xml:space="preserve">• </w:t>
+      </w:r>
+      <w:r>
+        <w:rPr>
+          <w:rStyle w:val="s3"/>
+          <w:rFonts w:asciiTheme="minorHAnsi" w:hAnsiTheme="minorHAnsi"/>
+          <w:b/>
+          <w:bCs/>
+          <w:sz w:val="24"/>
+          <w:szCs w:val="24"/>
+        </w:rPr>
+        <w:t xml:space="preserve">Consistency: </w:t>
+      </w:r>
+      <w:r>
+        <w:rPr>
+          <w:rFonts w:asciiTheme="minorHAnsi" w:hAnsiTheme="minorHAnsi"/>
+          <w:sz w:val="24"/>
+          <w:szCs w:val="24"/>
+        </w:rPr>
+        <w:t>fields agree with each other and with other systems.</w:t>
+      </w:r>
+    </w:p>
+    <w:p>
+      <w:pPr>
+        <w:pStyle w:val="p3"/>
+        <w:jc w:val="both"/>
+        <w:rPr>
+          <w:rFonts w:asciiTheme="minorHAnsi" w:hAnsiTheme="minorHAnsi"/>
+          <w:sz w:val="24"/>
+          <w:szCs w:val="24"/>
+        </w:rPr>
+      </w:pPr>
+      <w:r>
+        <w:rPr>
+          <w:rStyle w:val="s2"/>
+          <w:rFonts w:asciiTheme="minorHAnsi" w:hAnsiTheme="minorHAnsi"/>
+          <w:sz w:val="24"/>
+          <w:szCs w:val="24"/>
+        </w:rPr>
+        <w:t xml:space="preserve">• </w:t>
+      </w:r>
+      <w:r>
+        <w:rPr>
+          <w:rStyle w:val="s3"/>
+          <w:rFonts w:asciiTheme="minorHAnsi" w:hAnsiTheme="minorHAnsi"/>
+          <w:b/>
+          <w:bCs/>
+          <w:sz w:val="24"/>
+          <w:szCs w:val="24"/>
+        </w:rPr>
+        <w:t xml:space="preserve">Timeliness: </w:t>
+      </w:r>
+      <w:r>
+        <w:rPr>
+          <w:rFonts w:asciiTheme="minorHAnsi" w:hAnsiTheme="minorHAnsi"/>
+          <w:sz w:val="24"/>
+          <w:szCs w:val="24"/>
+        </w:rPr>
+        <w:t>how current the data is and how often it refreshes.</w:t>
+      </w:r>
+    </w:p>
+    <w:p>
+      <w:pPr>
+        <w:pStyle w:val="p3"/>
+        <w:jc w:val="both"/>
+        <w:rPr>
+          <w:rFonts w:asciiTheme="minorHAnsi" w:hAnsiTheme="minorHAnsi"/>
+          <w:sz w:val="24"/>
+          <w:szCs w:val="24"/>
+        </w:rPr>
+      </w:pPr>
+      <w:r>
+        <w:rPr>
+          <w:rStyle w:val="s2"/>
+          <w:rFonts w:asciiTheme="minorHAnsi" w:hAnsiTheme="minorHAnsi"/>
+          <w:sz w:val="24"/>
+          <w:szCs w:val="24"/>
+        </w:rPr>
+        <w:t xml:space="preserve">• </w:t>
+      </w:r>
+      <w:r>
+        <w:rPr>
+          <w:rStyle w:val="s3"/>
+          <w:rFonts w:asciiTheme="minorHAnsi" w:hAnsiTheme="minorHAnsi"/>
+          <w:b/>
+          <w:bCs/>
+          <w:sz w:val="24"/>
+          <w:szCs w:val="24"/>
+        </w:rPr>
+        <w:t xml:space="preserve">Accuracy: </w:t>
+      </w:r>
+      <w:r>
+        <w:rPr>
+          <w:rFonts w:asciiTheme="minorHAnsi" w:hAnsiTheme="minorHAnsi"/>
+          <w:sz w:val="24"/>
+          <w:szCs w:val="24"/>
+        </w:rPr>
+        <w:t>spot-check a sample against the source of truth.</w:t>
+      </w:r>
+    </w:p>
+    <w:p>
+      <w:pPr>
+        <w:pStyle w:val="p3"/>
+        <w:jc w:val="both"/>
+        <w:rPr>
+          <w:rFonts w:asciiTheme="minorHAnsi" w:hAnsiTheme="minorHAnsi"/>
+          <w:sz w:val="24"/>
+          <w:szCs w:val="24"/>
+        </w:rPr>
+      </w:pPr>
+      <w:r>
+        <w:rPr>
+          <w:rStyle w:val="s2"/>
+          <w:rFonts w:asciiTheme="minorHAnsi" w:hAnsiTheme="minorHAnsi"/>
+          <w:sz w:val="24"/>
+          <w:szCs w:val="24"/>
+        </w:rPr>
+        <w:t xml:space="preserve">• </w:t>
+      </w:r>
+      <w:r>
+        <w:rPr>
+          <w:rFonts w:asciiTheme="minorHAnsi" w:hAnsiTheme="minorHAnsi"/>
+          <w:sz w:val="24"/>
+          <w:szCs w:val="24"/>
+        </w:rPr>
+        <w:t>Then check the definitions. Two systems counting an "active client" differently is the failure that causes most</w:t>
+      </w:r>
+      <w:r>
+        <w:rPr>
+          <w:rFonts w:asciiTheme="minorHAnsi" w:hAnsiTheme="minorHAnsi"/>
+          <w:sz w:val="24"/>
+          <w:szCs w:val="24"/>
+        </w:rPr>
+        <w:t xml:space="preserve"> </w:t>
+      </w:r>
+      <w:r>
+        <w:rPr>
+          <w:rFonts w:asciiTheme="minorHAnsi" w:hAnsiTheme="minorHAnsi"/>
+          <w:sz w:val="24"/>
+          <w:szCs w:val="24"/>
+        </w:rPr>
+        <w:t>reporting disputes, and no amount of data quality checking will surface it.</w:t>
+      </w:r>
+    </w:p>
+    <w:p>
+      <w:pPr>
+        <w:pStyle w:val="p2"/>
+        <w:spacing w:before="240"/>
+        <w:jc w:val="both"/>
+        <w:rPr>
+          <w:rFonts w:asciiTheme="minorHAnsi" w:hAnsiTheme="minorHAnsi"/>
+          <w:sz w:val="24"/>
+          <w:szCs w:val="24"/>
+        </w:rPr>
+      </w:pPr>
+      <w:r>
+        <w:rPr>
+          <w:rStyle w:val="s1"/>
+          <w:rFonts w:asciiTheme="minorHAnsi" w:hAnsiTheme="minorHAnsi"/>
+          <w:b/>
+          <w:bCs/>
+          <w:sz w:val="24"/>
+          <w:szCs w:val="24"/>
+        </w:rPr>
+        <w:t xml:space="preserve">13. </w:t>
+      </w:r>
+      <w:r>
+        <w:rPr>
+          <w:rFonts w:asciiTheme="minorHAnsi" w:hAnsiTheme="minorHAnsi"/>
+          <w:b/>
+          <w:bCs/>
+          <w:sz w:val="24"/>
+          <w:szCs w:val="24"/>
+        </w:rPr>
+        <w:t>A report shows a 30% drop in applications. How do you investigate?</w:t>
+      </w:r>
+    </w:p>
+    <w:p>
+      <w:pPr>
+        <w:pStyle w:val="p3"/>
+        <w:jc w:val="both"/>
+        <w:rPr>
+          <w:rFonts w:asciiTheme="minorHAnsi" w:hAnsiTheme="minorHAnsi"/>
+          <w:sz w:val="24"/>
+          <w:szCs w:val="24"/>
+        </w:rPr>
+      </w:pPr>
+      <w:r>
+        <w:rPr>
+          <w:rStyle w:val="s2"/>
+          <w:rFonts w:asciiTheme="minorHAnsi" w:hAnsiTheme="minorHAnsi"/>
+          <w:sz w:val="24"/>
+          <w:szCs w:val="24"/>
+        </w:rPr>
+        <w:t xml:space="preserve">• </w:t>
+      </w:r>
+      <w:r>
+        <w:rPr>
+          <w:rFonts w:asciiTheme="minorHAnsi" w:hAnsiTheme="minorHAnsi"/>
+          <w:sz w:val="24"/>
+          <w:szCs w:val="24"/>
+        </w:rPr>
+        <w:t>First confirm the drop is real: check the report logic, date ranges, filters, and whether a data feed broke or a</w:t>
+      </w:r>
+      <w:r>
+        <w:rPr>
+          <w:rFonts w:asciiTheme="minorHAnsi" w:hAnsiTheme="minorHAnsi"/>
+          <w:sz w:val="24"/>
+          <w:szCs w:val="24"/>
+        </w:rPr>
+        <w:t xml:space="preserve"> </w:t>
+      </w:r>
+      <w:r>
+        <w:rPr>
+          <w:rFonts w:asciiTheme="minorHAnsi" w:hAnsiTheme="minorHAnsi"/>
+          <w:sz w:val="24"/>
+          <w:szCs w:val="24"/>
+        </w:rPr>
+        <w:t>source system changed. Measurement failure is more common than genuine collapse.</w:t>
+      </w:r>
+    </w:p>
+    <w:p>
+      <w:pPr>
+        <w:pStyle w:val="p3"/>
+        <w:jc w:val="both"/>
+        <w:rPr>
+          <w:rFonts w:asciiTheme="minorHAnsi" w:hAnsiTheme="minorHAnsi"/>
+          <w:sz w:val="24"/>
+          <w:szCs w:val="24"/>
+        </w:rPr>
+      </w:pPr>
+      <w:r>
+        <w:rPr>
+          <w:rStyle w:val="s2"/>
+          <w:rFonts w:asciiTheme="minorHAnsi" w:hAnsiTheme="minorHAnsi"/>
+          <w:sz w:val="24"/>
+          <w:szCs w:val="24"/>
+        </w:rPr>
+        <w:t xml:space="preserve">• </w:t>
+      </w:r>
+      <w:r>
+        <w:rPr>
+          <w:rFonts w:asciiTheme="minorHAnsi" w:hAnsiTheme="minorHAnsi"/>
+          <w:sz w:val="24"/>
+          <w:szCs w:val="24"/>
+        </w:rPr>
+        <w:t>Then segment — by channel, region, application type and time period. A uniform drop across every segment</w:t>
+      </w:r>
+      <w:r>
+        <w:rPr>
+          <w:rFonts w:asciiTheme="minorHAnsi" w:hAnsiTheme="minorHAnsi"/>
+          <w:sz w:val="24"/>
+          <w:szCs w:val="24"/>
+        </w:rPr>
+        <w:t xml:space="preserve"> </w:t>
       </w:r>
       <w:proofErr w:type="gramStart"/>
       <w:r>
@@ -4338,7 +5578,7 @@
           <w:sz w:val="24"/>
           <w:szCs w:val="24"/>
         </w:rPr>
-        <w:t>actually perform</w:t>
+        <w:t>points</w:t>
       </w:r>
       <w:proofErr w:type="gramEnd"/>
       <w:r>
@@ -4347,54 +5587,157 @@
           <w:sz w:val="24"/>
           <w:szCs w:val="24"/>
         </w:rPr>
-        <w:t xml:space="preserve"> it, not only their manager. Capture steps, decision</w:t>
-      </w:r>
-    </w:p>
-    <w:p>
-      <w:pPr>
-        <w:pStyle w:val="p3"/>
-        <w:jc w:val="both"/>
-        <w:rPr>
-          <w:rFonts w:asciiTheme="minorHAnsi" w:hAnsiTheme="minorHAnsi"/>
-          <w:sz w:val="24"/>
-          <w:szCs w:val="24"/>
-        </w:rPr>
-      </w:pPr>
-      <w:r>
-        <w:rPr>
-          <w:rFonts w:asciiTheme="minorHAnsi" w:hAnsiTheme="minorHAnsi"/>
-          <w:sz w:val="24"/>
-          <w:szCs w:val="24"/>
-        </w:rPr>
-        <w:t>points, handoffs, systems touched, and how long each stage takes.</w:t>
-      </w:r>
-    </w:p>
-    <w:p>
-      <w:pPr>
-        <w:pStyle w:val="p3"/>
-        <w:jc w:val="both"/>
-        <w:rPr>
-          <w:rFonts w:asciiTheme="minorHAnsi" w:hAnsiTheme="minorHAnsi"/>
-          <w:sz w:val="24"/>
-          <w:szCs w:val="24"/>
-        </w:rPr>
-      </w:pPr>
-      <w:r>
-        <w:rPr>
-          <w:rStyle w:val="s2"/>
-          <w:rFonts w:asciiTheme="minorHAnsi" w:hAnsiTheme="minorHAnsi"/>
-          <w:sz w:val="24"/>
-          <w:szCs w:val="24"/>
-        </w:rPr>
-        <w:t xml:space="preserve">• </w:t>
-      </w:r>
-      <w:r>
-        <w:rPr>
-          <w:rFonts w:asciiTheme="minorHAnsi" w:hAnsiTheme="minorHAnsi"/>
-          <w:sz w:val="24"/>
-          <w:szCs w:val="24"/>
-        </w:rPr>
-        <w:t>Validate the map back with those people. Expect to be wrong the first time.</w:t>
+        <w:t xml:space="preserve"> at a system or measurement issue. A concentrated drop points at a real cause.</w:t>
+      </w:r>
+    </w:p>
+    <w:p>
+      <w:pPr>
+        <w:pStyle w:val="p3"/>
+        <w:jc w:val="both"/>
+        <w:rPr>
+          <w:rFonts w:asciiTheme="minorHAnsi" w:hAnsiTheme="minorHAnsi"/>
+          <w:sz w:val="24"/>
+          <w:szCs w:val="24"/>
+        </w:rPr>
+      </w:pPr>
+      <w:r>
+        <w:rPr>
+          <w:rStyle w:val="s2"/>
+          <w:rFonts w:asciiTheme="minorHAnsi" w:hAnsiTheme="minorHAnsi"/>
+          <w:sz w:val="24"/>
+          <w:szCs w:val="24"/>
+        </w:rPr>
+        <w:t xml:space="preserve">• </w:t>
+      </w:r>
+      <w:r>
+        <w:rPr>
+          <w:rFonts w:asciiTheme="minorHAnsi" w:hAnsiTheme="minorHAnsi"/>
+          <w:sz w:val="24"/>
+          <w:szCs w:val="24"/>
+        </w:rPr>
+        <w:t>Correlate with known events: a policy or eligibility change, a form change, an outage, seasonality, a deadline that</w:t>
+      </w:r>
+      <w:r>
+        <w:rPr>
+          <w:rFonts w:asciiTheme="minorHAnsi" w:hAnsiTheme="minorHAnsi"/>
+          <w:sz w:val="24"/>
+          <w:szCs w:val="24"/>
+        </w:rPr>
+        <w:t xml:space="preserve"> </w:t>
+      </w:r>
+      <w:r>
+        <w:rPr>
+          <w:rFonts w:asciiTheme="minorHAnsi" w:hAnsiTheme="minorHAnsi"/>
+          <w:sz w:val="24"/>
+          <w:szCs w:val="24"/>
+        </w:rPr>
+        <w:t>moved.</w:t>
+      </w:r>
+    </w:p>
+    <w:p>
+      <w:pPr>
+        <w:pStyle w:val="p3"/>
+        <w:jc w:val="both"/>
+        <w:rPr>
+          <w:rFonts w:asciiTheme="minorHAnsi" w:hAnsiTheme="minorHAnsi"/>
+          <w:sz w:val="24"/>
+          <w:szCs w:val="24"/>
+        </w:rPr>
+      </w:pPr>
+      <w:r>
+        <w:rPr>
+          <w:rStyle w:val="s2"/>
+          <w:rFonts w:asciiTheme="minorHAnsi" w:hAnsiTheme="minorHAnsi"/>
+          <w:sz w:val="24"/>
+          <w:szCs w:val="24"/>
+        </w:rPr>
+        <w:t xml:space="preserve">• </w:t>
+      </w:r>
+      <w:r>
+        <w:rPr>
+          <w:rFonts w:asciiTheme="minorHAnsi" w:hAnsiTheme="minorHAnsi"/>
+          <w:sz w:val="24"/>
+          <w:szCs w:val="24"/>
+        </w:rPr>
+        <w:t>Talk to frontline staff. They usually know already.</w:t>
+      </w:r>
+    </w:p>
+    <w:p>
+      <w:pPr>
+        <w:pStyle w:val="p3"/>
+        <w:jc w:val="both"/>
+        <w:rPr>
+          <w:rFonts w:asciiTheme="minorHAnsi" w:hAnsiTheme="minorHAnsi"/>
+          <w:sz w:val="24"/>
+          <w:szCs w:val="24"/>
+        </w:rPr>
+      </w:pPr>
+      <w:r>
+        <w:rPr>
+          <w:rStyle w:val="s2"/>
+          <w:rFonts w:asciiTheme="minorHAnsi" w:hAnsiTheme="minorHAnsi"/>
+          <w:sz w:val="24"/>
+          <w:szCs w:val="24"/>
+        </w:rPr>
+        <w:t xml:space="preserve">• </w:t>
+      </w:r>
+      <w:r>
+        <w:rPr>
+          <w:rFonts w:asciiTheme="minorHAnsi" w:hAnsiTheme="minorHAnsi"/>
+          <w:sz w:val="24"/>
+          <w:szCs w:val="24"/>
+        </w:rPr>
+        <w:t>Report with confidence levels — say what you have established, what you suspect, and what still needs testing.</w:t>
+      </w:r>
+      <w:r>
+        <w:rPr>
+          <w:rFonts w:asciiTheme="minorHAnsi" w:hAnsiTheme="minorHAnsi"/>
+          <w:sz w:val="24"/>
+          <w:szCs w:val="24"/>
+        </w:rPr>
+        <w:t xml:space="preserve"> </w:t>
+      </w:r>
+      <w:r>
+        <w:rPr>
+          <w:rFonts w:asciiTheme="minorHAnsi" w:hAnsiTheme="minorHAnsi"/>
+          <w:sz w:val="24"/>
+          <w:szCs w:val="24"/>
+        </w:rPr>
+        <w:t>Do not present a guess as a finding.</w:t>
+      </w:r>
+    </w:p>
+    <w:p>
+      <w:pPr>
+        <w:pStyle w:val="p2"/>
+        <w:spacing w:before="240"/>
+        <w:jc w:val="both"/>
+        <w:rPr>
+          <w:rFonts w:asciiTheme="minorHAnsi" w:hAnsiTheme="minorHAnsi"/>
+          <w:sz w:val="24"/>
+          <w:szCs w:val="24"/>
+        </w:rPr>
+      </w:pPr>
+      <w:r>
+        <w:rPr>
+          <w:rStyle w:val="s1"/>
+          <w:rFonts w:asciiTheme="minorHAnsi" w:hAnsiTheme="minorHAnsi"/>
+          <w:b/>
+          <w:bCs/>
+          <w:sz w:val="24"/>
+          <w:szCs w:val="24"/>
+        </w:rPr>
+        <w:lastRenderedPageBreak/>
+        <w:t xml:space="preserve">14. </w:t>
+      </w:r>
+      <w:r>
+        <w:rPr>
+          <w:rFonts w:asciiTheme="minorHAnsi" w:hAnsiTheme="minorHAnsi"/>
+          <w:b/>
+          <w:bCs/>
+          <w:sz w:val="24"/>
+          <w:szCs w:val="24"/>
+        </w:rPr>
+        <w:t>Explain the difference between Agile and Waterfall, and when you would use each.</w:t>
       </w:r>
     </w:p>
     <w:p>
@@ -4425,86 +5768,152 @@
           <w:sz w:val="24"/>
           <w:szCs w:val="24"/>
         </w:rPr>
-        <w:t xml:space="preserve">Then look for: </w:t>
-      </w:r>
-      <w:r>
-        <w:rPr>
-          <w:rFonts w:asciiTheme="minorHAnsi" w:hAnsiTheme="minorHAnsi"/>
-          <w:sz w:val="24"/>
-          <w:szCs w:val="24"/>
-        </w:rPr>
-        <w:t>delays and queues, rework loops, duplicate data entry, manual workarounds people have</w:t>
-      </w:r>
-    </w:p>
-    <w:p>
-      <w:pPr>
-        <w:pStyle w:val="p3"/>
-        <w:jc w:val="both"/>
-        <w:rPr>
-          <w:rFonts w:asciiTheme="minorHAnsi" w:hAnsiTheme="minorHAnsi"/>
-          <w:sz w:val="24"/>
-          <w:szCs w:val="24"/>
-        </w:rPr>
-      </w:pPr>
-      <w:r>
-        <w:rPr>
-          <w:rFonts w:asciiTheme="minorHAnsi" w:hAnsiTheme="minorHAnsi"/>
-          <w:sz w:val="24"/>
-          <w:szCs w:val="24"/>
-        </w:rPr>
-        <w:t>invented, approval bottlenecks, and steps nobody can justify.</w:t>
-      </w:r>
-    </w:p>
-    <w:p>
-      <w:pPr>
-        <w:pStyle w:val="p3"/>
-        <w:jc w:val="both"/>
-        <w:rPr>
-          <w:rFonts w:asciiTheme="minorHAnsi" w:hAnsiTheme="minorHAnsi"/>
-          <w:sz w:val="24"/>
-          <w:szCs w:val="24"/>
-        </w:rPr>
-      </w:pPr>
-      <w:r>
-        <w:rPr>
-          <w:rStyle w:val="s2"/>
-          <w:rFonts w:asciiTheme="minorHAnsi" w:hAnsiTheme="minorHAnsi"/>
-          <w:sz w:val="24"/>
-          <w:szCs w:val="24"/>
-        </w:rPr>
-        <w:t xml:space="preserve">• </w:t>
-      </w:r>
-      <w:r>
-        <w:rPr>
-          <w:rFonts w:asciiTheme="minorHAnsi" w:hAnsiTheme="minorHAnsi"/>
-          <w:sz w:val="24"/>
-          <w:szCs w:val="24"/>
-        </w:rPr>
-        <w:t>Quantify the problem before proposing a to-be state. "This approval takes eleven days, nine of which are</w:t>
-      </w:r>
-    </w:p>
-    <w:p>
-      <w:pPr>
-        <w:pStyle w:val="p3"/>
-        <w:jc w:val="both"/>
-        <w:rPr>
-          <w:rFonts w:asciiTheme="minorHAnsi" w:hAnsiTheme="minorHAnsi"/>
-          <w:sz w:val="24"/>
-          <w:szCs w:val="24"/>
-        </w:rPr>
-      </w:pPr>
-      <w:r>
-        <w:rPr>
-          <w:rFonts w:asciiTheme="minorHAnsi" w:hAnsiTheme="minorHAnsi"/>
-          <w:sz w:val="24"/>
-          <w:szCs w:val="24"/>
-        </w:rPr>
-        <w:t>waiting" is an argument. "The process is inefficient" is not.</w:t>
+        <w:t xml:space="preserve">Waterfall: </w:t>
+      </w:r>
+      <w:r>
+        <w:rPr>
+          <w:rFonts w:asciiTheme="minorHAnsi" w:hAnsiTheme="minorHAnsi"/>
+          <w:sz w:val="24"/>
+          <w:szCs w:val="24"/>
+        </w:rPr>
+        <w:t>sequential phases with requirements fixed up front. Suits stable, well-understood scope, regulatory or</w:t>
+      </w:r>
+      <w:r>
+        <w:rPr>
+          <w:rFonts w:asciiTheme="minorHAnsi" w:hAnsiTheme="minorHAnsi"/>
+          <w:sz w:val="24"/>
+          <w:szCs w:val="24"/>
+        </w:rPr>
+        <w:t xml:space="preserve"> </w:t>
+      </w:r>
+      <w:r>
+        <w:rPr>
+          <w:rFonts w:asciiTheme="minorHAnsi" w:hAnsiTheme="minorHAnsi"/>
+          <w:sz w:val="24"/>
+          <w:szCs w:val="24"/>
+        </w:rPr>
+        <w:t>safety-critical work, and fixed-price contracts.</w:t>
+      </w:r>
+    </w:p>
+    <w:p>
+      <w:pPr>
+        <w:pStyle w:val="p3"/>
+        <w:jc w:val="both"/>
+        <w:rPr>
+          <w:rFonts w:asciiTheme="minorHAnsi" w:hAnsiTheme="minorHAnsi"/>
+          <w:sz w:val="24"/>
+          <w:szCs w:val="24"/>
+        </w:rPr>
+      </w:pPr>
+      <w:r>
+        <w:rPr>
+          <w:rStyle w:val="s2"/>
+          <w:rFonts w:asciiTheme="minorHAnsi" w:hAnsiTheme="minorHAnsi"/>
+          <w:sz w:val="24"/>
+          <w:szCs w:val="24"/>
+        </w:rPr>
+        <w:t xml:space="preserve">• </w:t>
+      </w:r>
+      <w:r>
+        <w:rPr>
+          <w:rStyle w:val="s3"/>
+          <w:rFonts w:asciiTheme="minorHAnsi" w:hAnsiTheme="minorHAnsi"/>
+          <w:b/>
+          <w:bCs/>
+          <w:sz w:val="24"/>
+          <w:szCs w:val="24"/>
+        </w:rPr>
+        <w:t xml:space="preserve">Agile: </w:t>
+      </w:r>
+      <w:r>
+        <w:rPr>
+          <w:rFonts w:asciiTheme="minorHAnsi" w:hAnsiTheme="minorHAnsi"/>
+          <w:sz w:val="24"/>
+          <w:szCs w:val="24"/>
+        </w:rPr>
+        <w:t>iterative delivery with requirements evolving through feedback. Suits problems that are not fully</w:t>
+      </w:r>
+      <w:r>
+        <w:rPr>
+          <w:rFonts w:asciiTheme="minorHAnsi" w:hAnsiTheme="minorHAnsi"/>
+          <w:sz w:val="24"/>
+          <w:szCs w:val="24"/>
+        </w:rPr>
+        <w:t xml:space="preserve"> </w:t>
+      </w:r>
+      <w:r>
+        <w:rPr>
+          <w:rFonts w:asciiTheme="minorHAnsi" w:hAnsiTheme="minorHAnsi"/>
+          <w:sz w:val="24"/>
+          <w:szCs w:val="24"/>
+        </w:rPr>
+        <w:t>understood at the start and where early user feedback changes the answer.</w:t>
+      </w:r>
+    </w:p>
+    <w:p>
+      <w:pPr>
+        <w:pStyle w:val="p3"/>
+        <w:jc w:val="both"/>
+        <w:rPr>
+          <w:rFonts w:asciiTheme="minorHAnsi" w:hAnsiTheme="minorHAnsi"/>
+          <w:sz w:val="24"/>
+          <w:szCs w:val="24"/>
+        </w:rPr>
+      </w:pPr>
+      <w:r>
+        <w:rPr>
+          <w:rStyle w:val="s2"/>
+          <w:rFonts w:asciiTheme="minorHAnsi" w:hAnsiTheme="minorHAnsi"/>
+          <w:sz w:val="24"/>
+          <w:szCs w:val="24"/>
+        </w:rPr>
+        <w:t xml:space="preserve">• </w:t>
+      </w:r>
+      <w:r>
+        <w:rPr>
+          <w:rFonts w:asciiTheme="minorHAnsi" w:hAnsiTheme="minorHAnsi"/>
+          <w:sz w:val="24"/>
+          <w:szCs w:val="24"/>
+        </w:rPr>
+        <w:t>Add that most government projects are hybrid in practice — agile delivery running inside a waterfall funding and</w:t>
+      </w:r>
+      <w:r>
+        <w:rPr>
+          <w:rFonts w:asciiTheme="minorHAnsi" w:hAnsiTheme="minorHAnsi"/>
+          <w:sz w:val="24"/>
+          <w:szCs w:val="24"/>
+        </w:rPr>
+        <w:t xml:space="preserve"> </w:t>
+      </w:r>
+      <w:r>
+        <w:rPr>
+          <w:rFonts w:asciiTheme="minorHAnsi" w:hAnsiTheme="minorHAnsi"/>
+          <w:sz w:val="24"/>
+          <w:szCs w:val="24"/>
+        </w:rPr>
+        <w:t>governance shell. Saying this shows you understand how the environment actually works rather than reciting a</w:t>
+      </w:r>
+      <w:r>
+        <w:rPr>
+          <w:rFonts w:asciiTheme="minorHAnsi" w:hAnsiTheme="minorHAnsi"/>
+          <w:sz w:val="24"/>
+          <w:szCs w:val="24"/>
+        </w:rPr>
+        <w:t xml:space="preserve"> </w:t>
+      </w:r>
+      <w:r>
+        <w:rPr>
+          <w:rFonts w:asciiTheme="minorHAnsi" w:hAnsiTheme="minorHAnsi"/>
+          <w:sz w:val="24"/>
+          <w:szCs w:val="24"/>
+        </w:rPr>
+        <w:t>textbook.</w:t>
       </w:r>
     </w:p>
     <w:p>
       <w:pPr>
         <w:pStyle w:val="p2"/>
+        <w:spacing w:before="240"/>
         <w:jc w:val="both"/>
         <w:rPr>
           <w:rFonts w:asciiTheme="minorHAnsi" w:hAnsiTheme="minorHAnsi"/>
@@ -4521,17 +5930,262 @@
           <w:sz w:val="24"/>
           <w:szCs w:val="24"/>
         </w:rPr>
-        <w:t xml:space="preserve">8. </w:t>
-      </w:r>
-      <w:r>
-        <w:rPr>
-          <w:rFonts w:asciiTheme="minorHAnsi" w:hAnsiTheme="minorHAnsi"/>
-          <w:b/>
-          <w:bCs/>
-          <w:sz w:val="24"/>
-          <w:szCs w:val="24"/>
-        </w:rPr>
-        <w:t>What is the difference between a use case and a user story?</w:t>
+        <w:t xml:space="preserve">15. </w:t>
+      </w:r>
+      <w:r>
+        <w:rPr>
+          <w:rFonts w:asciiTheme="minorHAnsi" w:hAnsiTheme="minorHAnsi"/>
+          <w:b/>
+          <w:bCs/>
+          <w:sz w:val="24"/>
+          <w:szCs w:val="24"/>
+        </w:rPr>
+        <w:t>What does a business analyst actually do during a sprint?</w:t>
+      </w:r>
+    </w:p>
+    <w:p>
+      <w:pPr>
+        <w:pStyle w:val="p3"/>
+        <w:jc w:val="both"/>
+        <w:rPr>
+          <w:rFonts w:asciiTheme="minorHAnsi" w:hAnsiTheme="minorHAnsi"/>
+          <w:sz w:val="24"/>
+          <w:szCs w:val="24"/>
+        </w:rPr>
+      </w:pPr>
+      <w:r>
+        <w:rPr>
+          <w:rStyle w:val="s2"/>
+          <w:rFonts w:asciiTheme="minorHAnsi" w:hAnsiTheme="minorHAnsi"/>
+          <w:sz w:val="24"/>
+          <w:szCs w:val="24"/>
+        </w:rPr>
+        <w:t xml:space="preserve">• </w:t>
+      </w:r>
+      <w:r>
+        <w:rPr>
+          <w:rFonts w:asciiTheme="minorHAnsi" w:hAnsiTheme="minorHAnsi"/>
+          <w:sz w:val="24"/>
+          <w:szCs w:val="24"/>
+        </w:rPr>
+        <w:t>Works slightly ahead of the developers, refining upcoming stories so they are ready before the sprint that needs</w:t>
+      </w:r>
+      <w:r>
+        <w:rPr>
+          <w:rFonts w:asciiTheme="minorHAnsi" w:hAnsiTheme="minorHAnsi"/>
+          <w:sz w:val="24"/>
+          <w:szCs w:val="24"/>
+        </w:rPr>
+        <w:t xml:space="preserve"> </w:t>
+      </w:r>
+      <w:r>
+        <w:rPr>
+          <w:rFonts w:asciiTheme="minorHAnsi" w:hAnsiTheme="minorHAnsi"/>
+          <w:sz w:val="24"/>
+          <w:szCs w:val="24"/>
+        </w:rPr>
+        <w:t>them.</w:t>
+      </w:r>
+    </w:p>
+    <w:p>
+      <w:pPr>
+        <w:pStyle w:val="p3"/>
+        <w:jc w:val="both"/>
+        <w:rPr>
+          <w:rFonts w:asciiTheme="minorHAnsi" w:hAnsiTheme="minorHAnsi"/>
+          <w:sz w:val="24"/>
+          <w:szCs w:val="24"/>
+        </w:rPr>
+      </w:pPr>
+      <w:r>
+        <w:rPr>
+          <w:rStyle w:val="s2"/>
+          <w:rFonts w:asciiTheme="minorHAnsi" w:hAnsiTheme="minorHAnsi"/>
+          <w:sz w:val="24"/>
+          <w:szCs w:val="24"/>
+        </w:rPr>
+        <w:t xml:space="preserve">• </w:t>
+      </w:r>
+      <w:r>
+        <w:rPr>
+          <w:rFonts w:asciiTheme="minorHAnsi" w:hAnsiTheme="minorHAnsi"/>
+          <w:sz w:val="24"/>
+          <w:szCs w:val="24"/>
+        </w:rPr>
+        <w:t>Writes and confirms acceptance criteria with both business and technical sides.</w:t>
+      </w:r>
+    </w:p>
+    <w:p>
+      <w:pPr>
+        <w:pStyle w:val="p3"/>
+        <w:jc w:val="both"/>
+        <w:rPr>
+          <w:rFonts w:asciiTheme="minorHAnsi" w:hAnsiTheme="minorHAnsi"/>
+          <w:sz w:val="24"/>
+          <w:szCs w:val="24"/>
+        </w:rPr>
+      </w:pPr>
+      <w:r>
+        <w:rPr>
+          <w:rStyle w:val="s2"/>
+          <w:rFonts w:asciiTheme="minorHAnsi" w:hAnsiTheme="minorHAnsi"/>
+          <w:sz w:val="24"/>
+          <w:szCs w:val="24"/>
+        </w:rPr>
+        <w:t xml:space="preserve">• </w:t>
+      </w:r>
+      <w:r>
+        <w:rPr>
+          <w:rFonts w:asciiTheme="minorHAnsi" w:hAnsiTheme="minorHAnsi"/>
+          <w:sz w:val="24"/>
+          <w:szCs w:val="24"/>
+        </w:rPr>
+        <w:t>Stays available during the sprint to answer questions and resolve ambiguity quickly — a blocked developer</w:t>
+      </w:r>
+      <w:r>
+        <w:rPr>
+          <w:rFonts w:asciiTheme="minorHAnsi" w:hAnsiTheme="minorHAnsi"/>
+          <w:sz w:val="24"/>
+          <w:szCs w:val="24"/>
+        </w:rPr>
+        <w:t xml:space="preserve"> </w:t>
+      </w:r>
+      <w:r>
+        <w:rPr>
+          <w:rFonts w:asciiTheme="minorHAnsi" w:hAnsiTheme="minorHAnsi"/>
+          <w:sz w:val="24"/>
+          <w:szCs w:val="24"/>
+        </w:rPr>
+        <w:t>waiting on a decision is the most expensive thing in the room.</w:t>
+      </w:r>
+    </w:p>
+    <w:p>
+      <w:pPr>
+        <w:pStyle w:val="p3"/>
+        <w:jc w:val="both"/>
+        <w:rPr>
+          <w:rFonts w:asciiTheme="minorHAnsi" w:hAnsiTheme="minorHAnsi"/>
+          <w:sz w:val="24"/>
+          <w:szCs w:val="24"/>
+        </w:rPr>
+      </w:pPr>
+      <w:r>
+        <w:rPr>
+          <w:rStyle w:val="s2"/>
+          <w:rFonts w:asciiTheme="minorHAnsi" w:hAnsiTheme="minorHAnsi"/>
+          <w:sz w:val="24"/>
+          <w:szCs w:val="24"/>
+        </w:rPr>
+        <w:t xml:space="preserve">• </w:t>
+      </w:r>
+      <w:r>
+        <w:rPr>
+          <w:rFonts w:asciiTheme="minorHAnsi" w:hAnsiTheme="minorHAnsi"/>
+          <w:sz w:val="24"/>
+          <w:szCs w:val="24"/>
+        </w:rPr>
+        <w:t>Verifies delivered work against the acceptance criteria, supports the demo, and feeds what was learned back into</w:t>
+      </w:r>
+      <w:r>
+        <w:rPr>
+          <w:rFonts w:asciiTheme="minorHAnsi" w:hAnsiTheme="minorHAnsi"/>
+          <w:sz w:val="24"/>
+          <w:szCs w:val="24"/>
+        </w:rPr>
+        <w:t xml:space="preserve"> </w:t>
+      </w:r>
+      <w:r>
+        <w:rPr>
+          <w:rFonts w:asciiTheme="minorHAnsi" w:hAnsiTheme="minorHAnsi"/>
+          <w:sz w:val="24"/>
+          <w:szCs w:val="24"/>
+        </w:rPr>
+        <w:t>the backlog.</w:t>
+      </w:r>
+    </w:p>
+    <w:p>
+      <w:pPr>
+        <w:pStyle w:val="p2"/>
+        <w:spacing w:before="240"/>
+        <w:jc w:val="both"/>
+        <w:rPr>
+          <w:rFonts w:asciiTheme="minorHAnsi" w:hAnsiTheme="minorHAnsi"/>
+          <w:sz w:val="24"/>
+          <w:szCs w:val="24"/>
+        </w:rPr>
+      </w:pPr>
+      <w:r>
+        <w:rPr>
+          <w:rStyle w:val="s1"/>
+          <w:rFonts w:asciiTheme="minorHAnsi" w:hAnsiTheme="minorHAnsi"/>
+          <w:b/>
+          <w:bCs/>
+          <w:sz w:val="24"/>
+          <w:szCs w:val="24"/>
+        </w:rPr>
+        <w:t xml:space="preserve">16. </w:t>
+      </w:r>
+      <w:r>
+        <w:rPr>
+          <w:rFonts w:asciiTheme="minorHAnsi" w:hAnsiTheme="minorHAnsi"/>
+          <w:b/>
+          <w:bCs/>
+          <w:sz w:val="24"/>
+          <w:szCs w:val="24"/>
+        </w:rPr>
+        <w:t>What is the BA’s role in UAT, and how do you write a test case?</w:t>
+      </w:r>
+    </w:p>
+    <w:p>
+      <w:pPr>
+        <w:pStyle w:val="p3"/>
+        <w:jc w:val="both"/>
+        <w:rPr>
+          <w:rFonts w:asciiTheme="minorHAnsi" w:hAnsiTheme="minorHAnsi"/>
+          <w:sz w:val="24"/>
+          <w:szCs w:val="24"/>
+        </w:rPr>
+      </w:pPr>
+      <w:r>
+        <w:rPr>
+          <w:rStyle w:val="s2"/>
+          <w:rFonts w:asciiTheme="minorHAnsi" w:hAnsiTheme="minorHAnsi"/>
+          <w:sz w:val="24"/>
+          <w:szCs w:val="24"/>
+        </w:rPr>
+        <w:t xml:space="preserve">• </w:t>
+      </w:r>
+      <w:r>
+        <w:rPr>
+          <w:rFonts w:asciiTheme="minorHAnsi" w:hAnsiTheme="minorHAnsi"/>
+          <w:sz w:val="24"/>
+          <w:szCs w:val="24"/>
+        </w:rPr>
+        <w:t>Define test scope from the requirements, write scenarios traced to acceptance criteria, coordinate and support</w:t>
+      </w:r>
+      <w:r>
+        <w:rPr>
+          <w:rFonts w:asciiTheme="minorHAnsi" w:hAnsiTheme="minorHAnsi"/>
+          <w:sz w:val="24"/>
+          <w:szCs w:val="24"/>
+        </w:rPr>
+        <w:t xml:space="preserve"> </w:t>
+      </w:r>
+      <w:r>
+        <w:rPr>
+          <w:rFonts w:asciiTheme="minorHAnsi" w:hAnsiTheme="minorHAnsi"/>
+          <w:sz w:val="24"/>
+          <w:szCs w:val="24"/>
+        </w:rPr>
+        <w:t>the business testers, triage and log defects, track them to closure, and contribute to the go or no-go decision</w:t>
+      </w:r>
+      <w:r>
+        <w:rPr>
+          <w:rFonts w:asciiTheme="minorHAnsi" w:hAnsiTheme="minorHAnsi"/>
+          <w:sz w:val="24"/>
+          <w:szCs w:val="24"/>
+        </w:rPr>
+        <w:t>.</w:t>
       </w:r>
     </w:p>
     <w:p>
@@ -4562,34 +6216,375 @@
           <w:sz w:val="24"/>
           <w:szCs w:val="24"/>
         </w:rPr>
-        <w:t xml:space="preserve">User story: </w:t>
-      </w:r>
-      <w:r>
-        <w:rPr>
-          <w:rFonts w:asciiTheme="minorHAnsi" w:hAnsiTheme="minorHAnsi"/>
-          <w:sz w:val="24"/>
-          <w:szCs w:val="24"/>
-        </w:rPr>
-        <w:t>a short placeholder for a conversation, one user goal, lives in a backlog, deliberately lightweight, agile</w:t>
-      </w:r>
-    </w:p>
-    <w:p>
-      <w:pPr>
-        <w:pStyle w:val="p3"/>
-        <w:jc w:val="both"/>
-        <w:rPr>
-          <w:rFonts w:asciiTheme="minorHAnsi" w:hAnsiTheme="minorHAnsi"/>
-          <w:sz w:val="24"/>
-          <w:szCs w:val="24"/>
-        </w:rPr>
-      </w:pPr>
-      <w:r>
-        <w:rPr>
-          <w:rFonts w:asciiTheme="minorHAnsi" w:hAnsiTheme="minorHAnsi"/>
-          <w:sz w:val="24"/>
-          <w:szCs w:val="24"/>
-        </w:rPr>
-        <w:t>context.</w:t>
+        <w:t xml:space="preserve">Test case anatomy: </w:t>
+      </w:r>
+      <w:r>
+        <w:rPr>
+          <w:rFonts w:asciiTheme="minorHAnsi" w:hAnsiTheme="minorHAnsi"/>
+          <w:sz w:val="24"/>
+          <w:szCs w:val="24"/>
+        </w:rPr>
+        <w:t>ID, linked requirement, preconditions, test data, numbered steps, expected result, actual</w:t>
+      </w:r>
+      <w:r>
+        <w:rPr>
+          <w:rFonts w:asciiTheme="minorHAnsi" w:hAnsiTheme="minorHAnsi"/>
+          <w:sz w:val="24"/>
+          <w:szCs w:val="24"/>
+        </w:rPr>
+        <w:t xml:space="preserve"> </w:t>
+      </w:r>
+      <w:r>
+        <w:rPr>
+          <w:rFonts w:asciiTheme="minorHAnsi" w:hAnsiTheme="minorHAnsi"/>
+          <w:sz w:val="24"/>
+          <w:szCs w:val="24"/>
+        </w:rPr>
+        <w:t>result, pass or fail status, and defect reference if failed.</w:t>
+      </w:r>
+    </w:p>
+    <w:p>
+      <w:pPr>
+        <w:pStyle w:val="p3"/>
+        <w:jc w:val="both"/>
+        <w:rPr>
+          <w:rFonts w:asciiTheme="minorHAnsi" w:hAnsiTheme="minorHAnsi"/>
+          <w:sz w:val="24"/>
+          <w:szCs w:val="24"/>
+        </w:rPr>
+      </w:pPr>
+      <w:r>
+        <w:rPr>
+          <w:rStyle w:val="s2"/>
+          <w:rFonts w:asciiTheme="minorHAnsi" w:hAnsiTheme="minorHAnsi"/>
+          <w:sz w:val="24"/>
+          <w:szCs w:val="24"/>
+        </w:rPr>
+        <w:t xml:space="preserve">• </w:t>
+      </w:r>
+      <w:r>
+        <w:rPr>
+          <w:rFonts w:asciiTheme="minorHAnsi" w:hAnsiTheme="minorHAnsi"/>
+          <w:sz w:val="24"/>
+          <w:szCs w:val="24"/>
+        </w:rPr>
+        <w:t>The expected result must be written before the test is run. Written afterwards, it just describes whatever the</w:t>
+      </w:r>
+      <w:r>
+        <w:rPr>
+          <w:rFonts w:asciiTheme="minorHAnsi" w:hAnsiTheme="minorHAnsi"/>
+          <w:sz w:val="24"/>
+          <w:szCs w:val="24"/>
+        </w:rPr>
+        <w:t xml:space="preserve"> </w:t>
+      </w:r>
+      <w:r>
+        <w:rPr>
+          <w:rFonts w:asciiTheme="minorHAnsi" w:hAnsiTheme="minorHAnsi"/>
+          <w:sz w:val="24"/>
+          <w:szCs w:val="24"/>
+        </w:rPr>
+        <w:t>system did.</w:t>
+      </w:r>
+    </w:p>
+    <w:p>
+      <w:pPr>
+        <w:pStyle w:val="p2"/>
+        <w:spacing w:before="240"/>
+        <w:jc w:val="both"/>
+        <w:rPr>
+          <w:rFonts w:asciiTheme="minorHAnsi" w:hAnsiTheme="minorHAnsi"/>
+          <w:sz w:val="24"/>
+          <w:szCs w:val="24"/>
+        </w:rPr>
+      </w:pPr>
+      <w:r>
+        <w:rPr>
+          <w:rStyle w:val="s1"/>
+          <w:rFonts w:asciiTheme="minorHAnsi" w:hAnsiTheme="minorHAnsi"/>
+          <w:b/>
+          <w:bCs/>
+          <w:sz w:val="24"/>
+          <w:szCs w:val="24"/>
+        </w:rPr>
+        <w:t xml:space="preserve">17. </w:t>
+      </w:r>
+      <w:r>
+        <w:rPr>
+          <w:rFonts w:asciiTheme="minorHAnsi" w:hAnsiTheme="minorHAnsi"/>
+          <w:b/>
+          <w:bCs/>
+          <w:sz w:val="24"/>
+          <w:szCs w:val="24"/>
+        </w:rPr>
+        <w:t>How do you handle scope creep?</w:t>
+      </w:r>
+    </w:p>
+    <w:p>
+      <w:pPr>
+        <w:pStyle w:val="p3"/>
+        <w:jc w:val="both"/>
+        <w:rPr>
+          <w:rFonts w:asciiTheme="minorHAnsi" w:hAnsiTheme="minorHAnsi"/>
+          <w:sz w:val="24"/>
+          <w:szCs w:val="24"/>
+        </w:rPr>
+      </w:pPr>
+      <w:r>
+        <w:rPr>
+          <w:rStyle w:val="s2"/>
+          <w:rFonts w:asciiTheme="minorHAnsi" w:hAnsiTheme="minorHAnsi"/>
+          <w:sz w:val="24"/>
+          <w:szCs w:val="24"/>
+        </w:rPr>
+        <w:t xml:space="preserve">• </w:t>
+      </w:r>
+      <w:r>
+        <w:rPr>
+          <w:rFonts w:asciiTheme="minorHAnsi" w:hAnsiTheme="minorHAnsi"/>
+          <w:sz w:val="24"/>
+          <w:szCs w:val="24"/>
+        </w:rPr>
+        <w:t>Distinguish scope creep from legitimate change. Change that is assessed, costed and approved is normal project</w:t>
+      </w:r>
+      <w:r>
+        <w:rPr>
+          <w:rFonts w:asciiTheme="minorHAnsi" w:hAnsiTheme="minorHAnsi"/>
+          <w:sz w:val="24"/>
+          <w:szCs w:val="24"/>
+        </w:rPr>
+        <w:t xml:space="preserve"> </w:t>
+      </w:r>
+      <w:r>
+        <w:rPr>
+          <w:rFonts w:asciiTheme="minorHAnsi" w:hAnsiTheme="minorHAnsi"/>
+          <w:sz w:val="24"/>
+          <w:szCs w:val="24"/>
+        </w:rPr>
+        <w:t>life. Creep is change that arrives unassessed.</w:t>
+      </w:r>
+    </w:p>
+    <w:p>
+      <w:pPr>
+        <w:pStyle w:val="p3"/>
+        <w:jc w:val="both"/>
+        <w:rPr>
+          <w:rFonts w:asciiTheme="minorHAnsi" w:hAnsiTheme="minorHAnsi"/>
+          <w:sz w:val="24"/>
+          <w:szCs w:val="24"/>
+        </w:rPr>
+      </w:pPr>
+      <w:r>
+        <w:rPr>
+          <w:rStyle w:val="s2"/>
+          <w:rFonts w:asciiTheme="minorHAnsi" w:hAnsiTheme="minorHAnsi"/>
+          <w:sz w:val="24"/>
+          <w:szCs w:val="24"/>
+        </w:rPr>
+        <w:t xml:space="preserve">• </w:t>
+      </w:r>
+      <w:r>
+        <w:rPr>
+          <w:rFonts w:asciiTheme="minorHAnsi" w:hAnsiTheme="minorHAnsi"/>
+          <w:sz w:val="24"/>
+          <w:szCs w:val="24"/>
+        </w:rPr>
+        <w:t>You need a baselined scope to detect creep at all — without one, every request looks reasonable.</w:t>
+      </w:r>
+    </w:p>
+    <w:p>
+      <w:pPr>
+        <w:pStyle w:val="p3"/>
+        <w:jc w:val="both"/>
+        <w:rPr>
+          <w:rFonts w:asciiTheme="minorHAnsi" w:hAnsiTheme="minorHAnsi"/>
+          <w:sz w:val="24"/>
+          <w:szCs w:val="24"/>
+        </w:rPr>
+      </w:pPr>
+      <w:r>
+        <w:rPr>
+          <w:rStyle w:val="s2"/>
+          <w:rFonts w:asciiTheme="minorHAnsi" w:hAnsiTheme="minorHAnsi"/>
+          <w:sz w:val="24"/>
+          <w:szCs w:val="24"/>
+        </w:rPr>
+        <w:t xml:space="preserve">• </w:t>
+      </w:r>
+      <w:r>
+        <w:rPr>
+          <w:rFonts w:asciiTheme="minorHAnsi" w:hAnsiTheme="minorHAnsi"/>
+          <w:sz w:val="24"/>
+          <w:szCs w:val="24"/>
+        </w:rPr>
+        <w:t>Log every request, assess the impact on time, cost, quality and dependencies, put it to the decision-maker, get a</w:t>
+      </w:r>
+      <w:r>
+        <w:rPr>
+          <w:rFonts w:asciiTheme="minorHAnsi" w:hAnsiTheme="minorHAnsi"/>
+          <w:sz w:val="24"/>
+          <w:szCs w:val="24"/>
+        </w:rPr>
+        <w:t xml:space="preserve"> </w:t>
+      </w:r>
+      <w:r>
+        <w:rPr>
+          <w:rFonts w:asciiTheme="minorHAnsi" w:hAnsiTheme="minorHAnsi"/>
+          <w:sz w:val="24"/>
+          <w:szCs w:val="24"/>
+        </w:rPr>
+        <w:t>documented decision, and update the baseline if approved.</w:t>
+      </w:r>
+    </w:p>
+    <w:p>
+      <w:pPr>
+        <w:pStyle w:val="p3"/>
+        <w:jc w:val="both"/>
+        <w:rPr>
+          <w:rFonts w:asciiTheme="minorHAnsi" w:hAnsiTheme="minorHAnsi"/>
+          <w:sz w:val="24"/>
+          <w:szCs w:val="24"/>
+        </w:rPr>
+      </w:pPr>
+      <w:r>
+        <w:rPr>
+          <w:rStyle w:val="s2"/>
+          <w:rFonts w:asciiTheme="minorHAnsi" w:hAnsiTheme="minorHAnsi"/>
+          <w:sz w:val="24"/>
+          <w:szCs w:val="24"/>
+        </w:rPr>
+        <w:t xml:space="preserve">• </w:t>
+      </w:r>
+      <w:r>
+        <w:rPr>
+          <w:rFonts w:asciiTheme="minorHAnsi" w:hAnsiTheme="minorHAnsi"/>
+          <w:sz w:val="24"/>
+          <w:szCs w:val="24"/>
+        </w:rPr>
+        <w:t>Name the failure mode: the BA who quietly absorbs a series of small additions because each one individually</w:t>
+      </w:r>
+      <w:r>
+        <w:rPr>
+          <w:rFonts w:asciiTheme="minorHAnsi" w:hAnsiTheme="minorHAnsi"/>
+          <w:sz w:val="24"/>
+          <w:szCs w:val="24"/>
+        </w:rPr>
+        <w:t xml:space="preserve"> </w:t>
+      </w:r>
+      <w:r>
+        <w:rPr>
+          <w:rFonts w:asciiTheme="minorHAnsi" w:hAnsiTheme="minorHAnsi"/>
+          <w:sz w:val="24"/>
+          <w:szCs w:val="24"/>
+        </w:rPr>
+        <w:t>seemed too minor to escalate.</w:t>
+      </w:r>
+    </w:p>
+    <w:p>
+      <w:pPr>
+        <w:pStyle w:val="p2"/>
+        <w:spacing w:before="240"/>
+        <w:jc w:val="both"/>
+        <w:rPr>
+          <w:rFonts w:asciiTheme="minorHAnsi" w:hAnsiTheme="minorHAnsi"/>
+          <w:sz w:val="24"/>
+          <w:szCs w:val="24"/>
+        </w:rPr>
+      </w:pPr>
+      <w:r>
+        <w:rPr>
+          <w:rStyle w:val="s1"/>
+          <w:rFonts w:asciiTheme="minorHAnsi" w:hAnsiTheme="minorHAnsi"/>
+          <w:b/>
+          <w:bCs/>
+          <w:color w:val="000000" w:themeColor="text1"/>
+          <w:sz w:val="24"/>
+          <w:szCs w:val="24"/>
+        </w:rPr>
+        <w:t>18</w:t>
+      </w:r>
+      <w:r>
+        <w:rPr>
+          <w:rStyle w:val="s1"/>
+          <w:rFonts w:asciiTheme="minorHAnsi" w:hAnsiTheme="minorHAnsi"/>
+          <w:b/>
+          <w:bCs/>
+          <w:sz w:val="24"/>
+          <w:szCs w:val="24"/>
+        </w:rPr>
+        <w:t xml:space="preserve">. </w:t>
+      </w:r>
+      <w:r>
+        <w:rPr>
+          <w:rFonts w:asciiTheme="minorHAnsi" w:hAnsiTheme="minorHAnsi"/>
+          <w:b/>
+          <w:bCs/>
+          <w:sz w:val="24"/>
+          <w:szCs w:val="24"/>
+        </w:rPr>
+        <w:t>How would you approach a project where the end users are in remote communities with limited</w:t>
+      </w:r>
+      <w:r>
+        <w:rPr>
+          <w:rFonts w:asciiTheme="minorHAnsi" w:hAnsiTheme="minorHAnsi"/>
+          <w:sz w:val="24"/>
+          <w:szCs w:val="24"/>
+        </w:rPr>
+        <w:t xml:space="preserve"> </w:t>
+      </w:r>
+      <w:r>
+        <w:rPr>
+          <w:rFonts w:asciiTheme="minorHAnsi" w:hAnsiTheme="minorHAnsi"/>
+          <w:b/>
+          <w:bCs/>
+          <w:sz w:val="24"/>
+          <w:szCs w:val="24"/>
+        </w:rPr>
+        <w:t>connectivity?</w:t>
+      </w:r>
+    </w:p>
+    <w:p>
+      <w:pPr>
+        <w:pStyle w:val="p3"/>
+        <w:jc w:val="both"/>
+        <w:rPr>
+          <w:rFonts w:asciiTheme="minorHAnsi" w:hAnsiTheme="minorHAnsi"/>
+          <w:sz w:val="24"/>
+          <w:szCs w:val="24"/>
+        </w:rPr>
+      </w:pPr>
+      <w:r>
+        <w:rPr>
+          <w:rStyle w:val="s2"/>
+          <w:rFonts w:asciiTheme="minorHAnsi" w:hAnsiTheme="minorHAnsi"/>
+          <w:sz w:val="24"/>
+          <w:szCs w:val="24"/>
+        </w:rPr>
+        <w:t xml:space="preserve">• </w:t>
+      </w:r>
+      <w:r>
+        <w:rPr>
+          <w:rFonts w:asciiTheme="minorHAnsi" w:hAnsiTheme="minorHAnsi"/>
+          <w:sz w:val="24"/>
+          <w:szCs w:val="24"/>
+        </w:rPr>
+        <w:t>Start by rejecting the metropolitan assumption. Bandwidth, device availability and reliable power cannot be</w:t>
+      </w:r>
+      <w:r>
+        <w:rPr>
+          <w:rFonts w:asciiTheme="minorHAnsi" w:hAnsiTheme="minorHAnsi"/>
+          <w:sz w:val="24"/>
+          <w:szCs w:val="24"/>
+        </w:rPr>
+        <w:t xml:space="preserve"> </w:t>
+      </w:r>
+      <w:r>
+        <w:rPr>
+          <w:rFonts w:asciiTheme="minorHAnsi" w:hAnsiTheme="minorHAnsi"/>
+          <w:sz w:val="24"/>
+          <w:szCs w:val="24"/>
+        </w:rPr>
+        <w:t>taken for granted.</w:t>
       </w:r>
     </w:p>
     <w:p>
@@ -4620,67 +6615,165 @@
           <w:sz w:val="24"/>
           <w:szCs w:val="24"/>
         </w:rPr>
-        <w:t xml:space="preserve">Use case: </w:t>
-      </w:r>
-      <w:r>
-        <w:rPr>
-          <w:rFonts w:asciiTheme="minorHAnsi" w:hAnsiTheme="minorHAnsi"/>
-          <w:sz w:val="24"/>
-          <w:szCs w:val="24"/>
-        </w:rPr>
-        <w:t>a fuller specification with actors, preconditions, main flow, alternate flows and exception flows. Better</w:t>
-      </w:r>
-    </w:p>
-    <w:p>
-      <w:pPr>
-        <w:pStyle w:val="p3"/>
-        <w:jc w:val="both"/>
-        <w:rPr>
-          <w:rFonts w:asciiTheme="minorHAnsi" w:hAnsiTheme="minorHAnsi"/>
-          <w:sz w:val="24"/>
-          <w:szCs w:val="24"/>
-        </w:rPr>
-      </w:pPr>
-      <w:r>
-        <w:rPr>
-          <w:rFonts w:asciiTheme="minorHAnsi" w:hAnsiTheme="minorHAnsi"/>
-          <w:sz w:val="24"/>
-          <w:szCs w:val="24"/>
-        </w:rPr>
-        <w:t>suited to complex, rule-heavy or highly regulated processes where the edge cases carry the risk.</w:t>
-      </w:r>
-    </w:p>
-    <w:p>
-      <w:pPr>
-        <w:pStyle w:val="p3"/>
-        <w:jc w:val="both"/>
-        <w:rPr>
-          <w:rFonts w:asciiTheme="minorHAnsi" w:hAnsiTheme="minorHAnsi"/>
-          <w:sz w:val="24"/>
-          <w:szCs w:val="24"/>
-        </w:rPr>
-      </w:pPr>
-      <w:r>
-        <w:rPr>
-          <w:rStyle w:val="s2"/>
-          <w:rFonts w:asciiTheme="minorHAnsi" w:hAnsiTheme="minorHAnsi"/>
-          <w:sz w:val="24"/>
-          <w:szCs w:val="24"/>
-        </w:rPr>
-        <w:t xml:space="preserve">• </w:t>
-      </w:r>
-      <w:r>
-        <w:rPr>
-          <w:rFonts w:asciiTheme="minorHAnsi" w:hAnsiTheme="minorHAnsi"/>
-          <w:sz w:val="24"/>
-          <w:szCs w:val="24"/>
-        </w:rPr>
-        <w:t>They are not mutually exclusive — a complex story often gets a use case written behind it.</w:t>
+        <w:t xml:space="preserve">Design implications: </w:t>
+      </w:r>
+      <w:r>
+        <w:rPr>
+          <w:rFonts w:asciiTheme="minorHAnsi" w:hAnsiTheme="minorHAnsi"/>
+          <w:sz w:val="24"/>
+          <w:szCs w:val="24"/>
+        </w:rPr>
+        <w:t>offline or low-bandwidth capability, mobile-first, SMS fallback, small page weight, tolerance</w:t>
+      </w:r>
+      <w:r>
+        <w:rPr>
+          <w:rFonts w:asciiTheme="minorHAnsi" w:hAnsiTheme="minorHAnsi"/>
+          <w:sz w:val="24"/>
+          <w:szCs w:val="24"/>
+        </w:rPr>
+        <w:t xml:space="preserve"> </w:t>
+      </w:r>
+      <w:r>
+        <w:rPr>
+          <w:rFonts w:asciiTheme="minorHAnsi" w:hAnsiTheme="minorHAnsi"/>
+          <w:sz w:val="24"/>
+          <w:szCs w:val="24"/>
+        </w:rPr>
+        <w:t>for interrupted sessions, shared-device usage patterns.</w:t>
+      </w:r>
+    </w:p>
+    <w:p>
+      <w:pPr>
+        <w:pStyle w:val="p3"/>
+        <w:jc w:val="both"/>
+        <w:rPr>
+          <w:rFonts w:asciiTheme="minorHAnsi" w:hAnsiTheme="minorHAnsi"/>
+          <w:sz w:val="24"/>
+          <w:szCs w:val="24"/>
+        </w:rPr>
+      </w:pPr>
+      <w:r>
+        <w:rPr>
+          <w:rStyle w:val="s2"/>
+          <w:rFonts w:asciiTheme="minorHAnsi" w:hAnsiTheme="minorHAnsi"/>
+          <w:sz w:val="24"/>
+          <w:szCs w:val="24"/>
+        </w:rPr>
+        <w:t xml:space="preserve">• </w:t>
+      </w:r>
+      <w:r>
+        <w:rPr>
+          <w:rStyle w:val="s3"/>
+          <w:rFonts w:asciiTheme="minorHAnsi" w:hAnsiTheme="minorHAnsi"/>
+          <w:b/>
+          <w:bCs/>
+          <w:sz w:val="24"/>
+          <w:szCs w:val="24"/>
+        </w:rPr>
+        <w:t xml:space="preserve">Content implications: </w:t>
+      </w:r>
+      <w:r>
+        <w:rPr>
+          <w:rFonts w:asciiTheme="minorHAnsi" w:hAnsiTheme="minorHAnsi"/>
+          <w:sz w:val="24"/>
+          <w:szCs w:val="24"/>
+        </w:rPr>
+        <w:t>plain English, translation where appropriate, and design for varying literacy levels.</w:t>
+      </w:r>
+    </w:p>
+    <w:p>
+      <w:pPr>
+        <w:pStyle w:val="p3"/>
+        <w:jc w:val="both"/>
+        <w:rPr>
+          <w:rFonts w:asciiTheme="minorHAnsi" w:hAnsiTheme="minorHAnsi"/>
+          <w:sz w:val="24"/>
+          <w:szCs w:val="24"/>
+        </w:rPr>
+      </w:pPr>
+      <w:r>
+        <w:rPr>
+          <w:rStyle w:val="s2"/>
+          <w:rFonts w:asciiTheme="minorHAnsi" w:hAnsiTheme="minorHAnsi"/>
+          <w:sz w:val="24"/>
+          <w:szCs w:val="24"/>
+        </w:rPr>
+        <w:lastRenderedPageBreak/>
+        <w:t xml:space="preserve">• </w:t>
+      </w:r>
+      <w:r>
+        <w:rPr>
+          <w:rFonts w:asciiTheme="minorHAnsi" w:hAnsiTheme="minorHAnsi"/>
+          <w:sz w:val="24"/>
+          <w:szCs w:val="24"/>
+        </w:rPr>
+        <w:t>Do the elicitation on country, with community involvement, rather than designing from an office in Darwin and</w:t>
+      </w:r>
+      <w:r>
+        <w:rPr>
+          <w:rFonts w:asciiTheme="minorHAnsi" w:hAnsiTheme="minorHAnsi"/>
+          <w:sz w:val="24"/>
+          <w:szCs w:val="24"/>
+        </w:rPr>
+        <w:t xml:space="preserve"> </w:t>
+      </w:r>
+      <w:r>
+        <w:rPr>
+          <w:rFonts w:asciiTheme="minorHAnsi" w:hAnsiTheme="minorHAnsi"/>
+          <w:sz w:val="24"/>
+          <w:szCs w:val="24"/>
+        </w:rPr>
+        <w:t>validating afterwards.</w:t>
+      </w:r>
+    </w:p>
+    <w:p>
+      <w:pPr>
+        <w:pStyle w:val="p3"/>
+        <w:jc w:val="both"/>
+        <w:rPr>
+          <w:rFonts w:asciiTheme="minorHAnsi" w:hAnsiTheme="minorHAnsi"/>
+          <w:sz w:val="24"/>
+          <w:szCs w:val="24"/>
+        </w:rPr>
+      </w:pPr>
+      <w:r>
+        <w:rPr>
+          <w:rStyle w:val="s2"/>
+          <w:rFonts w:asciiTheme="minorHAnsi" w:hAnsiTheme="minorHAnsi"/>
+          <w:sz w:val="24"/>
+          <w:szCs w:val="24"/>
+        </w:rPr>
+        <w:t xml:space="preserve">• </w:t>
+      </w:r>
+      <w:r>
+        <w:rPr>
+          <w:rFonts w:asciiTheme="minorHAnsi" w:hAnsiTheme="minorHAnsi"/>
+          <w:sz w:val="24"/>
+          <w:szCs w:val="24"/>
+        </w:rPr>
+        <w:t>Retain assisted and in-person channels. Digital-only delivery in this context is exclusion, and that is a defensible</w:t>
+      </w:r>
+      <w:r>
+        <w:rPr>
+          <w:rFonts w:asciiTheme="minorHAnsi" w:hAnsiTheme="minorHAnsi"/>
+          <w:sz w:val="24"/>
+          <w:szCs w:val="24"/>
+        </w:rPr>
+        <w:t xml:space="preserve"> </w:t>
+      </w:r>
+      <w:r>
+        <w:rPr>
+          <w:rFonts w:asciiTheme="minorHAnsi" w:hAnsiTheme="minorHAnsi"/>
+          <w:sz w:val="24"/>
+          <w:szCs w:val="24"/>
+        </w:rPr>
+        <w:t>thing to say in a government interview.</w:t>
       </w:r>
     </w:p>
     <w:p>
       <w:pPr>
         <w:pStyle w:val="p2"/>
+        <w:spacing w:before="240"/>
         <w:jc w:val="both"/>
         <w:rPr>
           <w:rFonts w:asciiTheme="minorHAnsi" w:hAnsiTheme="minorHAnsi"/>
@@ -4697,256 +6790,77 @@
           <w:sz w:val="24"/>
           <w:szCs w:val="24"/>
         </w:rPr>
-        <w:t xml:space="preserve">9. </w:t>
-      </w:r>
-      <w:r>
-        <w:rPr>
-          <w:rFonts w:asciiTheme="minorHAnsi" w:hAnsiTheme="minorHAnsi"/>
-          <w:b/>
-          <w:bCs/>
-          <w:sz w:val="24"/>
-          <w:szCs w:val="24"/>
-        </w:rPr>
-        <w:t>Which diagram would you use to show a decision-heavy approval workflow, and why?</w:t>
-      </w:r>
-    </w:p>
-    <w:p>
-      <w:pPr>
-        <w:pStyle w:val="p3"/>
-        <w:jc w:val="both"/>
-        <w:rPr>
-          <w:rFonts w:asciiTheme="minorHAnsi" w:hAnsiTheme="minorHAnsi"/>
-          <w:sz w:val="24"/>
-          <w:szCs w:val="24"/>
-        </w:rPr>
-      </w:pPr>
-      <w:r>
-        <w:rPr>
-          <w:rStyle w:val="s2"/>
-          <w:rFonts w:asciiTheme="minorHAnsi" w:hAnsiTheme="minorHAnsi"/>
-          <w:sz w:val="24"/>
-          <w:szCs w:val="24"/>
-        </w:rPr>
-        <w:lastRenderedPageBreak/>
-        <w:t xml:space="preserve">• </w:t>
-      </w:r>
-      <w:r>
-        <w:rPr>
-          <w:rFonts w:asciiTheme="minorHAnsi" w:hAnsiTheme="minorHAnsi"/>
-          <w:sz w:val="24"/>
-          <w:szCs w:val="24"/>
-        </w:rPr>
-        <w:t xml:space="preserve">A BPMN process diagram with gateways for the decision points, and </w:t>
-      </w:r>
-      <w:proofErr w:type="spellStart"/>
-      <w:r>
-        <w:rPr>
-          <w:rFonts w:asciiTheme="minorHAnsi" w:hAnsiTheme="minorHAnsi"/>
-          <w:sz w:val="24"/>
-          <w:szCs w:val="24"/>
-        </w:rPr>
-        <w:t>swimlanes</w:t>
-      </w:r>
-      <w:proofErr w:type="spellEnd"/>
-      <w:r>
-        <w:rPr>
-          <w:rFonts w:asciiTheme="minorHAnsi" w:hAnsiTheme="minorHAnsi"/>
-          <w:sz w:val="24"/>
-          <w:szCs w:val="24"/>
-        </w:rPr>
-        <w:t xml:space="preserve"> for each approving role.</w:t>
-      </w:r>
-    </w:p>
-    <w:p>
-      <w:pPr>
-        <w:pStyle w:val="p3"/>
-        <w:jc w:val="both"/>
-        <w:rPr>
-          <w:rFonts w:asciiTheme="minorHAnsi" w:hAnsiTheme="minorHAnsi"/>
-          <w:sz w:val="24"/>
-          <w:szCs w:val="24"/>
-        </w:rPr>
-      </w:pPr>
-      <w:r>
-        <w:rPr>
-          <w:rStyle w:val="s2"/>
-          <w:rFonts w:asciiTheme="minorHAnsi" w:hAnsiTheme="minorHAnsi"/>
-          <w:sz w:val="24"/>
-          <w:szCs w:val="24"/>
-        </w:rPr>
-        <w:t xml:space="preserve">• </w:t>
-      </w:r>
-      <w:proofErr w:type="spellStart"/>
-      <w:r>
-        <w:rPr>
-          <w:rFonts w:asciiTheme="minorHAnsi" w:hAnsiTheme="minorHAnsi"/>
-          <w:sz w:val="24"/>
-          <w:szCs w:val="24"/>
-        </w:rPr>
-        <w:t>Swimlanes</w:t>
-      </w:r>
-      <w:proofErr w:type="spellEnd"/>
-      <w:r>
-        <w:rPr>
-          <w:rFonts w:asciiTheme="minorHAnsi" w:hAnsiTheme="minorHAnsi"/>
-          <w:sz w:val="24"/>
-          <w:szCs w:val="24"/>
-        </w:rPr>
-        <w:t xml:space="preserve"> are the reason: they make handoffs and accountability visible, which is normally the actual source of</w:t>
-      </w:r>
-    </w:p>
-    <w:p>
-      <w:pPr>
-        <w:pStyle w:val="p3"/>
-        <w:jc w:val="both"/>
-        <w:rPr>
-          <w:rFonts w:asciiTheme="minorHAnsi" w:hAnsiTheme="minorHAnsi"/>
-          <w:sz w:val="24"/>
-          <w:szCs w:val="24"/>
-        </w:rPr>
-      </w:pPr>
-      <w:r>
-        <w:rPr>
-          <w:rFonts w:asciiTheme="minorHAnsi" w:hAnsiTheme="minorHAnsi"/>
-          <w:sz w:val="24"/>
-          <w:szCs w:val="24"/>
-        </w:rPr>
-        <w:t>delay in an approval chain.</w:t>
-      </w:r>
-    </w:p>
-    <w:p>
-      <w:pPr>
-        <w:pStyle w:val="p3"/>
-        <w:jc w:val="both"/>
-        <w:rPr>
-          <w:rFonts w:asciiTheme="minorHAnsi" w:hAnsiTheme="minorHAnsi"/>
-          <w:sz w:val="24"/>
-          <w:szCs w:val="24"/>
-        </w:rPr>
-      </w:pPr>
-      <w:r>
-        <w:rPr>
-          <w:rStyle w:val="s2"/>
-          <w:rFonts w:asciiTheme="minorHAnsi" w:hAnsiTheme="minorHAnsi"/>
-          <w:sz w:val="24"/>
-          <w:szCs w:val="24"/>
-        </w:rPr>
-        <w:t xml:space="preserve">• </w:t>
-      </w:r>
-      <w:r>
-        <w:rPr>
-          <w:rFonts w:asciiTheme="minorHAnsi" w:hAnsiTheme="minorHAnsi"/>
-          <w:sz w:val="24"/>
-          <w:szCs w:val="24"/>
-        </w:rPr>
-        <w:t>If the rules are combinatorial — several conditions interacting — pair the diagram with a decision table, which</w:t>
-      </w:r>
-    </w:p>
-    <w:p>
-      <w:pPr>
-        <w:pStyle w:val="p3"/>
-        <w:jc w:val="both"/>
-        <w:rPr>
-          <w:rFonts w:asciiTheme="minorHAnsi" w:hAnsiTheme="minorHAnsi"/>
-          <w:sz w:val="24"/>
-          <w:szCs w:val="24"/>
-        </w:rPr>
-      </w:pPr>
-      <w:r>
-        <w:rPr>
-          <w:rFonts w:asciiTheme="minorHAnsi" w:hAnsiTheme="minorHAnsi"/>
-          <w:sz w:val="24"/>
-          <w:szCs w:val="24"/>
-        </w:rPr>
-        <w:t>handles that far more readably than nested branches.</w:t>
-      </w:r>
-    </w:p>
-    <w:p>
-      <w:pPr>
-        <w:pStyle w:val="p2"/>
-        <w:jc w:val="both"/>
-        <w:rPr>
-          <w:rFonts w:asciiTheme="minorHAnsi" w:hAnsiTheme="minorHAnsi"/>
-          <w:sz w:val="24"/>
-          <w:szCs w:val="24"/>
-        </w:rPr>
-      </w:pPr>
-      <w:r>
-        <w:rPr>
-          <w:rStyle w:val="s1"/>
-          <w:rFonts w:asciiTheme="minorHAnsi" w:hAnsiTheme="minorHAnsi"/>
-          <w:b/>
-          <w:bCs/>
-          <w:sz w:val="24"/>
-          <w:szCs w:val="24"/>
-        </w:rPr>
-        <w:t xml:space="preserve">10. </w:t>
-      </w:r>
-      <w:r>
-        <w:rPr>
-          <w:rFonts w:asciiTheme="minorHAnsi" w:hAnsiTheme="minorHAnsi"/>
-          <w:b/>
-          <w:bCs/>
-          <w:sz w:val="24"/>
-          <w:szCs w:val="24"/>
-        </w:rPr>
-        <w:t>How would you run a gap analysis for a service moving from paper to online?</w:t>
-      </w:r>
-    </w:p>
-    <w:p>
-      <w:pPr>
-        <w:pStyle w:val="p3"/>
-        <w:jc w:val="both"/>
-        <w:rPr>
-          <w:rFonts w:asciiTheme="minorHAnsi" w:hAnsiTheme="minorHAnsi"/>
-          <w:sz w:val="24"/>
-          <w:szCs w:val="24"/>
-        </w:rPr>
-      </w:pPr>
-      <w:r>
-        <w:rPr>
-          <w:rStyle w:val="s2"/>
-          <w:rFonts w:asciiTheme="minorHAnsi" w:hAnsiTheme="minorHAnsi"/>
-          <w:sz w:val="24"/>
-          <w:szCs w:val="24"/>
-        </w:rPr>
-        <w:t xml:space="preserve">• </w:t>
-      </w:r>
-      <w:r>
-        <w:rPr>
-          <w:rFonts w:asciiTheme="minorHAnsi" w:hAnsiTheme="minorHAnsi"/>
-          <w:sz w:val="24"/>
-          <w:szCs w:val="24"/>
-        </w:rPr>
-        <w:t>Document the current state: the forms, the steps, processing times, error and rejection rates, volumes.</w:t>
-      </w:r>
-    </w:p>
-    <w:p>
-      <w:pPr>
-        <w:pStyle w:val="p3"/>
-        <w:jc w:val="both"/>
-        <w:rPr>
-          <w:rFonts w:asciiTheme="minorHAnsi" w:hAnsiTheme="minorHAnsi"/>
-          <w:sz w:val="24"/>
-          <w:szCs w:val="24"/>
-        </w:rPr>
-      </w:pPr>
-      <w:r>
-        <w:rPr>
-          <w:rStyle w:val="s2"/>
-          <w:rFonts w:asciiTheme="minorHAnsi" w:hAnsiTheme="minorHAnsi"/>
-          <w:sz w:val="24"/>
-          <w:szCs w:val="24"/>
-        </w:rPr>
-        <w:t xml:space="preserve">• </w:t>
-      </w:r>
-      <w:r>
-        <w:rPr>
-          <w:rFonts w:asciiTheme="minorHAnsi" w:hAnsiTheme="minorHAnsi"/>
-          <w:sz w:val="24"/>
-          <w:szCs w:val="24"/>
-        </w:rPr>
-        <w:t>Define the target state and the objectives behind it — is this about cost, speed, accuracy, or reach?</w:t>
+        <w:t xml:space="preserve">19. </w:t>
+      </w:r>
+      <w:r>
+        <w:rPr>
+          <w:rFonts w:asciiTheme="minorHAnsi" w:hAnsiTheme="minorHAnsi"/>
+          <w:b/>
+          <w:bCs/>
+          <w:sz w:val="24"/>
+          <w:szCs w:val="24"/>
+        </w:rPr>
+        <w:t>What do you know about privacy and information-handling obligations in the public sector?</w:t>
+      </w:r>
+    </w:p>
+    <w:p>
+      <w:pPr>
+        <w:pStyle w:val="p3"/>
+        <w:jc w:val="both"/>
+        <w:rPr>
+          <w:rFonts w:asciiTheme="minorHAnsi" w:hAnsiTheme="minorHAnsi"/>
+          <w:sz w:val="24"/>
+          <w:szCs w:val="24"/>
+        </w:rPr>
+      </w:pPr>
+      <w:r>
+        <w:rPr>
+          <w:rStyle w:val="s2"/>
+          <w:rFonts w:asciiTheme="minorHAnsi" w:hAnsiTheme="minorHAnsi"/>
+          <w:sz w:val="24"/>
+          <w:szCs w:val="24"/>
+        </w:rPr>
+        <w:t xml:space="preserve">• </w:t>
+      </w:r>
+      <w:r>
+        <w:rPr>
+          <w:rFonts w:asciiTheme="minorHAnsi" w:hAnsiTheme="minorHAnsi"/>
+          <w:sz w:val="24"/>
+          <w:szCs w:val="24"/>
+        </w:rPr>
+        <w:t>For NT public sector organisations, the Information Act 2002 (NT) covers information privacy principles, public</w:t>
+      </w:r>
+      <w:r>
+        <w:rPr>
+          <w:rFonts w:asciiTheme="minorHAnsi" w:hAnsiTheme="minorHAnsi"/>
+          <w:sz w:val="24"/>
+          <w:szCs w:val="24"/>
+        </w:rPr>
+        <w:t xml:space="preserve"> </w:t>
+      </w:r>
+      <w:r>
+        <w:rPr>
+          <w:rFonts w:asciiTheme="minorHAnsi" w:hAnsiTheme="minorHAnsi"/>
+          <w:sz w:val="24"/>
+          <w:szCs w:val="24"/>
+        </w:rPr>
+        <w:t>access to information and records management. Commonwealth agencies fall under the Privacy Act 1988 and the</w:t>
+      </w:r>
+      <w:r>
+        <w:rPr>
+          <w:rFonts w:asciiTheme="minorHAnsi" w:hAnsiTheme="minorHAnsi"/>
+          <w:sz w:val="24"/>
+          <w:szCs w:val="24"/>
+        </w:rPr>
+        <w:t xml:space="preserve"> </w:t>
+      </w:r>
+      <w:r>
+        <w:rPr>
+          <w:rFonts w:asciiTheme="minorHAnsi" w:hAnsiTheme="minorHAnsi"/>
+          <w:sz w:val="24"/>
+          <w:szCs w:val="24"/>
+        </w:rPr>
+        <w:t>Australian Privacy Principles.</w:t>
       </w:r>
     </w:p>
     <w:p>
@@ -4977,2337 +6891,6 @@
           <w:sz w:val="24"/>
           <w:szCs w:val="24"/>
         </w:rPr>
-        <w:t xml:space="preserve">Identify gaps across categories: </w:t>
-      </w:r>
-      <w:r>
-        <w:rPr>
-          <w:rFonts w:asciiTheme="minorHAnsi" w:hAnsiTheme="minorHAnsi"/>
-          <w:sz w:val="24"/>
-          <w:szCs w:val="24"/>
-        </w:rPr>
-        <w:t>process, technology, data, people and skills, and policy.</w:t>
-      </w:r>
-    </w:p>
-    <w:p>
-      <w:pPr>
-        <w:pStyle w:val="p3"/>
-        <w:jc w:val="both"/>
-        <w:rPr>
-          <w:rFonts w:asciiTheme="minorHAnsi" w:hAnsiTheme="minorHAnsi"/>
-          <w:sz w:val="24"/>
-          <w:szCs w:val="24"/>
-        </w:rPr>
-      </w:pPr>
-      <w:r>
-        <w:rPr>
-          <w:rStyle w:val="s2"/>
-          <w:rFonts w:asciiTheme="minorHAnsi" w:hAnsiTheme="minorHAnsi"/>
-          <w:sz w:val="24"/>
-          <w:szCs w:val="24"/>
-        </w:rPr>
-        <w:t xml:space="preserve">• </w:t>
-      </w:r>
-      <w:r>
-        <w:rPr>
-          <w:rFonts w:asciiTheme="minorHAnsi" w:hAnsiTheme="minorHAnsi"/>
-          <w:sz w:val="24"/>
-          <w:szCs w:val="24"/>
-        </w:rPr>
-        <w:t>Produce options with recommendations, not just a gap list.</w:t>
-      </w:r>
-    </w:p>
-    <w:p>
-      <w:pPr>
-        <w:pStyle w:val="p3"/>
-        <w:jc w:val="both"/>
-        <w:rPr>
-          <w:rFonts w:asciiTheme="minorHAnsi" w:hAnsiTheme="minorHAnsi"/>
-          <w:sz w:val="24"/>
-          <w:szCs w:val="24"/>
-        </w:rPr>
-      </w:pPr>
-      <w:r>
-        <w:rPr>
-          <w:rStyle w:val="s2"/>
-          <w:rFonts w:asciiTheme="minorHAnsi" w:hAnsiTheme="minorHAnsi"/>
-          <w:sz w:val="24"/>
-          <w:szCs w:val="24"/>
-        </w:rPr>
-        <w:t xml:space="preserve">• </w:t>
-      </w:r>
-      <w:r>
-        <w:rPr>
-          <w:rFonts w:asciiTheme="minorHAnsi" w:hAnsiTheme="minorHAnsi"/>
-          <w:sz w:val="24"/>
-          <w:szCs w:val="24"/>
-        </w:rPr>
-        <w:t>In a government context, explicitly include accessibility, digital exclusion, records management and identity</w:t>
-      </w:r>
-    </w:p>
-    <w:p>
-      <w:pPr>
-        <w:pStyle w:val="p3"/>
-        <w:jc w:val="both"/>
-        <w:rPr>
-          <w:rFonts w:asciiTheme="minorHAnsi" w:hAnsiTheme="minorHAnsi"/>
-          <w:sz w:val="24"/>
-          <w:szCs w:val="24"/>
-        </w:rPr>
-      </w:pPr>
-      <w:r>
-        <w:rPr>
-          <w:rFonts w:asciiTheme="minorHAnsi" w:hAnsiTheme="minorHAnsi"/>
-          <w:sz w:val="24"/>
-          <w:szCs w:val="24"/>
-        </w:rPr>
-        <w:t>verification — these are the gaps that get missed and then become the problem.</w:t>
-      </w:r>
-    </w:p>
-    <w:p>
-      <w:pPr>
-        <w:pStyle w:val="p2"/>
-        <w:jc w:val="both"/>
-        <w:rPr>
-          <w:rFonts w:asciiTheme="minorHAnsi" w:hAnsiTheme="minorHAnsi"/>
-          <w:sz w:val="24"/>
-          <w:szCs w:val="24"/>
-        </w:rPr>
-      </w:pPr>
-      <w:r>
-        <w:rPr>
-          <w:rStyle w:val="s1"/>
-          <w:rFonts w:asciiTheme="minorHAnsi" w:hAnsiTheme="minorHAnsi"/>
-          <w:b/>
-          <w:bCs/>
-          <w:sz w:val="24"/>
-          <w:szCs w:val="24"/>
-        </w:rPr>
-        <w:t xml:space="preserve">11. </w:t>
-      </w:r>
-      <w:r>
-        <w:rPr>
-          <w:rFonts w:asciiTheme="minorHAnsi" w:hAnsiTheme="minorHAnsi"/>
-          <w:b/>
-          <w:bCs/>
-          <w:sz w:val="24"/>
-          <w:szCs w:val="24"/>
-        </w:rPr>
-        <w:t>Write a SQL query to find [something].</w:t>
-      </w:r>
-    </w:p>
-    <w:p>
-      <w:pPr>
-        <w:pStyle w:val="p3"/>
-        <w:jc w:val="both"/>
-        <w:rPr>
-          <w:rFonts w:asciiTheme="minorHAnsi" w:hAnsiTheme="minorHAnsi"/>
-          <w:sz w:val="24"/>
-          <w:szCs w:val="24"/>
-        </w:rPr>
-      </w:pPr>
-      <w:r>
-        <w:rPr>
-          <w:rStyle w:val="s2"/>
-          <w:rFonts w:asciiTheme="minorHAnsi" w:hAnsiTheme="minorHAnsi"/>
-          <w:sz w:val="24"/>
-          <w:szCs w:val="24"/>
-        </w:rPr>
-        <w:t xml:space="preserve">• </w:t>
-      </w:r>
-      <w:r>
-        <w:rPr>
-          <w:rFonts w:asciiTheme="minorHAnsi" w:hAnsiTheme="minorHAnsi"/>
-          <w:sz w:val="24"/>
-          <w:szCs w:val="24"/>
-        </w:rPr>
-        <w:t>Expect joins, aggregation, and filtering. A representative answer — applications per suburb with more than ten in</w:t>
-      </w:r>
-    </w:p>
-    <w:p>
-      <w:pPr>
-        <w:pStyle w:val="p5"/>
-        <w:jc w:val="both"/>
-        <w:rPr>
-          <w:rFonts w:asciiTheme="minorHAnsi" w:hAnsiTheme="minorHAnsi"/>
-          <w:sz w:val="24"/>
-          <w:szCs w:val="24"/>
-        </w:rPr>
-      </w:pPr>
-      <w:r>
-        <w:rPr>
-          <w:rStyle w:val="s7"/>
-          <w:rFonts w:asciiTheme="minorHAnsi" w:hAnsiTheme="minorHAnsi"/>
-          <w:sz w:val="24"/>
-          <w:szCs w:val="24"/>
-        </w:rPr>
-        <w:t xml:space="preserve">the current </w:t>
-      </w:r>
-      <w:proofErr w:type="spellStart"/>
-      <w:r>
-        <w:rPr>
-          <w:rStyle w:val="s7"/>
-          <w:rFonts w:asciiTheme="minorHAnsi" w:hAnsiTheme="minorHAnsi"/>
-          <w:sz w:val="24"/>
-          <w:szCs w:val="24"/>
-        </w:rPr>
-        <w:t>quarter:</w:t>
-      </w:r>
-      <w:r>
-        <w:rPr>
-          <w:rFonts w:asciiTheme="minorHAnsi" w:hAnsiTheme="minorHAnsi"/>
-          <w:sz w:val="24"/>
-          <w:szCs w:val="24"/>
-        </w:rPr>
-        <w:t>SELECT</w:t>
-      </w:r>
-      <w:proofErr w:type="spellEnd"/>
-      <w:r>
-        <w:rPr>
-          <w:rFonts w:asciiTheme="minorHAnsi" w:hAnsiTheme="minorHAnsi"/>
-          <w:sz w:val="24"/>
-          <w:szCs w:val="24"/>
-        </w:rPr>
-        <w:t xml:space="preserve"> </w:t>
-      </w:r>
-      <w:proofErr w:type="spellStart"/>
-      <w:r>
-        <w:rPr>
-          <w:rFonts w:asciiTheme="minorHAnsi" w:hAnsiTheme="minorHAnsi"/>
-          <w:sz w:val="24"/>
-          <w:szCs w:val="24"/>
-        </w:rPr>
-        <w:t>s.suburb</w:t>
-      </w:r>
-      <w:proofErr w:type="spellEnd"/>
-      <w:r>
-        <w:rPr>
-          <w:rFonts w:asciiTheme="minorHAnsi" w:hAnsiTheme="minorHAnsi"/>
-          <w:sz w:val="24"/>
-          <w:szCs w:val="24"/>
-        </w:rPr>
-        <w:t xml:space="preserve">, COUNT(*) AS </w:t>
-      </w:r>
-      <w:proofErr w:type="spellStart"/>
-      <w:r>
-        <w:rPr>
-          <w:rFonts w:asciiTheme="minorHAnsi" w:hAnsiTheme="minorHAnsi"/>
-          <w:sz w:val="24"/>
-          <w:szCs w:val="24"/>
-        </w:rPr>
-        <w:t>application_count</w:t>
-      </w:r>
-      <w:proofErr w:type="spellEnd"/>
-    </w:p>
-    <w:p>
-      <w:pPr>
-        <w:pStyle w:val="p5"/>
-        <w:jc w:val="both"/>
-        <w:rPr>
-          <w:rFonts w:asciiTheme="minorHAnsi" w:hAnsiTheme="minorHAnsi"/>
-          <w:sz w:val="24"/>
-          <w:szCs w:val="24"/>
-        </w:rPr>
-      </w:pPr>
-      <w:r>
-        <w:rPr>
-          <w:rFonts w:asciiTheme="minorHAnsi" w:hAnsiTheme="minorHAnsi"/>
-          <w:sz w:val="24"/>
-          <w:szCs w:val="24"/>
-        </w:rPr>
-        <w:t>FROM applications a</w:t>
-      </w:r>
-    </w:p>
-    <w:p>
-      <w:pPr>
-        <w:pStyle w:val="p5"/>
-        <w:jc w:val="both"/>
-        <w:rPr>
-          <w:rFonts w:asciiTheme="minorHAnsi" w:hAnsiTheme="minorHAnsi"/>
-          <w:sz w:val="24"/>
-          <w:szCs w:val="24"/>
-        </w:rPr>
-      </w:pPr>
-      <w:r>
-        <w:rPr>
-          <w:rFonts w:asciiTheme="minorHAnsi" w:hAnsiTheme="minorHAnsi"/>
-          <w:sz w:val="24"/>
-          <w:szCs w:val="24"/>
-        </w:rPr>
-        <w:t xml:space="preserve">JOIN suburbs s ON </w:t>
-      </w:r>
-      <w:proofErr w:type="spellStart"/>
-      <w:r>
-        <w:rPr>
-          <w:rFonts w:asciiTheme="minorHAnsi" w:hAnsiTheme="minorHAnsi"/>
-          <w:sz w:val="24"/>
-          <w:szCs w:val="24"/>
-        </w:rPr>
-        <w:t>a.suburb_id</w:t>
-      </w:r>
-      <w:proofErr w:type="spellEnd"/>
-      <w:r>
-        <w:rPr>
-          <w:rFonts w:asciiTheme="minorHAnsi" w:hAnsiTheme="minorHAnsi"/>
-          <w:sz w:val="24"/>
-          <w:szCs w:val="24"/>
-        </w:rPr>
-        <w:t xml:space="preserve"> = s.id</w:t>
-      </w:r>
-    </w:p>
-    <w:p>
-      <w:pPr>
-        <w:pStyle w:val="p5"/>
-        <w:jc w:val="both"/>
-        <w:rPr>
-          <w:rFonts w:asciiTheme="minorHAnsi" w:hAnsiTheme="minorHAnsi"/>
-          <w:sz w:val="24"/>
-          <w:szCs w:val="24"/>
-        </w:rPr>
-      </w:pPr>
-      <w:r>
-        <w:rPr>
-          <w:rFonts w:asciiTheme="minorHAnsi" w:hAnsiTheme="minorHAnsi"/>
-          <w:sz w:val="24"/>
-          <w:szCs w:val="24"/>
-        </w:rPr>
-        <w:t xml:space="preserve">WHERE </w:t>
-      </w:r>
-      <w:proofErr w:type="spellStart"/>
-      <w:r>
-        <w:rPr>
-          <w:rFonts w:asciiTheme="minorHAnsi" w:hAnsiTheme="minorHAnsi"/>
-          <w:sz w:val="24"/>
-          <w:szCs w:val="24"/>
-        </w:rPr>
-        <w:t>a.submitted_date</w:t>
-      </w:r>
-      <w:proofErr w:type="spellEnd"/>
-      <w:r>
-        <w:rPr>
-          <w:rFonts w:asciiTheme="minorHAnsi" w:hAnsiTheme="minorHAnsi"/>
-          <w:sz w:val="24"/>
-          <w:szCs w:val="24"/>
-        </w:rPr>
-        <w:t xml:space="preserve"> &gt;= '2026-04-01'</w:t>
-      </w:r>
-    </w:p>
-    <w:p>
-      <w:pPr>
-        <w:pStyle w:val="p5"/>
-        <w:jc w:val="both"/>
-        <w:rPr>
-          <w:rFonts w:asciiTheme="minorHAnsi" w:hAnsiTheme="minorHAnsi"/>
-          <w:sz w:val="24"/>
-          <w:szCs w:val="24"/>
-        </w:rPr>
-      </w:pPr>
-      <w:r>
-        <w:rPr>
-          <w:rFonts w:asciiTheme="minorHAnsi" w:hAnsiTheme="minorHAnsi"/>
-          <w:sz w:val="24"/>
-          <w:szCs w:val="24"/>
-        </w:rPr>
-        <w:t xml:space="preserve">GROUP BY </w:t>
-      </w:r>
-      <w:proofErr w:type="spellStart"/>
-      <w:r>
-        <w:rPr>
-          <w:rFonts w:asciiTheme="minorHAnsi" w:hAnsiTheme="minorHAnsi"/>
-          <w:sz w:val="24"/>
-          <w:szCs w:val="24"/>
-        </w:rPr>
-        <w:t>s.suburb</w:t>
-      </w:r>
-      <w:proofErr w:type="spellEnd"/>
-    </w:p>
-    <w:p>
-      <w:pPr>
-        <w:pStyle w:val="p5"/>
-        <w:jc w:val="both"/>
-        <w:rPr>
-          <w:rFonts w:asciiTheme="minorHAnsi" w:hAnsiTheme="minorHAnsi"/>
-          <w:sz w:val="24"/>
-          <w:szCs w:val="24"/>
-        </w:rPr>
-      </w:pPr>
-      <w:r>
-        <w:rPr>
-          <w:rFonts w:asciiTheme="minorHAnsi" w:hAnsiTheme="minorHAnsi"/>
-          <w:sz w:val="24"/>
-          <w:szCs w:val="24"/>
-        </w:rPr>
-        <w:t>HAVING COUNT(*) &gt; 10</w:t>
-      </w:r>
-    </w:p>
-    <w:p>
-      <w:pPr>
-        <w:pStyle w:val="p5"/>
-        <w:jc w:val="both"/>
-        <w:rPr>
-          <w:rFonts w:asciiTheme="minorHAnsi" w:hAnsiTheme="minorHAnsi"/>
-          <w:sz w:val="24"/>
-          <w:szCs w:val="24"/>
-        </w:rPr>
-      </w:pPr>
-      <w:r>
-        <w:rPr>
-          <w:rFonts w:asciiTheme="minorHAnsi" w:hAnsiTheme="minorHAnsi"/>
-          <w:sz w:val="24"/>
-          <w:szCs w:val="24"/>
-        </w:rPr>
-        <w:t xml:space="preserve">ORDER BY </w:t>
-      </w:r>
-      <w:proofErr w:type="spellStart"/>
-      <w:r>
-        <w:rPr>
-          <w:rFonts w:asciiTheme="minorHAnsi" w:hAnsiTheme="minorHAnsi"/>
-          <w:sz w:val="24"/>
-          <w:szCs w:val="24"/>
-        </w:rPr>
-        <w:t>application_count</w:t>
-      </w:r>
-      <w:proofErr w:type="spellEnd"/>
-      <w:r>
-        <w:rPr>
-          <w:rFonts w:asciiTheme="minorHAnsi" w:hAnsiTheme="minorHAnsi"/>
-          <w:sz w:val="24"/>
-          <w:szCs w:val="24"/>
-        </w:rPr>
-        <w:t xml:space="preserve"> DESC;</w:t>
-      </w:r>
-    </w:p>
-    <w:p>
-      <w:pPr>
-        <w:pStyle w:val="p3"/>
-        <w:jc w:val="both"/>
-        <w:rPr>
-          <w:rFonts w:asciiTheme="minorHAnsi" w:hAnsiTheme="minorHAnsi"/>
-          <w:sz w:val="24"/>
-          <w:szCs w:val="24"/>
-        </w:rPr>
-      </w:pPr>
-      <w:r>
-        <w:rPr>
-          <w:rStyle w:val="s2"/>
-          <w:rFonts w:asciiTheme="minorHAnsi" w:hAnsiTheme="minorHAnsi"/>
-          <w:sz w:val="24"/>
-          <w:szCs w:val="24"/>
-        </w:rPr>
-        <w:t xml:space="preserve">• </w:t>
-      </w:r>
-      <w:r>
-        <w:rPr>
-          <w:rStyle w:val="s3"/>
-          <w:rFonts w:asciiTheme="minorHAnsi" w:hAnsiTheme="minorHAnsi"/>
-          <w:b/>
-          <w:bCs/>
-          <w:sz w:val="24"/>
-          <w:szCs w:val="24"/>
-        </w:rPr>
-        <w:t xml:space="preserve">The two distinctions they are testing: </w:t>
-      </w:r>
-      <w:r>
-        <w:rPr>
-          <w:rFonts w:asciiTheme="minorHAnsi" w:hAnsiTheme="minorHAnsi"/>
-          <w:sz w:val="24"/>
-          <w:szCs w:val="24"/>
-        </w:rPr>
-        <w:t>WHERE filters individual rows before grouping, HAVING filters the groups</w:t>
-      </w:r>
-    </w:p>
-    <w:p>
-      <w:pPr>
-        <w:pStyle w:val="p3"/>
-        <w:jc w:val="both"/>
-        <w:rPr>
-          <w:rFonts w:asciiTheme="minorHAnsi" w:hAnsiTheme="minorHAnsi"/>
-          <w:sz w:val="24"/>
-          <w:szCs w:val="24"/>
-        </w:rPr>
-      </w:pPr>
-      <w:r>
-        <w:rPr>
-          <w:rFonts w:asciiTheme="minorHAnsi" w:hAnsiTheme="minorHAnsi"/>
-          <w:sz w:val="24"/>
-          <w:szCs w:val="24"/>
-        </w:rPr>
-        <w:t>after aggregation. INNER JOIN returns only matching rows, LEFT JOIN keeps all rows from the left table with nulls</w:t>
-      </w:r>
-    </w:p>
-    <w:p>
-      <w:pPr>
-        <w:pStyle w:val="p3"/>
-        <w:jc w:val="both"/>
-        <w:rPr>
-          <w:rFonts w:asciiTheme="minorHAnsi" w:hAnsiTheme="minorHAnsi"/>
-          <w:sz w:val="24"/>
-          <w:szCs w:val="24"/>
-        </w:rPr>
-      </w:pPr>
-      <w:r>
-        <w:rPr>
-          <w:rFonts w:asciiTheme="minorHAnsi" w:hAnsiTheme="minorHAnsi"/>
-          <w:sz w:val="24"/>
-          <w:szCs w:val="24"/>
-        </w:rPr>
-        <w:t>where there is no match.</w:t>
-      </w:r>
-    </w:p>
-    <w:p>
-      <w:pPr>
-        <w:pStyle w:val="p2"/>
-        <w:jc w:val="both"/>
-        <w:rPr>
-          <w:rFonts w:asciiTheme="minorHAnsi" w:hAnsiTheme="minorHAnsi"/>
-          <w:sz w:val="24"/>
-          <w:szCs w:val="24"/>
-        </w:rPr>
-      </w:pPr>
-      <w:r>
-        <w:rPr>
-          <w:rStyle w:val="s1"/>
-          <w:rFonts w:asciiTheme="minorHAnsi" w:hAnsiTheme="minorHAnsi"/>
-          <w:b/>
-          <w:bCs/>
-          <w:sz w:val="24"/>
-          <w:szCs w:val="24"/>
-        </w:rPr>
-        <w:t xml:space="preserve">12. </w:t>
-      </w:r>
-      <w:r>
-        <w:rPr>
-          <w:rFonts w:asciiTheme="minorHAnsi" w:hAnsiTheme="minorHAnsi"/>
-          <w:b/>
-          <w:bCs/>
-          <w:sz w:val="24"/>
-          <w:szCs w:val="24"/>
-        </w:rPr>
-        <w:t>How would you validate that a dataset is fit for reporting?</w:t>
-      </w:r>
-    </w:p>
-    <w:p>
-      <w:pPr>
-        <w:pStyle w:val="p3"/>
-        <w:jc w:val="both"/>
-        <w:rPr>
-          <w:rFonts w:asciiTheme="minorHAnsi" w:hAnsiTheme="minorHAnsi"/>
-          <w:sz w:val="24"/>
-          <w:szCs w:val="24"/>
-        </w:rPr>
-      </w:pPr>
-      <w:r>
-        <w:rPr>
-          <w:rStyle w:val="s2"/>
-          <w:rFonts w:asciiTheme="minorHAnsi" w:hAnsiTheme="minorHAnsi"/>
-          <w:sz w:val="24"/>
-          <w:szCs w:val="24"/>
-        </w:rPr>
-        <w:t xml:space="preserve">• </w:t>
-      </w:r>
-      <w:r>
-        <w:rPr>
-          <w:rStyle w:val="s3"/>
-          <w:rFonts w:asciiTheme="minorHAnsi" w:hAnsiTheme="minorHAnsi"/>
-          <w:b/>
-          <w:bCs/>
-          <w:sz w:val="24"/>
-          <w:szCs w:val="24"/>
-        </w:rPr>
-        <w:t xml:space="preserve">Completeness: </w:t>
-      </w:r>
-      <w:r>
-        <w:rPr>
-          <w:rFonts w:asciiTheme="minorHAnsi" w:hAnsiTheme="minorHAnsi"/>
-          <w:sz w:val="24"/>
-          <w:szCs w:val="24"/>
-        </w:rPr>
-        <w:t>nulls or blanks in fields the report depends on.</w:t>
-      </w:r>
-    </w:p>
-    <w:p>
-      <w:pPr>
-        <w:pStyle w:val="p3"/>
-        <w:jc w:val="both"/>
-        <w:rPr>
-          <w:rFonts w:asciiTheme="minorHAnsi" w:hAnsiTheme="minorHAnsi"/>
-          <w:sz w:val="24"/>
-          <w:szCs w:val="24"/>
-        </w:rPr>
-      </w:pPr>
-      <w:r>
-        <w:rPr>
-          <w:rStyle w:val="s2"/>
-          <w:rFonts w:asciiTheme="minorHAnsi" w:hAnsiTheme="minorHAnsi"/>
-          <w:sz w:val="24"/>
-          <w:szCs w:val="24"/>
-        </w:rPr>
-        <w:t xml:space="preserve">• </w:t>
-      </w:r>
-      <w:r>
-        <w:rPr>
-          <w:rStyle w:val="s3"/>
-          <w:rFonts w:asciiTheme="minorHAnsi" w:hAnsiTheme="minorHAnsi"/>
-          <w:b/>
-          <w:bCs/>
-          <w:sz w:val="24"/>
-          <w:szCs w:val="24"/>
-        </w:rPr>
-        <w:t xml:space="preserve">Uniqueness: </w:t>
-      </w:r>
-      <w:r>
-        <w:rPr>
-          <w:rFonts w:asciiTheme="minorHAnsi" w:hAnsiTheme="minorHAnsi"/>
-          <w:sz w:val="24"/>
-          <w:szCs w:val="24"/>
-        </w:rPr>
-        <w:t>duplicate records or duplicate keys.</w:t>
-      </w:r>
-    </w:p>
-    <w:p>
-      <w:pPr>
-        <w:pStyle w:val="p3"/>
-        <w:jc w:val="both"/>
-        <w:rPr>
-          <w:rFonts w:asciiTheme="minorHAnsi" w:hAnsiTheme="minorHAnsi"/>
-          <w:sz w:val="24"/>
-          <w:szCs w:val="24"/>
-        </w:rPr>
-      </w:pPr>
-      <w:r>
-        <w:rPr>
-          <w:rStyle w:val="s2"/>
-          <w:rFonts w:asciiTheme="minorHAnsi" w:hAnsiTheme="minorHAnsi"/>
-          <w:sz w:val="24"/>
-          <w:szCs w:val="24"/>
-        </w:rPr>
-        <w:t xml:space="preserve">• </w:t>
-      </w:r>
-      <w:r>
-        <w:rPr>
-          <w:rStyle w:val="s3"/>
-          <w:rFonts w:asciiTheme="minorHAnsi" w:hAnsiTheme="minorHAnsi"/>
-          <w:b/>
-          <w:bCs/>
-          <w:sz w:val="24"/>
-          <w:szCs w:val="24"/>
-        </w:rPr>
-        <w:t xml:space="preserve">Validity: </w:t>
-      </w:r>
-      <w:r>
-        <w:rPr>
-          <w:rFonts w:asciiTheme="minorHAnsi" w:hAnsiTheme="minorHAnsi"/>
-          <w:sz w:val="24"/>
-          <w:szCs w:val="24"/>
-        </w:rPr>
-        <w:t>values within expected formats, ranges and allowed lists.</w:t>
-      </w:r>
-    </w:p>
-    <w:p>
-      <w:pPr>
-        <w:pStyle w:val="p3"/>
-        <w:jc w:val="both"/>
-        <w:rPr>
-          <w:rFonts w:asciiTheme="minorHAnsi" w:hAnsiTheme="minorHAnsi"/>
-          <w:sz w:val="24"/>
-          <w:szCs w:val="24"/>
-        </w:rPr>
-      </w:pPr>
-      <w:r>
-        <w:rPr>
-          <w:rStyle w:val="s2"/>
-          <w:rFonts w:asciiTheme="minorHAnsi" w:hAnsiTheme="minorHAnsi"/>
-          <w:sz w:val="24"/>
-          <w:szCs w:val="24"/>
-        </w:rPr>
-        <w:t xml:space="preserve">• </w:t>
-      </w:r>
-      <w:r>
-        <w:rPr>
-          <w:rStyle w:val="s3"/>
-          <w:rFonts w:asciiTheme="minorHAnsi" w:hAnsiTheme="minorHAnsi"/>
-          <w:b/>
-          <w:bCs/>
-          <w:sz w:val="24"/>
-          <w:szCs w:val="24"/>
-        </w:rPr>
-        <w:t xml:space="preserve">Consistency: </w:t>
-      </w:r>
-      <w:r>
-        <w:rPr>
-          <w:rFonts w:asciiTheme="minorHAnsi" w:hAnsiTheme="minorHAnsi"/>
-          <w:sz w:val="24"/>
-          <w:szCs w:val="24"/>
-        </w:rPr>
-        <w:t>fields agree with each other and with other systems.</w:t>
-      </w:r>
-    </w:p>
-    <w:p>
-      <w:pPr>
-        <w:pStyle w:val="p3"/>
-        <w:jc w:val="both"/>
-        <w:rPr>
-          <w:rFonts w:asciiTheme="minorHAnsi" w:hAnsiTheme="minorHAnsi"/>
-          <w:sz w:val="24"/>
-          <w:szCs w:val="24"/>
-        </w:rPr>
-      </w:pPr>
-      <w:r>
-        <w:rPr>
-          <w:rStyle w:val="s2"/>
-          <w:rFonts w:asciiTheme="minorHAnsi" w:hAnsiTheme="minorHAnsi"/>
-          <w:sz w:val="24"/>
-          <w:szCs w:val="24"/>
-        </w:rPr>
-        <w:t xml:space="preserve">• </w:t>
-      </w:r>
-      <w:r>
-        <w:rPr>
-          <w:rStyle w:val="s3"/>
-          <w:rFonts w:asciiTheme="minorHAnsi" w:hAnsiTheme="minorHAnsi"/>
-          <w:b/>
-          <w:bCs/>
-          <w:sz w:val="24"/>
-          <w:szCs w:val="24"/>
-        </w:rPr>
-        <w:t xml:space="preserve">Timeliness: </w:t>
-      </w:r>
-      <w:r>
-        <w:rPr>
-          <w:rFonts w:asciiTheme="minorHAnsi" w:hAnsiTheme="minorHAnsi"/>
-          <w:sz w:val="24"/>
-          <w:szCs w:val="24"/>
-        </w:rPr>
-        <w:t>how current the data is and how often it refreshes.</w:t>
-      </w:r>
-    </w:p>
-    <w:p>
-      <w:pPr>
-        <w:pStyle w:val="p3"/>
-        <w:jc w:val="both"/>
-        <w:rPr>
-          <w:rFonts w:asciiTheme="minorHAnsi" w:hAnsiTheme="minorHAnsi"/>
-          <w:sz w:val="24"/>
-          <w:szCs w:val="24"/>
-        </w:rPr>
-      </w:pPr>
-      <w:r>
-        <w:rPr>
-          <w:rStyle w:val="s2"/>
-          <w:rFonts w:asciiTheme="minorHAnsi" w:hAnsiTheme="minorHAnsi"/>
-          <w:sz w:val="24"/>
-          <w:szCs w:val="24"/>
-        </w:rPr>
-        <w:t xml:space="preserve">• </w:t>
-      </w:r>
-      <w:r>
-        <w:rPr>
-          <w:rStyle w:val="s3"/>
-          <w:rFonts w:asciiTheme="minorHAnsi" w:hAnsiTheme="minorHAnsi"/>
-          <w:b/>
-          <w:bCs/>
-          <w:sz w:val="24"/>
-          <w:szCs w:val="24"/>
-        </w:rPr>
-        <w:t xml:space="preserve">Accuracy: </w:t>
-      </w:r>
-      <w:r>
-        <w:rPr>
-          <w:rFonts w:asciiTheme="minorHAnsi" w:hAnsiTheme="minorHAnsi"/>
-          <w:sz w:val="24"/>
-          <w:szCs w:val="24"/>
-        </w:rPr>
-        <w:t>spot-check a sample against the source of truth.</w:t>
-      </w:r>
-    </w:p>
-    <w:p>
-      <w:pPr>
-        <w:pStyle w:val="p3"/>
-        <w:jc w:val="both"/>
-        <w:rPr>
-          <w:rFonts w:asciiTheme="minorHAnsi" w:hAnsiTheme="minorHAnsi"/>
-          <w:sz w:val="24"/>
-          <w:szCs w:val="24"/>
-        </w:rPr>
-      </w:pPr>
-      <w:r>
-        <w:rPr>
-          <w:rStyle w:val="s2"/>
-          <w:rFonts w:asciiTheme="minorHAnsi" w:hAnsiTheme="minorHAnsi"/>
-          <w:sz w:val="24"/>
-          <w:szCs w:val="24"/>
-        </w:rPr>
-        <w:t xml:space="preserve">• </w:t>
-      </w:r>
-      <w:r>
-        <w:rPr>
-          <w:rFonts w:asciiTheme="minorHAnsi" w:hAnsiTheme="minorHAnsi"/>
-          <w:sz w:val="24"/>
-          <w:szCs w:val="24"/>
-        </w:rPr>
-        <w:t>Then check the definitions. Two systems counting an "active client" differently is the failure that causes most</w:t>
-      </w:r>
-    </w:p>
-    <w:p>
-      <w:pPr>
-        <w:pStyle w:val="p3"/>
-        <w:jc w:val="both"/>
-        <w:rPr>
-          <w:rFonts w:asciiTheme="minorHAnsi" w:hAnsiTheme="minorHAnsi"/>
-          <w:sz w:val="24"/>
-          <w:szCs w:val="24"/>
-        </w:rPr>
-      </w:pPr>
-      <w:r>
-        <w:rPr>
-          <w:rFonts w:asciiTheme="minorHAnsi" w:hAnsiTheme="minorHAnsi"/>
-          <w:sz w:val="24"/>
-          <w:szCs w:val="24"/>
-        </w:rPr>
-        <w:t>reporting disputes, and no amount of data quality checking will surface it.</w:t>
-      </w:r>
-    </w:p>
-    <w:p>
-      <w:pPr>
-        <w:pStyle w:val="p2"/>
-        <w:jc w:val="both"/>
-        <w:rPr>
-          <w:rFonts w:asciiTheme="minorHAnsi" w:hAnsiTheme="minorHAnsi"/>
-          <w:sz w:val="24"/>
-          <w:szCs w:val="24"/>
-        </w:rPr>
-      </w:pPr>
-      <w:r>
-        <w:rPr>
-          <w:rStyle w:val="s1"/>
-          <w:rFonts w:asciiTheme="minorHAnsi" w:hAnsiTheme="minorHAnsi"/>
-          <w:b/>
-          <w:bCs/>
-          <w:sz w:val="24"/>
-          <w:szCs w:val="24"/>
-        </w:rPr>
-        <w:t xml:space="preserve">13. </w:t>
-      </w:r>
-      <w:r>
-        <w:rPr>
-          <w:rFonts w:asciiTheme="minorHAnsi" w:hAnsiTheme="minorHAnsi"/>
-          <w:b/>
-          <w:bCs/>
-          <w:sz w:val="24"/>
-          <w:szCs w:val="24"/>
-        </w:rPr>
-        <w:t>A report shows a 30% drop in applications. How do you investigate?</w:t>
-      </w:r>
-    </w:p>
-    <w:p>
-      <w:pPr>
-        <w:pStyle w:val="p3"/>
-        <w:jc w:val="both"/>
-        <w:rPr>
-          <w:rFonts w:asciiTheme="minorHAnsi" w:hAnsiTheme="minorHAnsi"/>
-          <w:sz w:val="24"/>
-          <w:szCs w:val="24"/>
-        </w:rPr>
-      </w:pPr>
-      <w:r>
-        <w:rPr>
-          <w:rStyle w:val="s2"/>
-          <w:rFonts w:asciiTheme="minorHAnsi" w:hAnsiTheme="minorHAnsi"/>
-          <w:sz w:val="24"/>
-          <w:szCs w:val="24"/>
-        </w:rPr>
-        <w:t xml:space="preserve">• </w:t>
-      </w:r>
-      <w:r>
-        <w:rPr>
-          <w:rFonts w:asciiTheme="minorHAnsi" w:hAnsiTheme="minorHAnsi"/>
-          <w:sz w:val="24"/>
-          <w:szCs w:val="24"/>
-        </w:rPr>
-        <w:t>First confirm the drop is real: check the report logic, date ranges, filters, and whether a data feed broke or a</w:t>
-      </w:r>
-    </w:p>
-    <w:p>
-      <w:pPr>
-        <w:pStyle w:val="p3"/>
-        <w:jc w:val="both"/>
-        <w:rPr>
-          <w:rFonts w:asciiTheme="minorHAnsi" w:hAnsiTheme="minorHAnsi"/>
-          <w:sz w:val="24"/>
-          <w:szCs w:val="24"/>
-        </w:rPr>
-      </w:pPr>
-      <w:r>
-        <w:rPr>
-          <w:rFonts w:asciiTheme="minorHAnsi" w:hAnsiTheme="minorHAnsi"/>
-          <w:sz w:val="24"/>
-          <w:szCs w:val="24"/>
-        </w:rPr>
-        <w:lastRenderedPageBreak/>
-        <w:t>source system changed. Measurement failure is more common than genuine collapse.</w:t>
-      </w:r>
-    </w:p>
-    <w:p>
-      <w:pPr>
-        <w:pStyle w:val="p3"/>
-        <w:jc w:val="both"/>
-        <w:rPr>
-          <w:rFonts w:asciiTheme="minorHAnsi" w:hAnsiTheme="minorHAnsi"/>
-          <w:sz w:val="24"/>
-          <w:szCs w:val="24"/>
-        </w:rPr>
-      </w:pPr>
-      <w:r>
-        <w:rPr>
-          <w:rStyle w:val="s2"/>
-          <w:rFonts w:asciiTheme="minorHAnsi" w:hAnsiTheme="minorHAnsi"/>
-          <w:sz w:val="24"/>
-          <w:szCs w:val="24"/>
-        </w:rPr>
-        <w:t xml:space="preserve">• </w:t>
-      </w:r>
-      <w:r>
-        <w:rPr>
-          <w:rFonts w:asciiTheme="minorHAnsi" w:hAnsiTheme="minorHAnsi"/>
-          <w:sz w:val="24"/>
-          <w:szCs w:val="24"/>
-        </w:rPr>
-        <w:t xml:space="preserve">Then segment — by channel, region, application type and </w:t>
-      </w:r>
-      <w:proofErr w:type="gramStart"/>
-      <w:r>
-        <w:rPr>
-          <w:rFonts w:asciiTheme="minorHAnsi" w:hAnsiTheme="minorHAnsi"/>
-          <w:sz w:val="24"/>
-          <w:szCs w:val="24"/>
-        </w:rPr>
-        <w:t>time period</w:t>
-      </w:r>
-      <w:proofErr w:type="gramEnd"/>
-      <w:r>
-        <w:rPr>
-          <w:rFonts w:asciiTheme="minorHAnsi" w:hAnsiTheme="minorHAnsi"/>
-          <w:sz w:val="24"/>
-          <w:szCs w:val="24"/>
-        </w:rPr>
-        <w:t>. A uniform drop across every segment</w:t>
-      </w:r>
-    </w:p>
-    <w:p>
-      <w:pPr>
-        <w:pStyle w:val="p3"/>
-        <w:jc w:val="both"/>
-        <w:rPr>
-          <w:rFonts w:asciiTheme="minorHAnsi" w:hAnsiTheme="minorHAnsi"/>
-          <w:sz w:val="24"/>
-          <w:szCs w:val="24"/>
-        </w:rPr>
-      </w:pPr>
-      <w:r>
-        <w:rPr>
-          <w:rFonts w:asciiTheme="minorHAnsi" w:hAnsiTheme="minorHAnsi"/>
-          <w:sz w:val="24"/>
-          <w:szCs w:val="24"/>
-        </w:rPr>
-        <w:t>points at a system or measurement issue. A concentrated drop points at a real cause.</w:t>
-      </w:r>
-    </w:p>
-    <w:p>
-      <w:pPr>
-        <w:pStyle w:val="p3"/>
-        <w:jc w:val="both"/>
-        <w:rPr>
-          <w:rFonts w:asciiTheme="minorHAnsi" w:hAnsiTheme="minorHAnsi"/>
-          <w:sz w:val="24"/>
-          <w:szCs w:val="24"/>
-        </w:rPr>
-      </w:pPr>
-      <w:r>
-        <w:rPr>
-          <w:rStyle w:val="s2"/>
-          <w:rFonts w:asciiTheme="minorHAnsi" w:hAnsiTheme="minorHAnsi"/>
-          <w:sz w:val="24"/>
-          <w:szCs w:val="24"/>
-        </w:rPr>
-        <w:t xml:space="preserve">• </w:t>
-      </w:r>
-      <w:r>
-        <w:rPr>
-          <w:rFonts w:asciiTheme="minorHAnsi" w:hAnsiTheme="minorHAnsi"/>
-          <w:sz w:val="24"/>
-          <w:szCs w:val="24"/>
-        </w:rPr>
-        <w:t>Correlate with known events: a policy or eligibility change, a form change, an outage, seasonality, a deadline that</w:t>
-      </w:r>
-    </w:p>
-    <w:p>
-      <w:pPr>
-        <w:pStyle w:val="p3"/>
-        <w:jc w:val="both"/>
-        <w:rPr>
-          <w:rFonts w:asciiTheme="minorHAnsi" w:hAnsiTheme="minorHAnsi"/>
-          <w:sz w:val="24"/>
-          <w:szCs w:val="24"/>
-        </w:rPr>
-      </w:pPr>
-      <w:r>
-        <w:rPr>
-          <w:rFonts w:asciiTheme="minorHAnsi" w:hAnsiTheme="minorHAnsi"/>
-          <w:sz w:val="24"/>
-          <w:szCs w:val="24"/>
-        </w:rPr>
-        <w:t>moved.</w:t>
-      </w:r>
-    </w:p>
-    <w:p>
-      <w:pPr>
-        <w:pStyle w:val="p3"/>
-        <w:jc w:val="both"/>
-        <w:rPr>
-          <w:rFonts w:asciiTheme="minorHAnsi" w:hAnsiTheme="minorHAnsi"/>
-          <w:sz w:val="24"/>
-          <w:szCs w:val="24"/>
-        </w:rPr>
-      </w:pPr>
-      <w:r>
-        <w:rPr>
-          <w:rStyle w:val="s2"/>
-          <w:rFonts w:asciiTheme="minorHAnsi" w:hAnsiTheme="minorHAnsi"/>
-          <w:sz w:val="24"/>
-          <w:szCs w:val="24"/>
-        </w:rPr>
-        <w:t xml:space="preserve">• </w:t>
-      </w:r>
-      <w:r>
-        <w:rPr>
-          <w:rFonts w:asciiTheme="minorHAnsi" w:hAnsiTheme="minorHAnsi"/>
-          <w:sz w:val="24"/>
-          <w:szCs w:val="24"/>
-        </w:rPr>
-        <w:t>Talk to frontline staff. They usually know already.</w:t>
-      </w:r>
-    </w:p>
-    <w:p>
-      <w:pPr>
-        <w:pStyle w:val="p3"/>
-        <w:jc w:val="both"/>
-        <w:rPr>
-          <w:rFonts w:asciiTheme="minorHAnsi" w:hAnsiTheme="minorHAnsi"/>
-          <w:sz w:val="24"/>
-          <w:szCs w:val="24"/>
-        </w:rPr>
-      </w:pPr>
-      <w:r>
-        <w:rPr>
-          <w:rStyle w:val="s2"/>
-          <w:rFonts w:asciiTheme="minorHAnsi" w:hAnsiTheme="minorHAnsi"/>
-          <w:sz w:val="24"/>
-          <w:szCs w:val="24"/>
-        </w:rPr>
-        <w:t xml:space="preserve">• </w:t>
-      </w:r>
-      <w:r>
-        <w:rPr>
-          <w:rFonts w:asciiTheme="minorHAnsi" w:hAnsiTheme="minorHAnsi"/>
-          <w:sz w:val="24"/>
-          <w:szCs w:val="24"/>
-        </w:rPr>
-        <w:t>Report with confidence levels — say what you have established, what you suspect, and what still needs testing.</w:t>
-      </w:r>
-    </w:p>
-    <w:p>
-      <w:pPr>
-        <w:pStyle w:val="p3"/>
-        <w:jc w:val="both"/>
-        <w:rPr>
-          <w:rFonts w:asciiTheme="minorHAnsi" w:hAnsiTheme="minorHAnsi"/>
-          <w:sz w:val="24"/>
-          <w:szCs w:val="24"/>
-        </w:rPr>
-      </w:pPr>
-      <w:r>
-        <w:rPr>
-          <w:rFonts w:asciiTheme="minorHAnsi" w:hAnsiTheme="minorHAnsi"/>
-          <w:sz w:val="24"/>
-          <w:szCs w:val="24"/>
-        </w:rPr>
-        <w:t>Do not present a guess as a finding.</w:t>
-      </w:r>
-    </w:p>
-    <w:p>
-      <w:pPr>
-        <w:pStyle w:val="p2"/>
-        <w:jc w:val="both"/>
-        <w:rPr>
-          <w:rFonts w:asciiTheme="minorHAnsi" w:hAnsiTheme="minorHAnsi"/>
-          <w:sz w:val="24"/>
-          <w:szCs w:val="24"/>
-        </w:rPr>
-      </w:pPr>
-      <w:r>
-        <w:rPr>
-          <w:rStyle w:val="s1"/>
-          <w:rFonts w:asciiTheme="minorHAnsi" w:hAnsiTheme="minorHAnsi"/>
-          <w:b/>
-          <w:bCs/>
-          <w:sz w:val="24"/>
-          <w:szCs w:val="24"/>
-        </w:rPr>
-        <w:t xml:space="preserve">14. </w:t>
-      </w:r>
-      <w:r>
-        <w:rPr>
-          <w:rFonts w:asciiTheme="minorHAnsi" w:hAnsiTheme="minorHAnsi"/>
-          <w:b/>
-          <w:bCs/>
-          <w:sz w:val="24"/>
-          <w:szCs w:val="24"/>
-        </w:rPr>
-        <w:t>Explain the difference between Agile and Waterfall, and when you would use each.</w:t>
-      </w:r>
-    </w:p>
-    <w:p>
-      <w:pPr>
-        <w:pStyle w:val="p3"/>
-        <w:jc w:val="both"/>
-        <w:rPr>
-          <w:rFonts w:asciiTheme="minorHAnsi" w:hAnsiTheme="minorHAnsi"/>
-          <w:sz w:val="24"/>
-          <w:szCs w:val="24"/>
-        </w:rPr>
-      </w:pPr>
-      <w:r>
-        <w:rPr>
-          <w:rStyle w:val="s2"/>
-          <w:rFonts w:asciiTheme="minorHAnsi" w:hAnsiTheme="minorHAnsi"/>
-          <w:sz w:val="24"/>
-          <w:szCs w:val="24"/>
-        </w:rPr>
-        <w:t xml:space="preserve">• </w:t>
-      </w:r>
-      <w:r>
-        <w:rPr>
-          <w:rStyle w:val="s3"/>
-          <w:rFonts w:asciiTheme="minorHAnsi" w:hAnsiTheme="minorHAnsi"/>
-          <w:b/>
-          <w:bCs/>
-          <w:sz w:val="24"/>
-          <w:szCs w:val="24"/>
-        </w:rPr>
-        <w:t xml:space="preserve">Waterfall: </w:t>
-      </w:r>
-      <w:r>
-        <w:rPr>
-          <w:rFonts w:asciiTheme="minorHAnsi" w:hAnsiTheme="minorHAnsi"/>
-          <w:sz w:val="24"/>
-          <w:szCs w:val="24"/>
-        </w:rPr>
-        <w:t>sequential phases with requirements fixed up front. Suits stable, well-understood scope, regulatory or</w:t>
-      </w:r>
-    </w:p>
-    <w:p>
-      <w:pPr>
-        <w:pStyle w:val="p3"/>
-        <w:jc w:val="both"/>
-        <w:rPr>
-          <w:rFonts w:asciiTheme="minorHAnsi" w:hAnsiTheme="minorHAnsi"/>
-          <w:sz w:val="24"/>
-          <w:szCs w:val="24"/>
-        </w:rPr>
-      </w:pPr>
-      <w:r>
-        <w:rPr>
-          <w:rFonts w:asciiTheme="minorHAnsi" w:hAnsiTheme="minorHAnsi"/>
-          <w:sz w:val="24"/>
-          <w:szCs w:val="24"/>
-        </w:rPr>
-        <w:t>safety-critical work, and fixed-price contracts.</w:t>
-      </w:r>
-    </w:p>
-    <w:p>
-      <w:pPr>
-        <w:pStyle w:val="p3"/>
-        <w:jc w:val="both"/>
-        <w:rPr>
-          <w:rFonts w:asciiTheme="minorHAnsi" w:hAnsiTheme="minorHAnsi"/>
-          <w:sz w:val="24"/>
-          <w:szCs w:val="24"/>
-        </w:rPr>
-      </w:pPr>
-      <w:r>
-        <w:rPr>
-          <w:rStyle w:val="s2"/>
-          <w:rFonts w:asciiTheme="minorHAnsi" w:hAnsiTheme="minorHAnsi"/>
-          <w:sz w:val="24"/>
-          <w:szCs w:val="24"/>
-        </w:rPr>
-        <w:t xml:space="preserve">• </w:t>
-      </w:r>
-      <w:r>
-        <w:rPr>
-          <w:rStyle w:val="s3"/>
-          <w:rFonts w:asciiTheme="minorHAnsi" w:hAnsiTheme="minorHAnsi"/>
-          <w:b/>
-          <w:bCs/>
-          <w:sz w:val="24"/>
-          <w:szCs w:val="24"/>
-        </w:rPr>
-        <w:t xml:space="preserve">Agile: </w:t>
-      </w:r>
-      <w:r>
-        <w:rPr>
-          <w:rFonts w:asciiTheme="minorHAnsi" w:hAnsiTheme="minorHAnsi"/>
-          <w:sz w:val="24"/>
-          <w:szCs w:val="24"/>
-        </w:rPr>
-        <w:t>iterative delivery with requirements evolving through feedback. Suits problems that are not fully</w:t>
-      </w:r>
-    </w:p>
-    <w:p>
-      <w:pPr>
-        <w:pStyle w:val="p3"/>
-        <w:jc w:val="both"/>
-        <w:rPr>
-          <w:rFonts w:asciiTheme="minorHAnsi" w:hAnsiTheme="minorHAnsi"/>
-          <w:sz w:val="24"/>
-          <w:szCs w:val="24"/>
-        </w:rPr>
-      </w:pPr>
-      <w:r>
-        <w:rPr>
-          <w:rFonts w:asciiTheme="minorHAnsi" w:hAnsiTheme="minorHAnsi"/>
-          <w:sz w:val="24"/>
-          <w:szCs w:val="24"/>
-        </w:rPr>
-        <w:t>understood at the start and where early user feedback changes the answer.</w:t>
-      </w:r>
-    </w:p>
-    <w:p>
-      <w:pPr>
-        <w:pStyle w:val="p3"/>
-        <w:jc w:val="both"/>
-        <w:rPr>
-          <w:rFonts w:asciiTheme="minorHAnsi" w:hAnsiTheme="minorHAnsi"/>
-          <w:sz w:val="24"/>
-          <w:szCs w:val="24"/>
-        </w:rPr>
-      </w:pPr>
-      <w:r>
-        <w:rPr>
-          <w:rStyle w:val="s2"/>
-          <w:rFonts w:asciiTheme="minorHAnsi" w:hAnsiTheme="minorHAnsi"/>
-          <w:sz w:val="24"/>
-          <w:szCs w:val="24"/>
-        </w:rPr>
-        <w:t xml:space="preserve">• </w:t>
-      </w:r>
-      <w:r>
-        <w:rPr>
-          <w:rFonts w:asciiTheme="minorHAnsi" w:hAnsiTheme="minorHAnsi"/>
-          <w:sz w:val="24"/>
-          <w:szCs w:val="24"/>
-        </w:rPr>
-        <w:t>Add that most government projects are hybrid in practice — agile delivery running inside a waterfall funding and</w:t>
-      </w:r>
-    </w:p>
-    <w:p>
-      <w:pPr>
-        <w:pStyle w:val="p3"/>
-        <w:jc w:val="both"/>
-        <w:rPr>
-          <w:rFonts w:asciiTheme="minorHAnsi" w:hAnsiTheme="minorHAnsi"/>
-          <w:sz w:val="24"/>
-          <w:szCs w:val="24"/>
-        </w:rPr>
-      </w:pPr>
-      <w:r>
-        <w:rPr>
-          <w:rFonts w:asciiTheme="minorHAnsi" w:hAnsiTheme="minorHAnsi"/>
-          <w:sz w:val="24"/>
-          <w:szCs w:val="24"/>
-        </w:rPr>
-        <w:t xml:space="preserve">governance shell. Saying this shows you understand how the environment </w:t>
-      </w:r>
-      <w:proofErr w:type="gramStart"/>
-      <w:r>
-        <w:rPr>
-          <w:rFonts w:asciiTheme="minorHAnsi" w:hAnsiTheme="minorHAnsi"/>
-          <w:sz w:val="24"/>
-          <w:szCs w:val="24"/>
-        </w:rPr>
-        <w:t>actually works</w:t>
-      </w:r>
-      <w:proofErr w:type="gramEnd"/>
-      <w:r>
-        <w:rPr>
-          <w:rFonts w:asciiTheme="minorHAnsi" w:hAnsiTheme="minorHAnsi"/>
-          <w:sz w:val="24"/>
-          <w:szCs w:val="24"/>
-        </w:rPr>
-        <w:t xml:space="preserve"> rather than reciting a</w:t>
-      </w:r>
-    </w:p>
-    <w:p>
-      <w:pPr>
-        <w:pStyle w:val="p3"/>
-        <w:jc w:val="both"/>
-        <w:rPr>
-          <w:rFonts w:asciiTheme="minorHAnsi" w:hAnsiTheme="minorHAnsi"/>
-          <w:sz w:val="24"/>
-          <w:szCs w:val="24"/>
-        </w:rPr>
-      </w:pPr>
-      <w:r>
-        <w:rPr>
-          <w:rFonts w:asciiTheme="minorHAnsi" w:hAnsiTheme="minorHAnsi"/>
-          <w:sz w:val="24"/>
-          <w:szCs w:val="24"/>
-        </w:rPr>
-        <w:t>textbook.</w:t>
-      </w:r>
-    </w:p>
-    <w:p>
-      <w:pPr>
-        <w:pStyle w:val="p2"/>
-        <w:jc w:val="both"/>
-        <w:rPr>
-          <w:rFonts w:asciiTheme="minorHAnsi" w:hAnsiTheme="minorHAnsi"/>
-          <w:sz w:val="24"/>
-          <w:szCs w:val="24"/>
-        </w:rPr>
-      </w:pPr>
-      <w:r>
-        <w:rPr>
-          <w:rStyle w:val="s1"/>
-          <w:rFonts w:asciiTheme="minorHAnsi" w:hAnsiTheme="minorHAnsi"/>
-          <w:b/>
-          <w:bCs/>
-          <w:sz w:val="24"/>
-          <w:szCs w:val="24"/>
-        </w:rPr>
-        <w:t xml:space="preserve">15. </w:t>
-      </w:r>
-      <w:r>
-        <w:rPr>
-          <w:rFonts w:asciiTheme="minorHAnsi" w:hAnsiTheme="minorHAnsi"/>
-          <w:b/>
-          <w:bCs/>
-          <w:sz w:val="24"/>
-          <w:szCs w:val="24"/>
-        </w:rPr>
-        <w:t xml:space="preserve">What does a business analyst </w:t>
-      </w:r>
-      <w:proofErr w:type="gramStart"/>
-      <w:r>
-        <w:rPr>
-          <w:rFonts w:asciiTheme="minorHAnsi" w:hAnsiTheme="minorHAnsi"/>
-          <w:b/>
-          <w:bCs/>
-          <w:sz w:val="24"/>
-          <w:szCs w:val="24"/>
-        </w:rPr>
-        <w:t>actually do</w:t>
-      </w:r>
-      <w:proofErr w:type="gramEnd"/>
-      <w:r>
-        <w:rPr>
-          <w:rFonts w:asciiTheme="minorHAnsi" w:hAnsiTheme="minorHAnsi"/>
-          <w:b/>
-          <w:bCs/>
-          <w:sz w:val="24"/>
-          <w:szCs w:val="24"/>
-        </w:rPr>
-        <w:t xml:space="preserve"> during a sprint?</w:t>
-      </w:r>
-    </w:p>
-    <w:p>
-      <w:pPr>
-        <w:pStyle w:val="p3"/>
-        <w:jc w:val="both"/>
-        <w:rPr>
-          <w:rFonts w:asciiTheme="minorHAnsi" w:hAnsiTheme="minorHAnsi"/>
-          <w:sz w:val="24"/>
-          <w:szCs w:val="24"/>
-        </w:rPr>
-      </w:pPr>
-      <w:r>
-        <w:rPr>
-          <w:rStyle w:val="s2"/>
-          <w:rFonts w:asciiTheme="minorHAnsi" w:hAnsiTheme="minorHAnsi"/>
-          <w:sz w:val="24"/>
-          <w:szCs w:val="24"/>
-        </w:rPr>
-        <w:t xml:space="preserve">• </w:t>
-      </w:r>
-      <w:r>
-        <w:rPr>
-          <w:rFonts w:asciiTheme="minorHAnsi" w:hAnsiTheme="minorHAnsi"/>
-          <w:sz w:val="24"/>
-          <w:szCs w:val="24"/>
-        </w:rPr>
-        <w:t>Works slightly ahead of the developers, refining upcoming stories so they are ready before the sprint that needs</w:t>
-      </w:r>
-    </w:p>
-    <w:p>
-      <w:pPr>
-        <w:pStyle w:val="p3"/>
-        <w:jc w:val="both"/>
-        <w:rPr>
-          <w:rFonts w:asciiTheme="minorHAnsi" w:hAnsiTheme="minorHAnsi"/>
-          <w:sz w:val="24"/>
-          <w:szCs w:val="24"/>
-        </w:rPr>
-      </w:pPr>
-      <w:r>
-        <w:rPr>
-          <w:rFonts w:asciiTheme="minorHAnsi" w:hAnsiTheme="minorHAnsi"/>
-          <w:sz w:val="24"/>
-          <w:szCs w:val="24"/>
-        </w:rPr>
-        <w:t>them.</w:t>
-      </w:r>
-    </w:p>
-    <w:p>
-      <w:pPr>
-        <w:pStyle w:val="p3"/>
-        <w:jc w:val="both"/>
-        <w:rPr>
-          <w:rFonts w:asciiTheme="minorHAnsi" w:hAnsiTheme="minorHAnsi"/>
-          <w:sz w:val="24"/>
-          <w:szCs w:val="24"/>
-        </w:rPr>
-      </w:pPr>
-      <w:r>
-        <w:rPr>
-          <w:rStyle w:val="s2"/>
-          <w:rFonts w:asciiTheme="minorHAnsi" w:hAnsiTheme="minorHAnsi"/>
-          <w:sz w:val="24"/>
-          <w:szCs w:val="24"/>
-        </w:rPr>
-        <w:t xml:space="preserve">• </w:t>
-      </w:r>
-      <w:r>
-        <w:rPr>
-          <w:rFonts w:asciiTheme="minorHAnsi" w:hAnsiTheme="minorHAnsi"/>
-          <w:sz w:val="24"/>
-          <w:szCs w:val="24"/>
-        </w:rPr>
-        <w:t>Writes and confirms acceptance criteria with both business and technical sides.</w:t>
-      </w:r>
-    </w:p>
-    <w:p>
-      <w:pPr>
-        <w:pStyle w:val="p3"/>
-        <w:jc w:val="both"/>
-        <w:rPr>
-          <w:rFonts w:asciiTheme="minorHAnsi" w:hAnsiTheme="minorHAnsi"/>
-          <w:sz w:val="24"/>
-          <w:szCs w:val="24"/>
-        </w:rPr>
-      </w:pPr>
-      <w:r>
-        <w:rPr>
-          <w:rStyle w:val="s2"/>
-          <w:rFonts w:asciiTheme="minorHAnsi" w:hAnsiTheme="minorHAnsi"/>
-          <w:sz w:val="24"/>
-          <w:szCs w:val="24"/>
-        </w:rPr>
-        <w:t xml:space="preserve">• </w:t>
-      </w:r>
-      <w:r>
-        <w:rPr>
-          <w:rFonts w:asciiTheme="minorHAnsi" w:hAnsiTheme="minorHAnsi"/>
-          <w:sz w:val="24"/>
-          <w:szCs w:val="24"/>
-        </w:rPr>
-        <w:t>Stays available during the sprint to answer questions and resolve ambiguity quickly — a blocked developer</w:t>
-      </w:r>
-    </w:p>
-    <w:p>
-      <w:pPr>
-        <w:pStyle w:val="p3"/>
-        <w:jc w:val="both"/>
-        <w:rPr>
-          <w:rFonts w:asciiTheme="minorHAnsi" w:hAnsiTheme="minorHAnsi"/>
-          <w:sz w:val="24"/>
-          <w:szCs w:val="24"/>
-        </w:rPr>
-      </w:pPr>
-      <w:r>
-        <w:rPr>
-          <w:rFonts w:asciiTheme="minorHAnsi" w:hAnsiTheme="minorHAnsi"/>
-          <w:sz w:val="24"/>
-          <w:szCs w:val="24"/>
-        </w:rPr>
-        <w:t>waiting on a decision is the most expensive thing in the room.</w:t>
-      </w:r>
-    </w:p>
-    <w:p>
-      <w:pPr>
-        <w:pStyle w:val="p3"/>
-        <w:jc w:val="both"/>
-        <w:rPr>
-          <w:rFonts w:asciiTheme="minorHAnsi" w:hAnsiTheme="minorHAnsi"/>
-          <w:sz w:val="24"/>
-          <w:szCs w:val="24"/>
-        </w:rPr>
-      </w:pPr>
-      <w:r>
-        <w:rPr>
-          <w:rStyle w:val="s2"/>
-          <w:rFonts w:asciiTheme="minorHAnsi" w:hAnsiTheme="minorHAnsi"/>
-          <w:sz w:val="24"/>
-          <w:szCs w:val="24"/>
-        </w:rPr>
-        <w:t xml:space="preserve">• </w:t>
-      </w:r>
-      <w:r>
-        <w:rPr>
-          <w:rFonts w:asciiTheme="minorHAnsi" w:hAnsiTheme="minorHAnsi"/>
-          <w:sz w:val="24"/>
-          <w:szCs w:val="24"/>
-        </w:rPr>
-        <w:t>Verifies delivered work against the acceptance criteria, supports the demo, and feeds what was learned back into</w:t>
-      </w:r>
-    </w:p>
-    <w:p>
-      <w:pPr>
-        <w:pStyle w:val="p3"/>
-        <w:jc w:val="both"/>
-        <w:rPr>
-          <w:rFonts w:asciiTheme="minorHAnsi" w:hAnsiTheme="minorHAnsi"/>
-          <w:sz w:val="24"/>
-          <w:szCs w:val="24"/>
-        </w:rPr>
-      </w:pPr>
-      <w:r>
-        <w:rPr>
-          <w:rFonts w:asciiTheme="minorHAnsi" w:hAnsiTheme="minorHAnsi"/>
-          <w:sz w:val="24"/>
-          <w:szCs w:val="24"/>
-        </w:rPr>
-        <w:t>the backlog.</w:t>
-      </w:r>
-    </w:p>
-    <w:p>
-      <w:pPr>
-        <w:pStyle w:val="p2"/>
-        <w:jc w:val="both"/>
-        <w:rPr>
-          <w:rFonts w:asciiTheme="minorHAnsi" w:hAnsiTheme="minorHAnsi"/>
-          <w:sz w:val="24"/>
-          <w:szCs w:val="24"/>
-        </w:rPr>
-      </w:pPr>
-      <w:r>
-        <w:rPr>
-          <w:rStyle w:val="s1"/>
-          <w:rFonts w:asciiTheme="minorHAnsi" w:hAnsiTheme="minorHAnsi"/>
-          <w:b/>
-          <w:bCs/>
-          <w:sz w:val="24"/>
-          <w:szCs w:val="24"/>
-        </w:rPr>
-        <w:t xml:space="preserve">16. </w:t>
-      </w:r>
-      <w:r>
-        <w:rPr>
-          <w:rFonts w:asciiTheme="minorHAnsi" w:hAnsiTheme="minorHAnsi"/>
-          <w:b/>
-          <w:bCs/>
-          <w:sz w:val="24"/>
-          <w:szCs w:val="24"/>
-        </w:rPr>
-        <w:t>What is the BA’s role in UAT, and how do you write a test case?</w:t>
-      </w:r>
-    </w:p>
-    <w:p>
-      <w:pPr>
-        <w:pStyle w:val="p3"/>
-        <w:jc w:val="both"/>
-        <w:rPr>
-          <w:rFonts w:asciiTheme="minorHAnsi" w:hAnsiTheme="minorHAnsi"/>
-          <w:sz w:val="24"/>
-          <w:szCs w:val="24"/>
-        </w:rPr>
-      </w:pPr>
-      <w:r>
-        <w:rPr>
-          <w:rStyle w:val="s2"/>
-          <w:rFonts w:asciiTheme="minorHAnsi" w:hAnsiTheme="minorHAnsi"/>
-          <w:sz w:val="24"/>
-          <w:szCs w:val="24"/>
-        </w:rPr>
-        <w:t xml:space="preserve">• </w:t>
-      </w:r>
-      <w:r>
-        <w:rPr>
-          <w:rFonts w:asciiTheme="minorHAnsi" w:hAnsiTheme="minorHAnsi"/>
-          <w:sz w:val="24"/>
-          <w:szCs w:val="24"/>
-        </w:rPr>
-        <w:t>Define test scope from the requirements, write scenarios traced to acceptance criteria, coordinate and support</w:t>
-      </w:r>
-    </w:p>
-    <w:p>
-      <w:pPr>
-        <w:pStyle w:val="p3"/>
-        <w:jc w:val="both"/>
-        <w:rPr>
-          <w:rFonts w:asciiTheme="minorHAnsi" w:hAnsiTheme="minorHAnsi"/>
-          <w:sz w:val="24"/>
-          <w:szCs w:val="24"/>
-        </w:rPr>
-      </w:pPr>
-      <w:r>
-        <w:rPr>
-          <w:rFonts w:asciiTheme="minorHAnsi" w:hAnsiTheme="minorHAnsi"/>
-          <w:sz w:val="24"/>
-          <w:szCs w:val="24"/>
-        </w:rPr>
-        <w:t>the business testers, triage and log defects, track them to closure, and contribute to the go or no-go decision.</w:t>
-      </w:r>
-      <w:r>
-        <w:rPr>
-          <w:rStyle w:val="s2"/>
-          <w:rFonts w:asciiTheme="minorHAnsi" w:hAnsiTheme="minorHAnsi"/>
-          <w:sz w:val="24"/>
-          <w:szCs w:val="24"/>
-        </w:rPr>
-        <w:t xml:space="preserve">• </w:t>
-      </w:r>
-      <w:r>
-        <w:rPr>
-          <w:rStyle w:val="s3"/>
-          <w:rFonts w:asciiTheme="minorHAnsi" w:hAnsiTheme="minorHAnsi"/>
-          <w:b/>
-          <w:bCs/>
-          <w:sz w:val="24"/>
-          <w:szCs w:val="24"/>
-        </w:rPr>
-        <w:t xml:space="preserve">Test case anatomy: </w:t>
-      </w:r>
-      <w:r>
-        <w:rPr>
-          <w:rFonts w:asciiTheme="minorHAnsi" w:hAnsiTheme="minorHAnsi"/>
-          <w:sz w:val="24"/>
-          <w:szCs w:val="24"/>
-        </w:rPr>
-        <w:t>ID, linked requirement, preconditions, test data, numbered steps, expected result, actual</w:t>
-      </w:r>
-    </w:p>
-    <w:p>
-      <w:pPr>
-        <w:pStyle w:val="p3"/>
-        <w:jc w:val="both"/>
-        <w:rPr>
-          <w:rFonts w:asciiTheme="minorHAnsi" w:hAnsiTheme="minorHAnsi"/>
-          <w:sz w:val="24"/>
-          <w:szCs w:val="24"/>
-        </w:rPr>
-      </w:pPr>
-      <w:r>
-        <w:rPr>
-          <w:rFonts w:asciiTheme="minorHAnsi" w:hAnsiTheme="minorHAnsi"/>
-          <w:sz w:val="24"/>
-          <w:szCs w:val="24"/>
-        </w:rPr>
-        <w:t>result, pass or fail status, and defect reference if failed.</w:t>
-      </w:r>
-    </w:p>
-    <w:p>
-      <w:pPr>
-        <w:pStyle w:val="p3"/>
-        <w:jc w:val="both"/>
-        <w:rPr>
-          <w:rFonts w:asciiTheme="minorHAnsi" w:hAnsiTheme="minorHAnsi"/>
-          <w:sz w:val="24"/>
-          <w:szCs w:val="24"/>
-        </w:rPr>
-      </w:pPr>
-      <w:r>
-        <w:rPr>
-          <w:rStyle w:val="s2"/>
-          <w:rFonts w:asciiTheme="minorHAnsi" w:hAnsiTheme="minorHAnsi"/>
-          <w:sz w:val="24"/>
-          <w:szCs w:val="24"/>
-        </w:rPr>
-        <w:t xml:space="preserve">• </w:t>
-      </w:r>
-      <w:r>
-        <w:rPr>
-          <w:rFonts w:asciiTheme="minorHAnsi" w:hAnsiTheme="minorHAnsi"/>
-          <w:sz w:val="24"/>
-          <w:szCs w:val="24"/>
-        </w:rPr>
-        <w:t>The expected result must be written before the test is run. Written afterwards, it just describes whatever the</w:t>
-      </w:r>
-    </w:p>
-    <w:p>
-      <w:pPr>
-        <w:pStyle w:val="p3"/>
-        <w:jc w:val="both"/>
-        <w:rPr>
-          <w:rFonts w:asciiTheme="minorHAnsi" w:hAnsiTheme="minorHAnsi"/>
-          <w:sz w:val="24"/>
-          <w:szCs w:val="24"/>
-        </w:rPr>
-      </w:pPr>
-      <w:r>
-        <w:rPr>
-          <w:rFonts w:asciiTheme="minorHAnsi" w:hAnsiTheme="minorHAnsi"/>
-          <w:sz w:val="24"/>
-          <w:szCs w:val="24"/>
-        </w:rPr>
-        <w:t>system did.</w:t>
-      </w:r>
-    </w:p>
-    <w:p>
-      <w:pPr>
-        <w:pStyle w:val="p2"/>
-        <w:jc w:val="both"/>
-        <w:rPr>
-          <w:rFonts w:asciiTheme="minorHAnsi" w:hAnsiTheme="minorHAnsi"/>
-          <w:sz w:val="24"/>
-          <w:szCs w:val="24"/>
-        </w:rPr>
-      </w:pPr>
-      <w:r>
-        <w:rPr>
-          <w:rStyle w:val="s1"/>
-          <w:rFonts w:asciiTheme="minorHAnsi" w:hAnsiTheme="minorHAnsi"/>
-          <w:b/>
-          <w:bCs/>
-          <w:sz w:val="24"/>
-          <w:szCs w:val="24"/>
-        </w:rPr>
-        <w:t xml:space="preserve">17. </w:t>
-      </w:r>
-      <w:r>
-        <w:rPr>
-          <w:rFonts w:asciiTheme="minorHAnsi" w:hAnsiTheme="minorHAnsi"/>
-          <w:b/>
-          <w:bCs/>
-          <w:sz w:val="24"/>
-          <w:szCs w:val="24"/>
-        </w:rPr>
-        <w:t>How do you handle scope creep?</w:t>
-      </w:r>
-    </w:p>
-    <w:p>
-      <w:pPr>
-        <w:pStyle w:val="p3"/>
-        <w:jc w:val="both"/>
-        <w:rPr>
-          <w:rFonts w:asciiTheme="minorHAnsi" w:hAnsiTheme="minorHAnsi"/>
-          <w:sz w:val="24"/>
-          <w:szCs w:val="24"/>
-        </w:rPr>
-      </w:pPr>
-      <w:r>
-        <w:rPr>
-          <w:rStyle w:val="s2"/>
-          <w:rFonts w:asciiTheme="minorHAnsi" w:hAnsiTheme="minorHAnsi"/>
-          <w:sz w:val="24"/>
-          <w:szCs w:val="24"/>
-        </w:rPr>
-        <w:lastRenderedPageBreak/>
-        <w:t xml:space="preserve">• </w:t>
-      </w:r>
-      <w:r>
-        <w:rPr>
-          <w:rFonts w:asciiTheme="minorHAnsi" w:hAnsiTheme="minorHAnsi"/>
-          <w:sz w:val="24"/>
-          <w:szCs w:val="24"/>
-        </w:rPr>
-        <w:t>Distinguish scope creep from legitimate change. Change that is assessed, costed and approved is normal project</w:t>
-      </w:r>
-    </w:p>
-    <w:p>
-      <w:pPr>
-        <w:pStyle w:val="p3"/>
-        <w:jc w:val="both"/>
-        <w:rPr>
-          <w:rFonts w:asciiTheme="minorHAnsi" w:hAnsiTheme="minorHAnsi"/>
-          <w:sz w:val="24"/>
-          <w:szCs w:val="24"/>
-        </w:rPr>
-      </w:pPr>
-      <w:r>
-        <w:rPr>
-          <w:rFonts w:asciiTheme="minorHAnsi" w:hAnsiTheme="minorHAnsi"/>
-          <w:sz w:val="24"/>
-          <w:szCs w:val="24"/>
-        </w:rPr>
-        <w:t>life. Creep is change that arrives unassessed.</w:t>
-      </w:r>
-    </w:p>
-    <w:p>
-      <w:pPr>
-        <w:pStyle w:val="p3"/>
-        <w:jc w:val="both"/>
-        <w:rPr>
-          <w:rFonts w:asciiTheme="minorHAnsi" w:hAnsiTheme="minorHAnsi"/>
-          <w:sz w:val="24"/>
-          <w:szCs w:val="24"/>
-        </w:rPr>
-      </w:pPr>
-      <w:r>
-        <w:rPr>
-          <w:rStyle w:val="s2"/>
-          <w:rFonts w:asciiTheme="minorHAnsi" w:hAnsiTheme="minorHAnsi"/>
-          <w:sz w:val="24"/>
-          <w:szCs w:val="24"/>
-        </w:rPr>
-        <w:t xml:space="preserve">• </w:t>
-      </w:r>
-      <w:r>
-        <w:rPr>
-          <w:rFonts w:asciiTheme="minorHAnsi" w:hAnsiTheme="minorHAnsi"/>
-          <w:sz w:val="24"/>
-          <w:szCs w:val="24"/>
-        </w:rPr>
-        <w:t>You need a baselined scope to detect creep at all — without one, every request looks reasonable.</w:t>
-      </w:r>
-    </w:p>
-    <w:p>
-      <w:pPr>
-        <w:pStyle w:val="p3"/>
-        <w:jc w:val="both"/>
-        <w:rPr>
-          <w:rFonts w:asciiTheme="minorHAnsi" w:hAnsiTheme="minorHAnsi"/>
-          <w:sz w:val="24"/>
-          <w:szCs w:val="24"/>
-        </w:rPr>
-      </w:pPr>
-      <w:r>
-        <w:rPr>
-          <w:rStyle w:val="s2"/>
-          <w:rFonts w:asciiTheme="minorHAnsi" w:hAnsiTheme="minorHAnsi"/>
-          <w:sz w:val="24"/>
-          <w:szCs w:val="24"/>
-        </w:rPr>
-        <w:t xml:space="preserve">• </w:t>
-      </w:r>
-      <w:r>
-        <w:rPr>
-          <w:rFonts w:asciiTheme="minorHAnsi" w:hAnsiTheme="minorHAnsi"/>
-          <w:sz w:val="24"/>
-          <w:szCs w:val="24"/>
-        </w:rPr>
-        <w:t>Log every request, assess the impact on time, cost, quality and dependencies, put it to the decision-maker, get a</w:t>
-      </w:r>
-    </w:p>
-    <w:p>
-      <w:pPr>
-        <w:pStyle w:val="p3"/>
-        <w:jc w:val="both"/>
-        <w:rPr>
-          <w:rFonts w:asciiTheme="minorHAnsi" w:hAnsiTheme="minorHAnsi"/>
-          <w:sz w:val="24"/>
-          <w:szCs w:val="24"/>
-        </w:rPr>
-      </w:pPr>
-      <w:r>
-        <w:rPr>
-          <w:rFonts w:asciiTheme="minorHAnsi" w:hAnsiTheme="minorHAnsi"/>
-          <w:sz w:val="24"/>
-          <w:szCs w:val="24"/>
-        </w:rPr>
-        <w:t xml:space="preserve">documented </w:t>
-      </w:r>
-      <w:proofErr w:type="gramStart"/>
-      <w:r>
-        <w:rPr>
-          <w:rFonts w:asciiTheme="minorHAnsi" w:hAnsiTheme="minorHAnsi"/>
-          <w:sz w:val="24"/>
-          <w:szCs w:val="24"/>
-        </w:rPr>
-        <w:t>decision, and</w:t>
-      </w:r>
-      <w:proofErr w:type="gramEnd"/>
-      <w:r>
-        <w:rPr>
-          <w:rFonts w:asciiTheme="minorHAnsi" w:hAnsiTheme="minorHAnsi"/>
-          <w:sz w:val="24"/>
-          <w:szCs w:val="24"/>
-        </w:rPr>
-        <w:t xml:space="preserve"> update the baseline if approved.</w:t>
-      </w:r>
-    </w:p>
-    <w:p>
-      <w:pPr>
-        <w:pStyle w:val="p3"/>
-        <w:jc w:val="both"/>
-        <w:rPr>
-          <w:rFonts w:asciiTheme="minorHAnsi" w:hAnsiTheme="minorHAnsi"/>
-          <w:sz w:val="24"/>
-          <w:szCs w:val="24"/>
-        </w:rPr>
-      </w:pPr>
-      <w:r>
-        <w:rPr>
-          <w:rStyle w:val="s2"/>
-          <w:rFonts w:asciiTheme="minorHAnsi" w:hAnsiTheme="minorHAnsi"/>
-          <w:sz w:val="24"/>
-          <w:szCs w:val="24"/>
-        </w:rPr>
-        <w:t xml:space="preserve">• </w:t>
-      </w:r>
-      <w:r>
-        <w:rPr>
-          <w:rFonts w:asciiTheme="minorHAnsi" w:hAnsiTheme="minorHAnsi"/>
-          <w:sz w:val="24"/>
-          <w:szCs w:val="24"/>
-        </w:rPr>
-        <w:t>Name the failure mode: the BA who quietly absorbs a series of small additions because each one individually</w:t>
-      </w:r>
-    </w:p>
-    <w:p>
-      <w:pPr>
-        <w:pStyle w:val="p3"/>
-        <w:jc w:val="both"/>
-        <w:rPr>
-          <w:rFonts w:asciiTheme="minorHAnsi" w:hAnsiTheme="minorHAnsi"/>
-          <w:sz w:val="24"/>
-          <w:szCs w:val="24"/>
-        </w:rPr>
-      </w:pPr>
-      <w:r>
-        <w:rPr>
-          <w:rFonts w:asciiTheme="minorHAnsi" w:hAnsiTheme="minorHAnsi"/>
-          <w:sz w:val="24"/>
-          <w:szCs w:val="24"/>
-        </w:rPr>
-        <w:t>seemed too minor to escalate.</w:t>
-      </w:r>
-    </w:p>
-    <w:p>
-      <w:pPr>
-        <w:pStyle w:val="p2"/>
-        <w:jc w:val="both"/>
-        <w:rPr>
-          <w:rFonts w:asciiTheme="minorHAnsi" w:hAnsiTheme="minorHAnsi"/>
-          <w:sz w:val="24"/>
-          <w:szCs w:val="24"/>
-        </w:rPr>
-      </w:pPr>
-      <w:r>
-        <w:rPr>
-          <w:rStyle w:val="s1"/>
-          <w:rFonts w:asciiTheme="minorHAnsi" w:hAnsiTheme="minorHAnsi"/>
-          <w:b/>
-          <w:bCs/>
-          <w:sz w:val="24"/>
-          <w:szCs w:val="24"/>
-        </w:rPr>
-        <w:t xml:space="preserve">18. </w:t>
-      </w:r>
-      <w:r>
-        <w:rPr>
-          <w:rFonts w:asciiTheme="minorHAnsi" w:hAnsiTheme="minorHAnsi"/>
-          <w:b/>
-          <w:bCs/>
-          <w:sz w:val="24"/>
-          <w:szCs w:val="24"/>
-        </w:rPr>
-        <w:t>How would you approach a project where the end users are in remote communities with limited</w:t>
-      </w:r>
-    </w:p>
-    <w:p>
-      <w:pPr>
-        <w:pStyle w:val="p2"/>
-        <w:jc w:val="both"/>
-        <w:rPr>
-          <w:rFonts w:asciiTheme="minorHAnsi" w:hAnsiTheme="minorHAnsi"/>
-          <w:sz w:val="24"/>
-          <w:szCs w:val="24"/>
-        </w:rPr>
-      </w:pPr>
-      <w:r>
-        <w:rPr>
-          <w:rFonts w:asciiTheme="minorHAnsi" w:hAnsiTheme="minorHAnsi"/>
-          <w:b/>
-          <w:bCs/>
-          <w:sz w:val="24"/>
-          <w:szCs w:val="24"/>
-        </w:rPr>
-        <w:t>connectivity?</w:t>
-      </w:r>
-    </w:p>
-    <w:p>
-      <w:pPr>
-        <w:pStyle w:val="p3"/>
-        <w:jc w:val="both"/>
-        <w:rPr>
-          <w:rFonts w:asciiTheme="minorHAnsi" w:hAnsiTheme="minorHAnsi"/>
-          <w:sz w:val="24"/>
-          <w:szCs w:val="24"/>
-        </w:rPr>
-      </w:pPr>
-      <w:r>
-        <w:rPr>
-          <w:rStyle w:val="s2"/>
-          <w:rFonts w:asciiTheme="minorHAnsi" w:hAnsiTheme="minorHAnsi"/>
-          <w:sz w:val="24"/>
-          <w:szCs w:val="24"/>
-        </w:rPr>
-        <w:t xml:space="preserve">• </w:t>
-      </w:r>
-      <w:r>
-        <w:rPr>
-          <w:rFonts w:asciiTheme="minorHAnsi" w:hAnsiTheme="minorHAnsi"/>
-          <w:sz w:val="24"/>
-          <w:szCs w:val="24"/>
-        </w:rPr>
-        <w:t>Start by rejecting the metropolitan assumption. Bandwidth, device availability and reliable power cannot be</w:t>
-      </w:r>
-    </w:p>
-    <w:p>
-      <w:pPr>
-        <w:pStyle w:val="p3"/>
-        <w:jc w:val="both"/>
-        <w:rPr>
-          <w:rFonts w:asciiTheme="minorHAnsi" w:hAnsiTheme="minorHAnsi"/>
-          <w:sz w:val="24"/>
-          <w:szCs w:val="24"/>
-        </w:rPr>
-      </w:pPr>
-      <w:r>
-        <w:rPr>
-          <w:rFonts w:asciiTheme="minorHAnsi" w:hAnsiTheme="minorHAnsi"/>
-          <w:sz w:val="24"/>
-          <w:szCs w:val="24"/>
-        </w:rPr>
-        <w:t>taken for granted.</w:t>
-      </w:r>
-    </w:p>
-    <w:p>
-      <w:pPr>
-        <w:pStyle w:val="p3"/>
-        <w:jc w:val="both"/>
-        <w:rPr>
-          <w:rFonts w:asciiTheme="minorHAnsi" w:hAnsiTheme="minorHAnsi"/>
-          <w:sz w:val="24"/>
-          <w:szCs w:val="24"/>
-        </w:rPr>
-      </w:pPr>
-      <w:r>
-        <w:rPr>
-          <w:rStyle w:val="s2"/>
-          <w:rFonts w:asciiTheme="minorHAnsi" w:hAnsiTheme="minorHAnsi"/>
-          <w:sz w:val="24"/>
-          <w:szCs w:val="24"/>
-        </w:rPr>
-        <w:t xml:space="preserve">• </w:t>
-      </w:r>
-      <w:r>
-        <w:rPr>
-          <w:rStyle w:val="s3"/>
-          <w:rFonts w:asciiTheme="minorHAnsi" w:hAnsiTheme="minorHAnsi"/>
-          <w:b/>
-          <w:bCs/>
-          <w:sz w:val="24"/>
-          <w:szCs w:val="24"/>
-        </w:rPr>
-        <w:t xml:space="preserve">Design implications: </w:t>
-      </w:r>
-      <w:r>
-        <w:rPr>
-          <w:rFonts w:asciiTheme="minorHAnsi" w:hAnsiTheme="minorHAnsi"/>
-          <w:sz w:val="24"/>
-          <w:szCs w:val="24"/>
-        </w:rPr>
-        <w:t>offline or low-bandwidth capability, mobile-first, SMS fallback, small page weight, tolerance</w:t>
-      </w:r>
-    </w:p>
-    <w:p>
-      <w:pPr>
-        <w:pStyle w:val="p3"/>
-        <w:jc w:val="both"/>
-        <w:rPr>
-          <w:rFonts w:asciiTheme="minorHAnsi" w:hAnsiTheme="minorHAnsi"/>
-          <w:sz w:val="24"/>
-          <w:szCs w:val="24"/>
-        </w:rPr>
-      </w:pPr>
-      <w:r>
-        <w:rPr>
-          <w:rFonts w:asciiTheme="minorHAnsi" w:hAnsiTheme="minorHAnsi"/>
-          <w:sz w:val="24"/>
-          <w:szCs w:val="24"/>
-        </w:rPr>
-        <w:t>for interrupted sessions, shared-device usage patterns.</w:t>
-      </w:r>
-    </w:p>
-    <w:p>
-      <w:pPr>
-        <w:pStyle w:val="p3"/>
-        <w:jc w:val="both"/>
-        <w:rPr>
-          <w:rFonts w:asciiTheme="minorHAnsi" w:hAnsiTheme="minorHAnsi"/>
-          <w:sz w:val="24"/>
-          <w:szCs w:val="24"/>
-        </w:rPr>
-      </w:pPr>
-      <w:r>
-        <w:rPr>
-          <w:rStyle w:val="s2"/>
-          <w:rFonts w:asciiTheme="minorHAnsi" w:hAnsiTheme="minorHAnsi"/>
-          <w:sz w:val="24"/>
-          <w:szCs w:val="24"/>
-        </w:rPr>
-        <w:t xml:space="preserve">• </w:t>
-      </w:r>
-      <w:r>
-        <w:rPr>
-          <w:rStyle w:val="s3"/>
-          <w:rFonts w:asciiTheme="minorHAnsi" w:hAnsiTheme="minorHAnsi"/>
-          <w:b/>
-          <w:bCs/>
-          <w:sz w:val="24"/>
-          <w:szCs w:val="24"/>
-        </w:rPr>
-        <w:t xml:space="preserve">Content implications: </w:t>
-      </w:r>
-      <w:r>
-        <w:rPr>
-          <w:rFonts w:asciiTheme="minorHAnsi" w:hAnsiTheme="minorHAnsi"/>
-          <w:sz w:val="24"/>
-          <w:szCs w:val="24"/>
-        </w:rPr>
-        <w:t>plain English, translation where appropriate, and design for varying literacy levels.</w:t>
-      </w:r>
-    </w:p>
-    <w:p>
-      <w:pPr>
-        <w:pStyle w:val="p3"/>
-        <w:jc w:val="both"/>
-        <w:rPr>
-          <w:rFonts w:asciiTheme="minorHAnsi" w:hAnsiTheme="minorHAnsi"/>
-          <w:sz w:val="24"/>
-          <w:szCs w:val="24"/>
-        </w:rPr>
-      </w:pPr>
-      <w:r>
-        <w:rPr>
-          <w:rStyle w:val="s2"/>
-          <w:rFonts w:asciiTheme="minorHAnsi" w:hAnsiTheme="minorHAnsi"/>
-          <w:sz w:val="24"/>
-          <w:szCs w:val="24"/>
-        </w:rPr>
-        <w:t xml:space="preserve">• </w:t>
-      </w:r>
-      <w:r>
-        <w:rPr>
-          <w:rFonts w:asciiTheme="minorHAnsi" w:hAnsiTheme="minorHAnsi"/>
-          <w:sz w:val="24"/>
-          <w:szCs w:val="24"/>
-        </w:rPr>
-        <w:t>Do the elicitation on country, with community involvement, rather than designing from an office in Darwin and</w:t>
-      </w:r>
-    </w:p>
-    <w:p>
-      <w:pPr>
-        <w:pStyle w:val="p3"/>
-        <w:jc w:val="both"/>
-        <w:rPr>
-          <w:rFonts w:asciiTheme="minorHAnsi" w:hAnsiTheme="minorHAnsi"/>
-          <w:sz w:val="24"/>
-          <w:szCs w:val="24"/>
-        </w:rPr>
-      </w:pPr>
-      <w:r>
-        <w:rPr>
-          <w:rFonts w:asciiTheme="minorHAnsi" w:hAnsiTheme="minorHAnsi"/>
-          <w:sz w:val="24"/>
-          <w:szCs w:val="24"/>
-        </w:rPr>
-        <w:t>validating afterwards.</w:t>
-      </w:r>
-    </w:p>
-    <w:p>
-      <w:pPr>
-        <w:pStyle w:val="p3"/>
-        <w:jc w:val="both"/>
-        <w:rPr>
-          <w:rFonts w:asciiTheme="minorHAnsi" w:hAnsiTheme="minorHAnsi"/>
-          <w:sz w:val="24"/>
-          <w:szCs w:val="24"/>
-        </w:rPr>
-      </w:pPr>
-      <w:r>
-        <w:rPr>
-          <w:rStyle w:val="s2"/>
-          <w:rFonts w:asciiTheme="minorHAnsi" w:hAnsiTheme="minorHAnsi"/>
-          <w:sz w:val="24"/>
-          <w:szCs w:val="24"/>
-        </w:rPr>
-        <w:t xml:space="preserve">• </w:t>
-      </w:r>
-      <w:r>
-        <w:rPr>
-          <w:rFonts w:asciiTheme="minorHAnsi" w:hAnsiTheme="minorHAnsi"/>
-          <w:sz w:val="24"/>
-          <w:szCs w:val="24"/>
-        </w:rPr>
-        <w:t xml:space="preserve">Retain assisted and in-person channels. Digital-only delivery in this context is exclusion, and that is </w:t>
-      </w:r>
-      <w:proofErr w:type="gramStart"/>
-      <w:r>
-        <w:rPr>
-          <w:rFonts w:asciiTheme="minorHAnsi" w:hAnsiTheme="minorHAnsi"/>
-          <w:sz w:val="24"/>
-          <w:szCs w:val="24"/>
-        </w:rPr>
-        <w:t>a defensible</w:t>
-      </w:r>
-      <w:proofErr w:type="gramEnd"/>
-    </w:p>
-    <w:p>
-      <w:pPr>
-        <w:pStyle w:val="p3"/>
-        <w:jc w:val="both"/>
-        <w:rPr>
-          <w:rFonts w:asciiTheme="minorHAnsi" w:hAnsiTheme="minorHAnsi"/>
-          <w:sz w:val="24"/>
-          <w:szCs w:val="24"/>
-        </w:rPr>
-      </w:pPr>
-      <w:r>
-        <w:rPr>
-          <w:rFonts w:asciiTheme="minorHAnsi" w:hAnsiTheme="minorHAnsi"/>
-          <w:sz w:val="24"/>
-          <w:szCs w:val="24"/>
-        </w:rPr>
-        <w:t>thing to say in a government interview.</w:t>
-      </w:r>
-    </w:p>
-    <w:p>
-      <w:pPr>
-        <w:pStyle w:val="p2"/>
-        <w:jc w:val="both"/>
-        <w:rPr>
-          <w:rFonts w:asciiTheme="minorHAnsi" w:hAnsiTheme="minorHAnsi"/>
-          <w:sz w:val="24"/>
-          <w:szCs w:val="24"/>
-        </w:rPr>
-      </w:pPr>
-      <w:r>
-        <w:rPr>
-          <w:rStyle w:val="s1"/>
-          <w:rFonts w:asciiTheme="minorHAnsi" w:hAnsiTheme="minorHAnsi"/>
-          <w:b/>
-          <w:bCs/>
-          <w:sz w:val="24"/>
-          <w:szCs w:val="24"/>
-        </w:rPr>
-        <w:t xml:space="preserve">19. </w:t>
-      </w:r>
-      <w:r>
-        <w:rPr>
-          <w:rFonts w:asciiTheme="minorHAnsi" w:hAnsiTheme="minorHAnsi"/>
-          <w:b/>
-          <w:bCs/>
-          <w:sz w:val="24"/>
-          <w:szCs w:val="24"/>
-        </w:rPr>
-        <w:t>What do you know about privacy and information-handling obligations in the public sector?</w:t>
-      </w:r>
-    </w:p>
-    <w:p>
-      <w:pPr>
-        <w:pStyle w:val="p3"/>
-        <w:jc w:val="both"/>
-        <w:rPr>
-          <w:rFonts w:asciiTheme="minorHAnsi" w:hAnsiTheme="minorHAnsi"/>
-          <w:sz w:val="24"/>
-          <w:szCs w:val="24"/>
-        </w:rPr>
-      </w:pPr>
-      <w:r>
-        <w:rPr>
-          <w:rStyle w:val="s2"/>
-          <w:rFonts w:asciiTheme="minorHAnsi" w:hAnsiTheme="minorHAnsi"/>
-          <w:sz w:val="24"/>
-          <w:szCs w:val="24"/>
-        </w:rPr>
-        <w:t xml:space="preserve">• </w:t>
-      </w:r>
-      <w:r>
-        <w:rPr>
-          <w:rFonts w:asciiTheme="minorHAnsi" w:hAnsiTheme="minorHAnsi"/>
-          <w:sz w:val="24"/>
-          <w:szCs w:val="24"/>
-        </w:rPr>
-        <w:t>For NT public sector organisations, the Information Act 2002 (NT) covers information privacy principles, public</w:t>
-      </w:r>
-    </w:p>
-    <w:p>
-      <w:pPr>
-        <w:pStyle w:val="p3"/>
-        <w:jc w:val="both"/>
-        <w:rPr>
-          <w:rFonts w:asciiTheme="minorHAnsi" w:hAnsiTheme="minorHAnsi"/>
-          <w:sz w:val="24"/>
-          <w:szCs w:val="24"/>
-        </w:rPr>
-      </w:pPr>
-      <w:r>
-        <w:rPr>
-          <w:rFonts w:asciiTheme="minorHAnsi" w:hAnsiTheme="minorHAnsi"/>
-          <w:sz w:val="24"/>
-          <w:szCs w:val="24"/>
-        </w:rPr>
-        <w:t>access to information and records management. Commonwealth agencies fall under the Privacy Act 1988 and the</w:t>
-      </w:r>
-    </w:p>
-    <w:p>
-      <w:pPr>
-        <w:pStyle w:val="p3"/>
-        <w:jc w:val="both"/>
-        <w:rPr>
-          <w:rFonts w:asciiTheme="minorHAnsi" w:hAnsiTheme="minorHAnsi"/>
-          <w:sz w:val="24"/>
-          <w:szCs w:val="24"/>
-        </w:rPr>
-      </w:pPr>
-      <w:r>
-        <w:rPr>
-          <w:rFonts w:asciiTheme="minorHAnsi" w:hAnsiTheme="minorHAnsi"/>
-          <w:sz w:val="24"/>
-          <w:szCs w:val="24"/>
-        </w:rPr>
-        <w:t>Australian Privacy Principles.</w:t>
-      </w:r>
-    </w:p>
-    <w:p>
-      <w:pPr>
-        <w:pStyle w:val="p3"/>
-        <w:jc w:val="both"/>
-        <w:rPr>
-          <w:rFonts w:asciiTheme="minorHAnsi" w:hAnsiTheme="minorHAnsi"/>
-          <w:sz w:val="24"/>
-          <w:szCs w:val="24"/>
-        </w:rPr>
-      </w:pPr>
-      <w:r>
-        <w:rPr>
-          <w:rStyle w:val="s2"/>
-          <w:rFonts w:asciiTheme="minorHAnsi" w:hAnsiTheme="minorHAnsi"/>
-          <w:sz w:val="24"/>
-          <w:szCs w:val="24"/>
-        </w:rPr>
-        <w:t xml:space="preserve">• </w:t>
-      </w:r>
-      <w:r>
-        <w:rPr>
-          <w:rStyle w:val="s3"/>
-          <w:rFonts w:asciiTheme="minorHAnsi" w:hAnsiTheme="minorHAnsi"/>
-          <w:b/>
-          <w:bCs/>
-          <w:sz w:val="24"/>
-          <w:szCs w:val="24"/>
-        </w:rPr>
         <w:t xml:space="preserve">Practical implications for a BA: </w:t>
       </w:r>
       <w:r>
@@ -7318,17 +6901,14 @@
         </w:rPr>
         <w:t>collect only what is needed for the stated purpose, be transparent about that</w:t>
       </w:r>
-    </w:p>
-    <w:p>
-      <w:pPr>
-        <w:pStyle w:val="p3"/>
-        <w:jc w:val="both"/>
-        <w:rPr>
-          <w:rFonts w:asciiTheme="minorHAnsi" w:hAnsiTheme="minorHAnsi"/>
-          <w:sz w:val="24"/>
-          <w:szCs w:val="24"/>
-        </w:rPr>
-      </w:pPr>
+      <w:r>
+        <w:rPr>
+          <w:rFonts w:asciiTheme="minorHAnsi" w:hAnsiTheme="minorHAnsi"/>
+          <w:sz w:val="24"/>
+          <w:szCs w:val="24"/>
+        </w:rPr>
+        <w:t xml:space="preserve"> </w:t>
+      </w:r>
       <w:r>
         <w:rPr>
           <w:rFonts w:asciiTheme="minorHAnsi" w:hAnsiTheme="minorHAnsi"/>
@@ -7337,17 +6917,14 @@
         </w:rPr>
         <w:t>purpose, restrict access by role, define retention and disposal, and consider whether a privacy impact assessment</w:t>
       </w:r>
-    </w:p>
-    <w:p>
-      <w:pPr>
-        <w:pStyle w:val="p3"/>
-        <w:jc w:val="both"/>
-        <w:rPr>
-          <w:rFonts w:asciiTheme="minorHAnsi" w:hAnsiTheme="minorHAnsi"/>
-          <w:sz w:val="24"/>
-          <w:szCs w:val="24"/>
-        </w:rPr>
-      </w:pPr>
+      <w:r>
+        <w:rPr>
+          <w:rFonts w:asciiTheme="minorHAnsi" w:hAnsiTheme="minorHAnsi"/>
+          <w:sz w:val="24"/>
+          <w:szCs w:val="24"/>
+        </w:rPr>
+        <w:t xml:space="preserve"> </w:t>
+      </w:r>
       <w:r>
         <w:rPr>
           <w:rFonts w:asciiTheme="minorHAnsi" w:hAnsiTheme="minorHAnsi"/>
@@ -7412,17 +6989,14 @@
         </w:rPr>
         <w:t>Say that you would confirm current obligations with the agency’s privacy officer rather than assuming. That</w:t>
       </w:r>
-    </w:p>
-    <w:p>
-      <w:pPr>
-        <w:pStyle w:val="p3"/>
-        <w:jc w:val="both"/>
-        <w:rPr>
-          <w:rFonts w:asciiTheme="minorHAnsi" w:hAnsiTheme="minorHAnsi"/>
-          <w:sz w:val="24"/>
-          <w:szCs w:val="24"/>
-        </w:rPr>
-      </w:pPr>
+      <w:r>
+        <w:rPr>
+          <w:rFonts w:asciiTheme="minorHAnsi" w:hAnsiTheme="minorHAnsi"/>
+          <w:sz w:val="24"/>
+          <w:szCs w:val="24"/>
+        </w:rPr>
+        <w:t xml:space="preserve"> </w:t>
+      </w:r>
       <w:r>
         <w:rPr>
           <w:rFonts w:asciiTheme="minorHAnsi" w:hAnsiTheme="minorHAnsi"/>
@@ -7435,6 +7009,7 @@
     <w:p>
       <w:pPr>
         <w:pStyle w:val="p4"/>
+        <w:spacing w:after="240"/>
         <w:jc w:val="both"/>
         <w:rPr>
           <w:rFonts w:asciiTheme="minorHAnsi" w:hAnsiTheme="minorHAnsi"/>
@@ -7472,522 +7047,511 @@
           <w:sz w:val="24"/>
           <w:szCs w:val="24"/>
         </w:rPr>
+        <w:t xml:space="preserve">20. </w:t>
+      </w:r>
+      <w:r>
+        <w:rPr>
+          <w:rFonts w:asciiTheme="minorHAnsi" w:hAnsiTheme="minorHAnsi"/>
+          <w:b/>
+          <w:bCs/>
+          <w:sz w:val="24"/>
+          <w:szCs w:val="24"/>
+        </w:rPr>
+        <w:t>How do you balance policy constraints against what users say they want?</w:t>
+      </w:r>
+    </w:p>
+    <w:p>
+      <w:pPr>
+        <w:pStyle w:val="p3"/>
+        <w:jc w:val="both"/>
+        <w:rPr>
+          <w:rFonts w:asciiTheme="minorHAnsi" w:hAnsiTheme="minorHAnsi"/>
+          <w:sz w:val="24"/>
+          <w:szCs w:val="24"/>
+        </w:rPr>
+      </w:pPr>
+      <w:r>
+        <w:rPr>
+          <w:rStyle w:val="s2"/>
+          <w:rFonts w:asciiTheme="minorHAnsi" w:hAnsiTheme="minorHAnsi"/>
+          <w:sz w:val="24"/>
+          <w:szCs w:val="24"/>
+        </w:rPr>
+        <w:t xml:space="preserve">• </w:t>
+      </w:r>
+      <w:r>
+        <w:rPr>
+          <w:rFonts w:asciiTheme="minorHAnsi" w:hAnsiTheme="minorHAnsi"/>
+          <w:sz w:val="24"/>
+          <w:szCs w:val="24"/>
+        </w:rPr>
+        <w:t>Policy and legislation are constraints, not preferences. You cannot user-research your way past a legislative</w:t>
+      </w:r>
+      <w:r>
+        <w:rPr>
+          <w:rFonts w:asciiTheme="minorHAnsi" w:hAnsiTheme="minorHAnsi"/>
+          <w:sz w:val="24"/>
+          <w:szCs w:val="24"/>
+        </w:rPr>
+        <w:t xml:space="preserve"> </w:t>
+      </w:r>
+      <w:r>
+        <w:rPr>
+          <w:rFonts w:asciiTheme="minorHAnsi" w:hAnsiTheme="minorHAnsi"/>
+          <w:sz w:val="24"/>
+          <w:szCs w:val="24"/>
+        </w:rPr>
+        <w:t>requirement.</w:t>
+      </w:r>
+    </w:p>
+    <w:p>
+      <w:pPr>
+        <w:pStyle w:val="p3"/>
+        <w:jc w:val="both"/>
+        <w:rPr>
+          <w:rFonts w:asciiTheme="minorHAnsi" w:hAnsiTheme="minorHAnsi"/>
+          <w:sz w:val="24"/>
+          <w:szCs w:val="24"/>
+        </w:rPr>
+      </w:pPr>
+      <w:r>
+        <w:rPr>
+          <w:rStyle w:val="s2"/>
+          <w:rFonts w:asciiTheme="minorHAnsi" w:hAnsiTheme="minorHAnsi"/>
+          <w:sz w:val="24"/>
+          <w:szCs w:val="24"/>
+        </w:rPr>
+        <w:t xml:space="preserve">• </w:t>
+      </w:r>
+      <w:r>
+        <w:rPr>
+          <w:rFonts w:asciiTheme="minorHAnsi" w:hAnsiTheme="minorHAnsi"/>
+          <w:sz w:val="24"/>
+          <w:szCs w:val="24"/>
+        </w:rPr>
+        <w:t>Separate the genuinely immovable — legislated obligations — from the changeable, which is internal practice,</w:t>
+      </w:r>
+      <w:r>
+        <w:rPr>
+          <w:rFonts w:asciiTheme="minorHAnsi" w:hAnsiTheme="minorHAnsi"/>
+          <w:sz w:val="24"/>
+          <w:szCs w:val="24"/>
+        </w:rPr>
+        <w:t xml:space="preserve"> </w:t>
+      </w:r>
+      <w:r>
+        <w:rPr>
+          <w:rFonts w:asciiTheme="minorHAnsi" w:hAnsiTheme="minorHAnsi"/>
+          <w:sz w:val="24"/>
+          <w:szCs w:val="24"/>
+        </w:rPr>
+        <w:t>interpretation and habit. A surprising amount of "we have to do it this way" turns out to be the second category.</w:t>
+      </w:r>
+    </w:p>
+    <w:p>
+      <w:pPr>
+        <w:pStyle w:val="p3"/>
+        <w:jc w:val="both"/>
+        <w:rPr>
+          <w:rFonts w:asciiTheme="minorHAnsi" w:hAnsiTheme="minorHAnsi"/>
+          <w:sz w:val="24"/>
+          <w:szCs w:val="24"/>
+        </w:rPr>
+      </w:pPr>
+      <w:r>
+        <w:rPr>
+          <w:rStyle w:val="s2"/>
+          <w:rFonts w:asciiTheme="minorHAnsi" w:hAnsiTheme="minorHAnsi"/>
+          <w:sz w:val="24"/>
+          <w:szCs w:val="24"/>
+        </w:rPr>
+        <w:t xml:space="preserve">• </w:t>
+      </w:r>
+      <w:r>
+        <w:rPr>
+          <w:rFonts w:asciiTheme="minorHAnsi" w:hAnsiTheme="minorHAnsi"/>
+          <w:sz w:val="24"/>
+          <w:szCs w:val="24"/>
+        </w:rPr>
+        <w:t>Deliver the best possible experience within the real constraint.</w:t>
+      </w:r>
+    </w:p>
+    <w:p>
+      <w:pPr>
+        <w:pStyle w:val="p3"/>
+        <w:spacing w:after="240"/>
+        <w:jc w:val="both"/>
+        <w:rPr>
+          <w:rFonts w:asciiTheme="minorHAnsi" w:hAnsiTheme="minorHAnsi"/>
+          <w:sz w:val="24"/>
+          <w:szCs w:val="24"/>
+        </w:rPr>
+      </w:pPr>
+      <w:r>
+        <w:rPr>
+          <w:rStyle w:val="s2"/>
+          <w:rFonts w:asciiTheme="minorHAnsi" w:hAnsiTheme="minorHAnsi"/>
+          <w:sz w:val="24"/>
+          <w:szCs w:val="24"/>
+        </w:rPr>
+        <w:t xml:space="preserve">• </w:t>
+      </w:r>
+      <w:r>
+        <w:rPr>
+          <w:rFonts w:asciiTheme="minorHAnsi" w:hAnsiTheme="minorHAnsi"/>
+          <w:sz w:val="24"/>
+          <w:szCs w:val="24"/>
+        </w:rPr>
+        <w:t>Where policy is demonstrably causing user harm, document the evidence and feed it back to the policy owner.</w:t>
+      </w:r>
+      <w:r>
+        <w:rPr>
+          <w:rFonts w:asciiTheme="minorHAnsi" w:hAnsiTheme="minorHAnsi"/>
+          <w:sz w:val="24"/>
+          <w:szCs w:val="24"/>
+        </w:rPr>
+        <w:t xml:space="preserve"> </w:t>
+      </w:r>
+      <w:r>
+        <w:rPr>
+          <w:rFonts w:asciiTheme="minorHAnsi" w:hAnsiTheme="minorHAnsi"/>
+          <w:sz w:val="24"/>
+          <w:szCs w:val="24"/>
+        </w:rPr>
+        <w:t>Improving the service and informing the policy are both part of the job.</w:t>
+      </w:r>
+    </w:p>
+    <w:p>
+      <w:pPr>
+        <w:pStyle w:val="p2"/>
+        <w:jc w:val="both"/>
+        <w:rPr>
+          <w:rFonts w:asciiTheme="minorHAnsi" w:hAnsiTheme="minorHAnsi"/>
+          <w:sz w:val="24"/>
+          <w:szCs w:val="24"/>
+        </w:rPr>
+      </w:pPr>
+      <w:r>
+        <w:rPr>
+          <w:rStyle w:val="s1"/>
+          <w:rFonts w:asciiTheme="minorHAnsi" w:hAnsiTheme="minorHAnsi"/>
+          <w:b/>
+          <w:bCs/>
+          <w:sz w:val="24"/>
+          <w:szCs w:val="24"/>
+        </w:rPr>
+        <w:t xml:space="preserve">21. </w:t>
+      </w:r>
+      <w:r>
+        <w:rPr>
+          <w:rFonts w:asciiTheme="minorHAnsi" w:hAnsiTheme="minorHAnsi"/>
+          <w:b/>
+          <w:bCs/>
+          <w:sz w:val="24"/>
+          <w:szCs w:val="24"/>
+        </w:rPr>
+        <w:t>How do you identify and manage stakeholders?</w:t>
+      </w:r>
+    </w:p>
+    <w:p>
+      <w:pPr>
+        <w:pStyle w:val="p3"/>
+        <w:jc w:val="both"/>
+        <w:rPr>
+          <w:rFonts w:asciiTheme="minorHAnsi" w:hAnsiTheme="minorHAnsi"/>
+          <w:sz w:val="24"/>
+          <w:szCs w:val="24"/>
+        </w:rPr>
+      </w:pPr>
+      <w:r>
+        <w:rPr>
+          <w:rStyle w:val="s2"/>
+          <w:rFonts w:asciiTheme="minorHAnsi" w:hAnsiTheme="minorHAnsi"/>
+          <w:sz w:val="24"/>
+          <w:szCs w:val="24"/>
+        </w:rPr>
+        <w:t xml:space="preserve">• </w:t>
+      </w:r>
+      <w:r>
+        <w:rPr>
+          <w:rFonts w:asciiTheme="minorHAnsi" w:hAnsiTheme="minorHAnsi"/>
+          <w:sz w:val="24"/>
+          <w:szCs w:val="24"/>
+        </w:rPr>
+        <w:t>Identify everyone affected by or able to affect the change — including the people who will operate the process,</w:t>
+      </w:r>
+      <w:r>
+        <w:rPr>
+          <w:rFonts w:asciiTheme="minorHAnsi" w:hAnsiTheme="minorHAnsi"/>
+          <w:sz w:val="24"/>
+          <w:szCs w:val="24"/>
+        </w:rPr>
+        <w:t xml:space="preserve"> </w:t>
+      </w:r>
+      <w:r>
+        <w:rPr>
+          <w:rFonts w:asciiTheme="minorHAnsi" w:hAnsiTheme="minorHAnsi"/>
+          <w:sz w:val="24"/>
+          <w:szCs w:val="24"/>
+        </w:rPr>
+        <w:t>not just the people who sponsor it.</w:t>
+      </w:r>
+    </w:p>
+    <w:p>
+      <w:pPr>
+        <w:pStyle w:val="p3"/>
+        <w:jc w:val="both"/>
+        <w:rPr>
+          <w:rFonts w:asciiTheme="minorHAnsi" w:hAnsiTheme="minorHAnsi"/>
+          <w:sz w:val="24"/>
+          <w:szCs w:val="24"/>
+        </w:rPr>
+      </w:pPr>
+      <w:r>
+        <w:rPr>
+          <w:rStyle w:val="s2"/>
+          <w:rFonts w:asciiTheme="minorHAnsi" w:hAnsiTheme="minorHAnsi"/>
+          <w:sz w:val="24"/>
+          <w:szCs w:val="24"/>
+        </w:rPr>
+        <w:t xml:space="preserve">• </w:t>
+      </w:r>
+      <w:r>
+        <w:rPr>
+          <w:rFonts w:asciiTheme="minorHAnsi" w:hAnsiTheme="minorHAnsi"/>
+          <w:sz w:val="24"/>
+          <w:szCs w:val="24"/>
+        </w:rPr>
+        <w:t>Map them on influence against interest: manage closely, keep satisfied, keep informed, monitor. Engagement</w:t>
+      </w:r>
+      <w:r>
+        <w:rPr>
+          <w:rFonts w:asciiTheme="minorHAnsi" w:hAnsiTheme="minorHAnsi"/>
+          <w:sz w:val="24"/>
+          <w:szCs w:val="24"/>
+        </w:rPr>
+        <w:t xml:space="preserve"> </w:t>
+      </w:r>
+      <w:r>
+        <w:rPr>
+          <w:rFonts w:asciiTheme="minorHAnsi" w:hAnsiTheme="minorHAnsi"/>
+          <w:sz w:val="24"/>
+          <w:szCs w:val="24"/>
+        </w:rPr>
+        <w:t>effort follows the quadrant.</w:t>
+      </w:r>
+    </w:p>
+    <w:p>
+      <w:pPr>
+        <w:pStyle w:val="p3"/>
+        <w:jc w:val="both"/>
+        <w:rPr>
+          <w:rFonts w:asciiTheme="minorHAnsi" w:hAnsiTheme="minorHAnsi"/>
+          <w:sz w:val="24"/>
+          <w:szCs w:val="24"/>
+        </w:rPr>
+      </w:pPr>
+      <w:r>
+        <w:rPr>
+          <w:rStyle w:val="s2"/>
+          <w:rFonts w:asciiTheme="minorHAnsi" w:hAnsiTheme="minorHAnsi"/>
+          <w:sz w:val="24"/>
+          <w:szCs w:val="24"/>
+        </w:rPr>
+        <w:t xml:space="preserve">• </w:t>
+      </w:r>
+      <w:r>
+        <w:rPr>
+          <w:rFonts w:asciiTheme="minorHAnsi" w:hAnsiTheme="minorHAnsi"/>
+          <w:sz w:val="24"/>
+          <w:szCs w:val="24"/>
+        </w:rPr>
+        <w:t>Use a RACI to make decision rights explicit — responsible, accountable, consulted, informed. Most project</w:t>
+      </w:r>
+      <w:r>
+        <w:rPr>
+          <w:rFonts w:asciiTheme="minorHAnsi" w:hAnsiTheme="minorHAnsi"/>
+          <w:sz w:val="24"/>
+          <w:szCs w:val="24"/>
+        </w:rPr>
+        <w:t xml:space="preserve"> </w:t>
+      </w:r>
+      <w:r>
+        <w:rPr>
+          <w:rFonts w:asciiTheme="minorHAnsi" w:hAnsiTheme="minorHAnsi"/>
+          <w:sz w:val="24"/>
+          <w:szCs w:val="24"/>
+        </w:rPr>
+        <w:t>conflict comes from two people believing they are accountable for the same decision.</w:t>
+      </w:r>
+    </w:p>
+    <w:p>
+      <w:pPr>
+        <w:pStyle w:val="p3"/>
+        <w:jc w:val="both"/>
+        <w:rPr>
+          <w:rFonts w:asciiTheme="minorHAnsi" w:hAnsiTheme="minorHAnsi"/>
+          <w:sz w:val="24"/>
+          <w:szCs w:val="24"/>
+        </w:rPr>
+      </w:pPr>
+      <w:r>
+        <w:rPr>
+          <w:rStyle w:val="s2"/>
+          <w:rFonts w:asciiTheme="minorHAnsi" w:hAnsiTheme="minorHAnsi"/>
+          <w:sz w:val="24"/>
+          <w:szCs w:val="24"/>
+        </w:rPr>
+        <w:t xml:space="preserve">• </w:t>
+      </w:r>
+      <w:r>
+        <w:rPr>
+          <w:rFonts w:asciiTheme="minorHAnsi" w:hAnsiTheme="minorHAnsi"/>
+          <w:sz w:val="24"/>
+          <w:szCs w:val="24"/>
+        </w:rPr>
+        <w:t>Revisit it. Stakeholder positions shift as a project progresses.</w:t>
+      </w:r>
+    </w:p>
+    <w:p>
+      <w:pPr>
+        <w:pStyle w:val="p2"/>
+        <w:spacing w:before="240"/>
+        <w:jc w:val="both"/>
+        <w:rPr>
+          <w:rFonts w:asciiTheme="minorHAnsi" w:hAnsiTheme="minorHAnsi"/>
+          <w:sz w:val="24"/>
+          <w:szCs w:val="24"/>
+        </w:rPr>
+      </w:pPr>
+      <w:r>
+        <w:rPr>
+          <w:rStyle w:val="s1"/>
+          <w:rFonts w:asciiTheme="minorHAnsi" w:hAnsiTheme="minorHAnsi"/>
+          <w:b/>
+          <w:bCs/>
+          <w:sz w:val="24"/>
+          <w:szCs w:val="24"/>
+        </w:rPr>
+        <w:t xml:space="preserve">22. </w:t>
+      </w:r>
+      <w:r>
+        <w:rPr>
+          <w:rFonts w:asciiTheme="minorHAnsi" w:hAnsiTheme="minorHAnsi"/>
+          <w:b/>
+          <w:bCs/>
+          <w:sz w:val="24"/>
+          <w:szCs w:val="24"/>
+        </w:rPr>
+        <w:t>What makes a good requirement?</w:t>
+      </w:r>
+    </w:p>
+    <w:p>
+      <w:pPr>
+        <w:pStyle w:val="p3"/>
+        <w:jc w:val="both"/>
+        <w:rPr>
+          <w:rFonts w:asciiTheme="minorHAnsi" w:hAnsiTheme="minorHAnsi"/>
+          <w:sz w:val="24"/>
+          <w:szCs w:val="24"/>
+        </w:rPr>
+      </w:pPr>
+      <w:r>
+        <w:rPr>
+          <w:rStyle w:val="s2"/>
+          <w:rFonts w:asciiTheme="minorHAnsi" w:hAnsiTheme="minorHAnsi"/>
+          <w:sz w:val="24"/>
+          <w:szCs w:val="24"/>
+        </w:rPr>
+        <w:t xml:space="preserve">• </w:t>
+      </w:r>
+      <w:r>
+        <w:rPr>
+          <w:rFonts w:asciiTheme="minorHAnsi" w:hAnsiTheme="minorHAnsi"/>
+          <w:sz w:val="24"/>
+          <w:szCs w:val="24"/>
+        </w:rPr>
+        <w:t>Unambiguous, testable, necessary, feasible, traceable, and atomic — one requirement per statement, so it can</w:t>
+      </w:r>
+      <w:r>
+        <w:rPr>
+          <w:rFonts w:asciiTheme="minorHAnsi" w:hAnsiTheme="minorHAnsi"/>
+          <w:sz w:val="24"/>
+          <w:szCs w:val="24"/>
+        </w:rPr>
+        <w:t xml:space="preserve"> </w:t>
+      </w:r>
+      <w:r>
+        <w:rPr>
+          <w:rFonts w:asciiTheme="minorHAnsi" w:hAnsiTheme="minorHAnsi"/>
+          <w:sz w:val="24"/>
+          <w:szCs w:val="24"/>
+        </w:rPr>
+        <w:t>be individually approved and tested.</w:t>
+      </w:r>
+    </w:p>
+    <w:p>
+      <w:pPr>
+        <w:pStyle w:val="p3"/>
+        <w:jc w:val="both"/>
+        <w:rPr>
+          <w:rFonts w:asciiTheme="minorHAnsi" w:hAnsiTheme="minorHAnsi"/>
+          <w:sz w:val="24"/>
+          <w:szCs w:val="24"/>
+        </w:rPr>
+      </w:pPr>
+      <w:r>
+        <w:rPr>
+          <w:rStyle w:val="s2"/>
+          <w:rFonts w:asciiTheme="minorHAnsi" w:hAnsiTheme="minorHAnsi"/>
+          <w:sz w:val="24"/>
+          <w:szCs w:val="24"/>
+        </w:rPr>
+        <w:t xml:space="preserve">• </w:t>
+      </w:r>
+      <w:r>
+        <w:rPr>
+          <w:rFonts w:asciiTheme="minorHAnsi" w:hAnsiTheme="minorHAnsi"/>
+          <w:sz w:val="24"/>
+          <w:szCs w:val="24"/>
+        </w:rPr>
+        <w:t>Free of solution bias: state the need, not the implementation. "The user must be able to retrieve their application</w:t>
+      </w:r>
+      <w:r>
+        <w:rPr>
+          <w:rFonts w:asciiTheme="minorHAnsi" w:hAnsiTheme="minorHAnsi"/>
+          <w:sz w:val="24"/>
+          <w:szCs w:val="24"/>
+        </w:rPr>
+        <w:t xml:space="preserve"> </w:t>
+      </w:r>
+      <w:r>
+        <w:rPr>
+          <w:rFonts w:asciiTheme="minorHAnsi" w:hAnsiTheme="minorHAnsi"/>
+          <w:sz w:val="24"/>
+          <w:szCs w:val="24"/>
+        </w:rPr>
+        <w:t>status" rather than "add a status button to the dashboard".</w:t>
+      </w:r>
+    </w:p>
+    <w:p>
+      <w:pPr>
+        <w:pStyle w:val="p3"/>
+        <w:jc w:val="both"/>
+        <w:rPr>
+          <w:rFonts w:asciiTheme="minorHAnsi" w:hAnsiTheme="minorHAnsi"/>
+          <w:sz w:val="24"/>
+          <w:szCs w:val="24"/>
+        </w:rPr>
+      </w:pPr>
+      <w:r>
+        <w:rPr>
+          <w:rStyle w:val="s2"/>
+          <w:rFonts w:asciiTheme="minorHAnsi" w:hAnsiTheme="minorHAnsi"/>
+          <w:sz w:val="24"/>
+          <w:szCs w:val="24"/>
+        </w:rPr>
         <w:lastRenderedPageBreak/>
-        <w:t xml:space="preserve">20. </w:t>
-      </w:r>
-      <w:r>
-        <w:rPr>
-          <w:rFonts w:asciiTheme="minorHAnsi" w:hAnsiTheme="minorHAnsi"/>
-          <w:b/>
-          <w:bCs/>
-          <w:sz w:val="24"/>
-          <w:szCs w:val="24"/>
-        </w:rPr>
-        <w:t>How do you balance policy constraints against what users say they want?</w:t>
-      </w:r>
-    </w:p>
-    <w:p>
-      <w:pPr>
-        <w:pStyle w:val="p3"/>
-        <w:jc w:val="both"/>
-        <w:rPr>
-          <w:rFonts w:asciiTheme="minorHAnsi" w:hAnsiTheme="minorHAnsi"/>
-          <w:sz w:val="24"/>
-          <w:szCs w:val="24"/>
-        </w:rPr>
-      </w:pPr>
-      <w:r>
-        <w:rPr>
-          <w:rStyle w:val="s2"/>
-          <w:rFonts w:asciiTheme="minorHAnsi" w:hAnsiTheme="minorHAnsi"/>
-          <w:sz w:val="24"/>
-          <w:szCs w:val="24"/>
-        </w:rPr>
-        <w:t xml:space="preserve">• </w:t>
-      </w:r>
-      <w:r>
-        <w:rPr>
-          <w:rFonts w:asciiTheme="minorHAnsi" w:hAnsiTheme="minorHAnsi"/>
-          <w:sz w:val="24"/>
-          <w:szCs w:val="24"/>
-        </w:rPr>
-        <w:t>Policy and legislation are constraints, not preferences. You cannot user-research your way past a legislative</w:t>
-      </w:r>
-    </w:p>
-    <w:p>
-      <w:pPr>
-        <w:pStyle w:val="p3"/>
-        <w:jc w:val="both"/>
-        <w:rPr>
-          <w:rFonts w:asciiTheme="minorHAnsi" w:hAnsiTheme="minorHAnsi"/>
-          <w:sz w:val="24"/>
-          <w:szCs w:val="24"/>
-        </w:rPr>
-      </w:pPr>
-      <w:r>
-        <w:rPr>
-          <w:rFonts w:asciiTheme="minorHAnsi" w:hAnsiTheme="minorHAnsi"/>
-          <w:sz w:val="24"/>
-          <w:szCs w:val="24"/>
-        </w:rPr>
-        <w:t>requirement.</w:t>
-      </w:r>
-    </w:p>
-    <w:p>
-      <w:pPr>
-        <w:pStyle w:val="p3"/>
-        <w:jc w:val="both"/>
-        <w:rPr>
-          <w:rFonts w:asciiTheme="minorHAnsi" w:hAnsiTheme="minorHAnsi"/>
-          <w:sz w:val="24"/>
-          <w:szCs w:val="24"/>
-        </w:rPr>
-      </w:pPr>
-      <w:r>
-        <w:rPr>
-          <w:rStyle w:val="s2"/>
-          <w:rFonts w:asciiTheme="minorHAnsi" w:hAnsiTheme="minorHAnsi"/>
-          <w:sz w:val="24"/>
-          <w:szCs w:val="24"/>
-        </w:rPr>
-        <w:t xml:space="preserve">• </w:t>
-      </w:r>
-      <w:r>
-        <w:rPr>
-          <w:rFonts w:asciiTheme="minorHAnsi" w:hAnsiTheme="minorHAnsi"/>
-          <w:sz w:val="24"/>
-          <w:szCs w:val="24"/>
-        </w:rPr>
-        <w:t>Separate the genuinely immovable — legislated obligations — from the changeable, which is internal practice,</w:t>
-      </w:r>
-    </w:p>
-    <w:p>
-      <w:pPr>
-        <w:pStyle w:val="p3"/>
-        <w:jc w:val="both"/>
-        <w:rPr>
-          <w:rFonts w:asciiTheme="minorHAnsi" w:hAnsiTheme="minorHAnsi"/>
-          <w:sz w:val="24"/>
-          <w:szCs w:val="24"/>
-        </w:rPr>
-      </w:pPr>
-      <w:r>
-        <w:rPr>
-          <w:rFonts w:asciiTheme="minorHAnsi" w:hAnsiTheme="minorHAnsi"/>
-          <w:sz w:val="24"/>
-          <w:szCs w:val="24"/>
-        </w:rPr>
-        <w:t>interpretation and habit. A surprising amount of "we have to do it this way" turns out to be the second category.</w:t>
-      </w:r>
-    </w:p>
-    <w:p>
-      <w:pPr>
-        <w:pStyle w:val="p3"/>
-        <w:jc w:val="both"/>
-        <w:rPr>
-          <w:rFonts w:asciiTheme="minorHAnsi" w:hAnsiTheme="minorHAnsi"/>
-          <w:sz w:val="24"/>
-          <w:szCs w:val="24"/>
-        </w:rPr>
-      </w:pPr>
-      <w:r>
-        <w:rPr>
-          <w:rStyle w:val="s2"/>
-          <w:rFonts w:asciiTheme="minorHAnsi" w:hAnsiTheme="minorHAnsi"/>
-          <w:sz w:val="24"/>
-          <w:szCs w:val="24"/>
-        </w:rPr>
-        <w:t xml:space="preserve">• </w:t>
-      </w:r>
-      <w:r>
-        <w:rPr>
-          <w:rFonts w:asciiTheme="minorHAnsi" w:hAnsiTheme="minorHAnsi"/>
-          <w:sz w:val="24"/>
-          <w:szCs w:val="24"/>
-        </w:rPr>
-        <w:t>Deliver the best possible experience within the real constraint.</w:t>
-      </w:r>
-    </w:p>
-    <w:p>
-      <w:pPr>
-        <w:pStyle w:val="p3"/>
-        <w:jc w:val="both"/>
-        <w:rPr>
-          <w:rFonts w:asciiTheme="minorHAnsi" w:hAnsiTheme="minorHAnsi"/>
-          <w:sz w:val="24"/>
-          <w:szCs w:val="24"/>
-        </w:rPr>
-      </w:pPr>
-      <w:r>
-        <w:rPr>
-          <w:rStyle w:val="s2"/>
-          <w:rFonts w:asciiTheme="minorHAnsi" w:hAnsiTheme="minorHAnsi"/>
-          <w:sz w:val="24"/>
-          <w:szCs w:val="24"/>
-        </w:rPr>
-        <w:t xml:space="preserve">• </w:t>
-      </w:r>
-      <w:r>
-        <w:rPr>
-          <w:rFonts w:asciiTheme="minorHAnsi" w:hAnsiTheme="minorHAnsi"/>
-          <w:sz w:val="24"/>
-          <w:szCs w:val="24"/>
-        </w:rPr>
-        <w:t>Where policy is demonstrably causing user harm, document the evidence and feed it back to the policy owner.</w:t>
-      </w:r>
-    </w:p>
-    <w:p>
-      <w:pPr>
-        <w:pStyle w:val="p3"/>
-        <w:jc w:val="both"/>
-        <w:rPr>
-          <w:rFonts w:asciiTheme="minorHAnsi" w:hAnsiTheme="minorHAnsi"/>
-          <w:sz w:val="24"/>
-          <w:szCs w:val="24"/>
-        </w:rPr>
-      </w:pPr>
-      <w:r>
-        <w:rPr>
-          <w:rFonts w:asciiTheme="minorHAnsi" w:hAnsiTheme="minorHAnsi"/>
-          <w:sz w:val="24"/>
-          <w:szCs w:val="24"/>
-        </w:rPr>
-        <w:t>Improving the service and informing the policy are both part of the job.</w:t>
-      </w:r>
-    </w:p>
-    <w:p>
-      <w:pPr>
-        <w:pStyle w:val="p2"/>
-        <w:jc w:val="both"/>
-        <w:rPr>
-          <w:rFonts w:asciiTheme="minorHAnsi" w:hAnsiTheme="minorHAnsi"/>
-          <w:sz w:val="24"/>
-          <w:szCs w:val="24"/>
-        </w:rPr>
-      </w:pPr>
-      <w:r>
-        <w:rPr>
-          <w:rStyle w:val="s1"/>
-          <w:rFonts w:asciiTheme="minorHAnsi" w:hAnsiTheme="minorHAnsi"/>
-          <w:b/>
-          <w:bCs/>
-          <w:sz w:val="24"/>
-          <w:szCs w:val="24"/>
-        </w:rPr>
-        <w:t xml:space="preserve">21. </w:t>
-      </w:r>
-      <w:r>
-        <w:rPr>
-          <w:rFonts w:asciiTheme="minorHAnsi" w:hAnsiTheme="minorHAnsi"/>
-          <w:b/>
-          <w:bCs/>
-          <w:sz w:val="24"/>
-          <w:szCs w:val="24"/>
-        </w:rPr>
-        <w:t>How do you identify and manage stakeholders?</w:t>
-      </w:r>
-    </w:p>
-    <w:p>
-      <w:pPr>
-        <w:pStyle w:val="p3"/>
-        <w:jc w:val="both"/>
-        <w:rPr>
-          <w:rFonts w:asciiTheme="minorHAnsi" w:hAnsiTheme="minorHAnsi"/>
-          <w:sz w:val="24"/>
-          <w:szCs w:val="24"/>
-        </w:rPr>
-      </w:pPr>
-      <w:r>
-        <w:rPr>
-          <w:rStyle w:val="s2"/>
-          <w:rFonts w:asciiTheme="minorHAnsi" w:hAnsiTheme="minorHAnsi"/>
-          <w:sz w:val="24"/>
-          <w:szCs w:val="24"/>
-        </w:rPr>
-        <w:t xml:space="preserve">• </w:t>
-      </w:r>
-      <w:r>
-        <w:rPr>
-          <w:rFonts w:asciiTheme="minorHAnsi" w:hAnsiTheme="minorHAnsi"/>
-          <w:sz w:val="24"/>
-          <w:szCs w:val="24"/>
-        </w:rPr>
-        <w:t>Identify everyone affected by or able to affect the change — including the people who will operate the process,</w:t>
-      </w:r>
-    </w:p>
-    <w:p>
-      <w:pPr>
-        <w:pStyle w:val="p3"/>
-        <w:jc w:val="both"/>
-        <w:rPr>
-          <w:rFonts w:asciiTheme="minorHAnsi" w:hAnsiTheme="minorHAnsi"/>
-          <w:sz w:val="24"/>
-          <w:szCs w:val="24"/>
-        </w:rPr>
-      </w:pPr>
-      <w:r>
-        <w:rPr>
-          <w:rFonts w:asciiTheme="minorHAnsi" w:hAnsiTheme="minorHAnsi"/>
-          <w:sz w:val="24"/>
-          <w:szCs w:val="24"/>
-        </w:rPr>
-        <w:t>not just the people who sponsor it.</w:t>
-      </w:r>
-    </w:p>
-    <w:p>
-      <w:pPr>
-        <w:pStyle w:val="p3"/>
-        <w:jc w:val="both"/>
-        <w:rPr>
-          <w:rFonts w:asciiTheme="minorHAnsi" w:hAnsiTheme="minorHAnsi"/>
-          <w:sz w:val="24"/>
-          <w:szCs w:val="24"/>
-        </w:rPr>
-      </w:pPr>
-      <w:r>
-        <w:rPr>
-          <w:rStyle w:val="s2"/>
-          <w:rFonts w:asciiTheme="minorHAnsi" w:hAnsiTheme="minorHAnsi"/>
-          <w:sz w:val="24"/>
-          <w:szCs w:val="24"/>
-        </w:rPr>
-        <w:t xml:space="preserve">• </w:t>
-      </w:r>
-      <w:r>
-        <w:rPr>
-          <w:rFonts w:asciiTheme="minorHAnsi" w:hAnsiTheme="minorHAnsi"/>
-          <w:sz w:val="24"/>
-          <w:szCs w:val="24"/>
-        </w:rPr>
-        <w:t>Map them on influence against interest: manage closely, keep satisfied, keep informed, monitor. Engagement</w:t>
-      </w:r>
-    </w:p>
-    <w:p>
-      <w:pPr>
-        <w:pStyle w:val="p3"/>
-        <w:jc w:val="both"/>
-        <w:rPr>
-          <w:rFonts w:asciiTheme="minorHAnsi" w:hAnsiTheme="minorHAnsi"/>
-          <w:sz w:val="24"/>
-          <w:szCs w:val="24"/>
-        </w:rPr>
-      </w:pPr>
-      <w:r>
-        <w:rPr>
-          <w:rFonts w:asciiTheme="minorHAnsi" w:hAnsiTheme="minorHAnsi"/>
-          <w:sz w:val="24"/>
-          <w:szCs w:val="24"/>
-        </w:rPr>
-        <w:t>effort follows the quadrant.</w:t>
-      </w:r>
-      <w:r>
-        <w:rPr>
-          <w:rStyle w:val="s2"/>
-          <w:rFonts w:asciiTheme="minorHAnsi" w:hAnsiTheme="minorHAnsi"/>
-          <w:sz w:val="24"/>
-          <w:szCs w:val="24"/>
-        </w:rPr>
-        <w:t xml:space="preserve">• </w:t>
-      </w:r>
-      <w:r>
-        <w:rPr>
-          <w:rFonts w:asciiTheme="minorHAnsi" w:hAnsiTheme="minorHAnsi"/>
-          <w:sz w:val="24"/>
-          <w:szCs w:val="24"/>
-        </w:rPr>
-        <w:t>Use a RACI to make decision rights explicit — responsible, accountable, consulted, informed. Most project</w:t>
-      </w:r>
-    </w:p>
-    <w:p>
-      <w:pPr>
-        <w:pStyle w:val="p3"/>
-        <w:jc w:val="both"/>
-        <w:rPr>
-          <w:rFonts w:asciiTheme="minorHAnsi" w:hAnsiTheme="minorHAnsi"/>
-          <w:sz w:val="24"/>
-          <w:szCs w:val="24"/>
-        </w:rPr>
-      </w:pPr>
-      <w:r>
-        <w:rPr>
-          <w:rFonts w:asciiTheme="minorHAnsi" w:hAnsiTheme="minorHAnsi"/>
-          <w:sz w:val="24"/>
-          <w:szCs w:val="24"/>
-        </w:rPr>
-        <w:t>conflict comes from two people believing they are accountable for the same decision.</w:t>
-      </w:r>
-    </w:p>
-    <w:p>
-      <w:pPr>
-        <w:pStyle w:val="p3"/>
-        <w:jc w:val="both"/>
-        <w:rPr>
-          <w:rFonts w:asciiTheme="minorHAnsi" w:hAnsiTheme="minorHAnsi"/>
-          <w:sz w:val="24"/>
-          <w:szCs w:val="24"/>
-        </w:rPr>
-      </w:pPr>
-      <w:r>
-        <w:rPr>
-          <w:rStyle w:val="s2"/>
-          <w:rFonts w:asciiTheme="minorHAnsi" w:hAnsiTheme="minorHAnsi"/>
-          <w:sz w:val="24"/>
-          <w:szCs w:val="24"/>
-        </w:rPr>
-        <w:t xml:space="preserve">• </w:t>
-      </w:r>
-      <w:r>
-        <w:rPr>
-          <w:rFonts w:asciiTheme="minorHAnsi" w:hAnsiTheme="minorHAnsi"/>
-          <w:sz w:val="24"/>
-          <w:szCs w:val="24"/>
-        </w:rPr>
-        <w:t>Revisit it. Stakeholder positions shift as a project progresses.</w:t>
-      </w:r>
-    </w:p>
-    <w:p>
-      <w:pPr>
-        <w:pStyle w:val="p2"/>
-        <w:jc w:val="both"/>
-        <w:rPr>
-          <w:rFonts w:asciiTheme="minorHAnsi" w:hAnsiTheme="minorHAnsi"/>
-          <w:sz w:val="24"/>
-          <w:szCs w:val="24"/>
-        </w:rPr>
-      </w:pPr>
-      <w:r>
-        <w:rPr>
-          <w:rStyle w:val="s1"/>
-          <w:rFonts w:asciiTheme="minorHAnsi" w:hAnsiTheme="minorHAnsi"/>
-          <w:b/>
-          <w:bCs/>
-          <w:sz w:val="24"/>
-          <w:szCs w:val="24"/>
-        </w:rPr>
-        <w:t xml:space="preserve">22. </w:t>
-      </w:r>
-      <w:r>
-        <w:rPr>
-          <w:rFonts w:asciiTheme="minorHAnsi" w:hAnsiTheme="minorHAnsi"/>
-          <w:b/>
-          <w:bCs/>
-          <w:sz w:val="24"/>
-          <w:szCs w:val="24"/>
-        </w:rPr>
-        <w:t>What makes a good requirement?</w:t>
-      </w:r>
-    </w:p>
-    <w:p>
-      <w:pPr>
-        <w:pStyle w:val="p3"/>
-        <w:jc w:val="both"/>
-        <w:rPr>
-          <w:rFonts w:asciiTheme="minorHAnsi" w:hAnsiTheme="minorHAnsi"/>
-          <w:sz w:val="24"/>
-          <w:szCs w:val="24"/>
-        </w:rPr>
-      </w:pPr>
-      <w:r>
-        <w:rPr>
-          <w:rStyle w:val="s2"/>
-          <w:rFonts w:asciiTheme="minorHAnsi" w:hAnsiTheme="minorHAnsi"/>
-          <w:sz w:val="24"/>
-          <w:szCs w:val="24"/>
-        </w:rPr>
-        <w:t xml:space="preserve">• </w:t>
-      </w:r>
-      <w:r>
-        <w:rPr>
-          <w:rFonts w:asciiTheme="minorHAnsi" w:hAnsiTheme="minorHAnsi"/>
-          <w:sz w:val="24"/>
-          <w:szCs w:val="24"/>
-        </w:rPr>
-        <w:t>Unambiguous, testable, necessary, feasible, traceable, and atomic — one requirement per statement, so it can</w:t>
-      </w:r>
-    </w:p>
-    <w:p>
-      <w:pPr>
-        <w:pStyle w:val="p3"/>
-        <w:jc w:val="both"/>
-        <w:rPr>
-          <w:rFonts w:asciiTheme="minorHAnsi" w:hAnsiTheme="minorHAnsi"/>
-          <w:sz w:val="24"/>
-          <w:szCs w:val="24"/>
-        </w:rPr>
-      </w:pPr>
-      <w:r>
-        <w:rPr>
-          <w:rFonts w:asciiTheme="minorHAnsi" w:hAnsiTheme="minorHAnsi"/>
-          <w:sz w:val="24"/>
-          <w:szCs w:val="24"/>
-        </w:rPr>
-        <w:t>be individually approved and tested.</w:t>
-      </w:r>
-    </w:p>
-    <w:p>
-      <w:pPr>
-        <w:pStyle w:val="p3"/>
-        <w:jc w:val="both"/>
-        <w:rPr>
-          <w:rFonts w:asciiTheme="minorHAnsi" w:hAnsiTheme="minorHAnsi"/>
-          <w:sz w:val="24"/>
-          <w:szCs w:val="24"/>
-        </w:rPr>
-      </w:pPr>
-      <w:r>
-        <w:rPr>
-          <w:rStyle w:val="s2"/>
-          <w:rFonts w:asciiTheme="minorHAnsi" w:hAnsiTheme="minorHAnsi"/>
-          <w:sz w:val="24"/>
-          <w:szCs w:val="24"/>
-        </w:rPr>
-        <w:t xml:space="preserve">• </w:t>
-      </w:r>
-      <w:r>
-        <w:rPr>
-          <w:rFonts w:asciiTheme="minorHAnsi" w:hAnsiTheme="minorHAnsi"/>
-          <w:sz w:val="24"/>
-          <w:szCs w:val="24"/>
-        </w:rPr>
-        <w:t>Free of solution bias: state the need, not the implementation. "The user must be able to retrieve their application</w:t>
-      </w:r>
-    </w:p>
-    <w:p>
-      <w:pPr>
-        <w:pStyle w:val="p3"/>
-        <w:jc w:val="both"/>
-        <w:rPr>
-          <w:rFonts w:asciiTheme="minorHAnsi" w:hAnsiTheme="minorHAnsi"/>
-          <w:sz w:val="24"/>
-          <w:szCs w:val="24"/>
-        </w:rPr>
-      </w:pPr>
-      <w:r>
-        <w:rPr>
-          <w:rFonts w:asciiTheme="minorHAnsi" w:hAnsiTheme="minorHAnsi"/>
-          <w:sz w:val="24"/>
-          <w:szCs w:val="24"/>
-        </w:rPr>
-        <w:t>status" rather than "add a status button to the dashboard".</w:t>
-      </w:r>
-    </w:p>
-    <w:p>
-      <w:pPr>
-        <w:pStyle w:val="p3"/>
-        <w:jc w:val="both"/>
-        <w:rPr>
-          <w:rFonts w:asciiTheme="minorHAnsi" w:hAnsiTheme="minorHAnsi"/>
-          <w:sz w:val="24"/>
-          <w:szCs w:val="24"/>
-        </w:rPr>
-      </w:pPr>
-      <w:r>
-        <w:rPr>
-          <w:rStyle w:val="s2"/>
-          <w:rFonts w:asciiTheme="minorHAnsi" w:hAnsiTheme="minorHAnsi"/>
-          <w:sz w:val="24"/>
-          <w:szCs w:val="24"/>
-        </w:rPr>
         <w:t xml:space="preserve">• </w:t>
       </w:r>
       <w:r>
@@ -8009,17 +7573,14 @@
         </w:rPr>
         <w:t>"user-friendly", "fast", "efficient", "as appropriate", "etc.". None of them can be</w:t>
       </w:r>
-    </w:p>
-    <w:p>
-      <w:pPr>
-        <w:pStyle w:val="p3"/>
-        <w:jc w:val="both"/>
-        <w:rPr>
-          <w:rFonts w:asciiTheme="minorHAnsi" w:hAnsiTheme="minorHAnsi"/>
-          <w:sz w:val="24"/>
-          <w:szCs w:val="24"/>
-        </w:rPr>
-      </w:pPr>
+      <w:r>
+        <w:rPr>
+          <w:rFonts w:asciiTheme="minorHAnsi" w:hAnsiTheme="minorHAnsi"/>
+          <w:sz w:val="24"/>
+          <w:szCs w:val="24"/>
+        </w:rPr>
+        <w:t xml:space="preserve"> </w:t>
+      </w:r>
       <w:r>
         <w:rPr>
           <w:rFonts w:asciiTheme="minorHAnsi" w:hAnsiTheme="minorHAnsi"/>

--- a/Rahil_S385218/Week_2/WEEK-2.docx
+++ b/Rahil_S385218/Week_2/WEEK-2.docx
@@ -1,6 +1,6 @@
 
 <file path=word/document.xml><?xml version="1.0" encoding="utf-8"?>
-<w:document xmlns:wpc="http://schemas.microsoft.com/office/word/2010/wordprocessingCanvas" xmlns:cx="http://schemas.microsoft.com/office/drawing/2014/chartex" xmlns:cx1="http://schemas.microsoft.com/office/drawing/2015/9/8/chartex" xmlns:cx2="http://schemas.microsoft.com/office/drawing/2015/10/21/chartex" xmlns:cx3="http://schemas.microsoft.com/office/drawing/2016/5/9/chartex" xmlns:cx4="http://schemas.microsoft.com/office/drawing/2016/5/10/chartex" xmlns:cx5="http://schemas.microsoft.com/office/drawing/2016/5/11/chartex" xmlns:cx6="http://schemas.microsoft.com/office/drawing/2016/5/12/chartex" xmlns:cx7="http://schemas.microsoft.com/office/drawing/2016/5/13/chartex" xmlns:cx8="http://schemas.microsoft.com/office/drawing/2016/5/14/chartex" xmlns:mc="http://schemas.openxmlformats.org/markup-compatibility/2006" xmlns:m="http://schemas.openxmlformats.org/officeDocument/2006/math" xmlns:aink="http://schemas.microsoft.com/office/drawing/2016/ink" xmlns:am3d="http://schemas.microsoft.com/office/drawing/2017/model3d" xmlns:oel="http://schemas.microsoft.com/office/2019/extlst" xmlns:r="http://schemas.openxmlformats.org/officeDocument/2006/relationships" xmlns:wp14="http://schemas.microsoft.com/office/word/2010/wordprocessingDrawing" xmlns:wp="http://schemas.openxmlformats.org/drawingml/2006/wordprocessingDrawing" xmlns:wpg="http://schemas.microsoft.com/office/word/2010/wordprocessingGroup" xmlns:wpi="http://schemas.microsoft.com/office/word/2010/wordprocessingInk" xmlns:wps="http://schemas.microsoft.com/office/word/2010/wordprocessingShape" xmlns:o="urn:schemas-microsoft-com:office:office" xmlns:v="urn:schemas-microsoft-com:vml" xmlns:w10="urn:schemas-microsoft-com:office:word" xmlns:w="http://schemas.openxmlformats.org/wordprocessingml/2006/main" xmlns:w14="http://schemas.microsoft.com/office/word/2010/wordml" xmlns:w15="http://schemas.microsoft.com/office/word/2012/wordml" xmlns:w16cei="http://schemas.microsoft.com/office/word/2026/wordml/cei" xmlns:w16cex="http://schemas.microsoft.com/office/word/2018/wordml/cex" xmlns:w16cid="http://schemas.microsoft.com/office/word/2016/wordml/cid" xmlns:w16="http://schemas.microsoft.com/office/word/2018/wordml" xmlns:w16sdtdh="http://schemas.microsoft.com/office/word/2020/wordml/sdtdatahash" xmlns:w16sdtfl="http://schemas.microsoft.com/office/word/2024/wordml/sdtformatlock" xmlns:w16se="http://schemas.microsoft.com/office/word/2015/wordml/symex" xmlns:w16du="http://schemas.microsoft.com/office/word/2023/wordml/word16du" xmlns:wne="http://schemas.microsoft.com/office/word/2006/wordml" mc:Ignorable="w14 w15 w16se w16cid w16 w16cex w16sdtdh w16sdtfl w16du wp14">
+<w:document xmlns:wpc="http://schemas.microsoft.com/office/word/2010/wordprocessingCanvas" xmlns:cx="http://schemas.microsoft.com/office/drawing/2014/chartex" xmlns:cx1="http://schemas.microsoft.com/office/drawing/2015/9/8/chartex" xmlns:cx2="http://schemas.microsoft.com/office/drawing/2015/10/21/chartex" xmlns:cx3="http://schemas.microsoft.com/office/drawing/2016/5/9/chartex" xmlns:cx4="http://schemas.microsoft.com/office/drawing/2016/5/10/chartex" xmlns:cx5="http://schemas.microsoft.com/office/drawing/2016/5/11/chartex" xmlns:cx6="http://schemas.microsoft.com/office/drawing/2016/5/12/chartex" xmlns:cx7="http://schemas.microsoft.com/office/drawing/2016/5/13/chartex" xmlns:cx8="http://schemas.microsoft.com/office/drawing/2016/5/14/chartex" xmlns:mc="http://schemas.openxmlformats.org/markup-compatibility/2006" xmlns:m="http://schemas.openxmlformats.org/officeDocument/2006/math" xmlns:aink="http://schemas.microsoft.com/office/drawing/2016/ink" xmlns:am3d="http://schemas.microsoft.com/office/drawing/2017/model3d" xmlns:oel="http://schemas.microsoft.com/office/2019/extlst" xmlns:r="http://schemas.openxmlformats.org/officeDocument/2006/relationships" xmlns:wp14="http://schemas.microsoft.com/office/word/2010/wordprocessingDrawing" xmlns:wp="http://schemas.openxmlformats.org/drawingml/2006/wordprocessingDrawing" xmlns:wpg="http://schemas.microsoft.com/office/word/2010/wordprocessingGroup" xmlns:wpi="http://schemas.microsoft.com/office/word/2010/wordprocessingInk" xmlns:wps="http://schemas.microsoft.com/office/word/2010/wordprocessingShape" xmlns:o="urn:schemas-microsoft-com:office:office" xmlns:v="urn:schemas-microsoft-com:vml" xmlns:w10="urn:schemas-microsoft-com:office:word" xmlns:w="http://schemas.openxmlformats.org/wordprocessingml/2006/main" xmlns:w14="http://schemas.microsoft.com/office/word/2010/wordml" xmlns:w15="http://schemas.microsoft.com/office/word/2012/wordml" xmlns:w16cex="http://schemas.microsoft.com/office/word/2018/wordml/cex" xmlns:w16cid="http://schemas.microsoft.com/office/word/2016/wordml/cid" xmlns:w16="http://schemas.microsoft.com/office/word/2018/wordml" xmlns:w16sdtdh="http://schemas.microsoft.com/office/word/2020/wordml/sdtdatahash" xmlns:w16sdtfl="http://schemas.microsoft.com/office/word/2024/wordml/sdtformatlock" xmlns:w16se="http://schemas.microsoft.com/office/word/2015/wordml/symex" xmlns:w16du="http://schemas.microsoft.com/office/word/2023/wordml/word16du" xmlns:wne="http://schemas.microsoft.com/office/word/2006/wordml" mc:Ignorable="w14 w15 w16se w16cid w16 w16cex w16sdtdh w16sdtfl w16du wp14">
   <w:body>
     <w:p>
       <w:pPr>
@@ -185,6 +185,7 @@
         <w:rPr>
           <w:b/>
           <w:bCs/>
+          <w:color w:val="000000" w:themeColor="text1"/>
           <w:sz w:val="32"/>
           <w:szCs w:val="32"/>
         </w:rPr>
@@ -193,6 +194,7 @@
         <w:rPr>
           <w:b/>
           <w:bCs/>
+          <w:color w:val="000000" w:themeColor="text1"/>
           <w:sz w:val="32"/>
           <w:szCs w:val="32"/>
         </w:rPr>
@@ -205,6 +207,7 @@
         <w:spacing w:after="240"/>
         <w:rPr>
           <w:rFonts w:asciiTheme="minorHAnsi" w:hAnsiTheme="minorHAnsi"/>
+          <w:color w:val="000000" w:themeColor="text1"/>
           <w:sz w:val="28"/>
           <w:szCs w:val="28"/>
         </w:rPr>
@@ -214,6 +217,7 @@
           <w:rFonts w:asciiTheme="minorHAnsi" w:hAnsiTheme="minorHAnsi"/>
           <w:b/>
           <w:bCs/>
+          <w:color w:val="000000" w:themeColor="text1"/>
           <w:sz w:val="28"/>
           <w:szCs w:val="28"/>
         </w:rPr>
@@ -226,6 +230,7 @@
         <w:jc w:val="both"/>
         <w:rPr>
           <w:rFonts w:asciiTheme="minorHAnsi" w:hAnsiTheme="minorHAnsi"/>
+          <w:color w:val="000000" w:themeColor="text1"/>
           <w:sz w:val="24"/>
           <w:szCs w:val="24"/>
         </w:rPr>
@@ -236,6 +241,7 @@
           <w:rFonts w:asciiTheme="minorHAnsi" w:hAnsiTheme="minorHAnsi"/>
           <w:b/>
           <w:bCs/>
+          <w:color w:val="000000" w:themeColor="text1"/>
           <w:sz w:val="24"/>
           <w:szCs w:val="24"/>
         </w:rPr>
@@ -246,6 +252,7 @@
           <w:rFonts w:asciiTheme="minorHAnsi" w:hAnsiTheme="minorHAnsi"/>
           <w:b/>
           <w:bCs/>
+          <w:color w:val="000000" w:themeColor="text1"/>
           <w:sz w:val="24"/>
           <w:szCs w:val="24"/>
         </w:rPr>
@@ -258,22 +265,25 @@
         <w:jc w:val="both"/>
         <w:rPr>
           <w:rFonts w:asciiTheme="minorHAnsi" w:hAnsiTheme="minorHAnsi"/>
-          <w:sz w:val="24"/>
-          <w:szCs w:val="24"/>
-        </w:rPr>
-      </w:pPr>
-      <w:r>
-        <w:rPr>
-          <w:rStyle w:val="s2"/>
-          <w:rFonts w:asciiTheme="minorHAnsi" w:hAnsiTheme="minorHAnsi"/>
-          <w:sz w:val="24"/>
-          <w:szCs w:val="24"/>
-        </w:rPr>
-        <w:t xml:space="preserve">• </w:t>
-      </w:r>
-      <w:r>
-        <w:rPr>
-          <w:rFonts w:asciiTheme="minorHAnsi" w:hAnsiTheme="minorHAnsi"/>
+          <w:color w:val="000000" w:themeColor="text1"/>
+          <w:sz w:val="24"/>
+          <w:szCs w:val="24"/>
+        </w:rPr>
+      </w:pPr>
+      <w:r>
+        <w:rPr>
+          <w:rStyle w:val="s2"/>
+          <w:rFonts w:asciiTheme="minorHAnsi" w:hAnsiTheme="minorHAnsi"/>
+          <w:color w:val="000000" w:themeColor="text1"/>
+          <w:sz w:val="24"/>
+          <w:szCs w:val="24"/>
+        </w:rPr>
+        <w:t xml:space="preserve">• </w:t>
+      </w:r>
+      <w:r>
+        <w:rPr>
+          <w:rFonts w:asciiTheme="minorHAnsi" w:hAnsiTheme="minorHAnsi"/>
+          <w:color w:val="000000" w:themeColor="text1"/>
           <w:sz w:val="24"/>
           <w:szCs w:val="24"/>
         </w:rPr>
@@ -282,14 +292,16 @@
       <w:r>
         <w:rPr>
           <w:rFonts w:asciiTheme="minorHAnsi" w:hAnsiTheme="minorHAnsi"/>
-          <w:sz w:val="24"/>
-          <w:szCs w:val="24"/>
-        </w:rPr>
-        <w:t xml:space="preserve"> </w:t>
-      </w:r>
-      <w:r>
-        <w:rPr>
-          <w:rFonts w:asciiTheme="minorHAnsi" w:hAnsiTheme="minorHAnsi"/>
+          <w:color w:val="000000" w:themeColor="text1"/>
+          <w:sz w:val="24"/>
+          <w:szCs w:val="24"/>
+        </w:rPr>
+        <w:t xml:space="preserve"> </w:t>
+      </w:r>
+      <w:r>
+        <w:rPr>
+          <w:rFonts w:asciiTheme="minorHAnsi" w:hAnsiTheme="minorHAnsi"/>
+          <w:color w:val="000000" w:themeColor="text1"/>
           <w:sz w:val="24"/>
           <w:szCs w:val="24"/>
         </w:rPr>
@@ -298,14 +310,16 @@
       <w:r>
         <w:rPr>
           <w:rFonts w:asciiTheme="minorHAnsi" w:hAnsiTheme="minorHAnsi"/>
-          <w:sz w:val="24"/>
-          <w:szCs w:val="24"/>
-        </w:rPr>
-        <w:t xml:space="preserve"> </w:t>
-      </w:r>
-      <w:r>
-        <w:rPr>
-          <w:rFonts w:asciiTheme="minorHAnsi" w:hAnsiTheme="minorHAnsi"/>
+          <w:color w:val="000000" w:themeColor="text1"/>
+          <w:sz w:val="24"/>
+          <w:szCs w:val="24"/>
+        </w:rPr>
+        <w:t xml:space="preserve"> </w:t>
+      </w:r>
+      <w:r>
+        <w:rPr>
+          <w:rFonts w:asciiTheme="minorHAnsi" w:hAnsiTheme="minorHAnsi"/>
+          <w:color w:val="000000" w:themeColor="text1"/>
           <w:sz w:val="24"/>
           <w:szCs w:val="24"/>
         </w:rPr>
@@ -318,22 +332,25 @@
         <w:jc w:val="both"/>
         <w:rPr>
           <w:rFonts w:asciiTheme="minorHAnsi" w:hAnsiTheme="minorHAnsi"/>
-          <w:sz w:val="24"/>
-          <w:szCs w:val="24"/>
-        </w:rPr>
-      </w:pPr>
-      <w:r>
-        <w:rPr>
-          <w:rStyle w:val="s2"/>
-          <w:rFonts w:asciiTheme="minorHAnsi" w:hAnsiTheme="minorHAnsi"/>
-          <w:sz w:val="24"/>
-          <w:szCs w:val="24"/>
-        </w:rPr>
-        <w:t xml:space="preserve">• </w:t>
-      </w:r>
-      <w:r>
-        <w:rPr>
-          <w:rFonts w:asciiTheme="minorHAnsi" w:hAnsiTheme="minorHAnsi"/>
+          <w:color w:val="000000" w:themeColor="text1"/>
+          <w:sz w:val="24"/>
+          <w:szCs w:val="24"/>
+        </w:rPr>
+      </w:pPr>
+      <w:r>
+        <w:rPr>
+          <w:rStyle w:val="s2"/>
+          <w:rFonts w:asciiTheme="minorHAnsi" w:hAnsiTheme="minorHAnsi"/>
+          <w:color w:val="000000" w:themeColor="text1"/>
+          <w:sz w:val="24"/>
+          <w:szCs w:val="24"/>
+        </w:rPr>
+        <w:t xml:space="preserve">• </w:t>
+      </w:r>
+      <w:r>
+        <w:rPr>
+          <w:rFonts w:asciiTheme="minorHAnsi" w:hAnsiTheme="minorHAnsi"/>
+          <w:color w:val="000000" w:themeColor="text1"/>
           <w:sz w:val="24"/>
           <w:szCs w:val="24"/>
         </w:rPr>
@@ -342,14 +359,16 @@
       <w:r>
         <w:rPr>
           <w:rFonts w:asciiTheme="minorHAnsi" w:hAnsiTheme="minorHAnsi"/>
-          <w:sz w:val="24"/>
-          <w:szCs w:val="24"/>
-        </w:rPr>
-        <w:t xml:space="preserve"> </w:t>
-      </w:r>
-      <w:r>
-        <w:rPr>
-          <w:rFonts w:asciiTheme="minorHAnsi" w:hAnsiTheme="minorHAnsi"/>
+          <w:color w:val="000000" w:themeColor="text1"/>
+          <w:sz w:val="24"/>
+          <w:szCs w:val="24"/>
+        </w:rPr>
+        <w:t xml:space="preserve"> </w:t>
+      </w:r>
+      <w:r>
+        <w:rPr>
+          <w:rFonts w:asciiTheme="minorHAnsi" w:hAnsiTheme="minorHAnsi"/>
+          <w:color w:val="000000" w:themeColor="text1"/>
           <w:sz w:val="24"/>
           <w:szCs w:val="24"/>
         </w:rPr>
@@ -362,22 +381,25 @@
         <w:jc w:val="both"/>
         <w:rPr>
           <w:rFonts w:asciiTheme="minorHAnsi" w:hAnsiTheme="minorHAnsi"/>
-          <w:sz w:val="24"/>
-          <w:szCs w:val="24"/>
-        </w:rPr>
-      </w:pPr>
-      <w:r>
-        <w:rPr>
-          <w:rStyle w:val="s2"/>
-          <w:rFonts w:asciiTheme="minorHAnsi" w:hAnsiTheme="minorHAnsi"/>
-          <w:sz w:val="24"/>
-          <w:szCs w:val="24"/>
-        </w:rPr>
-        <w:t xml:space="preserve">• </w:t>
-      </w:r>
-      <w:r>
-        <w:rPr>
-          <w:rFonts w:asciiTheme="minorHAnsi" w:hAnsiTheme="minorHAnsi"/>
+          <w:color w:val="000000" w:themeColor="text1"/>
+          <w:sz w:val="24"/>
+          <w:szCs w:val="24"/>
+        </w:rPr>
+      </w:pPr>
+      <w:r>
+        <w:rPr>
+          <w:rStyle w:val="s2"/>
+          <w:rFonts w:asciiTheme="minorHAnsi" w:hAnsiTheme="minorHAnsi"/>
+          <w:color w:val="000000" w:themeColor="text1"/>
+          <w:sz w:val="24"/>
+          <w:szCs w:val="24"/>
+        </w:rPr>
+        <w:t xml:space="preserve">• </w:t>
+      </w:r>
+      <w:r>
+        <w:rPr>
+          <w:rFonts w:asciiTheme="minorHAnsi" w:hAnsiTheme="minorHAnsi"/>
+          <w:color w:val="000000" w:themeColor="text1"/>
           <w:sz w:val="24"/>
           <w:szCs w:val="24"/>
         </w:rPr>
@@ -390,6 +412,7 @@
         <w:jc w:val="both"/>
         <w:rPr>
           <w:rFonts w:asciiTheme="minorHAnsi" w:hAnsiTheme="minorHAnsi"/>
+          <w:color w:val="000000" w:themeColor="text1"/>
           <w:sz w:val="24"/>
           <w:szCs w:val="24"/>
         </w:rPr>
@@ -399,6 +422,7 @@
           <w:rFonts w:asciiTheme="minorHAnsi" w:hAnsiTheme="minorHAnsi"/>
           <w:i/>
           <w:iCs/>
+          <w:color w:val="000000" w:themeColor="text1"/>
           <w:sz w:val="24"/>
           <w:szCs w:val="24"/>
         </w:rPr>
@@ -412,6 +436,7 @@
         <w:jc w:val="both"/>
         <w:rPr>
           <w:rFonts w:asciiTheme="minorHAnsi" w:hAnsiTheme="minorHAnsi"/>
+          <w:color w:val="000000" w:themeColor="text1"/>
           <w:sz w:val="24"/>
           <w:szCs w:val="24"/>
         </w:rPr>
@@ -422,6 +447,7 @@
           <w:rFonts w:asciiTheme="minorHAnsi" w:hAnsiTheme="minorHAnsi"/>
           <w:b/>
           <w:bCs/>
+          <w:color w:val="000000" w:themeColor="text1"/>
           <w:sz w:val="24"/>
           <w:szCs w:val="24"/>
         </w:rPr>
@@ -432,6 +458,7 @@
           <w:rFonts w:asciiTheme="minorHAnsi" w:hAnsiTheme="minorHAnsi"/>
           <w:b/>
           <w:bCs/>
+          <w:color w:val="000000" w:themeColor="text1"/>
           <w:sz w:val="24"/>
           <w:szCs w:val="24"/>
         </w:rPr>
@@ -444,14 +471,16 @@
         <w:jc w:val="both"/>
         <w:rPr>
           <w:rFonts w:asciiTheme="minorHAnsi" w:hAnsiTheme="minorHAnsi"/>
-          <w:sz w:val="24"/>
-          <w:szCs w:val="24"/>
-        </w:rPr>
-      </w:pPr>
-      <w:r>
-        <w:rPr>
-          <w:rStyle w:val="s2"/>
-          <w:rFonts w:asciiTheme="minorHAnsi" w:hAnsiTheme="minorHAnsi"/>
+          <w:color w:val="000000" w:themeColor="text1"/>
+          <w:sz w:val="24"/>
+          <w:szCs w:val="24"/>
+        </w:rPr>
+      </w:pPr>
+      <w:r>
+        <w:rPr>
+          <w:rStyle w:val="s2"/>
+          <w:rFonts w:asciiTheme="minorHAnsi" w:hAnsiTheme="minorHAnsi"/>
+          <w:color w:val="000000" w:themeColor="text1"/>
           <w:sz w:val="24"/>
           <w:szCs w:val="24"/>
         </w:rPr>
@@ -463,6 +492,7 @@
           <w:rFonts w:asciiTheme="minorHAnsi" w:hAnsiTheme="minorHAnsi"/>
           <w:b/>
           <w:bCs/>
+          <w:color w:val="000000" w:themeColor="text1"/>
           <w:sz w:val="24"/>
           <w:szCs w:val="24"/>
         </w:rPr>
@@ -471,6 +501,7 @@
       <w:r>
         <w:rPr>
           <w:rFonts w:asciiTheme="minorHAnsi" w:hAnsiTheme="minorHAnsi"/>
+          <w:color w:val="000000" w:themeColor="text1"/>
           <w:sz w:val="24"/>
           <w:szCs w:val="24"/>
         </w:rPr>
@@ -479,14 +510,16 @@
       <w:r>
         <w:rPr>
           <w:rFonts w:asciiTheme="minorHAnsi" w:hAnsiTheme="minorHAnsi"/>
-          <w:sz w:val="24"/>
-          <w:szCs w:val="24"/>
-        </w:rPr>
-        <w:t xml:space="preserve"> </w:t>
-      </w:r>
-      <w:r>
-        <w:rPr>
-          <w:rFonts w:asciiTheme="minorHAnsi" w:hAnsiTheme="minorHAnsi"/>
+          <w:color w:val="000000" w:themeColor="text1"/>
+          <w:sz w:val="24"/>
+          <w:szCs w:val="24"/>
+        </w:rPr>
+        <w:t xml:space="preserve"> </w:t>
+      </w:r>
+      <w:r>
+        <w:rPr>
+          <w:rFonts w:asciiTheme="minorHAnsi" w:hAnsiTheme="minorHAnsi"/>
+          <w:color w:val="000000" w:themeColor="text1"/>
           <w:sz w:val="24"/>
           <w:szCs w:val="24"/>
         </w:rPr>
@@ -499,14 +532,16 @@
         <w:jc w:val="both"/>
         <w:rPr>
           <w:rFonts w:asciiTheme="minorHAnsi" w:hAnsiTheme="minorHAnsi"/>
-          <w:sz w:val="24"/>
-          <w:szCs w:val="24"/>
-        </w:rPr>
-      </w:pPr>
-      <w:r>
-        <w:rPr>
-          <w:rStyle w:val="s2"/>
-          <w:rFonts w:asciiTheme="minorHAnsi" w:hAnsiTheme="minorHAnsi"/>
+          <w:color w:val="000000" w:themeColor="text1"/>
+          <w:sz w:val="24"/>
+          <w:szCs w:val="24"/>
+        </w:rPr>
+      </w:pPr>
+      <w:r>
+        <w:rPr>
+          <w:rStyle w:val="s2"/>
+          <w:rFonts w:asciiTheme="minorHAnsi" w:hAnsiTheme="minorHAnsi"/>
+          <w:color w:val="000000" w:themeColor="text1"/>
           <w:sz w:val="24"/>
           <w:szCs w:val="24"/>
         </w:rPr>
@@ -518,6 +553,7 @@
           <w:rFonts w:asciiTheme="minorHAnsi" w:hAnsiTheme="minorHAnsi"/>
           <w:b/>
           <w:bCs/>
+          <w:color w:val="000000" w:themeColor="text1"/>
           <w:sz w:val="24"/>
           <w:szCs w:val="24"/>
         </w:rPr>
@@ -526,6 +562,7 @@
       <w:r>
         <w:rPr>
           <w:rFonts w:asciiTheme="minorHAnsi" w:hAnsiTheme="minorHAnsi"/>
+          <w:color w:val="000000" w:themeColor="text1"/>
           <w:sz w:val="24"/>
           <w:szCs w:val="24"/>
         </w:rPr>
@@ -534,14 +571,16 @@
       <w:r>
         <w:rPr>
           <w:rFonts w:asciiTheme="minorHAnsi" w:hAnsiTheme="minorHAnsi"/>
-          <w:sz w:val="24"/>
-          <w:szCs w:val="24"/>
-        </w:rPr>
-        <w:t xml:space="preserve"> </w:t>
-      </w:r>
-      <w:r>
-        <w:rPr>
-          <w:rFonts w:asciiTheme="minorHAnsi" w:hAnsiTheme="minorHAnsi"/>
+          <w:color w:val="000000" w:themeColor="text1"/>
+          <w:sz w:val="24"/>
+          <w:szCs w:val="24"/>
+        </w:rPr>
+        <w:t xml:space="preserve"> </w:t>
+      </w:r>
+      <w:r>
+        <w:rPr>
+          <w:rFonts w:asciiTheme="minorHAnsi" w:hAnsiTheme="minorHAnsi"/>
+          <w:color w:val="000000" w:themeColor="text1"/>
           <w:sz w:val="24"/>
           <w:szCs w:val="24"/>
         </w:rPr>
@@ -550,14 +589,16 @@
       <w:r>
         <w:rPr>
           <w:rFonts w:asciiTheme="minorHAnsi" w:hAnsiTheme="minorHAnsi"/>
-          <w:sz w:val="24"/>
-          <w:szCs w:val="24"/>
-        </w:rPr>
-        <w:t xml:space="preserve"> </w:t>
-      </w:r>
-      <w:r>
-        <w:rPr>
-          <w:rFonts w:asciiTheme="minorHAnsi" w:hAnsiTheme="minorHAnsi"/>
+          <w:color w:val="000000" w:themeColor="text1"/>
+          <w:sz w:val="24"/>
+          <w:szCs w:val="24"/>
+        </w:rPr>
+        <w:t xml:space="preserve"> </w:t>
+      </w:r>
+      <w:r>
+        <w:rPr>
+          <w:rFonts w:asciiTheme="minorHAnsi" w:hAnsiTheme="minorHAnsi"/>
+          <w:color w:val="000000" w:themeColor="text1"/>
           <w:sz w:val="24"/>
           <w:szCs w:val="24"/>
         </w:rPr>
@@ -570,14 +611,16 @@
         <w:jc w:val="both"/>
         <w:rPr>
           <w:rFonts w:asciiTheme="minorHAnsi" w:hAnsiTheme="minorHAnsi"/>
-          <w:sz w:val="24"/>
-          <w:szCs w:val="24"/>
-        </w:rPr>
-      </w:pPr>
-      <w:r>
-        <w:rPr>
-          <w:rStyle w:val="s2"/>
-          <w:rFonts w:asciiTheme="minorHAnsi" w:hAnsiTheme="minorHAnsi"/>
+          <w:color w:val="000000" w:themeColor="text1"/>
+          <w:sz w:val="24"/>
+          <w:szCs w:val="24"/>
+        </w:rPr>
+      </w:pPr>
+      <w:r>
+        <w:rPr>
+          <w:rStyle w:val="s2"/>
+          <w:rFonts w:asciiTheme="minorHAnsi" w:hAnsiTheme="minorHAnsi"/>
+          <w:color w:val="000000" w:themeColor="text1"/>
           <w:sz w:val="24"/>
           <w:szCs w:val="24"/>
         </w:rPr>
@@ -589,6 +632,7 @@
           <w:rFonts w:asciiTheme="minorHAnsi" w:hAnsiTheme="minorHAnsi"/>
           <w:b/>
           <w:bCs/>
+          <w:color w:val="000000" w:themeColor="text1"/>
           <w:sz w:val="24"/>
           <w:szCs w:val="24"/>
         </w:rPr>
@@ -597,6 +641,7 @@
       <w:r>
         <w:rPr>
           <w:rFonts w:asciiTheme="minorHAnsi" w:hAnsiTheme="minorHAnsi"/>
+          <w:color w:val="000000" w:themeColor="text1"/>
           <w:sz w:val="24"/>
           <w:szCs w:val="24"/>
         </w:rPr>
@@ -610,14 +655,16 @@
         <w:jc w:val="both"/>
         <w:rPr>
           <w:rFonts w:asciiTheme="minorHAnsi" w:hAnsiTheme="minorHAnsi"/>
-          <w:sz w:val="24"/>
-          <w:szCs w:val="24"/>
-        </w:rPr>
-      </w:pPr>
-      <w:r>
-        <w:rPr>
-          <w:rStyle w:val="s2"/>
-          <w:rFonts w:asciiTheme="minorHAnsi" w:hAnsiTheme="minorHAnsi"/>
+          <w:color w:val="000000" w:themeColor="text1"/>
+          <w:sz w:val="24"/>
+          <w:szCs w:val="24"/>
+        </w:rPr>
+      </w:pPr>
+      <w:r>
+        <w:rPr>
+          <w:rStyle w:val="s2"/>
+          <w:rFonts w:asciiTheme="minorHAnsi" w:hAnsiTheme="minorHAnsi"/>
+          <w:color w:val="000000" w:themeColor="text1"/>
           <w:sz w:val="24"/>
           <w:szCs w:val="24"/>
         </w:rPr>
@@ -629,6 +676,7 @@
           <w:rFonts w:asciiTheme="minorHAnsi" w:hAnsiTheme="minorHAnsi"/>
           <w:b/>
           <w:bCs/>
+          <w:color w:val="000000" w:themeColor="text1"/>
           <w:sz w:val="24"/>
           <w:szCs w:val="24"/>
         </w:rPr>
@@ -637,6 +685,7 @@
       <w:r>
         <w:rPr>
           <w:rFonts w:asciiTheme="minorHAnsi" w:hAnsiTheme="minorHAnsi"/>
+          <w:color w:val="000000" w:themeColor="text1"/>
           <w:sz w:val="24"/>
           <w:szCs w:val="24"/>
         </w:rPr>
@@ -645,14 +694,16 @@
       <w:r>
         <w:rPr>
           <w:rFonts w:asciiTheme="minorHAnsi" w:hAnsiTheme="minorHAnsi"/>
-          <w:sz w:val="24"/>
-          <w:szCs w:val="24"/>
-        </w:rPr>
-        <w:t xml:space="preserve"> </w:t>
-      </w:r>
-      <w:r>
-        <w:rPr>
-          <w:rFonts w:asciiTheme="minorHAnsi" w:hAnsiTheme="minorHAnsi"/>
+          <w:color w:val="000000" w:themeColor="text1"/>
+          <w:sz w:val="24"/>
+          <w:szCs w:val="24"/>
+        </w:rPr>
+        <w:t xml:space="preserve"> </w:t>
+      </w:r>
+      <w:r>
+        <w:rPr>
+          <w:rFonts w:asciiTheme="minorHAnsi" w:hAnsiTheme="minorHAnsi"/>
+          <w:color w:val="000000" w:themeColor="text1"/>
           <w:sz w:val="24"/>
           <w:szCs w:val="24"/>
         </w:rPr>
@@ -665,6 +716,7 @@
         <w:jc w:val="both"/>
         <w:rPr>
           <w:rFonts w:asciiTheme="minorHAnsi" w:hAnsiTheme="minorHAnsi"/>
+          <w:color w:val="000000" w:themeColor="text1"/>
           <w:sz w:val="24"/>
           <w:szCs w:val="24"/>
         </w:rPr>
@@ -675,6 +727,7 @@
           <w:rFonts w:asciiTheme="minorHAnsi" w:hAnsiTheme="minorHAnsi"/>
           <w:b/>
           <w:bCs/>
+          <w:color w:val="000000" w:themeColor="text1"/>
           <w:sz w:val="24"/>
           <w:szCs w:val="24"/>
         </w:rPr>
@@ -685,6 +738,7 @@
           <w:rFonts w:asciiTheme="minorHAnsi" w:hAnsiTheme="minorHAnsi"/>
           <w:b/>
           <w:bCs/>
+          <w:color w:val="000000" w:themeColor="text1"/>
           <w:sz w:val="24"/>
           <w:szCs w:val="24"/>
         </w:rPr>
@@ -697,14 +751,16 @@
         <w:jc w:val="both"/>
         <w:rPr>
           <w:rFonts w:asciiTheme="minorHAnsi" w:hAnsiTheme="minorHAnsi"/>
-          <w:sz w:val="24"/>
-          <w:szCs w:val="24"/>
-        </w:rPr>
-      </w:pPr>
-      <w:r>
-        <w:rPr>
-          <w:rStyle w:val="s2"/>
-          <w:rFonts w:asciiTheme="minorHAnsi" w:hAnsiTheme="minorHAnsi"/>
+          <w:color w:val="000000" w:themeColor="text1"/>
+          <w:sz w:val="24"/>
+          <w:szCs w:val="24"/>
+        </w:rPr>
+      </w:pPr>
+      <w:r>
+        <w:rPr>
+          <w:rStyle w:val="s2"/>
+          <w:rFonts w:asciiTheme="minorHAnsi" w:hAnsiTheme="minorHAnsi"/>
+          <w:color w:val="000000" w:themeColor="text1"/>
           <w:sz w:val="24"/>
           <w:szCs w:val="24"/>
         </w:rPr>
@@ -717,6 +773,7 @@
           <w:rFonts w:asciiTheme="minorHAnsi" w:hAnsiTheme="minorHAnsi"/>
           <w:b/>
           <w:bCs/>
+          <w:color w:val="000000" w:themeColor="text1"/>
           <w:sz w:val="24"/>
           <w:szCs w:val="24"/>
         </w:rPr>
@@ -725,6 +782,7 @@
       <w:r>
         <w:rPr>
           <w:rFonts w:asciiTheme="minorHAnsi" w:hAnsiTheme="minorHAnsi"/>
+          <w:color w:val="000000" w:themeColor="text1"/>
           <w:sz w:val="24"/>
           <w:szCs w:val="24"/>
         </w:rPr>
@@ -733,14 +791,16 @@
       <w:r>
         <w:rPr>
           <w:rFonts w:asciiTheme="minorHAnsi" w:hAnsiTheme="minorHAnsi"/>
-          <w:sz w:val="24"/>
-          <w:szCs w:val="24"/>
-        </w:rPr>
-        <w:t xml:space="preserve"> </w:t>
-      </w:r>
-      <w:r>
-        <w:rPr>
-          <w:rFonts w:asciiTheme="minorHAnsi" w:hAnsiTheme="minorHAnsi"/>
+          <w:color w:val="000000" w:themeColor="text1"/>
+          <w:sz w:val="24"/>
+          <w:szCs w:val="24"/>
+        </w:rPr>
+        <w:t xml:space="preserve"> </w:t>
+      </w:r>
+      <w:r>
+        <w:rPr>
+          <w:rFonts w:asciiTheme="minorHAnsi" w:hAnsiTheme="minorHAnsi"/>
+          <w:color w:val="000000" w:themeColor="text1"/>
           <w:sz w:val="24"/>
           <w:szCs w:val="24"/>
         </w:rPr>
@@ -753,14 +813,16 @@
         <w:jc w:val="both"/>
         <w:rPr>
           <w:rFonts w:asciiTheme="minorHAnsi" w:hAnsiTheme="minorHAnsi"/>
-          <w:sz w:val="24"/>
-          <w:szCs w:val="24"/>
-        </w:rPr>
-      </w:pPr>
-      <w:r>
-        <w:rPr>
-          <w:rStyle w:val="s2"/>
-          <w:rFonts w:asciiTheme="minorHAnsi" w:hAnsiTheme="minorHAnsi"/>
+          <w:color w:val="000000" w:themeColor="text1"/>
+          <w:sz w:val="24"/>
+          <w:szCs w:val="24"/>
+        </w:rPr>
+      </w:pPr>
+      <w:r>
+        <w:rPr>
+          <w:rStyle w:val="s2"/>
+          <w:rFonts w:asciiTheme="minorHAnsi" w:hAnsiTheme="minorHAnsi"/>
+          <w:color w:val="000000" w:themeColor="text1"/>
           <w:sz w:val="24"/>
           <w:szCs w:val="24"/>
         </w:rPr>
@@ -772,6 +834,7 @@
           <w:rFonts w:asciiTheme="minorHAnsi" w:hAnsiTheme="minorHAnsi"/>
           <w:b/>
           <w:bCs/>
+          <w:color w:val="000000" w:themeColor="text1"/>
           <w:sz w:val="24"/>
           <w:szCs w:val="24"/>
         </w:rPr>
@@ -780,6 +843,7 @@
       <w:r>
         <w:rPr>
           <w:rFonts w:asciiTheme="minorHAnsi" w:hAnsiTheme="minorHAnsi"/>
+          <w:color w:val="000000" w:themeColor="text1"/>
           <w:sz w:val="24"/>
           <w:szCs w:val="24"/>
         </w:rPr>
@@ -788,14 +852,16 @@
       <w:r>
         <w:rPr>
           <w:rFonts w:asciiTheme="minorHAnsi" w:hAnsiTheme="minorHAnsi"/>
-          <w:sz w:val="24"/>
-          <w:szCs w:val="24"/>
-        </w:rPr>
-        <w:t xml:space="preserve"> </w:t>
-      </w:r>
-      <w:r>
-        <w:rPr>
-          <w:rFonts w:asciiTheme="minorHAnsi" w:hAnsiTheme="minorHAnsi"/>
+          <w:color w:val="000000" w:themeColor="text1"/>
+          <w:sz w:val="24"/>
+          <w:szCs w:val="24"/>
+        </w:rPr>
+        <w:t xml:space="preserve"> </w:t>
+      </w:r>
+      <w:r>
+        <w:rPr>
+          <w:rFonts w:asciiTheme="minorHAnsi" w:hAnsiTheme="minorHAnsi"/>
+          <w:color w:val="000000" w:themeColor="text1"/>
           <w:sz w:val="24"/>
           <w:szCs w:val="24"/>
         </w:rPr>
@@ -804,14 +870,16 @@
       <w:r>
         <w:rPr>
           <w:rFonts w:asciiTheme="minorHAnsi" w:hAnsiTheme="minorHAnsi"/>
-          <w:sz w:val="24"/>
-          <w:szCs w:val="24"/>
-        </w:rPr>
-        <w:t xml:space="preserve"> </w:t>
-      </w:r>
-      <w:r>
-        <w:rPr>
-          <w:rFonts w:asciiTheme="minorHAnsi" w:hAnsiTheme="minorHAnsi"/>
+          <w:color w:val="000000" w:themeColor="text1"/>
+          <w:sz w:val="24"/>
+          <w:szCs w:val="24"/>
+        </w:rPr>
+        <w:t xml:space="preserve"> </w:t>
+      </w:r>
+      <w:r>
+        <w:rPr>
+          <w:rFonts w:asciiTheme="minorHAnsi" w:hAnsiTheme="minorHAnsi"/>
+          <w:color w:val="000000" w:themeColor="text1"/>
           <w:sz w:val="24"/>
           <w:szCs w:val="24"/>
         </w:rPr>
@@ -824,14 +892,16 @@
         <w:jc w:val="both"/>
         <w:rPr>
           <w:rFonts w:asciiTheme="minorHAnsi" w:hAnsiTheme="minorHAnsi"/>
-          <w:sz w:val="24"/>
-          <w:szCs w:val="24"/>
-        </w:rPr>
-      </w:pPr>
-      <w:r>
-        <w:rPr>
-          <w:rStyle w:val="s2"/>
-          <w:rFonts w:asciiTheme="minorHAnsi" w:hAnsiTheme="minorHAnsi"/>
+          <w:color w:val="000000" w:themeColor="text1"/>
+          <w:sz w:val="24"/>
+          <w:szCs w:val="24"/>
+        </w:rPr>
+      </w:pPr>
+      <w:r>
+        <w:rPr>
+          <w:rStyle w:val="s2"/>
+          <w:rFonts w:asciiTheme="minorHAnsi" w:hAnsiTheme="minorHAnsi"/>
+          <w:color w:val="000000" w:themeColor="text1"/>
           <w:sz w:val="24"/>
           <w:szCs w:val="24"/>
         </w:rPr>
@@ -843,6 +913,7 @@
           <w:rFonts w:asciiTheme="minorHAnsi" w:hAnsiTheme="minorHAnsi"/>
           <w:b/>
           <w:bCs/>
+          <w:color w:val="000000" w:themeColor="text1"/>
           <w:sz w:val="24"/>
           <w:szCs w:val="24"/>
         </w:rPr>
@@ -851,6 +922,7 @@
       <w:r>
         <w:rPr>
           <w:rFonts w:asciiTheme="minorHAnsi" w:hAnsiTheme="minorHAnsi"/>
+          <w:color w:val="000000" w:themeColor="text1"/>
           <w:sz w:val="24"/>
           <w:szCs w:val="24"/>
         </w:rPr>
@@ -864,14 +936,16 @@
         <w:jc w:val="both"/>
         <w:rPr>
           <w:rFonts w:asciiTheme="minorHAnsi" w:hAnsiTheme="minorHAnsi"/>
-          <w:sz w:val="24"/>
-          <w:szCs w:val="24"/>
-        </w:rPr>
-      </w:pPr>
-      <w:r>
-        <w:rPr>
-          <w:rStyle w:val="s2"/>
-          <w:rFonts w:asciiTheme="minorHAnsi" w:hAnsiTheme="minorHAnsi"/>
+          <w:color w:val="000000" w:themeColor="text1"/>
+          <w:sz w:val="24"/>
+          <w:szCs w:val="24"/>
+        </w:rPr>
+      </w:pPr>
+      <w:r>
+        <w:rPr>
+          <w:rStyle w:val="s2"/>
+          <w:rFonts w:asciiTheme="minorHAnsi" w:hAnsiTheme="minorHAnsi"/>
+          <w:color w:val="000000" w:themeColor="text1"/>
           <w:sz w:val="24"/>
           <w:szCs w:val="24"/>
         </w:rPr>
@@ -883,6 +957,7 @@
           <w:rFonts w:asciiTheme="minorHAnsi" w:hAnsiTheme="minorHAnsi"/>
           <w:b/>
           <w:bCs/>
+          <w:color w:val="000000" w:themeColor="text1"/>
           <w:sz w:val="24"/>
           <w:szCs w:val="24"/>
         </w:rPr>
@@ -891,6 +966,7 @@
       <w:r>
         <w:rPr>
           <w:rFonts w:asciiTheme="minorHAnsi" w:hAnsiTheme="minorHAnsi"/>
+          <w:color w:val="000000" w:themeColor="text1"/>
           <w:sz w:val="24"/>
           <w:szCs w:val="24"/>
         </w:rPr>
@@ -899,14 +975,16 @@
       <w:r>
         <w:rPr>
           <w:rFonts w:asciiTheme="minorHAnsi" w:hAnsiTheme="minorHAnsi"/>
-          <w:sz w:val="24"/>
-          <w:szCs w:val="24"/>
-        </w:rPr>
-        <w:t xml:space="preserve"> </w:t>
-      </w:r>
-      <w:r>
-        <w:rPr>
-          <w:rFonts w:asciiTheme="minorHAnsi" w:hAnsiTheme="minorHAnsi"/>
+          <w:color w:val="000000" w:themeColor="text1"/>
+          <w:sz w:val="24"/>
+          <w:szCs w:val="24"/>
+        </w:rPr>
+        <w:t xml:space="preserve"> </w:t>
+      </w:r>
+      <w:r>
+        <w:rPr>
+          <w:rFonts w:asciiTheme="minorHAnsi" w:hAnsiTheme="minorHAnsi"/>
+          <w:color w:val="000000" w:themeColor="text1"/>
           <w:sz w:val="24"/>
           <w:szCs w:val="24"/>
         </w:rPr>
@@ -919,6 +997,7 @@
         <w:jc w:val="both"/>
         <w:rPr>
           <w:rFonts w:asciiTheme="minorHAnsi" w:hAnsiTheme="minorHAnsi"/>
+          <w:color w:val="000000" w:themeColor="text1"/>
           <w:sz w:val="24"/>
           <w:szCs w:val="24"/>
         </w:rPr>
@@ -929,6 +1008,7 @@
           <w:rFonts w:asciiTheme="minorHAnsi" w:hAnsiTheme="minorHAnsi"/>
           <w:b/>
           <w:bCs/>
+          <w:color w:val="000000" w:themeColor="text1"/>
           <w:sz w:val="24"/>
           <w:szCs w:val="24"/>
         </w:rPr>
@@ -939,6 +1019,7 @@
           <w:rFonts w:asciiTheme="minorHAnsi" w:hAnsiTheme="minorHAnsi"/>
           <w:b/>
           <w:bCs/>
+          <w:color w:val="000000" w:themeColor="text1"/>
           <w:sz w:val="24"/>
           <w:szCs w:val="24"/>
         </w:rPr>
@@ -951,14 +1032,16 @@
         <w:jc w:val="both"/>
         <w:rPr>
           <w:rFonts w:asciiTheme="minorHAnsi" w:hAnsiTheme="minorHAnsi"/>
-          <w:sz w:val="24"/>
-          <w:szCs w:val="24"/>
-        </w:rPr>
-      </w:pPr>
-      <w:r>
-        <w:rPr>
-          <w:rStyle w:val="s2"/>
-          <w:rFonts w:asciiTheme="minorHAnsi" w:hAnsiTheme="minorHAnsi"/>
+          <w:color w:val="000000" w:themeColor="text1"/>
+          <w:sz w:val="24"/>
+          <w:szCs w:val="24"/>
+        </w:rPr>
+      </w:pPr>
+      <w:r>
+        <w:rPr>
+          <w:rStyle w:val="s2"/>
+          <w:rFonts w:asciiTheme="minorHAnsi" w:hAnsiTheme="minorHAnsi"/>
+          <w:color w:val="000000" w:themeColor="text1"/>
           <w:sz w:val="24"/>
           <w:szCs w:val="24"/>
         </w:rPr>
@@ -970,6 +1053,7 @@
           <w:rFonts w:asciiTheme="minorHAnsi" w:hAnsiTheme="minorHAnsi"/>
           <w:b/>
           <w:bCs/>
+          <w:color w:val="000000" w:themeColor="text1"/>
           <w:sz w:val="24"/>
           <w:szCs w:val="24"/>
         </w:rPr>
@@ -978,6 +1062,7 @@
       <w:r>
         <w:rPr>
           <w:rFonts w:asciiTheme="minorHAnsi" w:hAnsiTheme="minorHAnsi"/>
+          <w:color w:val="000000" w:themeColor="text1"/>
           <w:sz w:val="24"/>
           <w:szCs w:val="24"/>
         </w:rPr>
@@ -986,14 +1071,16 @@
       <w:r>
         <w:rPr>
           <w:rFonts w:asciiTheme="minorHAnsi" w:hAnsiTheme="minorHAnsi"/>
-          <w:sz w:val="24"/>
-          <w:szCs w:val="24"/>
-        </w:rPr>
-        <w:t xml:space="preserve"> </w:t>
-      </w:r>
-      <w:r>
-        <w:rPr>
-          <w:rFonts w:asciiTheme="minorHAnsi" w:hAnsiTheme="minorHAnsi"/>
+          <w:color w:val="000000" w:themeColor="text1"/>
+          <w:sz w:val="24"/>
+          <w:szCs w:val="24"/>
+        </w:rPr>
+        <w:t xml:space="preserve"> </w:t>
+      </w:r>
+      <w:r>
+        <w:rPr>
+          <w:rFonts w:asciiTheme="minorHAnsi" w:hAnsiTheme="minorHAnsi"/>
+          <w:color w:val="000000" w:themeColor="text1"/>
           <w:sz w:val="24"/>
           <w:szCs w:val="24"/>
         </w:rPr>
@@ -1006,14 +1093,16 @@
         <w:jc w:val="both"/>
         <w:rPr>
           <w:rFonts w:asciiTheme="minorHAnsi" w:hAnsiTheme="minorHAnsi"/>
-          <w:sz w:val="24"/>
-          <w:szCs w:val="24"/>
-        </w:rPr>
-      </w:pPr>
-      <w:r>
-        <w:rPr>
-          <w:rStyle w:val="s2"/>
-          <w:rFonts w:asciiTheme="minorHAnsi" w:hAnsiTheme="minorHAnsi"/>
+          <w:color w:val="000000" w:themeColor="text1"/>
+          <w:sz w:val="24"/>
+          <w:szCs w:val="24"/>
+        </w:rPr>
+      </w:pPr>
+      <w:r>
+        <w:rPr>
+          <w:rStyle w:val="s2"/>
+          <w:rFonts w:asciiTheme="minorHAnsi" w:hAnsiTheme="minorHAnsi"/>
+          <w:color w:val="000000" w:themeColor="text1"/>
           <w:sz w:val="24"/>
           <w:szCs w:val="24"/>
         </w:rPr>
@@ -1025,6 +1114,7 @@
           <w:rFonts w:asciiTheme="minorHAnsi" w:hAnsiTheme="minorHAnsi"/>
           <w:b/>
           <w:bCs/>
+          <w:color w:val="000000" w:themeColor="text1"/>
           <w:sz w:val="24"/>
           <w:szCs w:val="24"/>
         </w:rPr>
@@ -1033,6 +1123,7 @@
       <w:r>
         <w:rPr>
           <w:rFonts w:asciiTheme="minorHAnsi" w:hAnsiTheme="minorHAnsi"/>
+          <w:color w:val="000000" w:themeColor="text1"/>
           <w:sz w:val="24"/>
           <w:szCs w:val="24"/>
         </w:rPr>
@@ -1041,14 +1132,16 @@
       <w:r>
         <w:rPr>
           <w:rFonts w:asciiTheme="minorHAnsi" w:hAnsiTheme="minorHAnsi"/>
-          <w:sz w:val="24"/>
-          <w:szCs w:val="24"/>
-        </w:rPr>
-        <w:t xml:space="preserve"> </w:t>
-      </w:r>
-      <w:r>
-        <w:rPr>
-          <w:rFonts w:asciiTheme="minorHAnsi" w:hAnsiTheme="minorHAnsi"/>
+          <w:color w:val="000000" w:themeColor="text1"/>
+          <w:sz w:val="24"/>
+          <w:szCs w:val="24"/>
+        </w:rPr>
+        <w:t xml:space="preserve"> </w:t>
+      </w:r>
+      <w:r>
+        <w:rPr>
+          <w:rFonts w:asciiTheme="minorHAnsi" w:hAnsiTheme="minorHAnsi"/>
+          <w:color w:val="000000" w:themeColor="text1"/>
           <w:sz w:val="24"/>
           <w:szCs w:val="24"/>
         </w:rPr>
@@ -1057,14 +1150,16 @@
       <w:r>
         <w:rPr>
           <w:rFonts w:asciiTheme="minorHAnsi" w:hAnsiTheme="minorHAnsi"/>
-          <w:sz w:val="24"/>
-          <w:szCs w:val="24"/>
-        </w:rPr>
-        <w:t xml:space="preserve"> </w:t>
-      </w:r>
-      <w:r>
-        <w:rPr>
-          <w:rFonts w:asciiTheme="minorHAnsi" w:hAnsiTheme="minorHAnsi"/>
+          <w:color w:val="000000" w:themeColor="text1"/>
+          <w:sz w:val="24"/>
+          <w:szCs w:val="24"/>
+        </w:rPr>
+        <w:t xml:space="preserve"> </w:t>
+      </w:r>
+      <w:r>
+        <w:rPr>
+          <w:rFonts w:asciiTheme="minorHAnsi" w:hAnsiTheme="minorHAnsi"/>
+          <w:color w:val="000000" w:themeColor="text1"/>
           <w:sz w:val="24"/>
           <w:szCs w:val="24"/>
         </w:rPr>
@@ -1073,6 +1168,7 @@
       <w:r>
         <w:rPr>
           <w:rFonts w:asciiTheme="minorHAnsi" w:hAnsiTheme="minorHAnsi"/>
+          <w:color w:val="000000" w:themeColor="text1"/>
           <w:sz w:val="24"/>
           <w:szCs w:val="24"/>
         </w:rPr>
@@ -1081,6 +1177,7 @@
       <w:r>
         <w:rPr>
           <w:rFonts w:asciiTheme="minorHAnsi" w:hAnsiTheme="minorHAnsi"/>
+          <w:color w:val="000000" w:themeColor="text1"/>
           <w:sz w:val="24"/>
           <w:szCs w:val="24"/>
         </w:rPr>
@@ -1089,14 +1186,16 @@
       <w:r>
         <w:rPr>
           <w:rFonts w:asciiTheme="minorHAnsi" w:hAnsiTheme="minorHAnsi"/>
-          <w:sz w:val="24"/>
-          <w:szCs w:val="24"/>
-        </w:rPr>
-        <w:t xml:space="preserve"> </w:t>
-      </w:r>
-      <w:r>
-        <w:rPr>
-          <w:rFonts w:asciiTheme="minorHAnsi" w:hAnsiTheme="minorHAnsi"/>
+          <w:color w:val="000000" w:themeColor="text1"/>
+          <w:sz w:val="24"/>
+          <w:szCs w:val="24"/>
+        </w:rPr>
+        <w:t xml:space="preserve"> </w:t>
+      </w:r>
+      <w:r>
+        <w:rPr>
+          <w:rFonts w:asciiTheme="minorHAnsi" w:hAnsiTheme="minorHAnsi"/>
+          <w:color w:val="000000" w:themeColor="text1"/>
           <w:sz w:val="24"/>
           <w:szCs w:val="24"/>
         </w:rPr>
@@ -1109,14 +1208,16 @@
         <w:jc w:val="both"/>
         <w:rPr>
           <w:rFonts w:asciiTheme="minorHAnsi" w:hAnsiTheme="minorHAnsi"/>
-          <w:sz w:val="24"/>
-          <w:szCs w:val="24"/>
-        </w:rPr>
-      </w:pPr>
-      <w:r>
-        <w:rPr>
-          <w:rStyle w:val="s2"/>
-          <w:rFonts w:asciiTheme="minorHAnsi" w:hAnsiTheme="minorHAnsi"/>
+          <w:color w:val="000000" w:themeColor="text1"/>
+          <w:sz w:val="24"/>
+          <w:szCs w:val="24"/>
+        </w:rPr>
+      </w:pPr>
+      <w:r>
+        <w:rPr>
+          <w:rStyle w:val="s2"/>
+          <w:rFonts w:asciiTheme="minorHAnsi" w:hAnsiTheme="minorHAnsi"/>
+          <w:color w:val="000000" w:themeColor="text1"/>
           <w:sz w:val="24"/>
           <w:szCs w:val="24"/>
         </w:rPr>
@@ -1128,6 +1229,7 @@
           <w:rFonts w:asciiTheme="minorHAnsi" w:hAnsiTheme="minorHAnsi"/>
           <w:b/>
           <w:bCs/>
+          <w:color w:val="000000" w:themeColor="text1"/>
           <w:sz w:val="24"/>
           <w:szCs w:val="24"/>
         </w:rPr>
@@ -1136,6 +1238,7 @@
       <w:r>
         <w:rPr>
           <w:rFonts w:asciiTheme="minorHAnsi" w:hAnsiTheme="minorHAnsi"/>
+          <w:color w:val="000000" w:themeColor="text1"/>
           <w:sz w:val="24"/>
           <w:szCs w:val="24"/>
         </w:rPr>
@@ -1144,14 +1247,16 @@
       <w:r>
         <w:rPr>
           <w:rFonts w:asciiTheme="minorHAnsi" w:hAnsiTheme="minorHAnsi"/>
-          <w:sz w:val="24"/>
-          <w:szCs w:val="24"/>
-        </w:rPr>
-        <w:t xml:space="preserve"> </w:t>
-      </w:r>
-      <w:r>
-        <w:rPr>
-          <w:rFonts w:asciiTheme="minorHAnsi" w:hAnsiTheme="minorHAnsi"/>
+          <w:color w:val="000000" w:themeColor="text1"/>
+          <w:sz w:val="24"/>
+          <w:szCs w:val="24"/>
+        </w:rPr>
+        <w:t xml:space="preserve"> </w:t>
+      </w:r>
+      <w:r>
+        <w:rPr>
+          <w:rFonts w:asciiTheme="minorHAnsi" w:hAnsiTheme="minorHAnsi"/>
+          <w:color w:val="000000" w:themeColor="text1"/>
           <w:sz w:val="24"/>
           <w:szCs w:val="24"/>
         </w:rPr>
@@ -1165,14 +1270,16 @@
         <w:jc w:val="both"/>
         <w:rPr>
           <w:rFonts w:asciiTheme="minorHAnsi" w:hAnsiTheme="minorHAnsi"/>
-          <w:sz w:val="24"/>
-          <w:szCs w:val="24"/>
-        </w:rPr>
-      </w:pPr>
-      <w:r>
-        <w:rPr>
-          <w:rStyle w:val="s2"/>
-          <w:rFonts w:asciiTheme="minorHAnsi" w:hAnsiTheme="minorHAnsi"/>
+          <w:color w:val="000000" w:themeColor="text1"/>
+          <w:sz w:val="24"/>
+          <w:szCs w:val="24"/>
+        </w:rPr>
+      </w:pPr>
+      <w:r>
+        <w:rPr>
+          <w:rStyle w:val="s2"/>
+          <w:rFonts w:asciiTheme="minorHAnsi" w:hAnsiTheme="minorHAnsi"/>
+          <w:color w:val="000000" w:themeColor="text1"/>
           <w:sz w:val="24"/>
           <w:szCs w:val="24"/>
         </w:rPr>
@@ -1184,6 +1291,7 @@
           <w:rFonts w:asciiTheme="minorHAnsi" w:hAnsiTheme="minorHAnsi"/>
           <w:b/>
           <w:bCs/>
+          <w:color w:val="000000" w:themeColor="text1"/>
           <w:sz w:val="24"/>
           <w:szCs w:val="24"/>
         </w:rPr>
@@ -1192,6 +1300,7 @@
       <w:r>
         <w:rPr>
           <w:rFonts w:asciiTheme="minorHAnsi" w:hAnsiTheme="minorHAnsi"/>
+          <w:color w:val="000000" w:themeColor="text1"/>
           <w:sz w:val="24"/>
           <w:szCs w:val="24"/>
         </w:rPr>
@@ -1204,6 +1313,7 @@
         <w:jc w:val="both"/>
         <w:rPr>
           <w:rFonts w:asciiTheme="minorHAnsi" w:hAnsiTheme="minorHAnsi"/>
+          <w:color w:val="000000" w:themeColor="text1"/>
           <w:sz w:val="24"/>
           <w:szCs w:val="24"/>
         </w:rPr>
@@ -1214,6 +1324,7 @@
           <w:rFonts w:asciiTheme="minorHAnsi" w:hAnsiTheme="minorHAnsi"/>
           <w:b/>
           <w:bCs/>
+          <w:color w:val="000000" w:themeColor="text1"/>
           <w:sz w:val="24"/>
           <w:szCs w:val="24"/>
         </w:rPr>
@@ -1225,6 +1336,7 @@
           <w:rFonts w:asciiTheme="minorHAnsi" w:hAnsiTheme="minorHAnsi"/>
           <w:b/>
           <w:bCs/>
+          <w:color w:val="000000" w:themeColor="text1"/>
           <w:sz w:val="24"/>
           <w:szCs w:val="24"/>
         </w:rPr>
@@ -1237,14 +1349,16 @@
         <w:jc w:val="both"/>
         <w:rPr>
           <w:rFonts w:asciiTheme="minorHAnsi" w:hAnsiTheme="minorHAnsi"/>
-          <w:sz w:val="24"/>
-          <w:szCs w:val="24"/>
-        </w:rPr>
-      </w:pPr>
-      <w:r>
-        <w:rPr>
-          <w:rStyle w:val="s2"/>
-          <w:rFonts w:asciiTheme="minorHAnsi" w:hAnsiTheme="minorHAnsi"/>
+          <w:color w:val="000000" w:themeColor="text1"/>
+          <w:sz w:val="24"/>
+          <w:szCs w:val="24"/>
+        </w:rPr>
+      </w:pPr>
+      <w:r>
+        <w:rPr>
+          <w:rStyle w:val="s2"/>
+          <w:rFonts w:asciiTheme="minorHAnsi" w:hAnsiTheme="minorHAnsi"/>
+          <w:color w:val="000000" w:themeColor="text1"/>
           <w:sz w:val="24"/>
           <w:szCs w:val="24"/>
         </w:rPr>
@@ -1256,6 +1370,7 @@
           <w:rFonts w:asciiTheme="minorHAnsi" w:hAnsiTheme="minorHAnsi"/>
           <w:b/>
           <w:bCs/>
+          <w:color w:val="000000" w:themeColor="text1"/>
           <w:sz w:val="24"/>
           <w:szCs w:val="24"/>
         </w:rPr>
@@ -1264,6 +1379,7 @@
       <w:r>
         <w:rPr>
           <w:rFonts w:asciiTheme="minorHAnsi" w:hAnsiTheme="minorHAnsi"/>
+          <w:color w:val="000000" w:themeColor="text1"/>
           <w:sz w:val="24"/>
           <w:szCs w:val="24"/>
         </w:rPr>
@@ -1272,14 +1388,16 @@
       <w:r>
         <w:rPr>
           <w:rFonts w:asciiTheme="minorHAnsi" w:hAnsiTheme="minorHAnsi"/>
-          <w:sz w:val="24"/>
-          <w:szCs w:val="24"/>
-        </w:rPr>
-        <w:t xml:space="preserve"> </w:t>
-      </w:r>
-      <w:r>
-        <w:rPr>
-          <w:rFonts w:asciiTheme="minorHAnsi" w:hAnsiTheme="minorHAnsi"/>
+          <w:color w:val="000000" w:themeColor="text1"/>
+          <w:sz w:val="24"/>
+          <w:szCs w:val="24"/>
+        </w:rPr>
+        <w:t xml:space="preserve"> </w:t>
+      </w:r>
+      <w:r>
+        <w:rPr>
+          <w:rFonts w:asciiTheme="minorHAnsi" w:hAnsiTheme="minorHAnsi"/>
+          <w:color w:val="000000" w:themeColor="text1"/>
           <w:sz w:val="24"/>
           <w:szCs w:val="24"/>
         </w:rPr>
@@ -1292,14 +1410,16 @@
         <w:jc w:val="both"/>
         <w:rPr>
           <w:rFonts w:asciiTheme="minorHAnsi" w:hAnsiTheme="minorHAnsi"/>
-          <w:sz w:val="24"/>
-          <w:szCs w:val="24"/>
-        </w:rPr>
-      </w:pPr>
-      <w:r>
-        <w:rPr>
-          <w:rStyle w:val="s2"/>
-          <w:rFonts w:asciiTheme="minorHAnsi" w:hAnsiTheme="minorHAnsi"/>
+          <w:color w:val="000000" w:themeColor="text1"/>
+          <w:sz w:val="24"/>
+          <w:szCs w:val="24"/>
+        </w:rPr>
+      </w:pPr>
+      <w:r>
+        <w:rPr>
+          <w:rStyle w:val="s2"/>
+          <w:rFonts w:asciiTheme="minorHAnsi" w:hAnsiTheme="minorHAnsi"/>
+          <w:color w:val="000000" w:themeColor="text1"/>
           <w:sz w:val="24"/>
           <w:szCs w:val="24"/>
         </w:rPr>
@@ -1311,6 +1431,7 @@
           <w:rFonts w:asciiTheme="minorHAnsi" w:hAnsiTheme="minorHAnsi"/>
           <w:b/>
           <w:bCs/>
+          <w:color w:val="000000" w:themeColor="text1"/>
           <w:sz w:val="24"/>
           <w:szCs w:val="24"/>
         </w:rPr>
@@ -1319,6 +1440,7 @@
       <w:r>
         <w:rPr>
           <w:rFonts w:asciiTheme="minorHAnsi" w:hAnsiTheme="minorHAnsi"/>
+          <w:color w:val="000000" w:themeColor="text1"/>
           <w:sz w:val="24"/>
           <w:szCs w:val="24"/>
         </w:rPr>
@@ -1327,14 +1449,16 @@
       <w:r>
         <w:rPr>
           <w:rFonts w:asciiTheme="minorHAnsi" w:hAnsiTheme="minorHAnsi"/>
-          <w:sz w:val="24"/>
-          <w:szCs w:val="24"/>
-        </w:rPr>
-        <w:t xml:space="preserve"> </w:t>
-      </w:r>
-      <w:r>
-        <w:rPr>
-          <w:rFonts w:asciiTheme="minorHAnsi" w:hAnsiTheme="minorHAnsi"/>
+          <w:color w:val="000000" w:themeColor="text1"/>
+          <w:sz w:val="24"/>
+          <w:szCs w:val="24"/>
+        </w:rPr>
+        <w:t xml:space="preserve"> </w:t>
+      </w:r>
+      <w:r>
+        <w:rPr>
+          <w:rFonts w:asciiTheme="minorHAnsi" w:hAnsiTheme="minorHAnsi"/>
+          <w:color w:val="000000" w:themeColor="text1"/>
           <w:sz w:val="24"/>
           <w:szCs w:val="24"/>
         </w:rPr>
@@ -1347,14 +1471,16 @@
         <w:jc w:val="both"/>
         <w:rPr>
           <w:rFonts w:asciiTheme="minorHAnsi" w:hAnsiTheme="minorHAnsi"/>
-          <w:sz w:val="24"/>
-          <w:szCs w:val="24"/>
-        </w:rPr>
-      </w:pPr>
-      <w:r>
-        <w:rPr>
-          <w:rStyle w:val="s2"/>
-          <w:rFonts w:asciiTheme="minorHAnsi" w:hAnsiTheme="minorHAnsi"/>
+          <w:color w:val="000000" w:themeColor="text1"/>
+          <w:sz w:val="24"/>
+          <w:szCs w:val="24"/>
+        </w:rPr>
+      </w:pPr>
+      <w:r>
+        <w:rPr>
+          <w:rStyle w:val="s2"/>
+          <w:rFonts w:asciiTheme="minorHAnsi" w:hAnsiTheme="minorHAnsi"/>
+          <w:color w:val="000000" w:themeColor="text1"/>
           <w:sz w:val="24"/>
           <w:szCs w:val="24"/>
         </w:rPr>
@@ -1366,6 +1492,7 @@
           <w:rFonts w:asciiTheme="minorHAnsi" w:hAnsiTheme="minorHAnsi"/>
           <w:b/>
           <w:bCs/>
+          <w:color w:val="000000" w:themeColor="text1"/>
           <w:sz w:val="24"/>
           <w:szCs w:val="24"/>
         </w:rPr>
@@ -1374,6 +1501,7 @@
       <w:r>
         <w:rPr>
           <w:rFonts w:asciiTheme="minorHAnsi" w:hAnsiTheme="minorHAnsi"/>
+          <w:color w:val="000000" w:themeColor="text1"/>
           <w:sz w:val="24"/>
           <w:szCs w:val="24"/>
         </w:rPr>
@@ -1387,14 +1515,16 @@
         <w:jc w:val="both"/>
         <w:rPr>
           <w:rFonts w:asciiTheme="minorHAnsi" w:hAnsiTheme="minorHAnsi"/>
-          <w:sz w:val="24"/>
-          <w:szCs w:val="24"/>
-        </w:rPr>
-      </w:pPr>
-      <w:r>
-        <w:rPr>
-          <w:rStyle w:val="s2"/>
-          <w:rFonts w:asciiTheme="minorHAnsi" w:hAnsiTheme="minorHAnsi"/>
+          <w:color w:val="000000" w:themeColor="text1"/>
+          <w:sz w:val="24"/>
+          <w:szCs w:val="24"/>
+        </w:rPr>
+      </w:pPr>
+      <w:r>
+        <w:rPr>
+          <w:rStyle w:val="s2"/>
+          <w:rFonts w:asciiTheme="minorHAnsi" w:hAnsiTheme="minorHAnsi"/>
+          <w:color w:val="000000" w:themeColor="text1"/>
           <w:sz w:val="24"/>
           <w:szCs w:val="24"/>
         </w:rPr>
@@ -1406,6 +1536,7 @@
           <w:rFonts w:asciiTheme="minorHAnsi" w:hAnsiTheme="minorHAnsi"/>
           <w:b/>
           <w:bCs/>
+          <w:color w:val="000000" w:themeColor="text1"/>
           <w:sz w:val="24"/>
           <w:szCs w:val="24"/>
         </w:rPr>
@@ -1414,6 +1545,7 @@
       <w:r>
         <w:rPr>
           <w:rFonts w:asciiTheme="minorHAnsi" w:hAnsiTheme="minorHAnsi"/>
+          <w:color w:val="000000" w:themeColor="text1"/>
           <w:sz w:val="24"/>
           <w:szCs w:val="24"/>
         </w:rPr>
@@ -1426,6 +1558,7 @@
         <w:jc w:val="both"/>
         <w:rPr>
           <w:rFonts w:asciiTheme="minorHAnsi" w:hAnsiTheme="minorHAnsi"/>
+          <w:color w:val="000000" w:themeColor="text1"/>
           <w:sz w:val="24"/>
           <w:szCs w:val="24"/>
         </w:rPr>
@@ -1436,6 +1569,7 @@
           <w:rFonts w:asciiTheme="minorHAnsi" w:hAnsiTheme="minorHAnsi"/>
           <w:b/>
           <w:bCs/>
+          <w:color w:val="000000" w:themeColor="text1"/>
           <w:sz w:val="24"/>
           <w:szCs w:val="24"/>
         </w:rPr>
@@ -1446,6 +1580,7 @@
           <w:rFonts w:asciiTheme="minorHAnsi" w:hAnsiTheme="minorHAnsi"/>
           <w:b/>
           <w:bCs/>
+          <w:color w:val="000000" w:themeColor="text1"/>
           <w:sz w:val="24"/>
           <w:szCs w:val="24"/>
         </w:rPr>
@@ -1458,14 +1593,16 @@
         <w:jc w:val="both"/>
         <w:rPr>
           <w:rFonts w:asciiTheme="minorHAnsi" w:hAnsiTheme="minorHAnsi"/>
-          <w:sz w:val="24"/>
-          <w:szCs w:val="24"/>
-        </w:rPr>
-      </w:pPr>
-      <w:r>
-        <w:rPr>
-          <w:rStyle w:val="s2"/>
-          <w:rFonts w:asciiTheme="minorHAnsi" w:hAnsiTheme="minorHAnsi"/>
+          <w:color w:val="000000" w:themeColor="text1"/>
+          <w:sz w:val="24"/>
+          <w:szCs w:val="24"/>
+        </w:rPr>
+      </w:pPr>
+      <w:r>
+        <w:rPr>
+          <w:rStyle w:val="s2"/>
+          <w:rFonts w:asciiTheme="minorHAnsi" w:hAnsiTheme="minorHAnsi"/>
+          <w:color w:val="000000" w:themeColor="text1"/>
           <w:sz w:val="24"/>
           <w:szCs w:val="24"/>
         </w:rPr>
@@ -1477,6 +1614,7 @@
           <w:rFonts w:asciiTheme="minorHAnsi" w:hAnsiTheme="minorHAnsi"/>
           <w:b/>
           <w:bCs/>
+          <w:color w:val="000000" w:themeColor="text1"/>
           <w:sz w:val="24"/>
           <w:szCs w:val="24"/>
         </w:rPr>
@@ -1485,6 +1623,7 @@
       <w:r>
         <w:rPr>
           <w:rFonts w:asciiTheme="minorHAnsi" w:hAnsiTheme="minorHAnsi"/>
+          <w:color w:val="000000" w:themeColor="text1"/>
           <w:sz w:val="24"/>
           <w:szCs w:val="24"/>
         </w:rPr>
@@ -1497,14 +1636,16 @@
         <w:jc w:val="both"/>
         <w:rPr>
           <w:rFonts w:asciiTheme="minorHAnsi" w:hAnsiTheme="minorHAnsi"/>
-          <w:sz w:val="24"/>
-          <w:szCs w:val="24"/>
-        </w:rPr>
-      </w:pPr>
-      <w:r>
-        <w:rPr>
-          <w:rStyle w:val="s2"/>
-          <w:rFonts w:asciiTheme="minorHAnsi" w:hAnsiTheme="minorHAnsi"/>
+          <w:color w:val="000000" w:themeColor="text1"/>
+          <w:sz w:val="24"/>
+          <w:szCs w:val="24"/>
+        </w:rPr>
+      </w:pPr>
+      <w:r>
+        <w:rPr>
+          <w:rStyle w:val="s2"/>
+          <w:rFonts w:asciiTheme="minorHAnsi" w:hAnsiTheme="minorHAnsi"/>
+          <w:color w:val="000000" w:themeColor="text1"/>
           <w:sz w:val="24"/>
           <w:szCs w:val="24"/>
         </w:rPr>
@@ -1516,6 +1657,7 @@
           <w:rFonts w:asciiTheme="minorHAnsi" w:hAnsiTheme="minorHAnsi"/>
           <w:b/>
           <w:bCs/>
+          <w:color w:val="000000" w:themeColor="text1"/>
           <w:sz w:val="24"/>
           <w:szCs w:val="24"/>
         </w:rPr>
@@ -1524,6 +1666,7 @@
       <w:r>
         <w:rPr>
           <w:rFonts w:asciiTheme="minorHAnsi" w:hAnsiTheme="minorHAnsi"/>
+          <w:color w:val="000000" w:themeColor="text1"/>
           <w:sz w:val="24"/>
           <w:szCs w:val="24"/>
         </w:rPr>
@@ -1532,14 +1675,16 @@
       <w:r>
         <w:rPr>
           <w:rFonts w:asciiTheme="minorHAnsi" w:hAnsiTheme="minorHAnsi"/>
-          <w:sz w:val="24"/>
-          <w:szCs w:val="24"/>
-        </w:rPr>
-        <w:t xml:space="preserve"> </w:t>
-      </w:r>
-      <w:r>
-        <w:rPr>
-          <w:rFonts w:asciiTheme="minorHAnsi" w:hAnsiTheme="minorHAnsi"/>
+          <w:color w:val="000000" w:themeColor="text1"/>
+          <w:sz w:val="24"/>
+          <w:szCs w:val="24"/>
+        </w:rPr>
+        <w:t xml:space="preserve"> </w:t>
+      </w:r>
+      <w:r>
+        <w:rPr>
+          <w:rFonts w:asciiTheme="minorHAnsi" w:hAnsiTheme="minorHAnsi"/>
+          <w:color w:val="000000" w:themeColor="text1"/>
           <w:sz w:val="24"/>
           <w:szCs w:val="24"/>
         </w:rPr>
@@ -1548,14 +1693,16 @@
       <w:r>
         <w:rPr>
           <w:rFonts w:asciiTheme="minorHAnsi" w:hAnsiTheme="minorHAnsi"/>
-          <w:sz w:val="24"/>
-          <w:szCs w:val="24"/>
-        </w:rPr>
-        <w:t xml:space="preserve"> </w:t>
-      </w:r>
-      <w:r>
-        <w:rPr>
-          <w:rFonts w:asciiTheme="minorHAnsi" w:hAnsiTheme="minorHAnsi"/>
+          <w:color w:val="000000" w:themeColor="text1"/>
+          <w:sz w:val="24"/>
+          <w:szCs w:val="24"/>
+        </w:rPr>
+        <w:t xml:space="preserve"> </w:t>
+      </w:r>
+      <w:r>
+        <w:rPr>
+          <w:rFonts w:asciiTheme="minorHAnsi" w:hAnsiTheme="minorHAnsi"/>
+          <w:color w:val="000000" w:themeColor="text1"/>
           <w:sz w:val="24"/>
           <w:szCs w:val="24"/>
         </w:rPr>
@@ -1568,14 +1715,16 @@
         <w:jc w:val="both"/>
         <w:rPr>
           <w:rFonts w:asciiTheme="minorHAnsi" w:hAnsiTheme="minorHAnsi"/>
-          <w:sz w:val="24"/>
-          <w:szCs w:val="24"/>
-        </w:rPr>
-      </w:pPr>
-      <w:r>
-        <w:rPr>
-          <w:rStyle w:val="s2"/>
-          <w:rFonts w:asciiTheme="minorHAnsi" w:hAnsiTheme="minorHAnsi"/>
+          <w:color w:val="000000" w:themeColor="text1"/>
+          <w:sz w:val="24"/>
+          <w:szCs w:val="24"/>
+        </w:rPr>
+      </w:pPr>
+      <w:r>
+        <w:rPr>
+          <w:rStyle w:val="s2"/>
+          <w:rFonts w:asciiTheme="minorHAnsi" w:hAnsiTheme="minorHAnsi"/>
+          <w:color w:val="000000" w:themeColor="text1"/>
           <w:sz w:val="24"/>
           <w:szCs w:val="24"/>
         </w:rPr>
@@ -1587,6 +1736,7 @@
           <w:rFonts w:asciiTheme="minorHAnsi" w:hAnsiTheme="minorHAnsi"/>
           <w:b/>
           <w:bCs/>
+          <w:color w:val="000000" w:themeColor="text1"/>
           <w:sz w:val="24"/>
           <w:szCs w:val="24"/>
         </w:rPr>
@@ -1595,6 +1745,7 @@
       <w:r>
         <w:rPr>
           <w:rFonts w:asciiTheme="minorHAnsi" w:hAnsiTheme="minorHAnsi"/>
+          <w:color w:val="000000" w:themeColor="text1"/>
           <w:sz w:val="24"/>
           <w:szCs w:val="24"/>
         </w:rPr>
@@ -1608,14 +1759,16 @@
         <w:jc w:val="both"/>
         <w:rPr>
           <w:rFonts w:asciiTheme="minorHAnsi" w:hAnsiTheme="minorHAnsi"/>
-          <w:sz w:val="24"/>
-          <w:szCs w:val="24"/>
-        </w:rPr>
-      </w:pPr>
-      <w:r>
-        <w:rPr>
-          <w:rStyle w:val="s2"/>
-          <w:rFonts w:asciiTheme="minorHAnsi" w:hAnsiTheme="minorHAnsi"/>
+          <w:color w:val="000000" w:themeColor="text1"/>
+          <w:sz w:val="24"/>
+          <w:szCs w:val="24"/>
+        </w:rPr>
+      </w:pPr>
+      <w:r>
+        <w:rPr>
+          <w:rStyle w:val="s2"/>
+          <w:rFonts w:asciiTheme="minorHAnsi" w:hAnsiTheme="minorHAnsi"/>
+          <w:color w:val="000000" w:themeColor="text1"/>
           <w:sz w:val="24"/>
           <w:szCs w:val="24"/>
         </w:rPr>
@@ -1627,6 +1780,7 @@
           <w:rFonts w:asciiTheme="minorHAnsi" w:hAnsiTheme="minorHAnsi"/>
           <w:b/>
           <w:bCs/>
+          <w:color w:val="000000" w:themeColor="text1"/>
           <w:sz w:val="24"/>
           <w:szCs w:val="24"/>
         </w:rPr>
@@ -1635,6 +1789,7 @@
       <w:r>
         <w:rPr>
           <w:rFonts w:asciiTheme="minorHAnsi" w:hAnsiTheme="minorHAnsi"/>
+          <w:color w:val="000000" w:themeColor="text1"/>
           <w:sz w:val="24"/>
           <w:szCs w:val="24"/>
         </w:rPr>
@@ -1647,6 +1802,7 @@
         <w:jc w:val="both"/>
         <w:rPr>
           <w:rFonts w:asciiTheme="minorHAnsi" w:hAnsiTheme="minorHAnsi"/>
+          <w:color w:val="000000" w:themeColor="text1"/>
           <w:sz w:val="24"/>
           <w:szCs w:val="24"/>
         </w:rPr>
@@ -1657,6 +1813,7 @@
           <w:rFonts w:asciiTheme="minorHAnsi" w:hAnsiTheme="minorHAnsi"/>
           <w:b/>
           <w:bCs/>
+          <w:color w:val="000000" w:themeColor="text1"/>
           <w:sz w:val="24"/>
           <w:szCs w:val="24"/>
         </w:rPr>
@@ -1667,6 +1824,7 @@
           <w:rFonts w:asciiTheme="minorHAnsi" w:hAnsiTheme="minorHAnsi"/>
           <w:b/>
           <w:bCs/>
+          <w:color w:val="000000" w:themeColor="text1"/>
           <w:sz w:val="24"/>
           <w:szCs w:val="24"/>
         </w:rPr>
@@ -1679,14 +1837,16 @@
         <w:jc w:val="both"/>
         <w:rPr>
           <w:rFonts w:asciiTheme="minorHAnsi" w:hAnsiTheme="minorHAnsi"/>
-          <w:sz w:val="24"/>
-          <w:szCs w:val="24"/>
-        </w:rPr>
-      </w:pPr>
-      <w:r>
-        <w:rPr>
-          <w:rStyle w:val="s2"/>
-          <w:rFonts w:asciiTheme="minorHAnsi" w:hAnsiTheme="minorHAnsi"/>
+          <w:color w:val="000000" w:themeColor="text1"/>
+          <w:sz w:val="24"/>
+          <w:szCs w:val="24"/>
+        </w:rPr>
+      </w:pPr>
+      <w:r>
+        <w:rPr>
+          <w:rStyle w:val="s2"/>
+          <w:rFonts w:asciiTheme="minorHAnsi" w:hAnsiTheme="minorHAnsi"/>
+          <w:color w:val="000000" w:themeColor="text1"/>
           <w:sz w:val="24"/>
           <w:szCs w:val="24"/>
         </w:rPr>
@@ -1696,6 +1856,7 @@
       <w:r>
         <w:rPr>
           <w:rFonts w:asciiTheme="minorHAnsi" w:hAnsiTheme="minorHAnsi"/>
+          <w:color w:val="000000" w:themeColor="text1"/>
           <w:sz w:val="24"/>
           <w:szCs w:val="24"/>
         </w:rPr>
@@ -1708,22 +1869,25 @@
         <w:jc w:val="both"/>
         <w:rPr>
           <w:rFonts w:asciiTheme="minorHAnsi" w:hAnsiTheme="minorHAnsi"/>
-          <w:sz w:val="24"/>
-          <w:szCs w:val="24"/>
-        </w:rPr>
-      </w:pPr>
-      <w:r>
-        <w:rPr>
-          <w:rStyle w:val="s2"/>
-          <w:rFonts w:asciiTheme="minorHAnsi" w:hAnsiTheme="minorHAnsi"/>
-          <w:sz w:val="24"/>
-          <w:szCs w:val="24"/>
-        </w:rPr>
-        <w:t xml:space="preserve">• </w:t>
-      </w:r>
-      <w:r>
-        <w:rPr>
-          <w:rFonts w:asciiTheme="minorHAnsi" w:hAnsiTheme="minorHAnsi"/>
+          <w:color w:val="000000" w:themeColor="text1"/>
+          <w:sz w:val="24"/>
+          <w:szCs w:val="24"/>
+        </w:rPr>
+      </w:pPr>
+      <w:r>
+        <w:rPr>
+          <w:rStyle w:val="s2"/>
+          <w:rFonts w:asciiTheme="minorHAnsi" w:hAnsiTheme="minorHAnsi"/>
+          <w:color w:val="000000" w:themeColor="text1"/>
+          <w:sz w:val="24"/>
+          <w:szCs w:val="24"/>
+        </w:rPr>
+        <w:t xml:space="preserve">• </w:t>
+      </w:r>
+      <w:r>
+        <w:rPr>
+          <w:rFonts w:asciiTheme="minorHAnsi" w:hAnsiTheme="minorHAnsi"/>
+          <w:color w:val="000000" w:themeColor="text1"/>
           <w:sz w:val="24"/>
           <w:szCs w:val="24"/>
         </w:rPr>
@@ -1732,14 +1896,16 @@
       <w:r>
         <w:rPr>
           <w:rFonts w:asciiTheme="minorHAnsi" w:hAnsiTheme="minorHAnsi"/>
-          <w:sz w:val="24"/>
-          <w:szCs w:val="24"/>
-        </w:rPr>
-        <w:t xml:space="preserve"> </w:t>
-      </w:r>
-      <w:r>
-        <w:rPr>
-          <w:rFonts w:asciiTheme="minorHAnsi" w:hAnsiTheme="minorHAnsi"/>
+          <w:color w:val="000000" w:themeColor="text1"/>
+          <w:sz w:val="24"/>
+          <w:szCs w:val="24"/>
+        </w:rPr>
+        <w:t xml:space="preserve"> </w:t>
+      </w:r>
+      <w:r>
+        <w:rPr>
+          <w:rFonts w:asciiTheme="minorHAnsi" w:hAnsiTheme="minorHAnsi"/>
+          <w:color w:val="000000" w:themeColor="text1"/>
           <w:sz w:val="24"/>
           <w:szCs w:val="24"/>
         </w:rPr>
@@ -1752,14 +1918,16 @@
         <w:jc w:val="both"/>
         <w:rPr>
           <w:rFonts w:asciiTheme="minorHAnsi" w:hAnsiTheme="minorHAnsi"/>
-          <w:sz w:val="24"/>
-          <w:szCs w:val="24"/>
-        </w:rPr>
-      </w:pPr>
-      <w:r>
-        <w:rPr>
-          <w:rStyle w:val="s2"/>
-          <w:rFonts w:asciiTheme="minorHAnsi" w:hAnsiTheme="minorHAnsi"/>
+          <w:color w:val="000000" w:themeColor="text1"/>
+          <w:sz w:val="24"/>
+          <w:szCs w:val="24"/>
+        </w:rPr>
+      </w:pPr>
+      <w:r>
+        <w:rPr>
+          <w:rStyle w:val="s2"/>
+          <w:rFonts w:asciiTheme="minorHAnsi" w:hAnsiTheme="minorHAnsi"/>
+          <w:color w:val="000000" w:themeColor="text1"/>
           <w:sz w:val="24"/>
           <w:szCs w:val="24"/>
         </w:rPr>
@@ -1771,6 +1939,7 @@
           <w:rFonts w:asciiTheme="minorHAnsi" w:hAnsiTheme="minorHAnsi"/>
           <w:b/>
           <w:bCs/>
+          <w:color w:val="000000" w:themeColor="text1"/>
           <w:sz w:val="24"/>
           <w:szCs w:val="24"/>
         </w:rPr>
@@ -1779,6 +1948,7 @@
       <w:r>
         <w:rPr>
           <w:rFonts w:asciiTheme="minorHAnsi" w:hAnsiTheme="minorHAnsi"/>
+          <w:color w:val="000000" w:themeColor="text1"/>
           <w:sz w:val="24"/>
           <w:szCs w:val="24"/>
         </w:rPr>
@@ -1787,14 +1957,16 @@
       <w:r>
         <w:rPr>
           <w:rFonts w:asciiTheme="minorHAnsi" w:hAnsiTheme="minorHAnsi"/>
-          <w:sz w:val="24"/>
-          <w:szCs w:val="24"/>
-        </w:rPr>
-        <w:t xml:space="preserve"> </w:t>
-      </w:r>
-      <w:r>
-        <w:rPr>
-          <w:rFonts w:asciiTheme="minorHAnsi" w:hAnsiTheme="minorHAnsi"/>
+          <w:color w:val="000000" w:themeColor="text1"/>
+          <w:sz w:val="24"/>
+          <w:szCs w:val="24"/>
+        </w:rPr>
+        <w:t xml:space="preserve"> </w:t>
+      </w:r>
+      <w:r>
+        <w:rPr>
+          <w:rFonts w:asciiTheme="minorHAnsi" w:hAnsiTheme="minorHAnsi"/>
+          <w:color w:val="000000" w:themeColor="text1"/>
           <w:sz w:val="24"/>
           <w:szCs w:val="24"/>
         </w:rPr>
@@ -1803,14 +1975,16 @@
       <w:r>
         <w:rPr>
           <w:rFonts w:asciiTheme="minorHAnsi" w:hAnsiTheme="minorHAnsi"/>
-          <w:sz w:val="24"/>
-          <w:szCs w:val="24"/>
-        </w:rPr>
-        <w:t xml:space="preserve"> </w:t>
-      </w:r>
-      <w:r>
-        <w:rPr>
-          <w:rFonts w:asciiTheme="minorHAnsi" w:hAnsiTheme="minorHAnsi"/>
+          <w:color w:val="000000" w:themeColor="text1"/>
+          <w:sz w:val="24"/>
+          <w:szCs w:val="24"/>
+        </w:rPr>
+        <w:t xml:space="preserve"> </w:t>
+      </w:r>
+      <w:r>
+        <w:rPr>
+          <w:rFonts w:asciiTheme="minorHAnsi" w:hAnsiTheme="minorHAnsi"/>
+          <w:color w:val="000000" w:themeColor="text1"/>
           <w:sz w:val="24"/>
           <w:szCs w:val="24"/>
         </w:rPr>
@@ -1823,14 +1997,16 @@
         <w:jc w:val="both"/>
         <w:rPr>
           <w:rFonts w:asciiTheme="minorHAnsi" w:hAnsiTheme="minorHAnsi"/>
-          <w:sz w:val="24"/>
-          <w:szCs w:val="24"/>
-        </w:rPr>
-      </w:pPr>
-      <w:r>
-        <w:rPr>
-          <w:rStyle w:val="s2"/>
-          <w:rFonts w:asciiTheme="minorHAnsi" w:hAnsiTheme="minorHAnsi"/>
+          <w:color w:val="000000" w:themeColor="text1"/>
+          <w:sz w:val="24"/>
+          <w:szCs w:val="24"/>
+        </w:rPr>
+      </w:pPr>
+      <w:r>
+        <w:rPr>
+          <w:rStyle w:val="s2"/>
+          <w:rFonts w:asciiTheme="minorHAnsi" w:hAnsiTheme="minorHAnsi"/>
+          <w:color w:val="000000" w:themeColor="text1"/>
           <w:sz w:val="24"/>
           <w:szCs w:val="24"/>
         </w:rPr>
@@ -1842,6 +2018,7 @@
           <w:rFonts w:asciiTheme="minorHAnsi" w:hAnsiTheme="minorHAnsi"/>
           <w:b/>
           <w:bCs/>
+          <w:color w:val="000000" w:themeColor="text1"/>
           <w:sz w:val="24"/>
           <w:szCs w:val="24"/>
         </w:rPr>
@@ -1850,6 +2027,7 @@
       <w:r>
         <w:rPr>
           <w:rFonts w:asciiTheme="minorHAnsi" w:hAnsiTheme="minorHAnsi"/>
+          <w:color w:val="000000" w:themeColor="text1"/>
           <w:sz w:val="24"/>
           <w:szCs w:val="24"/>
         </w:rPr>
@@ -1858,6 +2036,7 @@
       <w:r>
         <w:rPr>
           <w:rFonts w:asciiTheme="minorHAnsi" w:hAnsiTheme="minorHAnsi"/>
+          <w:color w:val="000000" w:themeColor="text1"/>
           <w:sz w:val="24"/>
           <w:szCs w:val="24"/>
         </w:rPr>
@@ -1866,6 +2045,7 @@
       <w:r>
         <w:rPr>
           <w:rFonts w:asciiTheme="minorHAnsi" w:hAnsiTheme="minorHAnsi"/>
+          <w:color w:val="000000" w:themeColor="text1"/>
           <w:sz w:val="24"/>
           <w:szCs w:val="24"/>
         </w:rPr>
@@ -1874,14 +2054,16 @@
       <w:r>
         <w:rPr>
           <w:rFonts w:asciiTheme="minorHAnsi" w:hAnsiTheme="minorHAnsi"/>
-          <w:sz w:val="24"/>
-          <w:szCs w:val="24"/>
-        </w:rPr>
-        <w:t xml:space="preserve"> </w:t>
-      </w:r>
-      <w:r>
-        <w:rPr>
-          <w:rFonts w:asciiTheme="minorHAnsi" w:hAnsiTheme="minorHAnsi"/>
+          <w:color w:val="000000" w:themeColor="text1"/>
+          <w:sz w:val="24"/>
+          <w:szCs w:val="24"/>
+        </w:rPr>
+        <w:t xml:space="preserve"> </w:t>
+      </w:r>
+      <w:r>
+        <w:rPr>
+          <w:rFonts w:asciiTheme="minorHAnsi" w:hAnsiTheme="minorHAnsi"/>
+          <w:color w:val="000000" w:themeColor="text1"/>
           <w:sz w:val="24"/>
           <w:szCs w:val="24"/>
         </w:rPr>
@@ -1894,14 +2076,16 @@
         <w:jc w:val="both"/>
         <w:rPr>
           <w:rFonts w:asciiTheme="minorHAnsi" w:hAnsiTheme="minorHAnsi"/>
-          <w:sz w:val="24"/>
-          <w:szCs w:val="24"/>
-        </w:rPr>
-      </w:pPr>
-      <w:r>
-        <w:rPr>
-          <w:rStyle w:val="s2"/>
-          <w:rFonts w:asciiTheme="minorHAnsi" w:hAnsiTheme="minorHAnsi"/>
+          <w:color w:val="000000" w:themeColor="text1"/>
+          <w:sz w:val="24"/>
+          <w:szCs w:val="24"/>
+        </w:rPr>
+      </w:pPr>
+      <w:r>
+        <w:rPr>
+          <w:rStyle w:val="s2"/>
+          <w:rFonts w:asciiTheme="minorHAnsi" w:hAnsiTheme="minorHAnsi"/>
+          <w:color w:val="000000" w:themeColor="text1"/>
           <w:sz w:val="24"/>
           <w:szCs w:val="24"/>
         </w:rPr>
@@ -1913,6 +2097,7 @@
           <w:rFonts w:asciiTheme="minorHAnsi" w:hAnsiTheme="minorHAnsi"/>
           <w:b/>
           <w:bCs/>
+          <w:color w:val="000000" w:themeColor="text1"/>
           <w:sz w:val="24"/>
           <w:szCs w:val="24"/>
         </w:rPr>
@@ -1921,6 +2106,7 @@
       <w:r>
         <w:rPr>
           <w:rFonts w:asciiTheme="minorHAnsi" w:hAnsiTheme="minorHAnsi"/>
+          <w:color w:val="000000" w:themeColor="text1"/>
           <w:sz w:val="24"/>
           <w:szCs w:val="24"/>
         </w:rPr>
@@ -1934,6 +2120,7 @@
         <w:jc w:val="both"/>
         <w:rPr>
           <w:rFonts w:asciiTheme="minorHAnsi" w:hAnsiTheme="minorHAnsi"/>
+          <w:color w:val="000000" w:themeColor="text1"/>
           <w:sz w:val="24"/>
           <w:szCs w:val="24"/>
         </w:rPr>
@@ -1944,6 +2131,7 @@
           <w:rFonts w:asciiTheme="minorHAnsi" w:hAnsiTheme="minorHAnsi"/>
           <w:b/>
           <w:bCs/>
+          <w:color w:val="000000" w:themeColor="text1"/>
           <w:sz w:val="24"/>
           <w:szCs w:val="24"/>
         </w:rPr>
@@ -1954,6 +2142,7 @@
           <w:rFonts w:asciiTheme="minorHAnsi" w:hAnsiTheme="minorHAnsi"/>
           <w:b/>
           <w:bCs/>
+          <w:color w:val="000000" w:themeColor="text1"/>
           <w:sz w:val="24"/>
           <w:szCs w:val="24"/>
         </w:rPr>
@@ -1966,14 +2155,16 @@
         <w:jc w:val="both"/>
         <w:rPr>
           <w:rFonts w:asciiTheme="minorHAnsi" w:hAnsiTheme="minorHAnsi"/>
-          <w:sz w:val="24"/>
-          <w:szCs w:val="24"/>
-        </w:rPr>
-      </w:pPr>
-      <w:r>
-        <w:rPr>
-          <w:rStyle w:val="s2"/>
-          <w:rFonts w:asciiTheme="minorHAnsi" w:hAnsiTheme="minorHAnsi"/>
+          <w:color w:val="000000" w:themeColor="text1"/>
+          <w:sz w:val="24"/>
+          <w:szCs w:val="24"/>
+        </w:rPr>
+      </w:pPr>
+      <w:r>
+        <w:rPr>
+          <w:rStyle w:val="s2"/>
+          <w:rFonts w:asciiTheme="minorHAnsi" w:hAnsiTheme="minorHAnsi"/>
+          <w:color w:val="000000" w:themeColor="text1"/>
           <w:sz w:val="24"/>
           <w:szCs w:val="24"/>
         </w:rPr>
@@ -1985,6 +2176,7 @@
           <w:rFonts w:asciiTheme="minorHAnsi" w:hAnsiTheme="minorHAnsi"/>
           <w:b/>
           <w:bCs/>
+          <w:color w:val="000000" w:themeColor="text1"/>
           <w:sz w:val="24"/>
           <w:szCs w:val="24"/>
         </w:rPr>
@@ -1993,6 +2185,7 @@
       <w:r>
         <w:rPr>
           <w:rFonts w:asciiTheme="minorHAnsi" w:hAnsiTheme="minorHAnsi"/>
+          <w:color w:val="000000" w:themeColor="text1"/>
           <w:sz w:val="24"/>
           <w:szCs w:val="24"/>
         </w:rPr>
@@ -2001,14 +2194,16 @@
       <w:r>
         <w:rPr>
           <w:rFonts w:asciiTheme="minorHAnsi" w:hAnsiTheme="minorHAnsi"/>
-          <w:sz w:val="24"/>
-          <w:szCs w:val="24"/>
-        </w:rPr>
-        <w:t xml:space="preserve"> </w:t>
-      </w:r>
-      <w:r>
-        <w:rPr>
-          <w:rFonts w:asciiTheme="minorHAnsi" w:hAnsiTheme="minorHAnsi"/>
+          <w:color w:val="000000" w:themeColor="text1"/>
+          <w:sz w:val="24"/>
+          <w:szCs w:val="24"/>
+        </w:rPr>
+        <w:t xml:space="preserve"> </w:t>
+      </w:r>
+      <w:r>
+        <w:rPr>
+          <w:rFonts w:asciiTheme="minorHAnsi" w:hAnsiTheme="minorHAnsi"/>
+          <w:color w:val="000000" w:themeColor="text1"/>
           <w:sz w:val="24"/>
           <w:szCs w:val="24"/>
         </w:rPr>
@@ -2021,14 +2216,16 @@
         <w:jc w:val="both"/>
         <w:rPr>
           <w:rFonts w:asciiTheme="minorHAnsi" w:hAnsiTheme="minorHAnsi"/>
-          <w:sz w:val="24"/>
-          <w:szCs w:val="24"/>
-        </w:rPr>
-      </w:pPr>
-      <w:r>
-        <w:rPr>
-          <w:rStyle w:val="s2"/>
-          <w:rFonts w:asciiTheme="minorHAnsi" w:hAnsiTheme="minorHAnsi"/>
+          <w:color w:val="000000" w:themeColor="text1"/>
+          <w:sz w:val="24"/>
+          <w:szCs w:val="24"/>
+        </w:rPr>
+      </w:pPr>
+      <w:r>
+        <w:rPr>
+          <w:rStyle w:val="s2"/>
+          <w:rFonts w:asciiTheme="minorHAnsi" w:hAnsiTheme="minorHAnsi"/>
+          <w:color w:val="000000" w:themeColor="text1"/>
           <w:sz w:val="24"/>
           <w:szCs w:val="24"/>
         </w:rPr>
@@ -2040,6 +2237,7 @@
           <w:rFonts w:asciiTheme="minorHAnsi" w:hAnsiTheme="minorHAnsi"/>
           <w:b/>
           <w:bCs/>
+          <w:color w:val="000000" w:themeColor="text1"/>
           <w:sz w:val="24"/>
           <w:szCs w:val="24"/>
         </w:rPr>
@@ -2048,6 +2246,7 @@
       <w:r>
         <w:rPr>
           <w:rFonts w:asciiTheme="minorHAnsi" w:hAnsiTheme="minorHAnsi"/>
+          <w:color w:val="000000" w:themeColor="text1"/>
           <w:sz w:val="24"/>
           <w:szCs w:val="24"/>
         </w:rPr>
@@ -2056,14 +2255,16 @@
       <w:r>
         <w:rPr>
           <w:rFonts w:asciiTheme="minorHAnsi" w:hAnsiTheme="minorHAnsi"/>
-          <w:sz w:val="24"/>
-          <w:szCs w:val="24"/>
-        </w:rPr>
-        <w:t xml:space="preserve"> </w:t>
-      </w:r>
-      <w:r>
-        <w:rPr>
-          <w:rFonts w:asciiTheme="minorHAnsi" w:hAnsiTheme="minorHAnsi"/>
+          <w:color w:val="000000" w:themeColor="text1"/>
+          <w:sz w:val="24"/>
+          <w:szCs w:val="24"/>
+        </w:rPr>
+        <w:t xml:space="preserve"> </w:t>
+      </w:r>
+      <w:r>
+        <w:rPr>
+          <w:rFonts w:asciiTheme="minorHAnsi" w:hAnsiTheme="minorHAnsi"/>
+          <w:color w:val="000000" w:themeColor="text1"/>
           <w:sz w:val="24"/>
           <w:szCs w:val="24"/>
         </w:rPr>
@@ -2072,14 +2273,16 @@
       <w:r>
         <w:rPr>
           <w:rFonts w:asciiTheme="minorHAnsi" w:hAnsiTheme="minorHAnsi"/>
-          <w:sz w:val="24"/>
-          <w:szCs w:val="24"/>
-        </w:rPr>
-        <w:t xml:space="preserve"> </w:t>
-      </w:r>
-      <w:r>
-        <w:rPr>
-          <w:rFonts w:asciiTheme="minorHAnsi" w:hAnsiTheme="minorHAnsi"/>
+          <w:color w:val="000000" w:themeColor="text1"/>
+          <w:sz w:val="24"/>
+          <w:szCs w:val="24"/>
+        </w:rPr>
+        <w:t xml:space="preserve"> </w:t>
+      </w:r>
+      <w:r>
+        <w:rPr>
+          <w:rFonts w:asciiTheme="minorHAnsi" w:hAnsiTheme="minorHAnsi"/>
+          <w:color w:val="000000" w:themeColor="text1"/>
           <w:sz w:val="24"/>
           <w:szCs w:val="24"/>
         </w:rPr>
@@ -2092,14 +2295,16 @@
         <w:jc w:val="both"/>
         <w:rPr>
           <w:rFonts w:asciiTheme="minorHAnsi" w:hAnsiTheme="minorHAnsi"/>
-          <w:sz w:val="24"/>
-          <w:szCs w:val="24"/>
-        </w:rPr>
-      </w:pPr>
-      <w:r>
-        <w:rPr>
-          <w:rStyle w:val="s2"/>
-          <w:rFonts w:asciiTheme="minorHAnsi" w:hAnsiTheme="minorHAnsi"/>
+          <w:color w:val="000000" w:themeColor="text1"/>
+          <w:sz w:val="24"/>
+          <w:szCs w:val="24"/>
+        </w:rPr>
+      </w:pPr>
+      <w:r>
+        <w:rPr>
+          <w:rStyle w:val="s2"/>
+          <w:rFonts w:asciiTheme="minorHAnsi" w:hAnsiTheme="minorHAnsi"/>
+          <w:color w:val="000000" w:themeColor="text1"/>
           <w:sz w:val="24"/>
           <w:szCs w:val="24"/>
         </w:rPr>
@@ -2111,6 +2316,7 @@
           <w:rFonts w:asciiTheme="minorHAnsi" w:hAnsiTheme="minorHAnsi"/>
           <w:b/>
           <w:bCs/>
+          <w:color w:val="000000" w:themeColor="text1"/>
           <w:sz w:val="24"/>
           <w:szCs w:val="24"/>
         </w:rPr>
@@ -2119,6 +2325,7 @@
       <w:r>
         <w:rPr>
           <w:rFonts w:asciiTheme="minorHAnsi" w:hAnsiTheme="minorHAnsi"/>
+          <w:color w:val="000000" w:themeColor="text1"/>
           <w:sz w:val="24"/>
           <w:szCs w:val="24"/>
         </w:rPr>
@@ -2132,14 +2339,16 @@
         <w:jc w:val="both"/>
         <w:rPr>
           <w:rFonts w:asciiTheme="minorHAnsi" w:hAnsiTheme="minorHAnsi"/>
-          <w:sz w:val="24"/>
-          <w:szCs w:val="24"/>
-        </w:rPr>
-      </w:pPr>
-      <w:r>
-        <w:rPr>
-          <w:rStyle w:val="s2"/>
-          <w:rFonts w:asciiTheme="minorHAnsi" w:hAnsiTheme="minorHAnsi"/>
+          <w:color w:val="000000" w:themeColor="text1"/>
+          <w:sz w:val="24"/>
+          <w:szCs w:val="24"/>
+        </w:rPr>
+      </w:pPr>
+      <w:r>
+        <w:rPr>
+          <w:rStyle w:val="s2"/>
+          <w:rFonts w:asciiTheme="minorHAnsi" w:hAnsiTheme="minorHAnsi"/>
+          <w:color w:val="000000" w:themeColor="text1"/>
           <w:sz w:val="24"/>
           <w:szCs w:val="24"/>
         </w:rPr>
@@ -2151,6 +2360,7 @@
           <w:rFonts w:asciiTheme="minorHAnsi" w:hAnsiTheme="minorHAnsi"/>
           <w:b/>
           <w:bCs/>
+          <w:color w:val="000000" w:themeColor="text1"/>
           <w:sz w:val="24"/>
           <w:szCs w:val="24"/>
         </w:rPr>
@@ -2159,6 +2369,7 @@
       <w:r>
         <w:rPr>
           <w:rFonts w:asciiTheme="minorHAnsi" w:hAnsiTheme="minorHAnsi"/>
+          <w:color w:val="000000" w:themeColor="text1"/>
           <w:sz w:val="24"/>
           <w:szCs w:val="24"/>
         </w:rPr>
@@ -2171,6 +2382,7 @@
         <w:jc w:val="both"/>
         <w:rPr>
           <w:rFonts w:asciiTheme="minorHAnsi" w:hAnsiTheme="minorHAnsi"/>
+          <w:color w:val="000000" w:themeColor="text1"/>
           <w:sz w:val="24"/>
           <w:szCs w:val="24"/>
         </w:rPr>
@@ -2181,6 +2393,7 @@
           <w:rFonts w:asciiTheme="minorHAnsi" w:hAnsiTheme="minorHAnsi"/>
           <w:b/>
           <w:bCs/>
+          <w:color w:val="000000" w:themeColor="text1"/>
           <w:sz w:val="24"/>
           <w:szCs w:val="24"/>
         </w:rPr>
@@ -2191,6 +2404,7 @@
           <w:rFonts w:asciiTheme="minorHAnsi" w:hAnsiTheme="minorHAnsi"/>
           <w:b/>
           <w:bCs/>
+          <w:color w:val="000000" w:themeColor="text1"/>
           <w:sz w:val="24"/>
           <w:szCs w:val="24"/>
         </w:rPr>
@@ -2203,22 +2417,25 @@
         <w:jc w:val="both"/>
         <w:rPr>
           <w:rFonts w:asciiTheme="minorHAnsi" w:hAnsiTheme="minorHAnsi"/>
-          <w:sz w:val="24"/>
-          <w:szCs w:val="24"/>
-        </w:rPr>
-      </w:pPr>
-      <w:r>
-        <w:rPr>
-          <w:rStyle w:val="s2"/>
-          <w:rFonts w:asciiTheme="minorHAnsi" w:hAnsiTheme="minorHAnsi"/>
-          <w:sz w:val="24"/>
-          <w:szCs w:val="24"/>
-        </w:rPr>
-        <w:t xml:space="preserve">• </w:t>
-      </w:r>
-      <w:r>
-        <w:rPr>
-          <w:rFonts w:asciiTheme="minorHAnsi" w:hAnsiTheme="minorHAnsi"/>
+          <w:color w:val="000000" w:themeColor="text1"/>
+          <w:sz w:val="24"/>
+          <w:szCs w:val="24"/>
+        </w:rPr>
+      </w:pPr>
+      <w:r>
+        <w:rPr>
+          <w:rStyle w:val="s2"/>
+          <w:rFonts w:asciiTheme="minorHAnsi" w:hAnsiTheme="minorHAnsi"/>
+          <w:color w:val="000000" w:themeColor="text1"/>
+          <w:sz w:val="24"/>
+          <w:szCs w:val="24"/>
+        </w:rPr>
+        <w:t xml:space="preserve">• </w:t>
+      </w:r>
+      <w:r>
+        <w:rPr>
+          <w:rFonts w:asciiTheme="minorHAnsi" w:hAnsiTheme="minorHAnsi"/>
+          <w:color w:val="000000" w:themeColor="text1"/>
           <w:sz w:val="24"/>
           <w:szCs w:val="24"/>
         </w:rPr>
@@ -2227,14 +2444,16 @@
       <w:r>
         <w:rPr>
           <w:rFonts w:asciiTheme="minorHAnsi" w:hAnsiTheme="minorHAnsi"/>
-          <w:sz w:val="24"/>
-          <w:szCs w:val="24"/>
-        </w:rPr>
-        <w:t xml:space="preserve"> </w:t>
-      </w:r>
-      <w:r>
-        <w:rPr>
-          <w:rFonts w:asciiTheme="minorHAnsi" w:hAnsiTheme="minorHAnsi"/>
+          <w:color w:val="000000" w:themeColor="text1"/>
+          <w:sz w:val="24"/>
+          <w:szCs w:val="24"/>
+        </w:rPr>
+        <w:t xml:space="preserve"> </w:t>
+      </w:r>
+      <w:r>
+        <w:rPr>
+          <w:rFonts w:asciiTheme="minorHAnsi" w:hAnsiTheme="minorHAnsi"/>
+          <w:color w:val="000000" w:themeColor="text1"/>
           <w:sz w:val="24"/>
           <w:szCs w:val="24"/>
         </w:rPr>
@@ -2247,14 +2466,16 @@
         <w:jc w:val="both"/>
         <w:rPr>
           <w:rFonts w:asciiTheme="minorHAnsi" w:hAnsiTheme="minorHAnsi"/>
-          <w:sz w:val="24"/>
-          <w:szCs w:val="24"/>
-        </w:rPr>
-      </w:pPr>
-      <w:r>
-        <w:rPr>
-          <w:rStyle w:val="s2"/>
-          <w:rFonts w:asciiTheme="minorHAnsi" w:hAnsiTheme="minorHAnsi"/>
+          <w:color w:val="000000" w:themeColor="text1"/>
+          <w:sz w:val="24"/>
+          <w:szCs w:val="24"/>
+        </w:rPr>
+      </w:pPr>
+      <w:r>
+        <w:rPr>
+          <w:rStyle w:val="s2"/>
+          <w:rFonts w:asciiTheme="minorHAnsi" w:hAnsiTheme="minorHAnsi"/>
+          <w:color w:val="000000" w:themeColor="text1"/>
           <w:sz w:val="24"/>
           <w:szCs w:val="24"/>
         </w:rPr>
@@ -2266,6 +2487,7 @@
           <w:rFonts w:asciiTheme="minorHAnsi" w:hAnsiTheme="minorHAnsi"/>
           <w:b/>
           <w:bCs/>
+          <w:color w:val="000000" w:themeColor="text1"/>
           <w:sz w:val="24"/>
           <w:szCs w:val="24"/>
         </w:rPr>
@@ -2274,6 +2496,7 @@
       <w:r>
         <w:rPr>
           <w:rFonts w:asciiTheme="minorHAnsi" w:hAnsiTheme="minorHAnsi"/>
+          <w:color w:val="000000" w:themeColor="text1"/>
           <w:sz w:val="24"/>
           <w:szCs w:val="24"/>
         </w:rPr>
@@ -2282,14 +2505,16 @@
       <w:r>
         <w:rPr>
           <w:rFonts w:asciiTheme="minorHAnsi" w:hAnsiTheme="minorHAnsi"/>
-          <w:sz w:val="24"/>
-          <w:szCs w:val="24"/>
-        </w:rPr>
-        <w:t xml:space="preserve"> </w:t>
-      </w:r>
-      <w:r>
-        <w:rPr>
-          <w:rFonts w:asciiTheme="minorHAnsi" w:hAnsiTheme="minorHAnsi"/>
+          <w:color w:val="000000" w:themeColor="text1"/>
+          <w:sz w:val="24"/>
+          <w:szCs w:val="24"/>
+        </w:rPr>
+        <w:t xml:space="preserve"> </w:t>
+      </w:r>
+      <w:r>
+        <w:rPr>
+          <w:rFonts w:asciiTheme="minorHAnsi" w:hAnsiTheme="minorHAnsi"/>
+          <w:color w:val="000000" w:themeColor="text1"/>
           <w:sz w:val="24"/>
           <w:szCs w:val="24"/>
         </w:rPr>
@@ -2298,14 +2523,16 @@
       <w:r>
         <w:rPr>
           <w:rFonts w:asciiTheme="minorHAnsi" w:hAnsiTheme="minorHAnsi"/>
-          <w:sz w:val="24"/>
-          <w:szCs w:val="24"/>
-        </w:rPr>
-        <w:t xml:space="preserve"> </w:t>
-      </w:r>
-      <w:r>
-        <w:rPr>
-          <w:rFonts w:asciiTheme="minorHAnsi" w:hAnsiTheme="minorHAnsi"/>
+          <w:color w:val="000000" w:themeColor="text1"/>
+          <w:sz w:val="24"/>
+          <w:szCs w:val="24"/>
+        </w:rPr>
+        <w:t xml:space="preserve"> </w:t>
+      </w:r>
+      <w:r>
+        <w:rPr>
+          <w:rFonts w:asciiTheme="minorHAnsi" w:hAnsiTheme="minorHAnsi"/>
+          <w:color w:val="000000" w:themeColor="text1"/>
           <w:sz w:val="24"/>
           <w:szCs w:val="24"/>
         </w:rPr>
@@ -2319,14 +2546,16 @@
         <w:jc w:val="both"/>
         <w:rPr>
           <w:rFonts w:asciiTheme="minorHAnsi" w:hAnsiTheme="minorHAnsi"/>
-          <w:sz w:val="24"/>
-          <w:szCs w:val="24"/>
-        </w:rPr>
-      </w:pPr>
-      <w:r>
-        <w:rPr>
-          <w:rStyle w:val="s2"/>
-          <w:rFonts w:asciiTheme="minorHAnsi" w:hAnsiTheme="minorHAnsi"/>
+          <w:color w:val="000000" w:themeColor="text1"/>
+          <w:sz w:val="24"/>
+          <w:szCs w:val="24"/>
+        </w:rPr>
+      </w:pPr>
+      <w:r>
+        <w:rPr>
+          <w:rStyle w:val="s2"/>
+          <w:rFonts w:asciiTheme="minorHAnsi" w:hAnsiTheme="minorHAnsi"/>
+          <w:color w:val="000000" w:themeColor="text1"/>
           <w:sz w:val="24"/>
           <w:szCs w:val="24"/>
         </w:rPr>
@@ -2338,6 +2567,7 @@
           <w:rFonts w:asciiTheme="minorHAnsi" w:hAnsiTheme="minorHAnsi"/>
           <w:b/>
           <w:bCs/>
+          <w:color w:val="000000" w:themeColor="text1"/>
           <w:sz w:val="24"/>
           <w:szCs w:val="24"/>
         </w:rPr>
@@ -2346,6 +2576,7 @@
       <w:r>
         <w:rPr>
           <w:rFonts w:asciiTheme="minorHAnsi" w:hAnsiTheme="minorHAnsi"/>
+          <w:color w:val="000000" w:themeColor="text1"/>
           <w:sz w:val="24"/>
           <w:szCs w:val="24"/>
         </w:rPr>
@@ -2354,14 +2585,16 @@
       <w:r>
         <w:rPr>
           <w:rFonts w:asciiTheme="minorHAnsi" w:hAnsiTheme="minorHAnsi"/>
-          <w:sz w:val="24"/>
-          <w:szCs w:val="24"/>
-        </w:rPr>
-        <w:t xml:space="preserve"> </w:t>
-      </w:r>
-      <w:r>
-        <w:rPr>
-          <w:rFonts w:asciiTheme="minorHAnsi" w:hAnsiTheme="minorHAnsi"/>
+          <w:color w:val="000000" w:themeColor="text1"/>
+          <w:sz w:val="24"/>
+          <w:szCs w:val="24"/>
+        </w:rPr>
+        <w:t xml:space="preserve"> </w:t>
+      </w:r>
+      <w:r>
+        <w:rPr>
+          <w:rFonts w:asciiTheme="minorHAnsi" w:hAnsiTheme="minorHAnsi"/>
+          <w:color w:val="000000" w:themeColor="text1"/>
           <w:sz w:val="24"/>
           <w:szCs w:val="24"/>
         </w:rPr>
@@ -2374,6 +2607,7 @@
         <w:jc w:val="both"/>
         <w:rPr>
           <w:rFonts w:asciiTheme="minorHAnsi" w:hAnsiTheme="minorHAnsi"/>
+          <w:color w:val="000000" w:themeColor="text1"/>
           <w:sz w:val="24"/>
           <w:szCs w:val="24"/>
         </w:rPr>
@@ -2388,44 +2622,316 @@
           <w:sz w:val="24"/>
           <w:szCs w:val="24"/>
         </w:rPr>
-        <w:t>10</w:t>
-      </w:r>
+        <w:t xml:space="preserve">10. </w:t>
+      </w:r>
+      <w:r>
+        <w:rPr>
+          <w:rFonts w:asciiTheme="minorHAnsi" w:hAnsiTheme="minorHAnsi"/>
+          <w:b/>
+          <w:bCs/>
+          <w:color w:val="000000" w:themeColor="text1"/>
+          <w:sz w:val="24"/>
+          <w:szCs w:val="24"/>
+        </w:rPr>
+        <w:t>Tell me about a time you had to influence a decision without formal authority.</w:t>
+      </w:r>
+    </w:p>
+    <w:p>
+      <w:pPr>
+        <w:pStyle w:val="p3"/>
+        <w:jc w:val="both"/>
+        <w:rPr>
+          <w:rFonts w:asciiTheme="minorHAnsi" w:hAnsiTheme="minorHAnsi"/>
+          <w:color w:val="000000" w:themeColor="text1"/>
+          <w:sz w:val="24"/>
+          <w:szCs w:val="24"/>
+        </w:rPr>
+      </w:pPr>
+      <w:r>
+        <w:rPr>
+          <w:rStyle w:val="s2"/>
+          <w:rFonts w:asciiTheme="minorHAnsi" w:hAnsiTheme="minorHAnsi"/>
+          <w:color w:val="000000" w:themeColor="text1"/>
+          <w:sz w:val="24"/>
+          <w:szCs w:val="24"/>
+        </w:rPr>
+        <w:t xml:space="preserve">• </w:t>
+      </w:r>
+      <w:r>
+        <w:rPr>
+          <w:rStyle w:val="s3"/>
+          <w:rFonts w:asciiTheme="minorHAnsi" w:hAnsiTheme="minorHAnsi"/>
+          <w:b/>
+          <w:bCs/>
+          <w:color w:val="000000" w:themeColor="text1"/>
+          <w:sz w:val="24"/>
+          <w:szCs w:val="24"/>
+        </w:rPr>
+        <w:t xml:space="preserve">Situation: </w:t>
+      </w:r>
+      <w:r>
+        <w:rPr>
+          <w:rFonts w:asciiTheme="minorHAnsi" w:hAnsiTheme="minorHAnsi"/>
+          <w:color w:val="000000" w:themeColor="text1"/>
+          <w:sz w:val="24"/>
+          <w:szCs w:val="24"/>
+        </w:rPr>
+        <w:t>Your Voice Student Network at CDU — you represent students but hold no decision-making power</w:t>
+      </w:r>
+      <w:r>
+        <w:rPr>
+          <w:rFonts w:asciiTheme="minorHAnsi" w:hAnsiTheme="minorHAnsi"/>
+          <w:color w:val="000000" w:themeColor="text1"/>
+          <w:sz w:val="24"/>
+          <w:szCs w:val="24"/>
+        </w:rPr>
+        <w:t xml:space="preserve"> </w:t>
+      </w:r>
+      <w:r>
+        <w:rPr>
+          <w:rFonts w:asciiTheme="minorHAnsi" w:hAnsiTheme="minorHAnsi"/>
+          <w:color w:val="000000" w:themeColor="text1"/>
+          <w:sz w:val="24"/>
+          <w:szCs w:val="24"/>
+        </w:rPr>
+        <w:t>over the university.</w:t>
+      </w:r>
+    </w:p>
+    <w:p>
+      <w:pPr>
+        <w:pStyle w:val="p3"/>
+        <w:jc w:val="both"/>
+        <w:rPr>
+          <w:rFonts w:asciiTheme="minorHAnsi" w:hAnsiTheme="minorHAnsi"/>
+          <w:color w:val="000000" w:themeColor="text1"/>
+          <w:sz w:val="24"/>
+          <w:szCs w:val="24"/>
+        </w:rPr>
+      </w:pPr>
+      <w:r>
+        <w:rPr>
+          <w:rStyle w:val="s2"/>
+          <w:rFonts w:asciiTheme="minorHAnsi" w:hAnsiTheme="minorHAnsi"/>
+          <w:color w:val="000000" w:themeColor="text1"/>
+          <w:sz w:val="24"/>
+          <w:szCs w:val="24"/>
+        </w:rPr>
+        <w:t xml:space="preserve">• </w:t>
+      </w:r>
+      <w:r>
+        <w:rPr>
+          <w:rStyle w:val="s3"/>
+          <w:rFonts w:asciiTheme="minorHAnsi" w:hAnsiTheme="minorHAnsi"/>
+          <w:b/>
+          <w:bCs/>
+          <w:color w:val="000000" w:themeColor="text1"/>
+          <w:sz w:val="24"/>
+          <w:szCs w:val="24"/>
+        </w:rPr>
+        <w:t xml:space="preserve">Action: </w:t>
+      </w:r>
+      <w:r>
+        <w:rPr>
+          <w:rFonts w:asciiTheme="minorHAnsi" w:hAnsiTheme="minorHAnsi"/>
+          <w:color w:val="000000" w:themeColor="text1"/>
+          <w:sz w:val="24"/>
+          <w:szCs w:val="24"/>
+        </w:rPr>
+        <w:t>You gathered feedback from a range of students rather than relying on one loud anecdote, grouped it</w:t>
+      </w:r>
+      <w:r>
+        <w:rPr>
+          <w:rFonts w:asciiTheme="minorHAnsi" w:hAnsiTheme="minorHAnsi"/>
+          <w:color w:val="000000" w:themeColor="text1"/>
+          <w:sz w:val="24"/>
+          <w:szCs w:val="24"/>
+        </w:rPr>
+        <w:t xml:space="preserve"> </w:t>
+      </w:r>
+      <w:r>
+        <w:rPr>
+          <w:rFonts w:asciiTheme="minorHAnsi" w:hAnsiTheme="minorHAnsi"/>
+          <w:color w:val="000000" w:themeColor="text1"/>
+          <w:sz w:val="24"/>
+          <w:szCs w:val="24"/>
+        </w:rPr>
+        <w:t>into themes so the pattern was visible, and presented it with suggested improvements attached rather than</w:t>
+      </w:r>
+      <w:r>
+        <w:rPr>
+          <w:rFonts w:asciiTheme="minorHAnsi" w:hAnsiTheme="minorHAnsi"/>
+          <w:color w:val="000000" w:themeColor="text1"/>
+          <w:sz w:val="24"/>
+          <w:szCs w:val="24"/>
+        </w:rPr>
+        <w:t xml:space="preserve"> </w:t>
+      </w:r>
+      <w:r>
+        <w:rPr>
+          <w:rFonts w:asciiTheme="minorHAnsi" w:hAnsiTheme="minorHAnsi"/>
+          <w:color w:val="000000" w:themeColor="text1"/>
+          <w:sz w:val="24"/>
+          <w:szCs w:val="24"/>
+        </w:rPr>
+        <w:t>complaints alone.</w:t>
+      </w:r>
+    </w:p>
+    <w:p>
+      <w:pPr>
+        <w:pStyle w:val="p3"/>
+        <w:jc w:val="both"/>
+        <w:rPr>
+          <w:rFonts w:asciiTheme="minorHAnsi" w:hAnsiTheme="minorHAnsi"/>
+          <w:color w:val="000000" w:themeColor="text1"/>
+          <w:sz w:val="24"/>
+          <w:szCs w:val="24"/>
+        </w:rPr>
+      </w:pPr>
+      <w:r>
+        <w:rPr>
+          <w:rStyle w:val="s2"/>
+          <w:rFonts w:asciiTheme="minorHAnsi" w:hAnsiTheme="minorHAnsi"/>
+          <w:color w:val="000000" w:themeColor="text1"/>
+          <w:sz w:val="24"/>
+          <w:szCs w:val="24"/>
+        </w:rPr>
+        <w:t xml:space="preserve">• </w:t>
+      </w:r>
+      <w:r>
+        <w:rPr>
+          <w:rStyle w:val="s3"/>
+          <w:rFonts w:asciiTheme="minorHAnsi" w:hAnsiTheme="minorHAnsi"/>
+          <w:b/>
+          <w:bCs/>
+          <w:color w:val="000000" w:themeColor="text1"/>
+          <w:sz w:val="24"/>
+          <w:szCs w:val="24"/>
+        </w:rPr>
+        <w:t xml:space="preserve">Result: </w:t>
+      </w:r>
+      <w:r>
+        <w:rPr>
+          <w:rFonts w:asciiTheme="minorHAnsi" w:hAnsiTheme="minorHAnsi"/>
+          <w:color w:val="000000" w:themeColor="text1"/>
+          <w:sz w:val="24"/>
+          <w:szCs w:val="24"/>
+        </w:rPr>
+        <w:t>Student feedback fed into university initiatives.</w:t>
+      </w:r>
+    </w:p>
+    <w:p>
+      <w:pPr>
+        <w:pStyle w:val="p3"/>
+        <w:spacing w:after="240"/>
+        <w:jc w:val="both"/>
+        <w:rPr>
+          <w:rFonts w:asciiTheme="minorHAnsi" w:hAnsiTheme="minorHAnsi"/>
+          <w:color w:val="000000" w:themeColor="text1"/>
+          <w:sz w:val="24"/>
+          <w:szCs w:val="24"/>
+        </w:rPr>
+      </w:pPr>
+      <w:r>
+        <w:rPr>
+          <w:rStyle w:val="s2"/>
+          <w:rFonts w:asciiTheme="minorHAnsi" w:hAnsiTheme="minorHAnsi"/>
+          <w:color w:val="000000" w:themeColor="text1"/>
+          <w:sz w:val="24"/>
+          <w:szCs w:val="24"/>
+        </w:rPr>
+        <w:t xml:space="preserve">• </w:t>
+      </w:r>
+      <w:r>
+        <w:rPr>
+          <w:rStyle w:val="s3"/>
+          <w:rFonts w:asciiTheme="minorHAnsi" w:hAnsiTheme="minorHAnsi"/>
+          <w:b/>
+          <w:bCs/>
+          <w:color w:val="000000" w:themeColor="text1"/>
+          <w:sz w:val="24"/>
+          <w:szCs w:val="24"/>
+        </w:rPr>
+        <w:t xml:space="preserve">Point to land: </w:t>
+      </w:r>
+      <w:r>
+        <w:rPr>
+          <w:rFonts w:asciiTheme="minorHAnsi" w:hAnsiTheme="minorHAnsi"/>
+          <w:color w:val="000000" w:themeColor="text1"/>
+          <w:sz w:val="24"/>
+          <w:szCs w:val="24"/>
+        </w:rPr>
+        <w:t>Evidence plus a proposed solution beats a complaint. This is exactly the influence model a BA</w:t>
+      </w:r>
+      <w:r>
+        <w:rPr>
+          <w:rFonts w:asciiTheme="minorHAnsi" w:hAnsiTheme="minorHAnsi"/>
+          <w:color w:val="000000" w:themeColor="text1"/>
+          <w:sz w:val="24"/>
+          <w:szCs w:val="24"/>
+        </w:rPr>
+        <w:t xml:space="preserve"> </w:t>
+      </w:r>
+      <w:r>
+        <w:rPr>
+          <w:rFonts w:asciiTheme="minorHAnsi" w:hAnsiTheme="minorHAnsi"/>
+          <w:color w:val="000000" w:themeColor="text1"/>
+          <w:sz w:val="24"/>
+          <w:szCs w:val="24"/>
+        </w:rPr>
+        <w:t>operates under.</w:t>
+      </w:r>
+    </w:p>
+    <w:p>
+      <w:pPr>
+        <w:pStyle w:val="p2"/>
+        <w:jc w:val="both"/>
+        <w:rPr>
+          <w:rFonts w:asciiTheme="minorHAnsi" w:hAnsiTheme="minorHAnsi"/>
+          <w:color w:val="000000" w:themeColor="text1"/>
+          <w:sz w:val="24"/>
+          <w:szCs w:val="24"/>
+        </w:rPr>
+      </w:pPr>
       <w:r>
         <w:rPr>
           <w:rStyle w:val="s1"/>
           <w:rFonts w:asciiTheme="minorHAnsi" w:hAnsiTheme="minorHAnsi"/>
           <w:b/>
           <w:bCs/>
-          <w:sz w:val="24"/>
-          <w:szCs w:val="24"/>
-        </w:rPr>
-        <w:t xml:space="preserve">. </w:t>
-      </w:r>
-      <w:r>
-        <w:rPr>
-          <w:rFonts w:asciiTheme="minorHAnsi" w:hAnsiTheme="minorHAnsi"/>
-          <w:b/>
-          <w:bCs/>
-          <w:sz w:val="24"/>
-          <w:szCs w:val="24"/>
-        </w:rPr>
-        <w:t>Tell me about a time you had to influence a decision without formal authority.</w:t>
-      </w:r>
-    </w:p>
-    <w:p>
-      <w:pPr>
-        <w:pStyle w:val="p3"/>
-        <w:jc w:val="both"/>
-        <w:rPr>
-          <w:rFonts w:asciiTheme="minorHAnsi" w:hAnsiTheme="minorHAnsi"/>
-          <w:sz w:val="24"/>
-          <w:szCs w:val="24"/>
-        </w:rPr>
-      </w:pPr>
-      <w:r>
-        <w:rPr>
-          <w:rStyle w:val="s2"/>
-          <w:rFonts w:asciiTheme="minorHAnsi" w:hAnsiTheme="minorHAnsi"/>
+          <w:color w:val="000000" w:themeColor="text1"/>
+          <w:sz w:val="24"/>
+          <w:szCs w:val="24"/>
+        </w:rPr>
+        <w:t xml:space="preserve">11. </w:t>
+      </w:r>
+      <w:r>
+        <w:rPr>
+          <w:rFonts w:asciiTheme="minorHAnsi" w:hAnsiTheme="minorHAnsi"/>
+          <w:b/>
+          <w:bCs/>
+          <w:color w:val="000000" w:themeColor="text1"/>
+          <w:sz w:val="24"/>
+          <w:szCs w:val="24"/>
+        </w:rPr>
+        <w:t>Describe how you have contributed to team culture or supported someone else’s success.</w:t>
+      </w:r>
+    </w:p>
+    <w:p>
+      <w:pPr>
+        <w:pStyle w:val="p3"/>
+        <w:jc w:val="both"/>
+        <w:rPr>
+          <w:rFonts w:asciiTheme="minorHAnsi" w:hAnsiTheme="minorHAnsi"/>
+          <w:color w:val="000000" w:themeColor="text1"/>
+          <w:sz w:val="24"/>
+          <w:szCs w:val="24"/>
+        </w:rPr>
+      </w:pPr>
+      <w:r>
+        <w:rPr>
+          <w:rStyle w:val="s2"/>
+          <w:rFonts w:asciiTheme="minorHAnsi" w:hAnsiTheme="minorHAnsi"/>
+          <w:color w:val="000000" w:themeColor="text1"/>
           <w:sz w:val="24"/>
           <w:szCs w:val="24"/>
         </w:rPr>
@@ -2437,6 +2943,7 @@
           <w:rFonts w:asciiTheme="minorHAnsi" w:hAnsiTheme="minorHAnsi"/>
           <w:b/>
           <w:bCs/>
+          <w:color w:val="000000" w:themeColor="text1"/>
           <w:sz w:val="24"/>
           <w:szCs w:val="24"/>
         </w:rPr>
@@ -2445,42 +2952,29 @@
       <w:r>
         <w:rPr>
           <w:rFonts w:asciiTheme="minorHAnsi" w:hAnsiTheme="minorHAnsi"/>
-          <w:sz w:val="24"/>
-          <w:szCs w:val="24"/>
-        </w:rPr>
-        <w:t>Your Voice Student Network at CDU — you represent students but hold no decision-making power</w:t>
-      </w:r>
-      <w:r>
-        <w:rPr>
-          <w:rFonts w:asciiTheme="minorHAnsi" w:hAnsiTheme="minorHAnsi"/>
-          <w:sz w:val="24"/>
-          <w:szCs w:val="24"/>
-        </w:rPr>
-        <w:t xml:space="preserve"> </w:t>
-      </w:r>
-      <w:r>
-        <w:rPr>
-          <w:rFonts w:asciiTheme="minorHAnsi" w:hAnsiTheme="minorHAnsi"/>
-          <w:sz w:val="24"/>
-          <w:szCs w:val="24"/>
-        </w:rPr>
-        <w:t>over the university.</w:t>
-      </w:r>
-    </w:p>
-    <w:p>
-      <w:pPr>
-        <w:pStyle w:val="p3"/>
-        <w:jc w:val="both"/>
-        <w:rPr>
-          <w:rFonts w:asciiTheme="minorHAnsi" w:hAnsiTheme="minorHAnsi"/>
-          <w:sz w:val="24"/>
-          <w:szCs w:val="24"/>
-        </w:rPr>
-      </w:pPr>
-      <w:r>
-        <w:rPr>
-          <w:rStyle w:val="s2"/>
-          <w:rFonts w:asciiTheme="minorHAnsi" w:hAnsiTheme="minorHAnsi"/>
+          <w:color w:val="000000" w:themeColor="text1"/>
+          <w:sz w:val="24"/>
+          <w:szCs w:val="24"/>
+        </w:rPr>
+        <w:t>Better Together Committee at CDU.</w:t>
+      </w:r>
+    </w:p>
+    <w:p>
+      <w:pPr>
+        <w:pStyle w:val="p3"/>
+        <w:jc w:val="both"/>
+        <w:rPr>
+          <w:rFonts w:asciiTheme="minorHAnsi" w:hAnsiTheme="minorHAnsi"/>
+          <w:color w:val="000000" w:themeColor="text1"/>
+          <w:sz w:val="24"/>
+          <w:szCs w:val="24"/>
+        </w:rPr>
+      </w:pPr>
+      <w:r>
+        <w:rPr>
+          <w:rStyle w:val="s2"/>
+          <w:rFonts w:asciiTheme="minorHAnsi" w:hAnsiTheme="minorHAnsi"/>
+          <w:color w:val="000000" w:themeColor="text1"/>
           <w:sz w:val="24"/>
           <w:szCs w:val="24"/>
         </w:rPr>
@@ -2492,6 +2986,7 @@
           <w:rFonts w:asciiTheme="minorHAnsi" w:hAnsiTheme="minorHAnsi"/>
           <w:b/>
           <w:bCs/>
+          <w:color w:val="000000" w:themeColor="text1"/>
           <w:sz w:val="24"/>
           <w:szCs w:val="24"/>
         </w:rPr>
@@ -2500,61 +2995,51 @@
       <w:r>
         <w:rPr>
           <w:rFonts w:asciiTheme="minorHAnsi" w:hAnsiTheme="minorHAnsi"/>
-          <w:sz w:val="24"/>
-          <w:szCs w:val="24"/>
-        </w:rPr>
-        <w:t>You gathered feedback from a range of students rather than relying on one loud anecdote, grouped it</w:t>
-      </w:r>
-      <w:r>
-        <w:rPr>
-          <w:rFonts w:asciiTheme="minorHAnsi" w:hAnsiTheme="minorHAnsi"/>
-          <w:sz w:val="24"/>
-          <w:szCs w:val="24"/>
-        </w:rPr>
-        <w:t xml:space="preserve"> </w:t>
-      </w:r>
-      <w:r>
-        <w:rPr>
-          <w:rFonts w:asciiTheme="minorHAnsi" w:hAnsiTheme="minorHAnsi"/>
-          <w:sz w:val="24"/>
-          <w:szCs w:val="24"/>
-        </w:rPr>
-        <w:t>into themes so the pattern was visible, and presented it with suggested improvements attached rather than</w:t>
-      </w:r>
-      <w:r>
-        <w:rPr>
-          <w:rFonts w:asciiTheme="minorHAnsi" w:hAnsiTheme="minorHAnsi"/>
-          <w:sz w:val="24"/>
-          <w:szCs w:val="24"/>
-        </w:rPr>
-        <w:t xml:space="preserve"> </w:t>
-      </w:r>
-      <w:r>
-        <w:rPr>
-          <w:rFonts w:asciiTheme="minorHAnsi" w:hAnsiTheme="minorHAnsi"/>
-          <w:sz w:val="24"/>
-          <w:szCs w:val="24"/>
-        </w:rPr>
-        <w:t>complaints alone.</w:t>
-      </w:r>
-    </w:p>
-    <w:p>
-      <w:pPr>
-        <w:pStyle w:val="p3"/>
-        <w:jc w:val="both"/>
-        <w:rPr>
-          <w:rFonts w:asciiTheme="minorHAnsi" w:hAnsiTheme="minorHAnsi"/>
-          <w:sz w:val="24"/>
-          <w:szCs w:val="24"/>
-        </w:rPr>
-      </w:pPr>
-      <w:r>
-        <w:rPr>
-          <w:rStyle w:val="s2"/>
-          <w:rFonts w:asciiTheme="minorHAnsi" w:hAnsiTheme="minorHAnsi"/>
-          <w:sz w:val="24"/>
-          <w:szCs w:val="24"/>
-        </w:rPr>
+          <w:color w:val="000000" w:themeColor="text1"/>
+          <w:sz w:val="24"/>
+          <w:szCs w:val="24"/>
+        </w:rPr>
+        <w:t>You helped plan and deliver initiatives aimed at a respectful and inclusive campus culture, working across</w:t>
+      </w:r>
+      <w:r>
+        <w:rPr>
+          <w:rFonts w:asciiTheme="minorHAnsi" w:hAnsiTheme="minorHAnsi"/>
+          <w:color w:val="000000" w:themeColor="text1"/>
+          <w:sz w:val="24"/>
+          <w:szCs w:val="24"/>
+        </w:rPr>
+        <w:t xml:space="preserve"> </w:t>
+      </w:r>
+      <w:r>
+        <w:rPr>
+          <w:rFonts w:asciiTheme="minorHAnsi" w:hAnsiTheme="minorHAnsi"/>
+          <w:color w:val="000000" w:themeColor="text1"/>
+          <w:sz w:val="24"/>
+          <w:szCs w:val="24"/>
+        </w:rPr>
+        <w:t>student and staff groups, and made a point of drawing in quieter voices.</w:t>
+      </w:r>
+    </w:p>
+    <w:p>
+      <w:pPr>
+        <w:pStyle w:val="p3"/>
+        <w:jc w:val="both"/>
+        <w:rPr>
+          <w:rFonts w:asciiTheme="minorHAnsi" w:hAnsiTheme="minorHAnsi"/>
+          <w:color w:val="000000" w:themeColor="text1"/>
+          <w:sz w:val="24"/>
+          <w:szCs w:val="24"/>
+        </w:rPr>
+      </w:pPr>
+      <w:r>
+        <w:rPr>
+          <w:rStyle w:val="s2"/>
+          <w:rFonts w:asciiTheme="minorHAnsi" w:hAnsiTheme="minorHAnsi"/>
+          <w:color w:val="000000" w:themeColor="text1"/>
+          <w:sz w:val="24"/>
+          <w:szCs w:val="24"/>
+        </w:rPr>
+        <w:lastRenderedPageBreak/>
         <w:t xml:space="preserve">• </w:t>
       </w:r>
       <w:r>
@@ -2563,46 +3048,7 @@
           <w:rFonts w:asciiTheme="minorHAnsi" w:hAnsiTheme="minorHAnsi"/>
           <w:b/>
           <w:bCs/>
-          <w:sz w:val="24"/>
-          <w:szCs w:val="24"/>
-        </w:rPr>
-        <w:t xml:space="preserve">Result: </w:t>
-      </w:r>
-      <w:r>
-        <w:rPr>
-          <w:rFonts w:asciiTheme="minorHAnsi" w:hAnsiTheme="minorHAnsi"/>
-          <w:sz w:val="24"/>
-          <w:szCs w:val="24"/>
-        </w:rPr>
-        <w:t>Student feedback fed into university initiatives.</w:t>
-      </w:r>
-    </w:p>
-    <w:p>
-      <w:pPr>
-        <w:pStyle w:val="p3"/>
-        <w:spacing w:after="240"/>
-        <w:jc w:val="both"/>
-        <w:rPr>
-          <w:rFonts w:asciiTheme="minorHAnsi" w:hAnsiTheme="minorHAnsi"/>
-          <w:sz w:val="24"/>
-          <w:szCs w:val="24"/>
-        </w:rPr>
-      </w:pPr>
-      <w:r>
-        <w:rPr>
-          <w:rStyle w:val="s2"/>
-          <w:rFonts w:asciiTheme="minorHAnsi" w:hAnsiTheme="minorHAnsi"/>
-          <w:sz w:val="24"/>
-          <w:szCs w:val="24"/>
-        </w:rPr>
-        <w:t xml:space="preserve">• </w:t>
-      </w:r>
-      <w:r>
-        <w:rPr>
-          <w:rStyle w:val="s3"/>
-          <w:rFonts w:asciiTheme="minorHAnsi" w:hAnsiTheme="minorHAnsi"/>
-          <w:b/>
-          <w:bCs/>
+          <w:color w:val="000000" w:themeColor="text1"/>
           <w:sz w:val="24"/>
           <w:szCs w:val="24"/>
         </w:rPr>
@@ -2611,188 +3057,7 @@
       <w:r>
         <w:rPr>
           <w:rFonts w:asciiTheme="minorHAnsi" w:hAnsiTheme="minorHAnsi"/>
-          <w:sz w:val="24"/>
-          <w:szCs w:val="24"/>
-        </w:rPr>
-        <w:t>Evidence plus a proposed solution beats a complaint. This is exactly the influence model a BA</w:t>
-      </w:r>
-      <w:r>
-        <w:rPr>
-          <w:rFonts w:asciiTheme="minorHAnsi" w:hAnsiTheme="minorHAnsi"/>
-          <w:sz w:val="24"/>
-          <w:szCs w:val="24"/>
-        </w:rPr>
-        <w:t xml:space="preserve"> </w:t>
-      </w:r>
-      <w:r>
-        <w:rPr>
-          <w:rFonts w:asciiTheme="minorHAnsi" w:hAnsiTheme="minorHAnsi"/>
-          <w:sz w:val="24"/>
-          <w:szCs w:val="24"/>
-        </w:rPr>
-        <w:t>operates under.</w:t>
-      </w:r>
-    </w:p>
-    <w:p>
-      <w:pPr>
-        <w:pStyle w:val="p2"/>
-        <w:jc w:val="both"/>
-        <w:rPr>
-          <w:rFonts w:asciiTheme="minorHAnsi" w:hAnsiTheme="minorHAnsi"/>
-          <w:sz w:val="24"/>
-          <w:szCs w:val="24"/>
-        </w:rPr>
-      </w:pPr>
-      <w:r>
-        <w:rPr>
-          <w:rStyle w:val="s1"/>
-          <w:rFonts w:asciiTheme="minorHAnsi" w:hAnsiTheme="minorHAnsi"/>
-          <w:b/>
-          <w:bCs/>
-          <w:sz w:val="24"/>
-          <w:szCs w:val="24"/>
-        </w:rPr>
-        <w:t xml:space="preserve">11. </w:t>
-      </w:r>
-      <w:r>
-        <w:rPr>
-          <w:rFonts w:asciiTheme="minorHAnsi" w:hAnsiTheme="minorHAnsi"/>
-          <w:b/>
-          <w:bCs/>
-          <w:sz w:val="24"/>
-          <w:szCs w:val="24"/>
-        </w:rPr>
-        <w:t>Describe how you have contributed to team culture or supported someone else’s success.</w:t>
-      </w:r>
-    </w:p>
-    <w:p>
-      <w:pPr>
-        <w:pStyle w:val="p3"/>
-        <w:jc w:val="both"/>
-        <w:rPr>
-          <w:rFonts w:asciiTheme="minorHAnsi" w:hAnsiTheme="minorHAnsi"/>
-          <w:sz w:val="24"/>
-          <w:szCs w:val="24"/>
-        </w:rPr>
-      </w:pPr>
-      <w:r>
-        <w:rPr>
-          <w:rStyle w:val="s2"/>
-          <w:rFonts w:asciiTheme="minorHAnsi" w:hAnsiTheme="minorHAnsi"/>
-          <w:sz w:val="24"/>
-          <w:szCs w:val="24"/>
-        </w:rPr>
-        <w:t xml:space="preserve">• </w:t>
-      </w:r>
-      <w:r>
-        <w:rPr>
-          <w:rStyle w:val="s3"/>
-          <w:rFonts w:asciiTheme="minorHAnsi" w:hAnsiTheme="minorHAnsi"/>
-          <w:b/>
-          <w:bCs/>
-          <w:sz w:val="24"/>
-          <w:szCs w:val="24"/>
-        </w:rPr>
-        <w:t xml:space="preserve">Situation: </w:t>
-      </w:r>
-      <w:r>
-        <w:rPr>
-          <w:rFonts w:asciiTheme="minorHAnsi" w:hAnsiTheme="minorHAnsi"/>
-          <w:sz w:val="24"/>
-          <w:szCs w:val="24"/>
-        </w:rPr>
-        <w:t>Better Together Committee at CDU.</w:t>
-      </w:r>
-    </w:p>
-    <w:p>
-      <w:pPr>
-        <w:pStyle w:val="p3"/>
-        <w:jc w:val="both"/>
-        <w:rPr>
-          <w:rFonts w:asciiTheme="minorHAnsi" w:hAnsiTheme="minorHAnsi"/>
-          <w:sz w:val="24"/>
-          <w:szCs w:val="24"/>
-        </w:rPr>
-      </w:pPr>
-      <w:r>
-        <w:rPr>
-          <w:rStyle w:val="s2"/>
-          <w:rFonts w:asciiTheme="minorHAnsi" w:hAnsiTheme="minorHAnsi"/>
-          <w:sz w:val="24"/>
-          <w:szCs w:val="24"/>
-        </w:rPr>
-        <w:t xml:space="preserve">• </w:t>
-      </w:r>
-      <w:r>
-        <w:rPr>
-          <w:rStyle w:val="s3"/>
-          <w:rFonts w:asciiTheme="minorHAnsi" w:hAnsiTheme="minorHAnsi"/>
-          <w:b/>
-          <w:bCs/>
-          <w:sz w:val="24"/>
-          <w:szCs w:val="24"/>
-        </w:rPr>
-        <w:t xml:space="preserve">Action: </w:t>
-      </w:r>
-      <w:r>
-        <w:rPr>
-          <w:rFonts w:asciiTheme="minorHAnsi" w:hAnsiTheme="minorHAnsi"/>
-          <w:sz w:val="24"/>
-          <w:szCs w:val="24"/>
-        </w:rPr>
-        <w:t>You helped plan and deliver initiatives aimed at a respectful and inclusive campus culture, working across</w:t>
-      </w:r>
-      <w:r>
-        <w:rPr>
-          <w:rFonts w:asciiTheme="minorHAnsi" w:hAnsiTheme="minorHAnsi"/>
-          <w:sz w:val="24"/>
-          <w:szCs w:val="24"/>
-        </w:rPr>
-        <w:t xml:space="preserve"> </w:t>
-      </w:r>
-      <w:r>
-        <w:rPr>
-          <w:rFonts w:asciiTheme="minorHAnsi" w:hAnsiTheme="minorHAnsi"/>
-          <w:sz w:val="24"/>
-          <w:szCs w:val="24"/>
-        </w:rPr>
-        <w:t>student and staff groups, and made a point of drawing in quieter voices.</w:t>
-      </w:r>
-    </w:p>
-    <w:p>
-      <w:pPr>
-        <w:pStyle w:val="p3"/>
-        <w:jc w:val="both"/>
-        <w:rPr>
-          <w:rFonts w:asciiTheme="minorHAnsi" w:hAnsiTheme="minorHAnsi"/>
-          <w:sz w:val="24"/>
-          <w:szCs w:val="24"/>
-        </w:rPr>
-      </w:pPr>
-      <w:r>
-        <w:rPr>
-          <w:rStyle w:val="s2"/>
-          <w:rFonts w:asciiTheme="minorHAnsi" w:hAnsiTheme="minorHAnsi"/>
-          <w:sz w:val="24"/>
-          <w:szCs w:val="24"/>
-        </w:rPr>
-        <w:lastRenderedPageBreak/>
-        <w:t xml:space="preserve">• </w:t>
-      </w:r>
-      <w:r>
-        <w:rPr>
-          <w:rStyle w:val="s3"/>
-          <w:rFonts w:asciiTheme="minorHAnsi" w:hAnsiTheme="minorHAnsi"/>
-          <w:b/>
-          <w:bCs/>
-          <w:sz w:val="24"/>
-          <w:szCs w:val="24"/>
-        </w:rPr>
-        <w:t xml:space="preserve">Point to land: </w:t>
-      </w:r>
-      <w:r>
-        <w:rPr>
-          <w:rFonts w:asciiTheme="minorHAnsi" w:hAnsiTheme="minorHAnsi"/>
+          <w:color w:val="000000" w:themeColor="text1"/>
           <w:sz w:val="24"/>
           <w:szCs w:val="24"/>
         </w:rPr>
@@ -2801,14 +3066,16 @@
       <w:r>
         <w:rPr>
           <w:rFonts w:asciiTheme="minorHAnsi" w:hAnsiTheme="minorHAnsi"/>
-          <w:sz w:val="24"/>
-          <w:szCs w:val="24"/>
-        </w:rPr>
-        <w:t xml:space="preserve"> </w:t>
-      </w:r>
-      <w:r>
-        <w:rPr>
-          <w:rFonts w:asciiTheme="minorHAnsi" w:hAnsiTheme="minorHAnsi"/>
+          <w:color w:val="000000" w:themeColor="text1"/>
+          <w:sz w:val="24"/>
+          <w:szCs w:val="24"/>
+        </w:rPr>
+        <w:t xml:space="preserve"> </w:t>
+      </w:r>
+      <w:r>
+        <w:rPr>
+          <w:rFonts w:asciiTheme="minorHAnsi" w:hAnsiTheme="minorHAnsi"/>
+          <w:color w:val="000000" w:themeColor="text1"/>
           <w:sz w:val="24"/>
           <w:szCs w:val="24"/>
         </w:rPr>
@@ -2821,6 +3088,7 @@
         <w:jc w:val="both"/>
         <w:rPr>
           <w:rFonts w:asciiTheme="minorHAnsi" w:hAnsiTheme="minorHAnsi"/>
+          <w:color w:val="000000" w:themeColor="text1"/>
           <w:sz w:val="24"/>
           <w:szCs w:val="24"/>
         </w:rPr>
@@ -2833,6 +3101,7 @@
         <w:jc w:val="both"/>
         <w:rPr>
           <w:rFonts w:asciiTheme="minorHAnsi" w:hAnsiTheme="minorHAnsi"/>
+          <w:color w:val="000000" w:themeColor="text1"/>
           <w:sz w:val="28"/>
           <w:szCs w:val="28"/>
         </w:rPr>
@@ -2842,6 +3111,7 @@
           <w:rFonts w:asciiTheme="minorHAnsi" w:hAnsiTheme="minorHAnsi"/>
           <w:b/>
           <w:bCs/>
+          <w:color w:val="000000" w:themeColor="text1"/>
           <w:sz w:val="28"/>
           <w:szCs w:val="28"/>
         </w:rPr>
@@ -2854,6 +3124,7 @@
         <w:jc w:val="both"/>
         <w:rPr>
           <w:rFonts w:asciiTheme="minorHAnsi" w:hAnsiTheme="minorHAnsi"/>
+          <w:color w:val="000000" w:themeColor="text1"/>
           <w:sz w:val="24"/>
           <w:szCs w:val="24"/>
         </w:rPr>
@@ -2864,6 +3135,7 @@
           <w:rFonts w:asciiTheme="minorHAnsi" w:hAnsiTheme="minorHAnsi"/>
           <w:b/>
           <w:bCs/>
+          <w:color w:val="000000" w:themeColor="text1"/>
           <w:sz w:val="24"/>
           <w:szCs w:val="24"/>
         </w:rPr>
@@ -2874,6 +3146,7 @@
           <w:rFonts w:asciiTheme="minorHAnsi" w:hAnsiTheme="minorHAnsi"/>
           <w:b/>
           <w:bCs/>
+          <w:color w:val="000000" w:themeColor="text1"/>
           <w:sz w:val="24"/>
           <w:szCs w:val="24"/>
         </w:rPr>
@@ -2886,14 +3159,16 @@
         <w:jc w:val="both"/>
         <w:rPr>
           <w:rFonts w:asciiTheme="minorHAnsi" w:hAnsiTheme="minorHAnsi"/>
-          <w:sz w:val="24"/>
-          <w:szCs w:val="24"/>
-        </w:rPr>
-      </w:pPr>
-      <w:r>
-        <w:rPr>
-          <w:rStyle w:val="s2"/>
-          <w:rFonts w:asciiTheme="minorHAnsi" w:hAnsiTheme="minorHAnsi"/>
+          <w:color w:val="000000" w:themeColor="text1"/>
+          <w:sz w:val="24"/>
+          <w:szCs w:val="24"/>
+        </w:rPr>
+      </w:pPr>
+      <w:r>
+        <w:rPr>
+          <w:rStyle w:val="s2"/>
+          <w:rFonts w:asciiTheme="minorHAnsi" w:hAnsiTheme="minorHAnsi"/>
+          <w:color w:val="000000" w:themeColor="text1"/>
           <w:sz w:val="24"/>
           <w:szCs w:val="24"/>
         </w:rPr>
@@ -2905,6 +3180,7 @@
           <w:rFonts w:asciiTheme="minorHAnsi" w:hAnsiTheme="minorHAnsi"/>
           <w:b/>
           <w:bCs/>
+          <w:color w:val="000000" w:themeColor="text1"/>
           <w:sz w:val="24"/>
           <w:szCs w:val="24"/>
         </w:rPr>
@@ -2913,6 +3189,7 @@
       <w:r>
         <w:rPr>
           <w:rFonts w:asciiTheme="minorHAnsi" w:hAnsiTheme="minorHAnsi"/>
+          <w:color w:val="000000" w:themeColor="text1"/>
           <w:sz w:val="24"/>
           <w:szCs w:val="24"/>
         </w:rPr>
@@ -2925,14 +3202,16 @@
         <w:jc w:val="both"/>
         <w:rPr>
           <w:rFonts w:asciiTheme="minorHAnsi" w:hAnsiTheme="minorHAnsi"/>
-          <w:sz w:val="24"/>
-          <w:szCs w:val="24"/>
-        </w:rPr>
-      </w:pPr>
-      <w:r>
-        <w:rPr>
-          <w:rStyle w:val="s2"/>
-          <w:rFonts w:asciiTheme="minorHAnsi" w:hAnsiTheme="minorHAnsi"/>
+          <w:color w:val="000000" w:themeColor="text1"/>
+          <w:sz w:val="24"/>
+          <w:szCs w:val="24"/>
+        </w:rPr>
+      </w:pPr>
+      <w:r>
+        <w:rPr>
+          <w:rStyle w:val="s2"/>
+          <w:rFonts w:asciiTheme="minorHAnsi" w:hAnsiTheme="minorHAnsi"/>
+          <w:color w:val="000000" w:themeColor="text1"/>
           <w:sz w:val="24"/>
           <w:szCs w:val="24"/>
         </w:rPr>
@@ -2944,6 +3223,7 @@
           <w:rFonts w:asciiTheme="minorHAnsi" w:hAnsiTheme="minorHAnsi"/>
           <w:b/>
           <w:bCs/>
+          <w:color w:val="000000" w:themeColor="text1"/>
           <w:sz w:val="24"/>
           <w:szCs w:val="24"/>
         </w:rPr>
@@ -2952,6 +3232,7 @@
       <w:r>
         <w:rPr>
           <w:rFonts w:asciiTheme="minorHAnsi" w:hAnsiTheme="minorHAnsi"/>
+          <w:color w:val="000000" w:themeColor="text1"/>
           <w:sz w:val="24"/>
           <w:szCs w:val="24"/>
         </w:rPr>
@@ -2960,14 +3241,16 @@
       <w:r>
         <w:rPr>
           <w:rFonts w:asciiTheme="minorHAnsi" w:hAnsiTheme="minorHAnsi"/>
-          <w:sz w:val="24"/>
-          <w:szCs w:val="24"/>
-        </w:rPr>
-        <w:t xml:space="preserve"> </w:t>
-      </w:r>
-      <w:r>
-        <w:rPr>
-          <w:rFonts w:asciiTheme="minorHAnsi" w:hAnsiTheme="minorHAnsi"/>
+          <w:color w:val="000000" w:themeColor="text1"/>
+          <w:sz w:val="24"/>
+          <w:szCs w:val="24"/>
+        </w:rPr>
+        <w:t xml:space="preserve"> </w:t>
+      </w:r>
+      <w:r>
+        <w:rPr>
+          <w:rFonts w:asciiTheme="minorHAnsi" w:hAnsiTheme="minorHAnsi"/>
+          <w:color w:val="000000" w:themeColor="text1"/>
           <w:sz w:val="24"/>
           <w:szCs w:val="24"/>
         </w:rPr>
@@ -2981,22 +3264,25 @@
         <w:jc w:val="both"/>
         <w:rPr>
           <w:rFonts w:asciiTheme="minorHAnsi" w:hAnsiTheme="minorHAnsi"/>
-          <w:sz w:val="24"/>
-          <w:szCs w:val="24"/>
-        </w:rPr>
-      </w:pPr>
-      <w:r>
-        <w:rPr>
-          <w:rStyle w:val="s2"/>
-          <w:rFonts w:asciiTheme="minorHAnsi" w:hAnsiTheme="minorHAnsi"/>
-          <w:sz w:val="24"/>
-          <w:szCs w:val="24"/>
-        </w:rPr>
-        <w:t xml:space="preserve">• </w:t>
-      </w:r>
-      <w:r>
-        <w:rPr>
-          <w:rFonts w:asciiTheme="minorHAnsi" w:hAnsiTheme="minorHAnsi"/>
+          <w:color w:val="000000" w:themeColor="text1"/>
+          <w:sz w:val="24"/>
+          <w:szCs w:val="24"/>
+        </w:rPr>
+      </w:pPr>
+      <w:r>
+        <w:rPr>
+          <w:rStyle w:val="s2"/>
+          <w:rFonts w:asciiTheme="minorHAnsi" w:hAnsiTheme="minorHAnsi"/>
+          <w:color w:val="000000" w:themeColor="text1"/>
+          <w:sz w:val="24"/>
+          <w:szCs w:val="24"/>
+        </w:rPr>
+        <w:t xml:space="preserve">• </w:t>
+      </w:r>
+      <w:r>
+        <w:rPr>
+          <w:rFonts w:asciiTheme="minorHAnsi" w:hAnsiTheme="minorHAnsi"/>
+          <w:color w:val="000000" w:themeColor="text1"/>
           <w:sz w:val="24"/>
           <w:szCs w:val="24"/>
         </w:rPr>
@@ -3005,14 +3291,16 @@
       <w:r>
         <w:rPr>
           <w:rFonts w:asciiTheme="minorHAnsi" w:hAnsiTheme="minorHAnsi"/>
-          <w:sz w:val="24"/>
-          <w:szCs w:val="24"/>
-        </w:rPr>
-        <w:t xml:space="preserve"> </w:t>
-      </w:r>
-      <w:r>
-        <w:rPr>
-          <w:rFonts w:asciiTheme="minorHAnsi" w:hAnsiTheme="minorHAnsi"/>
+          <w:color w:val="000000" w:themeColor="text1"/>
+          <w:sz w:val="24"/>
+          <w:szCs w:val="24"/>
+        </w:rPr>
+        <w:t xml:space="preserve"> </w:t>
+      </w:r>
+      <w:r>
+        <w:rPr>
+          <w:rFonts w:asciiTheme="minorHAnsi" w:hAnsiTheme="minorHAnsi"/>
+          <w:color w:val="000000" w:themeColor="text1"/>
           <w:sz w:val="24"/>
           <w:szCs w:val="24"/>
         </w:rPr>
@@ -3025,6 +3313,7 @@
         <w:jc w:val="both"/>
         <w:rPr>
           <w:rFonts w:asciiTheme="minorHAnsi" w:hAnsiTheme="minorHAnsi"/>
+          <w:color w:val="000000" w:themeColor="text1"/>
           <w:sz w:val="24"/>
           <w:szCs w:val="24"/>
         </w:rPr>
@@ -3035,6 +3324,7 @@
           <w:rFonts w:asciiTheme="minorHAnsi" w:hAnsiTheme="minorHAnsi"/>
           <w:b/>
           <w:bCs/>
+          <w:color w:val="000000" w:themeColor="text1"/>
           <w:sz w:val="24"/>
           <w:szCs w:val="24"/>
         </w:rPr>
@@ -3045,6 +3335,7 @@
           <w:rFonts w:asciiTheme="minorHAnsi" w:hAnsiTheme="minorHAnsi"/>
           <w:b/>
           <w:bCs/>
+          <w:color w:val="000000" w:themeColor="text1"/>
           <w:sz w:val="24"/>
           <w:szCs w:val="24"/>
         </w:rPr>
@@ -3057,14 +3348,16 @@
         <w:jc w:val="both"/>
         <w:rPr>
           <w:rFonts w:asciiTheme="minorHAnsi" w:hAnsiTheme="minorHAnsi"/>
-          <w:sz w:val="24"/>
-          <w:szCs w:val="24"/>
-        </w:rPr>
-      </w:pPr>
-      <w:r>
-        <w:rPr>
-          <w:rStyle w:val="s2"/>
-          <w:rFonts w:asciiTheme="minorHAnsi" w:hAnsiTheme="minorHAnsi"/>
+          <w:color w:val="000000" w:themeColor="text1"/>
+          <w:sz w:val="24"/>
+          <w:szCs w:val="24"/>
+        </w:rPr>
+      </w:pPr>
+      <w:r>
+        <w:rPr>
+          <w:rStyle w:val="s2"/>
+          <w:rFonts w:asciiTheme="minorHAnsi" w:hAnsiTheme="minorHAnsi"/>
+          <w:color w:val="000000" w:themeColor="text1"/>
           <w:sz w:val="24"/>
           <w:szCs w:val="24"/>
         </w:rPr>
@@ -3076,6 +3369,7 @@
           <w:rFonts w:asciiTheme="minorHAnsi" w:hAnsiTheme="minorHAnsi"/>
           <w:b/>
           <w:bCs/>
+          <w:color w:val="000000" w:themeColor="text1"/>
           <w:sz w:val="24"/>
           <w:szCs w:val="24"/>
         </w:rPr>
@@ -3084,6 +3378,7 @@
       <w:r>
         <w:rPr>
           <w:rFonts w:asciiTheme="minorHAnsi" w:hAnsiTheme="minorHAnsi"/>
+          <w:color w:val="000000" w:themeColor="text1"/>
           <w:sz w:val="24"/>
           <w:szCs w:val="24"/>
         </w:rPr>
@@ -3096,14 +3391,16 @@
         <w:jc w:val="both"/>
         <w:rPr>
           <w:rFonts w:asciiTheme="minorHAnsi" w:hAnsiTheme="minorHAnsi"/>
-          <w:sz w:val="24"/>
-          <w:szCs w:val="24"/>
-        </w:rPr>
-      </w:pPr>
-      <w:r>
-        <w:rPr>
-          <w:rStyle w:val="s2"/>
-          <w:rFonts w:asciiTheme="minorHAnsi" w:hAnsiTheme="minorHAnsi"/>
+          <w:color w:val="000000" w:themeColor="text1"/>
+          <w:sz w:val="24"/>
+          <w:szCs w:val="24"/>
+        </w:rPr>
+      </w:pPr>
+      <w:r>
+        <w:rPr>
+          <w:rStyle w:val="s2"/>
+          <w:rFonts w:asciiTheme="minorHAnsi" w:hAnsiTheme="minorHAnsi"/>
+          <w:color w:val="000000" w:themeColor="text1"/>
           <w:sz w:val="24"/>
           <w:szCs w:val="24"/>
         </w:rPr>
@@ -3115,6 +3412,7 @@
           <w:rFonts w:asciiTheme="minorHAnsi" w:hAnsiTheme="minorHAnsi"/>
           <w:b/>
           <w:bCs/>
+          <w:color w:val="000000" w:themeColor="text1"/>
           <w:sz w:val="24"/>
           <w:szCs w:val="24"/>
         </w:rPr>
@@ -3123,6 +3421,7 @@
       <w:r>
         <w:rPr>
           <w:rFonts w:asciiTheme="minorHAnsi" w:hAnsiTheme="minorHAnsi"/>
+          <w:color w:val="000000" w:themeColor="text1"/>
           <w:sz w:val="24"/>
           <w:szCs w:val="24"/>
         </w:rPr>
@@ -3135,14 +3434,16 @@
         <w:jc w:val="both"/>
         <w:rPr>
           <w:rFonts w:asciiTheme="minorHAnsi" w:hAnsiTheme="minorHAnsi"/>
-          <w:sz w:val="24"/>
-          <w:szCs w:val="24"/>
-        </w:rPr>
-      </w:pPr>
-      <w:r>
-        <w:rPr>
-          <w:rStyle w:val="s2"/>
-          <w:rFonts w:asciiTheme="minorHAnsi" w:hAnsiTheme="minorHAnsi"/>
+          <w:color w:val="000000" w:themeColor="text1"/>
+          <w:sz w:val="24"/>
+          <w:szCs w:val="24"/>
+        </w:rPr>
+      </w:pPr>
+      <w:r>
+        <w:rPr>
+          <w:rStyle w:val="s2"/>
+          <w:rFonts w:asciiTheme="minorHAnsi" w:hAnsiTheme="minorHAnsi"/>
+          <w:color w:val="000000" w:themeColor="text1"/>
           <w:sz w:val="24"/>
           <w:szCs w:val="24"/>
         </w:rPr>
@@ -3154,6 +3455,7 @@
           <w:rFonts w:asciiTheme="minorHAnsi" w:hAnsiTheme="minorHAnsi"/>
           <w:b/>
           <w:bCs/>
+          <w:color w:val="000000" w:themeColor="text1"/>
           <w:sz w:val="24"/>
           <w:szCs w:val="24"/>
         </w:rPr>
@@ -3162,6 +3464,7 @@
       <w:r>
         <w:rPr>
           <w:rFonts w:asciiTheme="minorHAnsi" w:hAnsiTheme="minorHAnsi"/>
+          <w:color w:val="000000" w:themeColor="text1"/>
           <w:sz w:val="24"/>
           <w:szCs w:val="24"/>
         </w:rPr>
@@ -3170,14 +3473,16 @@
       <w:r>
         <w:rPr>
           <w:rFonts w:asciiTheme="minorHAnsi" w:hAnsiTheme="minorHAnsi"/>
-          <w:sz w:val="24"/>
-          <w:szCs w:val="24"/>
-        </w:rPr>
-        <w:t xml:space="preserve"> </w:t>
-      </w:r>
-      <w:r>
-        <w:rPr>
-          <w:rFonts w:asciiTheme="minorHAnsi" w:hAnsiTheme="minorHAnsi"/>
+          <w:color w:val="000000" w:themeColor="text1"/>
+          <w:sz w:val="24"/>
+          <w:szCs w:val="24"/>
+        </w:rPr>
+        <w:t xml:space="preserve"> </w:t>
+      </w:r>
+      <w:r>
+        <w:rPr>
+          <w:rFonts w:asciiTheme="minorHAnsi" w:hAnsiTheme="minorHAnsi"/>
+          <w:color w:val="000000" w:themeColor="text1"/>
           <w:sz w:val="24"/>
           <w:szCs w:val="24"/>
         </w:rPr>
@@ -3190,14 +3495,16 @@
         <w:jc w:val="both"/>
         <w:rPr>
           <w:rFonts w:asciiTheme="minorHAnsi" w:hAnsiTheme="minorHAnsi"/>
-          <w:sz w:val="24"/>
-          <w:szCs w:val="24"/>
-        </w:rPr>
-      </w:pPr>
-      <w:r>
-        <w:rPr>
-          <w:rStyle w:val="s2"/>
-          <w:rFonts w:asciiTheme="minorHAnsi" w:hAnsiTheme="minorHAnsi"/>
+          <w:color w:val="000000" w:themeColor="text1"/>
+          <w:sz w:val="24"/>
+          <w:szCs w:val="24"/>
+        </w:rPr>
+      </w:pPr>
+      <w:r>
+        <w:rPr>
+          <w:rStyle w:val="s2"/>
+          <w:rFonts w:asciiTheme="minorHAnsi" w:hAnsiTheme="minorHAnsi"/>
+          <w:color w:val="000000" w:themeColor="text1"/>
           <w:sz w:val="24"/>
           <w:szCs w:val="24"/>
         </w:rPr>
@@ -3209,6 +3516,7 @@
           <w:rFonts w:asciiTheme="minorHAnsi" w:hAnsiTheme="minorHAnsi"/>
           <w:b/>
           <w:bCs/>
+          <w:color w:val="000000" w:themeColor="text1"/>
           <w:sz w:val="24"/>
           <w:szCs w:val="24"/>
         </w:rPr>
@@ -3220,6 +3528,7 @@
           <w:rFonts w:asciiTheme="minorHAnsi" w:hAnsiTheme="minorHAnsi"/>
           <w:b/>
           <w:bCs/>
+          <w:color w:val="000000" w:themeColor="text1"/>
           <w:sz w:val="24"/>
           <w:szCs w:val="24"/>
         </w:rPr>
@@ -3231,14 +3540,16 @@
           <w:rFonts w:asciiTheme="minorHAnsi" w:hAnsiTheme="minorHAnsi"/>
           <w:b/>
           <w:bCs/>
-          <w:sz w:val="24"/>
-          <w:szCs w:val="24"/>
-        </w:rPr>
-        <w:t xml:space="preserve"> </w:t>
-      </w:r>
-      <w:r>
-        <w:rPr>
-          <w:rFonts w:asciiTheme="minorHAnsi" w:hAnsiTheme="minorHAnsi"/>
+          <w:color w:val="000000" w:themeColor="text1"/>
+          <w:sz w:val="24"/>
+          <w:szCs w:val="24"/>
+        </w:rPr>
+        <w:t xml:space="preserve"> </w:t>
+      </w:r>
+      <w:r>
+        <w:rPr>
+          <w:rFonts w:asciiTheme="minorHAnsi" w:hAnsiTheme="minorHAnsi"/>
+          <w:color w:val="000000" w:themeColor="text1"/>
           <w:sz w:val="24"/>
           <w:szCs w:val="24"/>
         </w:rPr>
@@ -3247,6 +3558,7 @@
       <w:r>
         <w:rPr>
           <w:rFonts w:asciiTheme="minorHAnsi" w:hAnsiTheme="minorHAnsi"/>
+          <w:color w:val="000000" w:themeColor="text1"/>
           <w:sz w:val="24"/>
           <w:szCs w:val="24"/>
         </w:rPr>
@@ -3255,6 +3567,7 @@
       <w:r>
         <w:rPr>
           <w:rFonts w:asciiTheme="minorHAnsi" w:hAnsiTheme="minorHAnsi"/>
+          <w:color w:val="000000" w:themeColor="text1"/>
           <w:sz w:val="24"/>
           <w:szCs w:val="24"/>
         </w:rPr>
@@ -3263,14 +3576,16 @@
       <w:r>
         <w:rPr>
           <w:rFonts w:asciiTheme="minorHAnsi" w:hAnsiTheme="minorHAnsi"/>
-          <w:sz w:val="24"/>
-          <w:szCs w:val="24"/>
-        </w:rPr>
-        <w:t xml:space="preserve"> </w:t>
-      </w:r>
-      <w:r>
-        <w:rPr>
-          <w:rFonts w:asciiTheme="minorHAnsi" w:hAnsiTheme="minorHAnsi"/>
+          <w:color w:val="000000" w:themeColor="text1"/>
+          <w:sz w:val="24"/>
+          <w:szCs w:val="24"/>
+        </w:rPr>
+        <w:t xml:space="preserve"> </w:t>
+      </w:r>
+      <w:r>
+        <w:rPr>
+          <w:rFonts w:asciiTheme="minorHAnsi" w:hAnsiTheme="minorHAnsi"/>
+          <w:color w:val="000000" w:themeColor="text1"/>
           <w:sz w:val="24"/>
           <w:szCs w:val="24"/>
         </w:rPr>
@@ -3283,14 +3598,16 @@
         <w:jc w:val="both"/>
         <w:rPr>
           <w:rFonts w:asciiTheme="minorHAnsi" w:hAnsiTheme="minorHAnsi"/>
-          <w:sz w:val="24"/>
-          <w:szCs w:val="24"/>
-        </w:rPr>
-      </w:pPr>
-      <w:r>
-        <w:rPr>
-          <w:rStyle w:val="s2"/>
-          <w:rFonts w:asciiTheme="minorHAnsi" w:hAnsiTheme="minorHAnsi"/>
+          <w:color w:val="000000" w:themeColor="text1"/>
+          <w:sz w:val="24"/>
+          <w:szCs w:val="24"/>
+        </w:rPr>
+      </w:pPr>
+      <w:r>
+        <w:rPr>
+          <w:rStyle w:val="s2"/>
+          <w:rFonts w:asciiTheme="minorHAnsi" w:hAnsiTheme="minorHAnsi"/>
+          <w:color w:val="000000" w:themeColor="text1"/>
           <w:sz w:val="24"/>
           <w:szCs w:val="24"/>
         </w:rPr>
@@ -3302,6 +3619,7 @@
           <w:rFonts w:asciiTheme="minorHAnsi" w:hAnsiTheme="minorHAnsi"/>
           <w:b/>
           <w:bCs/>
+          <w:color w:val="000000" w:themeColor="text1"/>
           <w:sz w:val="24"/>
           <w:szCs w:val="24"/>
         </w:rPr>
@@ -3310,6 +3628,7 @@
       <w:r>
         <w:rPr>
           <w:rFonts w:asciiTheme="minorHAnsi" w:hAnsiTheme="minorHAnsi"/>
+          <w:color w:val="000000" w:themeColor="text1"/>
           <w:sz w:val="24"/>
           <w:szCs w:val="24"/>
         </w:rPr>
@@ -3322,14 +3641,16 @@
         <w:jc w:val="both"/>
         <w:rPr>
           <w:rFonts w:asciiTheme="minorHAnsi" w:hAnsiTheme="minorHAnsi"/>
-          <w:sz w:val="24"/>
-          <w:szCs w:val="24"/>
-        </w:rPr>
-      </w:pPr>
-      <w:r>
-        <w:rPr>
-          <w:rStyle w:val="s2"/>
-          <w:rFonts w:asciiTheme="minorHAnsi" w:hAnsiTheme="minorHAnsi"/>
+          <w:color w:val="000000" w:themeColor="text1"/>
+          <w:sz w:val="24"/>
+          <w:szCs w:val="24"/>
+        </w:rPr>
+      </w:pPr>
+      <w:r>
+        <w:rPr>
+          <w:rStyle w:val="s2"/>
+          <w:rFonts w:asciiTheme="minorHAnsi" w:hAnsiTheme="minorHAnsi"/>
+          <w:color w:val="000000" w:themeColor="text1"/>
           <w:sz w:val="24"/>
           <w:szCs w:val="24"/>
         </w:rPr>
@@ -3341,6 +3662,7 @@
           <w:rFonts w:asciiTheme="minorHAnsi" w:hAnsiTheme="minorHAnsi"/>
           <w:b/>
           <w:bCs/>
+          <w:color w:val="000000" w:themeColor="text1"/>
           <w:sz w:val="24"/>
           <w:szCs w:val="24"/>
         </w:rPr>
@@ -3349,6 +3671,7 @@
       <w:r>
         <w:rPr>
           <w:rFonts w:asciiTheme="minorHAnsi" w:hAnsiTheme="minorHAnsi"/>
+          <w:color w:val="000000" w:themeColor="text1"/>
           <w:sz w:val="24"/>
           <w:szCs w:val="24"/>
         </w:rPr>
@@ -3357,14 +3680,16 @@
       <w:r>
         <w:rPr>
           <w:rFonts w:asciiTheme="minorHAnsi" w:hAnsiTheme="minorHAnsi"/>
-          <w:sz w:val="24"/>
-          <w:szCs w:val="24"/>
-        </w:rPr>
-        <w:t xml:space="preserve"> </w:t>
-      </w:r>
-      <w:r>
-        <w:rPr>
-          <w:rFonts w:asciiTheme="minorHAnsi" w:hAnsiTheme="minorHAnsi"/>
+          <w:color w:val="000000" w:themeColor="text1"/>
+          <w:sz w:val="24"/>
+          <w:szCs w:val="24"/>
+        </w:rPr>
+        <w:t xml:space="preserve"> </w:t>
+      </w:r>
+      <w:r>
+        <w:rPr>
+          <w:rFonts w:asciiTheme="minorHAnsi" w:hAnsiTheme="minorHAnsi"/>
+          <w:color w:val="000000" w:themeColor="text1"/>
           <w:sz w:val="24"/>
           <w:szCs w:val="24"/>
         </w:rPr>
@@ -3373,14 +3698,16 @@
       <w:r>
         <w:rPr>
           <w:rFonts w:asciiTheme="minorHAnsi" w:hAnsiTheme="minorHAnsi"/>
-          <w:sz w:val="24"/>
-          <w:szCs w:val="24"/>
-        </w:rPr>
-        <w:t xml:space="preserve"> </w:t>
-      </w:r>
-      <w:r>
-        <w:rPr>
-          <w:rFonts w:asciiTheme="minorHAnsi" w:hAnsiTheme="minorHAnsi"/>
+          <w:color w:val="000000" w:themeColor="text1"/>
+          <w:sz w:val="24"/>
+          <w:szCs w:val="24"/>
+        </w:rPr>
+        <w:t xml:space="preserve"> </w:t>
+      </w:r>
+      <w:r>
+        <w:rPr>
+          <w:rFonts w:asciiTheme="minorHAnsi" w:hAnsiTheme="minorHAnsi"/>
+          <w:color w:val="000000" w:themeColor="text1"/>
           <w:sz w:val="24"/>
           <w:szCs w:val="24"/>
         </w:rPr>
@@ -3394,6 +3721,7 @@
         <w:jc w:val="both"/>
         <w:rPr>
           <w:rFonts w:asciiTheme="minorHAnsi" w:hAnsiTheme="minorHAnsi"/>
+          <w:color w:val="000000" w:themeColor="text1"/>
           <w:sz w:val="24"/>
           <w:szCs w:val="24"/>
         </w:rPr>
@@ -3404,6 +3732,7 @@
           <w:rFonts w:asciiTheme="minorHAnsi" w:hAnsiTheme="minorHAnsi"/>
           <w:b/>
           <w:bCs/>
+          <w:color w:val="000000" w:themeColor="text1"/>
           <w:sz w:val="24"/>
           <w:szCs w:val="24"/>
         </w:rPr>
@@ -3414,6 +3743,7 @@
           <w:rFonts w:asciiTheme="minorHAnsi" w:hAnsiTheme="minorHAnsi"/>
           <w:b/>
           <w:bCs/>
+          <w:color w:val="000000" w:themeColor="text1"/>
           <w:sz w:val="24"/>
           <w:szCs w:val="24"/>
         </w:rPr>
@@ -3426,14 +3756,16 @@
         <w:jc w:val="both"/>
         <w:rPr>
           <w:rFonts w:asciiTheme="minorHAnsi" w:hAnsiTheme="minorHAnsi"/>
-          <w:sz w:val="24"/>
-          <w:szCs w:val="24"/>
-        </w:rPr>
-      </w:pPr>
-      <w:r>
-        <w:rPr>
-          <w:rStyle w:val="s2"/>
-          <w:rFonts w:asciiTheme="minorHAnsi" w:hAnsiTheme="minorHAnsi"/>
+          <w:color w:val="000000" w:themeColor="text1"/>
+          <w:sz w:val="24"/>
+          <w:szCs w:val="24"/>
+        </w:rPr>
+      </w:pPr>
+      <w:r>
+        <w:rPr>
+          <w:rStyle w:val="s2"/>
+          <w:rFonts w:asciiTheme="minorHAnsi" w:hAnsiTheme="minorHAnsi"/>
+          <w:color w:val="000000" w:themeColor="text1"/>
           <w:sz w:val="24"/>
           <w:szCs w:val="24"/>
         </w:rPr>
@@ -3445,6 +3777,7 @@
           <w:rFonts w:asciiTheme="minorHAnsi" w:hAnsiTheme="minorHAnsi"/>
           <w:b/>
           <w:bCs/>
+          <w:color w:val="000000" w:themeColor="text1"/>
           <w:sz w:val="24"/>
           <w:szCs w:val="24"/>
         </w:rPr>
@@ -3453,6 +3786,7 @@
       <w:r>
         <w:rPr>
           <w:rFonts w:asciiTheme="minorHAnsi" w:hAnsiTheme="minorHAnsi"/>
+          <w:color w:val="000000" w:themeColor="text1"/>
           <w:sz w:val="24"/>
           <w:szCs w:val="24"/>
         </w:rPr>
@@ -3461,14 +3795,16 @@
       <w:r>
         <w:rPr>
           <w:rFonts w:asciiTheme="minorHAnsi" w:hAnsiTheme="minorHAnsi"/>
-          <w:sz w:val="24"/>
-          <w:szCs w:val="24"/>
-        </w:rPr>
-        <w:t xml:space="preserve"> </w:t>
-      </w:r>
-      <w:r>
-        <w:rPr>
-          <w:rFonts w:asciiTheme="minorHAnsi" w:hAnsiTheme="minorHAnsi"/>
+          <w:color w:val="000000" w:themeColor="text1"/>
+          <w:sz w:val="24"/>
+          <w:szCs w:val="24"/>
+        </w:rPr>
+        <w:t xml:space="preserve"> </w:t>
+      </w:r>
+      <w:r>
+        <w:rPr>
+          <w:rFonts w:asciiTheme="minorHAnsi" w:hAnsiTheme="minorHAnsi"/>
+          <w:color w:val="000000" w:themeColor="text1"/>
           <w:sz w:val="24"/>
           <w:szCs w:val="24"/>
         </w:rPr>
@@ -3481,14 +3817,16 @@
         <w:jc w:val="both"/>
         <w:rPr>
           <w:rFonts w:asciiTheme="minorHAnsi" w:hAnsiTheme="minorHAnsi"/>
-          <w:sz w:val="24"/>
-          <w:szCs w:val="24"/>
-        </w:rPr>
-      </w:pPr>
-      <w:r>
-        <w:rPr>
-          <w:rStyle w:val="s2"/>
-          <w:rFonts w:asciiTheme="minorHAnsi" w:hAnsiTheme="minorHAnsi"/>
+          <w:color w:val="000000" w:themeColor="text1"/>
+          <w:sz w:val="24"/>
+          <w:szCs w:val="24"/>
+        </w:rPr>
+      </w:pPr>
+      <w:r>
+        <w:rPr>
+          <w:rStyle w:val="s2"/>
+          <w:rFonts w:asciiTheme="minorHAnsi" w:hAnsiTheme="minorHAnsi"/>
+          <w:color w:val="000000" w:themeColor="text1"/>
           <w:sz w:val="24"/>
           <w:szCs w:val="24"/>
         </w:rPr>
@@ -3500,6 +3838,7 @@
           <w:rFonts w:asciiTheme="minorHAnsi" w:hAnsiTheme="minorHAnsi"/>
           <w:b/>
           <w:bCs/>
+          <w:color w:val="000000" w:themeColor="text1"/>
           <w:sz w:val="24"/>
           <w:szCs w:val="24"/>
         </w:rPr>
@@ -3508,6 +3847,7 @@
       <w:r>
         <w:rPr>
           <w:rFonts w:asciiTheme="minorHAnsi" w:hAnsiTheme="minorHAnsi"/>
+          <w:color w:val="000000" w:themeColor="text1"/>
           <w:sz w:val="24"/>
           <w:szCs w:val="24"/>
         </w:rPr>
@@ -3516,14 +3856,16 @@
       <w:r>
         <w:rPr>
           <w:rFonts w:asciiTheme="minorHAnsi" w:hAnsiTheme="minorHAnsi"/>
-          <w:sz w:val="24"/>
-          <w:szCs w:val="24"/>
-        </w:rPr>
-        <w:t xml:space="preserve"> </w:t>
-      </w:r>
-      <w:r>
-        <w:rPr>
-          <w:rFonts w:asciiTheme="minorHAnsi" w:hAnsiTheme="minorHAnsi"/>
+          <w:color w:val="000000" w:themeColor="text1"/>
+          <w:sz w:val="24"/>
+          <w:szCs w:val="24"/>
+        </w:rPr>
+        <w:t xml:space="preserve"> </w:t>
+      </w:r>
+      <w:r>
+        <w:rPr>
+          <w:rFonts w:asciiTheme="minorHAnsi" w:hAnsiTheme="minorHAnsi"/>
+          <w:color w:val="000000" w:themeColor="text1"/>
           <w:sz w:val="24"/>
           <w:szCs w:val="24"/>
         </w:rPr>
@@ -3536,22 +3878,25 @@
         <w:jc w:val="both"/>
         <w:rPr>
           <w:rFonts w:asciiTheme="minorHAnsi" w:hAnsiTheme="minorHAnsi"/>
-          <w:sz w:val="24"/>
-          <w:szCs w:val="24"/>
-        </w:rPr>
-      </w:pPr>
-      <w:r>
-        <w:rPr>
-          <w:rStyle w:val="s2"/>
-          <w:rFonts w:asciiTheme="minorHAnsi" w:hAnsiTheme="minorHAnsi"/>
-          <w:sz w:val="24"/>
-          <w:szCs w:val="24"/>
-        </w:rPr>
-        <w:t xml:space="preserve">• </w:t>
-      </w:r>
-      <w:r>
-        <w:rPr>
-          <w:rFonts w:asciiTheme="minorHAnsi" w:hAnsiTheme="minorHAnsi"/>
+          <w:color w:val="000000" w:themeColor="text1"/>
+          <w:sz w:val="24"/>
+          <w:szCs w:val="24"/>
+        </w:rPr>
+      </w:pPr>
+      <w:r>
+        <w:rPr>
+          <w:rStyle w:val="s2"/>
+          <w:rFonts w:asciiTheme="minorHAnsi" w:hAnsiTheme="minorHAnsi"/>
+          <w:color w:val="000000" w:themeColor="text1"/>
+          <w:sz w:val="24"/>
+          <w:szCs w:val="24"/>
+        </w:rPr>
+        <w:t xml:space="preserve">• </w:t>
+      </w:r>
+      <w:r>
+        <w:rPr>
+          <w:rFonts w:asciiTheme="minorHAnsi" w:hAnsiTheme="minorHAnsi"/>
+          <w:color w:val="000000" w:themeColor="text1"/>
           <w:sz w:val="24"/>
           <w:szCs w:val="24"/>
         </w:rPr>
@@ -3564,22 +3909,25 @@
         <w:jc w:val="both"/>
         <w:rPr>
           <w:rFonts w:asciiTheme="minorHAnsi" w:hAnsiTheme="minorHAnsi"/>
-          <w:sz w:val="24"/>
-          <w:szCs w:val="24"/>
-        </w:rPr>
-      </w:pPr>
-      <w:r>
-        <w:rPr>
-          <w:rStyle w:val="s2"/>
-          <w:rFonts w:asciiTheme="minorHAnsi" w:hAnsiTheme="minorHAnsi"/>
-          <w:sz w:val="24"/>
-          <w:szCs w:val="24"/>
-        </w:rPr>
-        <w:t xml:space="preserve">• </w:t>
-      </w:r>
-      <w:r>
-        <w:rPr>
-          <w:rFonts w:asciiTheme="minorHAnsi" w:hAnsiTheme="minorHAnsi"/>
+          <w:color w:val="000000" w:themeColor="text1"/>
+          <w:sz w:val="24"/>
+          <w:szCs w:val="24"/>
+        </w:rPr>
+      </w:pPr>
+      <w:r>
+        <w:rPr>
+          <w:rStyle w:val="s2"/>
+          <w:rFonts w:asciiTheme="minorHAnsi" w:hAnsiTheme="minorHAnsi"/>
+          <w:color w:val="000000" w:themeColor="text1"/>
+          <w:sz w:val="24"/>
+          <w:szCs w:val="24"/>
+        </w:rPr>
+        <w:t xml:space="preserve">• </w:t>
+      </w:r>
+      <w:r>
+        <w:rPr>
+          <w:rFonts w:asciiTheme="minorHAnsi" w:hAnsiTheme="minorHAnsi"/>
+          <w:color w:val="000000" w:themeColor="text1"/>
           <w:sz w:val="24"/>
           <w:szCs w:val="24"/>
         </w:rPr>
@@ -3588,14 +3936,16 @@
       <w:r>
         <w:rPr>
           <w:rFonts w:asciiTheme="minorHAnsi" w:hAnsiTheme="minorHAnsi"/>
-          <w:sz w:val="24"/>
-          <w:szCs w:val="24"/>
-        </w:rPr>
-        <w:t xml:space="preserve"> </w:t>
-      </w:r>
-      <w:r>
-        <w:rPr>
-          <w:rFonts w:asciiTheme="minorHAnsi" w:hAnsiTheme="minorHAnsi"/>
+          <w:color w:val="000000" w:themeColor="text1"/>
+          <w:sz w:val="24"/>
+          <w:szCs w:val="24"/>
+        </w:rPr>
+        <w:t xml:space="preserve"> </w:t>
+      </w:r>
+      <w:r>
+        <w:rPr>
+          <w:rFonts w:asciiTheme="minorHAnsi" w:hAnsiTheme="minorHAnsi"/>
+          <w:color w:val="000000" w:themeColor="text1"/>
           <w:sz w:val="24"/>
           <w:szCs w:val="24"/>
         </w:rPr>
@@ -3609,6 +3959,7 @@
         <w:jc w:val="both"/>
         <w:rPr>
           <w:rFonts w:asciiTheme="minorHAnsi" w:hAnsiTheme="minorHAnsi"/>
+          <w:color w:val="000000" w:themeColor="text1"/>
           <w:sz w:val="24"/>
           <w:szCs w:val="24"/>
         </w:rPr>
@@ -3619,6 +3970,7 @@
           <w:rFonts w:asciiTheme="minorHAnsi" w:hAnsiTheme="minorHAnsi"/>
           <w:b/>
           <w:bCs/>
+          <w:color w:val="000000" w:themeColor="text1"/>
           <w:sz w:val="24"/>
           <w:szCs w:val="24"/>
         </w:rPr>
@@ -3629,6 +3981,7 @@
           <w:rFonts w:asciiTheme="minorHAnsi" w:hAnsiTheme="minorHAnsi"/>
           <w:b/>
           <w:bCs/>
+          <w:color w:val="000000" w:themeColor="text1"/>
           <w:sz w:val="24"/>
           <w:szCs w:val="24"/>
         </w:rPr>
@@ -3641,14 +3994,16 @@
         <w:jc w:val="both"/>
         <w:rPr>
           <w:rFonts w:asciiTheme="minorHAnsi" w:hAnsiTheme="minorHAnsi"/>
-          <w:sz w:val="24"/>
-          <w:szCs w:val="24"/>
-        </w:rPr>
-      </w:pPr>
-      <w:r>
-        <w:rPr>
-          <w:rStyle w:val="s2"/>
-          <w:rFonts w:asciiTheme="minorHAnsi" w:hAnsiTheme="minorHAnsi"/>
+          <w:color w:val="000000" w:themeColor="text1"/>
+          <w:sz w:val="24"/>
+          <w:szCs w:val="24"/>
+        </w:rPr>
+      </w:pPr>
+      <w:r>
+        <w:rPr>
+          <w:rStyle w:val="s2"/>
+          <w:rFonts w:asciiTheme="minorHAnsi" w:hAnsiTheme="minorHAnsi"/>
+          <w:color w:val="000000" w:themeColor="text1"/>
           <w:sz w:val="24"/>
           <w:szCs w:val="24"/>
         </w:rPr>
@@ -3660,6 +4015,7 @@
           <w:rFonts w:asciiTheme="minorHAnsi" w:hAnsiTheme="minorHAnsi"/>
           <w:b/>
           <w:bCs/>
+          <w:color w:val="000000" w:themeColor="text1"/>
           <w:sz w:val="24"/>
           <w:szCs w:val="24"/>
         </w:rPr>
@@ -3668,6 +4024,7 @@
       <w:r>
         <w:rPr>
           <w:rFonts w:asciiTheme="minorHAnsi" w:hAnsiTheme="minorHAnsi"/>
+          <w:color w:val="000000" w:themeColor="text1"/>
           <w:sz w:val="24"/>
           <w:szCs w:val="24"/>
         </w:rPr>
@@ -3680,22 +4037,25 @@
         <w:jc w:val="both"/>
         <w:rPr>
           <w:rFonts w:asciiTheme="minorHAnsi" w:hAnsiTheme="minorHAnsi"/>
-          <w:sz w:val="24"/>
-          <w:szCs w:val="24"/>
-        </w:rPr>
-      </w:pPr>
-      <w:r>
-        <w:rPr>
-          <w:rStyle w:val="s2"/>
-          <w:rFonts w:asciiTheme="minorHAnsi" w:hAnsiTheme="minorHAnsi"/>
-          <w:sz w:val="24"/>
-          <w:szCs w:val="24"/>
-        </w:rPr>
-        <w:t xml:space="preserve">• </w:t>
-      </w:r>
-      <w:r>
-        <w:rPr>
-          <w:rFonts w:asciiTheme="minorHAnsi" w:hAnsiTheme="minorHAnsi"/>
+          <w:color w:val="000000" w:themeColor="text1"/>
+          <w:sz w:val="24"/>
+          <w:szCs w:val="24"/>
+        </w:rPr>
+      </w:pPr>
+      <w:r>
+        <w:rPr>
+          <w:rStyle w:val="s2"/>
+          <w:rFonts w:asciiTheme="minorHAnsi" w:hAnsiTheme="minorHAnsi"/>
+          <w:color w:val="000000" w:themeColor="text1"/>
+          <w:sz w:val="24"/>
+          <w:szCs w:val="24"/>
+        </w:rPr>
+        <w:t xml:space="preserve">• </w:t>
+      </w:r>
+      <w:r>
+        <w:rPr>
+          <w:rFonts w:asciiTheme="minorHAnsi" w:hAnsiTheme="minorHAnsi"/>
+          <w:color w:val="000000" w:themeColor="text1"/>
           <w:sz w:val="24"/>
           <w:szCs w:val="24"/>
         </w:rPr>
@@ -3704,14 +4064,16 @@
       <w:r>
         <w:rPr>
           <w:rFonts w:asciiTheme="minorHAnsi" w:hAnsiTheme="minorHAnsi"/>
-          <w:sz w:val="24"/>
-          <w:szCs w:val="24"/>
-        </w:rPr>
-        <w:t xml:space="preserve"> </w:t>
-      </w:r>
-      <w:r>
-        <w:rPr>
-          <w:rFonts w:asciiTheme="minorHAnsi" w:hAnsiTheme="minorHAnsi"/>
+          <w:color w:val="000000" w:themeColor="text1"/>
+          <w:sz w:val="24"/>
+          <w:szCs w:val="24"/>
+        </w:rPr>
+        <w:t xml:space="preserve"> </w:t>
+      </w:r>
+      <w:r>
+        <w:rPr>
+          <w:rFonts w:asciiTheme="minorHAnsi" w:hAnsiTheme="minorHAnsi"/>
+          <w:color w:val="000000" w:themeColor="text1"/>
           <w:sz w:val="24"/>
           <w:szCs w:val="24"/>
         </w:rPr>
@@ -3724,22 +4086,25 @@
         <w:jc w:val="both"/>
         <w:rPr>
           <w:rFonts w:asciiTheme="minorHAnsi" w:hAnsiTheme="minorHAnsi"/>
-          <w:sz w:val="24"/>
-          <w:szCs w:val="24"/>
-        </w:rPr>
-      </w:pPr>
-      <w:r>
-        <w:rPr>
-          <w:rStyle w:val="s2"/>
-          <w:rFonts w:asciiTheme="minorHAnsi" w:hAnsiTheme="minorHAnsi"/>
-          <w:sz w:val="24"/>
-          <w:szCs w:val="24"/>
-        </w:rPr>
-        <w:t xml:space="preserve">• </w:t>
-      </w:r>
-      <w:r>
-        <w:rPr>
-          <w:rFonts w:asciiTheme="minorHAnsi" w:hAnsiTheme="minorHAnsi"/>
+          <w:color w:val="000000" w:themeColor="text1"/>
+          <w:sz w:val="24"/>
+          <w:szCs w:val="24"/>
+        </w:rPr>
+      </w:pPr>
+      <w:r>
+        <w:rPr>
+          <w:rStyle w:val="s2"/>
+          <w:rFonts w:asciiTheme="minorHAnsi" w:hAnsiTheme="minorHAnsi"/>
+          <w:color w:val="000000" w:themeColor="text1"/>
+          <w:sz w:val="24"/>
+          <w:szCs w:val="24"/>
+        </w:rPr>
+        <w:t xml:space="preserve">• </w:t>
+      </w:r>
+      <w:r>
+        <w:rPr>
+          <w:rFonts w:asciiTheme="minorHAnsi" w:hAnsiTheme="minorHAnsi"/>
+          <w:color w:val="000000" w:themeColor="text1"/>
           <w:sz w:val="24"/>
           <w:szCs w:val="24"/>
         </w:rPr>
@@ -3748,14 +4113,16 @@
       <w:r>
         <w:rPr>
           <w:rFonts w:asciiTheme="minorHAnsi" w:hAnsiTheme="minorHAnsi"/>
-          <w:sz w:val="24"/>
-          <w:szCs w:val="24"/>
-        </w:rPr>
-        <w:t xml:space="preserve"> </w:t>
-      </w:r>
-      <w:r>
-        <w:rPr>
-          <w:rFonts w:asciiTheme="minorHAnsi" w:hAnsiTheme="minorHAnsi"/>
+          <w:color w:val="000000" w:themeColor="text1"/>
+          <w:sz w:val="24"/>
+          <w:szCs w:val="24"/>
+        </w:rPr>
+        <w:t xml:space="preserve"> </w:t>
+      </w:r>
+      <w:r>
+        <w:rPr>
+          <w:rFonts w:asciiTheme="minorHAnsi" w:hAnsiTheme="minorHAnsi"/>
+          <w:color w:val="000000" w:themeColor="text1"/>
           <w:sz w:val="24"/>
           <w:szCs w:val="24"/>
         </w:rPr>
@@ -3764,14 +4131,16 @@
       <w:r>
         <w:rPr>
           <w:rFonts w:asciiTheme="minorHAnsi" w:hAnsiTheme="minorHAnsi"/>
-          <w:sz w:val="24"/>
-          <w:szCs w:val="24"/>
-        </w:rPr>
-        <w:t xml:space="preserve"> </w:t>
-      </w:r>
-      <w:r>
-        <w:rPr>
-          <w:rFonts w:asciiTheme="minorHAnsi" w:hAnsiTheme="minorHAnsi"/>
+          <w:color w:val="000000" w:themeColor="text1"/>
+          <w:sz w:val="24"/>
+          <w:szCs w:val="24"/>
+        </w:rPr>
+        <w:t xml:space="preserve"> </w:t>
+      </w:r>
+      <w:r>
+        <w:rPr>
+          <w:rFonts w:asciiTheme="minorHAnsi" w:hAnsiTheme="minorHAnsi"/>
+          <w:color w:val="000000" w:themeColor="text1"/>
           <w:sz w:val="24"/>
           <w:szCs w:val="24"/>
         </w:rPr>
@@ -3784,14 +4153,16 @@
         <w:jc w:val="both"/>
         <w:rPr>
           <w:rFonts w:asciiTheme="minorHAnsi" w:hAnsiTheme="minorHAnsi"/>
-          <w:sz w:val="24"/>
-          <w:szCs w:val="24"/>
-        </w:rPr>
-      </w:pPr>
-      <w:r>
-        <w:rPr>
-          <w:rStyle w:val="s2"/>
-          <w:rFonts w:asciiTheme="minorHAnsi" w:hAnsiTheme="minorHAnsi"/>
+          <w:color w:val="000000" w:themeColor="text1"/>
+          <w:sz w:val="24"/>
+          <w:szCs w:val="24"/>
+        </w:rPr>
+      </w:pPr>
+      <w:r>
+        <w:rPr>
+          <w:rStyle w:val="s2"/>
+          <w:rFonts w:asciiTheme="minorHAnsi" w:hAnsiTheme="minorHAnsi"/>
+          <w:color w:val="000000" w:themeColor="text1"/>
           <w:sz w:val="24"/>
           <w:szCs w:val="24"/>
         </w:rPr>
@@ -3801,6 +4172,7 @@
       <w:r>
         <w:rPr>
           <w:rFonts w:asciiTheme="minorHAnsi" w:hAnsiTheme="minorHAnsi"/>
+          <w:color w:val="000000" w:themeColor="text1"/>
           <w:sz w:val="24"/>
           <w:szCs w:val="24"/>
         </w:rPr>
@@ -3814,6 +4186,7 @@
         <w:jc w:val="both"/>
         <w:rPr>
           <w:rFonts w:asciiTheme="minorHAnsi" w:hAnsiTheme="minorHAnsi"/>
+          <w:color w:val="000000" w:themeColor="text1"/>
           <w:sz w:val="24"/>
           <w:szCs w:val="24"/>
         </w:rPr>
@@ -3824,6 +4197,7 @@
           <w:rFonts w:asciiTheme="minorHAnsi" w:hAnsiTheme="minorHAnsi"/>
           <w:b/>
           <w:bCs/>
+          <w:color w:val="000000" w:themeColor="text1"/>
           <w:sz w:val="24"/>
           <w:szCs w:val="24"/>
         </w:rPr>
@@ -3834,6 +4208,7 @@
           <w:rFonts w:asciiTheme="minorHAnsi" w:hAnsiTheme="minorHAnsi"/>
           <w:b/>
           <w:bCs/>
+          <w:color w:val="000000" w:themeColor="text1"/>
           <w:sz w:val="24"/>
           <w:szCs w:val="24"/>
         </w:rPr>
@@ -3846,14 +4221,16 @@
         <w:jc w:val="both"/>
         <w:rPr>
           <w:rFonts w:asciiTheme="minorHAnsi" w:hAnsiTheme="minorHAnsi"/>
-          <w:sz w:val="24"/>
-          <w:szCs w:val="24"/>
-        </w:rPr>
-      </w:pPr>
-      <w:r>
-        <w:rPr>
-          <w:rStyle w:val="s2"/>
-          <w:rFonts w:asciiTheme="minorHAnsi" w:hAnsiTheme="minorHAnsi"/>
+          <w:color w:val="000000" w:themeColor="text1"/>
+          <w:sz w:val="24"/>
+          <w:szCs w:val="24"/>
+        </w:rPr>
+      </w:pPr>
+      <w:r>
+        <w:rPr>
+          <w:rStyle w:val="s2"/>
+          <w:rFonts w:asciiTheme="minorHAnsi" w:hAnsiTheme="minorHAnsi"/>
+          <w:color w:val="000000" w:themeColor="text1"/>
           <w:sz w:val="24"/>
           <w:szCs w:val="24"/>
         </w:rPr>
@@ -3866,6 +4243,7 @@
           <w:rFonts w:asciiTheme="minorHAnsi" w:hAnsiTheme="minorHAnsi"/>
           <w:b/>
           <w:bCs/>
+          <w:color w:val="000000" w:themeColor="text1"/>
           <w:sz w:val="24"/>
           <w:szCs w:val="24"/>
         </w:rPr>
@@ -3878,6 +4256,7 @@
           <w:rFonts w:asciiTheme="minorHAnsi" w:hAnsiTheme="minorHAnsi"/>
           <w:b/>
           <w:bCs/>
+          <w:color w:val="000000" w:themeColor="text1"/>
           <w:sz w:val="24"/>
           <w:szCs w:val="24"/>
         </w:rPr>
@@ -3886,6 +4265,7 @@
       <w:r>
         <w:rPr>
           <w:rFonts w:asciiTheme="minorHAnsi" w:hAnsiTheme="minorHAnsi"/>
+          <w:color w:val="000000" w:themeColor="text1"/>
           <w:sz w:val="24"/>
           <w:szCs w:val="24"/>
         </w:rPr>
@@ -3894,6 +4274,7 @@
       <w:r>
         <w:rPr>
           <w:rFonts w:asciiTheme="minorHAnsi" w:hAnsiTheme="minorHAnsi"/>
+          <w:color w:val="000000" w:themeColor="text1"/>
           <w:sz w:val="24"/>
           <w:szCs w:val="24"/>
         </w:rPr>
@@ -3902,6 +4283,7 @@
       <w:r>
         <w:rPr>
           <w:rFonts w:asciiTheme="minorHAnsi" w:hAnsiTheme="minorHAnsi"/>
+          <w:color w:val="000000" w:themeColor="text1"/>
           <w:sz w:val="24"/>
           <w:szCs w:val="24"/>
         </w:rPr>
@@ -3910,6 +4292,7 @@
       <w:r>
         <w:rPr>
           <w:rFonts w:asciiTheme="minorHAnsi" w:hAnsiTheme="minorHAnsi"/>
+          <w:color w:val="000000" w:themeColor="text1"/>
           <w:sz w:val="24"/>
           <w:szCs w:val="24"/>
         </w:rPr>
@@ -3918,6 +4301,7 @@
       <w:r>
         <w:rPr>
           <w:rFonts w:asciiTheme="minorHAnsi" w:hAnsiTheme="minorHAnsi"/>
+          <w:color w:val="000000" w:themeColor="text1"/>
           <w:sz w:val="24"/>
           <w:szCs w:val="24"/>
         </w:rPr>
@@ -3926,14 +4310,16 @@
       <w:r>
         <w:rPr>
           <w:rFonts w:asciiTheme="minorHAnsi" w:hAnsiTheme="minorHAnsi"/>
-          <w:sz w:val="24"/>
-          <w:szCs w:val="24"/>
-        </w:rPr>
-        <w:t xml:space="preserve"> </w:t>
-      </w:r>
-      <w:r>
-        <w:rPr>
-          <w:rFonts w:asciiTheme="minorHAnsi" w:hAnsiTheme="minorHAnsi"/>
+          <w:color w:val="000000" w:themeColor="text1"/>
+          <w:sz w:val="24"/>
+          <w:szCs w:val="24"/>
+        </w:rPr>
+        <w:t xml:space="preserve"> </w:t>
+      </w:r>
+      <w:r>
+        <w:rPr>
+          <w:rFonts w:asciiTheme="minorHAnsi" w:hAnsiTheme="minorHAnsi"/>
+          <w:color w:val="000000" w:themeColor="text1"/>
           <w:sz w:val="24"/>
           <w:szCs w:val="24"/>
         </w:rPr>
@@ -3946,22 +4332,25 @@
         <w:jc w:val="both"/>
         <w:rPr>
           <w:rFonts w:asciiTheme="minorHAnsi" w:hAnsiTheme="minorHAnsi"/>
-          <w:sz w:val="24"/>
-          <w:szCs w:val="24"/>
-        </w:rPr>
-      </w:pPr>
-      <w:r>
-        <w:rPr>
-          <w:rStyle w:val="s2"/>
-          <w:rFonts w:asciiTheme="minorHAnsi" w:hAnsiTheme="minorHAnsi"/>
-          <w:sz w:val="24"/>
-          <w:szCs w:val="24"/>
-        </w:rPr>
-        <w:t xml:space="preserve">• </w:t>
-      </w:r>
-      <w:r>
-        <w:rPr>
-          <w:rFonts w:asciiTheme="minorHAnsi" w:hAnsiTheme="minorHAnsi"/>
+          <w:color w:val="000000" w:themeColor="text1"/>
+          <w:sz w:val="24"/>
+          <w:szCs w:val="24"/>
+        </w:rPr>
+      </w:pPr>
+      <w:r>
+        <w:rPr>
+          <w:rStyle w:val="s2"/>
+          <w:rFonts w:asciiTheme="minorHAnsi" w:hAnsiTheme="minorHAnsi"/>
+          <w:color w:val="000000" w:themeColor="text1"/>
+          <w:sz w:val="24"/>
+          <w:szCs w:val="24"/>
+        </w:rPr>
+        <w:t xml:space="preserve">• </w:t>
+      </w:r>
+      <w:r>
+        <w:rPr>
+          <w:rFonts w:asciiTheme="minorHAnsi" w:hAnsiTheme="minorHAnsi"/>
+          <w:color w:val="000000" w:themeColor="text1"/>
           <w:sz w:val="24"/>
           <w:szCs w:val="24"/>
         </w:rPr>
@@ -3970,14 +4359,16 @@
       <w:r>
         <w:rPr>
           <w:rFonts w:asciiTheme="minorHAnsi" w:hAnsiTheme="minorHAnsi"/>
-          <w:sz w:val="24"/>
-          <w:szCs w:val="24"/>
-        </w:rPr>
-        <w:t xml:space="preserve"> </w:t>
-      </w:r>
-      <w:r>
-        <w:rPr>
-          <w:rFonts w:asciiTheme="minorHAnsi" w:hAnsiTheme="minorHAnsi"/>
+          <w:color w:val="000000" w:themeColor="text1"/>
+          <w:sz w:val="24"/>
+          <w:szCs w:val="24"/>
+        </w:rPr>
+        <w:t xml:space="preserve"> </w:t>
+      </w:r>
+      <w:r>
+        <w:rPr>
+          <w:rFonts w:asciiTheme="minorHAnsi" w:hAnsiTheme="minorHAnsi"/>
+          <w:color w:val="000000" w:themeColor="text1"/>
           <w:sz w:val="24"/>
           <w:szCs w:val="24"/>
         </w:rPr>
@@ -3990,22 +4381,25 @@
         <w:jc w:val="both"/>
         <w:rPr>
           <w:rFonts w:asciiTheme="minorHAnsi" w:hAnsiTheme="minorHAnsi"/>
-          <w:sz w:val="24"/>
-          <w:szCs w:val="24"/>
-        </w:rPr>
-      </w:pPr>
-      <w:r>
-        <w:rPr>
-          <w:rStyle w:val="s2"/>
-          <w:rFonts w:asciiTheme="minorHAnsi" w:hAnsiTheme="minorHAnsi"/>
-          <w:sz w:val="24"/>
-          <w:szCs w:val="24"/>
-        </w:rPr>
-        <w:t xml:space="preserve">• </w:t>
-      </w:r>
-      <w:r>
-        <w:rPr>
-          <w:rFonts w:asciiTheme="minorHAnsi" w:hAnsiTheme="minorHAnsi"/>
+          <w:color w:val="000000" w:themeColor="text1"/>
+          <w:sz w:val="24"/>
+          <w:szCs w:val="24"/>
+        </w:rPr>
+      </w:pPr>
+      <w:r>
+        <w:rPr>
+          <w:rStyle w:val="s2"/>
+          <w:rFonts w:asciiTheme="minorHAnsi" w:hAnsiTheme="minorHAnsi"/>
+          <w:color w:val="000000" w:themeColor="text1"/>
+          <w:sz w:val="24"/>
+          <w:szCs w:val="24"/>
+        </w:rPr>
+        <w:t xml:space="preserve">• </w:t>
+      </w:r>
+      <w:r>
+        <w:rPr>
+          <w:rFonts w:asciiTheme="minorHAnsi" w:hAnsiTheme="minorHAnsi"/>
+          <w:color w:val="000000" w:themeColor="text1"/>
           <w:sz w:val="24"/>
           <w:szCs w:val="24"/>
         </w:rPr>
@@ -4018,22 +4412,25 @@
         <w:jc w:val="both"/>
         <w:rPr>
           <w:rFonts w:asciiTheme="minorHAnsi" w:hAnsiTheme="minorHAnsi"/>
-          <w:sz w:val="24"/>
-          <w:szCs w:val="24"/>
-        </w:rPr>
-      </w:pPr>
-      <w:r>
-        <w:rPr>
-          <w:rStyle w:val="s2"/>
-          <w:rFonts w:asciiTheme="minorHAnsi" w:hAnsiTheme="minorHAnsi"/>
-          <w:sz w:val="24"/>
-          <w:szCs w:val="24"/>
-        </w:rPr>
-        <w:t xml:space="preserve">• </w:t>
-      </w:r>
-      <w:r>
-        <w:rPr>
-          <w:rFonts w:asciiTheme="minorHAnsi" w:hAnsiTheme="minorHAnsi"/>
+          <w:color w:val="000000" w:themeColor="text1"/>
+          <w:sz w:val="24"/>
+          <w:szCs w:val="24"/>
+        </w:rPr>
+      </w:pPr>
+      <w:r>
+        <w:rPr>
+          <w:rStyle w:val="s2"/>
+          <w:rFonts w:asciiTheme="minorHAnsi" w:hAnsiTheme="minorHAnsi"/>
+          <w:color w:val="000000" w:themeColor="text1"/>
+          <w:sz w:val="24"/>
+          <w:szCs w:val="24"/>
+        </w:rPr>
+        <w:t xml:space="preserve">• </w:t>
+      </w:r>
+      <w:r>
+        <w:rPr>
+          <w:rFonts w:asciiTheme="minorHAnsi" w:hAnsiTheme="minorHAnsi"/>
+          <w:color w:val="000000" w:themeColor="text1"/>
           <w:sz w:val="24"/>
           <w:szCs w:val="24"/>
         </w:rPr>
@@ -4042,14 +4439,16 @@
       <w:r>
         <w:rPr>
           <w:rFonts w:asciiTheme="minorHAnsi" w:hAnsiTheme="minorHAnsi"/>
-          <w:sz w:val="24"/>
-          <w:szCs w:val="24"/>
-        </w:rPr>
-        <w:t xml:space="preserve"> </w:t>
-      </w:r>
-      <w:r>
-        <w:rPr>
-          <w:rFonts w:asciiTheme="minorHAnsi" w:hAnsiTheme="minorHAnsi"/>
+          <w:color w:val="000000" w:themeColor="text1"/>
+          <w:sz w:val="24"/>
+          <w:szCs w:val="24"/>
+        </w:rPr>
+        <w:t xml:space="preserve"> </w:t>
+      </w:r>
+      <w:r>
+        <w:rPr>
+          <w:rFonts w:asciiTheme="minorHAnsi" w:hAnsiTheme="minorHAnsi"/>
+          <w:color w:val="000000" w:themeColor="text1"/>
           <w:sz w:val="24"/>
           <w:szCs w:val="24"/>
         </w:rPr>
@@ -4063,6 +4462,7 @@
         <w:jc w:val="both"/>
         <w:rPr>
           <w:rFonts w:asciiTheme="minorHAnsi" w:hAnsiTheme="minorHAnsi"/>
+          <w:color w:val="000000" w:themeColor="text1"/>
           <w:sz w:val="24"/>
           <w:szCs w:val="24"/>
         </w:rPr>
@@ -4073,6 +4473,7 @@
           <w:rFonts w:asciiTheme="minorHAnsi" w:hAnsiTheme="minorHAnsi"/>
           <w:b/>
           <w:bCs/>
+          <w:color w:val="000000" w:themeColor="text1"/>
           <w:sz w:val="24"/>
           <w:szCs w:val="24"/>
         </w:rPr>
@@ -4083,6 +4484,7 @@
           <w:rFonts w:asciiTheme="minorHAnsi" w:hAnsiTheme="minorHAnsi"/>
           <w:b/>
           <w:bCs/>
+          <w:color w:val="000000" w:themeColor="text1"/>
           <w:sz w:val="24"/>
           <w:szCs w:val="24"/>
         </w:rPr>
@@ -4095,22 +4497,25 @@
         <w:jc w:val="both"/>
         <w:rPr>
           <w:rFonts w:asciiTheme="minorHAnsi" w:hAnsiTheme="minorHAnsi"/>
-          <w:sz w:val="24"/>
-          <w:szCs w:val="24"/>
-        </w:rPr>
-      </w:pPr>
-      <w:r>
-        <w:rPr>
-          <w:rStyle w:val="s2"/>
-          <w:rFonts w:asciiTheme="minorHAnsi" w:hAnsiTheme="minorHAnsi"/>
-          <w:sz w:val="24"/>
-          <w:szCs w:val="24"/>
-        </w:rPr>
-        <w:t xml:space="preserve">• </w:t>
-      </w:r>
-      <w:r>
-        <w:rPr>
-          <w:rFonts w:asciiTheme="minorHAnsi" w:hAnsiTheme="minorHAnsi"/>
+          <w:color w:val="000000" w:themeColor="text1"/>
+          <w:sz w:val="24"/>
+          <w:szCs w:val="24"/>
+        </w:rPr>
+      </w:pPr>
+      <w:r>
+        <w:rPr>
+          <w:rStyle w:val="s2"/>
+          <w:rFonts w:asciiTheme="minorHAnsi" w:hAnsiTheme="minorHAnsi"/>
+          <w:color w:val="000000" w:themeColor="text1"/>
+          <w:sz w:val="24"/>
+          <w:szCs w:val="24"/>
+        </w:rPr>
+        <w:t xml:space="preserve">• </w:t>
+      </w:r>
+      <w:r>
+        <w:rPr>
+          <w:rFonts w:asciiTheme="minorHAnsi" w:hAnsiTheme="minorHAnsi"/>
+          <w:color w:val="000000" w:themeColor="text1"/>
           <w:sz w:val="24"/>
           <w:szCs w:val="24"/>
         </w:rPr>
@@ -4119,14 +4524,16 @@
       <w:r>
         <w:rPr>
           <w:rFonts w:asciiTheme="minorHAnsi" w:hAnsiTheme="minorHAnsi"/>
-          <w:sz w:val="24"/>
-          <w:szCs w:val="24"/>
-        </w:rPr>
-        <w:t xml:space="preserve"> </w:t>
-      </w:r>
-      <w:r>
-        <w:rPr>
-          <w:rFonts w:asciiTheme="minorHAnsi" w:hAnsiTheme="minorHAnsi"/>
+          <w:color w:val="000000" w:themeColor="text1"/>
+          <w:sz w:val="24"/>
+          <w:szCs w:val="24"/>
+        </w:rPr>
+        <w:t xml:space="preserve"> </w:t>
+      </w:r>
+      <w:r>
+        <w:rPr>
+          <w:rFonts w:asciiTheme="minorHAnsi" w:hAnsiTheme="minorHAnsi"/>
+          <w:color w:val="000000" w:themeColor="text1"/>
           <w:sz w:val="24"/>
           <w:szCs w:val="24"/>
         </w:rPr>
@@ -4139,14 +4546,16 @@
         <w:jc w:val="both"/>
         <w:rPr>
           <w:rFonts w:asciiTheme="minorHAnsi" w:hAnsiTheme="minorHAnsi"/>
-          <w:sz w:val="24"/>
-          <w:szCs w:val="24"/>
-        </w:rPr>
-      </w:pPr>
-      <w:r>
-        <w:rPr>
-          <w:rStyle w:val="s2"/>
-          <w:rFonts w:asciiTheme="minorHAnsi" w:hAnsiTheme="minorHAnsi"/>
+          <w:color w:val="000000" w:themeColor="text1"/>
+          <w:sz w:val="24"/>
+          <w:szCs w:val="24"/>
+        </w:rPr>
+      </w:pPr>
+      <w:r>
+        <w:rPr>
+          <w:rStyle w:val="s2"/>
+          <w:rFonts w:asciiTheme="minorHAnsi" w:hAnsiTheme="minorHAnsi"/>
+          <w:color w:val="000000" w:themeColor="text1"/>
           <w:sz w:val="24"/>
           <w:szCs w:val="24"/>
         </w:rPr>
@@ -4158,6 +4567,7 @@
           <w:rFonts w:asciiTheme="minorHAnsi" w:hAnsiTheme="minorHAnsi"/>
           <w:b/>
           <w:bCs/>
+          <w:color w:val="000000" w:themeColor="text1"/>
           <w:sz w:val="24"/>
           <w:szCs w:val="24"/>
         </w:rPr>
@@ -4166,6 +4576,7 @@
       <w:r>
         <w:rPr>
           <w:rFonts w:asciiTheme="minorHAnsi" w:hAnsiTheme="minorHAnsi"/>
+          <w:color w:val="000000" w:themeColor="text1"/>
           <w:sz w:val="24"/>
           <w:szCs w:val="24"/>
         </w:rPr>
@@ -4174,14 +4585,16 @@
       <w:r>
         <w:rPr>
           <w:rFonts w:asciiTheme="minorHAnsi" w:hAnsiTheme="minorHAnsi"/>
-          <w:sz w:val="24"/>
-          <w:szCs w:val="24"/>
-        </w:rPr>
-        <w:t xml:space="preserve"> </w:t>
-      </w:r>
-      <w:r>
-        <w:rPr>
-          <w:rFonts w:asciiTheme="minorHAnsi" w:hAnsiTheme="minorHAnsi"/>
+          <w:color w:val="000000" w:themeColor="text1"/>
+          <w:sz w:val="24"/>
+          <w:szCs w:val="24"/>
+        </w:rPr>
+        <w:t xml:space="preserve"> </w:t>
+      </w:r>
+      <w:r>
+        <w:rPr>
+          <w:rFonts w:asciiTheme="minorHAnsi" w:hAnsiTheme="minorHAnsi"/>
+          <w:color w:val="000000" w:themeColor="text1"/>
           <w:sz w:val="24"/>
           <w:szCs w:val="24"/>
         </w:rPr>
@@ -4194,22 +4607,25 @@
         <w:jc w:val="both"/>
         <w:rPr>
           <w:rFonts w:asciiTheme="minorHAnsi" w:hAnsiTheme="minorHAnsi"/>
-          <w:sz w:val="24"/>
-          <w:szCs w:val="24"/>
-        </w:rPr>
-      </w:pPr>
-      <w:r>
-        <w:rPr>
-          <w:rStyle w:val="s2"/>
-          <w:rFonts w:asciiTheme="minorHAnsi" w:hAnsiTheme="minorHAnsi"/>
-          <w:sz w:val="24"/>
-          <w:szCs w:val="24"/>
-        </w:rPr>
-        <w:t xml:space="preserve">• </w:t>
-      </w:r>
-      <w:r>
-        <w:rPr>
-          <w:rFonts w:asciiTheme="minorHAnsi" w:hAnsiTheme="minorHAnsi"/>
+          <w:color w:val="000000" w:themeColor="text1"/>
+          <w:sz w:val="24"/>
+          <w:szCs w:val="24"/>
+        </w:rPr>
+      </w:pPr>
+      <w:r>
+        <w:rPr>
+          <w:rStyle w:val="s2"/>
+          <w:rFonts w:asciiTheme="minorHAnsi" w:hAnsiTheme="minorHAnsi"/>
+          <w:color w:val="000000" w:themeColor="text1"/>
+          <w:sz w:val="24"/>
+          <w:szCs w:val="24"/>
+        </w:rPr>
+        <w:t xml:space="preserve">• </w:t>
+      </w:r>
+      <w:r>
+        <w:rPr>
+          <w:rFonts w:asciiTheme="minorHAnsi" w:hAnsiTheme="minorHAnsi"/>
+          <w:color w:val="000000" w:themeColor="text1"/>
           <w:sz w:val="24"/>
           <w:szCs w:val="24"/>
         </w:rPr>
@@ -4223,6 +4639,7 @@
         <w:jc w:val="both"/>
         <w:rPr>
           <w:rFonts w:asciiTheme="minorHAnsi" w:hAnsiTheme="minorHAnsi"/>
+          <w:color w:val="000000" w:themeColor="text1"/>
           <w:sz w:val="24"/>
           <w:szCs w:val="24"/>
         </w:rPr>
@@ -4233,6 +4650,7 @@
           <w:rFonts w:asciiTheme="minorHAnsi" w:hAnsiTheme="minorHAnsi"/>
           <w:b/>
           <w:bCs/>
+          <w:color w:val="000000" w:themeColor="text1"/>
           <w:sz w:val="24"/>
           <w:szCs w:val="24"/>
         </w:rPr>
@@ -4243,6 +4661,7 @@
           <w:rFonts w:asciiTheme="minorHAnsi" w:hAnsiTheme="minorHAnsi"/>
           <w:b/>
           <w:bCs/>
+          <w:color w:val="000000" w:themeColor="text1"/>
           <w:sz w:val="24"/>
           <w:szCs w:val="24"/>
         </w:rPr>
@@ -4255,22 +4674,25 @@
         <w:jc w:val="both"/>
         <w:rPr>
           <w:rFonts w:asciiTheme="minorHAnsi" w:hAnsiTheme="minorHAnsi"/>
-          <w:sz w:val="24"/>
-          <w:szCs w:val="24"/>
-        </w:rPr>
-      </w:pPr>
-      <w:r>
-        <w:rPr>
-          <w:rStyle w:val="s2"/>
-          <w:rFonts w:asciiTheme="minorHAnsi" w:hAnsiTheme="minorHAnsi"/>
-          <w:sz w:val="24"/>
-          <w:szCs w:val="24"/>
-        </w:rPr>
-        <w:t xml:space="preserve">• </w:t>
-      </w:r>
-      <w:r>
-        <w:rPr>
-          <w:rFonts w:asciiTheme="minorHAnsi" w:hAnsiTheme="minorHAnsi"/>
+          <w:color w:val="000000" w:themeColor="text1"/>
+          <w:sz w:val="24"/>
+          <w:szCs w:val="24"/>
+        </w:rPr>
+      </w:pPr>
+      <w:r>
+        <w:rPr>
+          <w:rStyle w:val="s2"/>
+          <w:rFonts w:asciiTheme="minorHAnsi" w:hAnsiTheme="minorHAnsi"/>
+          <w:color w:val="000000" w:themeColor="text1"/>
+          <w:sz w:val="24"/>
+          <w:szCs w:val="24"/>
+        </w:rPr>
+        <w:t xml:space="preserve">• </w:t>
+      </w:r>
+      <w:r>
+        <w:rPr>
+          <w:rFonts w:asciiTheme="minorHAnsi" w:hAnsiTheme="minorHAnsi"/>
+          <w:color w:val="000000" w:themeColor="text1"/>
           <w:sz w:val="24"/>
           <w:szCs w:val="24"/>
         </w:rPr>
@@ -4283,22 +4705,25 @@
         <w:jc w:val="both"/>
         <w:rPr>
           <w:rFonts w:asciiTheme="minorHAnsi" w:hAnsiTheme="minorHAnsi"/>
-          <w:sz w:val="24"/>
-          <w:szCs w:val="24"/>
-        </w:rPr>
-      </w:pPr>
-      <w:r>
-        <w:rPr>
-          <w:rStyle w:val="s2"/>
-          <w:rFonts w:asciiTheme="minorHAnsi" w:hAnsiTheme="minorHAnsi"/>
-          <w:sz w:val="24"/>
-          <w:szCs w:val="24"/>
-        </w:rPr>
-        <w:t xml:space="preserve">• </w:t>
-      </w:r>
-      <w:r>
-        <w:rPr>
-          <w:rFonts w:asciiTheme="minorHAnsi" w:hAnsiTheme="minorHAnsi"/>
+          <w:color w:val="000000" w:themeColor="text1"/>
+          <w:sz w:val="24"/>
+          <w:szCs w:val="24"/>
+        </w:rPr>
+      </w:pPr>
+      <w:r>
+        <w:rPr>
+          <w:rStyle w:val="s2"/>
+          <w:rFonts w:asciiTheme="minorHAnsi" w:hAnsiTheme="minorHAnsi"/>
+          <w:color w:val="000000" w:themeColor="text1"/>
+          <w:sz w:val="24"/>
+          <w:szCs w:val="24"/>
+        </w:rPr>
+        <w:t xml:space="preserve">• </w:t>
+      </w:r>
+      <w:r>
+        <w:rPr>
+          <w:rFonts w:asciiTheme="minorHAnsi" w:hAnsiTheme="minorHAnsi"/>
+          <w:color w:val="000000" w:themeColor="text1"/>
           <w:sz w:val="24"/>
           <w:szCs w:val="24"/>
         </w:rPr>
@@ -4308,6 +4733,7 @@
       <w:r>
         <w:rPr>
           <w:rFonts w:asciiTheme="minorHAnsi" w:hAnsiTheme="minorHAnsi"/>
+          <w:color w:val="000000" w:themeColor="text1"/>
           <w:sz w:val="24"/>
           <w:szCs w:val="24"/>
         </w:rPr>
@@ -4317,6 +4743,7 @@
       <w:r>
         <w:rPr>
           <w:rFonts w:asciiTheme="minorHAnsi" w:hAnsiTheme="minorHAnsi"/>
+          <w:color w:val="000000" w:themeColor="text1"/>
           <w:sz w:val="24"/>
           <w:szCs w:val="24"/>
         </w:rPr>
@@ -4325,14 +4752,16 @@
       <w:r>
         <w:rPr>
           <w:rFonts w:asciiTheme="minorHAnsi" w:hAnsiTheme="minorHAnsi"/>
-          <w:sz w:val="24"/>
-          <w:szCs w:val="24"/>
-        </w:rPr>
-        <w:t xml:space="preserve"> </w:t>
-      </w:r>
-      <w:r>
-        <w:rPr>
-          <w:rFonts w:asciiTheme="minorHAnsi" w:hAnsiTheme="minorHAnsi"/>
+          <w:color w:val="000000" w:themeColor="text1"/>
+          <w:sz w:val="24"/>
+          <w:szCs w:val="24"/>
+        </w:rPr>
+        <w:t xml:space="preserve"> </w:t>
+      </w:r>
+      <w:r>
+        <w:rPr>
+          <w:rFonts w:asciiTheme="minorHAnsi" w:hAnsiTheme="minorHAnsi"/>
+          <w:color w:val="000000" w:themeColor="text1"/>
           <w:sz w:val="24"/>
           <w:szCs w:val="24"/>
         </w:rPr>
@@ -4345,22 +4774,25 @@
         <w:jc w:val="both"/>
         <w:rPr>
           <w:rFonts w:asciiTheme="minorHAnsi" w:hAnsiTheme="minorHAnsi"/>
-          <w:sz w:val="24"/>
-          <w:szCs w:val="24"/>
-        </w:rPr>
-      </w:pPr>
-      <w:r>
-        <w:rPr>
-          <w:rStyle w:val="s2"/>
-          <w:rFonts w:asciiTheme="minorHAnsi" w:hAnsiTheme="minorHAnsi"/>
-          <w:sz w:val="24"/>
-          <w:szCs w:val="24"/>
-        </w:rPr>
-        <w:t xml:space="preserve">• </w:t>
-      </w:r>
-      <w:r>
-        <w:rPr>
-          <w:rFonts w:asciiTheme="minorHAnsi" w:hAnsiTheme="minorHAnsi"/>
+          <w:color w:val="000000" w:themeColor="text1"/>
+          <w:sz w:val="24"/>
+          <w:szCs w:val="24"/>
+        </w:rPr>
+      </w:pPr>
+      <w:r>
+        <w:rPr>
+          <w:rStyle w:val="s2"/>
+          <w:rFonts w:asciiTheme="minorHAnsi" w:hAnsiTheme="minorHAnsi"/>
+          <w:color w:val="000000" w:themeColor="text1"/>
+          <w:sz w:val="24"/>
+          <w:szCs w:val="24"/>
+        </w:rPr>
+        <w:t xml:space="preserve">• </w:t>
+      </w:r>
+      <w:r>
+        <w:rPr>
+          <w:rFonts w:asciiTheme="minorHAnsi" w:hAnsiTheme="minorHAnsi"/>
+          <w:color w:val="000000" w:themeColor="text1"/>
           <w:sz w:val="24"/>
           <w:szCs w:val="24"/>
         </w:rPr>
@@ -4373,14 +4805,16 @@
         <w:jc w:val="both"/>
         <w:rPr>
           <w:rFonts w:asciiTheme="minorHAnsi" w:hAnsiTheme="minorHAnsi"/>
-          <w:sz w:val="24"/>
-          <w:szCs w:val="24"/>
-        </w:rPr>
-      </w:pPr>
-      <w:r>
-        <w:rPr>
-          <w:rStyle w:val="s2"/>
-          <w:rFonts w:asciiTheme="minorHAnsi" w:hAnsiTheme="minorHAnsi"/>
+          <w:color w:val="000000" w:themeColor="text1"/>
+          <w:sz w:val="24"/>
+          <w:szCs w:val="24"/>
+        </w:rPr>
+      </w:pPr>
+      <w:r>
+        <w:rPr>
+          <w:rStyle w:val="s2"/>
+          <w:rFonts w:asciiTheme="minorHAnsi" w:hAnsiTheme="minorHAnsi"/>
+          <w:color w:val="000000" w:themeColor="text1"/>
           <w:sz w:val="24"/>
           <w:szCs w:val="24"/>
         </w:rPr>
@@ -4392,6 +4826,7 @@
           <w:rFonts w:asciiTheme="minorHAnsi" w:hAnsiTheme="minorHAnsi"/>
           <w:b/>
           <w:bCs/>
+          <w:color w:val="000000" w:themeColor="text1"/>
           <w:sz w:val="24"/>
           <w:szCs w:val="24"/>
         </w:rPr>
@@ -4400,6 +4835,7 @@
       <w:r>
         <w:rPr>
           <w:rFonts w:asciiTheme="minorHAnsi" w:hAnsiTheme="minorHAnsi"/>
+          <w:color w:val="000000" w:themeColor="text1"/>
           <w:sz w:val="24"/>
           <w:szCs w:val="24"/>
         </w:rPr>
@@ -4408,14 +4844,16 @@
       <w:r>
         <w:rPr>
           <w:rFonts w:asciiTheme="minorHAnsi" w:hAnsiTheme="minorHAnsi"/>
-          <w:sz w:val="24"/>
-          <w:szCs w:val="24"/>
-        </w:rPr>
-        <w:t xml:space="preserve"> </w:t>
-      </w:r>
-      <w:r>
-        <w:rPr>
-          <w:rFonts w:asciiTheme="minorHAnsi" w:hAnsiTheme="minorHAnsi"/>
+          <w:color w:val="000000" w:themeColor="text1"/>
+          <w:sz w:val="24"/>
+          <w:szCs w:val="24"/>
+        </w:rPr>
+        <w:t xml:space="preserve"> </w:t>
+      </w:r>
+      <w:r>
+        <w:rPr>
+          <w:rFonts w:asciiTheme="minorHAnsi" w:hAnsiTheme="minorHAnsi"/>
+          <w:color w:val="000000" w:themeColor="text1"/>
           <w:sz w:val="24"/>
           <w:szCs w:val="24"/>
         </w:rPr>
@@ -4428,22 +4866,25 @@
         <w:jc w:val="both"/>
         <w:rPr>
           <w:rFonts w:asciiTheme="minorHAnsi" w:hAnsiTheme="minorHAnsi"/>
-          <w:sz w:val="24"/>
-          <w:szCs w:val="24"/>
-        </w:rPr>
-      </w:pPr>
-      <w:r>
-        <w:rPr>
-          <w:rStyle w:val="s2"/>
-          <w:rFonts w:asciiTheme="minorHAnsi" w:hAnsiTheme="minorHAnsi"/>
-          <w:sz w:val="24"/>
-          <w:szCs w:val="24"/>
-        </w:rPr>
-        <w:t xml:space="preserve">• </w:t>
-      </w:r>
-      <w:r>
-        <w:rPr>
-          <w:rFonts w:asciiTheme="minorHAnsi" w:hAnsiTheme="minorHAnsi"/>
+          <w:color w:val="000000" w:themeColor="text1"/>
+          <w:sz w:val="24"/>
+          <w:szCs w:val="24"/>
+        </w:rPr>
+      </w:pPr>
+      <w:r>
+        <w:rPr>
+          <w:rStyle w:val="s2"/>
+          <w:rFonts w:asciiTheme="minorHAnsi" w:hAnsiTheme="minorHAnsi"/>
+          <w:color w:val="000000" w:themeColor="text1"/>
+          <w:sz w:val="24"/>
+          <w:szCs w:val="24"/>
+        </w:rPr>
+        <w:t xml:space="preserve">• </w:t>
+      </w:r>
+      <w:r>
+        <w:rPr>
+          <w:rFonts w:asciiTheme="minorHAnsi" w:hAnsiTheme="minorHAnsi"/>
+          <w:color w:val="000000" w:themeColor="text1"/>
           <w:sz w:val="24"/>
           <w:szCs w:val="24"/>
         </w:rPr>
@@ -4452,14 +4893,16 @@
       <w:r>
         <w:rPr>
           <w:rFonts w:asciiTheme="minorHAnsi" w:hAnsiTheme="minorHAnsi"/>
-          <w:sz w:val="24"/>
-          <w:szCs w:val="24"/>
-        </w:rPr>
-        <w:t xml:space="preserve"> </w:t>
-      </w:r>
-      <w:r>
-        <w:rPr>
-          <w:rFonts w:asciiTheme="minorHAnsi" w:hAnsiTheme="minorHAnsi"/>
+          <w:color w:val="000000" w:themeColor="text1"/>
+          <w:sz w:val="24"/>
+          <w:szCs w:val="24"/>
+        </w:rPr>
+        <w:t xml:space="preserve"> </w:t>
+      </w:r>
+      <w:r>
+        <w:rPr>
+          <w:rFonts w:asciiTheme="minorHAnsi" w:hAnsiTheme="minorHAnsi"/>
+          <w:color w:val="000000" w:themeColor="text1"/>
           <w:sz w:val="24"/>
           <w:szCs w:val="24"/>
         </w:rPr>
@@ -4473,6 +4916,7 @@
         <w:jc w:val="both"/>
         <w:rPr>
           <w:rFonts w:asciiTheme="minorHAnsi" w:hAnsiTheme="minorHAnsi"/>
+          <w:color w:val="000000" w:themeColor="text1"/>
           <w:sz w:val="24"/>
           <w:szCs w:val="24"/>
         </w:rPr>
@@ -4483,6 +4927,7 @@
           <w:rFonts w:asciiTheme="minorHAnsi" w:hAnsiTheme="minorHAnsi"/>
           <w:b/>
           <w:bCs/>
+          <w:color w:val="000000" w:themeColor="text1"/>
           <w:sz w:val="24"/>
           <w:szCs w:val="24"/>
         </w:rPr>
@@ -4493,6 +4938,7 @@
           <w:rFonts w:asciiTheme="minorHAnsi" w:hAnsiTheme="minorHAnsi"/>
           <w:b/>
           <w:bCs/>
+          <w:color w:val="000000" w:themeColor="text1"/>
           <w:sz w:val="24"/>
           <w:szCs w:val="24"/>
         </w:rPr>
@@ -4505,14 +4951,16 @@
         <w:jc w:val="both"/>
         <w:rPr>
           <w:rFonts w:asciiTheme="minorHAnsi" w:hAnsiTheme="minorHAnsi"/>
-          <w:sz w:val="24"/>
-          <w:szCs w:val="24"/>
-        </w:rPr>
-      </w:pPr>
-      <w:r>
-        <w:rPr>
-          <w:rStyle w:val="s2"/>
-          <w:rFonts w:asciiTheme="minorHAnsi" w:hAnsiTheme="minorHAnsi"/>
+          <w:color w:val="000000" w:themeColor="text1"/>
+          <w:sz w:val="24"/>
+          <w:szCs w:val="24"/>
+        </w:rPr>
+      </w:pPr>
+      <w:r>
+        <w:rPr>
+          <w:rStyle w:val="s2"/>
+          <w:rFonts w:asciiTheme="minorHAnsi" w:hAnsiTheme="minorHAnsi"/>
+          <w:color w:val="000000" w:themeColor="text1"/>
           <w:sz w:val="24"/>
           <w:szCs w:val="24"/>
         </w:rPr>
@@ -4524,6 +4972,7 @@
           <w:rFonts w:asciiTheme="minorHAnsi" w:hAnsiTheme="minorHAnsi"/>
           <w:b/>
           <w:bCs/>
+          <w:color w:val="000000" w:themeColor="text1"/>
           <w:sz w:val="24"/>
           <w:szCs w:val="24"/>
         </w:rPr>
@@ -4532,6 +4981,7 @@
       <w:r>
         <w:rPr>
           <w:rFonts w:asciiTheme="minorHAnsi" w:hAnsiTheme="minorHAnsi"/>
+          <w:color w:val="000000" w:themeColor="text1"/>
           <w:sz w:val="24"/>
           <w:szCs w:val="24"/>
         </w:rPr>
@@ -4540,14 +4990,16 @@
       <w:r>
         <w:rPr>
           <w:rFonts w:asciiTheme="minorHAnsi" w:hAnsiTheme="minorHAnsi"/>
-          <w:sz w:val="24"/>
-          <w:szCs w:val="24"/>
-        </w:rPr>
-        <w:t xml:space="preserve"> </w:t>
-      </w:r>
-      <w:r>
-        <w:rPr>
-          <w:rFonts w:asciiTheme="minorHAnsi" w:hAnsiTheme="minorHAnsi"/>
+          <w:color w:val="000000" w:themeColor="text1"/>
+          <w:sz w:val="24"/>
+          <w:szCs w:val="24"/>
+        </w:rPr>
+        <w:t xml:space="preserve"> </w:t>
+      </w:r>
+      <w:r>
+        <w:rPr>
+          <w:rFonts w:asciiTheme="minorHAnsi" w:hAnsiTheme="minorHAnsi"/>
+          <w:color w:val="000000" w:themeColor="text1"/>
           <w:sz w:val="24"/>
           <w:szCs w:val="24"/>
         </w:rPr>
@@ -4560,14 +5012,16 @@
         <w:jc w:val="both"/>
         <w:rPr>
           <w:rFonts w:asciiTheme="minorHAnsi" w:hAnsiTheme="minorHAnsi"/>
-          <w:sz w:val="24"/>
-          <w:szCs w:val="24"/>
-        </w:rPr>
-      </w:pPr>
-      <w:r>
-        <w:rPr>
-          <w:rStyle w:val="s2"/>
-          <w:rFonts w:asciiTheme="minorHAnsi" w:hAnsiTheme="minorHAnsi"/>
+          <w:color w:val="000000" w:themeColor="text1"/>
+          <w:sz w:val="24"/>
+          <w:szCs w:val="24"/>
+        </w:rPr>
+      </w:pPr>
+      <w:r>
+        <w:rPr>
+          <w:rStyle w:val="s2"/>
+          <w:rFonts w:asciiTheme="minorHAnsi" w:hAnsiTheme="minorHAnsi"/>
+          <w:color w:val="000000" w:themeColor="text1"/>
           <w:sz w:val="24"/>
           <w:szCs w:val="24"/>
         </w:rPr>
@@ -4579,6 +5033,7 @@
           <w:rFonts w:asciiTheme="minorHAnsi" w:hAnsiTheme="minorHAnsi"/>
           <w:b/>
           <w:bCs/>
+          <w:color w:val="000000" w:themeColor="text1"/>
           <w:sz w:val="24"/>
           <w:szCs w:val="24"/>
         </w:rPr>
@@ -4587,6 +5042,7 @@
       <w:r>
         <w:rPr>
           <w:rFonts w:asciiTheme="minorHAnsi" w:hAnsiTheme="minorHAnsi"/>
+          <w:color w:val="000000" w:themeColor="text1"/>
           <w:sz w:val="24"/>
           <w:szCs w:val="24"/>
         </w:rPr>
@@ -4595,14 +5051,16 @@
       <w:r>
         <w:rPr>
           <w:rFonts w:asciiTheme="minorHAnsi" w:hAnsiTheme="minorHAnsi"/>
-          <w:sz w:val="24"/>
-          <w:szCs w:val="24"/>
-        </w:rPr>
-        <w:t xml:space="preserve"> </w:t>
-      </w:r>
-      <w:r>
-        <w:rPr>
-          <w:rFonts w:asciiTheme="minorHAnsi" w:hAnsiTheme="minorHAnsi"/>
+          <w:color w:val="000000" w:themeColor="text1"/>
+          <w:sz w:val="24"/>
+          <w:szCs w:val="24"/>
+        </w:rPr>
+        <w:t xml:space="preserve"> </w:t>
+      </w:r>
+      <w:r>
+        <w:rPr>
+          <w:rFonts w:asciiTheme="minorHAnsi" w:hAnsiTheme="minorHAnsi"/>
+          <w:color w:val="000000" w:themeColor="text1"/>
           <w:sz w:val="24"/>
           <w:szCs w:val="24"/>
         </w:rPr>
@@ -4615,22 +5073,25 @@
         <w:jc w:val="both"/>
         <w:rPr>
           <w:rFonts w:asciiTheme="minorHAnsi" w:hAnsiTheme="minorHAnsi"/>
-          <w:sz w:val="24"/>
-          <w:szCs w:val="24"/>
-        </w:rPr>
-      </w:pPr>
-      <w:r>
-        <w:rPr>
-          <w:rStyle w:val="s2"/>
-          <w:rFonts w:asciiTheme="minorHAnsi" w:hAnsiTheme="minorHAnsi"/>
-          <w:sz w:val="24"/>
-          <w:szCs w:val="24"/>
-        </w:rPr>
-        <w:t xml:space="preserve">• </w:t>
-      </w:r>
-      <w:r>
-        <w:rPr>
-          <w:rFonts w:asciiTheme="minorHAnsi" w:hAnsiTheme="minorHAnsi"/>
+          <w:color w:val="000000" w:themeColor="text1"/>
+          <w:sz w:val="24"/>
+          <w:szCs w:val="24"/>
+        </w:rPr>
+      </w:pPr>
+      <w:r>
+        <w:rPr>
+          <w:rStyle w:val="s2"/>
+          <w:rFonts w:asciiTheme="minorHAnsi" w:hAnsiTheme="minorHAnsi"/>
+          <w:color w:val="000000" w:themeColor="text1"/>
+          <w:sz w:val="24"/>
+          <w:szCs w:val="24"/>
+        </w:rPr>
+        <w:t xml:space="preserve">• </w:t>
+      </w:r>
+      <w:r>
+        <w:rPr>
+          <w:rFonts w:asciiTheme="minorHAnsi" w:hAnsiTheme="minorHAnsi"/>
+          <w:color w:val="000000" w:themeColor="text1"/>
           <w:sz w:val="24"/>
           <w:szCs w:val="24"/>
         </w:rPr>
@@ -4644,6 +5105,7 @@
         <w:jc w:val="both"/>
         <w:rPr>
           <w:rFonts w:asciiTheme="minorHAnsi" w:hAnsiTheme="minorHAnsi"/>
+          <w:color w:val="000000" w:themeColor="text1"/>
           <w:sz w:val="24"/>
           <w:szCs w:val="24"/>
         </w:rPr>
@@ -4654,6 +5116,7 @@
           <w:rFonts w:asciiTheme="minorHAnsi" w:hAnsiTheme="minorHAnsi"/>
           <w:b/>
           <w:bCs/>
+          <w:color w:val="000000" w:themeColor="text1"/>
           <w:sz w:val="24"/>
           <w:szCs w:val="24"/>
         </w:rPr>
@@ -4664,6 +5127,7 @@
           <w:rFonts w:asciiTheme="minorHAnsi" w:hAnsiTheme="minorHAnsi"/>
           <w:b/>
           <w:bCs/>
+          <w:color w:val="000000" w:themeColor="text1"/>
           <w:sz w:val="24"/>
           <w:szCs w:val="24"/>
         </w:rPr>
@@ -4676,22 +5140,25 @@
         <w:jc w:val="both"/>
         <w:rPr>
           <w:rFonts w:asciiTheme="minorHAnsi" w:hAnsiTheme="minorHAnsi"/>
-          <w:sz w:val="24"/>
-          <w:szCs w:val="24"/>
-        </w:rPr>
-      </w:pPr>
-      <w:r>
-        <w:rPr>
-          <w:rStyle w:val="s2"/>
-          <w:rFonts w:asciiTheme="minorHAnsi" w:hAnsiTheme="minorHAnsi"/>
-          <w:sz w:val="24"/>
-          <w:szCs w:val="24"/>
-        </w:rPr>
-        <w:t xml:space="preserve">• </w:t>
-      </w:r>
-      <w:r>
-        <w:rPr>
-          <w:rFonts w:asciiTheme="minorHAnsi" w:hAnsiTheme="minorHAnsi"/>
+          <w:color w:val="000000" w:themeColor="text1"/>
+          <w:sz w:val="24"/>
+          <w:szCs w:val="24"/>
+        </w:rPr>
+      </w:pPr>
+      <w:r>
+        <w:rPr>
+          <w:rStyle w:val="s2"/>
+          <w:rFonts w:asciiTheme="minorHAnsi" w:hAnsiTheme="minorHAnsi"/>
+          <w:color w:val="000000" w:themeColor="text1"/>
+          <w:sz w:val="24"/>
+          <w:szCs w:val="24"/>
+        </w:rPr>
+        <w:t xml:space="preserve">• </w:t>
+      </w:r>
+      <w:r>
+        <w:rPr>
+          <w:rFonts w:asciiTheme="minorHAnsi" w:hAnsiTheme="minorHAnsi"/>
+          <w:color w:val="000000" w:themeColor="text1"/>
           <w:sz w:val="24"/>
           <w:szCs w:val="24"/>
         </w:rPr>
@@ -4704,22 +5171,25 @@
         <w:jc w:val="both"/>
         <w:rPr>
           <w:rFonts w:asciiTheme="minorHAnsi" w:hAnsiTheme="minorHAnsi"/>
-          <w:sz w:val="24"/>
-          <w:szCs w:val="24"/>
-        </w:rPr>
-      </w:pPr>
-      <w:r>
-        <w:rPr>
-          <w:rStyle w:val="s2"/>
-          <w:rFonts w:asciiTheme="minorHAnsi" w:hAnsiTheme="minorHAnsi"/>
-          <w:sz w:val="24"/>
-          <w:szCs w:val="24"/>
-        </w:rPr>
-        <w:t xml:space="preserve">• </w:t>
-      </w:r>
-      <w:r>
-        <w:rPr>
-          <w:rFonts w:asciiTheme="minorHAnsi" w:hAnsiTheme="minorHAnsi"/>
+          <w:color w:val="000000" w:themeColor="text1"/>
+          <w:sz w:val="24"/>
+          <w:szCs w:val="24"/>
+        </w:rPr>
+      </w:pPr>
+      <w:r>
+        <w:rPr>
+          <w:rStyle w:val="s2"/>
+          <w:rFonts w:asciiTheme="minorHAnsi" w:hAnsiTheme="minorHAnsi"/>
+          <w:color w:val="000000" w:themeColor="text1"/>
+          <w:sz w:val="24"/>
+          <w:szCs w:val="24"/>
+        </w:rPr>
+        <w:t xml:space="preserve">• </w:t>
+      </w:r>
+      <w:r>
+        <w:rPr>
+          <w:rFonts w:asciiTheme="minorHAnsi" w:hAnsiTheme="minorHAnsi"/>
+          <w:color w:val="000000" w:themeColor="text1"/>
           <w:sz w:val="24"/>
           <w:szCs w:val="24"/>
         </w:rPr>
@@ -4732,13 +5202,15 @@
         <w:jc w:val="both"/>
         <w:rPr>
           <w:rFonts w:asciiTheme="minorHAnsi" w:hAnsiTheme="minorHAnsi"/>
-          <w:sz w:val="24"/>
-          <w:szCs w:val="24"/>
-        </w:rPr>
-      </w:pPr>
-      <w:r>
-        <w:rPr>
-          <w:rFonts w:asciiTheme="minorHAnsi" w:hAnsiTheme="minorHAnsi"/>
+          <w:color w:val="000000" w:themeColor="text1"/>
+          <w:sz w:val="24"/>
+          <w:szCs w:val="24"/>
+        </w:rPr>
+      </w:pPr>
+      <w:r>
+        <w:rPr>
+          <w:rFonts w:asciiTheme="minorHAnsi" w:hAnsiTheme="minorHAnsi"/>
+          <w:color w:val="000000" w:themeColor="text1"/>
           <w:sz w:val="24"/>
           <w:szCs w:val="24"/>
         </w:rPr>
@@ -4752,22 +5224,25 @@
         <w:jc w:val="both"/>
         <w:rPr>
           <w:rFonts w:asciiTheme="minorHAnsi" w:hAnsiTheme="minorHAnsi"/>
-          <w:sz w:val="24"/>
-          <w:szCs w:val="24"/>
-        </w:rPr>
-      </w:pPr>
-      <w:r>
-        <w:rPr>
-          <w:rStyle w:val="s2"/>
-          <w:rFonts w:asciiTheme="minorHAnsi" w:hAnsiTheme="minorHAnsi"/>
-          <w:sz w:val="24"/>
-          <w:szCs w:val="24"/>
-        </w:rPr>
-        <w:t xml:space="preserve">• </w:t>
-      </w:r>
-      <w:r>
-        <w:rPr>
-          <w:rFonts w:asciiTheme="minorHAnsi" w:hAnsiTheme="minorHAnsi"/>
+          <w:color w:val="000000" w:themeColor="text1"/>
+          <w:sz w:val="24"/>
+          <w:szCs w:val="24"/>
+        </w:rPr>
+      </w:pPr>
+      <w:r>
+        <w:rPr>
+          <w:rStyle w:val="s2"/>
+          <w:rFonts w:asciiTheme="minorHAnsi" w:hAnsiTheme="minorHAnsi"/>
+          <w:color w:val="000000" w:themeColor="text1"/>
+          <w:sz w:val="24"/>
+          <w:szCs w:val="24"/>
+        </w:rPr>
+        <w:t xml:space="preserve">• </w:t>
+      </w:r>
+      <w:r>
+        <w:rPr>
+          <w:rFonts w:asciiTheme="minorHAnsi" w:hAnsiTheme="minorHAnsi"/>
+          <w:color w:val="000000" w:themeColor="text1"/>
           <w:sz w:val="24"/>
           <w:szCs w:val="24"/>
         </w:rPr>
@@ -4776,14 +5251,16 @@
       <w:r>
         <w:rPr>
           <w:rFonts w:asciiTheme="minorHAnsi" w:hAnsiTheme="minorHAnsi"/>
-          <w:sz w:val="24"/>
-          <w:szCs w:val="24"/>
-        </w:rPr>
-        <w:t xml:space="preserve"> </w:t>
-      </w:r>
-      <w:r>
-        <w:rPr>
-          <w:rFonts w:asciiTheme="minorHAnsi" w:hAnsiTheme="minorHAnsi"/>
+          <w:color w:val="000000" w:themeColor="text1"/>
+          <w:sz w:val="24"/>
+          <w:szCs w:val="24"/>
+        </w:rPr>
+        <w:t xml:space="preserve"> </w:t>
+      </w:r>
+      <w:r>
+        <w:rPr>
+          <w:rFonts w:asciiTheme="minorHAnsi" w:hAnsiTheme="minorHAnsi"/>
+          <w:color w:val="000000" w:themeColor="text1"/>
           <w:sz w:val="24"/>
           <w:szCs w:val="24"/>
         </w:rPr>
@@ -4797,6 +5274,7 @@
         <w:jc w:val="both"/>
         <w:rPr>
           <w:rFonts w:asciiTheme="minorHAnsi" w:hAnsiTheme="minorHAnsi"/>
+          <w:color w:val="000000" w:themeColor="text1"/>
           <w:sz w:val="24"/>
           <w:szCs w:val="24"/>
         </w:rPr>
@@ -4807,6 +5285,7 @@
           <w:rFonts w:asciiTheme="minorHAnsi" w:hAnsiTheme="minorHAnsi"/>
           <w:b/>
           <w:bCs/>
+          <w:color w:val="000000" w:themeColor="text1"/>
           <w:sz w:val="24"/>
           <w:szCs w:val="24"/>
         </w:rPr>
@@ -4817,6 +5296,7 @@
           <w:rFonts w:asciiTheme="minorHAnsi" w:hAnsiTheme="minorHAnsi"/>
           <w:b/>
           <w:bCs/>
+          <w:color w:val="000000" w:themeColor="text1"/>
           <w:sz w:val="24"/>
           <w:szCs w:val="24"/>
         </w:rPr>
@@ -4829,22 +5309,25 @@
         <w:jc w:val="both"/>
         <w:rPr>
           <w:rFonts w:asciiTheme="minorHAnsi" w:hAnsiTheme="minorHAnsi"/>
-          <w:sz w:val="24"/>
-          <w:szCs w:val="24"/>
-        </w:rPr>
-      </w:pPr>
-      <w:r>
-        <w:rPr>
-          <w:rStyle w:val="s2"/>
-          <w:rFonts w:asciiTheme="minorHAnsi" w:hAnsiTheme="minorHAnsi"/>
-          <w:sz w:val="24"/>
-          <w:szCs w:val="24"/>
-        </w:rPr>
-        <w:t xml:space="preserve">• </w:t>
-      </w:r>
-      <w:r>
-        <w:rPr>
-          <w:rFonts w:asciiTheme="minorHAnsi" w:hAnsiTheme="minorHAnsi"/>
+          <w:color w:val="000000" w:themeColor="text1"/>
+          <w:sz w:val="24"/>
+          <w:szCs w:val="24"/>
+        </w:rPr>
+      </w:pPr>
+      <w:r>
+        <w:rPr>
+          <w:rStyle w:val="s2"/>
+          <w:rFonts w:asciiTheme="minorHAnsi" w:hAnsiTheme="minorHAnsi"/>
+          <w:color w:val="000000" w:themeColor="text1"/>
+          <w:sz w:val="24"/>
+          <w:szCs w:val="24"/>
+        </w:rPr>
+        <w:t xml:space="preserve">• </w:t>
+      </w:r>
+      <w:r>
+        <w:rPr>
+          <w:rFonts w:asciiTheme="minorHAnsi" w:hAnsiTheme="minorHAnsi"/>
+          <w:color w:val="000000" w:themeColor="text1"/>
           <w:sz w:val="24"/>
           <w:szCs w:val="24"/>
         </w:rPr>
@@ -4857,22 +5340,25 @@
         <w:jc w:val="both"/>
         <w:rPr>
           <w:rFonts w:asciiTheme="minorHAnsi" w:hAnsiTheme="minorHAnsi"/>
-          <w:sz w:val="24"/>
-          <w:szCs w:val="24"/>
-        </w:rPr>
-      </w:pPr>
-      <w:r>
-        <w:rPr>
-          <w:rStyle w:val="s2"/>
-          <w:rFonts w:asciiTheme="minorHAnsi" w:hAnsiTheme="minorHAnsi"/>
-          <w:sz w:val="24"/>
-          <w:szCs w:val="24"/>
-        </w:rPr>
-        <w:t xml:space="preserve">• </w:t>
-      </w:r>
-      <w:r>
-        <w:rPr>
-          <w:rFonts w:asciiTheme="minorHAnsi" w:hAnsiTheme="minorHAnsi"/>
+          <w:color w:val="000000" w:themeColor="text1"/>
+          <w:sz w:val="24"/>
+          <w:szCs w:val="24"/>
+        </w:rPr>
+      </w:pPr>
+      <w:r>
+        <w:rPr>
+          <w:rStyle w:val="s2"/>
+          <w:rFonts w:asciiTheme="minorHAnsi" w:hAnsiTheme="minorHAnsi"/>
+          <w:color w:val="000000" w:themeColor="text1"/>
+          <w:sz w:val="24"/>
+          <w:szCs w:val="24"/>
+        </w:rPr>
+        <w:t xml:space="preserve">• </w:t>
+      </w:r>
+      <w:r>
+        <w:rPr>
+          <w:rFonts w:asciiTheme="minorHAnsi" w:hAnsiTheme="minorHAnsi"/>
+          <w:color w:val="000000" w:themeColor="text1"/>
           <w:sz w:val="24"/>
           <w:szCs w:val="24"/>
         </w:rPr>
@@ -4885,14 +5371,16 @@
         <w:jc w:val="both"/>
         <w:rPr>
           <w:rFonts w:asciiTheme="minorHAnsi" w:hAnsiTheme="minorHAnsi"/>
-          <w:sz w:val="24"/>
-          <w:szCs w:val="24"/>
-        </w:rPr>
-      </w:pPr>
-      <w:r>
-        <w:rPr>
-          <w:rStyle w:val="s2"/>
-          <w:rFonts w:asciiTheme="minorHAnsi" w:hAnsiTheme="minorHAnsi"/>
+          <w:color w:val="000000" w:themeColor="text1"/>
+          <w:sz w:val="24"/>
+          <w:szCs w:val="24"/>
+        </w:rPr>
+      </w:pPr>
+      <w:r>
+        <w:rPr>
+          <w:rStyle w:val="s2"/>
+          <w:rFonts w:asciiTheme="minorHAnsi" w:hAnsiTheme="minorHAnsi"/>
+          <w:color w:val="000000" w:themeColor="text1"/>
           <w:sz w:val="24"/>
           <w:szCs w:val="24"/>
         </w:rPr>
@@ -4904,6 +5392,7 @@
           <w:rFonts w:asciiTheme="minorHAnsi" w:hAnsiTheme="minorHAnsi"/>
           <w:b/>
           <w:bCs/>
+          <w:color w:val="000000" w:themeColor="text1"/>
           <w:sz w:val="24"/>
           <w:szCs w:val="24"/>
         </w:rPr>
@@ -4912,6 +5401,7 @@
       <w:r>
         <w:rPr>
           <w:rFonts w:asciiTheme="minorHAnsi" w:hAnsiTheme="minorHAnsi"/>
+          <w:color w:val="000000" w:themeColor="text1"/>
           <w:sz w:val="24"/>
           <w:szCs w:val="24"/>
         </w:rPr>
@@ -4924,22 +5414,25 @@
         <w:jc w:val="both"/>
         <w:rPr>
           <w:rFonts w:asciiTheme="minorHAnsi" w:hAnsiTheme="minorHAnsi"/>
-          <w:sz w:val="24"/>
-          <w:szCs w:val="24"/>
-        </w:rPr>
-      </w:pPr>
-      <w:r>
-        <w:rPr>
-          <w:rStyle w:val="s2"/>
-          <w:rFonts w:asciiTheme="minorHAnsi" w:hAnsiTheme="minorHAnsi"/>
-          <w:sz w:val="24"/>
-          <w:szCs w:val="24"/>
-        </w:rPr>
-        <w:t xml:space="preserve">• </w:t>
-      </w:r>
-      <w:r>
-        <w:rPr>
-          <w:rFonts w:asciiTheme="minorHAnsi" w:hAnsiTheme="minorHAnsi"/>
+          <w:color w:val="000000" w:themeColor="text1"/>
+          <w:sz w:val="24"/>
+          <w:szCs w:val="24"/>
+        </w:rPr>
+      </w:pPr>
+      <w:r>
+        <w:rPr>
+          <w:rStyle w:val="s2"/>
+          <w:rFonts w:asciiTheme="minorHAnsi" w:hAnsiTheme="minorHAnsi"/>
+          <w:color w:val="000000" w:themeColor="text1"/>
+          <w:sz w:val="24"/>
+          <w:szCs w:val="24"/>
+        </w:rPr>
+        <w:t xml:space="preserve">• </w:t>
+      </w:r>
+      <w:r>
+        <w:rPr>
+          <w:rFonts w:asciiTheme="minorHAnsi" w:hAnsiTheme="minorHAnsi"/>
+          <w:color w:val="000000" w:themeColor="text1"/>
           <w:sz w:val="24"/>
           <w:szCs w:val="24"/>
         </w:rPr>
@@ -4952,22 +5445,25 @@
         <w:jc w:val="both"/>
         <w:rPr>
           <w:rFonts w:asciiTheme="minorHAnsi" w:hAnsiTheme="minorHAnsi"/>
-          <w:sz w:val="24"/>
-          <w:szCs w:val="24"/>
-        </w:rPr>
-      </w:pPr>
-      <w:r>
-        <w:rPr>
-          <w:rStyle w:val="s2"/>
-          <w:rFonts w:asciiTheme="minorHAnsi" w:hAnsiTheme="minorHAnsi"/>
-          <w:sz w:val="24"/>
-          <w:szCs w:val="24"/>
-        </w:rPr>
-        <w:t xml:space="preserve">• </w:t>
-      </w:r>
-      <w:r>
-        <w:rPr>
-          <w:rFonts w:asciiTheme="minorHAnsi" w:hAnsiTheme="minorHAnsi"/>
+          <w:color w:val="000000" w:themeColor="text1"/>
+          <w:sz w:val="24"/>
+          <w:szCs w:val="24"/>
+        </w:rPr>
+      </w:pPr>
+      <w:r>
+        <w:rPr>
+          <w:rStyle w:val="s2"/>
+          <w:rFonts w:asciiTheme="minorHAnsi" w:hAnsiTheme="minorHAnsi"/>
+          <w:color w:val="000000" w:themeColor="text1"/>
+          <w:sz w:val="24"/>
+          <w:szCs w:val="24"/>
+        </w:rPr>
+        <w:t xml:space="preserve">• </w:t>
+      </w:r>
+      <w:r>
+        <w:rPr>
+          <w:rFonts w:asciiTheme="minorHAnsi" w:hAnsiTheme="minorHAnsi"/>
+          <w:color w:val="000000" w:themeColor="text1"/>
           <w:sz w:val="24"/>
           <w:szCs w:val="24"/>
         </w:rPr>
@@ -4976,14 +5472,16 @@
       <w:r>
         <w:rPr>
           <w:rFonts w:asciiTheme="minorHAnsi" w:hAnsiTheme="minorHAnsi"/>
-          <w:sz w:val="24"/>
-          <w:szCs w:val="24"/>
-        </w:rPr>
-        <w:t xml:space="preserve"> </w:t>
-      </w:r>
-      <w:r>
-        <w:rPr>
-          <w:rFonts w:asciiTheme="minorHAnsi" w:hAnsiTheme="minorHAnsi"/>
+          <w:color w:val="000000" w:themeColor="text1"/>
+          <w:sz w:val="24"/>
+          <w:szCs w:val="24"/>
+        </w:rPr>
+        <w:t xml:space="preserve"> </w:t>
+      </w:r>
+      <w:r>
+        <w:rPr>
+          <w:rFonts w:asciiTheme="minorHAnsi" w:hAnsiTheme="minorHAnsi"/>
+          <w:color w:val="000000" w:themeColor="text1"/>
           <w:sz w:val="24"/>
           <w:szCs w:val="24"/>
         </w:rPr>
@@ -4997,6 +5495,7 @@
         <w:jc w:val="both"/>
         <w:rPr>
           <w:rFonts w:asciiTheme="minorHAnsi" w:hAnsiTheme="minorHAnsi"/>
+          <w:color w:val="000000" w:themeColor="text1"/>
           <w:sz w:val="24"/>
           <w:szCs w:val="24"/>
         </w:rPr>
@@ -5007,6 +5506,7 @@
           <w:rFonts w:asciiTheme="minorHAnsi" w:hAnsiTheme="minorHAnsi"/>
           <w:b/>
           <w:bCs/>
+          <w:color w:val="000000" w:themeColor="text1"/>
           <w:sz w:val="24"/>
           <w:szCs w:val="24"/>
         </w:rPr>
@@ -5017,6 +5517,7 @@
           <w:rFonts w:asciiTheme="minorHAnsi" w:hAnsiTheme="minorHAnsi"/>
           <w:b/>
           <w:bCs/>
+          <w:color w:val="000000" w:themeColor="text1"/>
           <w:sz w:val="24"/>
           <w:szCs w:val="24"/>
         </w:rPr>
@@ -5029,22 +5530,25 @@
         <w:jc w:val="both"/>
         <w:rPr>
           <w:rFonts w:asciiTheme="minorHAnsi" w:hAnsiTheme="minorHAnsi"/>
-          <w:sz w:val="24"/>
-          <w:szCs w:val="24"/>
-        </w:rPr>
-      </w:pPr>
-      <w:r>
-        <w:rPr>
-          <w:rStyle w:val="s2"/>
-          <w:rFonts w:asciiTheme="minorHAnsi" w:hAnsiTheme="minorHAnsi"/>
-          <w:sz w:val="24"/>
-          <w:szCs w:val="24"/>
-        </w:rPr>
-        <w:t xml:space="preserve">• </w:t>
-      </w:r>
-      <w:r>
-        <w:rPr>
-          <w:rFonts w:asciiTheme="minorHAnsi" w:hAnsiTheme="minorHAnsi"/>
+          <w:color w:val="000000" w:themeColor="text1"/>
+          <w:sz w:val="24"/>
+          <w:szCs w:val="24"/>
+        </w:rPr>
+      </w:pPr>
+      <w:r>
+        <w:rPr>
+          <w:rStyle w:val="s2"/>
+          <w:rFonts w:asciiTheme="minorHAnsi" w:hAnsiTheme="minorHAnsi"/>
+          <w:color w:val="000000" w:themeColor="text1"/>
+          <w:sz w:val="24"/>
+          <w:szCs w:val="24"/>
+        </w:rPr>
+        <w:t xml:space="preserve">• </w:t>
+      </w:r>
+      <w:r>
+        <w:rPr>
+          <w:rFonts w:asciiTheme="minorHAnsi" w:hAnsiTheme="minorHAnsi"/>
+          <w:color w:val="000000" w:themeColor="text1"/>
           <w:sz w:val="24"/>
           <w:szCs w:val="24"/>
         </w:rPr>
@@ -5053,6 +5557,7 @@
       <w:r>
         <w:rPr>
           <w:rFonts w:asciiTheme="minorHAnsi" w:hAnsiTheme="minorHAnsi"/>
+          <w:color w:val="000000" w:themeColor="text1"/>
           <w:sz w:val="24"/>
           <w:szCs w:val="24"/>
         </w:rPr>
@@ -5062,6 +5567,7 @@
         <w:rPr>
           <w:rStyle w:val="s7"/>
           <w:rFonts w:asciiTheme="minorHAnsi" w:hAnsiTheme="minorHAnsi"/>
+          <w:color w:val="000000" w:themeColor="text1"/>
           <w:sz w:val="24"/>
           <w:szCs w:val="24"/>
         </w:rPr>
@@ -5071,6 +5577,7 @@
         <w:rPr>
           <w:rStyle w:val="s7"/>
           <w:rFonts w:asciiTheme="minorHAnsi" w:hAnsiTheme="minorHAnsi"/>
+          <w:color w:val="000000" w:themeColor="text1"/>
           <w:sz w:val="24"/>
           <w:szCs w:val="24"/>
         </w:rPr>
@@ -5083,14 +5590,16 @@
         <w:jc w:val="both"/>
         <w:rPr>
           <w:rFonts w:asciiTheme="minorHAnsi" w:hAnsiTheme="minorHAnsi"/>
-          <w:sz w:val="24"/>
-          <w:szCs w:val="24"/>
-        </w:rPr>
-      </w:pPr>
-      <w:r>
-        <w:rPr>
-          <w:rStyle w:val="s2"/>
-          <w:rFonts w:asciiTheme="minorHAnsi" w:hAnsiTheme="minorHAnsi"/>
+          <w:color w:val="000000" w:themeColor="text1"/>
+          <w:sz w:val="24"/>
+          <w:szCs w:val="24"/>
+        </w:rPr>
+      </w:pPr>
+      <w:r>
+        <w:rPr>
+          <w:rStyle w:val="s2"/>
+          <w:rFonts w:asciiTheme="minorHAnsi" w:hAnsiTheme="minorHAnsi"/>
+          <w:color w:val="000000" w:themeColor="text1"/>
           <w:sz w:val="24"/>
           <w:szCs w:val="24"/>
         </w:rPr>
@@ -5102,6 +5611,7 @@
           <w:rFonts w:asciiTheme="minorHAnsi" w:hAnsiTheme="minorHAnsi"/>
           <w:b/>
           <w:bCs/>
+          <w:color w:val="000000" w:themeColor="text1"/>
           <w:sz w:val="24"/>
           <w:szCs w:val="24"/>
         </w:rPr>
@@ -5110,6 +5620,7 @@
       <w:r>
         <w:rPr>
           <w:rFonts w:asciiTheme="minorHAnsi" w:hAnsiTheme="minorHAnsi"/>
+          <w:color w:val="000000" w:themeColor="text1"/>
           <w:sz w:val="24"/>
           <w:szCs w:val="24"/>
         </w:rPr>
@@ -5118,14 +5629,16 @@
       <w:r>
         <w:rPr>
           <w:rFonts w:asciiTheme="minorHAnsi" w:hAnsiTheme="minorHAnsi"/>
-          <w:sz w:val="24"/>
-          <w:szCs w:val="24"/>
-        </w:rPr>
-        <w:t xml:space="preserve"> </w:t>
-      </w:r>
-      <w:r>
-        <w:rPr>
-          <w:rFonts w:asciiTheme="minorHAnsi" w:hAnsiTheme="minorHAnsi"/>
+          <w:color w:val="000000" w:themeColor="text1"/>
+          <w:sz w:val="24"/>
+          <w:szCs w:val="24"/>
+        </w:rPr>
+        <w:t xml:space="preserve"> </w:t>
+      </w:r>
+      <w:r>
+        <w:rPr>
+          <w:rFonts w:asciiTheme="minorHAnsi" w:hAnsiTheme="minorHAnsi"/>
+          <w:color w:val="000000" w:themeColor="text1"/>
           <w:sz w:val="24"/>
           <w:szCs w:val="24"/>
         </w:rPr>
@@ -5134,14 +5647,16 @@
       <w:r>
         <w:rPr>
           <w:rFonts w:asciiTheme="minorHAnsi" w:hAnsiTheme="minorHAnsi"/>
-          <w:sz w:val="24"/>
-          <w:szCs w:val="24"/>
-        </w:rPr>
-        <w:t xml:space="preserve"> </w:t>
-      </w:r>
-      <w:r>
-        <w:rPr>
-          <w:rFonts w:asciiTheme="minorHAnsi" w:hAnsiTheme="minorHAnsi"/>
+          <w:color w:val="000000" w:themeColor="text1"/>
+          <w:sz w:val="24"/>
+          <w:szCs w:val="24"/>
+        </w:rPr>
+        <w:t xml:space="preserve"> </w:t>
+      </w:r>
+      <w:r>
+        <w:rPr>
+          <w:rFonts w:asciiTheme="minorHAnsi" w:hAnsiTheme="minorHAnsi"/>
+          <w:color w:val="000000" w:themeColor="text1"/>
           <w:sz w:val="24"/>
           <w:szCs w:val="24"/>
         </w:rPr>
@@ -5155,6 +5670,7 @@
         <w:jc w:val="both"/>
         <w:rPr>
           <w:rFonts w:asciiTheme="minorHAnsi" w:hAnsiTheme="minorHAnsi"/>
+          <w:color w:val="000000" w:themeColor="text1"/>
           <w:sz w:val="24"/>
           <w:szCs w:val="24"/>
         </w:rPr>
@@ -5165,6 +5681,7 @@
           <w:rFonts w:asciiTheme="minorHAnsi" w:hAnsiTheme="minorHAnsi"/>
           <w:b/>
           <w:bCs/>
+          <w:color w:val="000000" w:themeColor="text1"/>
           <w:sz w:val="24"/>
           <w:szCs w:val="24"/>
         </w:rPr>
@@ -5175,6 +5692,7 @@
           <w:rFonts w:asciiTheme="minorHAnsi" w:hAnsiTheme="minorHAnsi"/>
           <w:b/>
           <w:bCs/>
+          <w:color w:val="000000" w:themeColor="text1"/>
           <w:sz w:val="24"/>
           <w:szCs w:val="24"/>
         </w:rPr>
@@ -5187,14 +5705,16 @@
         <w:jc w:val="both"/>
         <w:rPr>
           <w:rFonts w:asciiTheme="minorHAnsi" w:hAnsiTheme="minorHAnsi"/>
-          <w:sz w:val="24"/>
-          <w:szCs w:val="24"/>
-        </w:rPr>
-      </w:pPr>
-      <w:r>
-        <w:rPr>
-          <w:rStyle w:val="s2"/>
-          <w:rFonts w:asciiTheme="minorHAnsi" w:hAnsiTheme="minorHAnsi"/>
+          <w:color w:val="000000" w:themeColor="text1"/>
+          <w:sz w:val="24"/>
+          <w:szCs w:val="24"/>
+        </w:rPr>
+      </w:pPr>
+      <w:r>
+        <w:rPr>
+          <w:rStyle w:val="s2"/>
+          <w:rFonts w:asciiTheme="minorHAnsi" w:hAnsiTheme="minorHAnsi"/>
+          <w:color w:val="000000" w:themeColor="text1"/>
           <w:sz w:val="24"/>
           <w:szCs w:val="24"/>
         </w:rPr>
@@ -5206,6 +5726,7 @@
           <w:rFonts w:asciiTheme="minorHAnsi" w:hAnsiTheme="minorHAnsi"/>
           <w:b/>
           <w:bCs/>
+          <w:color w:val="000000" w:themeColor="text1"/>
           <w:sz w:val="24"/>
           <w:szCs w:val="24"/>
         </w:rPr>
@@ -5214,6 +5735,7 @@
       <w:r>
         <w:rPr>
           <w:rFonts w:asciiTheme="minorHAnsi" w:hAnsiTheme="minorHAnsi"/>
+          <w:color w:val="000000" w:themeColor="text1"/>
           <w:sz w:val="24"/>
           <w:szCs w:val="24"/>
         </w:rPr>
@@ -5226,14 +5748,16 @@
         <w:jc w:val="both"/>
         <w:rPr>
           <w:rFonts w:asciiTheme="minorHAnsi" w:hAnsiTheme="minorHAnsi"/>
-          <w:sz w:val="24"/>
-          <w:szCs w:val="24"/>
-        </w:rPr>
-      </w:pPr>
-      <w:r>
-        <w:rPr>
-          <w:rStyle w:val="s2"/>
-          <w:rFonts w:asciiTheme="minorHAnsi" w:hAnsiTheme="minorHAnsi"/>
+          <w:color w:val="000000" w:themeColor="text1"/>
+          <w:sz w:val="24"/>
+          <w:szCs w:val="24"/>
+        </w:rPr>
+      </w:pPr>
+      <w:r>
+        <w:rPr>
+          <w:rStyle w:val="s2"/>
+          <w:rFonts w:asciiTheme="minorHAnsi" w:hAnsiTheme="minorHAnsi"/>
+          <w:color w:val="000000" w:themeColor="text1"/>
           <w:sz w:val="24"/>
           <w:szCs w:val="24"/>
         </w:rPr>
@@ -5245,6 +5769,7 @@
           <w:rFonts w:asciiTheme="minorHAnsi" w:hAnsiTheme="minorHAnsi"/>
           <w:b/>
           <w:bCs/>
+          <w:color w:val="000000" w:themeColor="text1"/>
           <w:sz w:val="24"/>
           <w:szCs w:val="24"/>
         </w:rPr>
@@ -5253,6 +5778,7 @@
       <w:r>
         <w:rPr>
           <w:rFonts w:asciiTheme="minorHAnsi" w:hAnsiTheme="minorHAnsi"/>
+          <w:color w:val="000000" w:themeColor="text1"/>
           <w:sz w:val="24"/>
           <w:szCs w:val="24"/>
         </w:rPr>
@@ -5265,14 +5791,16 @@
         <w:jc w:val="both"/>
         <w:rPr>
           <w:rFonts w:asciiTheme="minorHAnsi" w:hAnsiTheme="minorHAnsi"/>
-          <w:sz w:val="24"/>
-          <w:szCs w:val="24"/>
-        </w:rPr>
-      </w:pPr>
-      <w:r>
-        <w:rPr>
-          <w:rStyle w:val="s2"/>
-          <w:rFonts w:asciiTheme="minorHAnsi" w:hAnsiTheme="minorHAnsi"/>
+          <w:color w:val="000000" w:themeColor="text1"/>
+          <w:sz w:val="24"/>
+          <w:szCs w:val="24"/>
+        </w:rPr>
+      </w:pPr>
+      <w:r>
+        <w:rPr>
+          <w:rStyle w:val="s2"/>
+          <w:rFonts w:asciiTheme="minorHAnsi" w:hAnsiTheme="minorHAnsi"/>
+          <w:color w:val="000000" w:themeColor="text1"/>
           <w:sz w:val="24"/>
           <w:szCs w:val="24"/>
         </w:rPr>
@@ -5284,6 +5812,7 @@
           <w:rFonts w:asciiTheme="minorHAnsi" w:hAnsiTheme="minorHAnsi"/>
           <w:b/>
           <w:bCs/>
+          <w:color w:val="000000" w:themeColor="text1"/>
           <w:sz w:val="24"/>
           <w:szCs w:val="24"/>
         </w:rPr>
@@ -5292,6 +5821,7 @@
       <w:r>
         <w:rPr>
           <w:rFonts w:asciiTheme="minorHAnsi" w:hAnsiTheme="minorHAnsi"/>
+          <w:color w:val="000000" w:themeColor="text1"/>
           <w:sz w:val="24"/>
           <w:szCs w:val="24"/>
         </w:rPr>
@@ -5304,14 +5834,16 @@
         <w:jc w:val="both"/>
         <w:rPr>
           <w:rFonts w:asciiTheme="minorHAnsi" w:hAnsiTheme="minorHAnsi"/>
-          <w:sz w:val="24"/>
-          <w:szCs w:val="24"/>
-        </w:rPr>
-      </w:pPr>
-      <w:r>
-        <w:rPr>
-          <w:rStyle w:val="s2"/>
-          <w:rFonts w:asciiTheme="minorHAnsi" w:hAnsiTheme="minorHAnsi"/>
+          <w:color w:val="000000" w:themeColor="text1"/>
+          <w:sz w:val="24"/>
+          <w:szCs w:val="24"/>
+        </w:rPr>
+      </w:pPr>
+      <w:r>
+        <w:rPr>
+          <w:rStyle w:val="s2"/>
+          <w:rFonts w:asciiTheme="minorHAnsi" w:hAnsiTheme="minorHAnsi"/>
+          <w:color w:val="000000" w:themeColor="text1"/>
           <w:sz w:val="24"/>
           <w:szCs w:val="24"/>
         </w:rPr>
@@ -5323,6 +5855,7 @@
           <w:rFonts w:asciiTheme="minorHAnsi" w:hAnsiTheme="minorHAnsi"/>
           <w:b/>
           <w:bCs/>
+          <w:color w:val="000000" w:themeColor="text1"/>
           <w:sz w:val="24"/>
           <w:szCs w:val="24"/>
         </w:rPr>
@@ -5331,6 +5864,7 @@
       <w:r>
         <w:rPr>
           <w:rFonts w:asciiTheme="minorHAnsi" w:hAnsiTheme="minorHAnsi"/>
+          <w:color w:val="000000" w:themeColor="text1"/>
           <w:sz w:val="24"/>
           <w:szCs w:val="24"/>
         </w:rPr>
@@ -5343,14 +5877,16 @@
         <w:jc w:val="both"/>
         <w:rPr>
           <w:rFonts w:asciiTheme="minorHAnsi" w:hAnsiTheme="minorHAnsi"/>
-          <w:sz w:val="24"/>
-          <w:szCs w:val="24"/>
-        </w:rPr>
-      </w:pPr>
-      <w:r>
-        <w:rPr>
-          <w:rStyle w:val="s2"/>
-          <w:rFonts w:asciiTheme="minorHAnsi" w:hAnsiTheme="minorHAnsi"/>
+          <w:color w:val="000000" w:themeColor="text1"/>
+          <w:sz w:val="24"/>
+          <w:szCs w:val="24"/>
+        </w:rPr>
+      </w:pPr>
+      <w:r>
+        <w:rPr>
+          <w:rStyle w:val="s2"/>
+          <w:rFonts w:asciiTheme="minorHAnsi" w:hAnsiTheme="minorHAnsi"/>
+          <w:color w:val="000000" w:themeColor="text1"/>
           <w:sz w:val="24"/>
           <w:szCs w:val="24"/>
         </w:rPr>
@@ -5362,6 +5898,7 @@
           <w:rFonts w:asciiTheme="minorHAnsi" w:hAnsiTheme="minorHAnsi"/>
           <w:b/>
           <w:bCs/>
+          <w:color w:val="000000" w:themeColor="text1"/>
           <w:sz w:val="24"/>
           <w:szCs w:val="24"/>
         </w:rPr>
@@ -5370,6 +5907,7 @@
       <w:r>
         <w:rPr>
           <w:rFonts w:asciiTheme="minorHAnsi" w:hAnsiTheme="minorHAnsi"/>
+          <w:color w:val="000000" w:themeColor="text1"/>
           <w:sz w:val="24"/>
           <w:szCs w:val="24"/>
         </w:rPr>
@@ -5382,14 +5920,16 @@
         <w:jc w:val="both"/>
         <w:rPr>
           <w:rFonts w:asciiTheme="minorHAnsi" w:hAnsiTheme="minorHAnsi"/>
-          <w:sz w:val="24"/>
-          <w:szCs w:val="24"/>
-        </w:rPr>
-      </w:pPr>
-      <w:r>
-        <w:rPr>
-          <w:rStyle w:val="s2"/>
-          <w:rFonts w:asciiTheme="minorHAnsi" w:hAnsiTheme="minorHAnsi"/>
+          <w:color w:val="000000" w:themeColor="text1"/>
+          <w:sz w:val="24"/>
+          <w:szCs w:val="24"/>
+        </w:rPr>
+      </w:pPr>
+      <w:r>
+        <w:rPr>
+          <w:rStyle w:val="s2"/>
+          <w:rFonts w:asciiTheme="minorHAnsi" w:hAnsiTheme="minorHAnsi"/>
+          <w:color w:val="000000" w:themeColor="text1"/>
           <w:sz w:val="24"/>
           <w:szCs w:val="24"/>
         </w:rPr>
@@ -5401,6 +5941,7 @@
           <w:rFonts w:asciiTheme="minorHAnsi" w:hAnsiTheme="minorHAnsi"/>
           <w:b/>
           <w:bCs/>
+          <w:color w:val="000000" w:themeColor="text1"/>
           <w:sz w:val="24"/>
           <w:szCs w:val="24"/>
         </w:rPr>
@@ -5409,6 +5950,7 @@
       <w:r>
         <w:rPr>
           <w:rFonts w:asciiTheme="minorHAnsi" w:hAnsiTheme="minorHAnsi"/>
+          <w:color w:val="000000" w:themeColor="text1"/>
           <w:sz w:val="24"/>
           <w:szCs w:val="24"/>
         </w:rPr>
@@ -5421,22 +5963,25 @@
         <w:jc w:val="both"/>
         <w:rPr>
           <w:rFonts w:asciiTheme="minorHAnsi" w:hAnsiTheme="minorHAnsi"/>
-          <w:sz w:val="24"/>
-          <w:szCs w:val="24"/>
-        </w:rPr>
-      </w:pPr>
-      <w:r>
-        <w:rPr>
-          <w:rStyle w:val="s2"/>
-          <w:rFonts w:asciiTheme="minorHAnsi" w:hAnsiTheme="minorHAnsi"/>
-          <w:sz w:val="24"/>
-          <w:szCs w:val="24"/>
-        </w:rPr>
-        <w:t xml:space="preserve">• </w:t>
-      </w:r>
-      <w:r>
-        <w:rPr>
-          <w:rFonts w:asciiTheme="minorHAnsi" w:hAnsiTheme="minorHAnsi"/>
+          <w:color w:val="000000" w:themeColor="text1"/>
+          <w:sz w:val="24"/>
+          <w:szCs w:val="24"/>
+        </w:rPr>
+      </w:pPr>
+      <w:r>
+        <w:rPr>
+          <w:rStyle w:val="s2"/>
+          <w:rFonts w:asciiTheme="minorHAnsi" w:hAnsiTheme="minorHAnsi"/>
+          <w:color w:val="000000" w:themeColor="text1"/>
+          <w:sz w:val="24"/>
+          <w:szCs w:val="24"/>
+        </w:rPr>
+        <w:t xml:space="preserve">• </w:t>
+      </w:r>
+      <w:r>
+        <w:rPr>
+          <w:rFonts w:asciiTheme="minorHAnsi" w:hAnsiTheme="minorHAnsi"/>
+          <w:color w:val="000000" w:themeColor="text1"/>
           <w:sz w:val="24"/>
           <w:szCs w:val="24"/>
         </w:rPr>
@@ -5445,14 +5990,16 @@
       <w:r>
         <w:rPr>
           <w:rFonts w:asciiTheme="minorHAnsi" w:hAnsiTheme="minorHAnsi"/>
-          <w:sz w:val="24"/>
-          <w:szCs w:val="24"/>
-        </w:rPr>
-        <w:t xml:space="preserve"> </w:t>
-      </w:r>
-      <w:r>
-        <w:rPr>
-          <w:rFonts w:asciiTheme="minorHAnsi" w:hAnsiTheme="minorHAnsi"/>
+          <w:color w:val="000000" w:themeColor="text1"/>
+          <w:sz w:val="24"/>
+          <w:szCs w:val="24"/>
+        </w:rPr>
+        <w:t xml:space="preserve"> </w:t>
+      </w:r>
+      <w:r>
+        <w:rPr>
+          <w:rFonts w:asciiTheme="minorHAnsi" w:hAnsiTheme="minorHAnsi"/>
+          <w:color w:val="000000" w:themeColor="text1"/>
           <w:sz w:val="24"/>
           <w:szCs w:val="24"/>
         </w:rPr>
@@ -5466,6 +6013,7 @@
         <w:jc w:val="both"/>
         <w:rPr>
           <w:rFonts w:asciiTheme="minorHAnsi" w:hAnsiTheme="minorHAnsi"/>
+          <w:color w:val="000000" w:themeColor="text1"/>
           <w:sz w:val="24"/>
           <w:szCs w:val="24"/>
         </w:rPr>
@@ -5476,6 +6024,7 @@
           <w:rFonts w:asciiTheme="minorHAnsi" w:hAnsiTheme="minorHAnsi"/>
           <w:b/>
           <w:bCs/>
+          <w:color w:val="000000" w:themeColor="text1"/>
           <w:sz w:val="24"/>
           <w:szCs w:val="24"/>
         </w:rPr>
@@ -5486,6 +6035,7 @@
           <w:rFonts w:asciiTheme="minorHAnsi" w:hAnsiTheme="minorHAnsi"/>
           <w:b/>
           <w:bCs/>
+          <w:color w:val="000000" w:themeColor="text1"/>
           <w:sz w:val="24"/>
           <w:szCs w:val="24"/>
         </w:rPr>
@@ -5498,22 +6048,25 @@
         <w:jc w:val="both"/>
         <w:rPr>
           <w:rFonts w:asciiTheme="minorHAnsi" w:hAnsiTheme="minorHAnsi"/>
-          <w:sz w:val="24"/>
-          <w:szCs w:val="24"/>
-        </w:rPr>
-      </w:pPr>
-      <w:r>
-        <w:rPr>
-          <w:rStyle w:val="s2"/>
-          <w:rFonts w:asciiTheme="minorHAnsi" w:hAnsiTheme="minorHAnsi"/>
-          <w:sz w:val="24"/>
-          <w:szCs w:val="24"/>
-        </w:rPr>
-        <w:t xml:space="preserve">• </w:t>
-      </w:r>
-      <w:r>
-        <w:rPr>
-          <w:rFonts w:asciiTheme="minorHAnsi" w:hAnsiTheme="minorHAnsi"/>
+          <w:color w:val="000000" w:themeColor="text1"/>
+          <w:sz w:val="24"/>
+          <w:szCs w:val="24"/>
+        </w:rPr>
+      </w:pPr>
+      <w:r>
+        <w:rPr>
+          <w:rStyle w:val="s2"/>
+          <w:rFonts w:asciiTheme="minorHAnsi" w:hAnsiTheme="minorHAnsi"/>
+          <w:color w:val="000000" w:themeColor="text1"/>
+          <w:sz w:val="24"/>
+          <w:szCs w:val="24"/>
+        </w:rPr>
+        <w:t xml:space="preserve">• </w:t>
+      </w:r>
+      <w:r>
+        <w:rPr>
+          <w:rFonts w:asciiTheme="minorHAnsi" w:hAnsiTheme="minorHAnsi"/>
+          <w:color w:val="000000" w:themeColor="text1"/>
           <w:sz w:val="24"/>
           <w:szCs w:val="24"/>
         </w:rPr>
@@ -5522,14 +6075,16 @@
       <w:r>
         <w:rPr>
           <w:rFonts w:asciiTheme="minorHAnsi" w:hAnsiTheme="minorHAnsi"/>
-          <w:sz w:val="24"/>
-          <w:szCs w:val="24"/>
-        </w:rPr>
-        <w:t xml:space="preserve"> </w:t>
-      </w:r>
-      <w:r>
-        <w:rPr>
-          <w:rFonts w:asciiTheme="minorHAnsi" w:hAnsiTheme="minorHAnsi"/>
+          <w:color w:val="000000" w:themeColor="text1"/>
+          <w:sz w:val="24"/>
+          <w:szCs w:val="24"/>
+        </w:rPr>
+        <w:t xml:space="preserve"> </w:t>
+      </w:r>
+      <w:r>
+        <w:rPr>
+          <w:rFonts w:asciiTheme="minorHAnsi" w:hAnsiTheme="minorHAnsi"/>
+          <w:color w:val="000000" w:themeColor="text1"/>
           <w:sz w:val="24"/>
           <w:szCs w:val="24"/>
         </w:rPr>
@@ -5542,22 +6097,25 @@
         <w:jc w:val="both"/>
         <w:rPr>
           <w:rFonts w:asciiTheme="minorHAnsi" w:hAnsiTheme="minorHAnsi"/>
-          <w:sz w:val="24"/>
-          <w:szCs w:val="24"/>
-        </w:rPr>
-      </w:pPr>
-      <w:r>
-        <w:rPr>
-          <w:rStyle w:val="s2"/>
-          <w:rFonts w:asciiTheme="minorHAnsi" w:hAnsiTheme="minorHAnsi"/>
-          <w:sz w:val="24"/>
-          <w:szCs w:val="24"/>
-        </w:rPr>
-        <w:t xml:space="preserve">• </w:t>
-      </w:r>
-      <w:r>
-        <w:rPr>
-          <w:rFonts w:asciiTheme="minorHAnsi" w:hAnsiTheme="minorHAnsi"/>
+          <w:color w:val="000000" w:themeColor="text1"/>
+          <w:sz w:val="24"/>
+          <w:szCs w:val="24"/>
+        </w:rPr>
+      </w:pPr>
+      <w:r>
+        <w:rPr>
+          <w:rStyle w:val="s2"/>
+          <w:rFonts w:asciiTheme="minorHAnsi" w:hAnsiTheme="minorHAnsi"/>
+          <w:color w:val="000000" w:themeColor="text1"/>
+          <w:sz w:val="24"/>
+          <w:szCs w:val="24"/>
+        </w:rPr>
+        <w:t xml:space="preserve">• </w:t>
+      </w:r>
+      <w:r>
+        <w:rPr>
+          <w:rFonts w:asciiTheme="minorHAnsi" w:hAnsiTheme="minorHAnsi"/>
+          <w:color w:val="000000" w:themeColor="text1"/>
           <w:sz w:val="24"/>
           <w:szCs w:val="24"/>
         </w:rPr>
@@ -5566,6 +6124,7 @@
       <w:r>
         <w:rPr>
           <w:rFonts w:asciiTheme="minorHAnsi" w:hAnsiTheme="minorHAnsi"/>
+          <w:color w:val="000000" w:themeColor="text1"/>
           <w:sz w:val="24"/>
           <w:szCs w:val="24"/>
         </w:rPr>
@@ -5575,6 +6134,7 @@
       <w:r>
         <w:rPr>
           <w:rFonts w:asciiTheme="minorHAnsi" w:hAnsiTheme="minorHAnsi"/>
+          <w:color w:val="000000" w:themeColor="text1"/>
           <w:sz w:val="24"/>
           <w:szCs w:val="24"/>
         </w:rPr>
@@ -5584,6 +6144,7 @@
       <w:r>
         <w:rPr>
           <w:rFonts w:asciiTheme="minorHAnsi" w:hAnsiTheme="minorHAnsi"/>
+          <w:color w:val="000000" w:themeColor="text1"/>
           <w:sz w:val="24"/>
           <w:szCs w:val="24"/>
         </w:rPr>
@@ -5596,22 +6157,25 @@
         <w:jc w:val="both"/>
         <w:rPr>
           <w:rFonts w:asciiTheme="minorHAnsi" w:hAnsiTheme="minorHAnsi"/>
-          <w:sz w:val="24"/>
-          <w:szCs w:val="24"/>
-        </w:rPr>
-      </w:pPr>
-      <w:r>
-        <w:rPr>
-          <w:rStyle w:val="s2"/>
-          <w:rFonts w:asciiTheme="minorHAnsi" w:hAnsiTheme="minorHAnsi"/>
-          <w:sz w:val="24"/>
-          <w:szCs w:val="24"/>
-        </w:rPr>
-        <w:t xml:space="preserve">• </w:t>
-      </w:r>
-      <w:r>
-        <w:rPr>
-          <w:rFonts w:asciiTheme="minorHAnsi" w:hAnsiTheme="minorHAnsi"/>
+          <w:color w:val="000000" w:themeColor="text1"/>
+          <w:sz w:val="24"/>
+          <w:szCs w:val="24"/>
+        </w:rPr>
+      </w:pPr>
+      <w:r>
+        <w:rPr>
+          <w:rStyle w:val="s2"/>
+          <w:rFonts w:asciiTheme="minorHAnsi" w:hAnsiTheme="minorHAnsi"/>
+          <w:color w:val="000000" w:themeColor="text1"/>
+          <w:sz w:val="24"/>
+          <w:szCs w:val="24"/>
+        </w:rPr>
+        <w:t xml:space="preserve">• </w:t>
+      </w:r>
+      <w:r>
+        <w:rPr>
+          <w:rFonts w:asciiTheme="minorHAnsi" w:hAnsiTheme="minorHAnsi"/>
+          <w:color w:val="000000" w:themeColor="text1"/>
           <w:sz w:val="24"/>
           <w:szCs w:val="24"/>
         </w:rPr>
@@ -5620,14 +6184,16 @@
       <w:r>
         <w:rPr>
           <w:rFonts w:asciiTheme="minorHAnsi" w:hAnsiTheme="minorHAnsi"/>
-          <w:sz w:val="24"/>
-          <w:szCs w:val="24"/>
-        </w:rPr>
-        <w:t xml:space="preserve"> </w:t>
-      </w:r>
-      <w:r>
-        <w:rPr>
-          <w:rFonts w:asciiTheme="minorHAnsi" w:hAnsiTheme="minorHAnsi"/>
+          <w:color w:val="000000" w:themeColor="text1"/>
+          <w:sz w:val="24"/>
+          <w:szCs w:val="24"/>
+        </w:rPr>
+        <w:t xml:space="preserve"> </w:t>
+      </w:r>
+      <w:r>
+        <w:rPr>
+          <w:rFonts w:asciiTheme="minorHAnsi" w:hAnsiTheme="minorHAnsi"/>
+          <w:color w:val="000000" w:themeColor="text1"/>
           <w:sz w:val="24"/>
           <w:szCs w:val="24"/>
         </w:rPr>
@@ -5640,22 +6206,25 @@
         <w:jc w:val="both"/>
         <w:rPr>
           <w:rFonts w:asciiTheme="minorHAnsi" w:hAnsiTheme="minorHAnsi"/>
-          <w:sz w:val="24"/>
-          <w:szCs w:val="24"/>
-        </w:rPr>
-      </w:pPr>
-      <w:r>
-        <w:rPr>
-          <w:rStyle w:val="s2"/>
-          <w:rFonts w:asciiTheme="minorHAnsi" w:hAnsiTheme="minorHAnsi"/>
-          <w:sz w:val="24"/>
-          <w:szCs w:val="24"/>
-        </w:rPr>
-        <w:t xml:space="preserve">• </w:t>
-      </w:r>
-      <w:r>
-        <w:rPr>
-          <w:rFonts w:asciiTheme="minorHAnsi" w:hAnsiTheme="minorHAnsi"/>
+          <w:color w:val="000000" w:themeColor="text1"/>
+          <w:sz w:val="24"/>
+          <w:szCs w:val="24"/>
+        </w:rPr>
+      </w:pPr>
+      <w:r>
+        <w:rPr>
+          <w:rStyle w:val="s2"/>
+          <w:rFonts w:asciiTheme="minorHAnsi" w:hAnsiTheme="minorHAnsi"/>
+          <w:color w:val="000000" w:themeColor="text1"/>
+          <w:sz w:val="24"/>
+          <w:szCs w:val="24"/>
+        </w:rPr>
+        <w:t xml:space="preserve">• </w:t>
+      </w:r>
+      <w:r>
+        <w:rPr>
+          <w:rFonts w:asciiTheme="minorHAnsi" w:hAnsiTheme="minorHAnsi"/>
+          <w:color w:val="000000" w:themeColor="text1"/>
           <w:sz w:val="24"/>
           <w:szCs w:val="24"/>
         </w:rPr>
@@ -5668,22 +6237,25 @@
         <w:jc w:val="both"/>
         <w:rPr>
           <w:rFonts w:asciiTheme="minorHAnsi" w:hAnsiTheme="minorHAnsi"/>
-          <w:sz w:val="24"/>
-          <w:szCs w:val="24"/>
-        </w:rPr>
-      </w:pPr>
-      <w:r>
-        <w:rPr>
-          <w:rStyle w:val="s2"/>
-          <w:rFonts w:asciiTheme="minorHAnsi" w:hAnsiTheme="minorHAnsi"/>
-          <w:sz w:val="24"/>
-          <w:szCs w:val="24"/>
-        </w:rPr>
-        <w:t xml:space="preserve">• </w:t>
-      </w:r>
-      <w:r>
-        <w:rPr>
-          <w:rFonts w:asciiTheme="minorHAnsi" w:hAnsiTheme="minorHAnsi"/>
+          <w:color w:val="000000" w:themeColor="text1"/>
+          <w:sz w:val="24"/>
+          <w:szCs w:val="24"/>
+        </w:rPr>
+      </w:pPr>
+      <w:r>
+        <w:rPr>
+          <w:rStyle w:val="s2"/>
+          <w:rFonts w:asciiTheme="minorHAnsi" w:hAnsiTheme="minorHAnsi"/>
+          <w:color w:val="000000" w:themeColor="text1"/>
+          <w:sz w:val="24"/>
+          <w:szCs w:val="24"/>
+        </w:rPr>
+        <w:t xml:space="preserve">• </w:t>
+      </w:r>
+      <w:r>
+        <w:rPr>
+          <w:rFonts w:asciiTheme="minorHAnsi" w:hAnsiTheme="minorHAnsi"/>
+          <w:color w:val="000000" w:themeColor="text1"/>
           <w:sz w:val="24"/>
           <w:szCs w:val="24"/>
         </w:rPr>
@@ -5692,14 +6264,16 @@
       <w:r>
         <w:rPr>
           <w:rFonts w:asciiTheme="minorHAnsi" w:hAnsiTheme="minorHAnsi"/>
-          <w:sz w:val="24"/>
-          <w:szCs w:val="24"/>
-        </w:rPr>
-        <w:t xml:space="preserve"> </w:t>
-      </w:r>
-      <w:r>
-        <w:rPr>
-          <w:rFonts w:asciiTheme="minorHAnsi" w:hAnsiTheme="minorHAnsi"/>
+          <w:color w:val="000000" w:themeColor="text1"/>
+          <w:sz w:val="24"/>
+          <w:szCs w:val="24"/>
+        </w:rPr>
+        <w:t xml:space="preserve"> </w:t>
+      </w:r>
+      <w:r>
+        <w:rPr>
+          <w:rFonts w:asciiTheme="minorHAnsi" w:hAnsiTheme="minorHAnsi"/>
+          <w:color w:val="000000" w:themeColor="text1"/>
           <w:sz w:val="24"/>
           <w:szCs w:val="24"/>
         </w:rPr>
@@ -5713,6 +6287,7 @@
         <w:jc w:val="both"/>
         <w:rPr>
           <w:rFonts w:asciiTheme="minorHAnsi" w:hAnsiTheme="minorHAnsi"/>
+          <w:color w:val="000000" w:themeColor="text1"/>
           <w:sz w:val="24"/>
           <w:szCs w:val="24"/>
         </w:rPr>
@@ -5723,6 +6298,7 @@
           <w:rFonts w:asciiTheme="minorHAnsi" w:hAnsiTheme="minorHAnsi"/>
           <w:b/>
           <w:bCs/>
+          <w:color w:val="000000" w:themeColor="text1"/>
           <w:sz w:val="24"/>
           <w:szCs w:val="24"/>
         </w:rPr>
@@ -5734,6 +6310,7 @@
           <w:rFonts w:asciiTheme="minorHAnsi" w:hAnsiTheme="minorHAnsi"/>
           <w:b/>
           <w:bCs/>
+          <w:color w:val="000000" w:themeColor="text1"/>
           <w:sz w:val="24"/>
           <w:szCs w:val="24"/>
         </w:rPr>
@@ -5746,14 +6323,16 @@
         <w:jc w:val="both"/>
         <w:rPr>
           <w:rFonts w:asciiTheme="minorHAnsi" w:hAnsiTheme="minorHAnsi"/>
-          <w:sz w:val="24"/>
-          <w:szCs w:val="24"/>
-        </w:rPr>
-      </w:pPr>
-      <w:r>
-        <w:rPr>
-          <w:rStyle w:val="s2"/>
-          <w:rFonts w:asciiTheme="minorHAnsi" w:hAnsiTheme="minorHAnsi"/>
+          <w:color w:val="000000" w:themeColor="text1"/>
+          <w:sz w:val="24"/>
+          <w:szCs w:val="24"/>
+        </w:rPr>
+      </w:pPr>
+      <w:r>
+        <w:rPr>
+          <w:rStyle w:val="s2"/>
+          <w:rFonts w:asciiTheme="minorHAnsi" w:hAnsiTheme="minorHAnsi"/>
+          <w:color w:val="000000" w:themeColor="text1"/>
           <w:sz w:val="24"/>
           <w:szCs w:val="24"/>
         </w:rPr>
@@ -5765,6 +6344,7 @@
           <w:rFonts w:asciiTheme="minorHAnsi" w:hAnsiTheme="minorHAnsi"/>
           <w:b/>
           <w:bCs/>
+          <w:color w:val="000000" w:themeColor="text1"/>
           <w:sz w:val="24"/>
           <w:szCs w:val="24"/>
         </w:rPr>
@@ -5773,6 +6353,7 @@
       <w:r>
         <w:rPr>
           <w:rFonts w:asciiTheme="minorHAnsi" w:hAnsiTheme="minorHAnsi"/>
+          <w:color w:val="000000" w:themeColor="text1"/>
           <w:sz w:val="24"/>
           <w:szCs w:val="24"/>
         </w:rPr>
@@ -5781,14 +6362,16 @@
       <w:r>
         <w:rPr>
           <w:rFonts w:asciiTheme="minorHAnsi" w:hAnsiTheme="minorHAnsi"/>
-          <w:sz w:val="24"/>
-          <w:szCs w:val="24"/>
-        </w:rPr>
-        <w:t xml:space="preserve"> </w:t>
-      </w:r>
-      <w:r>
-        <w:rPr>
-          <w:rFonts w:asciiTheme="minorHAnsi" w:hAnsiTheme="minorHAnsi"/>
+          <w:color w:val="000000" w:themeColor="text1"/>
+          <w:sz w:val="24"/>
+          <w:szCs w:val="24"/>
+        </w:rPr>
+        <w:t xml:space="preserve"> </w:t>
+      </w:r>
+      <w:r>
+        <w:rPr>
+          <w:rFonts w:asciiTheme="minorHAnsi" w:hAnsiTheme="minorHAnsi"/>
+          <w:color w:val="000000" w:themeColor="text1"/>
           <w:sz w:val="24"/>
           <w:szCs w:val="24"/>
         </w:rPr>
@@ -5801,14 +6384,16 @@
         <w:jc w:val="both"/>
         <w:rPr>
           <w:rFonts w:asciiTheme="minorHAnsi" w:hAnsiTheme="minorHAnsi"/>
-          <w:sz w:val="24"/>
-          <w:szCs w:val="24"/>
-        </w:rPr>
-      </w:pPr>
-      <w:r>
-        <w:rPr>
-          <w:rStyle w:val="s2"/>
-          <w:rFonts w:asciiTheme="minorHAnsi" w:hAnsiTheme="minorHAnsi"/>
+          <w:color w:val="000000" w:themeColor="text1"/>
+          <w:sz w:val="24"/>
+          <w:szCs w:val="24"/>
+        </w:rPr>
+      </w:pPr>
+      <w:r>
+        <w:rPr>
+          <w:rStyle w:val="s2"/>
+          <w:rFonts w:asciiTheme="minorHAnsi" w:hAnsiTheme="minorHAnsi"/>
+          <w:color w:val="000000" w:themeColor="text1"/>
           <w:sz w:val="24"/>
           <w:szCs w:val="24"/>
         </w:rPr>
@@ -5820,6 +6405,7 @@
           <w:rFonts w:asciiTheme="minorHAnsi" w:hAnsiTheme="minorHAnsi"/>
           <w:b/>
           <w:bCs/>
+          <w:color w:val="000000" w:themeColor="text1"/>
           <w:sz w:val="24"/>
           <w:szCs w:val="24"/>
         </w:rPr>
@@ -5828,6 +6414,7 @@
       <w:r>
         <w:rPr>
           <w:rFonts w:asciiTheme="minorHAnsi" w:hAnsiTheme="minorHAnsi"/>
+          <w:color w:val="000000" w:themeColor="text1"/>
           <w:sz w:val="24"/>
           <w:szCs w:val="24"/>
         </w:rPr>
@@ -5836,14 +6423,16 @@
       <w:r>
         <w:rPr>
           <w:rFonts w:asciiTheme="minorHAnsi" w:hAnsiTheme="minorHAnsi"/>
-          <w:sz w:val="24"/>
-          <w:szCs w:val="24"/>
-        </w:rPr>
-        <w:t xml:space="preserve"> </w:t>
-      </w:r>
-      <w:r>
-        <w:rPr>
-          <w:rFonts w:asciiTheme="minorHAnsi" w:hAnsiTheme="minorHAnsi"/>
+          <w:color w:val="000000" w:themeColor="text1"/>
+          <w:sz w:val="24"/>
+          <w:szCs w:val="24"/>
+        </w:rPr>
+        <w:t xml:space="preserve"> </w:t>
+      </w:r>
+      <w:r>
+        <w:rPr>
+          <w:rFonts w:asciiTheme="minorHAnsi" w:hAnsiTheme="minorHAnsi"/>
+          <w:color w:val="000000" w:themeColor="text1"/>
           <w:sz w:val="24"/>
           <w:szCs w:val="24"/>
         </w:rPr>
@@ -5856,22 +6445,25 @@
         <w:jc w:val="both"/>
         <w:rPr>
           <w:rFonts w:asciiTheme="minorHAnsi" w:hAnsiTheme="minorHAnsi"/>
-          <w:sz w:val="24"/>
-          <w:szCs w:val="24"/>
-        </w:rPr>
-      </w:pPr>
-      <w:r>
-        <w:rPr>
-          <w:rStyle w:val="s2"/>
-          <w:rFonts w:asciiTheme="minorHAnsi" w:hAnsiTheme="minorHAnsi"/>
-          <w:sz w:val="24"/>
-          <w:szCs w:val="24"/>
-        </w:rPr>
-        <w:t xml:space="preserve">• </w:t>
-      </w:r>
-      <w:r>
-        <w:rPr>
-          <w:rFonts w:asciiTheme="minorHAnsi" w:hAnsiTheme="minorHAnsi"/>
+          <w:color w:val="000000" w:themeColor="text1"/>
+          <w:sz w:val="24"/>
+          <w:szCs w:val="24"/>
+        </w:rPr>
+      </w:pPr>
+      <w:r>
+        <w:rPr>
+          <w:rStyle w:val="s2"/>
+          <w:rFonts w:asciiTheme="minorHAnsi" w:hAnsiTheme="minorHAnsi"/>
+          <w:color w:val="000000" w:themeColor="text1"/>
+          <w:sz w:val="24"/>
+          <w:szCs w:val="24"/>
+        </w:rPr>
+        <w:t xml:space="preserve">• </w:t>
+      </w:r>
+      <w:r>
+        <w:rPr>
+          <w:rFonts w:asciiTheme="minorHAnsi" w:hAnsiTheme="minorHAnsi"/>
+          <w:color w:val="000000" w:themeColor="text1"/>
           <w:sz w:val="24"/>
           <w:szCs w:val="24"/>
         </w:rPr>
@@ -5880,14 +6472,16 @@
       <w:r>
         <w:rPr>
           <w:rFonts w:asciiTheme="minorHAnsi" w:hAnsiTheme="minorHAnsi"/>
-          <w:sz w:val="24"/>
-          <w:szCs w:val="24"/>
-        </w:rPr>
-        <w:t xml:space="preserve"> </w:t>
-      </w:r>
-      <w:r>
-        <w:rPr>
-          <w:rFonts w:asciiTheme="minorHAnsi" w:hAnsiTheme="minorHAnsi"/>
+          <w:color w:val="000000" w:themeColor="text1"/>
+          <w:sz w:val="24"/>
+          <w:szCs w:val="24"/>
+        </w:rPr>
+        <w:t xml:space="preserve"> </w:t>
+      </w:r>
+      <w:r>
+        <w:rPr>
+          <w:rFonts w:asciiTheme="minorHAnsi" w:hAnsiTheme="minorHAnsi"/>
+          <w:color w:val="000000" w:themeColor="text1"/>
           <w:sz w:val="24"/>
           <w:szCs w:val="24"/>
         </w:rPr>
@@ -5896,14 +6490,16 @@
       <w:r>
         <w:rPr>
           <w:rFonts w:asciiTheme="minorHAnsi" w:hAnsiTheme="minorHAnsi"/>
-          <w:sz w:val="24"/>
-          <w:szCs w:val="24"/>
-        </w:rPr>
-        <w:t xml:space="preserve"> </w:t>
-      </w:r>
-      <w:r>
-        <w:rPr>
-          <w:rFonts w:asciiTheme="minorHAnsi" w:hAnsiTheme="minorHAnsi"/>
+          <w:color w:val="000000" w:themeColor="text1"/>
+          <w:sz w:val="24"/>
+          <w:szCs w:val="24"/>
+        </w:rPr>
+        <w:t xml:space="preserve"> </w:t>
+      </w:r>
+      <w:r>
+        <w:rPr>
+          <w:rFonts w:asciiTheme="minorHAnsi" w:hAnsiTheme="minorHAnsi"/>
+          <w:color w:val="000000" w:themeColor="text1"/>
           <w:sz w:val="24"/>
           <w:szCs w:val="24"/>
         </w:rPr>
@@ -5917,6 +6513,7 @@
         <w:jc w:val="both"/>
         <w:rPr>
           <w:rFonts w:asciiTheme="minorHAnsi" w:hAnsiTheme="minorHAnsi"/>
+          <w:color w:val="000000" w:themeColor="text1"/>
           <w:sz w:val="24"/>
           <w:szCs w:val="24"/>
         </w:rPr>
@@ -5927,6 +6524,7 @@
           <w:rFonts w:asciiTheme="minorHAnsi" w:hAnsiTheme="minorHAnsi"/>
           <w:b/>
           <w:bCs/>
+          <w:color w:val="000000" w:themeColor="text1"/>
           <w:sz w:val="24"/>
           <w:szCs w:val="24"/>
         </w:rPr>
@@ -5937,6 +6535,7 @@
           <w:rFonts w:asciiTheme="minorHAnsi" w:hAnsiTheme="minorHAnsi"/>
           <w:b/>
           <w:bCs/>
+          <w:color w:val="000000" w:themeColor="text1"/>
           <w:sz w:val="24"/>
           <w:szCs w:val="24"/>
         </w:rPr>
@@ -5949,22 +6548,25 @@
         <w:jc w:val="both"/>
         <w:rPr>
           <w:rFonts w:asciiTheme="minorHAnsi" w:hAnsiTheme="minorHAnsi"/>
-          <w:sz w:val="24"/>
-          <w:szCs w:val="24"/>
-        </w:rPr>
-      </w:pPr>
-      <w:r>
-        <w:rPr>
-          <w:rStyle w:val="s2"/>
-          <w:rFonts w:asciiTheme="minorHAnsi" w:hAnsiTheme="minorHAnsi"/>
-          <w:sz w:val="24"/>
-          <w:szCs w:val="24"/>
-        </w:rPr>
-        <w:t xml:space="preserve">• </w:t>
-      </w:r>
-      <w:r>
-        <w:rPr>
-          <w:rFonts w:asciiTheme="minorHAnsi" w:hAnsiTheme="minorHAnsi"/>
+          <w:color w:val="000000" w:themeColor="text1"/>
+          <w:sz w:val="24"/>
+          <w:szCs w:val="24"/>
+        </w:rPr>
+      </w:pPr>
+      <w:r>
+        <w:rPr>
+          <w:rStyle w:val="s2"/>
+          <w:rFonts w:asciiTheme="minorHAnsi" w:hAnsiTheme="minorHAnsi"/>
+          <w:color w:val="000000" w:themeColor="text1"/>
+          <w:sz w:val="24"/>
+          <w:szCs w:val="24"/>
+        </w:rPr>
+        <w:t xml:space="preserve">• </w:t>
+      </w:r>
+      <w:r>
+        <w:rPr>
+          <w:rFonts w:asciiTheme="minorHAnsi" w:hAnsiTheme="minorHAnsi"/>
+          <w:color w:val="000000" w:themeColor="text1"/>
           <w:sz w:val="24"/>
           <w:szCs w:val="24"/>
         </w:rPr>
@@ -5973,14 +6575,16 @@
       <w:r>
         <w:rPr>
           <w:rFonts w:asciiTheme="minorHAnsi" w:hAnsiTheme="minorHAnsi"/>
-          <w:sz w:val="24"/>
-          <w:szCs w:val="24"/>
-        </w:rPr>
-        <w:t xml:space="preserve"> </w:t>
-      </w:r>
-      <w:r>
-        <w:rPr>
-          <w:rFonts w:asciiTheme="minorHAnsi" w:hAnsiTheme="minorHAnsi"/>
+          <w:color w:val="000000" w:themeColor="text1"/>
+          <w:sz w:val="24"/>
+          <w:szCs w:val="24"/>
+        </w:rPr>
+        <w:t xml:space="preserve"> </w:t>
+      </w:r>
+      <w:r>
+        <w:rPr>
+          <w:rFonts w:asciiTheme="minorHAnsi" w:hAnsiTheme="minorHAnsi"/>
+          <w:color w:val="000000" w:themeColor="text1"/>
           <w:sz w:val="24"/>
           <w:szCs w:val="24"/>
         </w:rPr>
@@ -5993,22 +6597,25 @@
         <w:jc w:val="both"/>
         <w:rPr>
           <w:rFonts w:asciiTheme="minorHAnsi" w:hAnsiTheme="minorHAnsi"/>
-          <w:sz w:val="24"/>
-          <w:szCs w:val="24"/>
-        </w:rPr>
-      </w:pPr>
-      <w:r>
-        <w:rPr>
-          <w:rStyle w:val="s2"/>
-          <w:rFonts w:asciiTheme="minorHAnsi" w:hAnsiTheme="minorHAnsi"/>
-          <w:sz w:val="24"/>
-          <w:szCs w:val="24"/>
-        </w:rPr>
-        <w:t xml:space="preserve">• </w:t>
-      </w:r>
-      <w:r>
-        <w:rPr>
-          <w:rFonts w:asciiTheme="minorHAnsi" w:hAnsiTheme="minorHAnsi"/>
+          <w:color w:val="000000" w:themeColor="text1"/>
+          <w:sz w:val="24"/>
+          <w:szCs w:val="24"/>
+        </w:rPr>
+      </w:pPr>
+      <w:r>
+        <w:rPr>
+          <w:rStyle w:val="s2"/>
+          <w:rFonts w:asciiTheme="minorHAnsi" w:hAnsiTheme="minorHAnsi"/>
+          <w:color w:val="000000" w:themeColor="text1"/>
+          <w:sz w:val="24"/>
+          <w:szCs w:val="24"/>
+        </w:rPr>
+        <w:t xml:space="preserve">• </w:t>
+      </w:r>
+      <w:r>
+        <w:rPr>
+          <w:rFonts w:asciiTheme="minorHAnsi" w:hAnsiTheme="minorHAnsi"/>
+          <w:color w:val="000000" w:themeColor="text1"/>
           <w:sz w:val="24"/>
           <w:szCs w:val="24"/>
         </w:rPr>
@@ -6021,22 +6628,25 @@
         <w:jc w:val="both"/>
         <w:rPr>
           <w:rFonts w:asciiTheme="minorHAnsi" w:hAnsiTheme="minorHAnsi"/>
-          <w:sz w:val="24"/>
-          <w:szCs w:val="24"/>
-        </w:rPr>
-      </w:pPr>
-      <w:r>
-        <w:rPr>
-          <w:rStyle w:val="s2"/>
-          <w:rFonts w:asciiTheme="minorHAnsi" w:hAnsiTheme="minorHAnsi"/>
-          <w:sz w:val="24"/>
-          <w:szCs w:val="24"/>
-        </w:rPr>
-        <w:t xml:space="preserve">• </w:t>
-      </w:r>
-      <w:r>
-        <w:rPr>
-          <w:rFonts w:asciiTheme="minorHAnsi" w:hAnsiTheme="minorHAnsi"/>
+          <w:color w:val="000000" w:themeColor="text1"/>
+          <w:sz w:val="24"/>
+          <w:szCs w:val="24"/>
+        </w:rPr>
+      </w:pPr>
+      <w:r>
+        <w:rPr>
+          <w:rStyle w:val="s2"/>
+          <w:rFonts w:asciiTheme="minorHAnsi" w:hAnsiTheme="minorHAnsi"/>
+          <w:color w:val="000000" w:themeColor="text1"/>
+          <w:sz w:val="24"/>
+          <w:szCs w:val="24"/>
+        </w:rPr>
+        <w:t xml:space="preserve">• </w:t>
+      </w:r>
+      <w:r>
+        <w:rPr>
+          <w:rFonts w:asciiTheme="minorHAnsi" w:hAnsiTheme="minorHAnsi"/>
+          <w:color w:val="000000" w:themeColor="text1"/>
           <w:sz w:val="24"/>
           <w:szCs w:val="24"/>
         </w:rPr>
@@ -6045,14 +6655,16 @@
       <w:r>
         <w:rPr>
           <w:rFonts w:asciiTheme="minorHAnsi" w:hAnsiTheme="minorHAnsi"/>
-          <w:sz w:val="24"/>
-          <w:szCs w:val="24"/>
-        </w:rPr>
-        <w:t xml:space="preserve"> </w:t>
-      </w:r>
-      <w:r>
-        <w:rPr>
-          <w:rFonts w:asciiTheme="minorHAnsi" w:hAnsiTheme="minorHAnsi"/>
+          <w:color w:val="000000" w:themeColor="text1"/>
+          <w:sz w:val="24"/>
+          <w:szCs w:val="24"/>
+        </w:rPr>
+        <w:t xml:space="preserve"> </w:t>
+      </w:r>
+      <w:r>
+        <w:rPr>
+          <w:rFonts w:asciiTheme="minorHAnsi" w:hAnsiTheme="minorHAnsi"/>
+          <w:color w:val="000000" w:themeColor="text1"/>
           <w:sz w:val="24"/>
           <w:szCs w:val="24"/>
         </w:rPr>
@@ -6065,22 +6677,25 @@
         <w:jc w:val="both"/>
         <w:rPr>
           <w:rFonts w:asciiTheme="minorHAnsi" w:hAnsiTheme="minorHAnsi"/>
-          <w:sz w:val="24"/>
-          <w:szCs w:val="24"/>
-        </w:rPr>
-      </w:pPr>
-      <w:r>
-        <w:rPr>
-          <w:rStyle w:val="s2"/>
-          <w:rFonts w:asciiTheme="minorHAnsi" w:hAnsiTheme="minorHAnsi"/>
-          <w:sz w:val="24"/>
-          <w:szCs w:val="24"/>
-        </w:rPr>
-        <w:t xml:space="preserve">• </w:t>
-      </w:r>
-      <w:r>
-        <w:rPr>
-          <w:rFonts w:asciiTheme="minorHAnsi" w:hAnsiTheme="minorHAnsi"/>
+          <w:color w:val="000000" w:themeColor="text1"/>
+          <w:sz w:val="24"/>
+          <w:szCs w:val="24"/>
+        </w:rPr>
+      </w:pPr>
+      <w:r>
+        <w:rPr>
+          <w:rStyle w:val="s2"/>
+          <w:rFonts w:asciiTheme="minorHAnsi" w:hAnsiTheme="minorHAnsi"/>
+          <w:color w:val="000000" w:themeColor="text1"/>
+          <w:sz w:val="24"/>
+          <w:szCs w:val="24"/>
+        </w:rPr>
+        <w:t xml:space="preserve">• </w:t>
+      </w:r>
+      <w:r>
+        <w:rPr>
+          <w:rFonts w:asciiTheme="minorHAnsi" w:hAnsiTheme="minorHAnsi"/>
+          <w:color w:val="000000" w:themeColor="text1"/>
           <w:sz w:val="24"/>
           <w:szCs w:val="24"/>
         </w:rPr>
@@ -6089,14 +6704,16 @@
       <w:r>
         <w:rPr>
           <w:rFonts w:asciiTheme="minorHAnsi" w:hAnsiTheme="minorHAnsi"/>
-          <w:sz w:val="24"/>
-          <w:szCs w:val="24"/>
-        </w:rPr>
-        <w:t xml:space="preserve"> </w:t>
-      </w:r>
-      <w:r>
-        <w:rPr>
-          <w:rFonts w:asciiTheme="minorHAnsi" w:hAnsiTheme="minorHAnsi"/>
+          <w:color w:val="000000" w:themeColor="text1"/>
+          <w:sz w:val="24"/>
+          <w:szCs w:val="24"/>
+        </w:rPr>
+        <w:t xml:space="preserve"> </w:t>
+      </w:r>
+      <w:r>
+        <w:rPr>
+          <w:rFonts w:asciiTheme="minorHAnsi" w:hAnsiTheme="minorHAnsi"/>
+          <w:color w:val="000000" w:themeColor="text1"/>
           <w:sz w:val="24"/>
           <w:szCs w:val="24"/>
         </w:rPr>
@@ -6110,6 +6727,7 @@
         <w:jc w:val="both"/>
         <w:rPr>
           <w:rFonts w:asciiTheme="minorHAnsi" w:hAnsiTheme="minorHAnsi"/>
+          <w:color w:val="000000" w:themeColor="text1"/>
           <w:sz w:val="24"/>
           <w:szCs w:val="24"/>
         </w:rPr>
@@ -6120,6 +6738,7 @@
           <w:rFonts w:asciiTheme="minorHAnsi" w:hAnsiTheme="minorHAnsi"/>
           <w:b/>
           <w:bCs/>
+          <w:color w:val="000000" w:themeColor="text1"/>
           <w:sz w:val="24"/>
           <w:szCs w:val="24"/>
         </w:rPr>
@@ -6130,6 +6749,7 @@
           <w:rFonts w:asciiTheme="minorHAnsi" w:hAnsiTheme="minorHAnsi"/>
           <w:b/>
           <w:bCs/>
+          <w:color w:val="000000" w:themeColor="text1"/>
           <w:sz w:val="24"/>
           <w:szCs w:val="24"/>
         </w:rPr>
@@ -6142,22 +6762,25 @@
         <w:jc w:val="both"/>
         <w:rPr>
           <w:rFonts w:asciiTheme="minorHAnsi" w:hAnsiTheme="minorHAnsi"/>
-          <w:sz w:val="24"/>
-          <w:szCs w:val="24"/>
-        </w:rPr>
-      </w:pPr>
-      <w:r>
-        <w:rPr>
-          <w:rStyle w:val="s2"/>
-          <w:rFonts w:asciiTheme="minorHAnsi" w:hAnsiTheme="minorHAnsi"/>
-          <w:sz w:val="24"/>
-          <w:szCs w:val="24"/>
-        </w:rPr>
-        <w:t xml:space="preserve">• </w:t>
-      </w:r>
-      <w:r>
-        <w:rPr>
-          <w:rFonts w:asciiTheme="minorHAnsi" w:hAnsiTheme="minorHAnsi"/>
+          <w:color w:val="000000" w:themeColor="text1"/>
+          <w:sz w:val="24"/>
+          <w:szCs w:val="24"/>
+        </w:rPr>
+      </w:pPr>
+      <w:r>
+        <w:rPr>
+          <w:rStyle w:val="s2"/>
+          <w:rFonts w:asciiTheme="minorHAnsi" w:hAnsiTheme="minorHAnsi"/>
+          <w:color w:val="000000" w:themeColor="text1"/>
+          <w:sz w:val="24"/>
+          <w:szCs w:val="24"/>
+        </w:rPr>
+        <w:t xml:space="preserve">• </w:t>
+      </w:r>
+      <w:r>
+        <w:rPr>
+          <w:rFonts w:asciiTheme="minorHAnsi" w:hAnsiTheme="minorHAnsi"/>
+          <w:color w:val="000000" w:themeColor="text1"/>
           <w:sz w:val="24"/>
           <w:szCs w:val="24"/>
         </w:rPr>
@@ -6166,14 +6789,16 @@
       <w:r>
         <w:rPr>
           <w:rFonts w:asciiTheme="minorHAnsi" w:hAnsiTheme="minorHAnsi"/>
-          <w:sz w:val="24"/>
-          <w:szCs w:val="24"/>
-        </w:rPr>
-        <w:t xml:space="preserve"> </w:t>
-      </w:r>
-      <w:r>
-        <w:rPr>
-          <w:rFonts w:asciiTheme="minorHAnsi" w:hAnsiTheme="minorHAnsi"/>
+          <w:color w:val="000000" w:themeColor="text1"/>
+          <w:sz w:val="24"/>
+          <w:szCs w:val="24"/>
+        </w:rPr>
+        <w:t xml:space="preserve"> </w:t>
+      </w:r>
+      <w:r>
+        <w:rPr>
+          <w:rFonts w:asciiTheme="minorHAnsi" w:hAnsiTheme="minorHAnsi"/>
+          <w:color w:val="000000" w:themeColor="text1"/>
           <w:sz w:val="24"/>
           <w:szCs w:val="24"/>
         </w:rPr>
@@ -6182,6 +6807,7 @@
       <w:r>
         <w:rPr>
           <w:rFonts w:asciiTheme="minorHAnsi" w:hAnsiTheme="minorHAnsi"/>
+          <w:color w:val="000000" w:themeColor="text1"/>
           <w:sz w:val="24"/>
           <w:szCs w:val="24"/>
         </w:rPr>
@@ -6194,14 +6820,16 @@
         <w:jc w:val="both"/>
         <w:rPr>
           <w:rFonts w:asciiTheme="minorHAnsi" w:hAnsiTheme="minorHAnsi"/>
-          <w:sz w:val="24"/>
-          <w:szCs w:val="24"/>
-        </w:rPr>
-      </w:pPr>
-      <w:r>
-        <w:rPr>
-          <w:rStyle w:val="s2"/>
-          <w:rFonts w:asciiTheme="minorHAnsi" w:hAnsiTheme="minorHAnsi"/>
+          <w:color w:val="000000" w:themeColor="text1"/>
+          <w:sz w:val="24"/>
+          <w:szCs w:val="24"/>
+        </w:rPr>
+      </w:pPr>
+      <w:r>
+        <w:rPr>
+          <w:rStyle w:val="s2"/>
+          <w:rFonts w:asciiTheme="minorHAnsi" w:hAnsiTheme="minorHAnsi"/>
+          <w:color w:val="000000" w:themeColor="text1"/>
           <w:sz w:val="24"/>
           <w:szCs w:val="24"/>
         </w:rPr>
@@ -6213,6 +6841,7 @@
           <w:rFonts w:asciiTheme="minorHAnsi" w:hAnsiTheme="minorHAnsi"/>
           <w:b/>
           <w:bCs/>
+          <w:color w:val="000000" w:themeColor="text1"/>
           <w:sz w:val="24"/>
           <w:szCs w:val="24"/>
         </w:rPr>
@@ -6221,6 +6850,7 @@
       <w:r>
         <w:rPr>
           <w:rFonts w:asciiTheme="minorHAnsi" w:hAnsiTheme="minorHAnsi"/>
+          <w:color w:val="000000" w:themeColor="text1"/>
           <w:sz w:val="24"/>
           <w:szCs w:val="24"/>
         </w:rPr>
@@ -6229,14 +6859,16 @@
       <w:r>
         <w:rPr>
           <w:rFonts w:asciiTheme="minorHAnsi" w:hAnsiTheme="minorHAnsi"/>
-          <w:sz w:val="24"/>
-          <w:szCs w:val="24"/>
-        </w:rPr>
-        <w:t xml:space="preserve"> </w:t>
-      </w:r>
-      <w:r>
-        <w:rPr>
-          <w:rFonts w:asciiTheme="minorHAnsi" w:hAnsiTheme="minorHAnsi"/>
+          <w:color w:val="000000" w:themeColor="text1"/>
+          <w:sz w:val="24"/>
+          <w:szCs w:val="24"/>
+        </w:rPr>
+        <w:t xml:space="preserve"> </w:t>
+      </w:r>
+      <w:r>
+        <w:rPr>
+          <w:rFonts w:asciiTheme="minorHAnsi" w:hAnsiTheme="minorHAnsi"/>
+          <w:color w:val="000000" w:themeColor="text1"/>
           <w:sz w:val="24"/>
           <w:szCs w:val="24"/>
         </w:rPr>
@@ -6249,22 +6881,25 @@
         <w:jc w:val="both"/>
         <w:rPr>
           <w:rFonts w:asciiTheme="minorHAnsi" w:hAnsiTheme="minorHAnsi"/>
-          <w:sz w:val="24"/>
-          <w:szCs w:val="24"/>
-        </w:rPr>
-      </w:pPr>
-      <w:r>
-        <w:rPr>
-          <w:rStyle w:val="s2"/>
-          <w:rFonts w:asciiTheme="minorHAnsi" w:hAnsiTheme="minorHAnsi"/>
-          <w:sz w:val="24"/>
-          <w:szCs w:val="24"/>
-        </w:rPr>
-        <w:t xml:space="preserve">• </w:t>
-      </w:r>
-      <w:r>
-        <w:rPr>
-          <w:rFonts w:asciiTheme="minorHAnsi" w:hAnsiTheme="minorHAnsi"/>
+          <w:color w:val="000000" w:themeColor="text1"/>
+          <w:sz w:val="24"/>
+          <w:szCs w:val="24"/>
+        </w:rPr>
+      </w:pPr>
+      <w:r>
+        <w:rPr>
+          <w:rStyle w:val="s2"/>
+          <w:rFonts w:asciiTheme="minorHAnsi" w:hAnsiTheme="minorHAnsi"/>
+          <w:color w:val="000000" w:themeColor="text1"/>
+          <w:sz w:val="24"/>
+          <w:szCs w:val="24"/>
+        </w:rPr>
+        <w:t xml:space="preserve">• </w:t>
+      </w:r>
+      <w:r>
+        <w:rPr>
+          <w:rFonts w:asciiTheme="minorHAnsi" w:hAnsiTheme="minorHAnsi"/>
+          <w:color w:val="000000" w:themeColor="text1"/>
           <w:sz w:val="24"/>
           <w:szCs w:val="24"/>
         </w:rPr>
@@ -6273,14 +6908,16 @@
       <w:r>
         <w:rPr>
           <w:rFonts w:asciiTheme="minorHAnsi" w:hAnsiTheme="minorHAnsi"/>
-          <w:sz w:val="24"/>
-          <w:szCs w:val="24"/>
-        </w:rPr>
-        <w:t xml:space="preserve"> </w:t>
-      </w:r>
-      <w:r>
-        <w:rPr>
-          <w:rFonts w:asciiTheme="minorHAnsi" w:hAnsiTheme="minorHAnsi"/>
+          <w:color w:val="000000" w:themeColor="text1"/>
+          <w:sz w:val="24"/>
+          <w:szCs w:val="24"/>
+        </w:rPr>
+        <w:t xml:space="preserve"> </w:t>
+      </w:r>
+      <w:r>
+        <w:rPr>
+          <w:rFonts w:asciiTheme="minorHAnsi" w:hAnsiTheme="minorHAnsi"/>
+          <w:color w:val="000000" w:themeColor="text1"/>
           <w:sz w:val="24"/>
           <w:szCs w:val="24"/>
         </w:rPr>
@@ -6294,6 +6931,7 @@
         <w:jc w:val="both"/>
         <w:rPr>
           <w:rFonts w:asciiTheme="minorHAnsi" w:hAnsiTheme="minorHAnsi"/>
+          <w:color w:val="000000" w:themeColor="text1"/>
           <w:sz w:val="24"/>
           <w:szCs w:val="24"/>
         </w:rPr>
@@ -6304,6 +6942,7 @@
           <w:rFonts w:asciiTheme="minorHAnsi" w:hAnsiTheme="minorHAnsi"/>
           <w:b/>
           <w:bCs/>
+          <w:color w:val="000000" w:themeColor="text1"/>
           <w:sz w:val="24"/>
           <w:szCs w:val="24"/>
         </w:rPr>
@@ -6314,6 +6953,7 @@
           <w:rFonts w:asciiTheme="minorHAnsi" w:hAnsiTheme="minorHAnsi"/>
           <w:b/>
           <w:bCs/>
+          <w:color w:val="000000" w:themeColor="text1"/>
           <w:sz w:val="24"/>
           <w:szCs w:val="24"/>
         </w:rPr>
@@ -6326,22 +6966,25 @@
         <w:jc w:val="both"/>
         <w:rPr>
           <w:rFonts w:asciiTheme="minorHAnsi" w:hAnsiTheme="minorHAnsi"/>
-          <w:sz w:val="24"/>
-          <w:szCs w:val="24"/>
-        </w:rPr>
-      </w:pPr>
-      <w:r>
-        <w:rPr>
-          <w:rStyle w:val="s2"/>
-          <w:rFonts w:asciiTheme="minorHAnsi" w:hAnsiTheme="minorHAnsi"/>
-          <w:sz w:val="24"/>
-          <w:szCs w:val="24"/>
-        </w:rPr>
-        <w:t xml:space="preserve">• </w:t>
-      </w:r>
-      <w:r>
-        <w:rPr>
-          <w:rFonts w:asciiTheme="minorHAnsi" w:hAnsiTheme="minorHAnsi"/>
+          <w:color w:val="000000" w:themeColor="text1"/>
+          <w:sz w:val="24"/>
+          <w:szCs w:val="24"/>
+        </w:rPr>
+      </w:pPr>
+      <w:r>
+        <w:rPr>
+          <w:rStyle w:val="s2"/>
+          <w:rFonts w:asciiTheme="minorHAnsi" w:hAnsiTheme="minorHAnsi"/>
+          <w:color w:val="000000" w:themeColor="text1"/>
+          <w:sz w:val="24"/>
+          <w:szCs w:val="24"/>
+        </w:rPr>
+        <w:t xml:space="preserve">• </w:t>
+      </w:r>
+      <w:r>
+        <w:rPr>
+          <w:rFonts w:asciiTheme="minorHAnsi" w:hAnsiTheme="minorHAnsi"/>
+          <w:color w:val="000000" w:themeColor="text1"/>
           <w:sz w:val="24"/>
           <w:szCs w:val="24"/>
         </w:rPr>
@@ -6350,14 +6993,16 @@
       <w:r>
         <w:rPr>
           <w:rFonts w:asciiTheme="minorHAnsi" w:hAnsiTheme="minorHAnsi"/>
-          <w:sz w:val="24"/>
-          <w:szCs w:val="24"/>
-        </w:rPr>
-        <w:t xml:space="preserve"> </w:t>
-      </w:r>
-      <w:r>
-        <w:rPr>
-          <w:rFonts w:asciiTheme="minorHAnsi" w:hAnsiTheme="minorHAnsi"/>
+          <w:color w:val="000000" w:themeColor="text1"/>
+          <w:sz w:val="24"/>
+          <w:szCs w:val="24"/>
+        </w:rPr>
+        <w:t xml:space="preserve"> </w:t>
+      </w:r>
+      <w:r>
+        <w:rPr>
+          <w:rFonts w:asciiTheme="minorHAnsi" w:hAnsiTheme="minorHAnsi"/>
+          <w:color w:val="000000" w:themeColor="text1"/>
           <w:sz w:val="24"/>
           <w:szCs w:val="24"/>
         </w:rPr>
@@ -6370,22 +7015,25 @@
         <w:jc w:val="both"/>
         <w:rPr>
           <w:rFonts w:asciiTheme="minorHAnsi" w:hAnsiTheme="minorHAnsi"/>
-          <w:sz w:val="24"/>
-          <w:szCs w:val="24"/>
-        </w:rPr>
-      </w:pPr>
-      <w:r>
-        <w:rPr>
-          <w:rStyle w:val="s2"/>
-          <w:rFonts w:asciiTheme="minorHAnsi" w:hAnsiTheme="minorHAnsi"/>
-          <w:sz w:val="24"/>
-          <w:szCs w:val="24"/>
-        </w:rPr>
-        <w:t xml:space="preserve">• </w:t>
-      </w:r>
-      <w:r>
-        <w:rPr>
-          <w:rFonts w:asciiTheme="minorHAnsi" w:hAnsiTheme="minorHAnsi"/>
+          <w:color w:val="000000" w:themeColor="text1"/>
+          <w:sz w:val="24"/>
+          <w:szCs w:val="24"/>
+        </w:rPr>
+      </w:pPr>
+      <w:r>
+        <w:rPr>
+          <w:rStyle w:val="s2"/>
+          <w:rFonts w:asciiTheme="minorHAnsi" w:hAnsiTheme="minorHAnsi"/>
+          <w:color w:val="000000" w:themeColor="text1"/>
+          <w:sz w:val="24"/>
+          <w:szCs w:val="24"/>
+        </w:rPr>
+        <w:t xml:space="preserve">• </w:t>
+      </w:r>
+      <w:r>
+        <w:rPr>
+          <w:rFonts w:asciiTheme="minorHAnsi" w:hAnsiTheme="minorHAnsi"/>
+          <w:color w:val="000000" w:themeColor="text1"/>
           <w:sz w:val="24"/>
           <w:szCs w:val="24"/>
         </w:rPr>
@@ -6398,22 +7046,25 @@
         <w:jc w:val="both"/>
         <w:rPr>
           <w:rFonts w:asciiTheme="minorHAnsi" w:hAnsiTheme="minorHAnsi"/>
-          <w:sz w:val="24"/>
-          <w:szCs w:val="24"/>
-        </w:rPr>
-      </w:pPr>
-      <w:r>
-        <w:rPr>
-          <w:rStyle w:val="s2"/>
-          <w:rFonts w:asciiTheme="minorHAnsi" w:hAnsiTheme="minorHAnsi"/>
-          <w:sz w:val="24"/>
-          <w:szCs w:val="24"/>
-        </w:rPr>
-        <w:t xml:space="preserve">• </w:t>
-      </w:r>
-      <w:r>
-        <w:rPr>
-          <w:rFonts w:asciiTheme="minorHAnsi" w:hAnsiTheme="minorHAnsi"/>
+          <w:color w:val="000000" w:themeColor="text1"/>
+          <w:sz w:val="24"/>
+          <w:szCs w:val="24"/>
+        </w:rPr>
+      </w:pPr>
+      <w:r>
+        <w:rPr>
+          <w:rStyle w:val="s2"/>
+          <w:rFonts w:asciiTheme="minorHAnsi" w:hAnsiTheme="minorHAnsi"/>
+          <w:color w:val="000000" w:themeColor="text1"/>
+          <w:sz w:val="24"/>
+          <w:szCs w:val="24"/>
+        </w:rPr>
+        <w:t xml:space="preserve">• </w:t>
+      </w:r>
+      <w:r>
+        <w:rPr>
+          <w:rFonts w:asciiTheme="minorHAnsi" w:hAnsiTheme="minorHAnsi"/>
+          <w:color w:val="000000" w:themeColor="text1"/>
           <w:sz w:val="24"/>
           <w:szCs w:val="24"/>
         </w:rPr>
@@ -6422,14 +7073,16 @@
       <w:r>
         <w:rPr>
           <w:rFonts w:asciiTheme="minorHAnsi" w:hAnsiTheme="minorHAnsi"/>
-          <w:sz w:val="24"/>
-          <w:szCs w:val="24"/>
-        </w:rPr>
-        <w:t xml:space="preserve"> </w:t>
-      </w:r>
-      <w:r>
-        <w:rPr>
-          <w:rFonts w:asciiTheme="minorHAnsi" w:hAnsiTheme="minorHAnsi"/>
+          <w:color w:val="000000" w:themeColor="text1"/>
+          <w:sz w:val="24"/>
+          <w:szCs w:val="24"/>
+        </w:rPr>
+        <w:t xml:space="preserve"> </w:t>
+      </w:r>
+      <w:r>
+        <w:rPr>
+          <w:rFonts w:asciiTheme="minorHAnsi" w:hAnsiTheme="minorHAnsi"/>
+          <w:color w:val="000000" w:themeColor="text1"/>
           <w:sz w:val="24"/>
           <w:szCs w:val="24"/>
         </w:rPr>
@@ -6442,22 +7095,25 @@
         <w:jc w:val="both"/>
         <w:rPr>
           <w:rFonts w:asciiTheme="minorHAnsi" w:hAnsiTheme="minorHAnsi"/>
-          <w:sz w:val="24"/>
-          <w:szCs w:val="24"/>
-        </w:rPr>
-      </w:pPr>
-      <w:r>
-        <w:rPr>
-          <w:rStyle w:val="s2"/>
-          <w:rFonts w:asciiTheme="minorHAnsi" w:hAnsiTheme="minorHAnsi"/>
-          <w:sz w:val="24"/>
-          <w:szCs w:val="24"/>
-        </w:rPr>
-        <w:t xml:space="preserve">• </w:t>
-      </w:r>
-      <w:r>
-        <w:rPr>
-          <w:rFonts w:asciiTheme="minorHAnsi" w:hAnsiTheme="minorHAnsi"/>
+          <w:color w:val="000000" w:themeColor="text1"/>
+          <w:sz w:val="24"/>
+          <w:szCs w:val="24"/>
+        </w:rPr>
+      </w:pPr>
+      <w:r>
+        <w:rPr>
+          <w:rStyle w:val="s2"/>
+          <w:rFonts w:asciiTheme="minorHAnsi" w:hAnsiTheme="minorHAnsi"/>
+          <w:color w:val="000000" w:themeColor="text1"/>
+          <w:sz w:val="24"/>
+          <w:szCs w:val="24"/>
+        </w:rPr>
+        <w:t xml:space="preserve">• </w:t>
+      </w:r>
+      <w:r>
+        <w:rPr>
+          <w:rFonts w:asciiTheme="minorHAnsi" w:hAnsiTheme="minorHAnsi"/>
+          <w:color w:val="000000" w:themeColor="text1"/>
           <w:sz w:val="24"/>
           <w:szCs w:val="24"/>
         </w:rPr>
@@ -6466,14 +7122,16 @@
       <w:r>
         <w:rPr>
           <w:rFonts w:asciiTheme="minorHAnsi" w:hAnsiTheme="minorHAnsi"/>
-          <w:sz w:val="24"/>
-          <w:szCs w:val="24"/>
-        </w:rPr>
-        <w:t xml:space="preserve"> </w:t>
-      </w:r>
-      <w:r>
-        <w:rPr>
-          <w:rFonts w:asciiTheme="minorHAnsi" w:hAnsiTheme="minorHAnsi"/>
+          <w:color w:val="000000" w:themeColor="text1"/>
+          <w:sz w:val="24"/>
+          <w:szCs w:val="24"/>
+        </w:rPr>
+        <w:t xml:space="preserve"> </w:t>
+      </w:r>
+      <w:r>
+        <w:rPr>
+          <w:rFonts w:asciiTheme="minorHAnsi" w:hAnsiTheme="minorHAnsi"/>
+          <w:color w:val="000000" w:themeColor="text1"/>
           <w:sz w:val="24"/>
           <w:szCs w:val="24"/>
         </w:rPr>
@@ -6487,6 +7145,7 @@
         <w:jc w:val="both"/>
         <w:rPr>
           <w:rFonts w:asciiTheme="minorHAnsi" w:hAnsiTheme="minorHAnsi"/>
+          <w:color w:val="000000" w:themeColor="text1"/>
           <w:sz w:val="24"/>
           <w:szCs w:val="24"/>
         </w:rPr>
@@ -6501,24 +7160,14 @@
           <w:sz w:val="24"/>
           <w:szCs w:val="24"/>
         </w:rPr>
-        <w:t>18</w:t>
-      </w:r>
-      <w:r>
-        <w:rPr>
-          <w:rStyle w:val="s1"/>
-          <w:rFonts w:asciiTheme="minorHAnsi" w:hAnsiTheme="minorHAnsi"/>
-          <w:b/>
-          <w:bCs/>
-          <w:sz w:val="24"/>
-          <w:szCs w:val="24"/>
-        </w:rPr>
-        <w:t xml:space="preserve">. </w:t>
-      </w:r>
-      <w:r>
-        <w:rPr>
-          <w:rFonts w:asciiTheme="minorHAnsi" w:hAnsiTheme="minorHAnsi"/>
-          <w:b/>
-          <w:bCs/>
+        <w:t xml:space="preserve">18. </w:t>
+      </w:r>
+      <w:r>
+        <w:rPr>
+          <w:rFonts w:asciiTheme="minorHAnsi" w:hAnsiTheme="minorHAnsi"/>
+          <w:b/>
+          <w:bCs/>
+          <w:color w:val="000000" w:themeColor="text1"/>
           <w:sz w:val="24"/>
           <w:szCs w:val="24"/>
         </w:rPr>
@@ -6527,16 +7176,18 @@
       <w:r>
         <w:rPr>
           <w:rFonts w:asciiTheme="minorHAnsi" w:hAnsiTheme="minorHAnsi"/>
-          <w:sz w:val="24"/>
-          <w:szCs w:val="24"/>
-        </w:rPr>
-        <w:t xml:space="preserve"> </w:t>
-      </w:r>
-      <w:r>
-        <w:rPr>
-          <w:rFonts w:asciiTheme="minorHAnsi" w:hAnsiTheme="minorHAnsi"/>
-          <w:b/>
-          <w:bCs/>
+          <w:color w:val="000000" w:themeColor="text1"/>
+          <w:sz w:val="24"/>
+          <w:szCs w:val="24"/>
+        </w:rPr>
+        <w:t xml:space="preserve"> </w:t>
+      </w:r>
+      <w:r>
+        <w:rPr>
+          <w:rFonts w:asciiTheme="minorHAnsi" w:hAnsiTheme="minorHAnsi"/>
+          <w:b/>
+          <w:bCs/>
+          <w:color w:val="000000" w:themeColor="text1"/>
           <w:sz w:val="24"/>
           <w:szCs w:val="24"/>
         </w:rPr>
@@ -6549,22 +7200,25 @@
         <w:jc w:val="both"/>
         <w:rPr>
           <w:rFonts w:asciiTheme="minorHAnsi" w:hAnsiTheme="minorHAnsi"/>
-          <w:sz w:val="24"/>
-          <w:szCs w:val="24"/>
-        </w:rPr>
-      </w:pPr>
-      <w:r>
-        <w:rPr>
-          <w:rStyle w:val="s2"/>
-          <w:rFonts w:asciiTheme="minorHAnsi" w:hAnsiTheme="minorHAnsi"/>
-          <w:sz w:val="24"/>
-          <w:szCs w:val="24"/>
-        </w:rPr>
-        <w:t xml:space="preserve">• </w:t>
-      </w:r>
-      <w:r>
-        <w:rPr>
-          <w:rFonts w:asciiTheme="minorHAnsi" w:hAnsiTheme="minorHAnsi"/>
+          <w:color w:val="000000" w:themeColor="text1"/>
+          <w:sz w:val="24"/>
+          <w:szCs w:val="24"/>
+        </w:rPr>
+      </w:pPr>
+      <w:r>
+        <w:rPr>
+          <w:rStyle w:val="s2"/>
+          <w:rFonts w:asciiTheme="minorHAnsi" w:hAnsiTheme="minorHAnsi"/>
+          <w:color w:val="000000" w:themeColor="text1"/>
+          <w:sz w:val="24"/>
+          <w:szCs w:val="24"/>
+        </w:rPr>
+        <w:t xml:space="preserve">• </w:t>
+      </w:r>
+      <w:r>
+        <w:rPr>
+          <w:rFonts w:asciiTheme="minorHAnsi" w:hAnsiTheme="minorHAnsi"/>
+          <w:color w:val="000000" w:themeColor="text1"/>
           <w:sz w:val="24"/>
           <w:szCs w:val="24"/>
         </w:rPr>
@@ -6573,14 +7227,16 @@
       <w:r>
         <w:rPr>
           <w:rFonts w:asciiTheme="minorHAnsi" w:hAnsiTheme="minorHAnsi"/>
-          <w:sz w:val="24"/>
-          <w:szCs w:val="24"/>
-        </w:rPr>
-        <w:t xml:space="preserve"> </w:t>
-      </w:r>
-      <w:r>
-        <w:rPr>
-          <w:rFonts w:asciiTheme="minorHAnsi" w:hAnsiTheme="minorHAnsi"/>
+          <w:color w:val="000000" w:themeColor="text1"/>
+          <w:sz w:val="24"/>
+          <w:szCs w:val="24"/>
+        </w:rPr>
+        <w:t xml:space="preserve"> </w:t>
+      </w:r>
+      <w:r>
+        <w:rPr>
+          <w:rFonts w:asciiTheme="minorHAnsi" w:hAnsiTheme="minorHAnsi"/>
+          <w:color w:val="000000" w:themeColor="text1"/>
           <w:sz w:val="24"/>
           <w:szCs w:val="24"/>
         </w:rPr>
@@ -6593,14 +7249,16 @@
         <w:jc w:val="both"/>
         <w:rPr>
           <w:rFonts w:asciiTheme="minorHAnsi" w:hAnsiTheme="minorHAnsi"/>
-          <w:sz w:val="24"/>
-          <w:szCs w:val="24"/>
-        </w:rPr>
-      </w:pPr>
-      <w:r>
-        <w:rPr>
-          <w:rStyle w:val="s2"/>
-          <w:rFonts w:asciiTheme="minorHAnsi" w:hAnsiTheme="minorHAnsi"/>
+          <w:color w:val="000000" w:themeColor="text1"/>
+          <w:sz w:val="24"/>
+          <w:szCs w:val="24"/>
+        </w:rPr>
+      </w:pPr>
+      <w:r>
+        <w:rPr>
+          <w:rStyle w:val="s2"/>
+          <w:rFonts w:asciiTheme="minorHAnsi" w:hAnsiTheme="minorHAnsi"/>
+          <w:color w:val="000000" w:themeColor="text1"/>
           <w:sz w:val="24"/>
           <w:szCs w:val="24"/>
         </w:rPr>
@@ -6612,6 +7270,7 @@
           <w:rFonts w:asciiTheme="minorHAnsi" w:hAnsiTheme="minorHAnsi"/>
           <w:b/>
           <w:bCs/>
+          <w:color w:val="000000" w:themeColor="text1"/>
           <w:sz w:val="24"/>
           <w:szCs w:val="24"/>
         </w:rPr>
@@ -6620,6 +7279,7 @@
       <w:r>
         <w:rPr>
           <w:rFonts w:asciiTheme="minorHAnsi" w:hAnsiTheme="minorHAnsi"/>
+          <w:color w:val="000000" w:themeColor="text1"/>
           <w:sz w:val="24"/>
           <w:szCs w:val="24"/>
         </w:rPr>
@@ -6628,14 +7288,16 @@
       <w:r>
         <w:rPr>
           <w:rFonts w:asciiTheme="minorHAnsi" w:hAnsiTheme="minorHAnsi"/>
-          <w:sz w:val="24"/>
-          <w:szCs w:val="24"/>
-        </w:rPr>
-        <w:t xml:space="preserve"> </w:t>
-      </w:r>
-      <w:r>
-        <w:rPr>
-          <w:rFonts w:asciiTheme="minorHAnsi" w:hAnsiTheme="minorHAnsi"/>
+          <w:color w:val="000000" w:themeColor="text1"/>
+          <w:sz w:val="24"/>
+          <w:szCs w:val="24"/>
+        </w:rPr>
+        <w:t xml:space="preserve"> </w:t>
+      </w:r>
+      <w:r>
+        <w:rPr>
+          <w:rFonts w:asciiTheme="minorHAnsi" w:hAnsiTheme="minorHAnsi"/>
+          <w:color w:val="000000" w:themeColor="text1"/>
           <w:sz w:val="24"/>
           <w:szCs w:val="24"/>
         </w:rPr>
@@ -6648,14 +7310,16 @@
         <w:jc w:val="both"/>
         <w:rPr>
           <w:rFonts w:asciiTheme="minorHAnsi" w:hAnsiTheme="minorHAnsi"/>
-          <w:sz w:val="24"/>
-          <w:szCs w:val="24"/>
-        </w:rPr>
-      </w:pPr>
-      <w:r>
-        <w:rPr>
-          <w:rStyle w:val="s2"/>
-          <w:rFonts w:asciiTheme="minorHAnsi" w:hAnsiTheme="minorHAnsi"/>
+          <w:color w:val="000000" w:themeColor="text1"/>
+          <w:sz w:val="24"/>
+          <w:szCs w:val="24"/>
+        </w:rPr>
+      </w:pPr>
+      <w:r>
+        <w:rPr>
+          <w:rStyle w:val="s2"/>
+          <w:rFonts w:asciiTheme="minorHAnsi" w:hAnsiTheme="minorHAnsi"/>
+          <w:color w:val="000000" w:themeColor="text1"/>
           <w:sz w:val="24"/>
           <w:szCs w:val="24"/>
         </w:rPr>
@@ -6667,6 +7331,7 @@
           <w:rFonts w:asciiTheme="minorHAnsi" w:hAnsiTheme="minorHAnsi"/>
           <w:b/>
           <w:bCs/>
+          <w:color w:val="000000" w:themeColor="text1"/>
           <w:sz w:val="24"/>
           <w:szCs w:val="24"/>
         </w:rPr>
@@ -6675,6 +7340,7 @@
       <w:r>
         <w:rPr>
           <w:rFonts w:asciiTheme="minorHAnsi" w:hAnsiTheme="minorHAnsi"/>
+          <w:color w:val="000000" w:themeColor="text1"/>
           <w:sz w:val="24"/>
           <w:szCs w:val="24"/>
         </w:rPr>
@@ -6687,14 +7353,16 @@
         <w:jc w:val="both"/>
         <w:rPr>
           <w:rFonts w:asciiTheme="minorHAnsi" w:hAnsiTheme="minorHAnsi"/>
-          <w:sz w:val="24"/>
-          <w:szCs w:val="24"/>
-        </w:rPr>
-      </w:pPr>
-      <w:r>
-        <w:rPr>
-          <w:rStyle w:val="s2"/>
-          <w:rFonts w:asciiTheme="minorHAnsi" w:hAnsiTheme="minorHAnsi"/>
+          <w:color w:val="000000" w:themeColor="text1"/>
+          <w:sz w:val="24"/>
+          <w:szCs w:val="24"/>
+        </w:rPr>
+      </w:pPr>
+      <w:r>
+        <w:rPr>
+          <w:rStyle w:val="s2"/>
+          <w:rFonts w:asciiTheme="minorHAnsi" w:hAnsiTheme="minorHAnsi"/>
+          <w:color w:val="000000" w:themeColor="text1"/>
           <w:sz w:val="24"/>
           <w:szCs w:val="24"/>
         </w:rPr>
@@ -6704,6 +7372,7 @@
       <w:r>
         <w:rPr>
           <w:rFonts w:asciiTheme="minorHAnsi" w:hAnsiTheme="minorHAnsi"/>
+          <w:color w:val="000000" w:themeColor="text1"/>
           <w:sz w:val="24"/>
           <w:szCs w:val="24"/>
         </w:rPr>
@@ -6712,14 +7381,16 @@
       <w:r>
         <w:rPr>
           <w:rFonts w:asciiTheme="minorHAnsi" w:hAnsiTheme="minorHAnsi"/>
-          <w:sz w:val="24"/>
-          <w:szCs w:val="24"/>
-        </w:rPr>
-        <w:t xml:space="preserve"> </w:t>
-      </w:r>
-      <w:r>
-        <w:rPr>
-          <w:rFonts w:asciiTheme="minorHAnsi" w:hAnsiTheme="minorHAnsi"/>
+          <w:color w:val="000000" w:themeColor="text1"/>
+          <w:sz w:val="24"/>
+          <w:szCs w:val="24"/>
+        </w:rPr>
+        <w:t xml:space="preserve"> </w:t>
+      </w:r>
+      <w:r>
+        <w:rPr>
+          <w:rFonts w:asciiTheme="minorHAnsi" w:hAnsiTheme="minorHAnsi"/>
+          <w:color w:val="000000" w:themeColor="text1"/>
           <w:sz w:val="24"/>
           <w:szCs w:val="24"/>
         </w:rPr>
@@ -6732,22 +7403,25 @@
         <w:jc w:val="both"/>
         <w:rPr>
           <w:rFonts w:asciiTheme="minorHAnsi" w:hAnsiTheme="minorHAnsi"/>
-          <w:sz w:val="24"/>
-          <w:szCs w:val="24"/>
-        </w:rPr>
-      </w:pPr>
-      <w:r>
-        <w:rPr>
-          <w:rStyle w:val="s2"/>
-          <w:rFonts w:asciiTheme="minorHAnsi" w:hAnsiTheme="minorHAnsi"/>
-          <w:sz w:val="24"/>
-          <w:szCs w:val="24"/>
-        </w:rPr>
-        <w:t xml:space="preserve">• </w:t>
-      </w:r>
-      <w:r>
-        <w:rPr>
-          <w:rFonts w:asciiTheme="minorHAnsi" w:hAnsiTheme="minorHAnsi"/>
+          <w:color w:val="000000" w:themeColor="text1"/>
+          <w:sz w:val="24"/>
+          <w:szCs w:val="24"/>
+        </w:rPr>
+      </w:pPr>
+      <w:r>
+        <w:rPr>
+          <w:rStyle w:val="s2"/>
+          <w:rFonts w:asciiTheme="minorHAnsi" w:hAnsiTheme="minorHAnsi"/>
+          <w:color w:val="000000" w:themeColor="text1"/>
+          <w:sz w:val="24"/>
+          <w:szCs w:val="24"/>
+        </w:rPr>
+        <w:t xml:space="preserve">• </w:t>
+      </w:r>
+      <w:r>
+        <w:rPr>
+          <w:rFonts w:asciiTheme="minorHAnsi" w:hAnsiTheme="minorHAnsi"/>
+          <w:color w:val="000000" w:themeColor="text1"/>
           <w:sz w:val="24"/>
           <w:szCs w:val="24"/>
         </w:rPr>
@@ -6756,14 +7430,16 @@
       <w:r>
         <w:rPr>
           <w:rFonts w:asciiTheme="minorHAnsi" w:hAnsiTheme="minorHAnsi"/>
-          <w:sz w:val="24"/>
-          <w:szCs w:val="24"/>
-        </w:rPr>
-        <w:t xml:space="preserve"> </w:t>
-      </w:r>
-      <w:r>
-        <w:rPr>
-          <w:rFonts w:asciiTheme="minorHAnsi" w:hAnsiTheme="minorHAnsi"/>
+          <w:color w:val="000000" w:themeColor="text1"/>
+          <w:sz w:val="24"/>
+          <w:szCs w:val="24"/>
+        </w:rPr>
+        <w:t xml:space="preserve"> </w:t>
+      </w:r>
+      <w:r>
+        <w:rPr>
+          <w:rFonts w:asciiTheme="minorHAnsi" w:hAnsiTheme="minorHAnsi"/>
+          <w:color w:val="000000" w:themeColor="text1"/>
           <w:sz w:val="24"/>
           <w:szCs w:val="24"/>
         </w:rPr>
@@ -6777,6 +7453,7 @@
         <w:jc w:val="both"/>
         <w:rPr>
           <w:rFonts w:asciiTheme="minorHAnsi" w:hAnsiTheme="minorHAnsi"/>
+          <w:color w:val="000000" w:themeColor="text1"/>
           <w:sz w:val="24"/>
           <w:szCs w:val="24"/>
         </w:rPr>
@@ -6787,6 +7464,7 @@
           <w:rFonts w:asciiTheme="minorHAnsi" w:hAnsiTheme="minorHAnsi"/>
           <w:b/>
           <w:bCs/>
+          <w:color w:val="000000" w:themeColor="text1"/>
           <w:sz w:val="24"/>
           <w:szCs w:val="24"/>
         </w:rPr>
@@ -6797,6 +7475,7 @@
           <w:rFonts w:asciiTheme="minorHAnsi" w:hAnsiTheme="minorHAnsi"/>
           <w:b/>
           <w:bCs/>
+          <w:color w:val="000000" w:themeColor="text1"/>
           <w:sz w:val="24"/>
           <w:szCs w:val="24"/>
         </w:rPr>
@@ -6809,22 +7488,25 @@
         <w:jc w:val="both"/>
         <w:rPr>
           <w:rFonts w:asciiTheme="minorHAnsi" w:hAnsiTheme="minorHAnsi"/>
-          <w:sz w:val="24"/>
-          <w:szCs w:val="24"/>
-        </w:rPr>
-      </w:pPr>
-      <w:r>
-        <w:rPr>
-          <w:rStyle w:val="s2"/>
-          <w:rFonts w:asciiTheme="minorHAnsi" w:hAnsiTheme="minorHAnsi"/>
-          <w:sz w:val="24"/>
-          <w:szCs w:val="24"/>
-        </w:rPr>
-        <w:t xml:space="preserve">• </w:t>
-      </w:r>
-      <w:r>
-        <w:rPr>
-          <w:rFonts w:asciiTheme="minorHAnsi" w:hAnsiTheme="minorHAnsi"/>
+          <w:color w:val="000000" w:themeColor="text1"/>
+          <w:sz w:val="24"/>
+          <w:szCs w:val="24"/>
+        </w:rPr>
+      </w:pPr>
+      <w:r>
+        <w:rPr>
+          <w:rStyle w:val="s2"/>
+          <w:rFonts w:asciiTheme="minorHAnsi" w:hAnsiTheme="minorHAnsi"/>
+          <w:color w:val="000000" w:themeColor="text1"/>
+          <w:sz w:val="24"/>
+          <w:szCs w:val="24"/>
+        </w:rPr>
+        <w:t xml:space="preserve">• </w:t>
+      </w:r>
+      <w:r>
+        <w:rPr>
+          <w:rFonts w:asciiTheme="minorHAnsi" w:hAnsiTheme="minorHAnsi"/>
+          <w:color w:val="000000" w:themeColor="text1"/>
           <w:sz w:val="24"/>
           <w:szCs w:val="24"/>
         </w:rPr>
@@ -6833,14 +7515,16 @@
       <w:r>
         <w:rPr>
           <w:rFonts w:asciiTheme="minorHAnsi" w:hAnsiTheme="minorHAnsi"/>
-          <w:sz w:val="24"/>
-          <w:szCs w:val="24"/>
-        </w:rPr>
-        <w:t xml:space="preserve"> </w:t>
-      </w:r>
-      <w:r>
-        <w:rPr>
-          <w:rFonts w:asciiTheme="minorHAnsi" w:hAnsiTheme="minorHAnsi"/>
+          <w:color w:val="000000" w:themeColor="text1"/>
+          <w:sz w:val="24"/>
+          <w:szCs w:val="24"/>
+        </w:rPr>
+        <w:t xml:space="preserve"> </w:t>
+      </w:r>
+      <w:r>
+        <w:rPr>
+          <w:rFonts w:asciiTheme="minorHAnsi" w:hAnsiTheme="minorHAnsi"/>
+          <w:color w:val="000000" w:themeColor="text1"/>
           <w:sz w:val="24"/>
           <w:szCs w:val="24"/>
         </w:rPr>
@@ -6849,14 +7533,16 @@
       <w:r>
         <w:rPr>
           <w:rFonts w:asciiTheme="minorHAnsi" w:hAnsiTheme="minorHAnsi"/>
-          <w:sz w:val="24"/>
-          <w:szCs w:val="24"/>
-        </w:rPr>
-        <w:t xml:space="preserve"> </w:t>
-      </w:r>
-      <w:r>
-        <w:rPr>
-          <w:rFonts w:asciiTheme="minorHAnsi" w:hAnsiTheme="minorHAnsi"/>
+          <w:color w:val="000000" w:themeColor="text1"/>
+          <w:sz w:val="24"/>
+          <w:szCs w:val="24"/>
+        </w:rPr>
+        <w:t xml:space="preserve"> </w:t>
+      </w:r>
+      <w:r>
+        <w:rPr>
+          <w:rFonts w:asciiTheme="minorHAnsi" w:hAnsiTheme="minorHAnsi"/>
+          <w:color w:val="000000" w:themeColor="text1"/>
           <w:sz w:val="24"/>
           <w:szCs w:val="24"/>
         </w:rPr>
@@ -6869,14 +7555,16 @@
         <w:jc w:val="both"/>
         <w:rPr>
           <w:rFonts w:asciiTheme="minorHAnsi" w:hAnsiTheme="minorHAnsi"/>
-          <w:sz w:val="24"/>
-          <w:szCs w:val="24"/>
-        </w:rPr>
-      </w:pPr>
-      <w:r>
-        <w:rPr>
-          <w:rStyle w:val="s2"/>
-          <w:rFonts w:asciiTheme="minorHAnsi" w:hAnsiTheme="minorHAnsi"/>
+          <w:color w:val="000000" w:themeColor="text1"/>
+          <w:sz w:val="24"/>
+          <w:szCs w:val="24"/>
+        </w:rPr>
+      </w:pPr>
+      <w:r>
+        <w:rPr>
+          <w:rStyle w:val="s2"/>
+          <w:rFonts w:asciiTheme="minorHAnsi" w:hAnsiTheme="minorHAnsi"/>
+          <w:color w:val="000000" w:themeColor="text1"/>
           <w:sz w:val="24"/>
           <w:szCs w:val="24"/>
         </w:rPr>
@@ -6888,6 +7576,7 @@
           <w:rFonts w:asciiTheme="minorHAnsi" w:hAnsiTheme="minorHAnsi"/>
           <w:b/>
           <w:bCs/>
+          <w:color w:val="000000" w:themeColor="text1"/>
           <w:sz w:val="24"/>
           <w:szCs w:val="24"/>
         </w:rPr>
@@ -6896,6 +7585,7 @@
       <w:r>
         <w:rPr>
           <w:rFonts w:asciiTheme="minorHAnsi" w:hAnsiTheme="minorHAnsi"/>
+          <w:color w:val="000000" w:themeColor="text1"/>
           <w:sz w:val="24"/>
           <w:szCs w:val="24"/>
         </w:rPr>
@@ -6904,14 +7594,16 @@
       <w:r>
         <w:rPr>
           <w:rFonts w:asciiTheme="minorHAnsi" w:hAnsiTheme="minorHAnsi"/>
-          <w:sz w:val="24"/>
-          <w:szCs w:val="24"/>
-        </w:rPr>
-        <w:t xml:space="preserve"> </w:t>
-      </w:r>
-      <w:r>
-        <w:rPr>
-          <w:rFonts w:asciiTheme="minorHAnsi" w:hAnsiTheme="minorHAnsi"/>
+          <w:color w:val="000000" w:themeColor="text1"/>
+          <w:sz w:val="24"/>
+          <w:szCs w:val="24"/>
+        </w:rPr>
+        <w:t xml:space="preserve"> </w:t>
+      </w:r>
+      <w:r>
+        <w:rPr>
+          <w:rFonts w:asciiTheme="minorHAnsi" w:hAnsiTheme="minorHAnsi"/>
+          <w:color w:val="000000" w:themeColor="text1"/>
           <w:sz w:val="24"/>
           <w:szCs w:val="24"/>
         </w:rPr>
@@ -6920,14 +7612,16 @@
       <w:r>
         <w:rPr>
           <w:rFonts w:asciiTheme="minorHAnsi" w:hAnsiTheme="minorHAnsi"/>
-          <w:sz w:val="24"/>
-          <w:szCs w:val="24"/>
-        </w:rPr>
-        <w:t xml:space="preserve"> </w:t>
-      </w:r>
-      <w:r>
-        <w:rPr>
-          <w:rFonts w:asciiTheme="minorHAnsi" w:hAnsiTheme="minorHAnsi"/>
+          <w:color w:val="000000" w:themeColor="text1"/>
+          <w:sz w:val="24"/>
+          <w:szCs w:val="24"/>
+        </w:rPr>
+        <w:t xml:space="preserve"> </w:t>
+      </w:r>
+      <w:r>
+        <w:rPr>
+          <w:rFonts w:asciiTheme="minorHAnsi" w:hAnsiTheme="minorHAnsi"/>
+          <w:color w:val="000000" w:themeColor="text1"/>
           <w:sz w:val="24"/>
           <w:szCs w:val="24"/>
         </w:rPr>
@@ -6940,22 +7634,25 @@
         <w:jc w:val="both"/>
         <w:rPr>
           <w:rFonts w:asciiTheme="minorHAnsi" w:hAnsiTheme="minorHAnsi"/>
-          <w:sz w:val="24"/>
-          <w:szCs w:val="24"/>
-        </w:rPr>
-      </w:pPr>
-      <w:r>
-        <w:rPr>
-          <w:rStyle w:val="s2"/>
-          <w:rFonts w:asciiTheme="minorHAnsi" w:hAnsiTheme="minorHAnsi"/>
-          <w:sz w:val="24"/>
-          <w:szCs w:val="24"/>
-        </w:rPr>
-        <w:t xml:space="preserve">• </w:t>
-      </w:r>
-      <w:r>
-        <w:rPr>
-          <w:rFonts w:asciiTheme="minorHAnsi" w:hAnsiTheme="minorHAnsi"/>
+          <w:color w:val="000000" w:themeColor="text1"/>
+          <w:sz w:val="24"/>
+          <w:szCs w:val="24"/>
+        </w:rPr>
+      </w:pPr>
+      <w:r>
+        <w:rPr>
+          <w:rStyle w:val="s2"/>
+          <w:rFonts w:asciiTheme="minorHAnsi" w:hAnsiTheme="minorHAnsi"/>
+          <w:color w:val="000000" w:themeColor="text1"/>
+          <w:sz w:val="24"/>
+          <w:szCs w:val="24"/>
+        </w:rPr>
+        <w:t xml:space="preserve">• </w:t>
+      </w:r>
+      <w:r>
+        <w:rPr>
+          <w:rFonts w:asciiTheme="minorHAnsi" w:hAnsiTheme="minorHAnsi"/>
+          <w:color w:val="000000" w:themeColor="text1"/>
           <w:sz w:val="24"/>
           <w:szCs w:val="24"/>
         </w:rPr>
@@ -6968,22 +7665,25 @@
         <w:jc w:val="both"/>
         <w:rPr>
           <w:rFonts w:asciiTheme="minorHAnsi" w:hAnsiTheme="minorHAnsi"/>
-          <w:sz w:val="24"/>
-          <w:szCs w:val="24"/>
-        </w:rPr>
-      </w:pPr>
-      <w:r>
-        <w:rPr>
-          <w:rStyle w:val="s2"/>
-          <w:rFonts w:asciiTheme="minorHAnsi" w:hAnsiTheme="minorHAnsi"/>
-          <w:sz w:val="24"/>
-          <w:szCs w:val="24"/>
-        </w:rPr>
-        <w:t xml:space="preserve">• </w:t>
-      </w:r>
-      <w:r>
-        <w:rPr>
-          <w:rFonts w:asciiTheme="minorHAnsi" w:hAnsiTheme="minorHAnsi"/>
+          <w:color w:val="000000" w:themeColor="text1"/>
+          <w:sz w:val="24"/>
+          <w:szCs w:val="24"/>
+        </w:rPr>
+      </w:pPr>
+      <w:r>
+        <w:rPr>
+          <w:rStyle w:val="s2"/>
+          <w:rFonts w:asciiTheme="minorHAnsi" w:hAnsiTheme="minorHAnsi"/>
+          <w:color w:val="000000" w:themeColor="text1"/>
+          <w:sz w:val="24"/>
+          <w:szCs w:val="24"/>
+        </w:rPr>
+        <w:t xml:space="preserve">• </w:t>
+      </w:r>
+      <w:r>
+        <w:rPr>
+          <w:rFonts w:asciiTheme="minorHAnsi" w:hAnsiTheme="minorHAnsi"/>
+          <w:color w:val="000000" w:themeColor="text1"/>
           <w:sz w:val="24"/>
           <w:szCs w:val="24"/>
         </w:rPr>
@@ -6992,14 +7692,16 @@
       <w:r>
         <w:rPr>
           <w:rFonts w:asciiTheme="minorHAnsi" w:hAnsiTheme="minorHAnsi"/>
-          <w:sz w:val="24"/>
-          <w:szCs w:val="24"/>
-        </w:rPr>
-        <w:t xml:space="preserve"> </w:t>
-      </w:r>
-      <w:r>
-        <w:rPr>
-          <w:rFonts w:asciiTheme="minorHAnsi" w:hAnsiTheme="minorHAnsi"/>
+          <w:color w:val="000000" w:themeColor="text1"/>
+          <w:sz w:val="24"/>
+          <w:szCs w:val="24"/>
+        </w:rPr>
+        <w:t xml:space="preserve"> </w:t>
+      </w:r>
+      <w:r>
+        <w:rPr>
+          <w:rFonts w:asciiTheme="minorHAnsi" w:hAnsiTheme="minorHAnsi"/>
+          <w:color w:val="000000" w:themeColor="text1"/>
           <w:sz w:val="24"/>
           <w:szCs w:val="24"/>
         </w:rPr>
@@ -7013,6 +7715,7 @@
         <w:jc w:val="both"/>
         <w:rPr>
           <w:rFonts w:asciiTheme="minorHAnsi" w:hAnsiTheme="minorHAnsi"/>
+          <w:color w:val="000000" w:themeColor="text1"/>
           <w:sz w:val="24"/>
           <w:szCs w:val="24"/>
         </w:rPr>
@@ -7022,6 +7725,7 @@
           <w:rFonts w:asciiTheme="minorHAnsi" w:hAnsiTheme="minorHAnsi"/>
           <w:i/>
           <w:iCs/>
+          <w:color w:val="000000" w:themeColor="text1"/>
           <w:sz w:val="24"/>
           <w:szCs w:val="24"/>
         </w:rPr>
@@ -7034,6 +7738,7 @@
         <w:jc w:val="both"/>
         <w:rPr>
           <w:rFonts w:asciiTheme="minorHAnsi" w:hAnsiTheme="minorHAnsi"/>
+          <w:color w:val="000000" w:themeColor="text1"/>
           <w:sz w:val="24"/>
           <w:szCs w:val="24"/>
         </w:rPr>
@@ -7044,6 +7749,7 @@
           <w:rFonts w:asciiTheme="minorHAnsi" w:hAnsiTheme="minorHAnsi"/>
           <w:b/>
           <w:bCs/>
+          <w:color w:val="000000" w:themeColor="text1"/>
           <w:sz w:val="24"/>
           <w:szCs w:val="24"/>
         </w:rPr>
@@ -7054,6 +7760,7 @@
           <w:rFonts w:asciiTheme="minorHAnsi" w:hAnsiTheme="minorHAnsi"/>
           <w:b/>
           <w:bCs/>
+          <w:color w:val="000000" w:themeColor="text1"/>
           <w:sz w:val="24"/>
           <w:szCs w:val="24"/>
         </w:rPr>
@@ -7066,22 +7773,25 @@
         <w:jc w:val="both"/>
         <w:rPr>
           <w:rFonts w:asciiTheme="minorHAnsi" w:hAnsiTheme="minorHAnsi"/>
-          <w:sz w:val="24"/>
-          <w:szCs w:val="24"/>
-        </w:rPr>
-      </w:pPr>
-      <w:r>
-        <w:rPr>
-          <w:rStyle w:val="s2"/>
-          <w:rFonts w:asciiTheme="minorHAnsi" w:hAnsiTheme="minorHAnsi"/>
-          <w:sz w:val="24"/>
-          <w:szCs w:val="24"/>
-        </w:rPr>
-        <w:t xml:space="preserve">• </w:t>
-      </w:r>
-      <w:r>
-        <w:rPr>
-          <w:rFonts w:asciiTheme="minorHAnsi" w:hAnsiTheme="minorHAnsi"/>
+          <w:color w:val="000000" w:themeColor="text1"/>
+          <w:sz w:val="24"/>
+          <w:szCs w:val="24"/>
+        </w:rPr>
+      </w:pPr>
+      <w:r>
+        <w:rPr>
+          <w:rStyle w:val="s2"/>
+          <w:rFonts w:asciiTheme="minorHAnsi" w:hAnsiTheme="minorHAnsi"/>
+          <w:color w:val="000000" w:themeColor="text1"/>
+          <w:sz w:val="24"/>
+          <w:szCs w:val="24"/>
+        </w:rPr>
+        <w:t xml:space="preserve">• </w:t>
+      </w:r>
+      <w:r>
+        <w:rPr>
+          <w:rFonts w:asciiTheme="minorHAnsi" w:hAnsiTheme="minorHAnsi"/>
+          <w:color w:val="000000" w:themeColor="text1"/>
           <w:sz w:val="24"/>
           <w:szCs w:val="24"/>
         </w:rPr>
@@ -7090,14 +7800,16 @@
       <w:r>
         <w:rPr>
           <w:rFonts w:asciiTheme="minorHAnsi" w:hAnsiTheme="minorHAnsi"/>
-          <w:sz w:val="24"/>
-          <w:szCs w:val="24"/>
-        </w:rPr>
-        <w:t xml:space="preserve"> </w:t>
-      </w:r>
-      <w:r>
-        <w:rPr>
-          <w:rFonts w:asciiTheme="minorHAnsi" w:hAnsiTheme="minorHAnsi"/>
+          <w:color w:val="000000" w:themeColor="text1"/>
+          <w:sz w:val="24"/>
+          <w:szCs w:val="24"/>
+        </w:rPr>
+        <w:t xml:space="preserve"> </w:t>
+      </w:r>
+      <w:r>
+        <w:rPr>
+          <w:rFonts w:asciiTheme="minorHAnsi" w:hAnsiTheme="minorHAnsi"/>
+          <w:color w:val="000000" w:themeColor="text1"/>
           <w:sz w:val="24"/>
           <w:szCs w:val="24"/>
         </w:rPr>
@@ -7110,22 +7822,25 @@
         <w:jc w:val="both"/>
         <w:rPr>
           <w:rFonts w:asciiTheme="minorHAnsi" w:hAnsiTheme="minorHAnsi"/>
-          <w:sz w:val="24"/>
-          <w:szCs w:val="24"/>
-        </w:rPr>
-      </w:pPr>
-      <w:r>
-        <w:rPr>
-          <w:rStyle w:val="s2"/>
-          <w:rFonts w:asciiTheme="minorHAnsi" w:hAnsiTheme="minorHAnsi"/>
-          <w:sz w:val="24"/>
-          <w:szCs w:val="24"/>
-        </w:rPr>
-        <w:t xml:space="preserve">• </w:t>
-      </w:r>
-      <w:r>
-        <w:rPr>
-          <w:rFonts w:asciiTheme="minorHAnsi" w:hAnsiTheme="minorHAnsi"/>
+          <w:color w:val="000000" w:themeColor="text1"/>
+          <w:sz w:val="24"/>
+          <w:szCs w:val="24"/>
+        </w:rPr>
+      </w:pPr>
+      <w:r>
+        <w:rPr>
+          <w:rStyle w:val="s2"/>
+          <w:rFonts w:asciiTheme="minorHAnsi" w:hAnsiTheme="minorHAnsi"/>
+          <w:color w:val="000000" w:themeColor="text1"/>
+          <w:sz w:val="24"/>
+          <w:szCs w:val="24"/>
+        </w:rPr>
+        <w:t xml:space="preserve">• </w:t>
+      </w:r>
+      <w:r>
+        <w:rPr>
+          <w:rFonts w:asciiTheme="minorHAnsi" w:hAnsiTheme="minorHAnsi"/>
+          <w:color w:val="000000" w:themeColor="text1"/>
           <w:sz w:val="24"/>
           <w:szCs w:val="24"/>
         </w:rPr>
@@ -7134,14 +7849,16 @@
       <w:r>
         <w:rPr>
           <w:rFonts w:asciiTheme="minorHAnsi" w:hAnsiTheme="minorHAnsi"/>
-          <w:sz w:val="24"/>
-          <w:szCs w:val="24"/>
-        </w:rPr>
-        <w:t xml:space="preserve"> </w:t>
-      </w:r>
-      <w:r>
-        <w:rPr>
-          <w:rFonts w:asciiTheme="minorHAnsi" w:hAnsiTheme="minorHAnsi"/>
+          <w:color w:val="000000" w:themeColor="text1"/>
+          <w:sz w:val="24"/>
+          <w:szCs w:val="24"/>
+        </w:rPr>
+        <w:t xml:space="preserve"> </w:t>
+      </w:r>
+      <w:r>
+        <w:rPr>
+          <w:rFonts w:asciiTheme="minorHAnsi" w:hAnsiTheme="minorHAnsi"/>
+          <w:color w:val="000000" w:themeColor="text1"/>
           <w:sz w:val="24"/>
           <w:szCs w:val="24"/>
         </w:rPr>
@@ -7154,22 +7871,25 @@
         <w:jc w:val="both"/>
         <w:rPr>
           <w:rFonts w:asciiTheme="minorHAnsi" w:hAnsiTheme="minorHAnsi"/>
-          <w:sz w:val="24"/>
-          <w:szCs w:val="24"/>
-        </w:rPr>
-      </w:pPr>
-      <w:r>
-        <w:rPr>
-          <w:rStyle w:val="s2"/>
-          <w:rFonts w:asciiTheme="minorHAnsi" w:hAnsiTheme="minorHAnsi"/>
-          <w:sz w:val="24"/>
-          <w:szCs w:val="24"/>
-        </w:rPr>
-        <w:t xml:space="preserve">• </w:t>
-      </w:r>
-      <w:r>
-        <w:rPr>
-          <w:rFonts w:asciiTheme="minorHAnsi" w:hAnsiTheme="minorHAnsi"/>
+          <w:color w:val="000000" w:themeColor="text1"/>
+          <w:sz w:val="24"/>
+          <w:szCs w:val="24"/>
+        </w:rPr>
+      </w:pPr>
+      <w:r>
+        <w:rPr>
+          <w:rStyle w:val="s2"/>
+          <w:rFonts w:asciiTheme="minorHAnsi" w:hAnsiTheme="minorHAnsi"/>
+          <w:color w:val="000000" w:themeColor="text1"/>
+          <w:sz w:val="24"/>
+          <w:szCs w:val="24"/>
+        </w:rPr>
+        <w:t xml:space="preserve">• </w:t>
+      </w:r>
+      <w:r>
+        <w:rPr>
+          <w:rFonts w:asciiTheme="minorHAnsi" w:hAnsiTheme="minorHAnsi"/>
+          <w:color w:val="000000" w:themeColor="text1"/>
           <w:sz w:val="24"/>
           <w:szCs w:val="24"/>
         </w:rPr>
@@ -7183,22 +7903,25 @@
         <w:jc w:val="both"/>
         <w:rPr>
           <w:rFonts w:asciiTheme="minorHAnsi" w:hAnsiTheme="minorHAnsi"/>
-          <w:sz w:val="24"/>
-          <w:szCs w:val="24"/>
-        </w:rPr>
-      </w:pPr>
-      <w:r>
-        <w:rPr>
-          <w:rStyle w:val="s2"/>
-          <w:rFonts w:asciiTheme="minorHAnsi" w:hAnsiTheme="minorHAnsi"/>
-          <w:sz w:val="24"/>
-          <w:szCs w:val="24"/>
-        </w:rPr>
-        <w:t xml:space="preserve">• </w:t>
-      </w:r>
-      <w:r>
-        <w:rPr>
-          <w:rFonts w:asciiTheme="minorHAnsi" w:hAnsiTheme="minorHAnsi"/>
+          <w:color w:val="000000" w:themeColor="text1"/>
+          <w:sz w:val="24"/>
+          <w:szCs w:val="24"/>
+        </w:rPr>
+      </w:pPr>
+      <w:r>
+        <w:rPr>
+          <w:rStyle w:val="s2"/>
+          <w:rFonts w:asciiTheme="minorHAnsi" w:hAnsiTheme="minorHAnsi"/>
+          <w:color w:val="000000" w:themeColor="text1"/>
+          <w:sz w:val="24"/>
+          <w:szCs w:val="24"/>
+        </w:rPr>
+        <w:t xml:space="preserve">• </w:t>
+      </w:r>
+      <w:r>
+        <w:rPr>
+          <w:rFonts w:asciiTheme="minorHAnsi" w:hAnsiTheme="minorHAnsi"/>
+          <w:color w:val="000000" w:themeColor="text1"/>
           <w:sz w:val="24"/>
           <w:szCs w:val="24"/>
         </w:rPr>
@@ -7207,14 +7930,16 @@
       <w:r>
         <w:rPr>
           <w:rFonts w:asciiTheme="minorHAnsi" w:hAnsiTheme="minorHAnsi"/>
-          <w:sz w:val="24"/>
-          <w:szCs w:val="24"/>
-        </w:rPr>
-        <w:t xml:space="preserve"> </w:t>
-      </w:r>
-      <w:r>
-        <w:rPr>
-          <w:rFonts w:asciiTheme="minorHAnsi" w:hAnsiTheme="minorHAnsi"/>
+          <w:color w:val="000000" w:themeColor="text1"/>
+          <w:sz w:val="24"/>
+          <w:szCs w:val="24"/>
+        </w:rPr>
+        <w:t xml:space="preserve"> </w:t>
+      </w:r>
+      <w:r>
+        <w:rPr>
+          <w:rFonts w:asciiTheme="minorHAnsi" w:hAnsiTheme="minorHAnsi"/>
+          <w:color w:val="000000" w:themeColor="text1"/>
           <w:sz w:val="24"/>
           <w:szCs w:val="24"/>
         </w:rPr>
@@ -7227,6 +7952,7 @@
         <w:jc w:val="both"/>
         <w:rPr>
           <w:rFonts w:asciiTheme="minorHAnsi" w:hAnsiTheme="minorHAnsi"/>
+          <w:color w:val="000000" w:themeColor="text1"/>
           <w:sz w:val="24"/>
           <w:szCs w:val="24"/>
         </w:rPr>
@@ -7237,6 +7963,7 @@
           <w:rFonts w:asciiTheme="minorHAnsi" w:hAnsiTheme="minorHAnsi"/>
           <w:b/>
           <w:bCs/>
+          <w:color w:val="000000" w:themeColor="text1"/>
           <w:sz w:val="24"/>
           <w:szCs w:val="24"/>
         </w:rPr>
@@ -7247,6 +7974,7 @@
           <w:rFonts w:asciiTheme="minorHAnsi" w:hAnsiTheme="minorHAnsi"/>
           <w:b/>
           <w:bCs/>
+          <w:color w:val="000000" w:themeColor="text1"/>
           <w:sz w:val="24"/>
           <w:szCs w:val="24"/>
         </w:rPr>
@@ -7259,22 +7987,25 @@
         <w:jc w:val="both"/>
         <w:rPr>
           <w:rFonts w:asciiTheme="minorHAnsi" w:hAnsiTheme="minorHAnsi"/>
-          <w:sz w:val="24"/>
-          <w:szCs w:val="24"/>
-        </w:rPr>
-      </w:pPr>
-      <w:r>
-        <w:rPr>
-          <w:rStyle w:val="s2"/>
-          <w:rFonts w:asciiTheme="minorHAnsi" w:hAnsiTheme="minorHAnsi"/>
-          <w:sz w:val="24"/>
-          <w:szCs w:val="24"/>
-        </w:rPr>
-        <w:t xml:space="preserve">• </w:t>
-      </w:r>
-      <w:r>
-        <w:rPr>
-          <w:rFonts w:asciiTheme="minorHAnsi" w:hAnsiTheme="minorHAnsi"/>
+          <w:color w:val="000000" w:themeColor="text1"/>
+          <w:sz w:val="24"/>
+          <w:szCs w:val="24"/>
+        </w:rPr>
+      </w:pPr>
+      <w:r>
+        <w:rPr>
+          <w:rStyle w:val="s2"/>
+          <w:rFonts w:asciiTheme="minorHAnsi" w:hAnsiTheme="minorHAnsi"/>
+          <w:color w:val="000000" w:themeColor="text1"/>
+          <w:sz w:val="24"/>
+          <w:szCs w:val="24"/>
+        </w:rPr>
+        <w:t xml:space="preserve">• </w:t>
+      </w:r>
+      <w:r>
+        <w:rPr>
+          <w:rFonts w:asciiTheme="minorHAnsi" w:hAnsiTheme="minorHAnsi"/>
+          <w:color w:val="000000" w:themeColor="text1"/>
           <w:sz w:val="24"/>
           <w:szCs w:val="24"/>
         </w:rPr>
@@ -7283,14 +8014,16 @@
       <w:r>
         <w:rPr>
           <w:rFonts w:asciiTheme="minorHAnsi" w:hAnsiTheme="minorHAnsi"/>
-          <w:sz w:val="24"/>
-          <w:szCs w:val="24"/>
-        </w:rPr>
-        <w:t xml:space="preserve"> </w:t>
-      </w:r>
-      <w:r>
-        <w:rPr>
-          <w:rFonts w:asciiTheme="minorHAnsi" w:hAnsiTheme="minorHAnsi"/>
+          <w:color w:val="000000" w:themeColor="text1"/>
+          <w:sz w:val="24"/>
+          <w:szCs w:val="24"/>
+        </w:rPr>
+        <w:t xml:space="preserve"> </w:t>
+      </w:r>
+      <w:r>
+        <w:rPr>
+          <w:rFonts w:asciiTheme="minorHAnsi" w:hAnsiTheme="minorHAnsi"/>
+          <w:color w:val="000000" w:themeColor="text1"/>
           <w:sz w:val="24"/>
           <w:szCs w:val="24"/>
         </w:rPr>
@@ -7303,22 +8036,25 @@
         <w:jc w:val="both"/>
         <w:rPr>
           <w:rFonts w:asciiTheme="minorHAnsi" w:hAnsiTheme="minorHAnsi"/>
-          <w:sz w:val="24"/>
-          <w:szCs w:val="24"/>
-        </w:rPr>
-      </w:pPr>
-      <w:r>
-        <w:rPr>
-          <w:rStyle w:val="s2"/>
-          <w:rFonts w:asciiTheme="minorHAnsi" w:hAnsiTheme="minorHAnsi"/>
-          <w:sz w:val="24"/>
-          <w:szCs w:val="24"/>
-        </w:rPr>
-        <w:t xml:space="preserve">• </w:t>
-      </w:r>
-      <w:r>
-        <w:rPr>
-          <w:rFonts w:asciiTheme="minorHAnsi" w:hAnsiTheme="minorHAnsi"/>
+          <w:color w:val="000000" w:themeColor="text1"/>
+          <w:sz w:val="24"/>
+          <w:szCs w:val="24"/>
+        </w:rPr>
+      </w:pPr>
+      <w:r>
+        <w:rPr>
+          <w:rStyle w:val="s2"/>
+          <w:rFonts w:asciiTheme="minorHAnsi" w:hAnsiTheme="minorHAnsi"/>
+          <w:color w:val="000000" w:themeColor="text1"/>
+          <w:sz w:val="24"/>
+          <w:szCs w:val="24"/>
+        </w:rPr>
+        <w:t xml:space="preserve">• </w:t>
+      </w:r>
+      <w:r>
+        <w:rPr>
+          <w:rFonts w:asciiTheme="minorHAnsi" w:hAnsiTheme="minorHAnsi"/>
+          <w:color w:val="000000" w:themeColor="text1"/>
           <w:sz w:val="24"/>
           <w:szCs w:val="24"/>
         </w:rPr>
@@ -7327,14 +8063,16 @@
       <w:r>
         <w:rPr>
           <w:rFonts w:asciiTheme="minorHAnsi" w:hAnsiTheme="minorHAnsi"/>
-          <w:sz w:val="24"/>
-          <w:szCs w:val="24"/>
-        </w:rPr>
-        <w:t xml:space="preserve"> </w:t>
-      </w:r>
-      <w:r>
-        <w:rPr>
-          <w:rFonts w:asciiTheme="minorHAnsi" w:hAnsiTheme="minorHAnsi"/>
+          <w:color w:val="000000" w:themeColor="text1"/>
+          <w:sz w:val="24"/>
+          <w:szCs w:val="24"/>
+        </w:rPr>
+        <w:t xml:space="preserve"> </w:t>
+      </w:r>
+      <w:r>
+        <w:rPr>
+          <w:rFonts w:asciiTheme="minorHAnsi" w:hAnsiTheme="minorHAnsi"/>
+          <w:color w:val="000000" w:themeColor="text1"/>
           <w:sz w:val="24"/>
           <w:szCs w:val="24"/>
         </w:rPr>
@@ -7347,22 +8085,25 @@
         <w:jc w:val="both"/>
         <w:rPr>
           <w:rFonts w:asciiTheme="minorHAnsi" w:hAnsiTheme="minorHAnsi"/>
-          <w:sz w:val="24"/>
-          <w:szCs w:val="24"/>
-        </w:rPr>
-      </w:pPr>
-      <w:r>
-        <w:rPr>
-          <w:rStyle w:val="s2"/>
-          <w:rFonts w:asciiTheme="minorHAnsi" w:hAnsiTheme="minorHAnsi"/>
-          <w:sz w:val="24"/>
-          <w:szCs w:val="24"/>
-        </w:rPr>
-        <w:t xml:space="preserve">• </w:t>
-      </w:r>
-      <w:r>
-        <w:rPr>
-          <w:rFonts w:asciiTheme="minorHAnsi" w:hAnsiTheme="minorHAnsi"/>
+          <w:color w:val="000000" w:themeColor="text1"/>
+          <w:sz w:val="24"/>
+          <w:szCs w:val="24"/>
+        </w:rPr>
+      </w:pPr>
+      <w:r>
+        <w:rPr>
+          <w:rStyle w:val="s2"/>
+          <w:rFonts w:asciiTheme="minorHAnsi" w:hAnsiTheme="minorHAnsi"/>
+          <w:color w:val="000000" w:themeColor="text1"/>
+          <w:sz w:val="24"/>
+          <w:szCs w:val="24"/>
+        </w:rPr>
+        <w:t xml:space="preserve">• </w:t>
+      </w:r>
+      <w:r>
+        <w:rPr>
+          <w:rFonts w:asciiTheme="minorHAnsi" w:hAnsiTheme="minorHAnsi"/>
+          <w:color w:val="000000" w:themeColor="text1"/>
           <w:sz w:val="24"/>
           <w:szCs w:val="24"/>
         </w:rPr>
@@ -7371,14 +8112,16 @@
       <w:r>
         <w:rPr>
           <w:rFonts w:asciiTheme="minorHAnsi" w:hAnsiTheme="minorHAnsi"/>
-          <w:sz w:val="24"/>
-          <w:szCs w:val="24"/>
-        </w:rPr>
-        <w:t xml:space="preserve"> </w:t>
-      </w:r>
-      <w:r>
-        <w:rPr>
-          <w:rFonts w:asciiTheme="minorHAnsi" w:hAnsiTheme="minorHAnsi"/>
+          <w:color w:val="000000" w:themeColor="text1"/>
+          <w:sz w:val="24"/>
+          <w:szCs w:val="24"/>
+        </w:rPr>
+        <w:t xml:space="preserve"> </w:t>
+      </w:r>
+      <w:r>
+        <w:rPr>
+          <w:rFonts w:asciiTheme="minorHAnsi" w:hAnsiTheme="minorHAnsi"/>
+          <w:color w:val="000000" w:themeColor="text1"/>
           <w:sz w:val="24"/>
           <w:szCs w:val="24"/>
         </w:rPr>
@@ -7391,22 +8134,25 @@
         <w:jc w:val="both"/>
         <w:rPr>
           <w:rFonts w:asciiTheme="minorHAnsi" w:hAnsiTheme="minorHAnsi"/>
-          <w:sz w:val="24"/>
-          <w:szCs w:val="24"/>
-        </w:rPr>
-      </w:pPr>
-      <w:r>
-        <w:rPr>
-          <w:rStyle w:val="s2"/>
-          <w:rFonts w:asciiTheme="minorHAnsi" w:hAnsiTheme="minorHAnsi"/>
-          <w:sz w:val="24"/>
-          <w:szCs w:val="24"/>
-        </w:rPr>
-        <w:t xml:space="preserve">• </w:t>
-      </w:r>
-      <w:r>
-        <w:rPr>
-          <w:rFonts w:asciiTheme="minorHAnsi" w:hAnsiTheme="minorHAnsi"/>
+          <w:color w:val="000000" w:themeColor="text1"/>
+          <w:sz w:val="24"/>
+          <w:szCs w:val="24"/>
+        </w:rPr>
+      </w:pPr>
+      <w:r>
+        <w:rPr>
+          <w:rStyle w:val="s2"/>
+          <w:rFonts w:asciiTheme="minorHAnsi" w:hAnsiTheme="minorHAnsi"/>
+          <w:color w:val="000000" w:themeColor="text1"/>
+          <w:sz w:val="24"/>
+          <w:szCs w:val="24"/>
+        </w:rPr>
+        <w:t xml:space="preserve">• </w:t>
+      </w:r>
+      <w:r>
+        <w:rPr>
+          <w:rFonts w:asciiTheme="minorHAnsi" w:hAnsiTheme="minorHAnsi"/>
+          <w:color w:val="000000" w:themeColor="text1"/>
           <w:sz w:val="24"/>
           <w:szCs w:val="24"/>
         </w:rPr>
@@ -7420,6 +8166,7 @@
         <w:jc w:val="both"/>
         <w:rPr>
           <w:rFonts w:asciiTheme="minorHAnsi" w:hAnsiTheme="minorHAnsi"/>
+          <w:color w:val="000000" w:themeColor="text1"/>
           <w:sz w:val="24"/>
           <w:szCs w:val="24"/>
         </w:rPr>
@@ -7430,6 +8177,7 @@
           <w:rFonts w:asciiTheme="minorHAnsi" w:hAnsiTheme="minorHAnsi"/>
           <w:b/>
           <w:bCs/>
+          <w:color w:val="000000" w:themeColor="text1"/>
           <w:sz w:val="24"/>
           <w:szCs w:val="24"/>
         </w:rPr>
@@ -7440,6 +8188,7 @@
           <w:rFonts w:asciiTheme="minorHAnsi" w:hAnsiTheme="minorHAnsi"/>
           <w:b/>
           <w:bCs/>
+          <w:color w:val="000000" w:themeColor="text1"/>
           <w:sz w:val="24"/>
           <w:szCs w:val="24"/>
         </w:rPr>
@@ -7452,22 +8201,25 @@
         <w:jc w:val="both"/>
         <w:rPr>
           <w:rFonts w:asciiTheme="minorHAnsi" w:hAnsiTheme="minorHAnsi"/>
-          <w:sz w:val="24"/>
-          <w:szCs w:val="24"/>
-        </w:rPr>
-      </w:pPr>
-      <w:r>
-        <w:rPr>
-          <w:rStyle w:val="s2"/>
-          <w:rFonts w:asciiTheme="minorHAnsi" w:hAnsiTheme="minorHAnsi"/>
-          <w:sz w:val="24"/>
-          <w:szCs w:val="24"/>
-        </w:rPr>
-        <w:t xml:space="preserve">• </w:t>
-      </w:r>
-      <w:r>
-        <w:rPr>
-          <w:rFonts w:asciiTheme="minorHAnsi" w:hAnsiTheme="minorHAnsi"/>
+          <w:color w:val="000000" w:themeColor="text1"/>
+          <w:sz w:val="24"/>
+          <w:szCs w:val="24"/>
+        </w:rPr>
+      </w:pPr>
+      <w:r>
+        <w:rPr>
+          <w:rStyle w:val="s2"/>
+          <w:rFonts w:asciiTheme="minorHAnsi" w:hAnsiTheme="minorHAnsi"/>
+          <w:color w:val="000000" w:themeColor="text1"/>
+          <w:sz w:val="24"/>
+          <w:szCs w:val="24"/>
+        </w:rPr>
+        <w:t xml:space="preserve">• </w:t>
+      </w:r>
+      <w:r>
+        <w:rPr>
+          <w:rFonts w:asciiTheme="minorHAnsi" w:hAnsiTheme="minorHAnsi"/>
+          <w:color w:val="000000" w:themeColor="text1"/>
           <w:sz w:val="24"/>
           <w:szCs w:val="24"/>
         </w:rPr>
@@ -7476,14 +8228,16 @@
       <w:r>
         <w:rPr>
           <w:rFonts w:asciiTheme="minorHAnsi" w:hAnsiTheme="minorHAnsi"/>
-          <w:sz w:val="24"/>
-          <w:szCs w:val="24"/>
-        </w:rPr>
-        <w:t xml:space="preserve"> </w:t>
-      </w:r>
-      <w:r>
-        <w:rPr>
-          <w:rFonts w:asciiTheme="minorHAnsi" w:hAnsiTheme="minorHAnsi"/>
+          <w:color w:val="000000" w:themeColor="text1"/>
+          <w:sz w:val="24"/>
+          <w:szCs w:val="24"/>
+        </w:rPr>
+        <w:t xml:space="preserve"> </w:t>
+      </w:r>
+      <w:r>
+        <w:rPr>
+          <w:rFonts w:asciiTheme="minorHAnsi" w:hAnsiTheme="minorHAnsi"/>
+          <w:color w:val="000000" w:themeColor="text1"/>
           <w:sz w:val="24"/>
           <w:szCs w:val="24"/>
         </w:rPr>
@@ -7496,22 +8250,25 @@
         <w:jc w:val="both"/>
         <w:rPr>
           <w:rFonts w:asciiTheme="minorHAnsi" w:hAnsiTheme="minorHAnsi"/>
-          <w:sz w:val="24"/>
-          <w:szCs w:val="24"/>
-        </w:rPr>
-      </w:pPr>
-      <w:r>
-        <w:rPr>
-          <w:rStyle w:val="s2"/>
-          <w:rFonts w:asciiTheme="minorHAnsi" w:hAnsiTheme="minorHAnsi"/>
-          <w:sz w:val="24"/>
-          <w:szCs w:val="24"/>
-        </w:rPr>
-        <w:t xml:space="preserve">• </w:t>
-      </w:r>
-      <w:r>
-        <w:rPr>
-          <w:rFonts w:asciiTheme="minorHAnsi" w:hAnsiTheme="minorHAnsi"/>
+          <w:color w:val="000000" w:themeColor="text1"/>
+          <w:sz w:val="24"/>
+          <w:szCs w:val="24"/>
+        </w:rPr>
+      </w:pPr>
+      <w:r>
+        <w:rPr>
+          <w:rStyle w:val="s2"/>
+          <w:rFonts w:asciiTheme="minorHAnsi" w:hAnsiTheme="minorHAnsi"/>
+          <w:color w:val="000000" w:themeColor="text1"/>
+          <w:sz w:val="24"/>
+          <w:szCs w:val="24"/>
+        </w:rPr>
+        <w:t xml:space="preserve">• </w:t>
+      </w:r>
+      <w:r>
+        <w:rPr>
+          <w:rFonts w:asciiTheme="minorHAnsi" w:hAnsiTheme="minorHAnsi"/>
+          <w:color w:val="000000" w:themeColor="text1"/>
           <w:sz w:val="24"/>
           <w:szCs w:val="24"/>
         </w:rPr>
@@ -7520,14 +8277,16 @@
       <w:r>
         <w:rPr>
           <w:rFonts w:asciiTheme="minorHAnsi" w:hAnsiTheme="minorHAnsi"/>
-          <w:sz w:val="24"/>
-          <w:szCs w:val="24"/>
-        </w:rPr>
-        <w:t xml:space="preserve"> </w:t>
-      </w:r>
-      <w:r>
-        <w:rPr>
-          <w:rFonts w:asciiTheme="minorHAnsi" w:hAnsiTheme="minorHAnsi"/>
+          <w:color w:val="000000" w:themeColor="text1"/>
+          <w:sz w:val="24"/>
+          <w:szCs w:val="24"/>
+        </w:rPr>
+        <w:t xml:space="preserve"> </w:t>
+      </w:r>
+      <w:r>
+        <w:rPr>
+          <w:rFonts w:asciiTheme="minorHAnsi" w:hAnsiTheme="minorHAnsi"/>
+          <w:color w:val="000000" w:themeColor="text1"/>
           <w:sz w:val="24"/>
           <w:szCs w:val="24"/>
         </w:rPr>
@@ -7540,14 +8299,16 @@
         <w:jc w:val="both"/>
         <w:rPr>
           <w:rFonts w:asciiTheme="minorHAnsi" w:hAnsiTheme="minorHAnsi"/>
-          <w:sz w:val="24"/>
-          <w:szCs w:val="24"/>
-        </w:rPr>
-      </w:pPr>
-      <w:r>
-        <w:rPr>
-          <w:rStyle w:val="s2"/>
-          <w:rFonts w:asciiTheme="minorHAnsi" w:hAnsiTheme="minorHAnsi"/>
+          <w:color w:val="000000" w:themeColor="text1"/>
+          <w:sz w:val="24"/>
+          <w:szCs w:val="24"/>
+        </w:rPr>
+      </w:pPr>
+      <w:r>
+        <w:rPr>
+          <w:rStyle w:val="s2"/>
+          <w:rFonts w:asciiTheme="minorHAnsi" w:hAnsiTheme="minorHAnsi"/>
+          <w:color w:val="000000" w:themeColor="text1"/>
           <w:sz w:val="24"/>
           <w:szCs w:val="24"/>
         </w:rPr>
@@ -7560,6 +8321,7 @@
           <w:rFonts w:asciiTheme="minorHAnsi" w:hAnsiTheme="minorHAnsi"/>
           <w:b/>
           <w:bCs/>
+          <w:color w:val="000000" w:themeColor="text1"/>
           <w:sz w:val="24"/>
           <w:szCs w:val="24"/>
         </w:rPr>
@@ -7568,6 +8330,7 @@
       <w:r>
         <w:rPr>
           <w:rFonts w:asciiTheme="minorHAnsi" w:hAnsiTheme="minorHAnsi"/>
+          <w:color w:val="000000" w:themeColor="text1"/>
           <w:sz w:val="24"/>
           <w:szCs w:val="24"/>
         </w:rPr>
@@ -7576,14 +8339,16 @@
       <w:r>
         <w:rPr>
           <w:rFonts w:asciiTheme="minorHAnsi" w:hAnsiTheme="minorHAnsi"/>
-          <w:sz w:val="24"/>
-          <w:szCs w:val="24"/>
-        </w:rPr>
-        <w:t xml:space="preserve"> </w:t>
-      </w:r>
-      <w:r>
-        <w:rPr>
-          <w:rFonts w:asciiTheme="minorHAnsi" w:hAnsiTheme="minorHAnsi"/>
+          <w:color w:val="000000" w:themeColor="text1"/>
+          <w:sz w:val="24"/>
+          <w:szCs w:val="24"/>
+        </w:rPr>
+        <w:t xml:space="preserve"> </w:t>
+      </w:r>
+      <w:r>
+        <w:rPr>
+          <w:rFonts w:asciiTheme="minorHAnsi" w:hAnsiTheme="minorHAnsi"/>
+          <w:color w:val="000000" w:themeColor="text1"/>
           <w:sz w:val="24"/>
           <w:szCs w:val="24"/>
         </w:rPr>
@@ -7596,6 +8361,7 @@
         <w:rPr>
           <w:b/>
           <w:bCs/>
+          <w:color w:val="000000" w:themeColor="text1"/>
           <w:sz w:val="28"/>
           <w:szCs w:val="28"/>
         </w:rPr>
